--- a/НТиТИ/Курсовой - 30304125.docx
+++ b/НТиТИ/Курсовой - 30304125.docx
@@ -233,6 +233,7 @@
     <w:p>
       <w:pPr>
         <w:numPr>
+          <w:ilvl w:val="0"/>
           <w:numId w:val="0"/>
         </w:numPr>
         <w:spacing w:line="360" w:lineRule="auto"/>
@@ -276,6 +277,7 @@
     <w:p>
       <w:pPr>
         <w:numPr>
+          <w:ilvl w:val="0"/>
           <w:numId w:val="0"/>
         </w:numPr>
         <w:spacing w:line="360" w:lineRule="auto"/>
@@ -301,6 +303,7 @@
     <w:p>
       <w:pPr>
         <w:numPr>
+          <w:ilvl w:val="0"/>
           <w:numId w:val="0"/>
         </w:numPr>
         <w:spacing w:line="360" w:lineRule="auto"/>
@@ -326,6 +329,7 @@
     <w:p>
       <w:pPr>
         <w:numPr>
+          <w:ilvl w:val="0"/>
           <w:numId w:val="0"/>
         </w:numPr>
         <w:spacing w:line="360" w:lineRule="auto"/>
@@ -342,6 +346,7 @@
     <w:p>
       <w:pPr>
         <w:numPr>
+          <w:ilvl w:val="0"/>
           <w:numId w:val="0"/>
         </w:numPr>
         <w:spacing w:line="360" w:lineRule="auto"/>
@@ -358,6 +363,7 @@
     <w:p>
       <w:pPr>
         <w:numPr>
+          <w:ilvl w:val="0"/>
           <w:numId w:val="0"/>
         </w:numPr>
         <w:spacing w:line="360" w:lineRule="auto"/>
@@ -374,6 +380,7 @@
     <w:p>
       <w:pPr>
         <w:numPr>
+          <w:ilvl w:val="0"/>
           <w:numId w:val="0"/>
         </w:numPr>
         <w:spacing w:line="360" w:lineRule="auto"/>
@@ -390,6 +397,7 @@
     <w:p>
       <w:pPr>
         <w:numPr>
+          <w:ilvl w:val="0"/>
           <w:numId w:val="0"/>
         </w:numPr>
         <w:spacing w:line="360" w:lineRule="auto"/>
@@ -406,6 +414,7 @@
     <w:p>
       <w:pPr>
         <w:numPr>
+          <w:ilvl w:val="0"/>
           <w:numId w:val="0"/>
         </w:numPr>
         <w:spacing w:line="360" w:lineRule="auto"/>
@@ -422,6 +431,7 @@
     <w:p>
       <w:pPr>
         <w:numPr>
+          <w:ilvl w:val="0"/>
           <w:numId w:val="0"/>
         </w:numPr>
         <w:spacing w:line="360" w:lineRule="auto"/>
@@ -438,6 +448,7 @@
     <w:p>
       <w:pPr>
         <w:numPr>
+          <w:ilvl w:val="0"/>
           <w:numId w:val="0"/>
         </w:numPr>
         <w:spacing w:line="360" w:lineRule="auto"/>
@@ -454,6 +465,7 @@
     <w:p>
       <w:pPr>
         <w:numPr>
+          <w:ilvl w:val="0"/>
           <w:numId w:val="0"/>
         </w:numPr>
         <w:spacing w:line="360" w:lineRule="auto"/>
@@ -470,6 +482,7 @@
     <w:p>
       <w:pPr>
         <w:numPr>
+          <w:ilvl w:val="0"/>
           <w:numId w:val="0"/>
         </w:numPr>
         <w:spacing w:line="360" w:lineRule="auto"/>
@@ -486,6 +499,7 @@
     <w:p>
       <w:pPr>
         <w:numPr>
+          <w:ilvl w:val="0"/>
           <w:numId w:val="0"/>
         </w:numPr>
         <w:spacing w:line="360" w:lineRule="auto"/>
@@ -502,6 +516,7 @@
     <w:p>
       <w:pPr>
         <w:numPr>
+          <w:ilvl w:val="0"/>
           <w:numId w:val="0"/>
         </w:numPr>
         <w:spacing w:line="360" w:lineRule="auto"/>
@@ -518,6 +533,7 @@
     <w:p>
       <w:pPr>
         <w:numPr>
+          <w:ilvl w:val="0"/>
           <w:numId w:val="0"/>
         </w:numPr>
         <w:spacing w:line="360" w:lineRule="auto"/>
@@ -547,6 +563,7 @@
     <w:p>
       <w:pPr>
         <w:numPr>
+          <w:ilvl w:val="0"/>
           <w:numId w:val="0"/>
         </w:numPr>
         <w:spacing w:line="360" w:lineRule="auto"/>
@@ -564,14 +581,25 @@
       <w:pPr>
         <w:keepNext w:val="0"/>
         <w:keepLines w:val="0"/>
+        <w:pageBreakBefore w:val="0"/>
         <w:widowControl/>
         <w:suppressLineNumbers w:val="0"/>
         <w:pBdr>
           <w:bottom w:val="none" w:color="E6E8F0" w:sz="0" w:space="0"/>
         </w:pBdr>
-        <w:spacing w:before="180" w:beforeAutospacing="0" w:after="240" w:afterAutospacing="0" w:line="360" w:lineRule="auto"/>
-        <w:ind w:left="0" w:right="0" w:firstLine="708" w:firstLineChars="0"/>
+        <w:kinsoku/>
+        <w:wordWrap/>
+        <w:overflowPunct/>
+        <w:topLinePunct w:val="0"/>
+        <w:autoSpaceDE/>
+        <w:autoSpaceDN/>
+        <w:bidi w:val="0"/>
+        <w:adjustRightInd/>
+        <w:snapToGrid/>
+        <w:spacing w:beforeAutospacing="0" w:afterAutospacing="0" w:line="360" w:lineRule="auto"/>
+        <w:ind w:left="0" w:right="0" w:firstLine="709" w:firstLineChars="0"/>
         <w:jc w:val="both"/>
+        <w:textAlignment w:val="auto"/>
         <w:rPr>
           <w:rFonts w:hint="default" w:ascii="Times New Roman" w:hAnsi="Times New Roman" w:eastAsia="Arial" w:cs="Times New Roman"/>
           <w:sz w:val="28"/>
@@ -595,14 +623,25 @@
       <w:pPr>
         <w:keepNext w:val="0"/>
         <w:keepLines w:val="0"/>
+        <w:pageBreakBefore w:val="0"/>
         <w:widowControl/>
         <w:suppressLineNumbers w:val="0"/>
         <w:pBdr>
           <w:bottom w:val="none" w:color="E6E8F0" w:sz="0" w:space="0"/>
         </w:pBdr>
-        <w:spacing w:before="180" w:beforeAutospacing="0" w:after="240" w:afterAutospacing="0" w:line="360" w:lineRule="auto"/>
-        <w:ind w:left="0" w:right="0" w:firstLine="708" w:firstLineChars="0"/>
+        <w:kinsoku/>
+        <w:wordWrap/>
+        <w:overflowPunct/>
+        <w:topLinePunct w:val="0"/>
+        <w:autoSpaceDE/>
+        <w:autoSpaceDN/>
+        <w:bidi w:val="0"/>
+        <w:adjustRightInd/>
+        <w:snapToGrid/>
+        <w:spacing w:beforeAutospacing="0" w:afterAutospacing="0" w:line="360" w:lineRule="auto"/>
+        <w:ind w:left="0" w:right="0" w:firstLine="709" w:firstLineChars="0"/>
         <w:jc w:val="both"/>
+        <w:textAlignment w:val="auto"/>
         <w:rPr>
           <w:rFonts w:hint="default" w:ascii="Times New Roman" w:hAnsi="Times New Roman" w:eastAsia="Arial" w:cs="Times New Roman"/>
           <w:sz w:val="28"/>
@@ -626,14 +665,25 @@
       <w:pPr>
         <w:keepNext w:val="0"/>
         <w:keepLines w:val="0"/>
+        <w:pageBreakBefore w:val="0"/>
         <w:widowControl/>
         <w:suppressLineNumbers w:val="0"/>
         <w:pBdr>
           <w:bottom w:val="none" w:color="E6E8F0" w:sz="0" w:space="0"/>
         </w:pBdr>
-        <w:spacing w:before="180" w:beforeAutospacing="0" w:after="240" w:afterAutospacing="0" w:line="360" w:lineRule="auto"/>
-        <w:ind w:left="0" w:right="0" w:firstLine="708" w:firstLineChars="0"/>
+        <w:kinsoku/>
+        <w:wordWrap/>
+        <w:overflowPunct/>
+        <w:topLinePunct w:val="0"/>
+        <w:autoSpaceDE/>
+        <w:autoSpaceDN/>
+        <w:bidi w:val="0"/>
+        <w:adjustRightInd/>
+        <w:snapToGrid/>
+        <w:spacing w:beforeAutospacing="0" w:afterAutospacing="0" w:line="360" w:lineRule="auto"/>
+        <w:ind w:left="0" w:right="0" w:firstLine="709" w:firstLineChars="0"/>
         <w:jc w:val="both"/>
+        <w:textAlignment w:val="auto"/>
         <w:rPr>
           <w:rFonts w:hint="default" w:ascii="Times New Roman" w:hAnsi="Times New Roman" w:eastAsia="Arial" w:cs="Times New Roman"/>
           <w:kern w:val="0"/>
@@ -1119,6 +1169,7 @@
     <w:p>
       <w:pPr>
         <w:numPr>
+          <w:ilvl w:val="0"/>
           <w:numId w:val="0"/>
         </w:numPr>
         <w:spacing w:line="360" w:lineRule="auto"/>
@@ -1385,20 +1436,7 @@
           <w:u w:val="none"/>
           <w:lang w:val="en-US" w:eastAsia="zh-CN" w:bidi="ar"/>
         </w:rPr>
-        <w:t>8 обладают достаточной точностью и используются в точных механизмах для соединений, где требуется свободное перемещение даже при наличии температурных деформаций или небольших перекосов. Эти посадки о</w:t>
-      </w:r>
-      <w:bookmarkStart w:id="0" w:name="_GoBack"/>
-      <w:bookmarkEnd w:id="0"/>
-      <w:r>
-        <w:rPr>
-          <w:rFonts w:hint="default" w:ascii="Times New Roman" w:hAnsi="Times New Roman" w:eastAsia="Arial" w:cs="Times New Roman"/>
-          <w:kern w:val="0"/>
-          <w:sz w:val="28"/>
-          <w:szCs w:val="28"/>
-          <w:u w:val="none"/>
-          <w:lang w:val="en-US" w:eastAsia="zh-CN" w:bidi="ar"/>
-        </w:rPr>
-        <w:t xml:space="preserve">тносят к разряду «подвижных», они обеспечивают </w:t>
+        <w:t xml:space="preserve">8 обладают достаточной точностью и используются в точных механизмах для соединений, где требуется свободное перемещение даже при наличии температурных деформаций или небольших перекосов. Эти посадки относят к разряду «подвижных», они обеспечивают </w:t>
       </w:r>
       <w:r>
         <w:rPr>
@@ -1779,6 +1817,42 @@
         <w:adjustRightInd/>
         <w:snapToGrid/>
         <w:spacing w:before="0" w:beforeAutospacing="0" w:after="0" w:afterAutospacing="0" w:line="360" w:lineRule="auto"/>
+        <w:ind w:left="0" w:right="0" w:firstLine="709" w:firstLineChars="0"/>
+        <w:jc w:val="both"/>
+        <w:textAlignment w:val="auto"/>
+        <w:rPr>
+          <w:rStyle w:val="6"/>
+          <w:rFonts w:hint="default" w:ascii="Times New Roman" w:hAnsi="Times New Roman" w:eastAsia="Arial" w:cs="Times New Roman"/>
+          <w:b w:val="0"/>
+          <w:bCs w:val="0"/>
+          <w:kern w:val="0"/>
+          <w:sz w:val="28"/>
+          <w:szCs w:val="28"/>
+          <w:u w:val="none"/>
+          <w:lang w:val="ru-RU" w:eastAsia="zh-CN" w:bidi="ar"/>
+        </w:rPr>
+      </w:pPr>
+    </w:p>
+    <w:p>
+      <w:pPr>
+        <w:keepNext w:val="0"/>
+        <w:keepLines w:val="0"/>
+        <w:pageBreakBefore w:val="0"/>
+        <w:widowControl/>
+        <w:suppressLineNumbers w:val="0"/>
+        <w:pBdr>
+          <w:bottom w:val="none" w:color="E6E8F0" w:sz="0" w:space="0"/>
+        </w:pBdr>
+        <w:kinsoku/>
+        <w:wordWrap/>
+        <w:overflowPunct/>
+        <w:topLinePunct w:val="0"/>
+        <w:autoSpaceDE/>
+        <w:autoSpaceDN/>
+        <w:bidi w:val="0"/>
+        <w:adjustRightInd/>
+        <w:snapToGrid/>
+        <w:spacing w:before="0" w:beforeAutospacing="0" w:after="0" w:afterAutospacing="0" w:line="360" w:lineRule="auto"/>
         <w:ind w:right="0"/>
         <w:jc w:val="center"/>
         <w:textAlignment w:val="auto"/>
@@ -1838,6 +1912,42 @@
         </w:rPr>
         <w:t>мкм.</w:t>
       </w:r>
+    </w:p>
+    <w:p>
+      <w:pPr>
+        <w:keepNext w:val="0"/>
+        <w:keepLines w:val="0"/>
+        <w:pageBreakBefore w:val="0"/>
+        <w:widowControl/>
+        <w:suppressLineNumbers w:val="0"/>
+        <w:pBdr>
+          <w:bottom w:val="none" w:color="E6E8F0" w:sz="0" w:space="0"/>
+        </w:pBdr>
+        <w:kinsoku/>
+        <w:wordWrap/>
+        <w:overflowPunct/>
+        <w:topLinePunct w:val="0"/>
+        <w:autoSpaceDE/>
+        <w:autoSpaceDN/>
+        <w:bidi w:val="0"/>
+        <w:adjustRightInd/>
+        <w:snapToGrid/>
+        <w:spacing w:before="0" w:beforeAutospacing="0" w:after="0" w:afterAutospacing="0" w:line="360" w:lineRule="auto"/>
+        <w:ind w:right="0"/>
+        <w:jc w:val="center"/>
+        <w:textAlignment w:val="auto"/>
+        <w:rPr>
+          <w:rStyle w:val="6"/>
+          <w:rFonts w:hint="default" w:ascii="Times New Roman" w:hAnsi="Times New Roman" w:eastAsia="Arial" w:cs="Times New Roman"/>
+          <w:b w:val="0"/>
+          <w:bCs w:val="0"/>
+          <w:kern w:val="0"/>
+          <w:sz w:val="28"/>
+          <w:szCs w:val="28"/>
+          <w:u w:val="none"/>
+          <w:lang w:val="ru-RU" w:eastAsia="zh-CN" w:bidi="ar"/>
+        </w:rPr>
+      </w:pPr>
     </w:p>
     <w:p>
       <w:pPr>
@@ -1864,6 +1974,563 @@
         <w:textAlignment w:val="auto"/>
         <w:rPr>
           <w:rStyle w:val="6"/>
+          <w:rFonts w:hint="default" w:eastAsia="Arial" w:cs="Times New Roman"/>
+          <w:b w:val="0"/>
+          <w:bCs w:val="0"/>
+          <w:kern w:val="0"/>
+          <w:sz w:val="28"/>
+          <w:szCs w:val="28"/>
+          <w:u w:val="none"/>
+          <w:lang w:val="en-US" w:eastAsia="zh-CN" w:bidi="ar"/>
+        </w:rPr>
+      </w:pPr>
+      <w:r>
+        <w:rPr>
+          <w:rStyle w:val="6"/>
+          <w:rFonts w:hint="default" w:eastAsia="Arial" w:cs="Times New Roman"/>
+          <w:b w:val="0"/>
+          <w:bCs w:val="0"/>
+          <w:kern w:val="0"/>
+          <w:sz w:val="28"/>
+          <w:szCs w:val="28"/>
+          <w:u w:val="none"/>
+          <w:lang w:val="ru-RU" w:eastAsia="zh-CN" w:bidi="ar"/>
+        </w:rPr>
+        <w:tab/>
+        <w:t>Предельные размеры отверстия</w:t>
+      </w:r>
+      <w:r>
+        <w:rPr>
+          <w:rStyle w:val="6"/>
+          <w:rFonts w:hint="default" w:eastAsia="Arial" w:cs="Times New Roman"/>
+          <w:b w:val="0"/>
+          <w:bCs w:val="0"/>
+          <w:kern w:val="0"/>
+          <w:sz w:val="28"/>
+          <w:szCs w:val="28"/>
+          <w:u w:val="none"/>
+          <w:lang w:val="en-US" w:eastAsia="zh-CN" w:bidi="ar"/>
+        </w:rPr>
+        <w:t>:</w:t>
+      </w:r>
+    </w:p>
+    <w:p>
+      <w:pPr>
+        <w:keepNext w:val="0"/>
+        <w:keepLines w:val="0"/>
+        <w:pageBreakBefore w:val="0"/>
+        <w:widowControl/>
+        <w:suppressLineNumbers w:val="0"/>
+        <w:pBdr>
+          <w:bottom w:val="none" w:color="E6E8F0" w:sz="0" w:space="0"/>
+        </w:pBdr>
+        <w:kinsoku/>
+        <w:wordWrap/>
+        <w:overflowPunct/>
+        <w:topLinePunct w:val="0"/>
+        <w:autoSpaceDE/>
+        <w:autoSpaceDN/>
+        <w:bidi w:val="0"/>
+        <w:adjustRightInd/>
+        <w:snapToGrid/>
+        <w:spacing w:before="0" w:beforeAutospacing="0" w:after="0" w:afterAutospacing="0" w:line="360" w:lineRule="auto"/>
+        <w:ind w:right="0"/>
+        <w:jc w:val="both"/>
+        <w:textAlignment w:val="auto"/>
+        <w:rPr>
+          <w:rStyle w:val="6"/>
+          <w:rFonts w:hint="default" w:eastAsia="Arial" w:cs="Times New Roman"/>
+          <w:b w:val="0"/>
+          <w:bCs w:val="0"/>
+          <w:kern w:val="0"/>
+          <w:sz w:val="28"/>
+          <w:szCs w:val="28"/>
+          <w:u w:val="none"/>
+          <w:lang w:val="en-US" w:eastAsia="zh-CN" w:bidi="ar"/>
+        </w:rPr>
+      </w:pPr>
+    </w:p>
+    <w:p>
+      <w:pPr>
+        <w:keepNext w:val="0"/>
+        <w:keepLines w:val="0"/>
+        <w:pageBreakBefore w:val="0"/>
+        <w:widowControl/>
+        <w:suppressLineNumbers w:val="0"/>
+        <w:pBdr>
+          <w:bottom w:val="none" w:color="E6E8F0" w:sz="0" w:space="0"/>
+        </w:pBdr>
+        <w:kinsoku/>
+        <w:wordWrap/>
+        <w:overflowPunct/>
+        <w:topLinePunct w:val="0"/>
+        <w:autoSpaceDE/>
+        <w:autoSpaceDN/>
+        <w:bidi w:val="0"/>
+        <w:adjustRightInd/>
+        <w:snapToGrid/>
+        <w:spacing w:before="0" w:beforeAutospacing="0" w:after="0" w:afterAutospacing="0" w:line="360" w:lineRule="auto"/>
+        <w:ind w:right="0"/>
+        <w:jc w:val="center"/>
+        <w:textAlignment w:val="auto"/>
+        <w:rPr>
+          <w:rStyle w:val="6"/>
+          <w:rFonts w:hint="default" w:eastAsia="Arial" w:cs="Times New Roman"/>
+          <w:b w:val="0"/>
+          <w:bCs w:val="0"/>
+          <w:kern w:val="0"/>
+          <w:sz w:val="28"/>
+          <w:szCs w:val="28"/>
+          <w:u w:val="none"/>
+          <w:vertAlign w:val="baseline"/>
+          <w:lang w:val="en-US" w:eastAsia="zh-CN" w:bidi="ar"/>
+        </w:rPr>
+      </w:pPr>
+      <w:r>
+        <w:rPr>
+          <w:rStyle w:val="6"/>
+          <w:rFonts w:hint="default" w:eastAsia="Arial" w:cs="Times New Roman"/>
+          <w:b w:val="0"/>
+          <w:bCs w:val="0"/>
+          <w:i/>
+          <w:iCs/>
+          <w:kern w:val="0"/>
+          <w:sz w:val="28"/>
+          <w:szCs w:val="28"/>
+          <w:u w:val="none"/>
+          <w:lang w:val="en-US" w:eastAsia="zh-CN" w:bidi="ar"/>
+        </w:rPr>
+        <w:t>D</w:t>
+      </w:r>
+      <w:r>
+        <w:rPr>
+          <w:rStyle w:val="6"/>
+          <w:rFonts w:hint="default" w:eastAsia="Arial" w:cs="Times New Roman"/>
+          <w:b w:val="0"/>
+          <w:bCs w:val="0"/>
+          <w:i/>
+          <w:iCs/>
+          <w:kern w:val="0"/>
+          <w:sz w:val="28"/>
+          <w:szCs w:val="28"/>
+          <w:u w:val="none"/>
+          <w:vertAlign w:val="subscript"/>
+          <w:lang w:val="en-US" w:eastAsia="zh-CN" w:bidi="ar"/>
+        </w:rPr>
+        <w:t>min</w:t>
+      </w:r>
+      <w:r>
+        <w:rPr>
+          <w:rStyle w:val="6"/>
+          <w:rFonts w:hint="default" w:eastAsia="Arial" w:cs="Times New Roman"/>
+          <w:b w:val="0"/>
+          <w:bCs w:val="0"/>
+          <w:i/>
+          <w:iCs/>
+          <w:kern w:val="0"/>
+          <w:sz w:val="28"/>
+          <w:szCs w:val="28"/>
+          <w:u w:val="none"/>
+          <w:vertAlign w:val="baseline"/>
+          <w:lang w:val="en-US" w:eastAsia="zh-CN" w:bidi="ar"/>
+        </w:rPr>
+        <w:t xml:space="preserve"> = D</w:t>
+      </w:r>
+      <w:r>
+        <w:rPr>
+          <w:rStyle w:val="6"/>
+          <w:rFonts w:hint="default" w:eastAsia="Arial" w:cs="Times New Roman"/>
+          <w:b w:val="0"/>
+          <w:bCs w:val="0"/>
+          <w:i/>
+          <w:iCs/>
+          <w:kern w:val="0"/>
+          <w:sz w:val="28"/>
+          <w:szCs w:val="28"/>
+          <w:u w:val="none"/>
+          <w:vertAlign w:val="subscript"/>
+          <w:lang w:val="ru-RU" w:eastAsia="zh-CN" w:bidi="ar"/>
+        </w:rPr>
+        <w:t>0</w:t>
+      </w:r>
+      <w:r>
+        <w:rPr>
+          <w:rStyle w:val="6"/>
+          <w:rFonts w:hint="default" w:eastAsia="Arial" w:cs="Times New Roman"/>
+          <w:b w:val="0"/>
+          <w:bCs w:val="0"/>
+          <w:i/>
+          <w:iCs/>
+          <w:kern w:val="0"/>
+          <w:sz w:val="28"/>
+          <w:szCs w:val="28"/>
+          <w:u w:val="none"/>
+          <w:vertAlign w:val="baseline"/>
+          <w:lang w:val="en-US" w:eastAsia="zh-CN" w:bidi="ar"/>
+        </w:rPr>
+        <w:t xml:space="preserve"> + EI</w:t>
+      </w:r>
+      <w:r>
+        <w:rPr>
+          <w:rStyle w:val="6"/>
+          <w:rFonts w:hint="default" w:eastAsia="Arial" w:cs="Times New Roman"/>
+          <w:b w:val="0"/>
+          <w:bCs w:val="0"/>
+          <w:kern w:val="0"/>
+          <w:sz w:val="28"/>
+          <w:szCs w:val="28"/>
+          <w:u w:val="none"/>
+          <w:vertAlign w:val="baseline"/>
+          <w:lang w:val="en-US" w:eastAsia="zh-CN" w:bidi="ar"/>
+        </w:rPr>
+        <w:t xml:space="preserve"> =</w:t>
+      </w:r>
+      <w:r>
+        <w:rPr>
+          <w:rStyle w:val="6"/>
+          <w:rFonts w:hint="default" w:eastAsia="Arial" w:cs="Times New Roman"/>
+          <w:b w:val="0"/>
+          <w:bCs w:val="0"/>
+          <w:kern w:val="0"/>
+          <w:sz w:val="28"/>
+          <w:szCs w:val="28"/>
+          <w:u w:val="none"/>
+          <w:vertAlign w:val="baseline"/>
+          <w:lang w:val="ru-RU" w:eastAsia="zh-CN" w:bidi="ar"/>
+        </w:rPr>
+        <w:t xml:space="preserve"> 10,000 + 0 = 10,000</w:t>
+      </w:r>
+      <w:r>
+        <w:rPr>
+          <w:rStyle w:val="6"/>
+          <w:rFonts w:hint="default" w:eastAsia="Arial" w:cs="Times New Roman"/>
+          <w:b w:val="0"/>
+          <w:bCs w:val="0"/>
+          <w:kern w:val="0"/>
+          <w:sz w:val="28"/>
+          <w:szCs w:val="28"/>
+          <w:u w:val="none"/>
+          <w:vertAlign w:val="baseline"/>
+          <w:lang w:val="en-US" w:eastAsia="zh-CN" w:bidi="ar"/>
+        </w:rPr>
+        <w:t xml:space="preserve"> </w:t>
+      </w:r>
+      <w:r>
+        <w:rPr>
+          <w:rStyle w:val="6"/>
+          <w:rFonts w:hint="default" w:eastAsia="Arial" w:cs="Times New Roman"/>
+          <w:b w:val="0"/>
+          <w:bCs w:val="0"/>
+          <w:kern w:val="0"/>
+          <w:sz w:val="28"/>
+          <w:szCs w:val="28"/>
+          <w:u w:val="none"/>
+          <w:vertAlign w:val="baseline"/>
+          <w:lang w:val="ru-RU" w:eastAsia="zh-CN" w:bidi="ar"/>
+        </w:rPr>
+        <w:t>мм</w:t>
+      </w:r>
+      <w:r>
+        <w:rPr>
+          <w:rStyle w:val="6"/>
+          <w:rFonts w:hint="default" w:eastAsia="Arial" w:cs="Times New Roman"/>
+          <w:b w:val="0"/>
+          <w:bCs w:val="0"/>
+          <w:kern w:val="0"/>
+          <w:sz w:val="28"/>
+          <w:szCs w:val="28"/>
+          <w:u w:val="none"/>
+          <w:vertAlign w:val="baseline"/>
+          <w:lang w:val="en-US" w:eastAsia="zh-CN" w:bidi="ar"/>
+        </w:rPr>
+        <w:t>;</w:t>
+      </w:r>
+    </w:p>
+    <w:p>
+      <w:pPr>
+        <w:keepNext w:val="0"/>
+        <w:keepLines w:val="0"/>
+        <w:pageBreakBefore w:val="0"/>
+        <w:widowControl/>
+        <w:suppressLineNumbers w:val="0"/>
+        <w:pBdr>
+          <w:bottom w:val="none" w:color="E6E8F0" w:sz="0" w:space="0"/>
+        </w:pBdr>
+        <w:kinsoku/>
+        <w:wordWrap/>
+        <w:overflowPunct/>
+        <w:topLinePunct w:val="0"/>
+        <w:autoSpaceDE/>
+        <w:autoSpaceDN/>
+        <w:bidi w:val="0"/>
+        <w:adjustRightInd/>
+        <w:snapToGrid/>
+        <w:spacing w:before="0" w:beforeAutospacing="0" w:after="0" w:afterAutospacing="0" w:line="360" w:lineRule="auto"/>
+        <w:ind w:right="0"/>
+        <w:jc w:val="center"/>
+        <w:textAlignment w:val="auto"/>
+        <w:rPr>
+          <w:rStyle w:val="6"/>
+          <w:rFonts w:hint="default" w:eastAsia="Arial" w:cs="Times New Roman"/>
+          <w:b w:val="0"/>
+          <w:bCs w:val="0"/>
+          <w:kern w:val="0"/>
+          <w:sz w:val="28"/>
+          <w:szCs w:val="28"/>
+          <w:u w:val="none"/>
+          <w:vertAlign w:val="baseline"/>
+          <w:lang w:val="ru-RU" w:eastAsia="zh-CN" w:bidi="ar"/>
+        </w:rPr>
+      </w:pPr>
+      <w:r>
+        <w:rPr>
+          <w:rStyle w:val="6"/>
+          <w:rFonts w:hint="default" w:eastAsia="Arial" w:cs="Times New Roman"/>
+          <w:b w:val="0"/>
+          <w:bCs w:val="0"/>
+          <w:i/>
+          <w:iCs/>
+          <w:kern w:val="0"/>
+          <w:sz w:val="28"/>
+          <w:szCs w:val="28"/>
+          <w:u w:val="none"/>
+          <w:vertAlign w:val="baseline"/>
+          <w:lang w:val="en-US" w:eastAsia="zh-CN" w:bidi="ar"/>
+        </w:rPr>
+        <w:t>D</w:t>
+      </w:r>
+      <w:r>
+        <w:rPr>
+          <w:rStyle w:val="6"/>
+          <w:rFonts w:hint="default" w:eastAsia="Arial" w:cs="Times New Roman"/>
+          <w:b w:val="0"/>
+          <w:bCs w:val="0"/>
+          <w:i/>
+          <w:iCs/>
+          <w:kern w:val="0"/>
+          <w:sz w:val="28"/>
+          <w:szCs w:val="28"/>
+          <w:u w:val="none"/>
+          <w:vertAlign w:val="subscript"/>
+          <w:lang w:val="en-US" w:eastAsia="zh-CN" w:bidi="ar"/>
+        </w:rPr>
+        <w:t>max</w:t>
+      </w:r>
+      <w:r>
+        <w:rPr>
+          <w:rStyle w:val="6"/>
+          <w:rFonts w:hint="default" w:eastAsia="Arial" w:cs="Times New Roman"/>
+          <w:b w:val="0"/>
+          <w:bCs w:val="0"/>
+          <w:i/>
+          <w:iCs/>
+          <w:kern w:val="0"/>
+          <w:sz w:val="28"/>
+          <w:szCs w:val="28"/>
+          <w:u w:val="none"/>
+          <w:vertAlign w:val="baseline"/>
+          <w:lang w:val="en-US" w:eastAsia="zh-CN" w:bidi="ar"/>
+        </w:rPr>
+        <w:t xml:space="preserve"> = D</w:t>
+      </w:r>
+      <w:r>
+        <w:rPr>
+          <w:rStyle w:val="6"/>
+          <w:rFonts w:hint="default" w:eastAsia="Arial" w:cs="Times New Roman"/>
+          <w:b w:val="0"/>
+          <w:bCs w:val="0"/>
+          <w:i/>
+          <w:iCs/>
+          <w:kern w:val="0"/>
+          <w:sz w:val="28"/>
+          <w:szCs w:val="28"/>
+          <w:u w:val="none"/>
+          <w:vertAlign w:val="subscript"/>
+          <w:lang w:val="en-US" w:eastAsia="zh-CN" w:bidi="ar"/>
+        </w:rPr>
+        <w:t>0</w:t>
+      </w:r>
+      <w:r>
+        <w:rPr>
+          <w:rStyle w:val="6"/>
+          <w:rFonts w:hint="default" w:eastAsia="Arial" w:cs="Times New Roman"/>
+          <w:b w:val="0"/>
+          <w:bCs w:val="0"/>
+          <w:i/>
+          <w:iCs/>
+          <w:kern w:val="0"/>
+          <w:sz w:val="28"/>
+          <w:szCs w:val="28"/>
+          <w:u w:val="none"/>
+          <w:vertAlign w:val="baseline"/>
+          <w:lang w:val="en-US" w:eastAsia="zh-CN" w:bidi="ar"/>
+        </w:rPr>
+        <w:t xml:space="preserve"> + ES</w:t>
+      </w:r>
+      <w:r>
+        <w:rPr>
+          <w:rStyle w:val="6"/>
+          <w:rFonts w:hint="default" w:eastAsia="Arial" w:cs="Times New Roman"/>
+          <w:b w:val="0"/>
+          <w:bCs w:val="0"/>
+          <w:kern w:val="0"/>
+          <w:sz w:val="28"/>
+          <w:szCs w:val="28"/>
+          <w:u w:val="none"/>
+          <w:vertAlign w:val="baseline"/>
+          <w:lang w:val="en-US" w:eastAsia="zh-CN" w:bidi="ar"/>
+        </w:rPr>
+        <w:t xml:space="preserve"> =</w:t>
+      </w:r>
+      <w:r>
+        <w:rPr>
+          <w:rStyle w:val="6"/>
+          <w:rFonts w:hint="default" w:eastAsia="Arial" w:cs="Times New Roman"/>
+          <w:b w:val="0"/>
+          <w:bCs w:val="0"/>
+          <w:kern w:val="0"/>
+          <w:sz w:val="28"/>
+          <w:szCs w:val="28"/>
+          <w:u w:val="none"/>
+          <w:vertAlign w:val="baseline"/>
+          <w:lang w:val="ru-RU" w:eastAsia="zh-CN" w:bidi="ar"/>
+        </w:rPr>
+        <w:t xml:space="preserve"> 10,000 + 0,022 = 10,022</w:t>
+      </w:r>
+      <w:r>
+        <w:rPr>
+          <w:rStyle w:val="6"/>
+          <w:rFonts w:hint="default" w:eastAsia="Arial" w:cs="Times New Roman"/>
+          <w:b w:val="0"/>
+          <w:bCs w:val="0"/>
+          <w:kern w:val="0"/>
+          <w:sz w:val="28"/>
+          <w:szCs w:val="28"/>
+          <w:u w:val="none"/>
+          <w:vertAlign w:val="baseline"/>
+          <w:lang w:val="en-US" w:eastAsia="zh-CN" w:bidi="ar"/>
+        </w:rPr>
+        <w:t xml:space="preserve"> </w:t>
+      </w:r>
+      <w:r>
+        <w:rPr>
+          <w:rStyle w:val="6"/>
+          <w:rFonts w:hint="default" w:eastAsia="Arial" w:cs="Times New Roman"/>
+          <w:b w:val="0"/>
+          <w:bCs w:val="0"/>
+          <w:kern w:val="0"/>
+          <w:sz w:val="28"/>
+          <w:szCs w:val="28"/>
+          <w:u w:val="none"/>
+          <w:vertAlign w:val="baseline"/>
+          <w:lang w:val="ru-RU" w:eastAsia="zh-CN" w:bidi="ar"/>
+        </w:rPr>
+        <w:t>мм.</w:t>
+      </w:r>
+    </w:p>
+    <w:p>
+      <w:pPr>
+        <w:keepNext w:val="0"/>
+        <w:keepLines w:val="0"/>
+        <w:pageBreakBefore w:val="0"/>
+        <w:widowControl/>
+        <w:suppressLineNumbers w:val="0"/>
+        <w:pBdr>
+          <w:bottom w:val="none" w:color="E6E8F0" w:sz="0" w:space="0"/>
+        </w:pBdr>
+        <w:kinsoku/>
+        <w:wordWrap/>
+        <w:overflowPunct/>
+        <w:topLinePunct w:val="0"/>
+        <w:autoSpaceDE/>
+        <w:autoSpaceDN/>
+        <w:bidi w:val="0"/>
+        <w:adjustRightInd/>
+        <w:snapToGrid/>
+        <w:spacing w:before="0" w:beforeAutospacing="0" w:after="0" w:afterAutospacing="0" w:line="360" w:lineRule="auto"/>
+        <w:ind w:right="0"/>
+        <w:jc w:val="center"/>
+        <w:textAlignment w:val="auto"/>
+        <w:rPr>
+          <w:rStyle w:val="6"/>
+          <w:rFonts w:hint="default" w:eastAsia="Arial" w:cs="Times New Roman"/>
+          <w:b w:val="0"/>
+          <w:bCs w:val="0"/>
+          <w:kern w:val="0"/>
+          <w:sz w:val="28"/>
+          <w:szCs w:val="28"/>
+          <w:u w:val="none"/>
+          <w:vertAlign w:val="baseline"/>
+          <w:lang w:val="ru-RU" w:eastAsia="zh-CN" w:bidi="ar"/>
+        </w:rPr>
+      </w:pPr>
+    </w:p>
+    <w:p>
+      <w:pPr>
+        <w:keepNext w:val="0"/>
+        <w:keepLines w:val="0"/>
+        <w:pageBreakBefore w:val="0"/>
+        <w:widowControl/>
+        <w:suppressLineNumbers w:val="0"/>
+        <w:pBdr>
+          <w:bottom w:val="none" w:color="E6E8F0" w:sz="0" w:space="0"/>
+        </w:pBdr>
+        <w:kinsoku/>
+        <w:wordWrap/>
+        <w:overflowPunct/>
+        <w:topLinePunct w:val="0"/>
+        <w:autoSpaceDE/>
+        <w:autoSpaceDN/>
+        <w:bidi w:val="0"/>
+        <w:adjustRightInd/>
+        <w:snapToGrid/>
+        <w:spacing w:before="0" w:beforeAutospacing="0" w:after="0" w:afterAutospacing="0" w:line="360" w:lineRule="auto"/>
+        <w:ind w:right="0"/>
+        <w:jc w:val="both"/>
+        <w:textAlignment w:val="auto"/>
+        <w:rPr>
+          <w:rStyle w:val="6"/>
+          <w:rFonts w:hint="default" w:eastAsia="Arial" w:cs="Times New Roman"/>
+          <w:b w:val="0"/>
+          <w:bCs w:val="0"/>
+          <w:i/>
+          <w:iCs/>
+          <w:kern w:val="0"/>
+          <w:sz w:val="28"/>
+          <w:szCs w:val="28"/>
+          <w:u w:val="none"/>
+          <w:lang w:val="en-US" w:eastAsia="zh-CN" w:bidi="ar"/>
+        </w:rPr>
+      </w:pPr>
+      <w:r>
+        <w:rPr>
+          <w:rStyle w:val="6"/>
+          <w:rFonts w:hint="default" w:eastAsia="Arial" w:cs="Times New Roman"/>
+          <w:b w:val="0"/>
+          <w:bCs w:val="0"/>
+          <w:kern w:val="0"/>
+          <w:sz w:val="28"/>
+          <w:szCs w:val="28"/>
+          <w:u w:val="none"/>
+          <w:vertAlign w:val="baseline"/>
+          <w:lang w:val="ru-RU" w:eastAsia="zh-CN" w:bidi="ar"/>
+        </w:rPr>
+        <w:tab/>
+        <w:t xml:space="preserve">Рассчитываем предельные размеры вала </w:t>
+      </w:r>
+      <w:r>
+        <w:rPr>
+          <w:rFonts w:hint="default" w:ascii="Times New Roman" w:hAnsi="Times New Roman" w:cs="Times New Roman"/>
+          <w:i w:val="0"/>
+          <w:iCs w:val="0"/>
+          <w:sz w:val="28"/>
+          <w:szCs w:val="28"/>
+        </w:rPr>
+        <w:sym w:font="Symbol" w:char="F0C6"/>
+      </w:r>
+      <w:r>
+        <w:rPr>
+          <w:rStyle w:val="6"/>
           <w:rFonts w:hint="default" w:ascii="Times New Roman" w:hAnsi="Times New Roman" w:eastAsia="Arial" w:cs="Times New Roman"/>
           <w:b w:val="0"/>
           <w:bCs w:val="0"/>
@@ -1871,12 +2538,3167 @@
           <w:sz w:val="28"/>
           <w:szCs w:val="28"/>
           <w:u w:val="none"/>
+          <w:lang w:val="en-US" w:eastAsia="zh-CN" w:bidi="ar"/>
+        </w:rPr>
+        <w:t>10</w:t>
+      </w:r>
+      <w:r>
+        <w:rPr>
+          <w:rStyle w:val="6"/>
+          <w:rFonts w:hint="default" w:eastAsia="Arial" w:cs="Times New Roman"/>
+          <w:b w:val="0"/>
+          <w:bCs w:val="0"/>
+          <w:i/>
+          <w:iCs/>
+          <w:kern w:val="0"/>
+          <w:sz w:val="28"/>
+          <w:szCs w:val="28"/>
+          <w:u w:val="none"/>
+          <w:lang w:val="en-US" w:eastAsia="zh-CN" w:bidi="ar"/>
+        </w:rPr>
+        <w:t>d</w:t>
+      </w:r>
+      <w:r>
+        <w:rPr>
+          <w:rStyle w:val="6"/>
+          <w:rFonts w:hint="default" w:ascii="Times New Roman" w:hAnsi="Times New Roman" w:eastAsia="Arial" w:cs="Times New Roman"/>
+          <w:b w:val="0"/>
+          <w:bCs w:val="0"/>
+          <w:i/>
+          <w:iCs/>
+          <w:kern w:val="0"/>
+          <w:sz w:val="28"/>
+          <w:szCs w:val="28"/>
+          <w:u w:val="none"/>
+          <w:lang w:val="en-US" w:eastAsia="zh-CN" w:bidi="ar"/>
+        </w:rPr>
+        <w:t>8</w:t>
+      </w:r>
+      <w:r>
+        <w:rPr>
+          <w:rStyle w:val="6"/>
+          <w:rFonts w:hint="default" w:eastAsia="Arial" w:cs="Times New Roman"/>
+          <w:b w:val="0"/>
+          <w:bCs w:val="0"/>
+          <w:i/>
+          <w:iCs/>
+          <w:kern w:val="0"/>
+          <w:sz w:val="28"/>
+          <w:szCs w:val="28"/>
+          <w:u w:val="none"/>
+          <w:lang w:val="en-US" w:eastAsia="zh-CN" w:bidi="ar"/>
+        </w:rPr>
+        <w:t>.</w:t>
+      </w:r>
+    </w:p>
+    <w:p>
+      <w:pPr>
+        <w:keepNext w:val="0"/>
+        <w:keepLines w:val="0"/>
+        <w:pageBreakBefore w:val="0"/>
+        <w:widowControl/>
+        <w:suppressLineNumbers w:val="0"/>
+        <w:pBdr>
+          <w:bottom w:val="none" w:color="E6E8F0" w:sz="0" w:space="0"/>
+        </w:pBdr>
+        <w:kinsoku/>
+        <w:wordWrap/>
+        <w:overflowPunct/>
+        <w:topLinePunct w:val="0"/>
+        <w:autoSpaceDE/>
+        <w:autoSpaceDN/>
+        <w:bidi w:val="0"/>
+        <w:adjustRightInd/>
+        <w:snapToGrid/>
+        <w:spacing w:before="0" w:beforeAutospacing="0" w:after="0" w:afterAutospacing="0" w:line="360" w:lineRule="auto"/>
+        <w:ind w:right="0"/>
+        <w:jc w:val="both"/>
+        <w:textAlignment w:val="auto"/>
+        <w:rPr>
+          <w:rStyle w:val="6"/>
+          <w:rFonts w:hint="default" w:eastAsia="Arial" w:cs="Times New Roman"/>
+          <w:b w:val="0"/>
+          <w:bCs w:val="0"/>
+          <w:i w:val="0"/>
+          <w:iCs w:val="0"/>
+          <w:kern w:val="0"/>
+          <w:sz w:val="28"/>
+          <w:szCs w:val="28"/>
+          <w:u w:val="none"/>
           <w:lang w:val="ru-RU" w:eastAsia="zh-CN" w:bidi="ar"/>
         </w:rPr>
       </w:pPr>
       <w:r>
         <w:rPr>
           <w:rStyle w:val="6"/>
+          <w:rFonts w:hint="default" w:eastAsia="Arial" w:cs="Times New Roman"/>
+          <w:b w:val="0"/>
+          <w:bCs w:val="0"/>
+          <w:i/>
+          <w:iCs/>
+          <w:kern w:val="0"/>
+          <w:sz w:val="28"/>
+          <w:szCs w:val="28"/>
+          <w:u w:val="none"/>
+          <w:lang w:val="en-US" w:eastAsia="zh-CN" w:bidi="ar"/>
+        </w:rPr>
+        <w:tab/>
+      </w:r>
+      <w:r>
+        <w:rPr>
+          <w:rStyle w:val="6"/>
+          <w:rFonts w:hint="default" w:eastAsia="Arial" w:cs="Times New Roman"/>
+          <w:b w:val="0"/>
+          <w:bCs w:val="0"/>
+          <w:i w:val="0"/>
+          <w:iCs w:val="0"/>
+          <w:kern w:val="0"/>
+          <w:sz w:val="28"/>
+          <w:szCs w:val="28"/>
+          <w:u w:val="none"/>
+          <w:lang w:val="ru-RU" w:eastAsia="zh-CN" w:bidi="ar"/>
+        </w:rPr>
+        <w:t>По ГОСТ 25346</w:t>
+      </w:r>
+      <w:r>
+        <w:rPr>
+          <w:rStyle w:val="6"/>
+          <w:rFonts w:hint="default" w:eastAsia="Arial" w:cs="Times New Roman"/>
+          <w:b w:val="0"/>
+          <w:bCs w:val="0"/>
+          <w:i w:val="0"/>
+          <w:iCs w:val="0"/>
+          <w:kern w:val="0"/>
+          <w:sz w:val="28"/>
+          <w:szCs w:val="28"/>
+          <w:u w:val="none"/>
+          <w:lang w:val="en-US" w:eastAsia="zh-CN" w:bidi="ar"/>
+        </w:rPr>
+        <w:t>-89</w:t>
+      </w:r>
+      <w:r>
+        <w:rPr>
+          <w:rStyle w:val="6"/>
+          <w:rFonts w:hint="default" w:eastAsia="Arial" w:cs="Times New Roman"/>
+          <w:b w:val="0"/>
+          <w:bCs w:val="0"/>
+          <w:i w:val="0"/>
+          <w:iCs w:val="0"/>
+          <w:kern w:val="0"/>
+          <w:sz w:val="28"/>
+          <w:szCs w:val="28"/>
+          <w:u w:val="none"/>
+          <w:lang w:val="ru-RU" w:eastAsia="zh-CN" w:bidi="ar"/>
+        </w:rPr>
+        <w:t xml:space="preserve"> определяем значения допуска </w:t>
+      </w:r>
+      <w:r>
+        <w:rPr>
+          <w:rStyle w:val="6"/>
+          <w:rFonts w:hint="default" w:eastAsia="Arial" w:cs="Times New Roman"/>
+          <w:b w:val="0"/>
+          <w:bCs w:val="0"/>
+          <w:i/>
+          <w:iCs/>
+          <w:kern w:val="0"/>
+          <w:sz w:val="28"/>
+          <w:szCs w:val="28"/>
+          <w:u w:val="none"/>
+          <w:lang w:val="en-US" w:eastAsia="zh-CN" w:bidi="ar"/>
+        </w:rPr>
+        <w:t>IT8</w:t>
+      </w:r>
+      <w:r>
+        <w:rPr>
+          <w:rStyle w:val="6"/>
+          <w:rFonts w:hint="default" w:eastAsia="Arial" w:cs="Times New Roman"/>
+          <w:b w:val="0"/>
+          <w:bCs w:val="0"/>
+          <w:i w:val="0"/>
+          <w:iCs w:val="0"/>
+          <w:kern w:val="0"/>
+          <w:sz w:val="28"/>
+          <w:szCs w:val="28"/>
+          <w:u w:val="none"/>
+          <w:lang w:val="en-US" w:eastAsia="zh-CN" w:bidi="ar"/>
+        </w:rPr>
+        <w:t xml:space="preserve"> = </w:t>
+      </w:r>
+      <w:r>
+        <w:rPr>
+          <w:rStyle w:val="6"/>
+          <w:rFonts w:hint="default" w:eastAsia="Arial" w:cs="Times New Roman"/>
+          <w:b w:val="0"/>
+          <w:bCs w:val="0"/>
+          <w:i w:val="0"/>
+          <w:iCs w:val="0"/>
+          <w:kern w:val="0"/>
+          <w:sz w:val="28"/>
+          <w:szCs w:val="28"/>
+          <w:u w:val="none"/>
+          <w:lang w:val="ru-RU" w:eastAsia="zh-CN" w:bidi="ar"/>
+        </w:rPr>
+        <w:t xml:space="preserve">22 мкм и основного (верхнего) отклонения </w:t>
+      </w:r>
+      <w:r>
+        <w:rPr>
+          <w:rStyle w:val="6"/>
+          <w:rFonts w:hint="default" w:eastAsia="Arial" w:cs="Times New Roman"/>
+          <w:b w:val="0"/>
+          <w:bCs w:val="0"/>
+          <w:i/>
+          <w:iCs/>
+          <w:kern w:val="0"/>
+          <w:sz w:val="28"/>
+          <w:szCs w:val="28"/>
+          <w:u w:val="none"/>
+          <w:lang w:val="en-US" w:eastAsia="zh-CN" w:bidi="ar"/>
+        </w:rPr>
+        <w:t>es</w:t>
+      </w:r>
+      <w:r>
+        <w:rPr>
+          <w:rStyle w:val="6"/>
+          <w:rFonts w:hint="default" w:eastAsia="Arial" w:cs="Times New Roman"/>
+          <w:b w:val="0"/>
+          <w:bCs w:val="0"/>
+          <w:i w:val="0"/>
+          <w:iCs w:val="0"/>
+          <w:kern w:val="0"/>
+          <w:sz w:val="28"/>
+          <w:szCs w:val="28"/>
+          <w:u w:val="none"/>
+          <w:lang w:val="en-US" w:eastAsia="zh-CN" w:bidi="ar"/>
+        </w:rPr>
+        <w:t xml:space="preserve"> = -25 </w:t>
+      </w:r>
+      <w:r>
+        <w:rPr>
+          <w:rStyle w:val="6"/>
+          <w:rFonts w:hint="default" w:eastAsia="Arial" w:cs="Times New Roman"/>
+          <w:b w:val="0"/>
+          <w:bCs w:val="0"/>
+          <w:i w:val="0"/>
+          <w:iCs w:val="0"/>
+          <w:kern w:val="0"/>
+          <w:sz w:val="28"/>
+          <w:szCs w:val="28"/>
+          <w:u w:val="none"/>
+          <w:lang w:val="ru-RU" w:eastAsia="zh-CN" w:bidi="ar"/>
+        </w:rPr>
+        <w:t>мкм.</w:t>
+      </w:r>
+    </w:p>
+    <w:p>
+      <w:pPr>
+        <w:keepNext w:val="0"/>
+        <w:keepLines w:val="0"/>
+        <w:pageBreakBefore w:val="0"/>
+        <w:widowControl/>
+        <w:suppressLineNumbers w:val="0"/>
+        <w:pBdr>
+          <w:bottom w:val="none" w:color="E6E8F0" w:sz="0" w:space="0"/>
+        </w:pBdr>
+        <w:kinsoku/>
+        <w:wordWrap/>
+        <w:overflowPunct/>
+        <w:topLinePunct w:val="0"/>
+        <w:autoSpaceDE/>
+        <w:autoSpaceDN/>
+        <w:bidi w:val="0"/>
+        <w:adjustRightInd/>
+        <w:snapToGrid/>
+        <w:spacing w:before="0" w:beforeAutospacing="0" w:after="0" w:afterAutospacing="0" w:line="360" w:lineRule="auto"/>
+        <w:ind w:right="0"/>
+        <w:jc w:val="both"/>
+        <w:textAlignment w:val="auto"/>
+        <w:rPr>
+          <w:rStyle w:val="6"/>
+          <w:rFonts w:hint="default" w:eastAsia="Arial" w:cs="Times New Roman"/>
+          <w:b w:val="0"/>
+          <w:bCs w:val="0"/>
+          <w:i w:val="0"/>
+          <w:iCs w:val="0"/>
+          <w:kern w:val="0"/>
+          <w:sz w:val="28"/>
+          <w:szCs w:val="28"/>
+          <w:u w:val="none"/>
+          <w:lang w:val="ru-RU" w:eastAsia="zh-CN" w:bidi="ar"/>
+        </w:rPr>
+      </w:pPr>
+      <w:r>
+        <w:rPr>
+          <w:rStyle w:val="6"/>
+          <w:rFonts w:hint="default" w:eastAsia="Arial" w:cs="Times New Roman"/>
+          <w:b w:val="0"/>
+          <w:bCs w:val="0"/>
+          <w:i w:val="0"/>
+          <w:iCs w:val="0"/>
+          <w:kern w:val="0"/>
+          <w:sz w:val="28"/>
+          <w:szCs w:val="28"/>
+          <w:u w:val="none"/>
+          <w:lang w:val="en-US" w:eastAsia="zh-CN" w:bidi="ar"/>
+        </w:rPr>
+        <w:tab/>
+      </w:r>
+      <w:r>
+        <w:rPr>
+          <w:rStyle w:val="6"/>
+          <w:rFonts w:hint="default" w:eastAsia="Arial" w:cs="Times New Roman"/>
+          <w:b w:val="0"/>
+          <w:bCs w:val="0"/>
+          <w:i w:val="0"/>
+          <w:iCs w:val="0"/>
+          <w:kern w:val="0"/>
+          <w:sz w:val="28"/>
+          <w:szCs w:val="28"/>
+          <w:u w:val="none"/>
+          <w:lang w:val="ru-RU" w:eastAsia="zh-CN" w:bidi="ar"/>
+        </w:rPr>
+        <w:t>Нижнее отклонение будет равно</w:t>
+      </w:r>
+    </w:p>
+    <w:p>
+      <w:pPr>
+        <w:keepNext w:val="0"/>
+        <w:keepLines w:val="0"/>
+        <w:pageBreakBefore w:val="0"/>
+        <w:widowControl/>
+        <w:suppressLineNumbers w:val="0"/>
+        <w:pBdr>
+          <w:bottom w:val="none" w:color="E6E8F0" w:sz="0" w:space="0"/>
+        </w:pBdr>
+        <w:kinsoku/>
+        <w:wordWrap/>
+        <w:overflowPunct/>
+        <w:topLinePunct w:val="0"/>
+        <w:autoSpaceDE/>
+        <w:autoSpaceDN/>
+        <w:bidi w:val="0"/>
+        <w:adjustRightInd/>
+        <w:snapToGrid/>
+        <w:spacing w:before="0" w:beforeAutospacing="0" w:after="0" w:afterAutospacing="0" w:line="360" w:lineRule="auto"/>
+        <w:ind w:right="0"/>
+        <w:jc w:val="both"/>
+        <w:textAlignment w:val="auto"/>
+        <w:rPr>
+          <w:rStyle w:val="6"/>
+          <w:rFonts w:hint="default" w:eastAsia="Arial" w:cs="Times New Roman"/>
+          <w:b w:val="0"/>
+          <w:bCs w:val="0"/>
+          <w:i w:val="0"/>
+          <w:iCs w:val="0"/>
+          <w:kern w:val="0"/>
+          <w:sz w:val="28"/>
+          <w:szCs w:val="28"/>
+          <w:u w:val="none"/>
+          <w:lang w:val="ru-RU" w:eastAsia="zh-CN" w:bidi="ar"/>
+        </w:rPr>
+      </w:pPr>
+    </w:p>
+    <w:p>
+      <w:pPr>
+        <w:keepNext w:val="0"/>
+        <w:keepLines w:val="0"/>
+        <w:pageBreakBefore w:val="0"/>
+        <w:widowControl/>
+        <w:suppressLineNumbers w:val="0"/>
+        <w:pBdr>
+          <w:bottom w:val="none" w:color="E6E8F0" w:sz="0" w:space="0"/>
+        </w:pBdr>
+        <w:kinsoku/>
+        <w:wordWrap/>
+        <w:overflowPunct/>
+        <w:topLinePunct w:val="0"/>
+        <w:autoSpaceDE/>
+        <w:autoSpaceDN/>
+        <w:bidi w:val="0"/>
+        <w:adjustRightInd/>
+        <w:snapToGrid/>
+        <w:spacing w:before="0" w:beforeAutospacing="0" w:after="0" w:afterAutospacing="0" w:line="360" w:lineRule="auto"/>
+        <w:ind w:right="0"/>
+        <w:jc w:val="center"/>
+        <w:textAlignment w:val="auto"/>
+        <w:rPr>
+          <w:rStyle w:val="6"/>
+          <w:rFonts w:hint="default" w:eastAsia="Arial" w:cs="Times New Roman"/>
+          <w:b w:val="0"/>
+          <w:bCs w:val="0"/>
+          <w:i w:val="0"/>
+          <w:iCs w:val="0"/>
+          <w:kern w:val="0"/>
+          <w:sz w:val="28"/>
+          <w:szCs w:val="28"/>
+          <w:u w:val="none"/>
+          <w:lang w:val="ru-RU" w:eastAsia="zh-CN" w:bidi="ar"/>
+        </w:rPr>
+      </w:pPr>
+      <w:r>
+        <w:rPr>
+          <w:rStyle w:val="6"/>
+          <w:rFonts w:hint="default" w:eastAsia="Arial" w:cs="Times New Roman"/>
+          <w:b w:val="0"/>
+          <w:bCs w:val="0"/>
+          <w:i/>
+          <w:iCs/>
+          <w:kern w:val="0"/>
+          <w:sz w:val="28"/>
+          <w:szCs w:val="28"/>
+          <w:u w:val="none"/>
+          <w:lang w:val="en-US" w:eastAsia="zh-CN" w:bidi="ar"/>
+        </w:rPr>
+        <w:t>ei = es - IT8</w:t>
+      </w:r>
+      <w:r>
+        <w:rPr>
+          <w:rStyle w:val="6"/>
+          <w:rFonts w:hint="default" w:eastAsia="Arial" w:cs="Times New Roman"/>
+          <w:b w:val="0"/>
+          <w:bCs w:val="0"/>
+          <w:i w:val="0"/>
+          <w:iCs w:val="0"/>
+          <w:kern w:val="0"/>
+          <w:sz w:val="28"/>
+          <w:szCs w:val="28"/>
+          <w:u w:val="none"/>
+          <w:lang w:val="en-US" w:eastAsia="zh-CN" w:bidi="ar"/>
+        </w:rPr>
+        <w:t xml:space="preserve"> = -25 - </w:t>
+      </w:r>
+      <w:r>
+        <w:rPr>
+          <w:rStyle w:val="6"/>
+          <w:rFonts w:hint="default" w:eastAsia="Arial" w:cs="Times New Roman"/>
+          <w:b w:val="0"/>
+          <w:bCs w:val="0"/>
+          <w:i w:val="0"/>
+          <w:iCs w:val="0"/>
+          <w:kern w:val="0"/>
+          <w:sz w:val="28"/>
+          <w:szCs w:val="28"/>
+          <w:u w:val="none"/>
+          <w:lang w:val="ru-RU" w:eastAsia="zh-CN" w:bidi="ar"/>
+        </w:rPr>
+        <w:t>22 = -47 мкм</w:t>
+      </w:r>
+    </w:p>
+    <w:p>
+      <w:pPr>
+        <w:keepNext w:val="0"/>
+        <w:keepLines w:val="0"/>
+        <w:pageBreakBefore w:val="0"/>
+        <w:widowControl/>
+        <w:suppressLineNumbers w:val="0"/>
+        <w:pBdr>
+          <w:bottom w:val="none" w:color="E6E8F0" w:sz="0" w:space="0"/>
+        </w:pBdr>
+        <w:kinsoku/>
+        <w:wordWrap/>
+        <w:overflowPunct/>
+        <w:topLinePunct w:val="0"/>
+        <w:autoSpaceDE/>
+        <w:autoSpaceDN/>
+        <w:bidi w:val="0"/>
+        <w:adjustRightInd/>
+        <w:snapToGrid/>
+        <w:spacing w:before="0" w:beforeAutospacing="0" w:after="0" w:afterAutospacing="0" w:line="360" w:lineRule="auto"/>
+        <w:ind w:right="0"/>
+        <w:jc w:val="center"/>
+        <w:textAlignment w:val="auto"/>
+        <w:rPr>
+          <w:rStyle w:val="6"/>
+          <w:rFonts w:hint="default" w:eastAsia="Arial" w:cs="Times New Roman"/>
+          <w:b w:val="0"/>
+          <w:bCs w:val="0"/>
+          <w:i w:val="0"/>
+          <w:iCs w:val="0"/>
+          <w:kern w:val="0"/>
+          <w:sz w:val="28"/>
+          <w:szCs w:val="28"/>
+          <w:u w:val="none"/>
+          <w:lang w:val="ru-RU" w:eastAsia="zh-CN" w:bidi="ar"/>
+        </w:rPr>
+      </w:pPr>
+    </w:p>
+    <w:p>
+      <w:pPr>
+        <w:keepNext w:val="0"/>
+        <w:keepLines w:val="0"/>
+        <w:pageBreakBefore w:val="0"/>
+        <w:widowControl/>
+        <w:suppressLineNumbers w:val="0"/>
+        <w:pBdr>
+          <w:bottom w:val="none" w:color="E6E8F0" w:sz="0" w:space="0"/>
+        </w:pBdr>
+        <w:kinsoku/>
+        <w:wordWrap/>
+        <w:overflowPunct/>
+        <w:topLinePunct w:val="0"/>
+        <w:autoSpaceDE/>
+        <w:autoSpaceDN/>
+        <w:bidi w:val="0"/>
+        <w:adjustRightInd/>
+        <w:snapToGrid/>
+        <w:spacing w:before="0" w:beforeAutospacing="0" w:after="0" w:afterAutospacing="0" w:line="360" w:lineRule="auto"/>
+        <w:ind w:right="0"/>
+        <w:jc w:val="both"/>
+        <w:textAlignment w:val="auto"/>
+        <w:rPr>
+          <w:rStyle w:val="6"/>
+          <w:rFonts w:hint="default" w:eastAsia="Arial" w:cs="Times New Roman"/>
+          <w:b w:val="0"/>
+          <w:bCs w:val="0"/>
+          <w:i w:val="0"/>
+          <w:iCs w:val="0"/>
+          <w:kern w:val="0"/>
+          <w:sz w:val="28"/>
+          <w:szCs w:val="28"/>
+          <w:u w:val="none"/>
+          <w:lang w:val="en-US" w:eastAsia="zh-CN" w:bidi="ar"/>
+        </w:rPr>
+      </w:pPr>
+      <w:r>
+        <w:rPr>
+          <w:rStyle w:val="6"/>
+          <w:rFonts w:hint="default" w:eastAsia="Arial" w:cs="Times New Roman"/>
+          <w:b w:val="0"/>
+          <w:bCs w:val="0"/>
+          <w:i w:val="0"/>
+          <w:iCs w:val="0"/>
+          <w:kern w:val="0"/>
+          <w:sz w:val="28"/>
+          <w:szCs w:val="28"/>
+          <w:u w:val="none"/>
+          <w:lang w:val="ru-RU" w:eastAsia="zh-CN" w:bidi="ar"/>
+        </w:rPr>
+        <w:tab/>
+        <w:t>Предельные размеры вала</w:t>
+      </w:r>
+      <w:r>
+        <w:rPr>
+          <w:rStyle w:val="6"/>
+          <w:rFonts w:hint="default" w:eastAsia="Arial" w:cs="Times New Roman"/>
+          <w:b w:val="0"/>
+          <w:bCs w:val="0"/>
+          <w:i w:val="0"/>
+          <w:iCs w:val="0"/>
+          <w:kern w:val="0"/>
+          <w:sz w:val="28"/>
+          <w:szCs w:val="28"/>
+          <w:u w:val="none"/>
+          <w:lang w:val="en-US" w:eastAsia="zh-CN" w:bidi="ar"/>
+        </w:rPr>
+        <w:t>:</w:t>
+      </w:r>
+    </w:p>
+    <w:p>
+      <w:pPr>
+        <w:keepNext w:val="0"/>
+        <w:keepLines w:val="0"/>
+        <w:pageBreakBefore w:val="0"/>
+        <w:widowControl/>
+        <w:suppressLineNumbers w:val="0"/>
+        <w:pBdr>
+          <w:bottom w:val="none" w:color="E6E8F0" w:sz="0" w:space="0"/>
+        </w:pBdr>
+        <w:kinsoku/>
+        <w:wordWrap/>
+        <w:overflowPunct/>
+        <w:topLinePunct w:val="0"/>
+        <w:autoSpaceDE/>
+        <w:autoSpaceDN/>
+        <w:bidi w:val="0"/>
+        <w:adjustRightInd/>
+        <w:snapToGrid/>
+        <w:spacing w:before="0" w:beforeAutospacing="0" w:after="0" w:afterAutospacing="0" w:line="360" w:lineRule="auto"/>
+        <w:ind w:right="0"/>
+        <w:jc w:val="both"/>
+        <w:textAlignment w:val="auto"/>
+        <w:rPr>
+          <w:rStyle w:val="6"/>
+          <w:rFonts w:hint="default" w:eastAsia="Arial" w:cs="Times New Roman"/>
+          <w:b w:val="0"/>
+          <w:bCs w:val="0"/>
+          <w:i w:val="0"/>
+          <w:iCs w:val="0"/>
+          <w:kern w:val="0"/>
+          <w:sz w:val="28"/>
+          <w:szCs w:val="28"/>
+          <w:u w:val="none"/>
+          <w:lang w:val="en-US" w:eastAsia="zh-CN" w:bidi="ar"/>
+        </w:rPr>
+      </w:pPr>
+    </w:p>
+    <w:p>
+      <w:pPr>
+        <w:keepNext w:val="0"/>
+        <w:keepLines w:val="0"/>
+        <w:pageBreakBefore w:val="0"/>
+        <w:widowControl/>
+        <w:suppressLineNumbers w:val="0"/>
+        <w:pBdr>
+          <w:bottom w:val="none" w:color="E6E8F0" w:sz="0" w:space="0"/>
+        </w:pBdr>
+        <w:kinsoku/>
+        <w:wordWrap/>
+        <w:overflowPunct/>
+        <w:topLinePunct w:val="0"/>
+        <w:autoSpaceDE/>
+        <w:autoSpaceDN/>
+        <w:bidi w:val="0"/>
+        <w:adjustRightInd/>
+        <w:snapToGrid/>
+        <w:spacing w:before="0" w:beforeAutospacing="0" w:after="0" w:afterAutospacing="0" w:line="360" w:lineRule="auto"/>
+        <w:ind w:right="0"/>
+        <w:jc w:val="center"/>
+        <w:textAlignment w:val="auto"/>
+        <w:rPr>
+          <w:rStyle w:val="6"/>
+          <w:rFonts w:hint="default" w:eastAsia="Arial" w:cs="Times New Roman"/>
+          <w:b w:val="0"/>
+          <w:bCs w:val="0"/>
+          <w:i w:val="0"/>
+          <w:iCs w:val="0"/>
+          <w:kern w:val="0"/>
+          <w:sz w:val="28"/>
+          <w:szCs w:val="28"/>
+          <w:u w:val="none"/>
+          <w:lang w:val="ru-RU" w:eastAsia="zh-CN" w:bidi="ar"/>
+        </w:rPr>
+      </w:pPr>
+      <w:r>
+        <w:rPr>
+          <w:rStyle w:val="6"/>
+          <w:rFonts w:hint="default" w:eastAsia="Arial" w:cs="Times New Roman"/>
+          <w:b w:val="0"/>
+          <w:bCs w:val="0"/>
+          <w:i/>
+          <w:iCs/>
+          <w:kern w:val="0"/>
+          <w:sz w:val="28"/>
+          <w:szCs w:val="28"/>
+          <w:u w:val="none"/>
+          <w:lang w:val="en-US" w:eastAsia="zh-CN" w:bidi="ar"/>
+        </w:rPr>
+        <w:t>d</w:t>
+      </w:r>
+      <w:r>
+        <w:rPr>
+          <w:rStyle w:val="6"/>
+          <w:rFonts w:hint="default" w:eastAsia="Arial" w:cs="Times New Roman"/>
+          <w:b w:val="0"/>
+          <w:bCs w:val="0"/>
+          <w:i/>
+          <w:iCs/>
+          <w:kern w:val="0"/>
+          <w:sz w:val="28"/>
+          <w:szCs w:val="28"/>
+          <w:u w:val="none"/>
+          <w:vertAlign w:val="subscript"/>
+          <w:lang w:val="en-US" w:eastAsia="zh-CN" w:bidi="ar"/>
+        </w:rPr>
+        <w:t>min</w:t>
+      </w:r>
+      <w:r>
+        <w:rPr>
+          <w:rStyle w:val="6"/>
+          <w:rFonts w:hint="default" w:eastAsia="Arial" w:cs="Times New Roman"/>
+          <w:b w:val="0"/>
+          <w:bCs w:val="0"/>
+          <w:i/>
+          <w:iCs/>
+          <w:kern w:val="0"/>
+          <w:sz w:val="28"/>
+          <w:szCs w:val="28"/>
+          <w:u w:val="none"/>
+          <w:lang w:val="en-US" w:eastAsia="zh-CN" w:bidi="ar"/>
+        </w:rPr>
+        <w:t xml:space="preserve"> = d</w:t>
+      </w:r>
+      <w:r>
+        <w:rPr>
+          <w:rStyle w:val="6"/>
+          <w:rFonts w:hint="default" w:eastAsia="Arial" w:cs="Times New Roman"/>
+          <w:b w:val="0"/>
+          <w:bCs w:val="0"/>
+          <w:i/>
+          <w:iCs/>
+          <w:kern w:val="0"/>
+          <w:sz w:val="28"/>
+          <w:szCs w:val="28"/>
+          <w:u w:val="none"/>
+          <w:vertAlign w:val="subscript"/>
+          <w:lang w:val="en-US" w:eastAsia="zh-CN" w:bidi="ar"/>
+        </w:rPr>
+        <w:t>0</w:t>
+      </w:r>
+      <w:r>
+        <w:rPr>
+          <w:rStyle w:val="6"/>
+          <w:rFonts w:hint="default" w:eastAsia="Arial" w:cs="Times New Roman"/>
+          <w:b w:val="0"/>
+          <w:bCs w:val="0"/>
+          <w:i/>
+          <w:iCs/>
+          <w:kern w:val="0"/>
+          <w:sz w:val="28"/>
+          <w:szCs w:val="28"/>
+          <w:u w:val="none"/>
+          <w:lang w:val="en-US" w:eastAsia="zh-CN" w:bidi="ar"/>
+        </w:rPr>
+        <w:t xml:space="preserve"> + ei</w:t>
+      </w:r>
+      <w:r>
+        <w:rPr>
+          <w:rStyle w:val="6"/>
+          <w:rFonts w:hint="default" w:eastAsia="Arial" w:cs="Times New Roman"/>
+          <w:b w:val="0"/>
+          <w:bCs w:val="0"/>
+          <w:i w:val="0"/>
+          <w:iCs w:val="0"/>
+          <w:kern w:val="0"/>
+          <w:sz w:val="28"/>
+          <w:szCs w:val="28"/>
+          <w:u w:val="none"/>
+          <w:lang w:val="en-US" w:eastAsia="zh-CN" w:bidi="ar"/>
+        </w:rPr>
+        <w:t xml:space="preserve"> = 10,000 - 0,047 = 9,953 </w:t>
+      </w:r>
+      <w:r>
+        <w:rPr>
+          <w:rStyle w:val="6"/>
+          <w:rFonts w:hint="default" w:eastAsia="Arial" w:cs="Times New Roman"/>
+          <w:b w:val="0"/>
+          <w:bCs w:val="0"/>
+          <w:i w:val="0"/>
+          <w:iCs w:val="0"/>
+          <w:kern w:val="0"/>
+          <w:sz w:val="28"/>
+          <w:szCs w:val="28"/>
+          <w:u w:val="none"/>
+          <w:lang w:val="ru-RU" w:eastAsia="zh-CN" w:bidi="ar"/>
+        </w:rPr>
+        <w:t>мм;</w:t>
+      </w:r>
+    </w:p>
+    <w:p>
+      <w:pPr>
+        <w:keepNext w:val="0"/>
+        <w:keepLines w:val="0"/>
+        <w:pageBreakBefore w:val="0"/>
+        <w:widowControl/>
+        <w:suppressLineNumbers w:val="0"/>
+        <w:pBdr>
+          <w:bottom w:val="none" w:color="E6E8F0" w:sz="0" w:space="0"/>
+        </w:pBdr>
+        <w:kinsoku/>
+        <w:wordWrap/>
+        <w:overflowPunct/>
+        <w:topLinePunct w:val="0"/>
+        <w:autoSpaceDE/>
+        <w:autoSpaceDN/>
+        <w:bidi w:val="0"/>
+        <w:adjustRightInd/>
+        <w:snapToGrid/>
+        <w:spacing w:before="0" w:beforeAutospacing="0" w:after="0" w:afterAutospacing="0" w:line="360" w:lineRule="auto"/>
+        <w:ind w:right="0"/>
+        <w:jc w:val="center"/>
+        <w:textAlignment w:val="auto"/>
+        <w:rPr>
+          <w:rStyle w:val="6"/>
+          <w:rFonts w:hint="default" w:eastAsia="Arial" w:cs="Times New Roman"/>
+          <w:b w:val="0"/>
+          <w:bCs w:val="0"/>
+          <w:i w:val="0"/>
+          <w:iCs w:val="0"/>
+          <w:kern w:val="0"/>
+          <w:sz w:val="28"/>
+          <w:szCs w:val="28"/>
+          <w:u w:val="none"/>
+          <w:lang w:val="ru-RU" w:eastAsia="zh-CN" w:bidi="ar"/>
+        </w:rPr>
+      </w:pPr>
+      <w:r>
+        <w:rPr>
+          <w:rStyle w:val="6"/>
+          <w:rFonts w:hint="default" w:eastAsia="Arial" w:cs="Times New Roman"/>
+          <w:b w:val="0"/>
+          <w:bCs w:val="0"/>
+          <w:i/>
+          <w:iCs/>
+          <w:kern w:val="0"/>
+          <w:sz w:val="28"/>
+          <w:szCs w:val="28"/>
+          <w:u w:val="none"/>
+          <w:lang w:val="en-US" w:eastAsia="zh-CN" w:bidi="ar"/>
+        </w:rPr>
+        <w:t>d</w:t>
+      </w:r>
+      <w:r>
+        <w:rPr>
+          <w:rStyle w:val="6"/>
+          <w:rFonts w:hint="default" w:eastAsia="Arial" w:cs="Times New Roman"/>
+          <w:b w:val="0"/>
+          <w:bCs w:val="0"/>
+          <w:i/>
+          <w:iCs/>
+          <w:kern w:val="0"/>
+          <w:sz w:val="28"/>
+          <w:szCs w:val="28"/>
+          <w:u w:val="none"/>
+          <w:vertAlign w:val="subscript"/>
+          <w:lang w:val="en-US" w:eastAsia="zh-CN" w:bidi="ar"/>
+        </w:rPr>
+        <w:t>max</w:t>
+      </w:r>
+      <w:r>
+        <w:rPr>
+          <w:rStyle w:val="6"/>
+          <w:rFonts w:hint="default" w:eastAsia="Arial" w:cs="Times New Roman"/>
+          <w:b w:val="0"/>
+          <w:bCs w:val="0"/>
+          <w:i/>
+          <w:iCs/>
+          <w:kern w:val="0"/>
+          <w:sz w:val="28"/>
+          <w:szCs w:val="28"/>
+          <w:u w:val="none"/>
+          <w:lang w:val="en-US" w:eastAsia="zh-CN" w:bidi="ar"/>
+        </w:rPr>
+        <w:t xml:space="preserve"> = d</w:t>
+      </w:r>
+      <w:r>
+        <w:rPr>
+          <w:rStyle w:val="6"/>
+          <w:rFonts w:hint="default" w:eastAsia="Arial" w:cs="Times New Roman"/>
+          <w:b w:val="0"/>
+          <w:bCs w:val="0"/>
+          <w:i/>
+          <w:iCs/>
+          <w:kern w:val="0"/>
+          <w:sz w:val="28"/>
+          <w:szCs w:val="28"/>
+          <w:u w:val="none"/>
+          <w:vertAlign w:val="subscript"/>
+          <w:lang w:val="en-US" w:eastAsia="zh-CN" w:bidi="ar"/>
+        </w:rPr>
+        <w:t>0</w:t>
+      </w:r>
+      <w:r>
+        <w:rPr>
+          <w:rStyle w:val="6"/>
+          <w:rFonts w:hint="default" w:eastAsia="Arial" w:cs="Times New Roman"/>
+          <w:b w:val="0"/>
+          <w:bCs w:val="0"/>
+          <w:i/>
+          <w:iCs/>
+          <w:kern w:val="0"/>
+          <w:sz w:val="28"/>
+          <w:szCs w:val="28"/>
+          <w:u w:val="none"/>
+          <w:lang w:val="en-US" w:eastAsia="zh-CN" w:bidi="ar"/>
+        </w:rPr>
+        <w:t xml:space="preserve"> + es</w:t>
+      </w:r>
+      <w:r>
+        <w:rPr>
+          <w:rStyle w:val="6"/>
+          <w:rFonts w:hint="default" w:eastAsia="Arial" w:cs="Times New Roman"/>
+          <w:b w:val="0"/>
+          <w:bCs w:val="0"/>
+          <w:i w:val="0"/>
+          <w:iCs w:val="0"/>
+          <w:kern w:val="0"/>
+          <w:sz w:val="28"/>
+          <w:szCs w:val="28"/>
+          <w:u w:val="none"/>
+          <w:lang w:val="en-US" w:eastAsia="zh-CN" w:bidi="ar"/>
+        </w:rPr>
+        <w:t xml:space="preserve"> = 10,000 - </w:t>
+      </w:r>
+      <w:r>
+        <w:rPr>
+          <w:rStyle w:val="6"/>
+          <w:rFonts w:hint="default" w:eastAsia="Arial" w:cs="Times New Roman"/>
+          <w:b w:val="0"/>
+          <w:bCs w:val="0"/>
+          <w:i w:val="0"/>
+          <w:iCs w:val="0"/>
+          <w:kern w:val="0"/>
+          <w:sz w:val="28"/>
+          <w:szCs w:val="28"/>
+          <w:u w:val="none"/>
+          <w:lang w:val="ru-RU" w:eastAsia="zh-CN" w:bidi="ar"/>
+        </w:rPr>
+        <w:t>0,025 = 9,975 мм.</w:t>
+      </w:r>
+    </w:p>
+    <w:p>
+      <w:pPr>
+        <w:keepNext w:val="0"/>
+        <w:keepLines w:val="0"/>
+        <w:pageBreakBefore w:val="0"/>
+        <w:widowControl/>
+        <w:suppressLineNumbers w:val="0"/>
+        <w:pBdr>
+          <w:bottom w:val="none" w:color="E6E8F0" w:sz="0" w:space="0"/>
+        </w:pBdr>
+        <w:kinsoku/>
+        <w:wordWrap/>
+        <w:overflowPunct/>
+        <w:topLinePunct w:val="0"/>
+        <w:autoSpaceDE/>
+        <w:autoSpaceDN/>
+        <w:bidi w:val="0"/>
+        <w:adjustRightInd/>
+        <w:snapToGrid/>
+        <w:spacing w:before="0" w:beforeAutospacing="0" w:after="0" w:afterAutospacing="0" w:line="360" w:lineRule="auto"/>
+        <w:ind w:right="0"/>
+        <w:jc w:val="both"/>
+        <w:textAlignment w:val="auto"/>
+        <w:rPr>
+          <w:rStyle w:val="6"/>
+          <w:rFonts w:hint="default" w:eastAsia="Arial" w:cs="Times New Roman"/>
+          <w:b w:val="0"/>
+          <w:bCs w:val="0"/>
+          <w:i w:val="0"/>
+          <w:iCs w:val="0"/>
+          <w:kern w:val="0"/>
+          <w:sz w:val="28"/>
+          <w:szCs w:val="28"/>
+          <w:u w:val="none"/>
+          <w:lang w:val="ru-RU" w:eastAsia="zh-CN" w:bidi="ar"/>
+        </w:rPr>
+      </w:pPr>
+    </w:p>
+    <w:p>
+      <w:pPr>
+        <w:keepNext w:val="0"/>
+        <w:keepLines w:val="0"/>
+        <w:pageBreakBefore w:val="0"/>
+        <w:widowControl/>
+        <w:suppressLineNumbers w:val="0"/>
+        <w:pBdr>
+          <w:bottom w:val="none" w:color="E6E8F0" w:sz="0" w:space="0"/>
+        </w:pBdr>
+        <w:kinsoku/>
+        <w:wordWrap/>
+        <w:overflowPunct/>
+        <w:topLinePunct w:val="0"/>
+        <w:autoSpaceDE/>
+        <w:autoSpaceDN/>
+        <w:bidi w:val="0"/>
+        <w:adjustRightInd/>
+        <w:snapToGrid/>
+        <w:spacing w:before="0" w:beforeAutospacing="0" w:after="0" w:afterAutospacing="0" w:line="360" w:lineRule="auto"/>
+        <w:ind w:right="0" w:firstLine="708" w:firstLineChars="0"/>
+        <w:jc w:val="both"/>
+        <w:textAlignment w:val="auto"/>
+        <w:rPr>
+          <w:rStyle w:val="6"/>
+          <w:rFonts w:hint="default" w:eastAsia="Arial" w:cs="Times New Roman"/>
+          <w:b w:val="0"/>
+          <w:bCs w:val="0"/>
+          <w:i w:val="0"/>
+          <w:iCs w:val="0"/>
+          <w:kern w:val="0"/>
+          <w:sz w:val="28"/>
+          <w:szCs w:val="28"/>
+          <w:u w:val="none"/>
+          <w:lang w:val="ru-RU" w:eastAsia="zh-CN" w:bidi="ar"/>
+        </w:rPr>
+      </w:pPr>
+      <w:r>
+        <w:rPr>
+          <w:rStyle w:val="6"/>
+          <w:rFonts w:hint="default" w:eastAsia="Arial" w:cs="Times New Roman"/>
+          <w:b w:val="0"/>
+          <w:bCs w:val="0"/>
+          <w:i w:val="0"/>
+          <w:iCs w:val="0"/>
+          <w:kern w:val="0"/>
+          <w:sz w:val="28"/>
+          <w:szCs w:val="28"/>
+          <w:u w:val="none"/>
+          <w:lang w:val="ru-RU" w:eastAsia="zh-CN" w:bidi="ar"/>
+        </w:rPr>
+        <w:t>Результаты расчетов оформим в виде таблицы (табл. 1.1).</w:t>
+      </w:r>
+    </w:p>
+    <w:p>
+      <w:pPr>
+        <w:keepNext w:val="0"/>
+        <w:keepLines w:val="0"/>
+        <w:pageBreakBefore w:val="0"/>
+        <w:widowControl/>
+        <w:suppressLineNumbers w:val="0"/>
+        <w:pBdr>
+          <w:bottom w:val="none" w:color="E6E8F0" w:sz="0" w:space="0"/>
+        </w:pBdr>
+        <w:kinsoku/>
+        <w:wordWrap/>
+        <w:overflowPunct/>
+        <w:topLinePunct w:val="0"/>
+        <w:autoSpaceDE/>
+        <w:autoSpaceDN/>
+        <w:bidi w:val="0"/>
+        <w:adjustRightInd/>
+        <w:snapToGrid/>
+        <w:spacing w:before="0" w:beforeAutospacing="0" w:after="0" w:afterAutospacing="0" w:line="360" w:lineRule="auto"/>
+        <w:ind w:right="0" w:firstLine="708" w:firstLineChars="0"/>
+        <w:jc w:val="right"/>
+        <w:textAlignment w:val="auto"/>
+        <w:rPr>
+          <w:rStyle w:val="6"/>
+          <w:rFonts w:hint="default" w:eastAsia="Arial" w:cs="Times New Roman"/>
+          <w:b w:val="0"/>
+          <w:bCs w:val="0"/>
+          <w:i w:val="0"/>
+          <w:iCs w:val="0"/>
+          <w:kern w:val="0"/>
+          <w:sz w:val="28"/>
+          <w:szCs w:val="28"/>
+          <w:u w:val="none"/>
+          <w:lang w:val="ru-RU" w:eastAsia="zh-CN" w:bidi="ar"/>
+        </w:rPr>
+      </w:pPr>
+      <w:r>
+        <w:rPr>
+          <w:rStyle w:val="6"/>
+          <w:rFonts w:hint="default" w:eastAsia="Arial" w:cs="Times New Roman"/>
+          <w:b w:val="0"/>
+          <w:bCs w:val="0"/>
+          <w:i w:val="0"/>
+          <w:iCs w:val="0"/>
+          <w:kern w:val="0"/>
+          <w:sz w:val="28"/>
+          <w:szCs w:val="28"/>
+          <w:u w:val="none"/>
+          <w:lang w:val="ru-RU" w:eastAsia="zh-CN" w:bidi="ar"/>
+        </w:rPr>
+        <w:t>Таблица 1.1</w:t>
+      </w:r>
+    </w:p>
+    <w:p>
+      <w:pPr>
+        <w:keepNext w:val="0"/>
+        <w:keepLines w:val="0"/>
+        <w:pageBreakBefore w:val="0"/>
+        <w:widowControl/>
+        <w:suppressLineNumbers w:val="0"/>
+        <w:pBdr>
+          <w:bottom w:val="none" w:color="E6E8F0" w:sz="0" w:space="0"/>
+        </w:pBdr>
+        <w:kinsoku/>
+        <w:wordWrap/>
+        <w:overflowPunct/>
+        <w:topLinePunct w:val="0"/>
+        <w:autoSpaceDE/>
+        <w:autoSpaceDN/>
+        <w:bidi w:val="0"/>
+        <w:adjustRightInd/>
+        <w:snapToGrid/>
+        <w:spacing w:before="0" w:beforeAutospacing="0" w:after="0" w:afterAutospacing="0" w:line="360" w:lineRule="auto"/>
+        <w:ind w:right="0" w:firstLine="708" w:firstLineChars="0"/>
+        <w:jc w:val="center"/>
+        <w:textAlignment w:val="auto"/>
+        <w:rPr>
+          <w:rStyle w:val="6"/>
+          <w:rFonts w:hint="default" w:eastAsia="Arial" w:cs="Times New Roman"/>
+          <w:b w:val="0"/>
+          <w:bCs w:val="0"/>
+          <w:i w:val="0"/>
+          <w:iCs w:val="0"/>
+          <w:kern w:val="0"/>
+          <w:sz w:val="28"/>
+          <w:szCs w:val="28"/>
+          <w:u w:val="none"/>
+          <w:lang w:val="ru-RU" w:eastAsia="zh-CN" w:bidi="ar"/>
+        </w:rPr>
+      </w:pPr>
+      <w:r>
+        <w:rPr>
+          <w:rStyle w:val="6"/>
+          <w:rFonts w:hint="default" w:eastAsia="Arial" w:cs="Times New Roman"/>
+          <w:b w:val="0"/>
+          <w:bCs w:val="0"/>
+          <w:i w:val="0"/>
+          <w:iCs w:val="0"/>
+          <w:kern w:val="0"/>
+          <w:sz w:val="28"/>
+          <w:szCs w:val="28"/>
+          <w:u w:val="none"/>
+          <w:lang w:val="ru-RU" w:eastAsia="zh-CN" w:bidi="ar"/>
+        </w:rPr>
+        <w:t>Расчёт предельных размеров сопряжения</w:t>
+      </w:r>
+    </w:p>
+    <w:tbl>
+      <w:tblPr>
+        <w:tblStyle w:val="10"/>
+        <w:tblW w:w="9740" w:type="dxa"/>
+        <w:jc w:val="center"/>
+        <w:tblBorders>
+          <w:top w:val="single" w:color="auto" w:sz="4" w:space="0"/>
+          <w:left w:val="single" w:color="auto" w:sz="4" w:space="0"/>
+          <w:bottom w:val="single" w:color="auto" w:sz="4" w:space="0"/>
+          <w:right w:val="single" w:color="auto" w:sz="4" w:space="0"/>
+          <w:insideH w:val="single" w:color="auto" w:sz="4" w:space="0"/>
+          <w:insideV w:val="single" w:color="auto" w:sz="4" w:space="0"/>
+        </w:tblBorders>
+        <w:tblLayout w:type="autofit"/>
+        <w:tblCellMar>
+          <w:left w:w="108" w:type="dxa"/>
+          <w:right w:w="108" w:type="dxa"/>
+        </w:tblCellMar>
+      </w:tblPr>
+      <w:tblGrid>
+        <w:gridCol w:w="1563"/>
+        <w:gridCol w:w="1515"/>
+        <w:gridCol w:w="1695"/>
+        <w:gridCol w:w="1635"/>
+        <w:gridCol w:w="1729"/>
+        <w:gridCol w:w="1603"/>
+      </w:tblGrid>
+      <w:tr>
+        <w:tblPrEx>
+          <w:tblBorders>
+            <w:top w:val="single" w:color="auto" w:sz="4" w:space="0"/>
+            <w:left w:val="single" w:color="auto" w:sz="4" w:space="0"/>
+            <w:bottom w:val="single" w:color="auto" w:sz="4" w:space="0"/>
+            <w:right w:val="single" w:color="auto" w:sz="4" w:space="0"/>
+            <w:insideH w:val="single" w:color="auto" w:sz="4" w:space="0"/>
+            <w:insideV w:val="single" w:color="auto" w:sz="4" w:space="0"/>
+          </w:tblBorders>
+          <w:tblCellMar>
+            <w:left w:w="108" w:type="dxa"/>
+            <w:right w:w="108" w:type="dxa"/>
+          </w:tblCellMar>
+        </w:tblPrEx>
+        <w:trPr>
+          <w:wAfter w:w="0" w:type="auto"/>
+          <w:jc w:val="center"/>
+        </w:trPr>
+        <w:tc>
+          <w:tcPr>
+            <w:tcW w:w="1563" w:type="dxa"/>
+            <w:vAlign w:val="center"/>
+          </w:tcPr>
+          <w:p>
+            <w:pPr>
+              <w:keepNext w:val="0"/>
+              <w:keepLines w:val="0"/>
+              <w:pageBreakBefore w:val="0"/>
+              <w:widowControl/>
+              <w:suppressLineNumbers w:val="0"/>
+              <w:kinsoku/>
+              <w:wordWrap/>
+              <w:overflowPunct/>
+              <w:topLinePunct w:val="0"/>
+              <w:autoSpaceDE/>
+              <w:autoSpaceDN/>
+              <w:bidi w:val="0"/>
+              <w:adjustRightInd/>
+              <w:snapToGrid/>
+              <w:spacing w:before="0" w:beforeAutospacing="0" w:after="0" w:afterAutospacing="0" w:line="240" w:lineRule="auto"/>
+              <w:ind w:right="0"/>
+              <w:jc w:val="center"/>
+              <w:textAlignment w:val="auto"/>
+              <w:rPr>
+                <w:rStyle w:val="6"/>
+                <w:rFonts w:hint="default" w:eastAsia="Arial" w:cs="Times New Roman"/>
+                <w:b w:val="0"/>
+                <w:bCs w:val="0"/>
+                <w:i w:val="0"/>
+                <w:iCs w:val="0"/>
+                <w:kern w:val="0"/>
+                <w:sz w:val="28"/>
+                <w:szCs w:val="28"/>
+                <w:u w:val="none"/>
+                <w:vertAlign w:val="baseline"/>
+                <w:lang w:val="ru-RU" w:eastAsia="zh-CN" w:bidi="ar"/>
+              </w:rPr>
+            </w:pPr>
+            <w:r>
+              <w:rPr>
+                <w:rStyle w:val="6"/>
+                <w:rFonts w:hint="default" w:eastAsia="Arial" w:cs="Times New Roman"/>
+                <w:b w:val="0"/>
+                <w:bCs w:val="0"/>
+                <w:i w:val="0"/>
+                <w:iCs w:val="0"/>
+                <w:kern w:val="0"/>
+                <w:sz w:val="28"/>
+                <w:szCs w:val="28"/>
+                <w:u w:val="none"/>
+                <w:vertAlign w:val="baseline"/>
+                <w:lang w:val="ru-RU" w:eastAsia="zh-CN" w:bidi="ar"/>
+              </w:rPr>
+              <w:t>Размер</w:t>
+            </w:r>
+          </w:p>
+        </w:tc>
+        <w:tc>
+          <w:tcPr>
+            <w:tcW w:w="1515" w:type="dxa"/>
+            <w:vAlign w:val="center"/>
+          </w:tcPr>
+          <w:p>
+            <w:pPr>
+              <w:keepNext w:val="0"/>
+              <w:keepLines w:val="0"/>
+              <w:pageBreakBefore w:val="0"/>
+              <w:widowControl/>
+              <w:suppressLineNumbers w:val="0"/>
+              <w:kinsoku/>
+              <w:wordWrap/>
+              <w:overflowPunct/>
+              <w:topLinePunct w:val="0"/>
+              <w:autoSpaceDE/>
+              <w:autoSpaceDN/>
+              <w:bidi w:val="0"/>
+              <w:adjustRightInd/>
+              <w:snapToGrid/>
+              <w:spacing w:before="0" w:beforeAutospacing="0" w:after="0" w:afterAutospacing="0" w:line="240" w:lineRule="auto"/>
+              <w:ind w:right="0"/>
+              <w:jc w:val="center"/>
+              <w:textAlignment w:val="auto"/>
+              <w:rPr>
+                <w:rStyle w:val="6"/>
+                <w:rFonts w:hint="default" w:eastAsia="Arial" w:cs="Times New Roman"/>
+                <w:b w:val="0"/>
+                <w:bCs w:val="0"/>
+                <w:i w:val="0"/>
+                <w:iCs w:val="0"/>
+                <w:kern w:val="0"/>
+                <w:sz w:val="28"/>
+                <w:szCs w:val="28"/>
+                <w:u w:val="none"/>
+                <w:vertAlign w:val="baseline"/>
+                <w:lang w:val="ru-RU" w:eastAsia="zh-CN" w:bidi="ar"/>
+              </w:rPr>
+            </w:pPr>
+            <w:r>
+              <w:rPr>
+                <w:rStyle w:val="6"/>
+                <w:rFonts w:hint="default" w:eastAsia="Arial" w:cs="Times New Roman"/>
+                <w:b w:val="0"/>
+                <w:bCs w:val="0"/>
+                <w:i/>
+                <w:iCs/>
+                <w:kern w:val="0"/>
+                <w:sz w:val="28"/>
+                <w:szCs w:val="28"/>
+                <w:u w:val="none"/>
+                <w:vertAlign w:val="baseline"/>
+                <w:lang w:val="en-US" w:eastAsia="zh-CN" w:bidi="ar"/>
+              </w:rPr>
+              <w:t>IT</w:t>
+            </w:r>
+            <w:r>
+              <w:rPr>
+                <w:rStyle w:val="6"/>
+                <w:rFonts w:hint="default" w:eastAsia="Arial" w:cs="Times New Roman"/>
+                <w:b w:val="0"/>
+                <w:bCs w:val="0"/>
+                <w:i w:val="0"/>
+                <w:iCs w:val="0"/>
+                <w:kern w:val="0"/>
+                <w:sz w:val="28"/>
+                <w:szCs w:val="28"/>
+                <w:u w:val="none"/>
+                <w:vertAlign w:val="baseline"/>
+                <w:lang w:val="en-US" w:eastAsia="zh-CN" w:bidi="ar"/>
+              </w:rPr>
+              <w:t>,</w:t>
+            </w:r>
+            <w:r>
+              <w:rPr>
+                <w:rStyle w:val="6"/>
+                <w:rFonts w:hint="default" w:eastAsia="Arial" w:cs="Times New Roman"/>
+                <w:b w:val="0"/>
+                <w:bCs w:val="0"/>
+                <w:i w:val="0"/>
+                <w:iCs w:val="0"/>
+                <w:kern w:val="0"/>
+                <w:sz w:val="28"/>
+                <w:szCs w:val="28"/>
+                <w:u w:val="none"/>
+                <w:vertAlign w:val="baseline"/>
+                <w:lang w:val="ru-RU" w:eastAsia="zh-CN" w:bidi="ar"/>
+              </w:rPr>
+              <w:t xml:space="preserve"> мкм</w:t>
+            </w:r>
+          </w:p>
+        </w:tc>
+        <w:tc>
+          <w:tcPr>
+            <w:tcW w:w="1695" w:type="dxa"/>
+            <w:vAlign w:val="center"/>
+          </w:tcPr>
+          <w:p>
+            <w:pPr>
+              <w:keepNext w:val="0"/>
+              <w:keepLines w:val="0"/>
+              <w:pageBreakBefore w:val="0"/>
+              <w:widowControl/>
+              <w:suppressLineNumbers w:val="0"/>
+              <w:kinsoku/>
+              <w:wordWrap/>
+              <w:overflowPunct/>
+              <w:topLinePunct w:val="0"/>
+              <w:autoSpaceDE/>
+              <w:autoSpaceDN/>
+              <w:bidi w:val="0"/>
+              <w:adjustRightInd/>
+              <w:snapToGrid/>
+              <w:spacing w:before="0" w:beforeAutospacing="0" w:after="0" w:afterAutospacing="0" w:line="240" w:lineRule="auto"/>
+              <w:ind w:right="0"/>
+              <w:jc w:val="center"/>
+              <w:textAlignment w:val="auto"/>
+              <w:rPr>
+                <w:rStyle w:val="6"/>
+                <w:rFonts w:hint="default" w:eastAsia="Arial" w:cs="Times New Roman"/>
+                <w:b w:val="0"/>
+                <w:bCs w:val="0"/>
+                <w:i w:val="0"/>
+                <w:iCs w:val="0"/>
+                <w:kern w:val="0"/>
+                <w:sz w:val="28"/>
+                <w:szCs w:val="28"/>
+                <w:u w:val="none"/>
+                <w:vertAlign w:val="baseline"/>
+                <w:lang w:val="ru-RU" w:eastAsia="zh-CN" w:bidi="ar"/>
+              </w:rPr>
+            </w:pPr>
+            <w:r>
+              <w:rPr>
+                <w:rStyle w:val="6"/>
+                <w:rFonts w:hint="default" w:eastAsia="Arial" w:cs="Times New Roman"/>
+                <w:b w:val="0"/>
+                <w:bCs w:val="0"/>
+                <w:i/>
+                <w:iCs/>
+                <w:kern w:val="0"/>
+                <w:sz w:val="28"/>
+                <w:szCs w:val="28"/>
+                <w:u w:val="none"/>
+                <w:vertAlign w:val="baseline"/>
+                <w:lang w:val="en-US" w:eastAsia="zh-CN" w:bidi="ar"/>
+              </w:rPr>
+              <w:t>ES (es)</w:t>
+            </w:r>
+            <w:r>
+              <w:rPr>
+                <w:rStyle w:val="6"/>
+                <w:rFonts w:hint="default" w:eastAsia="Arial" w:cs="Times New Roman"/>
+                <w:b w:val="0"/>
+                <w:bCs w:val="0"/>
+                <w:i w:val="0"/>
+                <w:iCs w:val="0"/>
+                <w:kern w:val="0"/>
+                <w:sz w:val="28"/>
+                <w:szCs w:val="28"/>
+                <w:u w:val="none"/>
+                <w:vertAlign w:val="baseline"/>
+                <w:lang w:val="en-US" w:eastAsia="zh-CN" w:bidi="ar"/>
+              </w:rPr>
+              <w:t xml:space="preserve">, </w:t>
+            </w:r>
+            <w:r>
+              <w:rPr>
+                <w:rStyle w:val="6"/>
+                <w:rFonts w:hint="default" w:eastAsia="Arial" w:cs="Times New Roman"/>
+                <w:b w:val="0"/>
+                <w:bCs w:val="0"/>
+                <w:i w:val="0"/>
+                <w:iCs w:val="0"/>
+                <w:kern w:val="0"/>
+                <w:sz w:val="28"/>
+                <w:szCs w:val="28"/>
+                <w:u w:val="none"/>
+                <w:vertAlign w:val="baseline"/>
+                <w:lang w:val="ru-RU" w:eastAsia="zh-CN" w:bidi="ar"/>
+              </w:rPr>
+              <w:t>мкм</w:t>
+            </w:r>
+          </w:p>
+        </w:tc>
+        <w:tc>
+          <w:tcPr>
+            <w:tcW w:w="1635" w:type="dxa"/>
+            <w:vAlign w:val="center"/>
+          </w:tcPr>
+          <w:p>
+            <w:pPr>
+              <w:keepNext w:val="0"/>
+              <w:keepLines w:val="0"/>
+              <w:pageBreakBefore w:val="0"/>
+              <w:widowControl/>
+              <w:suppressLineNumbers w:val="0"/>
+              <w:kinsoku/>
+              <w:wordWrap/>
+              <w:overflowPunct/>
+              <w:topLinePunct w:val="0"/>
+              <w:autoSpaceDE/>
+              <w:autoSpaceDN/>
+              <w:bidi w:val="0"/>
+              <w:adjustRightInd/>
+              <w:snapToGrid/>
+              <w:spacing w:before="0" w:beforeAutospacing="0" w:after="0" w:afterAutospacing="0" w:line="240" w:lineRule="auto"/>
+              <w:ind w:right="0"/>
+              <w:jc w:val="center"/>
+              <w:textAlignment w:val="auto"/>
+              <w:rPr>
+                <w:rStyle w:val="6"/>
+                <w:rFonts w:hint="default" w:eastAsia="Arial" w:cs="Times New Roman"/>
+                <w:b w:val="0"/>
+                <w:bCs w:val="0"/>
+                <w:i w:val="0"/>
+                <w:iCs w:val="0"/>
+                <w:kern w:val="0"/>
+                <w:sz w:val="28"/>
+                <w:szCs w:val="28"/>
+                <w:u w:val="none"/>
+                <w:vertAlign w:val="baseline"/>
+                <w:lang w:val="ru-RU" w:eastAsia="zh-CN" w:bidi="ar"/>
+              </w:rPr>
+            </w:pPr>
+            <w:r>
+              <w:rPr>
+                <w:rStyle w:val="6"/>
+                <w:rFonts w:hint="default" w:eastAsia="Arial" w:cs="Times New Roman"/>
+                <w:b w:val="0"/>
+                <w:bCs w:val="0"/>
+                <w:i/>
+                <w:iCs/>
+                <w:kern w:val="0"/>
+                <w:sz w:val="28"/>
+                <w:szCs w:val="28"/>
+                <w:u w:val="none"/>
+                <w:vertAlign w:val="baseline"/>
+                <w:lang w:val="en-US" w:eastAsia="zh-CN" w:bidi="ar"/>
+              </w:rPr>
+              <w:t>EI (ei)</w:t>
+            </w:r>
+            <w:r>
+              <w:rPr>
+                <w:rStyle w:val="6"/>
+                <w:rFonts w:hint="default" w:eastAsia="Arial" w:cs="Times New Roman"/>
+                <w:b w:val="0"/>
+                <w:bCs w:val="0"/>
+                <w:i w:val="0"/>
+                <w:iCs w:val="0"/>
+                <w:kern w:val="0"/>
+                <w:sz w:val="28"/>
+                <w:szCs w:val="28"/>
+                <w:u w:val="none"/>
+                <w:vertAlign w:val="baseline"/>
+                <w:lang w:val="en-US" w:eastAsia="zh-CN" w:bidi="ar"/>
+              </w:rPr>
+              <w:t xml:space="preserve">, </w:t>
+            </w:r>
+            <w:r>
+              <w:rPr>
+                <w:rStyle w:val="6"/>
+                <w:rFonts w:hint="default" w:eastAsia="Arial" w:cs="Times New Roman"/>
+                <w:b w:val="0"/>
+                <w:bCs w:val="0"/>
+                <w:i w:val="0"/>
+                <w:iCs w:val="0"/>
+                <w:kern w:val="0"/>
+                <w:sz w:val="28"/>
+                <w:szCs w:val="28"/>
+                <w:u w:val="none"/>
+                <w:vertAlign w:val="baseline"/>
+                <w:lang w:val="ru-RU" w:eastAsia="zh-CN" w:bidi="ar"/>
+              </w:rPr>
+              <w:t>мкм</w:t>
+            </w:r>
+          </w:p>
+        </w:tc>
+        <w:tc>
+          <w:tcPr>
+            <w:tcW w:w="1729" w:type="dxa"/>
+            <w:vAlign w:val="center"/>
+          </w:tcPr>
+          <w:p>
+            <w:pPr>
+              <w:keepNext w:val="0"/>
+              <w:keepLines w:val="0"/>
+              <w:pageBreakBefore w:val="0"/>
+              <w:widowControl/>
+              <w:suppressLineNumbers w:val="0"/>
+              <w:kinsoku/>
+              <w:wordWrap/>
+              <w:overflowPunct/>
+              <w:topLinePunct w:val="0"/>
+              <w:autoSpaceDE/>
+              <w:autoSpaceDN/>
+              <w:bidi w:val="0"/>
+              <w:adjustRightInd/>
+              <w:snapToGrid/>
+              <w:spacing w:before="0" w:beforeAutospacing="0" w:after="0" w:afterAutospacing="0" w:line="240" w:lineRule="auto"/>
+              <w:ind w:right="0"/>
+              <w:jc w:val="center"/>
+              <w:textAlignment w:val="auto"/>
+              <w:rPr>
+                <w:rStyle w:val="6"/>
+                <w:rFonts w:hint="default" w:eastAsia="Arial" w:cs="Times New Roman"/>
+                <w:b w:val="0"/>
+                <w:bCs w:val="0"/>
+                <w:i w:val="0"/>
+                <w:iCs w:val="0"/>
+                <w:kern w:val="0"/>
+                <w:sz w:val="28"/>
+                <w:szCs w:val="28"/>
+                <w:u w:val="none"/>
+                <w:vertAlign w:val="baseline"/>
+                <w:lang w:val="ru-RU" w:eastAsia="zh-CN" w:bidi="ar"/>
+              </w:rPr>
+            </w:pPr>
+            <w:r>
+              <w:rPr>
+                <w:rStyle w:val="6"/>
+                <w:rFonts w:hint="default" w:eastAsia="Arial" w:cs="Times New Roman"/>
+                <w:b w:val="0"/>
+                <w:bCs w:val="0"/>
+                <w:i/>
+                <w:iCs/>
+                <w:kern w:val="0"/>
+                <w:sz w:val="28"/>
+                <w:szCs w:val="28"/>
+                <w:u w:val="none"/>
+                <w:vertAlign w:val="baseline"/>
+                <w:lang w:val="en-US" w:eastAsia="zh-CN" w:bidi="ar"/>
+              </w:rPr>
+              <w:t>D</w:t>
+            </w:r>
+            <w:r>
+              <w:rPr>
+                <w:rStyle w:val="6"/>
+                <w:rFonts w:hint="default" w:eastAsia="Arial" w:cs="Times New Roman"/>
+                <w:b w:val="0"/>
+                <w:bCs w:val="0"/>
+                <w:i/>
+                <w:iCs/>
+                <w:kern w:val="0"/>
+                <w:sz w:val="28"/>
+                <w:szCs w:val="28"/>
+                <w:u w:val="none"/>
+                <w:vertAlign w:val="subscript"/>
+                <w:lang w:val="en-US" w:eastAsia="zh-CN" w:bidi="ar"/>
+              </w:rPr>
+              <w:t>min</w:t>
+            </w:r>
+            <w:r>
+              <w:rPr>
+                <w:rStyle w:val="6"/>
+                <w:rFonts w:hint="default" w:eastAsia="Arial" w:cs="Times New Roman"/>
+                <w:b w:val="0"/>
+                <w:bCs w:val="0"/>
+                <w:i/>
+                <w:iCs/>
+                <w:kern w:val="0"/>
+                <w:sz w:val="28"/>
+                <w:szCs w:val="28"/>
+                <w:u w:val="none"/>
+                <w:vertAlign w:val="baseline"/>
+                <w:lang w:val="en-US" w:eastAsia="zh-CN" w:bidi="ar"/>
+              </w:rPr>
+              <w:t xml:space="preserve"> (d</w:t>
+            </w:r>
+            <w:r>
+              <w:rPr>
+                <w:rStyle w:val="6"/>
+                <w:rFonts w:hint="default" w:eastAsia="Arial" w:cs="Times New Roman"/>
+                <w:b w:val="0"/>
+                <w:bCs w:val="0"/>
+                <w:i/>
+                <w:iCs/>
+                <w:kern w:val="0"/>
+                <w:sz w:val="28"/>
+                <w:szCs w:val="28"/>
+                <w:u w:val="none"/>
+                <w:vertAlign w:val="subscript"/>
+                <w:lang w:val="en-US" w:eastAsia="zh-CN" w:bidi="ar"/>
+              </w:rPr>
+              <w:t>min</w:t>
+            </w:r>
+            <w:r>
+              <w:rPr>
+                <w:rStyle w:val="6"/>
+                <w:rFonts w:hint="default" w:eastAsia="Arial" w:cs="Times New Roman"/>
+                <w:b w:val="0"/>
+                <w:bCs w:val="0"/>
+                <w:i/>
+                <w:iCs/>
+                <w:kern w:val="0"/>
+                <w:sz w:val="28"/>
+                <w:szCs w:val="28"/>
+                <w:u w:val="none"/>
+                <w:vertAlign w:val="baseline"/>
+                <w:lang w:val="en-US" w:eastAsia="zh-CN" w:bidi="ar"/>
+              </w:rPr>
+              <w:t>)</w:t>
+            </w:r>
+            <w:r>
+              <w:rPr>
+                <w:rStyle w:val="6"/>
+                <w:rFonts w:hint="default" w:eastAsia="Arial" w:cs="Times New Roman"/>
+                <w:b w:val="0"/>
+                <w:bCs w:val="0"/>
+                <w:i w:val="0"/>
+                <w:iCs w:val="0"/>
+                <w:kern w:val="0"/>
+                <w:sz w:val="28"/>
+                <w:szCs w:val="28"/>
+                <w:u w:val="none"/>
+                <w:vertAlign w:val="baseline"/>
+                <w:lang w:val="en-US" w:eastAsia="zh-CN" w:bidi="ar"/>
+              </w:rPr>
+              <w:t xml:space="preserve">, </w:t>
+            </w:r>
+            <w:r>
+              <w:rPr>
+                <w:rStyle w:val="6"/>
+                <w:rFonts w:hint="default" w:eastAsia="Arial" w:cs="Times New Roman"/>
+                <w:b w:val="0"/>
+                <w:bCs w:val="0"/>
+                <w:i w:val="0"/>
+                <w:iCs w:val="0"/>
+                <w:kern w:val="0"/>
+                <w:sz w:val="28"/>
+                <w:szCs w:val="28"/>
+                <w:u w:val="none"/>
+                <w:vertAlign w:val="baseline"/>
+                <w:lang w:val="ru-RU" w:eastAsia="zh-CN" w:bidi="ar"/>
+              </w:rPr>
+              <w:t>мм</w:t>
+            </w:r>
+          </w:p>
+        </w:tc>
+        <w:tc>
+          <w:tcPr>
+            <w:tcW w:w="1603" w:type="dxa"/>
+            <w:vAlign w:val="center"/>
+          </w:tcPr>
+          <w:p>
+            <w:pPr>
+              <w:keepNext w:val="0"/>
+              <w:keepLines w:val="0"/>
+              <w:pageBreakBefore w:val="0"/>
+              <w:widowControl/>
+              <w:suppressLineNumbers w:val="0"/>
+              <w:kinsoku/>
+              <w:wordWrap/>
+              <w:overflowPunct/>
+              <w:topLinePunct w:val="0"/>
+              <w:autoSpaceDE/>
+              <w:autoSpaceDN/>
+              <w:bidi w:val="0"/>
+              <w:adjustRightInd/>
+              <w:snapToGrid/>
+              <w:spacing w:before="0" w:beforeAutospacing="0" w:after="0" w:afterAutospacing="0" w:line="240" w:lineRule="auto"/>
+              <w:ind w:right="0"/>
+              <w:jc w:val="center"/>
+              <w:textAlignment w:val="auto"/>
+              <w:rPr>
+                <w:rStyle w:val="6"/>
+                <w:rFonts w:hint="default" w:eastAsia="Arial" w:cs="Times New Roman"/>
+                <w:b w:val="0"/>
+                <w:bCs w:val="0"/>
+                <w:i w:val="0"/>
+                <w:iCs w:val="0"/>
+                <w:kern w:val="0"/>
+                <w:sz w:val="28"/>
+                <w:szCs w:val="28"/>
+                <w:u w:val="none"/>
+                <w:vertAlign w:val="baseline"/>
+                <w:lang w:val="ru-RU" w:eastAsia="zh-CN" w:bidi="ar"/>
+              </w:rPr>
+            </w:pPr>
+            <w:r>
+              <w:rPr>
+                <w:rStyle w:val="6"/>
+                <w:rFonts w:hint="default" w:eastAsia="Arial" w:cs="Times New Roman"/>
+                <w:b w:val="0"/>
+                <w:bCs w:val="0"/>
+                <w:i/>
+                <w:iCs/>
+                <w:kern w:val="0"/>
+                <w:sz w:val="28"/>
+                <w:szCs w:val="28"/>
+                <w:u w:val="none"/>
+                <w:vertAlign w:val="baseline"/>
+                <w:lang w:val="en-US" w:eastAsia="zh-CN" w:bidi="ar"/>
+              </w:rPr>
+              <w:t>D</w:t>
+            </w:r>
+            <w:r>
+              <w:rPr>
+                <w:rStyle w:val="6"/>
+                <w:rFonts w:hint="default" w:eastAsia="Arial" w:cs="Times New Roman"/>
+                <w:b w:val="0"/>
+                <w:bCs w:val="0"/>
+                <w:i/>
+                <w:iCs/>
+                <w:kern w:val="0"/>
+                <w:sz w:val="28"/>
+                <w:szCs w:val="28"/>
+                <w:u w:val="none"/>
+                <w:vertAlign w:val="subscript"/>
+                <w:lang w:val="en-US" w:eastAsia="zh-CN" w:bidi="ar"/>
+              </w:rPr>
+              <w:t>max</w:t>
+            </w:r>
+            <w:r>
+              <w:rPr>
+                <w:rStyle w:val="6"/>
+                <w:rFonts w:hint="default" w:eastAsia="Arial" w:cs="Times New Roman"/>
+                <w:b w:val="0"/>
+                <w:bCs w:val="0"/>
+                <w:i/>
+                <w:iCs/>
+                <w:kern w:val="0"/>
+                <w:sz w:val="28"/>
+                <w:szCs w:val="28"/>
+                <w:u w:val="none"/>
+                <w:vertAlign w:val="baseline"/>
+                <w:lang w:val="en-US" w:eastAsia="zh-CN" w:bidi="ar"/>
+              </w:rPr>
+              <w:t xml:space="preserve"> (d</w:t>
+            </w:r>
+            <w:r>
+              <w:rPr>
+                <w:rStyle w:val="6"/>
+                <w:rFonts w:hint="default" w:eastAsia="Arial" w:cs="Times New Roman"/>
+                <w:b w:val="0"/>
+                <w:bCs w:val="0"/>
+                <w:i/>
+                <w:iCs/>
+                <w:kern w:val="0"/>
+                <w:sz w:val="28"/>
+                <w:szCs w:val="28"/>
+                <w:u w:val="none"/>
+                <w:vertAlign w:val="subscript"/>
+                <w:lang w:val="en-US" w:eastAsia="zh-CN" w:bidi="ar"/>
+              </w:rPr>
+              <w:t>max</w:t>
+            </w:r>
+            <w:r>
+              <w:rPr>
+                <w:rStyle w:val="6"/>
+                <w:rFonts w:hint="default" w:eastAsia="Arial" w:cs="Times New Roman"/>
+                <w:b w:val="0"/>
+                <w:bCs w:val="0"/>
+                <w:i/>
+                <w:iCs/>
+                <w:kern w:val="0"/>
+                <w:sz w:val="28"/>
+                <w:szCs w:val="28"/>
+                <w:u w:val="none"/>
+                <w:vertAlign w:val="baseline"/>
+                <w:lang w:val="en-US" w:eastAsia="zh-CN" w:bidi="ar"/>
+              </w:rPr>
+              <w:t>)</w:t>
+            </w:r>
+            <w:r>
+              <w:rPr>
+                <w:rStyle w:val="6"/>
+                <w:rFonts w:hint="default" w:eastAsia="Arial" w:cs="Times New Roman"/>
+                <w:b w:val="0"/>
+                <w:bCs w:val="0"/>
+                <w:i w:val="0"/>
+                <w:iCs w:val="0"/>
+                <w:kern w:val="0"/>
+                <w:sz w:val="28"/>
+                <w:szCs w:val="28"/>
+                <w:u w:val="none"/>
+                <w:vertAlign w:val="baseline"/>
+                <w:lang w:val="en-US" w:eastAsia="zh-CN" w:bidi="ar"/>
+              </w:rPr>
+              <w:t xml:space="preserve">, </w:t>
+            </w:r>
+            <w:r>
+              <w:rPr>
+                <w:rStyle w:val="6"/>
+                <w:rFonts w:hint="default" w:eastAsia="Arial" w:cs="Times New Roman"/>
+                <w:b w:val="0"/>
+                <w:bCs w:val="0"/>
+                <w:i w:val="0"/>
+                <w:iCs w:val="0"/>
+                <w:kern w:val="0"/>
+                <w:sz w:val="28"/>
+                <w:szCs w:val="28"/>
+                <w:u w:val="none"/>
+                <w:vertAlign w:val="baseline"/>
+                <w:lang w:val="ru-RU" w:eastAsia="zh-CN" w:bidi="ar"/>
+              </w:rPr>
+              <w:t>мм</w:t>
+            </w:r>
+          </w:p>
+        </w:tc>
+      </w:tr>
+      <w:tr>
+        <w:tblPrEx>
+          <w:tblBorders>
+            <w:top w:val="single" w:color="auto" w:sz="4" w:space="0"/>
+            <w:left w:val="single" w:color="auto" w:sz="4" w:space="0"/>
+            <w:bottom w:val="single" w:color="auto" w:sz="4" w:space="0"/>
+            <w:right w:val="single" w:color="auto" w:sz="4" w:space="0"/>
+            <w:insideH w:val="single" w:color="auto" w:sz="4" w:space="0"/>
+            <w:insideV w:val="single" w:color="auto" w:sz="4" w:space="0"/>
+          </w:tblBorders>
+          <w:tblCellMar>
+            <w:left w:w="108" w:type="dxa"/>
+            <w:right w:w="108" w:type="dxa"/>
+          </w:tblCellMar>
+        </w:tblPrEx>
+        <w:trPr>
+          <w:wAfter w:w="0" w:type="auto"/>
+          <w:jc w:val="center"/>
+        </w:trPr>
+        <w:tc>
+          <w:tcPr>
+            <w:tcW w:w="1563" w:type="dxa"/>
+            <w:vAlign w:val="center"/>
+          </w:tcPr>
+          <w:p>
+            <w:pPr>
+              <w:keepNext w:val="0"/>
+              <w:keepLines w:val="0"/>
+              <w:pageBreakBefore w:val="0"/>
+              <w:widowControl/>
+              <w:suppressLineNumbers w:val="0"/>
+              <w:kinsoku/>
+              <w:wordWrap/>
+              <w:overflowPunct/>
+              <w:topLinePunct w:val="0"/>
+              <w:autoSpaceDE/>
+              <w:autoSpaceDN/>
+              <w:bidi w:val="0"/>
+              <w:adjustRightInd/>
+              <w:snapToGrid/>
+              <w:spacing w:before="0" w:beforeAutospacing="0" w:after="0" w:afterAutospacing="0" w:line="240" w:lineRule="auto"/>
+              <w:ind w:right="0"/>
+              <w:jc w:val="center"/>
+              <w:textAlignment w:val="auto"/>
+              <w:rPr>
+                <w:rStyle w:val="6"/>
+                <w:rFonts w:hint="default" w:eastAsia="Arial" w:cs="Times New Roman"/>
+                <w:b w:val="0"/>
+                <w:bCs w:val="0"/>
+                <w:i w:val="0"/>
+                <w:iCs w:val="0"/>
+                <w:kern w:val="0"/>
+                <w:sz w:val="28"/>
+                <w:szCs w:val="28"/>
+                <w:u w:val="none"/>
+                <w:vertAlign w:val="baseline"/>
+                <w:lang w:val="ru-RU" w:eastAsia="zh-CN" w:bidi="ar"/>
+              </w:rPr>
+            </w:pPr>
+            <w:r>
+              <w:rPr>
+                <w:rFonts w:hint="default" w:ascii="Times New Roman" w:hAnsi="Times New Roman" w:cs="Times New Roman"/>
+                <w:i w:val="0"/>
+                <w:iCs w:val="0"/>
+                <w:sz w:val="28"/>
+                <w:szCs w:val="28"/>
+              </w:rPr>
+              <w:sym w:font="Symbol" w:char="F0C6"/>
+            </w:r>
+            <w:r>
+              <w:rPr>
+                <w:rStyle w:val="6"/>
+                <w:rFonts w:hint="default" w:ascii="Times New Roman" w:hAnsi="Times New Roman" w:eastAsia="Arial" w:cs="Times New Roman"/>
+                <w:b w:val="0"/>
+                <w:bCs w:val="0"/>
+                <w:kern w:val="0"/>
+                <w:sz w:val="28"/>
+                <w:szCs w:val="28"/>
+                <w:u w:val="none"/>
+                <w:lang w:val="en-US" w:eastAsia="zh-CN" w:bidi="ar"/>
+              </w:rPr>
+              <w:t>10</w:t>
+            </w:r>
+            <w:r>
+              <w:rPr>
+                <w:rStyle w:val="6"/>
+                <w:rFonts w:hint="default" w:ascii="Times New Roman" w:hAnsi="Times New Roman" w:eastAsia="Arial" w:cs="Times New Roman"/>
+                <w:b w:val="0"/>
+                <w:bCs w:val="0"/>
+                <w:i/>
+                <w:iCs/>
+                <w:kern w:val="0"/>
+                <w:sz w:val="28"/>
+                <w:szCs w:val="28"/>
+                <w:u w:val="none"/>
+                <w:lang w:val="en-US" w:eastAsia="zh-CN" w:bidi="ar"/>
+              </w:rPr>
+              <w:t>H8</w:t>
+            </w:r>
+          </w:p>
+        </w:tc>
+        <w:tc>
+          <w:tcPr>
+            <w:tcW w:w="1515" w:type="dxa"/>
+            <w:vAlign w:val="center"/>
+          </w:tcPr>
+          <w:p>
+            <w:pPr>
+              <w:keepNext w:val="0"/>
+              <w:keepLines w:val="0"/>
+              <w:pageBreakBefore w:val="0"/>
+              <w:widowControl/>
+              <w:suppressLineNumbers w:val="0"/>
+              <w:kinsoku/>
+              <w:wordWrap/>
+              <w:overflowPunct/>
+              <w:topLinePunct w:val="0"/>
+              <w:autoSpaceDE/>
+              <w:autoSpaceDN/>
+              <w:bidi w:val="0"/>
+              <w:adjustRightInd/>
+              <w:snapToGrid/>
+              <w:spacing w:before="0" w:beforeAutospacing="0" w:after="0" w:afterAutospacing="0" w:line="240" w:lineRule="auto"/>
+              <w:ind w:right="0"/>
+              <w:jc w:val="center"/>
+              <w:textAlignment w:val="auto"/>
+              <w:rPr>
+                <w:rStyle w:val="6"/>
+                <w:rFonts w:hint="default" w:eastAsia="Arial" w:cs="Times New Roman"/>
+                <w:b w:val="0"/>
+                <w:bCs w:val="0"/>
+                <w:i w:val="0"/>
+                <w:iCs w:val="0"/>
+                <w:kern w:val="0"/>
+                <w:sz w:val="28"/>
+                <w:szCs w:val="28"/>
+                <w:u w:val="none"/>
+                <w:vertAlign w:val="baseline"/>
+                <w:lang w:val="en-US" w:eastAsia="zh-CN" w:bidi="ar"/>
+              </w:rPr>
+            </w:pPr>
+            <w:r>
+              <w:rPr>
+                <w:rStyle w:val="6"/>
+                <w:rFonts w:hint="default" w:eastAsia="Arial" w:cs="Times New Roman"/>
+                <w:b w:val="0"/>
+                <w:bCs w:val="0"/>
+                <w:i w:val="0"/>
+                <w:iCs w:val="0"/>
+                <w:kern w:val="0"/>
+                <w:sz w:val="28"/>
+                <w:szCs w:val="28"/>
+                <w:u w:val="none"/>
+                <w:vertAlign w:val="baseline"/>
+                <w:lang w:val="en-US" w:eastAsia="zh-CN" w:bidi="ar"/>
+              </w:rPr>
+              <w:t>22</w:t>
+            </w:r>
+          </w:p>
+        </w:tc>
+        <w:tc>
+          <w:tcPr>
+            <w:tcW w:w="1695" w:type="dxa"/>
+            <w:vAlign w:val="center"/>
+          </w:tcPr>
+          <w:p>
+            <w:pPr>
+              <w:keepNext w:val="0"/>
+              <w:keepLines w:val="0"/>
+              <w:pageBreakBefore w:val="0"/>
+              <w:widowControl/>
+              <w:suppressLineNumbers w:val="0"/>
+              <w:kinsoku/>
+              <w:wordWrap/>
+              <w:overflowPunct/>
+              <w:topLinePunct w:val="0"/>
+              <w:autoSpaceDE/>
+              <w:autoSpaceDN/>
+              <w:bidi w:val="0"/>
+              <w:adjustRightInd/>
+              <w:snapToGrid/>
+              <w:spacing w:before="0" w:beforeAutospacing="0" w:after="0" w:afterAutospacing="0" w:line="240" w:lineRule="auto"/>
+              <w:ind w:right="0"/>
+              <w:jc w:val="center"/>
+              <w:textAlignment w:val="auto"/>
+              <w:rPr>
+                <w:rStyle w:val="6"/>
+                <w:rFonts w:hint="default" w:eastAsia="Arial" w:cs="Times New Roman"/>
+                <w:b w:val="0"/>
+                <w:bCs w:val="0"/>
+                <w:i w:val="0"/>
+                <w:iCs w:val="0"/>
+                <w:kern w:val="0"/>
+                <w:sz w:val="28"/>
+                <w:szCs w:val="28"/>
+                <w:u w:val="none"/>
+                <w:vertAlign w:val="baseline"/>
+                <w:lang w:val="en-US" w:eastAsia="zh-CN" w:bidi="ar"/>
+              </w:rPr>
+            </w:pPr>
+            <w:r>
+              <w:rPr>
+                <w:rStyle w:val="6"/>
+                <w:rFonts w:hint="default" w:eastAsia="Arial" w:cs="Times New Roman"/>
+                <w:b w:val="0"/>
+                <w:bCs w:val="0"/>
+                <w:i w:val="0"/>
+                <w:iCs w:val="0"/>
+                <w:kern w:val="0"/>
+                <w:sz w:val="28"/>
+                <w:szCs w:val="28"/>
+                <w:u w:val="none"/>
+                <w:vertAlign w:val="baseline"/>
+                <w:lang w:val="en-US" w:eastAsia="zh-CN" w:bidi="ar"/>
+              </w:rPr>
+              <w:t>+22</w:t>
+            </w:r>
+          </w:p>
+        </w:tc>
+        <w:tc>
+          <w:tcPr>
+            <w:tcW w:w="1635" w:type="dxa"/>
+            <w:vAlign w:val="center"/>
+          </w:tcPr>
+          <w:p>
+            <w:pPr>
+              <w:keepNext w:val="0"/>
+              <w:keepLines w:val="0"/>
+              <w:pageBreakBefore w:val="0"/>
+              <w:widowControl/>
+              <w:suppressLineNumbers w:val="0"/>
+              <w:kinsoku/>
+              <w:wordWrap/>
+              <w:overflowPunct/>
+              <w:topLinePunct w:val="0"/>
+              <w:autoSpaceDE/>
+              <w:autoSpaceDN/>
+              <w:bidi w:val="0"/>
+              <w:adjustRightInd/>
+              <w:snapToGrid/>
+              <w:spacing w:before="0" w:beforeAutospacing="0" w:after="0" w:afterAutospacing="0" w:line="240" w:lineRule="auto"/>
+              <w:ind w:right="0"/>
+              <w:jc w:val="center"/>
+              <w:textAlignment w:val="auto"/>
+              <w:rPr>
+                <w:rStyle w:val="6"/>
+                <w:rFonts w:hint="default" w:eastAsia="Arial" w:cs="Times New Roman"/>
+                <w:b w:val="0"/>
+                <w:bCs w:val="0"/>
+                <w:i w:val="0"/>
+                <w:iCs w:val="0"/>
+                <w:kern w:val="0"/>
+                <w:sz w:val="28"/>
+                <w:szCs w:val="28"/>
+                <w:u w:val="none"/>
+                <w:vertAlign w:val="baseline"/>
+                <w:lang w:val="en-US" w:eastAsia="zh-CN" w:bidi="ar"/>
+              </w:rPr>
+            </w:pPr>
+            <w:r>
+              <w:rPr>
+                <w:rStyle w:val="6"/>
+                <w:rFonts w:hint="default" w:eastAsia="Arial" w:cs="Times New Roman"/>
+                <w:b w:val="0"/>
+                <w:bCs w:val="0"/>
+                <w:i w:val="0"/>
+                <w:iCs w:val="0"/>
+                <w:kern w:val="0"/>
+                <w:sz w:val="28"/>
+                <w:szCs w:val="28"/>
+                <w:u w:val="none"/>
+                <w:vertAlign w:val="baseline"/>
+                <w:lang w:val="en-US" w:eastAsia="zh-CN" w:bidi="ar"/>
+              </w:rPr>
+              <w:t>0</w:t>
+            </w:r>
+          </w:p>
+        </w:tc>
+        <w:tc>
+          <w:tcPr>
+            <w:tcW w:w="1729" w:type="dxa"/>
+            <w:vAlign w:val="center"/>
+          </w:tcPr>
+          <w:p>
+            <w:pPr>
+              <w:keepNext w:val="0"/>
+              <w:keepLines w:val="0"/>
+              <w:pageBreakBefore w:val="0"/>
+              <w:widowControl/>
+              <w:suppressLineNumbers w:val="0"/>
+              <w:kinsoku/>
+              <w:wordWrap/>
+              <w:overflowPunct/>
+              <w:topLinePunct w:val="0"/>
+              <w:autoSpaceDE/>
+              <w:autoSpaceDN/>
+              <w:bidi w:val="0"/>
+              <w:adjustRightInd/>
+              <w:snapToGrid/>
+              <w:spacing w:before="0" w:beforeAutospacing="0" w:after="0" w:afterAutospacing="0" w:line="240" w:lineRule="auto"/>
+              <w:ind w:right="0"/>
+              <w:jc w:val="center"/>
+              <w:textAlignment w:val="auto"/>
+              <w:rPr>
+                <w:rStyle w:val="6"/>
+                <w:rFonts w:hint="default" w:eastAsia="Arial" w:cs="Times New Roman"/>
+                <w:b w:val="0"/>
+                <w:bCs w:val="0"/>
+                <w:i w:val="0"/>
+                <w:iCs w:val="0"/>
+                <w:kern w:val="0"/>
+                <w:sz w:val="28"/>
+                <w:szCs w:val="28"/>
+                <w:u w:val="none"/>
+                <w:vertAlign w:val="baseline"/>
+                <w:lang w:val="en-US" w:eastAsia="zh-CN" w:bidi="ar"/>
+              </w:rPr>
+            </w:pPr>
+            <w:r>
+              <w:rPr>
+                <w:rStyle w:val="6"/>
+                <w:rFonts w:hint="default" w:eastAsia="Arial" w:cs="Times New Roman"/>
+                <w:b w:val="0"/>
+                <w:bCs w:val="0"/>
+                <w:i w:val="0"/>
+                <w:iCs w:val="0"/>
+                <w:kern w:val="0"/>
+                <w:sz w:val="28"/>
+                <w:szCs w:val="28"/>
+                <w:u w:val="none"/>
+                <w:vertAlign w:val="baseline"/>
+                <w:lang w:val="en-US" w:eastAsia="zh-CN" w:bidi="ar"/>
+              </w:rPr>
+              <w:t>10,000</w:t>
+            </w:r>
+          </w:p>
+        </w:tc>
+        <w:tc>
+          <w:tcPr>
+            <w:tcW w:w="1603" w:type="dxa"/>
+            <w:vAlign w:val="center"/>
+          </w:tcPr>
+          <w:p>
+            <w:pPr>
+              <w:keepNext w:val="0"/>
+              <w:keepLines w:val="0"/>
+              <w:pageBreakBefore w:val="0"/>
+              <w:widowControl/>
+              <w:suppressLineNumbers w:val="0"/>
+              <w:kinsoku/>
+              <w:wordWrap/>
+              <w:overflowPunct/>
+              <w:topLinePunct w:val="0"/>
+              <w:autoSpaceDE/>
+              <w:autoSpaceDN/>
+              <w:bidi w:val="0"/>
+              <w:adjustRightInd/>
+              <w:snapToGrid/>
+              <w:spacing w:before="0" w:beforeAutospacing="0" w:after="0" w:afterAutospacing="0" w:line="240" w:lineRule="auto"/>
+              <w:ind w:right="0"/>
+              <w:jc w:val="center"/>
+              <w:textAlignment w:val="auto"/>
+              <w:rPr>
+                <w:rStyle w:val="6"/>
+                <w:rFonts w:hint="default" w:eastAsia="Arial" w:cs="Times New Roman"/>
+                <w:b w:val="0"/>
+                <w:bCs w:val="0"/>
+                <w:i w:val="0"/>
+                <w:iCs w:val="0"/>
+                <w:kern w:val="0"/>
+                <w:sz w:val="28"/>
+                <w:szCs w:val="28"/>
+                <w:u w:val="none"/>
+                <w:vertAlign w:val="baseline"/>
+                <w:lang w:val="en-US" w:eastAsia="zh-CN" w:bidi="ar"/>
+              </w:rPr>
+            </w:pPr>
+            <w:r>
+              <w:rPr>
+                <w:rStyle w:val="6"/>
+                <w:rFonts w:hint="default" w:eastAsia="Arial" w:cs="Times New Roman"/>
+                <w:b w:val="0"/>
+                <w:bCs w:val="0"/>
+                <w:i w:val="0"/>
+                <w:iCs w:val="0"/>
+                <w:kern w:val="0"/>
+                <w:sz w:val="28"/>
+                <w:szCs w:val="28"/>
+                <w:u w:val="none"/>
+                <w:vertAlign w:val="baseline"/>
+                <w:lang w:val="en-US" w:eastAsia="zh-CN" w:bidi="ar"/>
+              </w:rPr>
+              <w:t>10,022</w:t>
+            </w:r>
+          </w:p>
+        </w:tc>
+      </w:tr>
+      <w:tr>
+        <w:tblPrEx>
+          <w:tblBorders>
+            <w:top w:val="single" w:color="auto" w:sz="4" w:space="0"/>
+            <w:left w:val="single" w:color="auto" w:sz="4" w:space="0"/>
+            <w:bottom w:val="single" w:color="auto" w:sz="4" w:space="0"/>
+            <w:right w:val="single" w:color="auto" w:sz="4" w:space="0"/>
+            <w:insideH w:val="single" w:color="auto" w:sz="4" w:space="0"/>
+            <w:insideV w:val="single" w:color="auto" w:sz="4" w:space="0"/>
+          </w:tblBorders>
+          <w:tblCellMar>
+            <w:left w:w="108" w:type="dxa"/>
+            <w:right w:w="108" w:type="dxa"/>
+          </w:tblCellMar>
+        </w:tblPrEx>
+        <w:trPr>
+          <w:wAfter w:w="0" w:type="auto"/>
+          <w:jc w:val="center"/>
+        </w:trPr>
+        <w:tc>
+          <w:tcPr>
+            <w:tcW w:w="1563" w:type="dxa"/>
+            <w:vAlign w:val="center"/>
+          </w:tcPr>
+          <w:p>
+            <w:pPr>
+              <w:keepNext w:val="0"/>
+              <w:keepLines w:val="0"/>
+              <w:pageBreakBefore w:val="0"/>
+              <w:widowControl/>
+              <w:suppressLineNumbers w:val="0"/>
+              <w:kinsoku/>
+              <w:wordWrap/>
+              <w:overflowPunct/>
+              <w:topLinePunct w:val="0"/>
+              <w:autoSpaceDE/>
+              <w:autoSpaceDN/>
+              <w:bidi w:val="0"/>
+              <w:adjustRightInd/>
+              <w:snapToGrid/>
+              <w:spacing w:before="0" w:beforeAutospacing="0" w:after="0" w:afterAutospacing="0" w:line="240" w:lineRule="auto"/>
+              <w:ind w:right="0"/>
+              <w:jc w:val="center"/>
+              <w:textAlignment w:val="auto"/>
+              <w:rPr>
+                <w:rStyle w:val="6"/>
+                <w:rFonts w:hint="default" w:eastAsia="Arial" w:cs="Times New Roman"/>
+                <w:b w:val="0"/>
+                <w:bCs w:val="0"/>
+                <w:i w:val="0"/>
+                <w:iCs w:val="0"/>
+                <w:kern w:val="0"/>
+                <w:sz w:val="28"/>
+                <w:szCs w:val="28"/>
+                <w:u w:val="none"/>
+                <w:vertAlign w:val="baseline"/>
+                <w:lang w:val="ru-RU" w:eastAsia="zh-CN" w:bidi="ar"/>
+              </w:rPr>
+            </w:pPr>
+            <w:r>
+              <w:rPr>
+                <w:rFonts w:hint="default" w:ascii="Times New Roman" w:hAnsi="Times New Roman" w:cs="Times New Roman"/>
+                <w:i w:val="0"/>
+                <w:iCs w:val="0"/>
+                <w:sz w:val="28"/>
+                <w:szCs w:val="28"/>
+              </w:rPr>
+              <w:sym w:font="Symbol" w:char="F0C6"/>
+            </w:r>
+            <w:r>
+              <w:rPr>
+                <w:rStyle w:val="6"/>
+                <w:rFonts w:hint="default" w:ascii="Times New Roman" w:hAnsi="Times New Roman" w:eastAsia="Arial" w:cs="Times New Roman"/>
+                <w:b w:val="0"/>
+                <w:bCs w:val="0"/>
+                <w:kern w:val="0"/>
+                <w:sz w:val="28"/>
+                <w:szCs w:val="28"/>
+                <w:u w:val="none"/>
+                <w:lang w:val="en-US" w:eastAsia="zh-CN" w:bidi="ar"/>
+              </w:rPr>
+              <w:t>10</w:t>
+            </w:r>
+            <w:r>
+              <w:rPr>
+                <w:rStyle w:val="6"/>
+                <w:rFonts w:hint="default" w:eastAsia="Arial" w:cs="Times New Roman"/>
+                <w:b w:val="0"/>
+                <w:bCs w:val="0"/>
+                <w:i/>
+                <w:iCs/>
+                <w:kern w:val="0"/>
+                <w:sz w:val="28"/>
+                <w:szCs w:val="28"/>
+                <w:u w:val="none"/>
+                <w:lang w:val="en-US" w:eastAsia="zh-CN" w:bidi="ar"/>
+              </w:rPr>
+              <w:t>d</w:t>
+            </w:r>
+            <w:r>
+              <w:rPr>
+                <w:rStyle w:val="6"/>
+                <w:rFonts w:hint="default" w:ascii="Times New Roman" w:hAnsi="Times New Roman" w:eastAsia="Arial" w:cs="Times New Roman"/>
+                <w:b w:val="0"/>
+                <w:bCs w:val="0"/>
+                <w:i/>
+                <w:iCs/>
+                <w:kern w:val="0"/>
+                <w:sz w:val="28"/>
+                <w:szCs w:val="28"/>
+                <w:u w:val="none"/>
+                <w:lang w:val="en-US" w:eastAsia="zh-CN" w:bidi="ar"/>
+              </w:rPr>
+              <w:t>8</w:t>
+            </w:r>
+          </w:p>
+        </w:tc>
+        <w:tc>
+          <w:tcPr>
+            <w:tcW w:w="1515" w:type="dxa"/>
+            <w:vAlign w:val="center"/>
+          </w:tcPr>
+          <w:p>
+            <w:pPr>
+              <w:keepNext w:val="0"/>
+              <w:keepLines w:val="0"/>
+              <w:pageBreakBefore w:val="0"/>
+              <w:widowControl/>
+              <w:suppressLineNumbers w:val="0"/>
+              <w:kinsoku/>
+              <w:wordWrap/>
+              <w:overflowPunct/>
+              <w:topLinePunct w:val="0"/>
+              <w:autoSpaceDE/>
+              <w:autoSpaceDN/>
+              <w:bidi w:val="0"/>
+              <w:adjustRightInd/>
+              <w:snapToGrid/>
+              <w:spacing w:before="0" w:beforeAutospacing="0" w:after="0" w:afterAutospacing="0" w:line="240" w:lineRule="auto"/>
+              <w:ind w:right="0"/>
+              <w:jc w:val="center"/>
+              <w:textAlignment w:val="auto"/>
+              <w:rPr>
+                <w:rStyle w:val="6"/>
+                <w:rFonts w:hint="default" w:eastAsia="Arial" w:cs="Times New Roman"/>
+                <w:b w:val="0"/>
+                <w:bCs w:val="0"/>
+                <w:i w:val="0"/>
+                <w:iCs w:val="0"/>
+                <w:kern w:val="0"/>
+                <w:sz w:val="28"/>
+                <w:szCs w:val="28"/>
+                <w:u w:val="none"/>
+                <w:vertAlign w:val="baseline"/>
+                <w:lang w:val="en-US" w:eastAsia="zh-CN" w:bidi="ar"/>
+              </w:rPr>
+            </w:pPr>
+            <w:r>
+              <w:rPr>
+                <w:rStyle w:val="6"/>
+                <w:rFonts w:hint="default" w:eastAsia="Arial" w:cs="Times New Roman"/>
+                <w:b w:val="0"/>
+                <w:bCs w:val="0"/>
+                <w:i w:val="0"/>
+                <w:iCs w:val="0"/>
+                <w:kern w:val="0"/>
+                <w:sz w:val="28"/>
+                <w:szCs w:val="28"/>
+                <w:u w:val="none"/>
+                <w:vertAlign w:val="baseline"/>
+                <w:lang w:val="en-US" w:eastAsia="zh-CN" w:bidi="ar"/>
+              </w:rPr>
+              <w:t>22</w:t>
+            </w:r>
+          </w:p>
+        </w:tc>
+        <w:tc>
+          <w:tcPr>
+            <w:tcW w:w="1695" w:type="dxa"/>
+            <w:vAlign w:val="center"/>
+          </w:tcPr>
+          <w:p>
+            <w:pPr>
+              <w:keepNext w:val="0"/>
+              <w:keepLines w:val="0"/>
+              <w:pageBreakBefore w:val="0"/>
+              <w:widowControl/>
+              <w:suppressLineNumbers w:val="0"/>
+              <w:kinsoku/>
+              <w:wordWrap/>
+              <w:overflowPunct/>
+              <w:topLinePunct w:val="0"/>
+              <w:autoSpaceDE/>
+              <w:autoSpaceDN/>
+              <w:bidi w:val="0"/>
+              <w:adjustRightInd/>
+              <w:snapToGrid/>
+              <w:spacing w:before="0" w:beforeAutospacing="0" w:after="0" w:afterAutospacing="0" w:line="240" w:lineRule="auto"/>
+              <w:ind w:right="0"/>
+              <w:jc w:val="center"/>
+              <w:textAlignment w:val="auto"/>
+              <w:rPr>
+                <w:rStyle w:val="6"/>
+                <w:rFonts w:hint="default" w:eastAsia="Arial" w:cs="Times New Roman"/>
+                <w:b w:val="0"/>
+                <w:bCs w:val="0"/>
+                <w:i w:val="0"/>
+                <w:iCs w:val="0"/>
+                <w:kern w:val="0"/>
+                <w:sz w:val="28"/>
+                <w:szCs w:val="28"/>
+                <w:u w:val="none"/>
+                <w:vertAlign w:val="baseline"/>
+                <w:lang w:val="en-US" w:eastAsia="zh-CN" w:bidi="ar"/>
+              </w:rPr>
+            </w:pPr>
+            <w:r>
+              <w:rPr>
+                <w:rStyle w:val="6"/>
+                <w:rFonts w:hint="default" w:eastAsia="Arial" w:cs="Times New Roman"/>
+                <w:b w:val="0"/>
+                <w:bCs w:val="0"/>
+                <w:i w:val="0"/>
+                <w:iCs w:val="0"/>
+                <w:kern w:val="0"/>
+                <w:sz w:val="28"/>
+                <w:szCs w:val="28"/>
+                <w:u w:val="none"/>
+                <w:vertAlign w:val="baseline"/>
+                <w:lang w:val="en-US" w:eastAsia="zh-CN" w:bidi="ar"/>
+              </w:rPr>
+              <w:t>-25</w:t>
+            </w:r>
+          </w:p>
+        </w:tc>
+        <w:tc>
+          <w:tcPr>
+            <w:tcW w:w="1635" w:type="dxa"/>
+            <w:vAlign w:val="center"/>
+          </w:tcPr>
+          <w:p>
+            <w:pPr>
+              <w:keepNext w:val="0"/>
+              <w:keepLines w:val="0"/>
+              <w:pageBreakBefore w:val="0"/>
+              <w:widowControl/>
+              <w:suppressLineNumbers w:val="0"/>
+              <w:kinsoku/>
+              <w:wordWrap/>
+              <w:overflowPunct/>
+              <w:topLinePunct w:val="0"/>
+              <w:autoSpaceDE/>
+              <w:autoSpaceDN/>
+              <w:bidi w:val="0"/>
+              <w:adjustRightInd/>
+              <w:snapToGrid/>
+              <w:spacing w:before="0" w:beforeAutospacing="0" w:after="0" w:afterAutospacing="0" w:line="240" w:lineRule="auto"/>
+              <w:ind w:right="0"/>
+              <w:jc w:val="center"/>
+              <w:textAlignment w:val="auto"/>
+              <w:rPr>
+                <w:rStyle w:val="6"/>
+                <w:rFonts w:hint="default" w:eastAsia="Arial" w:cs="Times New Roman"/>
+                <w:b w:val="0"/>
+                <w:bCs w:val="0"/>
+                <w:i w:val="0"/>
+                <w:iCs w:val="0"/>
+                <w:kern w:val="0"/>
+                <w:sz w:val="28"/>
+                <w:szCs w:val="28"/>
+                <w:u w:val="none"/>
+                <w:vertAlign w:val="baseline"/>
+                <w:lang w:val="en-US" w:eastAsia="zh-CN" w:bidi="ar"/>
+              </w:rPr>
+            </w:pPr>
+            <w:r>
+              <w:rPr>
+                <w:rStyle w:val="6"/>
+                <w:rFonts w:hint="default" w:eastAsia="Arial" w:cs="Times New Roman"/>
+                <w:b w:val="0"/>
+                <w:bCs w:val="0"/>
+                <w:i w:val="0"/>
+                <w:iCs w:val="0"/>
+                <w:kern w:val="0"/>
+                <w:sz w:val="28"/>
+                <w:szCs w:val="28"/>
+                <w:u w:val="none"/>
+                <w:vertAlign w:val="baseline"/>
+                <w:lang w:val="en-US" w:eastAsia="zh-CN" w:bidi="ar"/>
+              </w:rPr>
+              <w:t>-47</w:t>
+            </w:r>
+          </w:p>
+        </w:tc>
+        <w:tc>
+          <w:tcPr>
+            <w:tcW w:w="1729" w:type="dxa"/>
+            <w:vAlign w:val="center"/>
+          </w:tcPr>
+          <w:p>
+            <w:pPr>
+              <w:keepNext w:val="0"/>
+              <w:keepLines w:val="0"/>
+              <w:pageBreakBefore w:val="0"/>
+              <w:widowControl/>
+              <w:suppressLineNumbers w:val="0"/>
+              <w:kinsoku/>
+              <w:wordWrap/>
+              <w:overflowPunct/>
+              <w:topLinePunct w:val="0"/>
+              <w:autoSpaceDE/>
+              <w:autoSpaceDN/>
+              <w:bidi w:val="0"/>
+              <w:adjustRightInd/>
+              <w:snapToGrid/>
+              <w:spacing w:before="0" w:beforeAutospacing="0" w:after="0" w:afterAutospacing="0" w:line="240" w:lineRule="auto"/>
+              <w:ind w:right="0"/>
+              <w:jc w:val="center"/>
+              <w:textAlignment w:val="auto"/>
+              <w:rPr>
+                <w:rStyle w:val="6"/>
+                <w:rFonts w:hint="default" w:eastAsia="Arial" w:cs="Times New Roman"/>
+                <w:b w:val="0"/>
+                <w:bCs w:val="0"/>
+                <w:i w:val="0"/>
+                <w:iCs w:val="0"/>
+                <w:kern w:val="0"/>
+                <w:sz w:val="28"/>
+                <w:szCs w:val="28"/>
+                <w:u w:val="none"/>
+                <w:vertAlign w:val="baseline"/>
+                <w:lang w:val="en-US" w:eastAsia="zh-CN" w:bidi="ar"/>
+              </w:rPr>
+            </w:pPr>
+            <w:r>
+              <w:rPr>
+                <w:rStyle w:val="6"/>
+                <w:rFonts w:hint="default" w:eastAsia="Arial" w:cs="Times New Roman"/>
+                <w:b w:val="0"/>
+                <w:bCs w:val="0"/>
+                <w:i w:val="0"/>
+                <w:iCs w:val="0"/>
+                <w:kern w:val="0"/>
+                <w:sz w:val="28"/>
+                <w:szCs w:val="28"/>
+                <w:u w:val="none"/>
+                <w:vertAlign w:val="baseline"/>
+                <w:lang w:val="en-US" w:eastAsia="zh-CN" w:bidi="ar"/>
+              </w:rPr>
+              <w:t>9,953</w:t>
+            </w:r>
+          </w:p>
+        </w:tc>
+        <w:tc>
+          <w:tcPr>
+            <w:tcW w:w="1603" w:type="dxa"/>
+            <w:vAlign w:val="center"/>
+          </w:tcPr>
+          <w:p>
+            <w:pPr>
+              <w:keepNext w:val="0"/>
+              <w:keepLines w:val="0"/>
+              <w:pageBreakBefore w:val="0"/>
+              <w:widowControl/>
+              <w:suppressLineNumbers w:val="0"/>
+              <w:kinsoku/>
+              <w:wordWrap/>
+              <w:overflowPunct/>
+              <w:topLinePunct w:val="0"/>
+              <w:autoSpaceDE/>
+              <w:autoSpaceDN/>
+              <w:bidi w:val="0"/>
+              <w:adjustRightInd/>
+              <w:snapToGrid/>
+              <w:spacing w:before="0" w:beforeAutospacing="0" w:after="0" w:afterAutospacing="0" w:line="240" w:lineRule="auto"/>
+              <w:ind w:right="0"/>
+              <w:jc w:val="center"/>
+              <w:textAlignment w:val="auto"/>
+              <w:rPr>
+                <w:rStyle w:val="6"/>
+                <w:rFonts w:hint="default" w:eastAsia="Arial" w:cs="Times New Roman"/>
+                <w:b w:val="0"/>
+                <w:bCs w:val="0"/>
+                <w:i w:val="0"/>
+                <w:iCs w:val="0"/>
+                <w:kern w:val="0"/>
+                <w:sz w:val="28"/>
+                <w:szCs w:val="28"/>
+                <w:u w:val="none"/>
+                <w:vertAlign w:val="baseline"/>
+                <w:lang w:val="en-US" w:eastAsia="zh-CN" w:bidi="ar"/>
+              </w:rPr>
+            </w:pPr>
+            <w:r>
+              <w:rPr>
+                <w:rStyle w:val="6"/>
+                <w:rFonts w:hint="default" w:eastAsia="Arial" w:cs="Times New Roman"/>
+                <w:b w:val="0"/>
+                <w:bCs w:val="0"/>
+                <w:i w:val="0"/>
+                <w:iCs w:val="0"/>
+                <w:kern w:val="0"/>
+                <w:sz w:val="28"/>
+                <w:szCs w:val="28"/>
+                <w:u w:val="none"/>
+                <w:vertAlign w:val="baseline"/>
+                <w:lang w:val="en-US" w:eastAsia="zh-CN" w:bidi="ar"/>
+              </w:rPr>
+              <w:t>9,975</w:t>
+            </w:r>
+          </w:p>
+        </w:tc>
+      </w:tr>
+    </w:tbl>
+    <w:p>
+      <w:pPr>
+        <w:keepNext w:val="0"/>
+        <w:keepLines w:val="0"/>
+        <w:pageBreakBefore w:val="0"/>
+        <w:widowControl/>
+        <w:suppressLineNumbers w:val="0"/>
+        <w:pBdr>
+          <w:bottom w:val="none" w:color="E6E8F0" w:sz="0" w:space="0"/>
+        </w:pBdr>
+        <w:kinsoku/>
+        <w:wordWrap/>
+        <w:overflowPunct/>
+        <w:topLinePunct w:val="0"/>
+        <w:autoSpaceDE/>
+        <w:autoSpaceDN/>
+        <w:bidi w:val="0"/>
+        <w:adjustRightInd/>
+        <w:snapToGrid/>
+        <w:spacing w:before="0" w:beforeAutospacing="0" w:after="0" w:afterAutospacing="0" w:line="360" w:lineRule="auto"/>
+        <w:ind w:right="0" w:firstLine="708" w:firstLineChars="0"/>
+        <w:jc w:val="right"/>
+        <w:textAlignment w:val="auto"/>
+        <w:rPr>
+          <w:rStyle w:val="6"/>
+          <w:rFonts w:hint="default" w:eastAsia="Arial" w:cs="Times New Roman"/>
+          <w:b w:val="0"/>
+          <w:bCs w:val="0"/>
+          <w:i w:val="0"/>
+          <w:iCs w:val="0"/>
+          <w:kern w:val="0"/>
+          <w:sz w:val="28"/>
+          <w:szCs w:val="28"/>
+          <w:u w:val="none"/>
+          <w:lang w:val="ru-RU" w:eastAsia="zh-CN" w:bidi="ar"/>
+        </w:rPr>
+      </w:pPr>
+    </w:p>
+    <w:p>
+      <w:pPr>
+        <w:keepNext w:val="0"/>
+        <w:keepLines w:val="0"/>
+        <w:pageBreakBefore w:val="0"/>
+        <w:widowControl/>
+        <w:suppressLineNumbers w:val="0"/>
+        <w:pBdr>
+          <w:bottom w:val="none" w:color="E6E8F0" w:sz="0" w:space="0"/>
+        </w:pBdr>
+        <w:kinsoku/>
+        <w:wordWrap/>
+        <w:overflowPunct/>
+        <w:topLinePunct w:val="0"/>
+        <w:autoSpaceDE/>
+        <w:autoSpaceDN/>
+        <w:bidi w:val="0"/>
+        <w:adjustRightInd/>
+        <w:snapToGrid/>
+        <w:spacing w:before="0" w:beforeAutospacing="0" w:after="0" w:afterAutospacing="0" w:line="360" w:lineRule="auto"/>
+        <w:ind w:right="0" w:firstLine="708" w:firstLineChars="0"/>
+        <w:jc w:val="both"/>
+        <w:textAlignment w:val="auto"/>
+        <w:rPr>
+          <w:rStyle w:val="6"/>
+          <w:rFonts w:hint="default" w:eastAsia="Arial" w:cs="Times New Roman"/>
+          <w:b w:val="0"/>
+          <w:bCs w:val="0"/>
+          <w:i w:val="0"/>
+          <w:iCs w:val="0"/>
+          <w:kern w:val="0"/>
+          <w:sz w:val="28"/>
+          <w:szCs w:val="28"/>
+          <w:u w:val="none"/>
+          <w:lang w:val="en-US" w:eastAsia="zh-CN" w:bidi="ar"/>
+        </w:rPr>
+      </w:pPr>
+      <w:r>
+        <w:rPr>
+          <w:rStyle w:val="6"/>
+          <w:rFonts w:hint="default" w:eastAsia="Arial" w:cs="Times New Roman"/>
+          <w:b w:val="0"/>
+          <w:bCs w:val="0"/>
+          <w:i w:val="0"/>
+          <w:iCs w:val="0"/>
+          <w:kern w:val="0"/>
+          <w:sz w:val="28"/>
+          <w:szCs w:val="28"/>
+          <w:u w:val="none"/>
+          <w:lang w:val="ru-RU" w:eastAsia="zh-CN" w:bidi="ar"/>
+        </w:rPr>
+        <w:t>Строим схему расположения полей допусков сопрягаемых деталей (рис. 1.1) и рассчитываем предельные значения зазоров</w:t>
+      </w:r>
+      <w:r>
+        <w:rPr>
+          <w:rStyle w:val="6"/>
+          <w:rFonts w:hint="default" w:eastAsia="Arial" w:cs="Times New Roman"/>
+          <w:b w:val="0"/>
+          <w:bCs w:val="0"/>
+          <w:i w:val="0"/>
+          <w:iCs w:val="0"/>
+          <w:kern w:val="0"/>
+          <w:sz w:val="28"/>
+          <w:szCs w:val="28"/>
+          <w:u w:val="none"/>
+          <w:lang w:val="en-US" w:eastAsia="zh-CN" w:bidi="ar"/>
+        </w:rPr>
+        <w:t>:</w:t>
+      </w:r>
+    </w:p>
+    <w:p>
+      <w:pPr>
+        <w:keepNext w:val="0"/>
+        <w:keepLines w:val="0"/>
+        <w:pageBreakBefore w:val="0"/>
+        <w:widowControl/>
+        <w:suppressLineNumbers w:val="0"/>
+        <w:pBdr>
+          <w:bottom w:val="none" w:color="E6E8F0" w:sz="0" w:space="0"/>
+        </w:pBdr>
+        <w:kinsoku/>
+        <w:wordWrap/>
+        <w:overflowPunct/>
+        <w:topLinePunct w:val="0"/>
+        <w:autoSpaceDE/>
+        <w:autoSpaceDN/>
+        <w:bidi w:val="0"/>
+        <w:adjustRightInd/>
+        <w:snapToGrid/>
+        <w:spacing w:before="0" w:beforeAutospacing="0" w:after="0" w:afterAutospacing="0" w:line="360" w:lineRule="auto"/>
+        <w:ind w:right="0" w:firstLine="708" w:firstLineChars="0"/>
+        <w:jc w:val="both"/>
+        <w:textAlignment w:val="auto"/>
+        <w:rPr>
+          <w:rStyle w:val="6"/>
+          <w:rFonts w:hint="default" w:eastAsia="Arial" w:cs="Times New Roman"/>
+          <w:b w:val="0"/>
+          <w:bCs w:val="0"/>
+          <w:i w:val="0"/>
+          <w:iCs w:val="0"/>
+          <w:kern w:val="0"/>
+          <w:sz w:val="28"/>
+          <w:szCs w:val="28"/>
+          <w:u w:val="none"/>
+          <w:lang w:val="en-US" w:eastAsia="zh-CN" w:bidi="ar"/>
+        </w:rPr>
+      </w:pPr>
+    </w:p>
+    <w:p>
+      <w:pPr>
+        <w:keepNext w:val="0"/>
+        <w:keepLines w:val="0"/>
+        <w:pageBreakBefore w:val="0"/>
+        <w:widowControl/>
+        <w:suppressLineNumbers w:val="0"/>
+        <w:pBdr>
+          <w:bottom w:val="none" w:color="E6E8F0" w:sz="0" w:space="0"/>
+        </w:pBdr>
+        <w:kinsoku/>
+        <w:wordWrap/>
+        <w:overflowPunct/>
+        <w:topLinePunct w:val="0"/>
+        <w:autoSpaceDE/>
+        <w:autoSpaceDN/>
+        <w:bidi w:val="0"/>
+        <w:adjustRightInd/>
+        <w:snapToGrid/>
+        <w:spacing w:before="0" w:beforeAutospacing="0" w:after="0" w:afterAutospacing="0" w:line="360" w:lineRule="auto"/>
+        <w:ind w:right="0" w:firstLine="708" w:firstLineChars="0"/>
+        <w:jc w:val="center"/>
+        <w:textAlignment w:val="auto"/>
+        <w:rPr>
+          <w:rStyle w:val="6"/>
+          <w:rFonts w:hint="default" w:eastAsia="Arial" w:cs="Times New Roman"/>
+          <w:b w:val="0"/>
+          <w:bCs w:val="0"/>
+          <w:i w:val="0"/>
+          <w:iCs w:val="0"/>
+          <w:kern w:val="0"/>
+          <w:sz w:val="28"/>
+          <w:szCs w:val="28"/>
+          <w:u w:val="none"/>
+          <w:lang w:val="ru-RU" w:eastAsia="zh-CN" w:bidi="ar"/>
+        </w:rPr>
+      </w:pPr>
+      <w:r>
+        <w:rPr>
+          <w:rStyle w:val="6"/>
+          <w:rFonts w:hint="default" w:eastAsia="Arial" w:cs="Times New Roman"/>
+          <w:b w:val="0"/>
+          <w:bCs w:val="0"/>
+          <w:i/>
+          <w:iCs/>
+          <w:kern w:val="0"/>
+          <w:sz w:val="28"/>
+          <w:szCs w:val="28"/>
+          <w:u w:val="none"/>
+          <w:lang w:val="en-US" w:eastAsia="zh-CN" w:bidi="ar"/>
+        </w:rPr>
+        <w:t>S</w:t>
+      </w:r>
+      <w:r>
+        <w:rPr>
+          <w:rStyle w:val="6"/>
+          <w:rFonts w:hint="default" w:eastAsia="Arial" w:cs="Times New Roman"/>
+          <w:b w:val="0"/>
+          <w:bCs w:val="0"/>
+          <w:i/>
+          <w:iCs/>
+          <w:kern w:val="0"/>
+          <w:sz w:val="28"/>
+          <w:szCs w:val="28"/>
+          <w:u w:val="none"/>
+          <w:vertAlign w:val="subscript"/>
+          <w:lang w:val="en-US" w:eastAsia="zh-CN" w:bidi="ar"/>
+        </w:rPr>
+        <w:t>max</w:t>
+      </w:r>
+      <w:r>
+        <w:rPr>
+          <w:rStyle w:val="6"/>
+          <w:rFonts w:hint="default" w:eastAsia="Arial" w:cs="Times New Roman"/>
+          <w:b w:val="0"/>
+          <w:bCs w:val="0"/>
+          <w:i/>
+          <w:iCs/>
+          <w:kern w:val="0"/>
+          <w:sz w:val="28"/>
+          <w:szCs w:val="28"/>
+          <w:u w:val="none"/>
+          <w:lang w:val="en-US" w:eastAsia="zh-CN" w:bidi="ar"/>
+        </w:rPr>
+        <w:t xml:space="preserve"> = D</w:t>
+      </w:r>
+      <w:r>
+        <w:rPr>
+          <w:rStyle w:val="6"/>
+          <w:rFonts w:hint="default" w:eastAsia="Arial" w:cs="Times New Roman"/>
+          <w:b w:val="0"/>
+          <w:bCs w:val="0"/>
+          <w:i/>
+          <w:iCs/>
+          <w:kern w:val="0"/>
+          <w:sz w:val="28"/>
+          <w:szCs w:val="28"/>
+          <w:u w:val="none"/>
+          <w:vertAlign w:val="subscript"/>
+          <w:lang w:val="en-US" w:eastAsia="zh-CN" w:bidi="ar"/>
+        </w:rPr>
+        <w:t>max</w:t>
+      </w:r>
+      <w:r>
+        <w:rPr>
+          <w:rStyle w:val="6"/>
+          <w:rFonts w:hint="default" w:eastAsia="Arial" w:cs="Times New Roman"/>
+          <w:b w:val="0"/>
+          <w:bCs w:val="0"/>
+          <w:i/>
+          <w:iCs/>
+          <w:kern w:val="0"/>
+          <w:sz w:val="28"/>
+          <w:szCs w:val="28"/>
+          <w:u w:val="none"/>
+          <w:lang w:val="en-US" w:eastAsia="zh-CN" w:bidi="ar"/>
+        </w:rPr>
+        <w:t xml:space="preserve"> - d</w:t>
+      </w:r>
+      <w:r>
+        <w:rPr>
+          <w:rStyle w:val="6"/>
+          <w:rFonts w:hint="default" w:eastAsia="Arial" w:cs="Times New Roman"/>
+          <w:b w:val="0"/>
+          <w:bCs w:val="0"/>
+          <w:i/>
+          <w:iCs/>
+          <w:kern w:val="0"/>
+          <w:sz w:val="28"/>
+          <w:szCs w:val="28"/>
+          <w:u w:val="none"/>
+          <w:vertAlign w:val="subscript"/>
+          <w:lang w:val="en-US" w:eastAsia="zh-CN" w:bidi="ar"/>
+        </w:rPr>
+        <w:t>min</w:t>
+      </w:r>
+      <w:r>
+        <w:rPr>
+          <w:rStyle w:val="6"/>
+          <w:rFonts w:hint="default" w:eastAsia="Arial" w:cs="Times New Roman"/>
+          <w:b w:val="0"/>
+          <w:bCs w:val="0"/>
+          <w:i w:val="0"/>
+          <w:iCs w:val="0"/>
+          <w:kern w:val="0"/>
+          <w:sz w:val="28"/>
+          <w:szCs w:val="28"/>
+          <w:u w:val="none"/>
+          <w:lang w:val="en-US" w:eastAsia="zh-CN" w:bidi="ar"/>
+        </w:rPr>
+        <w:t xml:space="preserve"> = 10,022 - 9,953 = 0,069 </w:t>
+      </w:r>
+      <w:r>
+        <w:rPr>
+          <w:rStyle w:val="6"/>
+          <w:rFonts w:hint="default" w:eastAsia="Arial" w:cs="Times New Roman"/>
+          <w:b w:val="0"/>
+          <w:bCs w:val="0"/>
+          <w:i w:val="0"/>
+          <w:iCs w:val="0"/>
+          <w:kern w:val="0"/>
+          <w:sz w:val="28"/>
+          <w:szCs w:val="28"/>
+          <w:u w:val="none"/>
+          <w:lang w:val="ru-RU" w:eastAsia="zh-CN" w:bidi="ar"/>
+        </w:rPr>
+        <w:t>мм;</w:t>
+      </w:r>
+    </w:p>
+    <w:p>
+      <w:pPr>
+        <w:keepNext w:val="0"/>
+        <w:keepLines w:val="0"/>
+        <w:pageBreakBefore w:val="0"/>
+        <w:widowControl/>
+        <w:suppressLineNumbers w:val="0"/>
+        <w:pBdr>
+          <w:bottom w:val="none" w:color="E6E8F0" w:sz="0" w:space="0"/>
+        </w:pBdr>
+        <w:kinsoku/>
+        <w:wordWrap/>
+        <w:overflowPunct/>
+        <w:topLinePunct w:val="0"/>
+        <w:autoSpaceDE/>
+        <w:autoSpaceDN/>
+        <w:bidi w:val="0"/>
+        <w:adjustRightInd/>
+        <w:snapToGrid/>
+        <w:spacing w:before="0" w:beforeAutospacing="0" w:after="0" w:afterAutospacing="0" w:line="360" w:lineRule="auto"/>
+        <w:ind w:right="0" w:firstLine="708" w:firstLineChars="0"/>
+        <w:jc w:val="center"/>
+        <w:textAlignment w:val="auto"/>
+        <w:rPr>
+          <w:rStyle w:val="6"/>
+          <w:rFonts w:hint="default" w:eastAsia="Arial" w:cs="Times New Roman"/>
+          <w:b w:val="0"/>
+          <w:bCs w:val="0"/>
+          <w:i w:val="0"/>
+          <w:iCs w:val="0"/>
+          <w:kern w:val="0"/>
+          <w:sz w:val="28"/>
+          <w:szCs w:val="28"/>
+          <w:u w:val="none"/>
+          <w:lang w:val="ru-RU" w:eastAsia="zh-CN" w:bidi="ar"/>
+        </w:rPr>
+      </w:pPr>
+      <w:r>
+        <w:rPr>
+          <w:rStyle w:val="6"/>
+          <w:rFonts w:hint="default" w:eastAsia="Arial" w:cs="Times New Roman"/>
+          <w:b w:val="0"/>
+          <w:bCs w:val="0"/>
+          <w:i w:val="0"/>
+          <w:iCs w:val="0"/>
+          <w:kern w:val="0"/>
+          <w:sz w:val="28"/>
+          <w:szCs w:val="28"/>
+          <w:u w:val="none"/>
+          <w:lang w:val="en-US" w:eastAsia="zh-CN" w:bidi="ar"/>
+        </w:rPr>
+        <w:t>S</w:t>
+      </w:r>
+      <w:r>
+        <w:rPr>
+          <w:rStyle w:val="6"/>
+          <w:rFonts w:hint="default" w:eastAsia="Arial" w:cs="Times New Roman"/>
+          <w:b w:val="0"/>
+          <w:bCs w:val="0"/>
+          <w:i w:val="0"/>
+          <w:iCs w:val="0"/>
+          <w:kern w:val="0"/>
+          <w:sz w:val="28"/>
+          <w:szCs w:val="28"/>
+          <w:u w:val="none"/>
+          <w:vertAlign w:val="subscript"/>
+          <w:lang w:val="en-US" w:eastAsia="zh-CN" w:bidi="ar"/>
+        </w:rPr>
+        <w:t>min</w:t>
+      </w:r>
+      <w:r>
+        <w:rPr>
+          <w:rStyle w:val="6"/>
+          <w:rFonts w:hint="default" w:eastAsia="Arial" w:cs="Times New Roman"/>
+          <w:b w:val="0"/>
+          <w:bCs w:val="0"/>
+          <w:i w:val="0"/>
+          <w:iCs w:val="0"/>
+          <w:kern w:val="0"/>
+          <w:sz w:val="28"/>
+          <w:szCs w:val="28"/>
+          <w:u w:val="none"/>
+          <w:lang w:val="en-US" w:eastAsia="zh-CN" w:bidi="ar"/>
+        </w:rPr>
+        <w:t xml:space="preserve"> = D</w:t>
+      </w:r>
+      <w:r>
+        <w:rPr>
+          <w:rStyle w:val="6"/>
+          <w:rFonts w:hint="default" w:eastAsia="Arial" w:cs="Times New Roman"/>
+          <w:b w:val="0"/>
+          <w:bCs w:val="0"/>
+          <w:i w:val="0"/>
+          <w:iCs w:val="0"/>
+          <w:kern w:val="0"/>
+          <w:sz w:val="28"/>
+          <w:szCs w:val="28"/>
+          <w:u w:val="none"/>
+          <w:vertAlign w:val="subscript"/>
+          <w:lang w:val="en-US" w:eastAsia="zh-CN" w:bidi="ar"/>
+        </w:rPr>
+        <w:t>min</w:t>
+      </w:r>
+      <w:r>
+        <w:rPr>
+          <w:rStyle w:val="6"/>
+          <w:rFonts w:hint="default" w:eastAsia="Arial" w:cs="Times New Roman"/>
+          <w:b w:val="0"/>
+          <w:bCs w:val="0"/>
+          <w:i w:val="0"/>
+          <w:iCs w:val="0"/>
+          <w:kern w:val="0"/>
+          <w:sz w:val="28"/>
+          <w:szCs w:val="28"/>
+          <w:u w:val="none"/>
+          <w:lang w:val="en-US" w:eastAsia="zh-CN" w:bidi="ar"/>
+        </w:rPr>
+        <w:t xml:space="preserve"> - d</w:t>
+      </w:r>
+      <w:r>
+        <w:rPr>
+          <w:rStyle w:val="6"/>
+          <w:rFonts w:hint="default" w:eastAsia="Arial" w:cs="Times New Roman"/>
+          <w:b w:val="0"/>
+          <w:bCs w:val="0"/>
+          <w:i w:val="0"/>
+          <w:iCs w:val="0"/>
+          <w:kern w:val="0"/>
+          <w:sz w:val="28"/>
+          <w:szCs w:val="28"/>
+          <w:u w:val="none"/>
+          <w:vertAlign w:val="subscript"/>
+          <w:lang w:val="en-US" w:eastAsia="zh-CN" w:bidi="ar"/>
+        </w:rPr>
+        <w:t>max</w:t>
+      </w:r>
+      <w:r>
+        <w:rPr>
+          <w:rStyle w:val="6"/>
+          <w:rFonts w:hint="default" w:eastAsia="Arial" w:cs="Times New Roman"/>
+          <w:b w:val="0"/>
+          <w:bCs w:val="0"/>
+          <w:i w:val="0"/>
+          <w:iCs w:val="0"/>
+          <w:kern w:val="0"/>
+          <w:sz w:val="28"/>
+          <w:szCs w:val="28"/>
+          <w:u w:val="none"/>
+          <w:lang w:val="en-US" w:eastAsia="zh-CN" w:bidi="ar"/>
+        </w:rPr>
+        <w:t xml:space="preserve"> = 10,000 - 9,975 = 0,025 </w:t>
+      </w:r>
+      <w:r>
+        <w:rPr>
+          <w:rStyle w:val="6"/>
+          <w:rFonts w:hint="default" w:eastAsia="Arial" w:cs="Times New Roman"/>
+          <w:b w:val="0"/>
+          <w:bCs w:val="0"/>
+          <w:i w:val="0"/>
+          <w:iCs w:val="0"/>
+          <w:kern w:val="0"/>
+          <w:sz w:val="28"/>
+          <w:szCs w:val="28"/>
+          <w:u w:val="none"/>
+          <w:lang w:val="ru-RU" w:eastAsia="zh-CN" w:bidi="ar"/>
+        </w:rPr>
+        <w:t>мм.</w:t>
+      </w:r>
+    </w:p>
+    <w:p>
+      <w:pPr>
+        <w:keepNext w:val="0"/>
+        <w:keepLines w:val="0"/>
+        <w:pageBreakBefore w:val="0"/>
+        <w:widowControl/>
+        <w:suppressLineNumbers w:val="0"/>
+        <w:pBdr>
+          <w:bottom w:val="none" w:color="E6E8F0" w:sz="0" w:space="0"/>
+        </w:pBdr>
+        <w:kinsoku/>
+        <w:wordWrap/>
+        <w:overflowPunct/>
+        <w:topLinePunct w:val="0"/>
+        <w:autoSpaceDE/>
+        <w:autoSpaceDN/>
+        <w:bidi w:val="0"/>
+        <w:adjustRightInd/>
+        <w:snapToGrid/>
+        <w:spacing w:before="0" w:beforeAutospacing="0" w:after="0" w:afterAutospacing="0" w:line="360" w:lineRule="auto"/>
+        <w:ind w:right="0" w:firstLine="708" w:firstLineChars="0"/>
+        <w:jc w:val="both"/>
+        <w:textAlignment w:val="auto"/>
+        <w:rPr>
+          <w:rStyle w:val="6"/>
+          <w:rFonts w:hint="default" w:eastAsia="Arial" w:cs="Times New Roman"/>
+          <w:b w:val="0"/>
+          <w:bCs w:val="0"/>
+          <w:i w:val="0"/>
+          <w:iCs w:val="0"/>
+          <w:kern w:val="0"/>
+          <w:sz w:val="28"/>
+          <w:szCs w:val="28"/>
+          <w:u w:val="none"/>
+          <w:lang w:val="ru-RU" w:eastAsia="zh-CN" w:bidi="ar"/>
+        </w:rPr>
+      </w:pPr>
+    </w:p>
+    <w:p>
+      <w:pPr>
+        <w:keepNext w:val="0"/>
+        <w:keepLines w:val="0"/>
+        <w:pageBreakBefore w:val="0"/>
+        <w:widowControl/>
+        <w:suppressLineNumbers w:val="0"/>
+        <w:pBdr>
+          <w:bottom w:val="none" w:color="E6E8F0" w:sz="0" w:space="0"/>
+        </w:pBdr>
+        <w:kinsoku/>
+        <w:wordWrap/>
+        <w:overflowPunct/>
+        <w:topLinePunct w:val="0"/>
+        <w:autoSpaceDE/>
+        <w:autoSpaceDN/>
+        <w:bidi w:val="0"/>
+        <w:adjustRightInd/>
+        <w:snapToGrid/>
+        <w:spacing w:before="0" w:beforeAutospacing="0" w:after="0" w:afterAutospacing="0" w:line="360" w:lineRule="auto"/>
+        <w:ind w:right="0"/>
+        <w:jc w:val="center"/>
+        <w:textAlignment w:val="auto"/>
+        <w:rPr>
+          <w:rStyle w:val="6"/>
           <w:rFonts w:hint="default" w:ascii="Times New Roman" w:hAnsi="Times New Roman" w:eastAsia="Arial" w:cs="Times New Roman"/>
           <w:b w:val="0"/>
           <w:bCs w:val="0"/>
@@ -1886,7 +5708,111 @@
           <w:u w:val="none"/>
           <w:lang w:val="ru-RU" w:eastAsia="zh-CN" w:bidi="ar"/>
         </w:rPr>
-        <w:tab/>
+      </w:pPr>
+      <w:r>
+        <w:rPr>
+          <w:rStyle w:val="6"/>
+          <w:rFonts w:hint="default" w:ascii="Times New Roman" w:hAnsi="Times New Roman" w:eastAsia="Arial" w:cs="Times New Roman"/>
+          <w:b w:val="0"/>
+          <w:bCs w:val="0"/>
+          <w:kern w:val="0"/>
+          <w:sz w:val="28"/>
+          <w:szCs w:val="28"/>
+          <w:u w:val="none"/>
+          <w:lang w:val="ru-RU" w:eastAsia="zh-CN" w:bidi="ar"/>
+        </w:rPr>
+        <w:drawing>
+          <wp:inline distT="0" distB="0" distL="114300" distR="114300">
+            <wp:extent cx="6097270" cy="4852035"/>
+            <wp:effectExtent l="0" t="0" r="17780" b="5715"/>
+            <wp:docPr id="5" name="Изображение 5" descr="Фрагмент"/>
+            <wp:cNvGraphicFramePr>
+              <a:graphicFrameLocks xmlns:a="http://schemas.openxmlformats.org/drawingml/2006/main" noChangeAspect="1"/>
+            </wp:cNvGraphicFramePr>
+            <a:graphic xmlns:a="http://schemas.openxmlformats.org/drawingml/2006/main">
+              <a:graphicData uri="http://schemas.openxmlformats.org/drawingml/2006/picture">
+                <pic:pic xmlns:pic="http://schemas.openxmlformats.org/drawingml/2006/picture">
+                  <pic:nvPicPr>
+                    <pic:cNvPr id="5" name="Изображение 5" descr="Фрагмент"/>
+                    <pic:cNvPicPr>
+                      <a:picLocks noChangeAspect="1"/>
+                    </pic:cNvPicPr>
+                  </pic:nvPicPr>
+                  <pic:blipFill>
+                    <a:blip r:embed="rId5"/>
+                    <a:stretch>
+                      <a:fillRect/>
+                    </a:stretch>
+                  </pic:blipFill>
+                  <pic:spPr>
+                    <a:xfrm>
+                      <a:off x="0" y="0"/>
+                      <a:ext cx="6097270" cy="4852035"/>
+                    </a:xfrm>
+                    <a:prstGeom prst="rect">
+                      <a:avLst/>
+                    </a:prstGeom>
+                  </pic:spPr>
+                </pic:pic>
+              </a:graphicData>
+            </a:graphic>
+          </wp:inline>
+        </w:drawing>
+      </w:r>
+    </w:p>
+    <w:p>
+      <w:pPr>
+        <w:keepNext w:val="0"/>
+        <w:keepLines w:val="0"/>
+        <w:widowControl/>
+        <w:suppressLineNumbers w:val="0"/>
+        <w:pBdr>
+          <w:bottom w:val="none" w:color="E6E8F0" w:sz="0" w:space="0"/>
+        </w:pBdr>
+        <w:spacing w:before="180" w:beforeAutospacing="0" w:after="240" w:afterAutospacing="0" w:line="360" w:lineRule="auto"/>
+        <w:ind w:left="0" w:right="0"/>
+        <w:jc w:val="center"/>
+        <w:rPr>
+          <w:rStyle w:val="6"/>
+          <w:rFonts w:hint="default" w:ascii="Times New Roman" w:hAnsi="Times New Roman" w:eastAsia="Arial" w:cs="Times New Roman"/>
+          <w:b w:val="0"/>
+          <w:bCs w:val="0"/>
+          <w:kern w:val="0"/>
+          <w:sz w:val="28"/>
+          <w:szCs w:val="28"/>
+          <w:u w:val="none"/>
+          <w:lang w:val="ru-RU" w:eastAsia="zh-CN" w:bidi="ar"/>
+        </w:rPr>
+      </w:pPr>
+      <w:r>
+        <w:rPr>
+          <w:rStyle w:val="6"/>
+          <w:rFonts w:hint="default" w:eastAsia="Arial" w:cs="Times New Roman"/>
+          <w:b w:val="0"/>
+          <w:bCs w:val="0"/>
+          <w:kern w:val="0"/>
+          <w:sz w:val="28"/>
+          <w:szCs w:val="28"/>
+          <w:u w:val="none"/>
+          <w:lang w:val="ru-RU" w:eastAsia="zh-CN" w:bidi="ar"/>
+        </w:rPr>
+        <w:t>Рисунок 1.1.</w:t>
+      </w:r>
+      <w:bookmarkStart w:id="0" w:name="_GoBack"/>
+      <w:bookmarkEnd w:id="0"/>
+      <w:r>
+        <w:rPr>
+          <w:rStyle w:val="6"/>
+          <w:rFonts w:hint="default" w:eastAsia="Arial" w:cs="Times New Roman"/>
+          <w:b w:val="0"/>
+          <w:bCs w:val="0"/>
+          <w:kern w:val="0"/>
+          <w:sz w:val="28"/>
+          <w:szCs w:val="28"/>
+          <w:u w:val="none"/>
+          <w:lang w:val="ru-RU" w:eastAsia="zh-CN" w:bidi="ar"/>
+        </w:rPr>
+        <w:t xml:space="preserve"> Схема расположения полей допусков сопрягаемых деталей</w:t>
       </w:r>
     </w:p>
     <w:p>
@@ -1916,7 +5842,606 @@
     </w:p>
     <w:p>
       <w:pPr>
+        <w:keepNext w:val="0"/>
+        <w:keepLines w:val="0"/>
+        <w:widowControl/>
+        <w:suppressLineNumbers w:val="0"/>
+        <w:pBdr>
+          <w:bottom w:val="none" w:color="E6E8F0" w:sz="0" w:space="0"/>
+        </w:pBdr>
+        <w:spacing w:before="180" w:beforeAutospacing="0" w:after="240" w:afterAutospacing="0" w:line="360" w:lineRule="auto"/>
+        <w:ind w:left="0" w:right="0"/>
+        <w:jc w:val="both"/>
+        <w:rPr>
+          <w:rStyle w:val="6"/>
+          <w:rFonts w:hint="default" w:ascii="Times New Roman" w:hAnsi="Times New Roman" w:eastAsia="Arial" w:cs="Times New Roman"/>
+          <w:b w:val="0"/>
+          <w:bCs w:val="0"/>
+          <w:kern w:val="0"/>
+          <w:sz w:val="28"/>
+          <w:szCs w:val="28"/>
+          <w:u w:val="none"/>
+          <w:lang w:val="ru-RU" w:eastAsia="zh-CN" w:bidi="ar"/>
+        </w:rPr>
+      </w:pPr>
+    </w:p>
+    <w:p>
+      <w:pPr>
+        <w:keepNext w:val="0"/>
+        <w:keepLines w:val="0"/>
+        <w:widowControl/>
+        <w:suppressLineNumbers w:val="0"/>
+        <w:pBdr>
+          <w:bottom w:val="none" w:color="E6E8F0" w:sz="0" w:space="0"/>
+        </w:pBdr>
+        <w:spacing w:before="180" w:beforeAutospacing="0" w:after="240" w:afterAutospacing="0" w:line="360" w:lineRule="auto"/>
+        <w:ind w:left="0" w:right="0"/>
+        <w:jc w:val="both"/>
+        <w:rPr>
+          <w:rStyle w:val="6"/>
+          <w:rFonts w:hint="default" w:ascii="Times New Roman" w:hAnsi="Times New Roman" w:eastAsia="Arial" w:cs="Times New Roman"/>
+          <w:b w:val="0"/>
+          <w:bCs w:val="0"/>
+          <w:kern w:val="0"/>
+          <w:sz w:val="28"/>
+          <w:szCs w:val="28"/>
+          <w:u w:val="none"/>
+          <w:lang w:val="ru-RU" w:eastAsia="zh-CN" w:bidi="ar"/>
+        </w:rPr>
+      </w:pPr>
+    </w:p>
+    <w:p>
+      <w:pPr>
+        <w:keepNext w:val="0"/>
+        <w:keepLines w:val="0"/>
+        <w:widowControl/>
+        <w:suppressLineNumbers w:val="0"/>
+        <w:pBdr>
+          <w:bottom w:val="none" w:color="E6E8F0" w:sz="0" w:space="0"/>
+        </w:pBdr>
+        <w:spacing w:before="180" w:beforeAutospacing="0" w:after="240" w:afterAutospacing="0" w:line="360" w:lineRule="auto"/>
+        <w:ind w:left="0" w:right="0"/>
+        <w:jc w:val="both"/>
+        <w:rPr>
+          <w:rStyle w:val="6"/>
+          <w:rFonts w:hint="default" w:ascii="Times New Roman" w:hAnsi="Times New Roman" w:eastAsia="Arial" w:cs="Times New Roman"/>
+          <w:b w:val="0"/>
+          <w:bCs w:val="0"/>
+          <w:kern w:val="0"/>
+          <w:sz w:val="28"/>
+          <w:szCs w:val="28"/>
+          <w:u w:val="none"/>
+          <w:lang w:val="ru-RU" w:eastAsia="zh-CN" w:bidi="ar"/>
+        </w:rPr>
+      </w:pPr>
+    </w:p>
+    <w:p>
+      <w:pPr>
+        <w:keepNext w:val="0"/>
+        <w:keepLines w:val="0"/>
+        <w:widowControl/>
+        <w:suppressLineNumbers w:val="0"/>
+        <w:pBdr>
+          <w:bottom w:val="none" w:color="E6E8F0" w:sz="0" w:space="0"/>
+        </w:pBdr>
+        <w:spacing w:before="180" w:beforeAutospacing="0" w:after="240" w:afterAutospacing="0" w:line="360" w:lineRule="auto"/>
+        <w:ind w:left="0" w:right="0"/>
+        <w:jc w:val="both"/>
+        <w:rPr>
+          <w:rStyle w:val="6"/>
+          <w:rFonts w:hint="default" w:ascii="Times New Roman" w:hAnsi="Times New Roman" w:eastAsia="Arial" w:cs="Times New Roman"/>
+          <w:b w:val="0"/>
+          <w:bCs w:val="0"/>
+          <w:kern w:val="0"/>
+          <w:sz w:val="28"/>
+          <w:szCs w:val="28"/>
+          <w:u w:val="none"/>
+          <w:lang w:val="ru-RU" w:eastAsia="zh-CN" w:bidi="ar"/>
+        </w:rPr>
+      </w:pPr>
+    </w:p>
+    <w:p>
+      <w:pPr>
+        <w:keepNext w:val="0"/>
+        <w:keepLines w:val="0"/>
+        <w:widowControl/>
+        <w:suppressLineNumbers w:val="0"/>
+        <w:pBdr>
+          <w:bottom w:val="none" w:color="E6E8F0" w:sz="0" w:space="0"/>
+        </w:pBdr>
+        <w:spacing w:before="180" w:beforeAutospacing="0" w:after="240" w:afterAutospacing="0" w:line="360" w:lineRule="auto"/>
+        <w:ind w:left="0" w:right="0"/>
+        <w:jc w:val="both"/>
+        <w:rPr>
+          <w:rStyle w:val="6"/>
+          <w:rFonts w:hint="default" w:ascii="Times New Roman" w:hAnsi="Times New Roman" w:eastAsia="Arial" w:cs="Times New Roman"/>
+          <w:b w:val="0"/>
+          <w:bCs w:val="0"/>
+          <w:kern w:val="0"/>
+          <w:sz w:val="28"/>
+          <w:szCs w:val="28"/>
+          <w:u w:val="none"/>
+          <w:lang w:val="ru-RU" w:eastAsia="zh-CN" w:bidi="ar"/>
+        </w:rPr>
+      </w:pPr>
+    </w:p>
+    <w:p>
+      <w:pPr>
+        <w:keepNext w:val="0"/>
+        <w:keepLines w:val="0"/>
+        <w:widowControl/>
+        <w:suppressLineNumbers w:val="0"/>
+        <w:pBdr>
+          <w:bottom w:val="none" w:color="E6E8F0" w:sz="0" w:space="0"/>
+        </w:pBdr>
+        <w:spacing w:before="180" w:beforeAutospacing="0" w:after="240" w:afterAutospacing="0" w:line="360" w:lineRule="auto"/>
+        <w:ind w:left="0" w:right="0"/>
+        <w:jc w:val="both"/>
+        <w:rPr>
+          <w:rStyle w:val="6"/>
+          <w:rFonts w:hint="default" w:ascii="Times New Roman" w:hAnsi="Times New Roman" w:eastAsia="Arial" w:cs="Times New Roman"/>
+          <w:b w:val="0"/>
+          <w:bCs w:val="0"/>
+          <w:kern w:val="0"/>
+          <w:sz w:val="28"/>
+          <w:szCs w:val="28"/>
+          <w:u w:val="none"/>
+          <w:lang w:val="ru-RU" w:eastAsia="zh-CN" w:bidi="ar"/>
+        </w:rPr>
+      </w:pPr>
+    </w:p>
+    <w:p>
+      <w:pPr>
+        <w:keepNext w:val="0"/>
+        <w:keepLines w:val="0"/>
+        <w:widowControl/>
+        <w:suppressLineNumbers w:val="0"/>
+        <w:pBdr>
+          <w:bottom w:val="none" w:color="E6E8F0" w:sz="0" w:space="0"/>
+        </w:pBdr>
+        <w:spacing w:before="360" w:beforeAutospacing="0" w:after="180" w:afterAutospacing="0"/>
+        <w:ind w:left="0" w:right="0"/>
+        <w:jc w:val="left"/>
+        <w:rPr>
+          <w:rFonts w:ascii="Arial" w:hAnsi="Arial" w:eastAsia="Arial" w:cs="Arial"/>
+          <w:b/>
+          <w:bCs/>
+          <w:sz w:val="30"/>
+          <w:szCs w:val="30"/>
+          <w:u w:val="none"/>
+        </w:rPr>
+      </w:pPr>
+      <w:r>
+        <w:rPr>
+          <w:rFonts w:hint="default" w:ascii="Arial" w:hAnsi="Arial" w:eastAsia="Arial" w:cs="Arial"/>
+          <w:b/>
+          <w:bCs/>
+          <w:kern w:val="0"/>
+          <w:sz w:val="30"/>
+          <w:szCs w:val="30"/>
+          <w:u w:val="none"/>
+          <w:lang w:val="en-US" w:eastAsia="zh-CN" w:bidi="ar"/>
+        </w:rPr>
+        <w:t>1.1. Расчёт и обоснование посадок гладких цилиндрических сопряжений</w:t>
+      </w:r>
+    </w:p>
+    <w:p>
+      <w:pPr>
+        <w:keepNext w:val="0"/>
+        <w:keepLines w:val="0"/>
+        <w:widowControl/>
         <w:numPr>
+          <w:ilvl w:val="0"/>
+          <w:numId w:val="4"/>
+        </w:numPr>
+        <w:suppressLineNumbers w:val="0"/>
+        <w:pBdr>
+          <w:bottom w:val="none" w:color="E6E8F0" w:sz="0" w:space="0"/>
+        </w:pBdr>
+        <w:spacing w:before="0" w:beforeAutospacing="0" w:after="180" w:afterAutospacing="0"/>
+        <w:ind w:left="0" w:right="0" w:hanging="360"/>
+        <w:rPr>
+          <w:rFonts w:hint="default" w:ascii="Arial" w:hAnsi="Arial" w:eastAsia="Arial" w:cs="Arial"/>
+          <w:sz w:val="24"/>
+          <w:szCs w:val="24"/>
+          <w:u w:val="none"/>
+        </w:rPr>
+      </w:pPr>
+      <w:r>
+        <w:rPr>
+          <w:rFonts w:hint="default" w:ascii="Arial" w:hAnsi="Arial" w:eastAsia="Arial" w:cs="Arial"/>
+          <w:sz w:val="24"/>
+          <w:szCs w:val="24"/>
+          <w:u w:val="none"/>
+        </w:rPr>
+        <w:t>Для отверстия \(10H8\): \(ES = +22\) мкм; \(EI = 0\) мкм.</w:t>
+      </w:r>
+    </w:p>
+    <w:p>
+      <w:pPr>
+        <w:keepNext w:val="0"/>
+        <w:keepLines w:val="0"/>
+        <w:widowControl/>
+        <w:numPr>
+          <w:ilvl w:val="0"/>
+          <w:numId w:val="4"/>
+        </w:numPr>
+        <w:suppressLineNumbers w:val="0"/>
+        <w:pBdr>
+          <w:bottom w:val="none" w:color="E6E8F0" w:sz="0" w:space="0"/>
+        </w:pBdr>
+        <w:spacing w:before="0" w:beforeAutospacing="0" w:after="180" w:afterAutospacing="0"/>
+        <w:ind w:left="0" w:right="0" w:hanging="360"/>
+        <w:rPr>
+          <w:rFonts w:hint="default" w:ascii="Arial" w:hAnsi="Arial" w:eastAsia="Arial" w:cs="Arial"/>
+          <w:sz w:val="24"/>
+          <w:szCs w:val="24"/>
+          <w:u w:val="none"/>
+        </w:rPr>
+      </w:pPr>
+      <w:r>
+        <w:rPr>
+          <w:rFonts w:hint="default" w:ascii="Arial" w:hAnsi="Arial" w:eastAsia="Arial" w:cs="Arial"/>
+          <w:sz w:val="24"/>
+          <w:szCs w:val="24"/>
+          <w:u w:val="none"/>
+        </w:rPr>
+        <w:t>Для вала \(10d8\): \(es = -25\) мкм; \(ei = -47\) мкм.</w:t>
+      </w:r>
+    </w:p>
+    <w:p>
+      <w:pPr>
+        <w:keepNext w:val="0"/>
+        <w:keepLines w:val="0"/>
+        <w:widowControl/>
+        <w:suppressLineNumbers w:val="0"/>
+        <w:pBdr>
+          <w:bottom w:val="none" w:color="E6E8F0" w:sz="0" w:space="0"/>
+        </w:pBdr>
+        <w:spacing w:before="180" w:beforeAutospacing="0" w:after="240" w:afterAutospacing="0"/>
+        <w:ind w:left="0" w:right="0"/>
+        <w:jc w:val="left"/>
+        <w:rPr>
+          <w:rFonts w:hint="default" w:ascii="Arial" w:hAnsi="Arial" w:eastAsia="Arial" w:cs="Arial"/>
+          <w:sz w:val="24"/>
+          <w:szCs w:val="24"/>
+          <w:u w:val="none"/>
+        </w:rPr>
+      </w:pPr>
+      <w:r>
+        <w:rPr>
+          <w:rStyle w:val="6"/>
+          <w:rFonts w:hint="default" w:ascii="Arial" w:hAnsi="Arial" w:eastAsia="Arial" w:cs="Arial"/>
+          <w:b/>
+          <w:bCs/>
+          <w:kern w:val="0"/>
+          <w:sz w:val="24"/>
+          <w:szCs w:val="24"/>
+          <w:u w:val="none"/>
+          <w:lang w:val="en-US" w:eastAsia="zh-CN" w:bidi="ar"/>
+        </w:rPr>
+        <w:t>2. Расчёт предельных размеров:</w:t>
+      </w:r>
+    </w:p>
+    <w:p>
+      <w:pPr>
+        <w:keepNext w:val="0"/>
+        <w:keepLines w:val="0"/>
+        <w:widowControl/>
+        <w:numPr>
+          <w:ilvl w:val="0"/>
+          <w:numId w:val="5"/>
+        </w:numPr>
+        <w:suppressLineNumbers w:val="0"/>
+        <w:pBdr>
+          <w:bottom w:val="none" w:color="E6E8F0" w:sz="0" w:space="0"/>
+        </w:pBdr>
+        <w:spacing w:before="0" w:beforeAutospacing="0" w:after="180" w:afterAutospacing="0"/>
+        <w:ind w:left="0" w:right="0" w:hanging="360"/>
+        <w:rPr>
+          <w:rFonts w:hint="default" w:ascii="Arial" w:hAnsi="Arial" w:eastAsia="Arial" w:cs="Arial"/>
+          <w:sz w:val="24"/>
+          <w:szCs w:val="24"/>
+          <w:u w:val="none"/>
+        </w:rPr>
+      </w:pPr>
+      <w:r>
+        <w:rPr>
+          <w:rFonts w:hint="default" w:ascii="Arial" w:hAnsi="Arial" w:eastAsia="Arial" w:cs="Arial"/>
+          <w:sz w:val="24"/>
+          <w:szCs w:val="24"/>
+          <w:u w:val="none"/>
+        </w:rPr>
+        <w:t>\(D_{max} = D + ES = 10,000 + 0,022 = \mathbf{10,022}\) мм;</w:t>
+      </w:r>
+    </w:p>
+    <w:p>
+      <w:pPr>
+        <w:keepNext w:val="0"/>
+        <w:keepLines w:val="0"/>
+        <w:widowControl/>
+        <w:numPr>
+          <w:ilvl w:val="0"/>
+          <w:numId w:val="5"/>
+        </w:numPr>
+        <w:suppressLineNumbers w:val="0"/>
+        <w:pBdr>
+          <w:bottom w:val="none" w:color="E6E8F0" w:sz="0" w:space="0"/>
+        </w:pBdr>
+        <w:spacing w:before="0" w:beforeAutospacing="0" w:after="180" w:afterAutospacing="0"/>
+        <w:ind w:left="0" w:right="0" w:hanging="360"/>
+        <w:rPr>
+          <w:rFonts w:hint="default" w:ascii="Arial" w:hAnsi="Arial" w:eastAsia="Arial" w:cs="Arial"/>
+          <w:sz w:val="24"/>
+          <w:szCs w:val="24"/>
+          <w:u w:val="none"/>
+        </w:rPr>
+      </w:pPr>
+      <w:r>
+        <w:rPr>
+          <w:rFonts w:hint="default" w:ascii="Arial" w:hAnsi="Arial" w:eastAsia="Arial" w:cs="Arial"/>
+          <w:sz w:val="24"/>
+          <w:szCs w:val="24"/>
+          <w:u w:val="none"/>
+        </w:rPr>
+        <w:t>\(D_{min} = D + EI = 10,000 + 0,000 = \mathbf{10,000}\) мм;</w:t>
+      </w:r>
+    </w:p>
+    <w:p>
+      <w:pPr>
+        <w:keepNext w:val="0"/>
+        <w:keepLines w:val="0"/>
+        <w:widowControl/>
+        <w:numPr>
+          <w:ilvl w:val="0"/>
+          <w:numId w:val="5"/>
+        </w:numPr>
+        <w:suppressLineNumbers w:val="0"/>
+        <w:pBdr>
+          <w:bottom w:val="none" w:color="E6E8F0" w:sz="0" w:space="0"/>
+        </w:pBdr>
+        <w:spacing w:before="0" w:beforeAutospacing="0" w:after="180" w:afterAutospacing="0"/>
+        <w:ind w:left="0" w:right="0" w:hanging="360"/>
+        <w:rPr>
+          <w:rFonts w:hint="default" w:ascii="Arial" w:hAnsi="Arial" w:eastAsia="Arial" w:cs="Arial"/>
+          <w:sz w:val="24"/>
+          <w:szCs w:val="24"/>
+          <w:u w:val="none"/>
+        </w:rPr>
+      </w:pPr>
+      <w:r>
+        <w:rPr>
+          <w:rFonts w:hint="default" w:ascii="Arial" w:hAnsi="Arial" w:eastAsia="Arial" w:cs="Arial"/>
+          <w:sz w:val="24"/>
+          <w:szCs w:val="24"/>
+          <w:u w:val="none"/>
+        </w:rPr>
+        <w:t>\(d_{max} = d + es = 10,000 - 0,025 = \mathbf{9,975}\) мм;</w:t>
+      </w:r>
+    </w:p>
+    <w:p>
+      <w:pPr>
+        <w:keepNext w:val="0"/>
+        <w:keepLines w:val="0"/>
+        <w:widowControl/>
+        <w:numPr>
+          <w:ilvl w:val="0"/>
+          <w:numId w:val="5"/>
+        </w:numPr>
+        <w:suppressLineNumbers w:val="0"/>
+        <w:pBdr>
+          <w:bottom w:val="none" w:color="E6E8F0" w:sz="0" w:space="0"/>
+        </w:pBdr>
+        <w:spacing w:before="0" w:beforeAutospacing="0" w:after="180" w:afterAutospacing="0"/>
+        <w:ind w:left="0" w:right="0" w:hanging="360"/>
+        <w:rPr>
+          <w:rFonts w:hint="default" w:ascii="Arial" w:hAnsi="Arial" w:eastAsia="Arial" w:cs="Arial"/>
+          <w:sz w:val="24"/>
+          <w:szCs w:val="24"/>
+          <w:u w:val="none"/>
+        </w:rPr>
+      </w:pPr>
+      <w:r>
+        <w:rPr>
+          <w:rFonts w:hint="default" w:ascii="Arial" w:hAnsi="Arial" w:eastAsia="Arial" w:cs="Arial"/>
+          <w:sz w:val="24"/>
+          <w:szCs w:val="24"/>
+          <w:u w:val="none"/>
+        </w:rPr>
+        <w:t>\(d_{min} = d + ei = 10,000 - 0,047 = \mathbf{9,953}\) мм.</w:t>
+      </w:r>
+    </w:p>
+    <w:p>
+      <w:pPr>
+        <w:keepNext w:val="0"/>
+        <w:keepLines w:val="0"/>
+        <w:widowControl/>
+        <w:suppressLineNumbers w:val="0"/>
+        <w:pBdr>
+          <w:bottom w:val="none" w:color="E6E8F0" w:sz="0" w:space="0"/>
+        </w:pBdr>
+        <w:spacing w:before="180" w:beforeAutospacing="0" w:after="240" w:afterAutospacing="0"/>
+        <w:ind w:left="0" w:right="0"/>
+        <w:jc w:val="left"/>
+        <w:rPr>
+          <w:rFonts w:hint="default" w:ascii="Arial" w:hAnsi="Arial" w:eastAsia="Arial" w:cs="Arial"/>
+          <w:sz w:val="24"/>
+          <w:szCs w:val="24"/>
+          <w:u w:val="none"/>
+        </w:rPr>
+      </w:pPr>
+      <w:r>
+        <w:rPr>
+          <w:rStyle w:val="6"/>
+          <w:rFonts w:hint="default" w:ascii="Arial" w:hAnsi="Arial" w:eastAsia="Arial" w:cs="Arial"/>
+          <w:b/>
+          <w:bCs/>
+          <w:kern w:val="0"/>
+          <w:sz w:val="24"/>
+          <w:szCs w:val="24"/>
+          <w:u w:val="none"/>
+          <w:lang w:val="en-US" w:eastAsia="zh-CN" w:bidi="ar"/>
+        </w:rPr>
+        <w:t>3. Расчёт параметров посадки:</w:t>
+      </w:r>
+    </w:p>
+    <w:p>
+      <w:pPr>
+        <w:keepNext w:val="0"/>
+        <w:keepLines w:val="0"/>
+        <w:widowControl/>
+        <w:numPr>
+          <w:ilvl w:val="0"/>
+          <w:numId w:val="6"/>
+        </w:numPr>
+        <w:suppressLineNumbers w:val="0"/>
+        <w:pBdr>
+          <w:bottom w:val="none" w:color="E6E8F0" w:sz="0" w:space="0"/>
+        </w:pBdr>
+        <w:spacing w:before="0" w:beforeAutospacing="0" w:after="180" w:afterAutospacing="0"/>
+        <w:ind w:left="0" w:right="0" w:hanging="360"/>
+        <w:rPr>
+          <w:rFonts w:hint="default" w:ascii="Arial" w:hAnsi="Arial" w:eastAsia="Arial" w:cs="Arial"/>
+          <w:sz w:val="24"/>
+          <w:szCs w:val="24"/>
+          <w:u w:val="none"/>
+        </w:rPr>
+      </w:pPr>
+      <w:r>
+        <w:rPr>
+          <w:rFonts w:hint="default" w:ascii="Arial" w:hAnsi="Arial" w:eastAsia="Arial" w:cs="Arial"/>
+          <w:sz w:val="24"/>
+          <w:szCs w:val="24"/>
+          <w:u w:val="none"/>
+        </w:rPr>
+        <w:t>\(S_{max} = D_{max} - d_{min} = 10,022 - 9,953 = \mathbf{0,069}\) мм (\(69\) мкм);</w:t>
+      </w:r>
+    </w:p>
+    <w:p>
+      <w:pPr>
+        <w:keepNext w:val="0"/>
+        <w:keepLines w:val="0"/>
+        <w:widowControl/>
+        <w:numPr>
+          <w:ilvl w:val="0"/>
+          <w:numId w:val="6"/>
+        </w:numPr>
+        <w:suppressLineNumbers w:val="0"/>
+        <w:pBdr>
+          <w:bottom w:val="none" w:color="E6E8F0" w:sz="0" w:space="0"/>
+        </w:pBdr>
+        <w:spacing w:before="0" w:beforeAutospacing="0" w:after="180" w:afterAutospacing="0"/>
+        <w:ind w:left="0" w:right="0" w:hanging="360"/>
+        <w:rPr>
+          <w:rFonts w:hint="default" w:ascii="Arial" w:hAnsi="Arial" w:eastAsia="Arial" w:cs="Arial"/>
+          <w:sz w:val="24"/>
+          <w:szCs w:val="24"/>
+          <w:u w:val="none"/>
+        </w:rPr>
+      </w:pPr>
+      <w:r>
+        <w:rPr>
+          <w:rFonts w:hint="default" w:ascii="Arial" w:hAnsi="Arial" w:eastAsia="Arial" w:cs="Arial"/>
+          <w:sz w:val="24"/>
+          <w:szCs w:val="24"/>
+          <w:u w:val="none"/>
+        </w:rPr>
+        <w:t>\(S_{min} = D_{min} - d_{max} = 10,000 - 9,975 = \mathbf{0,025}\) мм (\(25\) мкм);</w:t>
+      </w:r>
+    </w:p>
+    <w:p>
+      <w:pPr>
+        <w:keepNext w:val="0"/>
+        <w:keepLines w:val="0"/>
+        <w:widowControl/>
+        <w:numPr>
+          <w:ilvl w:val="0"/>
+          <w:numId w:val="6"/>
+        </w:numPr>
+        <w:suppressLineNumbers w:val="0"/>
+        <w:pBdr>
+          <w:bottom w:val="none" w:color="E6E8F0" w:sz="0" w:space="0"/>
+        </w:pBdr>
+        <w:spacing w:before="0" w:beforeAutospacing="0" w:after="180" w:afterAutospacing="0"/>
+        <w:ind w:left="0" w:right="0" w:hanging="360"/>
+        <w:rPr>
+          <w:rFonts w:hint="default" w:ascii="Arial" w:hAnsi="Arial" w:eastAsia="Arial" w:cs="Arial"/>
+          <w:sz w:val="24"/>
+          <w:szCs w:val="24"/>
+          <w:u w:val="none"/>
+        </w:rPr>
+      </w:pPr>
+      <w:r>
+        <w:rPr>
+          <w:rFonts w:hint="default" w:ascii="Arial" w:hAnsi="Arial" w:eastAsia="Arial" w:cs="Arial"/>
+          <w:sz w:val="24"/>
+          <w:szCs w:val="24"/>
+          <w:u w:val="none"/>
+        </w:rPr>
+        <w:t>Средний зазор: \(S_{m} = \frac{S_{max} + S_{min}}{2} = \frac{69 + 25}{2} = \mathbf{47}\) мкм;</w:t>
+      </w:r>
+    </w:p>
+    <w:p>
+      <w:pPr>
+        <w:keepNext w:val="0"/>
+        <w:keepLines w:val="0"/>
+        <w:widowControl/>
+        <w:numPr>
+          <w:ilvl w:val="0"/>
+          <w:numId w:val="6"/>
+        </w:numPr>
+        <w:suppressLineNumbers w:val="0"/>
+        <w:pBdr>
+          <w:bottom w:val="none" w:color="E6E8F0" w:sz="0" w:space="0"/>
+        </w:pBdr>
+        <w:spacing w:before="0" w:beforeAutospacing="0" w:after="180" w:afterAutospacing="0"/>
+        <w:ind w:left="0" w:right="0" w:hanging="360"/>
+        <w:rPr>
+          <w:rFonts w:hint="default" w:ascii="Arial" w:hAnsi="Arial" w:eastAsia="Arial" w:cs="Arial"/>
+          <w:sz w:val="24"/>
+          <w:szCs w:val="24"/>
+          <w:u w:val="none"/>
+        </w:rPr>
+      </w:pPr>
+      <w:r>
+        <w:rPr>
+          <w:rFonts w:hint="default" w:ascii="Arial" w:hAnsi="Arial" w:eastAsia="Arial" w:cs="Arial"/>
+          <w:sz w:val="24"/>
+          <w:szCs w:val="24"/>
+          <w:u w:val="none"/>
+        </w:rPr>
+        <w:t>Допуск посадки: \(TS = IT_D + IT_d = 22 + 22 = \mathbf{44}\) мкм.</w:t>
+      </w:r>
+    </w:p>
+    <w:p>
+      <w:pPr>
+        <w:keepNext w:val="0"/>
+        <w:keepLines w:val="0"/>
+        <w:widowControl/>
+        <w:suppressLineNumbers w:val="0"/>
+        <w:pBdr>
+          <w:bottom w:val="none" w:color="E6E8F0" w:sz="0" w:space="0"/>
+        </w:pBdr>
+        <w:spacing w:before="180" w:beforeAutospacing="0" w:after="240" w:afterAutospacing="0" w:line="360" w:lineRule="auto"/>
+        <w:ind w:left="0" w:right="0"/>
+        <w:jc w:val="both"/>
+        <w:rPr>
+          <w:rStyle w:val="6"/>
+          <w:rFonts w:hint="default" w:ascii="Times New Roman" w:hAnsi="Times New Roman" w:eastAsia="Arial" w:cs="Times New Roman"/>
+          <w:b w:val="0"/>
+          <w:bCs w:val="0"/>
+          <w:kern w:val="0"/>
+          <w:sz w:val="28"/>
+          <w:szCs w:val="28"/>
+          <w:u w:val="none"/>
+          <w:lang w:val="ru-RU" w:eastAsia="zh-CN" w:bidi="ar"/>
+        </w:rPr>
+      </w:pPr>
+    </w:p>
+    <w:p>
+      <w:pPr>
+        <w:numPr>
+          <w:ilvl w:val="0"/>
           <w:numId w:val="0"/>
         </w:numPr>
         <w:spacing w:line="360" w:lineRule="auto"/>
@@ -1938,6 +6463,7 @@
         <w:keepLines w:val="0"/>
         <w:widowControl/>
         <w:numPr>
+          <w:ilvl w:val="0"/>
           <w:numId w:val="0"/>
         </w:numPr>
         <w:suppressLineNumbers w:val="0"/>
@@ -1958,6 +6484,7 @@
     <w:p>
       <w:pPr>
         <w:numPr>
+          <w:ilvl w:val="0"/>
           <w:numId w:val="0"/>
         </w:numPr>
         <w:spacing w:line="360" w:lineRule="auto"/>
@@ -1974,6 +6501,7 @@
     <w:p>
       <w:pPr>
         <w:numPr>
+          <w:ilvl w:val="0"/>
           <w:numId w:val="0"/>
         </w:numPr>
         <w:spacing w:line="360" w:lineRule="auto"/>
@@ -1991,7 +6519,6 @@
       <w:footerReference r:id="rId3" w:type="default"/>
       <w:pgSz w:w="11906" w:h="16838"/>
       <w:pgMar w:top="1134" w:right="567" w:bottom="1134" w:left="1701" w:header="720" w:footer="720" w:gutter="0"/>
-      <w:paperSrc/>
       <w:pgNumType w:start="2"/>
       <w:cols w:space="0" w:num="1"/>
       <w:rtlGutter w:val="0"/>
@@ -2048,22 +6575,6 @@
                       <a:ln w="6350">
                         <a:noFill/>
                       </a:ln>
-                      <a:extLst>
-                        <a:ext uri="{909E8E84-426E-40DD-AFC4-6F175D3DCCD1}">
-                          <a14:hiddenFill xmlns:a14="http://schemas.microsoft.com/office/drawing/2010/main">
-                            <a:solidFill>
-                              <a:schemeClr val="lt1"/>
-                            </a:solidFill>
-                          </a14:hiddenFill>
-                        </a:ext>
-                        <a:ext uri="{91240B29-F687-4F45-9708-019B960494DF}">
-                          <a14:hiddenLine xmlns:a14="http://schemas.microsoft.com/office/drawing/2010/main" w="6350">
-                            <a:solidFill>
-                              <a:prstClr val="black"/>
-                            </a:solidFill>
-                          </a14:hiddenLine>
-                        </a:ext>
-                      </a:extLst>
                     </wps:spPr>
                     <wps:style>
                       <a:lnRef idx="0">
@@ -2114,7 +6625,7 @@
         </mc:Choice>
         <mc:Fallback>
           <w:pict>
-            <v:shape id="_x0000_s1026" o:spid="_x0000_s1026" o:spt="202" type="#_x0000_t202" style="position:absolute;left:0pt;margin-top:0pt;height:144pt;width:144pt;mso-position-horizontal:right;mso-position-horizontal-relative:margin;mso-wrap-style:none;z-index:251659264;mso-width-relative:page;mso-height-relative:page;" filled="f" stroked="f" coordsize="21600,21600" o:gfxdata="UEsDBAoAAAAAAIdO4kAAAAAAAAAAAAAAAAAEAAAAZHJzL1BLAwQUAAAACACHTuJAs0lY7tAAAAAF&#10;AQAADwAAAGRycy9kb3ducmV2LnhtbE2PQUvDQBCF74L/YRmhN7tpKxJiNgVL06Ng48HjNjsm0d3Z&#10;sLtN4793FEEvwzze8OZ75XZ2VkwY4uBJwWqZgUBqvRmoU/DS1Lc5iJg0GW09oYJPjLCtrq9KXRh/&#10;oWecjqkTHEKx0Ar6lMZCytj26HRc+hGJvTcfnE4sQydN0BcOd1aus+xeOj0Qf+j1iLse24/j2SnY&#10;1U0TJozBvuKh3rw/Pd7hflZqcbPKHkAknNPfMXzjMzpUzHTyZzJRWAVcJP1M9tZ5zvL0u8iqlP/p&#10;qy9QSwMEFAAAAAgAh07iQKpExdfuAgAANgYAAA4AAABkcnMvZTJvRG9jLnhtbK1UX2/TMBB/R+I7&#10;WH7P8mdZl1ZLp65ZENLEJg3Es+s4TYRjW7b7ZyAe4KPwEZD2AhJ8he4bcU6adhsITYJKdc6+8939&#10;fne+k9N1w9GSaVNLkeLwIMCICSqLWsxT/OZ17iUYGUtEQbgULMU3zODT8fNnJys1YpGsJC+YRuBE&#10;mNFKpbiyVo1839CKNcQcSMUEKEupG2Jhq+d+ockKvDfcj4Jg4K+kLpSWlBkDp1mnxFuP+ikOZVnW&#10;lGWSLhombOdVM04sQDJVrQwet9mWJaP2siwNs4inGJDadoUgIM/c6o9PyGiuiapquk2BPCWFR5ga&#10;UgsIunOVEUvQQte/uWpqqqWRpT2gsvE7IC0jgCIMHnFzXRHFWixAtVE70s3/c0tfLa80qosURxgJ&#10;0kDBN182t5tvd5/uPm9+bL7C/xZtfsLnOwiRI2ylzAjuXSu4addncg1t1J8bOHQ8rEvduC8gRKAH&#10;um92dLO1RdRdSqIkCUBFQddvwL+/v660sS+YbJATUqyhni3NZHlhbGfam7hoQuY1521NuUCrFA8O&#10;j4L2wk4DzrlwtpAF+NhKXa0+DIPheXKexF4cDc69OMgyb5JPY2+Qh8dH2WE2nWbhR+cvjEdVXRRM&#10;uHh934Tx0+qy7Z2u4rvOMZLXhXPnUjJ6PptyjZYE+jZvf45hSP6emf8wjVYNqB5BCqM4OIuGXj5I&#10;jr04j4+84XGQeEE4PBsOgngYZ/lDSBe1YP8O6QH795ImI1ewHbYZJ/TdX6G5dPbQgIG+cL7rw67f&#10;nGTXszVQ5MSZLG6gN7XsnrtRNK8h6AUx9opoeN/QczAB7SUsJZfQJ3IrYVRJ/f5P584eygtajFYw&#10;L1IsYDxixF8KeI7g0PaC7oVZL4hFM5VQyBAmq6KtCBe05b1Yatm8hbE4cTFARQSFSCm2vTi13cyC&#10;sUrZZNIaLZSu51V3AYaJIvZCXCvqwrQtpCYLC++hfSZ7VoBKt4Fx0pK6HX1uXt3ft1b7cT/+BVBL&#10;AwQKAAAAAACHTuJAAAAAAAAAAAAAAAAABgAAAF9yZWxzL1BLAwQUAAAACACHTuJAihRmPNEAAACU&#10;AQAACwAAAF9yZWxzLy5yZWxzpZDBasMwDIbvg72D0X1xmsMYo04vo9Br6R7A2IpjGltGMtn69vMO&#10;g2X0tqN+oe8T//7wmRa1IkukbGDX9aAwO/IxBwPvl+PTCyipNnu7UEYDNxQ4jI8P+zMutrYjmWMR&#10;1ShZDMy1lletxc2YrHRUMLfNRJxsbSMHXay72oB66Ptnzb8ZMG6Y6uQN8MkPoC630sx/2Ck6JqGp&#10;do6SpmmK7h5VB7Zlju7INuEbuUazHLAa8CwaB2pZ134EfV+/+6fe00c+47rVfoeM649Xb7ocvwBQ&#10;SwMEFAAAAAgAh07iQH7m5SD3AAAA4QEAABMAAABbQ29udGVudF9UeXBlc10ueG1slZFBTsMwEEX3&#10;SNzB8hYlTrtACCXpgrRLQKgcYGRPEotkbHlMaG+Pk7YbRJFY2jP/vye73BzGQUwY2Dqq5CovpEDS&#10;zljqKvm+32UPUnAEMjA4wkoekeWmvr0p90ePLFKauJJ9jP5RKdY9jsC580hp0rowQkzH0CkP+gM6&#10;VOuiuFfaUUSKWZw7ZF022MLnEMX2kK5PJgEHluLptDizKgneD1ZDTKZqIvODkp0JeUouO9xbz3dJ&#10;Q6pfCfPkOuCce0lPE6xB8QohPsOYNJQJrIz7ooBT/nfJbDly5trWasybwE2KveF0sbrWjmvXOP3f&#10;8u2SunSr5YPqb1BLAQIUABQAAAAIAIdO4kB+5uUg9wAAAOEBAAATAAAAAAAAAAEAIAAAAFcFAABb&#10;Q29udGVudF9UeXBlc10ueG1sUEsBAhQACgAAAAAAh07iQAAAAAAAAAAAAAAAAAYAAAAAAAAAAAAQ&#10;AAAAOQQAAF9yZWxzL1BLAQIUABQAAAAIAIdO4kCKFGY80QAAAJQBAAALAAAAAAAAAAEAIAAAAF0E&#10;AABfcmVscy8ucmVsc1BLAQIUAAoAAAAAAIdO4kAAAAAAAAAAAAAAAAAEAAAAAAAAAAAAEAAAAAAA&#10;AABkcnMvUEsBAhQAFAAAAAgAh07iQLNJWO7QAAAABQEAAA8AAAAAAAAAAQAgAAAAIgAAAGRycy9k&#10;b3ducmV2LnhtbFBLAQIUABQAAAAIAIdO4kCqRMXX7gIAADYGAAAOAAAAAAAAAAEAIAAAAB8BAABk&#10;cnMvZTJvRG9jLnhtbFBLBQYAAAAABgAGAFkBAAB/BgAAAAA=&#10;">
+            <v:shape id="_x0000_s1026" o:spid="_x0000_s1026" o:spt="202" type="#_x0000_t202" style="position:absolute;left:0pt;margin-top:0pt;height:144pt;width:144pt;mso-position-horizontal:right;mso-position-horizontal-relative:margin;mso-wrap-style:none;z-index:251659264;mso-width-relative:page;mso-height-relative:page;" filled="f" stroked="f" coordsize="21600,21600" o:gfxdata="UEsDBAoAAAAAAIdO4kAAAAAAAAAAAAAAAAAEAAAAZHJzL1BLAwQUAAAACACHTuJAs0lY7tAAAAAF&#10;AQAADwAAAGRycy9kb3ducmV2LnhtbE2PQUvDQBCF74L/YRmhN7tpKxJiNgVL06Ng48HjNjsm0d3Z&#10;sLtN4793FEEvwzze8OZ75XZ2VkwY4uBJwWqZgUBqvRmoU/DS1Lc5iJg0GW09oYJPjLCtrq9KXRh/&#10;oWecjqkTHEKx0Ar6lMZCytj26HRc+hGJvTcfnE4sQydN0BcOd1aus+xeOj0Qf+j1iLse24/j2SnY&#10;1U0TJozBvuKh3rw/Pd7hflZqcbPKHkAknNPfMXzjMzpUzHTyZzJRWAVcJP1M9tZ5zvL0u8iqlP/p&#10;qy9QSwMEFAAAAAgAh07iQANI9ulCAgAAcwQAAA4AAABkcnMvZTJvRG9jLnhtbK1US44TMRDdI3EH&#10;y3vSnSBGUZTOKEwUhBQxIw2IteN2p1vyT7aT7rCDo3AEpNmABFfI3Ijn/mTQwGIWLOJ+drleuV5V&#10;ZX7ZKEkOwvnK6IyORyklQnOTV3qX0Q/v1y+mlPjAdM6k0SKjR+Hp5eL5s3ltZ2JiSiNz4QhItJ/V&#10;NqNlCHaWJJ6XQjE/MlZoGAvjFAvYul2SO1aDXclkkqYXSW1cbp3hwnucrjoj7RndUwhNUVRcrAzf&#10;K6FDx+qEZAEp+bKyni7a1xaF4OG6KLwIRGYUmYZ2RRDgbVyTxZzNdo7ZsuL9E9hTnvAoJ8UqjaBn&#10;qhULjOxd9ReVqrgz3hRhxI1KukRaRZDFOH2kzW3JrGhzgdTenkX3/4+WvzvcOFLlGZ1QoplCwU9f&#10;T3en7/ef77+cfp6+4XdHTr/w+QEwiYLV1s/gd2vhGZrXpkEbDeceh1GHpnAqfpEhgR1yH89yiyYQ&#10;Hp2mk+k0hYnDNmzAnzy4W+fDG2EUiSCjDvVsZWaHjQ/d1eFKjKbNupKyranUpM7oxctXaetwtoBc&#10;asSISXSPjSg026bPbGvyIxJzpusVb/m6QvAN8+GGOTQHHozxCddYCmkQxPSIktK4T/86j/dRM1gp&#10;qdFsGdWYLUrkW41agjAMwA1gOwC9V1cG3TvGWFreQji4IAdYOKM+YqaWMQZMTHNEymgY4FXoGh4z&#10;ycVy2V7aW1ftys4BnWhZ2Ohby2OYKKS3y32AmK3GUaBOlV439GJbpX5uYrP/uW9vPfxXLH4DUEsD&#10;BAoAAAAAAIdO4kAAAAAAAAAAAAAAAAAGAAAAX3JlbHMvUEsDBBQAAAAIAIdO4kCKFGY80QAAAJQB&#10;AAALAAAAX3JlbHMvLnJlbHOlkMFqwzAMhu+DvYPRfXGawxijTi+j0GvpHsDYimMaW0Yy2fr28w6D&#10;ZfS2o36h7xP//vCZFrUiS6RsYNf1oDA78jEHA++X49MLKKk2e7tQRgM3FDiMjw/7My62tiOZYxHV&#10;KFkMzLWWV63FzZisdFQwt81EnGxtIwddrLvagHro+2fNvxkwbpjq5A3wyQ+gLrfSzH/YKTomoal2&#10;jpKmaYruHlUHtmWO7sg24Ru5RrMcsBrwLBoHalnXfgR9X7/7p97TRz7jutV+h4zrj1dvuhy/AFBL&#10;AwQUAAAACACHTuJAfublIPcAAADhAQAAEwAAAFtDb250ZW50X1R5cGVzXS54bWyVkUFOwzAQRfdI&#10;3MHyFiVOu0AIJemCtEtAqBxgZE8Si2RseUxob4+TthtEkVjaM/+/J7vcHMZBTBjYOqrkKi+kQNLO&#10;WOoq+b7fZQ9ScAQyMDjCSh6R5aa+vSn3R48sUpq4kn2M/lEp1j2OwLnzSGnSujBCTMfQKQ/6AzpU&#10;66K4V9pRRIpZnDtkXTbYwucQxfaQrk8mAQeW4um0OLMqCd4PVkNMpmoi84OSnQl5Si473FvPd0lD&#10;ql8J8+Q64Jx7SU8TrEHxCiE+w5g0lAmsjPuigFP+d8lsOXLm2tZqzJvATYq94XSxutaOa9c4/d/y&#10;7ZK6dKvlg+pvUEsBAhQAFAAAAAgAh07iQH7m5SD3AAAA4QEAABMAAAAAAAAAAQAgAAAAqwQAAFtD&#10;b250ZW50X1R5cGVzXS54bWxQSwECFAAKAAAAAACHTuJAAAAAAAAAAAAAAAAABgAAAAAAAAAAABAA&#10;AACNAwAAX3JlbHMvUEsBAhQAFAAAAAgAh07iQIoUZjzRAAAAlAEAAAsAAAAAAAAAAQAgAAAAsQMA&#10;AF9yZWxzLy5yZWxzUEsBAhQACgAAAAAAh07iQAAAAAAAAAAAAAAAAAQAAAAAAAAAAAAQAAAAAAAA&#10;AGRycy9QSwECFAAUAAAACACHTuJAs0lY7tAAAAAFAQAADwAAAAAAAAABACAAAAAiAAAAZHJzL2Rv&#10;d25yZXYueG1sUEsBAhQAFAAAAAgAh07iQANI9ulCAgAAcwQAAA4AAAAAAAAAAQAgAAAAHwEAAGRy&#10;cy9lMm9Eb2MueG1sUEsFBgAAAAAGAAYAWQEAANMFAAAAAA==&#10;">
               <v:fill on="f" focussize="0,0"/>
               <v:stroke on="f" weight="0.5pt"/>
               <v:imagedata o:title=""/>
@@ -2155,6 +6666,155 @@
 <file path=word/numbering.xml><?xml version="1.0" encoding="utf-8"?>
 <w:numbering xmlns:wpc="http://schemas.microsoft.com/office/word/2010/wordprocessingCanvas" xmlns:mc="http://schemas.openxmlformats.org/markup-compatibility/2006" xmlns:o="urn:schemas-microsoft-com:office:office" xmlns:r="http://schemas.openxmlformats.org/officeDocument/2006/relationships" xmlns:m="http://schemas.openxmlformats.org/officeDocument/2006/math" xmlns:v="urn:schemas-microsoft-com:vml" xmlns:wp14="http://schemas.microsoft.com/office/word/2010/wordprocessingDrawing" xmlns:wp="http://schemas.openxmlformats.org/drawingml/2006/wordprocessingDrawing" xmlns:w10="urn:schemas-microsoft-com:office:word" xmlns:w="http://schemas.openxmlformats.org/wordprocessingml/2006/main" xmlns:w14="http://schemas.microsoft.com/office/word/2010/wordml" xmlns:wpg="http://schemas.microsoft.com/office/word/2010/wordprocessingGroup" xmlns:wpi="http://schemas.microsoft.com/office/word/2010/wordprocessingInk" xmlns:wne="http://schemas.microsoft.com/office/word/2006/wordml" xmlns:wps="http://schemas.microsoft.com/office/word/2010/wordprocessingShape" xmlns:wpsCustomData="http://www.wps.cn/officeDocument/2013/wpsCustomData" mc:Ignorable="w14 wp14">
   <w:abstractNum w:abstractNumId="0">
+    <w:nsid w:val="B881D49B"/>
+    <w:multiLevelType w:val="multilevel"/>
+    <w:tmpl w:val="B881D49B"/>
+    <w:lvl w:ilvl="0" w:tentative="0">
+      <w:start w:val="1"/>
+      <w:numFmt w:val="bullet"/>
+      <w:lvlText w:val=""/>
+      <w:lvlJc w:val="left"/>
+      <w:pPr>
+        <w:tabs>
+          <w:tab w:val="left" w:pos="720"/>
+        </w:tabs>
+        <w:ind w:left="720" w:hanging="360"/>
+      </w:pPr>
+      <w:rPr>
+        <w:rFonts w:hint="default" w:ascii="Symbol" w:hAnsi="Symbol" w:cs="Symbol"/>
+        <w:sz w:val="20"/>
+      </w:rPr>
+    </w:lvl>
+    <w:lvl w:ilvl="1" w:tentative="0">
+      <w:start w:val="1"/>
+      <w:numFmt w:val="bullet"/>
+      <w:lvlText w:val="o"/>
+      <w:lvlJc w:val="left"/>
+      <w:pPr>
+        <w:tabs>
+          <w:tab w:val="left" w:pos="1440"/>
+        </w:tabs>
+        <w:ind w:left="1440" w:hanging="360"/>
+      </w:pPr>
+      <w:rPr>
+        <w:rFonts w:hint="default" w:ascii="Courier New" w:hAnsi="Courier New" w:cs="Courier New"/>
+        <w:sz w:val="20"/>
+      </w:rPr>
+    </w:lvl>
+    <w:lvl w:ilvl="2" w:tentative="0">
+      <w:start w:val="1"/>
+      <w:numFmt w:val="bullet"/>
+      <w:lvlText w:val=""/>
+      <w:lvlJc w:val="left"/>
+      <w:pPr>
+        <w:tabs>
+          <w:tab w:val="left" w:pos="2160"/>
+        </w:tabs>
+        <w:ind w:left="2160" w:hanging="360"/>
+      </w:pPr>
+      <w:rPr>
+        <w:rFonts w:hint="default" w:ascii="Wingdings" w:hAnsi="Wingdings" w:cs="Wingdings"/>
+        <w:sz w:val="20"/>
+      </w:rPr>
+    </w:lvl>
+    <w:lvl w:ilvl="3" w:tentative="0">
+      <w:start w:val="1"/>
+      <w:numFmt w:val="bullet"/>
+      <w:lvlText w:val=""/>
+      <w:lvlJc w:val="left"/>
+      <w:pPr>
+        <w:tabs>
+          <w:tab w:val="left" w:pos="2880"/>
+        </w:tabs>
+        <w:ind w:left="2880" w:hanging="360"/>
+      </w:pPr>
+      <w:rPr>
+        <w:rFonts w:hint="default" w:ascii="Wingdings" w:hAnsi="Wingdings" w:cs="Wingdings"/>
+        <w:sz w:val="20"/>
+      </w:rPr>
+    </w:lvl>
+    <w:lvl w:ilvl="4" w:tentative="0">
+      <w:start w:val="1"/>
+      <w:numFmt w:val="bullet"/>
+      <w:lvlText w:val=""/>
+      <w:lvlJc w:val="left"/>
+      <w:pPr>
+        <w:tabs>
+          <w:tab w:val="left" w:pos="3600"/>
+        </w:tabs>
+        <w:ind w:left="3600" w:hanging="360"/>
+      </w:pPr>
+      <w:rPr>
+        <w:rFonts w:hint="default" w:ascii="Wingdings" w:hAnsi="Wingdings" w:cs="Wingdings"/>
+        <w:sz w:val="20"/>
+      </w:rPr>
+    </w:lvl>
+    <w:lvl w:ilvl="5" w:tentative="0">
+      <w:start w:val="1"/>
+      <w:numFmt w:val="bullet"/>
+      <w:lvlText w:val=""/>
+      <w:lvlJc w:val="left"/>
+      <w:pPr>
+        <w:tabs>
+          <w:tab w:val="left" w:pos="4320"/>
+        </w:tabs>
+        <w:ind w:left="4320" w:hanging="360"/>
+      </w:pPr>
+      <w:rPr>
+        <w:rFonts w:hint="default" w:ascii="Wingdings" w:hAnsi="Wingdings" w:cs="Wingdings"/>
+        <w:sz w:val="20"/>
+      </w:rPr>
+    </w:lvl>
+    <w:lvl w:ilvl="6" w:tentative="0">
+      <w:start w:val="1"/>
+      <w:numFmt w:val="bullet"/>
+      <w:lvlText w:val=""/>
+      <w:lvlJc w:val="left"/>
+      <w:pPr>
+        <w:tabs>
+          <w:tab w:val="left" w:pos="5040"/>
+        </w:tabs>
+        <w:ind w:left="5040" w:hanging="360"/>
+      </w:pPr>
+      <w:rPr>
+        <w:rFonts w:hint="default" w:ascii="Wingdings" w:hAnsi="Wingdings" w:cs="Wingdings"/>
+        <w:sz w:val="20"/>
+      </w:rPr>
+    </w:lvl>
+    <w:lvl w:ilvl="7" w:tentative="0">
+      <w:start w:val="1"/>
+      <w:numFmt w:val="bullet"/>
+      <w:lvlText w:val=""/>
+      <w:lvlJc w:val="left"/>
+      <w:pPr>
+        <w:tabs>
+          <w:tab w:val="left" w:pos="5760"/>
+        </w:tabs>
+        <w:ind w:left="5760" w:hanging="360"/>
+      </w:pPr>
+      <w:rPr>
+        <w:rFonts w:hint="default" w:ascii="Wingdings" w:hAnsi="Wingdings" w:cs="Wingdings"/>
+        <w:sz w:val="20"/>
+      </w:rPr>
+    </w:lvl>
+    <w:lvl w:ilvl="8" w:tentative="0">
+      <w:start w:val="1"/>
+      <w:numFmt w:val="bullet"/>
+      <w:lvlText w:val=""/>
+      <w:lvlJc w:val="left"/>
+      <w:pPr>
+        <w:tabs>
+          <w:tab w:val="left" w:pos="6480"/>
+        </w:tabs>
+        <w:ind w:left="6480" w:hanging="360"/>
+      </w:pPr>
+      <w:rPr>
+        <w:rFonts w:hint="default" w:ascii="Wingdings" w:hAnsi="Wingdings" w:cs="Wingdings"/>
+        <w:sz w:val="20"/>
+      </w:rPr>
+    </w:lvl>
+  </w:abstractNum>
+  <w:abstractNum w:abstractNumId="1">
     <w:nsid w:val="D1BB115A"/>
     <w:multiLevelType w:val="multilevel"/>
     <w:tmpl w:val="D1BB115A"/>
@@ -2276,7 +6936,305 @@
       </w:rPr>
     </w:lvl>
   </w:abstractNum>
-  <w:abstractNum w:abstractNumId="1">
+  <w:abstractNum w:abstractNumId="2">
+    <w:nsid w:val="D2E59404"/>
+    <w:multiLevelType w:val="multilevel"/>
+    <w:tmpl w:val="D2E59404"/>
+    <w:lvl w:ilvl="0" w:tentative="0">
+      <w:start w:val="1"/>
+      <w:numFmt w:val="bullet"/>
+      <w:lvlText w:val=""/>
+      <w:lvlJc w:val="left"/>
+      <w:pPr>
+        <w:tabs>
+          <w:tab w:val="left" w:pos="720"/>
+        </w:tabs>
+        <w:ind w:left="720" w:hanging="360"/>
+      </w:pPr>
+      <w:rPr>
+        <w:rFonts w:hint="default" w:ascii="Symbol" w:hAnsi="Symbol" w:cs="Symbol"/>
+        <w:sz w:val="20"/>
+      </w:rPr>
+    </w:lvl>
+    <w:lvl w:ilvl="1" w:tentative="0">
+      <w:start w:val="1"/>
+      <w:numFmt w:val="bullet"/>
+      <w:lvlText w:val="o"/>
+      <w:lvlJc w:val="left"/>
+      <w:pPr>
+        <w:tabs>
+          <w:tab w:val="left" w:pos="1440"/>
+        </w:tabs>
+        <w:ind w:left="1440" w:hanging="360"/>
+      </w:pPr>
+      <w:rPr>
+        <w:rFonts w:hint="default" w:ascii="Courier New" w:hAnsi="Courier New" w:cs="Courier New"/>
+        <w:sz w:val="20"/>
+      </w:rPr>
+    </w:lvl>
+    <w:lvl w:ilvl="2" w:tentative="0">
+      <w:start w:val="1"/>
+      <w:numFmt w:val="bullet"/>
+      <w:lvlText w:val=""/>
+      <w:lvlJc w:val="left"/>
+      <w:pPr>
+        <w:tabs>
+          <w:tab w:val="left" w:pos="2160"/>
+        </w:tabs>
+        <w:ind w:left="2160" w:hanging="360"/>
+      </w:pPr>
+      <w:rPr>
+        <w:rFonts w:hint="default" w:ascii="Wingdings" w:hAnsi="Wingdings" w:cs="Wingdings"/>
+        <w:sz w:val="20"/>
+      </w:rPr>
+    </w:lvl>
+    <w:lvl w:ilvl="3" w:tentative="0">
+      <w:start w:val="1"/>
+      <w:numFmt w:val="bullet"/>
+      <w:lvlText w:val=""/>
+      <w:lvlJc w:val="left"/>
+      <w:pPr>
+        <w:tabs>
+          <w:tab w:val="left" w:pos="2880"/>
+        </w:tabs>
+        <w:ind w:left="2880" w:hanging="360"/>
+      </w:pPr>
+      <w:rPr>
+        <w:rFonts w:hint="default" w:ascii="Wingdings" w:hAnsi="Wingdings" w:cs="Wingdings"/>
+        <w:sz w:val="20"/>
+      </w:rPr>
+    </w:lvl>
+    <w:lvl w:ilvl="4" w:tentative="0">
+      <w:start w:val="1"/>
+      <w:numFmt w:val="bullet"/>
+      <w:lvlText w:val=""/>
+      <w:lvlJc w:val="left"/>
+      <w:pPr>
+        <w:tabs>
+          <w:tab w:val="left" w:pos="3600"/>
+        </w:tabs>
+        <w:ind w:left="3600" w:hanging="360"/>
+      </w:pPr>
+      <w:rPr>
+        <w:rFonts w:hint="default" w:ascii="Wingdings" w:hAnsi="Wingdings" w:cs="Wingdings"/>
+        <w:sz w:val="20"/>
+      </w:rPr>
+    </w:lvl>
+    <w:lvl w:ilvl="5" w:tentative="0">
+      <w:start w:val="1"/>
+      <w:numFmt w:val="bullet"/>
+      <w:lvlText w:val=""/>
+      <w:lvlJc w:val="left"/>
+      <w:pPr>
+        <w:tabs>
+          <w:tab w:val="left" w:pos="4320"/>
+        </w:tabs>
+        <w:ind w:left="4320" w:hanging="360"/>
+      </w:pPr>
+      <w:rPr>
+        <w:rFonts w:hint="default" w:ascii="Wingdings" w:hAnsi="Wingdings" w:cs="Wingdings"/>
+        <w:sz w:val="20"/>
+      </w:rPr>
+    </w:lvl>
+    <w:lvl w:ilvl="6" w:tentative="0">
+      <w:start w:val="1"/>
+      <w:numFmt w:val="bullet"/>
+      <w:lvlText w:val=""/>
+      <w:lvlJc w:val="left"/>
+      <w:pPr>
+        <w:tabs>
+          <w:tab w:val="left" w:pos="5040"/>
+        </w:tabs>
+        <w:ind w:left="5040" w:hanging="360"/>
+      </w:pPr>
+      <w:rPr>
+        <w:rFonts w:hint="default" w:ascii="Wingdings" w:hAnsi="Wingdings" w:cs="Wingdings"/>
+        <w:sz w:val="20"/>
+      </w:rPr>
+    </w:lvl>
+    <w:lvl w:ilvl="7" w:tentative="0">
+      <w:start w:val="1"/>
+      <w:numFmt w:val="bullet"/>
+      <w:lvlText w:val=""/>
+      <w:lvlJc w:val="left"/>
+      <w:pPr>
+        <w:tabs>
+          <w:tab w:val="left" w:pos="5760"/>
+        </w:tabs>
+        <w:ind w:left="5760" w:hanging="360"/>
+      </w:pPr>
+      <w:rPr>
+        <w:rFonts w:hint="default" w:ascii="Wingdings" w:hAnsi="Wingdings" w:cs="Wingdings"/>
+        <w:sz w:val="20"/>
+      </w:rPr>
+    </w:lvl>
+    <w:lvl w:ilvl="8" w:tentative="0">
+      <w:start w:val="1"/>
+      <w:numFmt w:val="bullet"/>
+      <w:lvlText w:val=""/>
+      <w:lvlJc w:val="left"/>
+      <w:pPr>
+        <w:tabs>
+          <w:tab w:val="left" w:pos="6480"/>
+        </w:tabs>
+        <w:ind w:left="6480" w:hanging="360"/>
+      </w:pPr>
+      <w:rPr>
+        <w:rFonts w:hint="default" w:ascii="Wingdings" w:hAnsi="Wingdings" w:cs="Wingdings"/>
+        <w:sz w:val="20"/>
+      </w:rPr>
+    </w:lvl>
+  </w:abstractNum>
+  <w:abstractNum w:abstractNumId="3">
+    <w:nsid w:val="F1E8B6E4"/>
+    <w:multiLevelType w:val="multilevel"/>
+    <w:tmpl w:val="F1E8B6E4"/>
+    <w:lvl w:ilvl="0" w:tentative="0">
+      <w:start w:val="1"/>
+      <w:numFmt w:val="bullet"/>
+      <w:lvlText w:val=""/>
+      <w:lvlJc w:val="left"/>
+      <w:pPr>
+        <w:tabs>
+          <w:tab w:val="left" w:pos="720"/>
+        </w:tabs>
+        <w:ind w:left="720" w:hanging="360"/>
+      </w:pPr>
+      <w:rPr>
+        <w:rFonts w:hint="default" w:ascii="Symbol" w:hAnsi="Symbol" w:cs="Symbol"/>
+        <w:sz w:val="20"/>
+      </w:rPr>
+    </w:lvl>
+    <w:lvl w:ilvl="1" w:tentative="0">
+      <w:start w:val="1"/>
+      <w:numFmt w:val="bullet"/>
+      <w:lvlText w:val="o"/>
+      <w:lvlJc w:val="left"/>
+      <w:pPr>
+        <w:tabs>
+          <w:tab w:val="left" w:pos="1440"/>
+        </w:tabs>
+        <w:ind w:left="1440" w:hanging="360"/>
+      </w:pPr>
+      <w:rPr>
+        <w:rFonts w:hint="default" w:ascii="Courier New" w:hAnsi="Courier New" w:cs="Courier New"/>
+        <w:sz w:val="20"/>
+      </w:rPr>
+    </w:lvl>
+    <w:lvl w:ilvl="2" w:tentative="0">
+      <w:start w:val="1"/>
+      <w:numFmt w:val="bullet"/>
+      <w:lvlText w:val=""/>
+      <w:lvlJc w:val="left"/>
+      <w:pPr>
+        <w:tabs>
+          <w:tab w:val="left" w:pos="2160"/>
+        </w:tabs>
+        <w:ind w:left="2160" w:hanging="360"/>
+      </w:pPr>
+      <w:rPr>
+        <w:rFonts w:hint="default" w:ascii="Wingdings" w:hAnsi="Wingdings" w:cs="Wingdings"/>
+        <w:sz w:val="20"/>
+      </w:rPr>
+    </w:lvl>
+    <w:lvl w:ilvl="3" w:tentative="0">
+      <w:start w:val="1"/>
+      <w:numFmt w:val="bullet"/>
+      <w:lvlText w:val=""/>
+      <w:lvlJc w:val="left"/>
+      <w:pPr>
+        <w:tabs>
+          <w:tab w:val="left" w:pos="2880"/>
+        </w:tabs>
+        <w:ind w:left="2880" w:hanging="360"/>
+      </w:pPr>
+      <w:rPr>
+        <w:rFonts w:hint="default" w:ascii="Wingdings" w:hAnsi="Wingdings" w:cs="Wingdings"/>
+        <w:sz w:val="20"/>
+      </w:rPr>
+    </w:lvl>
+    <w:lvl w:ilvl="4" w:tentative="0">
+      <w:start w:val="1"/>
+      <w:numFmt w:val="bullet"/>
+      <w:lvlText w:val=""/>
+      <w:lvlJc w:val="left"/>
+      <w:pPr>
+        <w:tabs>
+          <w:tab w:val="left" w:pos="3600"/>
+        </w:tabs>
+        <w:ind w:left="3600" w:hanging="360"/>
+      </w:pPr>
+      <w:rPr>
+        <w:rFonts w:hint="default" w:ascii="Wingdings" w:hAnsi="Wingdings" w:cs="Wingdings"/>
+        <w:sz w:val="20"/>
+      </w:rPr>
+    </w:lvl>
+    <w:lvl w:ilvl="5" w:tentative="0">
+      <w:start w:val="1"/>
+      <w:numFmt w:val="bullet"/>
+      <w:lvlText w:val=""/>
+      <w:lvlJc w:val="left"/>
+      <w:pPr>
+        <w:tabs>
+          <w:tab w:val="left" w:pos="4320"/>
+        </w:tabs>
+        <w:ind w:left="4320" w:hanging="360"/>
+      </w:pPr>
+      <w:rPr>
+        <w:rFonts w:hint="default" w:ascii="Wingdings" w:hAnsi="Wingdings" w:cs="Wingdings"/>
+        <w:sz w:val="20"/>
+      </w:rPr>
+    </w:lvl>
+    <w:lvl w:ilvl="6" w:tentative="0">
+      <w:start w:val="1"/>
+      <w:numFmt w:val="bullet"/>
+      <w:lvlText w:val=""/>
+      <w:lvlJc w:val="left"/>
+      <w:pPr>
+        <w:tabs>
+          <w:tab w:val="left" w:pos="5040"/>
+        </w:tabs>
+        <w:ind w:left="5040" w:hanging="360"/>
+      </w:pPr>
+      <w:rPr>
+        <w:rFonts w:hint="default" w:ascii="Wingdings" w:hAnsi="Wingdings" w:cs="Wingdings"/>
+        <w:sz w:val="20"/>
+      </w:rPr>
+    </w:lvl>
+    <w:lvl w:ilvl="7" w:tentative="0">
+      <w:start w:val="1"/>
+      <w:numFmt w:val="bullet"/>
+      <w:lvlText w:val=""/>
+      <w:lvlJc w:val="left"/>
+      <w:pPr>
+        <w:tabs>
+          <w:tab w:val="left" w:pos="5760"/>
+        </w:tabs>
+        <w:ind w:left="5760" w:hanging="360"/>
+      </w:pPr>
+      <w:rPr>
+        <w:rFonts w:hint="default" w:ascii="Wingdings" w:hAnsi="Wingdings" w:cs="Wingdings"/>
+        <w:sz w:val="20"/>
+      </w:rPr>
+    </w:lvl>
+    <w:lvl w:ilvl="8" w:tentative="0">
+      <w:start w:val="1"/>
+      <w:numFmt w:val="bullet"/>
+      <w:lvlText w:val=""/>
+      <w:lvlJc w:val="left"/>
+      <w:pPr>
+        <w:tabs>
+          <w:tab w:val="left" w:pos="6480"/>
+        </w:tabs>
+        <w:ind w:left="6480" w:hanging="360"/>
+      </w:pPr>
+      <w:rPr>
+        <w:rFonts w:hint="default" w:ascii="Wingdings" w:hAnsi="Wingdings" w:cs="Wingdings"/>
+        <w:sz w:val="20"/>
+      </w:rPr>
+    </w:lvl>
+  </w:abstractNum>
+  <w:abstractNum w:abstractNumId="4">
     <w:nsid w:val="3C22470D"/>
     <w:multiLevelType w:val="multilevel"/>
     <w:tmpl w:val="3C22470D"/>
@@ -2398,7 +7356,7 @@
       </w:rPr>
     </w:lvl>
   </w:abstractNum>
-  <w:abstractNum w:abstractNumId="2">
+  <w:abstractNum w:abstractNumId="5">
     <w:nsid w:val="58329DB5"/>
     <w:multiLevelType w:val="multilevel"/>
     <w:tmpl w:val="58329DB5"/>
@@ -2521,12 +7479,21 @@
     </w:lvl>
   </w:abstractNum>
   <w:num w:numId="1">
+    <w:abstractNumId w:val="4"/>
+  </w:num>
+  <w:num w:numId="2">
+    <w:abstractNumId w:val="5"/>
+  </w:num>
+  <w:num w:numId="3">
     <w:abstractNumId w:val="1"/>
   </w:num>
-  <w:num w:numId="2">
+  <w:num w:numId="4">
+    <w:abstractNumId w:val="3"/>
+  </w:num>
+  <w:num w:numId="5">
     <w:abstractNumId w:val="2"/>
   </w:num>
-  <w:num w:numId="3">
+  <w:num w:numId="6">
     <w:abstractNumId w:val="0"/>
   </w:num>
 </w:numbering>
@@ -2799,6 +7766,25 @@
         <w:tab w:val="right" w:pos="8306"/>
       </w:tabs>
     </w:pPr>
+  </w:style>
+  <w:style w:type="table" w:styleId="10">
+    <w:name w:val="Table Grid"/>
+    <w:basedOn w:val="4"/>
+    <w:uiPriority w:val="0"/>
+    <w:pPr>
+      <w:widowControl w:val="0"/>
+      <w:jc w:val="both"/>
+    </w:pPr>
+    <w:tblPr>
+      <w:tblBorders>
+        <w:top w:val="single" w:color="auto" w:sz="4" w:space="0"/>
+        <w:left w:val="single" w:color="auto" w:sz="4" w:space="0"/>
+        <w:bottom w:val="single" w:color="auto" w:sz="4" w:space="0"/>
+        <w:right w:val="single" w:color="auto" w:sz="4" w:space="0"/>
+        <w:insideH w:val="single" w:color="auto" w:sz="4" w:space="0"/>
+        <w:insideV w:val="single" w:color="auto" w:sz="4" w:space="0"/>
+      </w:tblBorders>
+    </w:tblPr>
   </w:style>
 </w:styles>
 </file>

--- a/НТиТИ/Курсовой - 30304125.docx
+++ b/НТиТИ/Курсовой - 30304125.docx
@@ -1207,16 +1207,269 @@
         <w:adjustRightInd/>
         <w:snapToGrid/>
         <w:spacing w:before="0" w:beforeAutospacing="0" w:after="0" w:afterAutospacing="0" w:line="360" w:lineRule="auto"/>
+        <w:ind w:left="0" w:right="0" w:firstLine="708" w:firstLineChars="0"/>
+        <w:jc w:val="both"/>
+        <w:textAlignment w:val="auto"/>
+        <w:rPr>
+          <w:rFonts w:hint="default" w:ascii="Times New Roman" w:hAnsi="Times New Roman" w:eastAsia="Arial" w:cs="Times New Roman"/>
+          <w:kern w:val="0"/>
+          <w:sz w:val="28"/>
+          <w:szCs w:val="28"/>
+          <w:u w:val="none"/>
+          <w:lang w:val="en-US" w:eastAsia="zh-CN" w:bidi="ar"/>
+        </w:rPr>
+      </w:pPr>
+      <w:r>
+        <w:rPr>
+          <w:rFonts w:hint="default" w:ascii="Times New Roman" w:hAnsi="Times New Roman" w:cs="Times New Roman"/>
+          <w:i w:val="0"/>
+          <w:iCs w:val="0"/>
+          <w:sz w:val="28"/>
+          <w:szCs w:val="28"/>
+        </w:rPr>
+        <w:sym w:font="Symbol" w:char="F0C6"/>
+      </w:r>
+      <w:r>
+        <w:rPr>
+          <w:rFonts w:hint="default" w:ascii="Times New Roman" w:hAnsi="Times New Roman" w:cs="Times New Roman"/>
+          <w:i w:val="0"/>
+          <w:iCs w:val="0"/>
+          <w:sz w:val="28"/>
+          <w:szCs w:val="28"/>
+          <w:lang w:val="en-US"/>
+        </w:rPr>
+        <w:t xml:space="preserve">10 </w:t>
+      </w:r>
+      <w:r>
+        <w:rPr>
+          <w:rFonts w:hint="default" w:ascii="Times New Roman" w:hAnsi="Times New Roman" w:cs="Times New Roman"/>
+          <w:i/>
+          <w:iCs/>
+          <w:sz w:val="28"/>
+          <w:szCs w:val="28"/>
+        </w:rPr>
+        <w:t>Н</w:t>
+      </w:r>
+      <w:r>
+        <w:rPr>
+          <w:rFonts w:hint="default" w:ascii="Times New Roman" w:hAnsi="Times New Roman" w:cs="Times New Roman"/>
+          <w:i w:val="0"/>
+          <w:iCs w:val="0"/>
+          <w:sz w:val="28"/>
+          <w:szCs w:val="28"/>
+          <w:lang w:val="en-US"/>
+        </w:rPr>
+        <w:t>8</w:t>
+      </w:r>
+      <w:r>
+        <w:rPr>
+          <w:rFonts w:hint="default" w:ascii="Times New Roman" w:hAnsi="Times New Roman" w:cs="Times New Roman"/>
+          <w:i w:val="0"/>
+          <w:iCs w:val="0"/>
+          <w:sz w:val="28"/>
+          <w:szCs w:val="28"/>
+        </w:rPr>
+        <w:t>/</w:t>
+      </w:r>
+      <w:r>
+        <w:rPr>
+          <w:rFonts w:hint="default" w:ascii="Times New Roman" w:hAnsi="Times New Roman" w:cs="Times New Roman"/>
+          <w:i/>
+          <w:iCs/>
+          <w:sz w:val="28"/>
+          <w:szCs w:val="28"/>
+          <w:lang w:val="en-US"/>
+        </w:rPr>
+        <w:t>d</w:t>
+      </w:r>
+      <w:r>
+        <w:rPr>
+          <w:rFonts w:hint="default" w:ascii="Times New Roman" w:hAnsi="Times New Roman" w:cs="Times New Roman"/>
+          <w:i w:val="0"/>
+          <w:iCs w:val="0"/>
+          <w:sz w:val="28"/>
+          <w:szCs w:val="28"/>
+          <w:lang w:val="en-US"/>
+        </w:rPr>
+        <w:t>8</w:t>
+      </w:r>
+      <w:r>
+        <w:rPr>
+          <w:rFonts w:hint="default" w:ascii="Times New Roman" w:hAnsi="Times New Roman" w:cs="Times New Roman"/>
+          <w:i w:val="0"/>
+          <w:iCs w:val="0"/>
+          <w:sz w:val="28"/>
+          <w:szCs w:val="28"/>
+          <w:lang w:val="ru-RU"/>
+        </w:rPr>
+        <w:t xml:space="preserve"> </w:t>
+      </w:r>
+      <w:r>
+        <w:rPr>
+          <w:rFonts w:hint="default" w:ascii="Times New Roman" w:hAnsi="Times New Roman" w:eastAsia="Arial" w:cs="Times New Roman"/>
+          <w:kern w:val="0"/>
+          <w:sz w:val="28"/>
+          <w:szCs w:val="28"/>
+          <w:u w:val="none"/>
+          <w:lang w:val="en-US" w:eastAsia="zh-CN" w:bidi="ar"/>
+        </w:rPr>
+        <w:t>– посадка с зазором в системе основного отверстия.</w:t>
+      </w:r>
+    </w:p>
+    <w:p>
+      <w:pPr>
+        <w:keepNext w:val="0"/>
+        <w:keepLines w:val="0"/>
+        <w:pageBreakBefore w:val="0"/>
+        <w:widowControl/>
+        <w:suppressLineNumbers w:val="0"/>
+        <w:pBdr>
+          <w:bottom w:val="none" w:color="E6E8F0" w:sz="0" w:space="0"/>
+        </w:pBdr>
+        <w:kinsoku/>
+        <w:wordWrap/>
+        <w:overflowPunct/>
+        <w:topLinePunct w:val="0"/>
+        <w:autoSpaceDE/>
+        <w:autoSpaceDN/>
+        <w:bidi w:val="0"/>
+        <w:adjustRightInd/>
+        <w:snapToGrid/>
+        <w:spacing w:before="0" w:beforeAutospacing="0" w:after="0" w:afterAutospacing="0" w:line="360" w:lineRule="auto"/>
+        <w:ind w:left="0" w:right="0" w:firstLine="708" w:firstLineChars="0"/>
+        <w:jc w:val="both"/>
+        <w:textAlignment w:val="auto"/>
+        <w:rPr>
+          <w:rFonts w:hint="default" w:ascii="Times New Roman" w:hAnsi="Times New Roman" w:eastAsia="Arial" w:cs="Times New Roman"/>
+          <w:sz w:val="28"/>
+          <w:szCs w:val="28"/>
+          <w:u w:val="none"/>
+        </w:rPr>
+      </w:pPr>
+      <w:r>
+        <w:rPr>
+          <w:rFonts w:hint="default" w:ascii="Times New Roman" w:hAnsi="Times New Roman" w:eastAsia="Arial" w:cs="Times New Roman"/>
+          <w:kern w:val="0"/>
+          <w:sz w:val="28"/>
+          <w:szCs w:val="28"/>
+          <w:u w:val="none"/>
+          <w:lang w:val="en-US" w:eastAsia="zh-CN" w:bidi="ar"/>
+        </w:rPr>
+        <w:t>Данную посадку можно отнести к посадке со значительным гарантированным зазором («ходовая»). «Ходовые» посадки практически всегда обеспечивают свободное взаимное перемещение деталей в сопряжениях, и для их сборки не требуется применение специального прессового оборудования. Это посадки H7/d8, H8/d9, D9/h9 и т.д. Область применения таких посадок – соединения, в которых детали должны беспрепятственно вращаться или совершать продольно-поступательные движения в условиях возможных температурных деформаций, перекосов, а также при высоких рабочих скоростях.</w:t>
+      </w:r>
+    </w:p>
+    <w:p>
+      <w:pPr>
+        <w:keepNext w:val="0"/>
+        <w:keepLines w:val="0"/>
+        <w:pageBreakBefore w:val="0"/>
+        <w:widowControl/>
+        <w:suppressLineNumbers w:val="0"/>
+        <w:pBdr>
+          <w:bottom w:val="none" w:color="E6E8F0" w:sz="0" w:space="0"/>
+        </w:pBdr>
+        <w:kinsoku/>
+        <w:wordWrap/>
+        <w:overflowPunct/>
+        <w:topLinePunct w:val="0"/>
+        <w:autoSpaceDE/>
+        <w:autoSpaceDN/>
+        <w:bidi w:val="0"/>
+        <w:adjustRightInd/>
+        <w:snapToGrid/>
+        <w:spacing w:before="0" w:beforeAutospacing="0" w:after="0" w:afterAutospacing="0" w:line="360" w:lineRule="auto"/>
+        <w:ind w:left="0" w:right="0" w:firstLine="708" w:firstLineChars="0"/>
+        <w:jc w:val="both"/>
+        <w:textAlignment w:val="auto"/>
+        <w:rPr>
+          <w:rFonts w:hint="default" w:ascii="Times New Roman" w:hAnsi="Times New Roman" w:eastAsia="Arial" w:cs="Times New Roman"/>
+          <w:sz w:val="28"/>
+          <w:szCs w:val="28"/>
+          <w:u w:val="none"/>
+        </w:rPr>
+      </w:pPr>
+      <w:r>
+        <w:rPr>
+          <w:rFonts w:hint="default" w:ascii="Times New Roman" w:hAnsi="Times New Roman" w:eastAsia="Arial" w:cs="Times New Roman"/>
+          <w:kern w:val="0"/>
+          <w:sz w:val="28"/>
+          <w:szCs w:val="28"/>
+          <w:u w:val="none"/>
+          <w:lang w:val="en-US" w:eastAsia="zh-CN" w:bidi="ar"/>
+        </w:rPr>
+        <w:t xml:space="preserve">Посадки с зазором применяют как подвижные в узлах трения для обеспечения надёжного размещения и циркуляции смазочного материала в сопряжении. Взаимная подвижность деталей соединения по посадке с зазором гарантируется за счёт разности фактических диаметров отверстия и вала. При высоких требованиях к лёгкости хода и необходимости компенсации тепловых зазоров назначают посадки с максимальными гарантированными зазорами типа H/d, H/e. Назначение данной посадки для малого диапазона размеров </w:t>
+      </w:r>
+      <w:r>
+        <w:rPr>
+          <w:rFonts w:hint="default" w:ascii="Times New Roman" w:hAnsi="Times New Roman" w:cs="Times New Roman"/>
+          <w:i w:val="0"/>
+          <w:iCs w:val="0"/>
+          <w:sz w:val="28"/>
+          <w:szCs w:val="28"/>
+        </w:rPr>
+        <w:sym w:font="Symbol" w:char="F0C6"/>
+      </w:r>
+      <w:r>
+        <w:rPr>
+          <w:rFonts w:hint="default" w:ascii="Times New Roman" w:hAnsi="Times New Roman" w:eastAsia="Arial" w:cs="Times New Roman"/>
+          <w:kern w:val="0"/>
+          <w:sz w:val="28"/>
+          <w:szCs w:val="28"/>
+          <w:u w:val="none"/>
+          <w:lang w:val="en-US" w:eastAsia="zh-CN" w:bidi="ar"/>
+        </w:rPr>
+        <w:t>10 мм обеспечивает стабильное функционирование точных узлов и механизмов (например, подшипников скольжения или направляющих втулок), исключая риск заклинивания деталей при нагреве в процессе эксплуатации.</w:t>
+      </w:r>
+    </w:p>
+    <w:p>
+      <w:pPr>
+        <w:keepNext w:val="0"/>
+        <w:keepLines w:val="0"/>
+        <w:pageBreakBefore w:val="0"/>
+        <w:widowControl/>
+        <w:suppressLineNumbers w:val="0"/>
+        <w:pBdr>
+          <w:bottom w:val="none" w:color="E6E8F0" w:sz="0" w:space="0"/>
+        </w:pBdr>
+        <w:kinsoku/>
+        <w:wordWrap/>
+        <w:overflowPunct/>
+        <w:topLinePunct w:val="0"/>
+        <w:autoSpaceDE/>
+        <w:autoSpaceDN/>
+        <w:bidi w:val="0"/>
+        <w:adjustRightInd/>
+        <w:snapToGrid/>
+        <w:spacing w:beforeAutospacing="0" w:afterAutospacing="0" w:line="360" w:lineRule="auto"/>
         <w:ind w:left="0" w:right="0" w:firstLine="709" w:firstLineChars="0"/>
         <w:jc w:val="both"/>
         <w:textAlignment w:val="auto"/>
         <w:rPr>
+          <w:rStyle w:val="6"/>
           <w:rFonts w:hint="default" w:ascii="Times New Roman" w:hAnsi="Times New Roman" w:eastAsia="Arial" w:cs="Times New Roman"/>
-          <w:sz w:val="28"/>
-          <w:szCs w:val="28"/>
-          <w:u w:val="none"/>
-        </w:rPr>
-      </w:pPr>
+          <w:b w:val="0"/>
+          <w:bCs w:val="0"/>
+          <w:kern w:val="0"/>
+          <w:sz w:val="28"/>
+          <w:szCs w:val="28"/>
+          <w:u w:val="none"/>
+          <w:lang w:val="ru-RU" w:eastAsia="zh-CN" w:bidi="ar"/>
+        </w:rPr>
+      </w:pPr>
+      <w:r>
+        <w:rPr>
+          <w:rStyle w:val="6"/>
+          <w:rFonts w:hint="default" w:ascii="Times New Roman" w:hAnsi="Times New Roman" w:eastAsia="Arial" w:cs="Times New Roman"/>
+          <w:b w:val="0"/>
+          <w:bCs w:val="0"/>
+          <w:kern w:val="0"/>
+          <w:sz w:val="28"/>
+          <w:szCs w:val="28"/>
+          <w:u w:val="none"/>
+          <w:lang w:val="en-US" w:eastAsia="zh-CN" w:bidi="ar"/>
+        </w:rPr>
+        <w:t xml:space="preserve">Рассчитываем предельные размеры отверстия </w:t>
+      </w:r>
       <w:r>
         <w:rPr>
           <w:rFonts w:hint="default" w:ascii="Times New Roman" w:hAnsi="Times New Roman" w:cs="Times New Roman"/>
@@ -1229,280 +1482,47 @@
       </w:r>
       <w:r>
         <w:rPr>
-          <w:rFonts w:hint="default" w:ascii="Times New Roman" w:hAnsi="Times New Roman" w:cs="Times New Roman"/>
-          <w:i w:val="0"/>
-          <w:iCs w:val="0"/>
-          <w:sz w:val="28"/>
-          <w:szCs w:val="28"/>
-          <w:lang w:val="en-US"/>
-        </w:rPr>
-        <w:t xml:space="preserve">10 </w:t>
-      </w:r>
-      <w:r>
-        <w:rPr>
-          <w:rFonts w:hint="default" w:ascii="Times New Roman" w:hAnsi="Times New Roman" w:cs="Times New Roman"/>
+          <w:rStyle w:val="6"/>
+          <w:rFonts w:hint="default" w:ascii="Times New Roman" w:hAnsi="Times New Roman" w:eastAsia="Arial" w:cs="Times New Roman"/>
+          <w:b w:val="0"/>
+          <w:bCs w:val="0"/>
+          <w:kern w:val="0"/>
+          <w:sz w:val="28"/>
+          <w:szCs w:val="28"/>
+          <w:u w:val="none"/>
+          <w:lang w:val="en-US" w:eastAsia="zh-CN" w:bidi="ar"/>
+        </w:rPr>
+        <w:t>10</w:t>
+      </w:r>
+      <w:r>
+        <w:rPr>
+          <w:rStyle w:val="6"/>
+          <w:rFonts w:hint="default" w:ascii="Times New Roman" w:hAnsi="Times New Roman" w:eastAsia="Arial" w:cs="Times New Roman"/>
+          <w:b w:val="0"/>
+          <w:bCs w:val="0"/>
           <w:i/>
           <w:iCs/>
-          <w:sz w:val="28"/>
-          <w:szCs w:val="28"/>
-        </w:rPr>
-        <w:t>Н</w:t>
-      </w:r>
-      <w:r>
-        <w:rPr>
-          <w:rFonts w:hint="default" w:ascii="Times New Roman" w:hAnsi="Times New Roman" w:cs="Times New Roman"/>
-          <w:i w:val="0"/>
-          <w:iCs w:val="0"/>
-          <w:sz w:val="28"/>
-          <w:szCs w:val="28"/>
-          <w:lang w:val="en-US"/>
-        </w:rPr>
-        <w:t>8</w:t>
-      </w:r>
-      <w:r>
-        <w:rPr>
-          <w:rFonts w:hint="default" w:ascii="Times New Roman" w:hAnsi="Times New Roman" w:cs="Times New Roman"/>
-          <w:i w:val="0"/>
-          <w:iCs w:val="0"/>
-          <w:sz w:val="28"/>
-          <w:szCs w:val="28"/>
-        </w:rPr>
-        <w:t>/</w:t>
-      </w:r>
-      <w:r>
-        <w:rPr>
-          <w:rFonts w:hint="default" w:ascii="Times New Roman" w:hAnsi="Times New Roman" w:cs="Times New Roman"/>
-          <w:i/>
-          <w:iCs/>
-          <w:sz w:val="28"/>
-          <w:szCs w:val="28"/>
-          <w:lang w:val="en-US"/>
-        </w:rPr>
-        <w:t>d</w:t>
-      </w:r>
-      <w:r>
-        <w:rPr>
-          <w:rFonts w:hint="default" w:ascii="Times New Roman" w:hAnsi="Times New Roman" w:cs="Times New Roman"/>
-          <w:i w:val="0"/>
-          <w:iCs w:val="0"/>
-          <w:sz w:val="28"/>
-          <w:szCs w:val="28"/>
-          <w:lang w:val="en-US"/>
-        </w:rPr>
-        <w:t>8</w:t>
-      </w:r>
-      <w:r>
-        <w:rPr>
-          <w:rFonts w:hint="default" w:ascii="Times New Roman" w:hAnsi="Times New Roman" w:cs="Times New Roman"/>
-          <w:i w:val="0"/>
-          <w:iCs w:val="0"/>
-          <w:sz w:val="28"/>
-          <w:szCs w:val="28"/>
-          <w:lang w:val="ru-RU"/>
-        </w:rPr>
-        <w:t xml:space="preserve"> </w:t>
-      </w:r>
-      <w:r>
-        <w:rPr>
+          <w:kern w:val="0"/>
+          <w:sz w:val="28"/>
+          <w:szCs w:val="28"/>
+          <w:u w:val="none"/>
+          <w:lang w:val="en-US" w:eastAsia="zh-CN" w:bidi="ar"/>
+        </w:rPr>
+        <w:t>H8</w:t>
+      </w:r>
+      <w:r>
+        <w:rPr>
+          <w:rStyle w:val="6"/>
           <w:rFonts w:hint="default" w:ascii="Times New Roman" w:hAnsi="Times New Roman" w:eastAsia="Arial" w:cs="Times New Roman"/>
-          <w:kern w:val="0"/>
-          <w:sz w:val="28"/>
-          <w:szCs w:val="28"/>
-          <w:u w:val="none"/>
-          <w:lang w:val="en-US" w:eastAsia="zh-CN" w:bidi="ar"/>
-        </w:rPr>
-        <w:t>– посадка с зазором в системе основного отверстия.</w:t>
-      </w:r>
-      <w:r>
-        <w:rPr>
-          <w:rFonts w:hint="default" w:ascii="Times New Roman" w:hAnsi="Times New Roman" w:eastAsia="Arial" w:cs="Times New Roman"/>
-          <w:kern w:val="0"/>
-          <w:sz w:val="28"/>
-          <w:szCs w:val="28"/>
-          <w:u w:val="none"/>
-          <w:lang w:val="en-US" w:eastAsia="zh-CN" w:bidi="ar"/>
-        </w:rPr>
-        <w:br w:type="textWrapping"/>
-      </w:r>
-      <w:r>
-        <w:rPr>
-          <w:rFonts w:hint="default" w:ascii="Times New Roman" w:hAnsi="Times New Roman" w:eastAsia="Arial" w:cs="Times New Roman"/>
+          <w:b w:val="0"/>
+          <w:bCs w:val="0"/>
           <w:kern w:val="0"/>
           <w:sz w:val="28"/>
           <w:szCs w:val="28"/>
           <w:u w:val="none"/>
           <w:lang w:val="ru-RU" w:eastAsia="zh-CN" w:bidi="ar"/>
         </w:rPr>
-        <w:tab/>
-      </w:r>
-      <w:r>
-        <w:rPr>
-          <w:rFonts w:hint="default" w:ascii="Times New Roman" w:hAnsi="Times New Roman" w:eastAsia="Arial" w:cs="Times New Roman"/>
-          <w:kern w:val="0"/>
-          <w:sz w:val="28"/>
-          <w:szCs w:val="28"/>
-          <w:u w:val="none"/>
-          <w:lang w:val="en-US" w:eastAsia="zh-CN" w:bidi="ar"/>
-        </w:rPr>
-        <w:t xml:space="preserve">Данная посадка характеризуется значительным гарантированным зазором. </w:t>
-      </w:r>
-      <w:r>
-        <w:rPr>
-          <w:rFonts w:hint="default" w:ascii="Times New Roman" w:hAnsi="Times New Roman" w:eastAsia="Arial" w:cs="Times New Roman"/>
-          <w:kern w:val="0"/>
-          <w:sz w:val="28"/>
-          <w:szCs w:val="28"/>
-          <w:u w:val="none"/>
-          <w:lang w:val="ru-RU" w:eastAsia="zh-CN" w:bidi="ar"/>
-        </w:rPr>
-        <w:tab/>
-      </w:r>
-      <w:r>
-        <w:rPr>
-          <w:rFonts w:hint="default" w:ascii="Times New Roman" w:hAnsi="Times New Roman" w:eastAsia="Arial" w:cs="Times New Roman"/>
-          <w:kern w:val="0"/>
-          <w:sz w:val="28"/>
-          <w:szCs w:val="28"/>
-          <w:u w:val="none"/>
-          <w:lang w:val="en-US" w:eastAsia="zh-CN" w:bidi="ar"/>
-        </w:rPr>
-        <w:t xml:space="preserve">Посадки с зазором предназначены для обеспечения подвижности деталей в сопряжении (вращения или продольного перемещения). Относительная подвижность деталей обеспечивается за </w:t>
-      </w:r>
-      <w:r>
-        <w:rPr>
-          <w:rFonts w:hint="default" w:ascii="Times New Roman" w:hAnsi="Times New Roman" w:eastAsia="Arial" w:cs="Times New Roman"/>
-          <w:kern w:val="0"/>
-          <w:sz w:val="28"/>
-          <w:szCs w:val="28"/>
-          <w:u w:val="none"/>
-          <w:lang w:val="ru-RU" w:eastAsia="zh-CN" w:bidi="ar"/>
-        </w:rPr>
-        <w:t>счёт</w:t>
-      </w:r>
-      <w:r>
-        <w:rPr>
-          <w:rFonts w:hint="default" w:ascii="Times New Roman" w:hAnsi="Times New Roman" w:eastAsia="Arial" w:cs="Times New Roman"/>
-          <w:kern w:val="0"/>
-          <w:sz w:val="28"/>
-          <w:szCs w:val="28"/>
-          <w:u w:val="none"/>
-          <w:lang w:val="en-US" w:eastAsia="zh-CN" w:bidi="ar"/>
-        </w:rPr>
-        <w:t xml:space="preserve"> разности диаметров отверстия и вала. Посадки типа </w:t>
-      </w:r>
-      <w:r>
-        <w:rPr>
-          <w:rFonts w:hint="default" w:ascii="Times New Roman" w:hAnsi="Times New Roman" w:eastAsia="Arial" w:cs="Times New Roman"/>
-          <w:i/>
-          <w:iCs/>
-          <w:kern w:val="0"/>
-          <w:sz w:val="28"/>
-          <w:szCs w:val="28"/>
-          <w:u w:val="none"/>
-          <w:lang w:val="en-US" w:eastAsia="zh-CN" w:bidi="ar"/>
-        </w:rPr>
-        <w:t>H</w:t>
-      </w:r>
-      <w:r>
-        <w:rPr>
-          <w:rFonts w:hint="default" w:ascii="Times New Roman" w:hAnsi="Times New Roman" w:eastAsia="Arial" w:cs="Times New Roman"/>
-          <w:kern w:val="0"/>
-          <w:sz w:val="28"/>
-          <w:szCs w:val="28"/>
-          <w:u w:val="none"/>
-          <w:lang w:val="en-US" w:eastAsia="zh-CN" w:bidi="ar"/>
-        </w:rPr>
-        <w:t>8/</w:t>
-      </w:r>
-      <w:r>
-        <w:rPr>
-          <w:rFonts w:hint="default" w:ascii="Times New Roman" w:hAnsi="Times New Roman" w:eastAsia="Arial" w:cs="Times New Roman"/>
-          <w:i/>
-          <w:iCs/>
-          <w:kern w:val="0"/>
-          <w:sz w:val="28"/>
-          <w:szCs w:val="28"/>
-          <w:u w:val="none"/>
-          <w:lang w:val="en-US" w:eastAsia="zh-CN" w:bidi="ar"/>
-        </w:rPr>
-        <w:t>d</w:t>
-      </w:r>
-      <w:r>
-        <w:rPr>
-          <w:rFonts w:hint="default" w:ascii="Times New Roman" w:hAnsi="Times New Roman" w:eastAsia="Arial" w:cs="Times New Roman"/>
-          <w:kern w:val="0"/>
-          <w:sz w:val="28"/>
-          <w:szCs w:val="28"/>
-          <w:u w:val="none"/>
-          <w:lang w:val="en-US" w:eastAsia="zh-CN" w:bidi="ar"/>
-        </w:rPr>
-        <w:t xml:space="preserve">8 обладают достаточной точностью и используются в точных механизмах для соединений, где требуется свободное перемещение даже при наличии температурных деформаций или небольших перекосов. Эти посадки относят к разряду «подвижных», они обеспечивают </w:t>
-      </w:r>
-      <w:r>
-        <w:rPr>
-          <w:rFonts w:hint="default" w:ascii="Times New Roman" w:hAnsi="Times New Roman" w:eastAsia="Arial" w:cs="Times New Roman"/>
-          <w:kern w:val="0"/>
-          <w:sz w:val="28"/>
-          <w:szCs w:val="28"/>
-          <w:u w:val="none"/>
-          <w:lang w:val="ru-RU" w:eastAsia="zh-CN" w:bidi="ar"/>
-        </w:rPr>
-        <w:t>надёжное</w:t>
-      </w:r>
-      <w:r>
-        <w:rPr>
-          <w:rFonts w:hint="default" w:ascii="Times New Roman" w:hAnsi="Times New Roman" w:eastAsia="Arial" w:cs="Times New Roman"/>
-          <w:kern w:val="0"/>
-          <w:sz w:val="28"/>
-          <w:szCs w:val="28"/>
-          <w:u w:val="none"/>
-          <w:lang w:val="en-US" w:eastAsia="zh-CN" w:bidi="ar"/>
-        </w:rPr>
-        <w:t xml:space="preserve"> функционирование подшипников скольжения и направляющих. </w:t>
-      </w:r>
-      <w:r>
-        <w:rPr>
-          <w:rFonts w:hint="default" w:ascii="Times New Roman" w:hAnsi="Times New Roman" w:eastAsia="Arial" w:cs="Times New Roman"/>
-          <w:kern w:val="0"/>
-          <w:sz w:val="28"/>
-          <w:szCs w:val="28"/>
-          <w:u w:val="none"/>
-          <w:lang w:val="ru-RU" w:eastAsia="zh-CN" w:bidi="ar"/>
-        </w:rPr>
-        <w:t>Надёжность</w:t>
-      </w:r>
-      <w:r>
-        <w:rPr>
-          <w:rFonts w:hint="default" w:ascii="Times New Roman" w:hAnsi="Times New Roman" w:eastAsia="Arial" w:cs="Times New Roman"/>
-          <w:kern w:val="0"/>
-          <w:sz w:val="28"/>
-          <w:szCs w:val="28"/>
-          <w:u w:val="none"/>
-          <w:lang w:val="en-US" w:eastAsia="zh-CN" w:bidi="ar"/>
-        </w:rPr>
-        <w:t xml:space="preserve"> работы сопряжения зависит от наличия смазки и качества обработки поверхностей. Примерами применения являются узлы, работающие в условиях повышенных температур, или механизмы, требующие </w:t>
-      </w:r>
-      <w:r>
-        <w:rPr>
-          <w:rFonts w:hint="default" w:ascii="Times New Roman" w:hAnsi="Times New Roman" w:eastAsia="Arial" w:cs="Times New Roman"/>
-          <w:kern w:val="0"/>
-          <w:sz w:val="28"/>
-          <w:szCs w:val="28"/>
-          <w:u w:val="none"/>
-          <w:lang w:val="ru-RU" w:eastAsia="zh-CN" w:bidi="ar"/>
-        </w:rPr>
-        <w:t>лёгкой</w:t>
-      </w:r>
-      <w:r>
-        <w:rPr>
-          <w:rFonts w:hint="default" w:ascii="Times New Roman" w:hAnsi="Times New Roman" w:eastAsia="Arial" w:cs="Times New Roman"/>
-          <w:kern w:val="0"/>
-          <w:sz w:val="28"/>
-          <w:szCs w:val="28"/>
-          <w:u w:val="none"/>
-          <w:lang w:val="en-US" w:eastAsia="zh-CN" w:bidi="ar"/>
-        </w:rPr>
-        <w:t xml:space="preserve"> сборки-разборки вручную.</w:t>
+        <w:t>.</w:t>
       </w:r>
     </w:p>
     <w:p>
@@ -1550,33 +1570,9 @@
           <w:sz w:val="28"/>
           <w:szCs w:val="28"/>
           <w:u w:val="none"/>
-          <w:lang w:val="en-US" w:eastAsia="zh-CN" w:bidi="ar"/>
-        </w:rPr>
-        <w:t xml:space="preserve">Рассчитываем предельные размеры отверстия </w:t>
-      </w:r>
-      <w:r>
-        <w:rPr>
-          <w:rFonts w:hint="default" w:ascii="Times New Roman" w:hAnsi="Times New Roman" w:cs="Times New Roman"/>
-          <w:i w:val="0"/>
-          <w:iCs w:val="0"/>
-          <w:sz w:val="28"/>
-          <w:szCs w:val="28"/>
-        </w:rPr>
-        <w:sym w:font="Symbol" w:char="F0C6"/>
-      </w:r>
-      <w:r>
-        <w:rPr>
-          <w:rStyle w:val="6"/>
-          <w:rFonts w:hint="default" w:ascii="Times New Roman" w:hAnsi="Times New Roman" w:eastAsia="Arial" w:cs="Times New Roman"/>
-          <w:b w:val="0"/>
-          <w:bCs w:val="0"/>
-          <w:kern w:val="0"/>
-          <w:sz w:val="28"/>
-          <w:szCs w:val="28"/>
-          <w:u w:val="none"/>
-          <w:lang w:val="en-US" w:eastAsia="zh-CN" w:bidi="ar"/>
-        </w:rPr>
-        <w:t>10</w:t>
+          <w:lang w:val="ru-RU" w:eastAsia="zh-CN" w:bidi="ar"/>
+        </w:rPr>
+        <w:t xml:space="preserve">По ГОСТ 25346-89 «Основные нормы взаимозаменяемости. Единая система допусков и посадок. Общие положения, ряды допуском и основных отклонений» определяем значение допуска </w:t>
       </w:r>
       <w:r>
         <w:rPr>
@@ -1592,7 +1588,7 @@
           <w:u w:val="none"/>
           <w:lang w:val="en-US" w:eastAsia="zh-CN" w:bidi="ar"/>
         </w:rPr>
-        <w:t>H8</w:t>
+        <w:t>IT8</w:t>
       </w:r>
       <w:r>
         <w:rPr>
@@ -1604,9 +1600,67 @@
           <w:sz w:val="28"/>
           <w:szCs w:val="28"/>
           <w:u w:val="none"/>
+          <w:lang w:val="en-US" w:eastAsia="zh-CN" w:bidi="ar"/>
+        </w:rPr>
+        <w:t xml:space="preserve"> = </w:t>
+      </w:r>
+      <w:r>
+        <w:rPr>
+          <w:rStyle w:val="6"/>
+          <w:rFonts w:hint="default" w:ascii="Times New Roman" w:hAnsi="Times New Roman" w:eastAsia="Arial" w:cs="Times New Roman"/>
+          <w:b w:val="0"/>
+          <w:bCs w:val="0"/>
+          <w:kern w:val="0"/>
+          <w:sz w:val="28"/>
+          <w:szCs w:val="28"/>
+          <w:u w:val="none"/>
           <w:lang w:val="ru-RU" w:eastAsia="zh-CN" w:bidi="ar"/>
         </w:rPr>
-        <w:t>.</w:t>
+        <w:t xml:space="preserve">22 мкм и основного (нижнего) отклонения </w:t>
+      </w:r>
+      <w:r>
+        <w:rPr>
+          <w:rStyle w:val="6"/>
+          <w:rFonts w:hint="default" w:ascii="Times New Roman" w:hAnsi="Times New Roman" w:eastAsia="Arial" w:cs="Times New Roman"/>
+          <w:b w:val="0"/>
+          <w:bCs w:val="0"/>
+          <w:i/>
+          <w:iCs/>
+          <w:kern w:val="0"/>
+          <w:sz w:val="28"/>
+          <w:szCs w:val="28"/>
+          <w:u w:val="none"/>
+          <w:lang w:val="en-US" w:eastAsia="zh-CN" w:bidi="ar"/>
+        </w:rPr>
+        <w:t>EI</w:t>
+      </w:r>
+      <w:r>
+        <w:rPr>
+          <w:rStyle w:val="6"/>
+          <w:rFonts w:hint="default" w:ascii="Times New Roman" w:hAnsi="Times New Roman" w:eastAsia="Arial" w:cs="Times New Roman"/>
+          <w:b w:val="0"/>
+          <w:bCs w:val="0"/>
+          <w:kern w:val="0"/>
+          <w:sz w:val="28"/>
+          <w:szCs w:val="28"/>
+          <w:u w:val="none"/>
+          <w:lang w:val="en-US" w:eastAsia="zh-CN" w:bidi="ar"/>
+        </w:rPr>
+        <w:t xml:space="preserve"> = 0 </w:t>
+      </w:r>
+      <w:r>
+        <w:rPr>
+          <w:rStyle w:val="6"/>
+          <w:rFonts w:hint="default" w:ascii="Times New Roman" w:hAnsi="Times New Roman" w:eastAsia="Arial" w:cs="Times New Roman"/>
+          <w:b w:val="0"/>
+          <w:bCs w:val="0"/>
+          <w:kern w:val="0"/>
+          <w:sz w:val="28"/>
+          <w:szCs w:val="28"/>
+          <w:u w:val="none"/>
+          <w:lang w:val="ru-RU" w:eastAsia="zh-CN" w:bidi="ar"/>
+        </w:rPr>
+        <w:t>мкм.</w:t>
       </w:r>
     </w:p>
     <w:p>
@@ -1656,95 +1710,7 @@
           <w:u w:val="none"/>
           <w:lang w:val="ru-RU" w:eastAsia="zh-CN" w:bidi="ar"/>
         </w:rPr>
-        <w:t xml:space="preserve">По ГОСТ 25346-89 «Основные нормы взаимозаменяемости. Единая система допусков и посадок. Общие положения, ряды допуском и основных отклонений» определяем значение допуска </w:t>
-      </w:r>
-      <w:r>
-        <w:rPr>
-          <w:rStyle w:val="6"/>
-          <w:rFonts w:hint="default" w:ascii="Times New Roman" w:hAnsi="Times New Roman" w:eastAsia="Arial" w:cs="Times New Roman"/>
-          <w:b w:val="0"/>
-          <w:bCs w:val="0"/>
-          <w:i/>
-          <w:iCs/>
-          <w:kern w:val="0"/>
-          <w:sz w:val="28"/>
-          <w:szCs w:val="28"/>
-          <w:u w:val="none"/>
-          <w:lang w:val="en-US" w:eastAsia="zh-CN" w:bidi="ar"/>
-        </w:rPr>
-        <w:t>IT8</w:t>
-      </w:r>
-      <w:r>
-        <w:rPr>
-          <w:rStyle w:val="6"/>
-          <w:rFonts w:hint="default" w:ascii="Times New Roman" w:hAnsi="Times New Roman" w:eastAsia="Arial" w:cs="Times New Roman"/>
-          <w:b w:val="0"/>
-          <w:bCs w:val="0"/>
-          <w:kern w:val="0"/>
-          <w:sz w:val="28"/>
-          <w:szCs w:val="28"/>
-          <w:u w:val="none"/>
-          <w:lang w:val="en-US" w:eastAsia="zh-CN" w:bidi="ar"/>
-        </w:rPr>
-        <w:t xml:space="preserve"> = </w:t>
-      </w:r>
-      <w:r>
-        <w:rPr>
-          <w:rStyle w:val="6"/>
-          <w:rFonts w:hint="default" w:ascii="Times New Roman" w:hAnsi="Times New Roman" w:eastAsia="Arial" w:cs="Times New Roman"/>
-          <w:b w:val="0"/>
-          <w:bCs w:val="0"/>
-          <w:kern w:val="0"/>
-          <w:sz w:val="28"/>
-          <w:szCs w:val="28"/>
-          <w:u w:val="none"/>
-          <w:lang w:val="ru-RU" w:eastAsia="zh-CN" w:bidi="ar"/>
-        </w:rPr>
-        <w:t xml:space="preserve">22 мкм и основного (нижнего) отклонения </w:t>
-      </w:r>
-      <w:r>
-        <w:rPr>
-          <w:rStyle w:val="6"/>
-          <w:rFonts w:hint="default" w:ascii="Times New Roman" w:hAnsi="Times New Roman" w:eastAsia="Arial" w:cs="Times New Roman"/>
-          <w:b w:val="0"/>
-          <w:bCs w:val="0"/>
-          <w:i/>
-          <w:iCs/>
-          <w:kern w:val="0"/>
-          <w:sz w:val="28"/>
-          <w:szCs w:val="28"/>
-          <w:u w:val="none"/>
-          <w:lang w:val="en-US" w:eastAsia="zh-CN" w:bidi="ar"/>
-        </w:rPr>
-        <w:t>EI</w:t>
-      </w:r>
-      <w:r>
-        <w:rPr>
-          <w:rStyle w:val="6"/>
-          <w:rFonts w:hint="default" w:ascii="Times New Roman" w:hAnsi="Times New Roman" w:eastAsia="Arial" w:cs="Times New Roman"/>
-          <w:b w:val="0"/>
-          <w:bCs w:val="0"/>
-          <w:kern w:val="0"/>
-          <w:sz w:val="28"/>
-          <w:szCs w:val="28"/>
-          <w:u w:val="none"/>
-          <w:lang w:val="en-US" w:eastAsia="zh-CN" w:bidi="ar"/>
-        </w:rPr>
-        <w:t xml:space="preserve"> = 0 </w:t>
-      </w:r>
-      <w:r>
-        <w:rPr>
-          <w:rStyle w:val="6"/>
-          <w:rFonts w:hint="default" w:ascii="Times New Roman" w:hAnsi="Times New Roman" w:eastAsia="Arial" w:cs="Times New Roman"/>
-          <w:b w:val="0"/>
-          <w:bCs w:val="0"/>
-          <w:kern w:val="0"/>
-          <w:sz w:val="28"/>
-          <w:szCs w:val="28"/>
-          <w:u w:val="none"/>
-          <w:lang w:val="ru-RU" w:eastAsia="zh-CN" w:bidi="ar"/>
-        </w:rPr>
-        <w:t>мкм.</w:t>
+        <w:t>Верхнее отклонение будет равно</w:t>
       </w:r>
     </w:p>
     <w:p>
@@ -1782,56 +1748,6 @@
           <w:lang w:val="ru-RU" w:eastAsia="zh-CN" w:bidi="ar"/>
         </w:rPr>
       </w:pPr>
-      <w:r>
-        <w:rPr>
-          <w:rStyle w:val="6"/>
-          <w:rFonts w:hint="default" w:ascii="Times New Roman" w:hAnsi="Times New Roman" w:eastAsia="Arial" w:cs="Times New Roman"/>
-          <w:b w:val="0"/>
-          <w:bCs w:val="0"/>
-          <w:kern w:val="0"/>
-          <w:sz w:val="28"/>
-          <w:szCs w:val="28"/>
-          <w:u w:val="none"/>
-          <w:lang w:val="ru-RU" w:eastAsia="zh-CN" w:bidi="ar"/>
-        </w:rPr>
-        <w:t>Верхнее отклонение будет равно</w:t>
-      </w:r>
-    </w:p>
-    <w:p>
-      <w:pPr>
-        <w:keepNext w:val="0"/>
-        <w:keepLines w:val="0"/>
-        <w:pageBreakBefore w:val="0"/>
-        <w:widowControl/>
-        <w:suppressLineNumbers w:val="0"/>
-        <w:pBdr>
-          <w:bottom w:val="none" w:color="E6E8F0" w:sz="0" w:space="0"/>
-        </w:pBdr>
-        <w:kinsoku/>
-        <w:wordWrap/>
-        <w:overflowPunct/>
-        <w:topLinePunct w:val="0"/>
-        <w:autoSpaceDE/>
-        <w:autoSpaceDN/>
-        <w:bidi w:val="0"/>
-        <w:adjustRightInd/>
-        <w:snapToGrid/>
-        <w:spacing w:before="0" w:beforeAutospacing="0" w:after="0" w:afterAutospacing="0" w:line="360" w:lineRule="auto"/>
-        <w:ind w:left="0" w:right="0" w:firstLine="709" w:firstLineChars="0"/>
-        <w:jc w:val="both"/>
-        <w:textAlignment w:val="auto"/>
-        <w:rPr>
-          <w:rStyle w:val="6"/>
-          <w:rFonts w:hint="default" w:ascii="Times New Roman" w:hAnsi="Times New Roman" w:eastAsia="Arial" w:cs="Times New Roman"/>
-          <w:b w:val="0"/>
-          <w:bCs w:val="0"/>
-          <w:kern w:val="0"/>
-          <w:sz w:val="28"/>
-          <w:szCs w:val="28"/>
-          <w:u w:val="none"/>
-          <w:lang w:val="ru-RU" w:eastAsia="zh-CN" w:bidi="ar"/>
-        </w:rPr>
-      </w:pPr>
     </w:p>
     <w:p>
       <w:pPr>
@@ -1997,6 +1913,19 @@
           <w:lang w:val="ru-RU" w:eastAsia="zh-CN" w:bidi="ar"/>
         </w:rPr>
         <w:tab/>
+      </w:r>
+      <w:r>
+        <w:rPr>
+          <w:rStyle w:val="6"/>
+          <w:rFonts w:hint="default" w:eastAsia="Arial" w:cs="Times New Roman"/>
+          <w:b w:val="0"/>
+          <w:bCs w:val="0"/>
+          <w:kern w:val="0"/>
+          <w:sz w:val="28"/>
+          <w:szCs w:val="28"/>
+          <w:u w:val="none"/>
+          <w:lang w:val="ru-RU" w:eastAsia="zh-CN" w:bidi="ar"/>
+        </w:rPr>
         <w:t>Предельные размеры отверстия</w:t>
       </w:r>
       <w:r>
@@ -2516,6 +2445,20 @@
           <w:lang w:val="ru-RU" w:eastAsia="zh-CN" w:bidi="ar"/>
         </w:rPr>
         <w:tab/>
+      </w:r>
+      <w:r>
+        <w:rPr>
+          <w:rStyle w:val="6"/>
+          <w:rFonts w:hint="default" w:eastAsia="Arial" w:cs="Times New Roman"/>
+          <w:b w:val="0"/>
+          <w:bCs w:val="0"/>
+          <w:kern w:val="0"/>
+          <w:sz w:val="28"/>
+          <w:szCs w:val="28"/>
+          <w:u w:val="none"/>
+          <w:vertAlign w:val="baseline"/>
+          <w:lang w:val="ru-RU" w:eastAsia="zh-CN" w:bidi="ar"/>
+        </w:rPr>
         <w:t xml:space="preserve">Рассчитываем предельные размеры вала </w:t>
       </w:r>
       <w:r>
@@ -3004,7 +2947,7 @@
         <w:snapToGrid/>
         <w:spacing w:before="0" w:beforeAutospacing="0" w:after="0" w:afterAutospacing="0" w:line="360" w:lineRule="auto"/>
         <w:ind w:right="0"/>
-        <w:jc w:val="center"/>
+        <w:jc w:val="both"/>
         <w:textAlignment w:val="auto"/>
         <w:rPr>
           <w:rStyle w:val="6"/>
@@ -3073,6 +3016,21 @@
           <w:lang w:val="ru-RU" w:eastAsia="zh-CN" w:bidi="ar"/>
         </w:rPr>
         <w:tab/>
+      </w:r>
+      <w:r>
+        <w:rPr>
+          <w:rStyle w:val="6"/>
+          <w:rFonts w:hint="default" w:eastAsia="Arial" w:cs="Times New Roman"/>
+          <w:b w:val="0"/>
+          <w:bCs w:val="0"/>
+          <w:i w:val="0"/>
+          <w:iCs w:val="0"/>
+          <w:kern w:val="0"/>
+          <w:sz w:val="28"/>
+          <w:szCs w:val="28"/>
+          <w:u w:val="none"/>
+          <w:lang w:val="ru-RU" w:eastAsia="zh-CN" w:bidi="ar"/>
+        </w:rPr>
         <w:t>Предельные размеры вала</w:t>
       </w:r>
       <w:r>
@@ -3649,7 +3607,9 @@
         </w:tblBorders>
         <w:tblLayout w:type="autofit"/>
         <w:tblCellMar>
+          <w:top w:w="0" w:type="dxa"/>
           <w:left w:w="108" w:type="dxa"/>
+          <w:bottom w:w="0" w:type="dxa"/>
           <w:right w:w="108" w:type="dxa"/>
         </w:tblCellMar>
       </w:tblPr>
@@ -3672,12 +3632,13 @@
             <w:insideV w:val="single" w:color="auto" w:sz="4" w:space="0"/>
           </w:tblBorders>
           <w:tblCellMar>
+            <w:top w:w="0" w:type="dxa"/>
             <w:left w:w="108" w:type="dxa"/>
+            <w:bottom w:w="0" w:type="dxa"/>
             <w:right w:w="108" w:type="dxa"/>
           </w:tblCellMar>
         </w:tblPrEx>
         <w:trPr>
-          <w:wAfter w:w="0" w:type="auto"/>
           <w:jc w:val="center"/>
         </w:trPr>
         <w:tc>
@@ -4352,12 +4313,13 @@
             <w:insideV w:val="single" w:color="auto" w:sz="4" w:space="0"/>
           </w:tblBorders>
           <w:tblCellMar>
+            <w:top w:w="0" w:type="dxa"/>
             <w:left w:w="108" w:type="dxa"/>
+            <w:bottom w:w="0" w:type="dxa"/>
             <w:right w:w="108" w:type="dxa"/>
           </w:tblCellMar>
         </w:tblPrEx>
         <w:trPr>
-          <w:wAfter w:w="0" w:type="auto"/>
           <w:jc w:val="center"/>
         </w:trPr>
         <w:tc>
@@ -4749,12 +4711,13 @@
             <w:insideV w:val="single" w:color="auto" w:sz="4" w:space="0"/>
           </w:tblBorders>
           <w:tblCellMar>
+            <w:top w:w="0" w:type="dxa"/>
             <w:left w:w="108" w:type="dxa"/>
+            <w:bottom w:w="0" w:type="dxa"/>
             <w:right w:w="108" w:type="dxa"/>
           </w:tblCellMar>
         </w:tblPrEx>
         <w:trPr>
-          <w:wAfter w:w="0" w:type="auto"/>
           <w:jc w:val="center"/>
         </w:trPr>
         <w:tc>
@@ -5656,6 +5619,2095 @@
         <w:adjustRightInd/>
         <w:snapToGrid/>
         <w:spacing w:before="0" w:beforeAutospacing="0" w:after="0" w:afterAutospacing="0" w:line="360" w:lineRule="auto"/>
+        <w:ind w:right="0"/>
+        <w:jc w:val="center"/>
+        <w:textAlignment w:val="auto"/>
+        <w:rPr>
+          <w:rStyle w:val="6"/>
+          <w:rFonts w:hint="default" w:ascii="Times New Roman" w:hAnsi="Times New Roman" w:eastAsia="Arial" w:cs="Times New Roman"/>
+          <w:b w:val="0"/>
+          <w:bCs w:val="0"/>
+          <w:kern w:val="0"/>
+          <w:sz w:val="28"/>
+          <w:szCs w:val="28"/>
+          <w:u w:val="none"/>
+          <w:lang w:val="en-US" w:eastAsia="zh-CN" w:bidi="ar"/>
+        </w:rPr>
+      </w:pPr>
+      <w:r>
+        <w:rPr>
+          <w:rStyle w:val="6"/>
+          <w:rFonts w:hint="default" w:ascii="Times New Roman" w:hAnsi="Times New Roman" w:eastAsia="Arial" w:cs="Times New Roman"/>
+          <w:b w:val="0"/>
+          <w:bCs w:val="0"/>
+          <w:kern w:val="0"/>
+          <w:sz w:val="28"/>
+          <w:szCs w:val="28"/>
+          <w:u w:val="none"/>
+          <w:lang w:val="en-US" w:eastAsia="zh-CN" w:bidi="ar"/>
+        </w:rPr>
+        <w:drawing>
+          <wp:inline distT="0" distB="0" distL="114300" distR="114300">
+            <wp:extent cx="3663950" cy="3279140"/>
+            <wp:effectExtent l="0" t="0" r="12700" b="16510"/>
+            <wp:docPr id="9" name="Изображение 9" descr="Фрагмент"/>
+            <wp:cNvGraphicFramePr>
+              <a:graphicFrameLocks xmlns:a="http://schemas.openxmlformats.org/drawingml/2006/main" noChangeAspect="1"/>
+            </wp:cNvGraphicFramePr>
+            <a:graphic xmlns:a="http://schemas.openxmlformats.org/drawingml/2006/main">
+              <a:graphicData uri="http://schemas.openxmlformats.org/drawingml/2006/picture">
+                <pic:pic xmlns:pic="http://schemas.openxmlformats.org/drawingml/2006/picture">
+                  <pic:nvPicPr>
+                    <pic:cNvPr id="9" name="Изображение 9" descr="Фрагмент"/>
+                    <pic:cNvPicPr>
+                      <a:picLocks noChangeAspect="1"/>
+                    </pic:cNvPicPr>
+                  </pic:nvPicPr>
+                  <pic:blipFill>
+                    <a:blip r:embed="rId5"/>
+                    <a:stretch>
+                      <a:fillRect/>
+                    </a:stretch>
+                  </pic:blipFill>
+                  <pic:spPr>
+                    <a:xfrm>
+                      <a:off x="0" y="0"/>
+                      <a:ext cx="3663950" cy="3279140"/>
+                    </a:xfrm>
+                    <a:prstGeom prst="rect">
+                      <a:avLst/>
+                    </a:prstGeom>
+                  </pic:spPr>
+                </pic:pic>
+              </a:graphicData>
+            </a:graphic>
+          </wp:inline>
+        </w:drawing>
+      </w:r>
+    </w:p>
+    <w:p>
+      <w:pPr>
+        <w:keepNext w:val="0"/>
+        <w:keepLines w:val="0"/>
+        <w:widowControl/>
+        <w:suppressLineNumbers w:val="0"/>
+        <w:pBdr>
+          <w:bottom w:val="none" w:color="E6E8F0" w:sz="0" w:space="0"/>
+        </w:pBdr>
+        <w:spacing w:before="180" w:beforeAutospacing="0" w:after="240" w:afterAutospacing="0" w:line="360" w:lineRule="auto"/>
+        <w:ind w:left="0" w:right="0"/>
+        <w:jc w:val="center"/>
+        <w:rPr>
+          <w:rStyle w:val="6"/>
+          <w:rFonts w:hint="default" w:eastAsia="Arial" w:cs="Times New Roman"/>
+          <w:b w:val="0"/>
+          <w:bCs w:val="0"/>
+          <w:kern w:val="0"/>
+          <w:sz w:val="28"/>
+          <w:szCs w:val="28"/>
+          <w:u w:val="none"/>
+          <w:lang w:val="ru-RU" w:eastAsia="zh-CN" w:bidi="ar"/>
+        </w:rPr>
+      </w:pPr>
+      <w:r>
+        <w:rPr>
+          <w:rStyle w:val="6"/>
+          <w:rFonts w:hint="default" w:eastAsia="Arial" w:cs="Times New Roman"/>
+          <w:b w:val="0"/>
+          <w:bCs w:val="0"/>
+          <w:kern w:val="0"/>
+          <w:sz w:val="28"/>
+          <w:szCs w:val="28"/>
+          <w:u w:val="none"/>
+          <w:lang w:val="ru-RU" w:eastAsia="zh-CN" w:bidi="ar"/>
+        </w:rPr>
+        <w:t>Рисунок 1.1. Схема расположения полей допусков сопрягаемых деталей</w:t>
+      </w:r>
+    </w:p>
+    <w:p>
+      <w:pPr>
+        <w:keepNext w:val="0"/>
+        <w:keepLines w:val="0"/>
+        <w:pageBreakBefore w:val="0"/>
+        <w:widowControl/>
+        <w:suppressLineNumbers w:val="0"/>
+        <w:pBdr>
+          <w:bottom w:val="none" w:color="E6E8F0" w:sz="0" w:space="0"/>
+        </w:pBdr>
+        <w:kinsoku/>
+        <w:wordWrap/>
+        <w:overflowPunct/>
+        <w:topLinePunct w:val="0"/>
+        <w:autoSpaceDE/>
+        <w:autoSpaceDN/>
+        <w:bidi w:val="0"/>
+        <w:adjustRightInd/>
+        <w:snapToGrid/>
+        <w:spacing w:beforeAutospacing="0" w:afterAutospacing="0" w:line="360" w:lineRule="auto"/>
+        <w:ind w:left="0" w:right="0"/>
+        <w:jc w:val="both"/>
+        <w:textAlignment w:val="auto"/>
+        <w:rPr>
+          <w:rStyle w:val="6"/>
+          <w:rFonts w:hint="default" w:eastAsia="Arial" w:cs="Times New Roman"/>
+          <w:b w:val="0"/>
+          <w:bCs w:val="0"/>
+          <w:kern w:val="0"/>
+          <w:sz w:val="28"/>
+          <w:szCs w:val="28"/>
+          <w:u w:val="none"/>
+          <w:lang w:val="ru-RU" w:eastAsia="zh-CN" w:bidi="ar"/>
+        </w:rPr>
+      </w:pPr>
+      <w:r>
+        <w:rPr>
+          <w:rStyle w:val="6"/>
+          <w:rFonts w:hint="default" w:eastAsia="Arial" w:cs="Times New Roman"/>
+          <w:b w:val="0"/>
+          <w:bCs w:val="0"/>
+          <w:kern w:val="0"/>
+          <w:sz w:val="28"/>
+          <w:szCs w:val="28"/>
+          <w:u w:val="none"/>
+          <w:lang w:val="en-US" w:eastAsia="zh-CN" w:bidi="ar"/>
+        </w:rPr>
+        <w:tab/>
+      </w:r>
+      <w:r>
+        <w:rPr>
+          <w:rStyle w:val="6"/>
+          <w:rFonts w:hint="default" w:eastAsia="Arial" w:cs="Times New Roman"/>
+          <w:b w:val="0"/>
+          <w:bCs w:val="0"/>
+          <w:kern w:val="0"/>
+          <w:sz w:val="28"/>
+          <w:szCs w:val="28"/>
+          <w:u w:val="none"/>
+          <w:lang w:val="ru-RU" w:eastAsia="zh-CN" w:bidi="ar"/>
+        </w:rPr>
+        <w:t>Средний зазор</w:t>
+      </w:r>
+    </w:p>
+    <w:p>
+      <w:pPr>
+        <w:keepNext w:val="0"/>
+        <w:keepLines w:val="0"/>
+        <w:pageBreakBefore w:val="0"/>
+        <w:widowControl/>
+        <w:suppressLineNumbers w:val="0"/>
+        <w:pBdr>
+          <w:bottom w:val="none" w:color="E6E8F0" w:sz="0" w:space="0"/>
+        </w:pBdr>
+        <w:kinsoku/>
+        <w:wordWrap/>
+        <w:overflowPunct/>
+        <w:topLinePunct w:val="0"/>
+        <w:autoSpaceDE/>
+        <w:autoSpaceDN/>
+        <w:bidi w:val="0"/>
+        <w:adjustRightInd/>
+        <w:snapToGrid/>
+        <w:spacing w:beforeAutospacing="0" w:afterAutospacing="0" w:line="360" w:lineRule="auto"/>
+        <w:ind w:left="0" w:right="0"/>
+        <w:jc w:val="both"/>
+        <w:textAlignment w:val="auto"/>
+        <w:rPr>
+          <w:rStyle w:val="6"/>
+          <w:rFonts w:hint="default" w:eastAsia="Arial" w:cs="Times New Roman"/>
+          <w:b w:val="0"/>
+          <w:bCs w:val="0"/>
+          <w:kern w:val="0"/>
+          <w:sz w:val="28"/>
+          <w:szCs w:val="28"/>
+          <w:u w:val="none"/>
+          <w:lang w:val="ru-RU" w:eastAsia="zh-CN" w:bidi="ar"/>
+        </w:rPr>
+      </w:pPr>
+    </w:p>
+    <w:p>
+      <w:pPr>
+        <w:keepNext w:val="0"/>
+        <w:keepLines w:val="0"/>
+        <w:pageBreakBefore w:val="0"/>
+        <w:widowControl/>
+        <w:suppressLineNumbers w:val="0"/>
+        <w:pBdr>
+          <w:bottom w:val="none" w:color="E6E8F0" w:sz="0" w:space="0"/>
+        </w:pBdr>
+        <w:kinsoku/>
+        <w:wordWrap/>
+        <w:overflowPunct/>
+        <w:topLinePunct w:val="0"/>
+        <w:autoSpaceDE/>
+        <w:autoSpaceDN/>
+        <w:bidi w:val="0"/>
+        <w:adjustRightInd/>
+        <w:snapToGrid/>
+        <w:spacing w:beforeAutospacing="0" w:afterAutospacing="0" w:line="360" w:lineRule="auto"/>
+        <w:ind w:left="0" w:right="0"/>
+        <w:jc w:val="center"/>
+        <w:textAlignment w:val="auto"/>
+        <w:rPr>
+          <w:rStyle w:val="6"/>
+          <w:rFonts w:hint="default" w:eastAsia="Arial" w:cs="Times New Roman"/>
+          <w:b w:val="0"/>
+          <w:bCs w:val="0"/>
+          <w:kern w:val="0"/>
+          <w:sz w:val="28"/>
+          <w:szCs w:val="28"/>
+          <w:u w:val="none"/>
+          <w:lang w:val="ru-RU" w:eastAsia="zh-CN" w:bidi="ar"/>
+        </w:rPr>
+      </w:pPr>
+      <w:r>
+        <w:rPr>
+          <w:rStyle w:val="6"/>
+          <w:rFonts w:hint="default" w:eastAsia="Arial" w:cs="Times New Roman"/>
+          <w:b w:val="0"/>
+          <w:bCs w:val="0"/>
+          <w:i/>
+          <w:iCs/>
+          <w:kern w:val="0"/>
+          <w:sz w:val="28"/>
+          <w:szCs w:val="28"/>
+          <w:u w:val="none"/>
+          <w:lang w:val="en-US" w:eastAsia="zh-CN" w:bidi="ar"/>
+        </w:rPr>
+        <w:t>S</w:t>
+      </w:r>
+      <w:r>
+        <w:rPr>
+          <w:rStyle w:val="6"/>
+          <w:rFonts w:hint="default" w:eastAsia="Arial" w:cs="Times New Roman"/>
+          <w:b w:val="0"/>
+          <w:bCs w:val="0"/>
+          <w:i/>
+          <w:iCs/>
+          <w:kern w:val="0"/>
+          <w:sz w:val="28"/>
+          <w:szCs w:val="28"/>
+          <w:u w:val="none"/>
+          <w:vertAlign w:val="subscript"/>
+          <w:lang w:val="ru-RU" w:eastAsia="zh-CN" w:bidi="ar"/>
+        </w:rPr>
+        <w:t>ср</w:t>
+      </w:r>
+      <w:r>
+        <w:rPr>
+          <w:rStyle w:val="6"/>
+          <w:rFonts w:hint="default" w:eastAsia="Arial" w:cs="Times New Roman"/>
+          <w:b w:val="0"/>
+          <w:bCs w:val="0"/>
+          <w:i/>
+          <w:iCs/>
+          <w:kern w:val="0"/>
+          <w:sz w:val="28"/>
+          <w:szCs w:val="28"/>
+          <w:u w:val="none"/>
+          <w:lang w:val="ru-RU" w:eastAsia="zh-CN" w:bidi="ar"/>
+        </w:rPr>
+        <w:t xml:space="preserve"> = (</w:t>
+      </w:r>
+      <w:r>
+        <w:rPr>
+          <w:rStyle w:val="6"/>
+          <w:rFonts w:hint="default" w:eastAsia="Arial" w:cs="Times New Roman"/>
+          <w:b w:val="0"/>
+          <w:bCs w:val="0"/>
+          <w:i/>
+          <w:iCs/>
+          <w:kern w:val="0"/>
+          <w:sz w:val="28"/>
+          <w:szCs w:val="28"/>
+          <w:u w:val="none"/>
+          <w:lang w:val="en-US" w:eastAsia="zh-CN" w:bidi="ar"/>
+        </w:rPr>
+        <w:t>S</w:t>
+      </w:r>
+      <w:r>
+        <w:rPr>
+          <w:rStyle w:val="6"/>
+          <w:rFonts w:hint="default" w:eastAsia="Arial" w:cs="Times New Roman"/>
+          <w:b w:val="0"/>
+          <w:bCs w:val="0"/>
+          <w:i/>
+          <w:iCs/>
+          <w:kern w:val="0"/>
+          <w:sz w:val="28"/>
+          <w:szCs w:val="28"/>
+          <w:u w:val="none"/>
+          <w:vertAlign w:val="subscript"/>
+          <w:lang w:val="en-US" w:eastAsia="zh-CN" w:bidi="ar"/>
+        </w:rPr>
+        <w:t>max</w:t>
+      </w:r>
+      <w:r>
+        <w:rPr>
+          <w:rStyle w:val="6"/>
+          <w:rFonts w:hint="default" w:eastAsia="Arial" w:cs="Times New Roman"/>
+          <w:b w:val="0"/>
+          <w:bCs w:val="0"/>
+          <w:i/>
+          <w:iCs/>
+          <w:kern w:val="0"/>
+          <w:sz w:val="28"/>
+          <w:szCs w:val="28"/>
+          <w:u w:val="none"/>
+          <w:lang w:val="en-US" w:eastAsia="zh-CN" w:bidi="ar"/>
+        </w:rPr>
+        <w:t xml:space="preserve"> + S</w:t>
+      </w:r>
+      <w:r>
+        <w:rPr>
+          <w:rStyle w:val="6"/>
+          <w:rFonts w:hint="default" w:eastAsia="Arial" w:cs="Times New Roman"/>
+          <w:b w:val="0"/>
+          <w:bCs w:val="0"/>
+          <w:i/>
+          <w:iCs/>
+          <w:kern w:val="0"/>
+          <w:sz w:val="28"/>
+          <w:szCs w:val="28"/>
+          <w:u w:val="none"/>
+          <w:vertAlign w:val="subscript"/>
+          <w:lang w:val="en-US" w:eastAsia="zh-CN" w:bidi="ar"/>
+        </w:rPr>
+        <w:t>min</w:t>
+      </w:r>
+      <w:r>
+        <w:rPr>
+          <w:rStyle w:val="6"/>
+          <w:rFonts w:hint="default" w:eastAsia="Arial" w:cs="Times New Roman"/>
+          <w:b w:val="0"/>
+          <w:bCs w:val="0"/>
+          <w:i/>
+          <w:iCs/>
+          <w:kern w:val="0"/>
+          <w:sz w:val="28"/>
+          <w:szCs w:val="28"/>
+          <w:u w:val="none"/>
+          <w:lang w:val="ru-RU" w:eastAsia="zh-CN" w:bidi="ar"/>
+        </w:rPr>
+        <w:t>)</w:t>
+      </w:r>
+      <w:r>
+        <w:rPr>
+          <w:rStyle w:val="6"/>
+          <w:rFonts w:hint="default" w:eastAsia="Arial" w:cs="Times New Roman"/>
+          <w:b w:val="0"/>
+          <w:bCs w:val="0"/>
+          <w:i/>
+          <w:iCs/>
+          <w:kern w:val="0"/>
+          <w:sz w:val="28"/>
+          <w:szCs w:val="28"/>
+          <w:u w:val="none"/>
+          <w:lang w:val="en-US" w:eastAsia="zh-CN" w:bidi="ar"/>
+        </w:rPr>
+        <w:t>/2</w:t>
+      </w:r>
+      <w:r>
+        <w:rPr>
+          <w:rStyle w:val="6"/>
+          <w:rFonts w:hint="default" w:eastAsia="Arial" w:cs="Times New Roman"/>
+          <w:b w:val="0"/>
+          <w:bCs w:val="0"/>
+          <w:kern w:val="0"/>
+          <w:sz w:val="28"/>
+          <w:szCs w:val="28"/>
+          <w:u w:val="none"/>
+          <w:lang w:val="en-US" w:eastAsia="zh-CN" w:bidi="ar"/>
+        </w:rPr>
+        <w:t xml:space="preserve"> = (</w:t>
+      </w:r>
+      <w:r>
+        <w:rPr>
+          <w:rStyle w:val="6"/>
+          <w:rFonts w:hint="default" w:eastAsia="Arial" w:cs="Times New Roman"/>
+          <w:b w:val="0"/>
+          <w:bCs w:val="0"/>
+          <w:i w:val="0"/>
+          <w:iCs w:val="0"/>
+          <w:kern w:val="0"/>
+          <w:sz w:val="28"/>
+          <w:szCs w:val="28"/>
+          <w:u w:val="none"/>
+          <w:lang w:val="en-US" w:eastAsia="zh-CN" w:bidi="ar"/>
+        </w:rPr>
+        <w:t>0,069 + 0,025</w:t>
+      </w:r>
+      <w:r>
+        <w:rPr>
+          <w:rStyle w:val="6"/>
+          <w:rFonts w:hint="default" w:eastAsia="Arial" w:cs="Times New Roman"/>
+          <w:b w:val="0"/>
+          <w:bCs w:val="0"/>
+          <w:kern w:val="0"/>
+          <w:sz w:val="28"/>
+          <w:szCs w:val="28"/>
+          <w:u w:val="none"/>
+          <w:lang w:val="en-US" w:eastAsia="zh-CN" w:bidi="ar"/>
+        </w:rPr>
+        <w:t xml:space="preserve">)/2 = 0,047 </w:t>
+      </w:r>
+      <w:r>
+        <w:rPr>
+          <w:rStyle w:val="6"/>
+          <w:rFonts w:hint="default" w:eastAsia="Arial" w:cs="Times New Roman"/>
+          <w:b w:val="0"/>
+          <w:bCs w:val="0"/>
+          <w:kern w:val="0"/>
+          <w:sz w:val="28"/>
+          <w:szCs w:val="28"/>
+          <w:u w:val="none"/>
+          <w:lang w:val="ru-RU" w:eastAsia="zh-CN" w:bidi="ar"/>
+        </w:rPr>
+        <w:t>мм.</w:t>
+      </w:r>
+    </w:p>
+    <w:p>
+      <w:pPr>
+        <w:keepNext w:val="0"/>
+        <w:keepLines w:val="0"/>
+        <w:pageBreakBefore w:val="0"/>
+        <w:widowControl/>
+        <w:suppressLineNumbers w:val="0"/>
+        <w:pBdr>
+          <w:bottom w:val="none" w:color="E6E8F0" w:sz="0" w:space="0"/>
+        </w:pBdr>
+        <w:kinsoku/>
+        <w:wordWrap/>
+        <w:overflowPunct/>
+        <w:topLinePunct w:val="0"/>
+        <w:autoSpaceDE/>
+        <w:autoSpaceDN/>
+        <w:bidi w:val="0"/>
+        <w:adjustRightInd/>
+        <w:snapToGrid/>
+        <w:spacing w:beforeAutospacing="0" w:afterAutospacing="0" w:line="360" w:lineRule="auto"/>
+        <w:ind w:left="0" w:right="0"/>
+        <w:jc w:val="center"/>
+        <w:textAlignment w:val="auto"/>
+        <w:rPr>
+          <w:rStyle w:val="6"/>
+          <w:rFonts w:hint="default" w:eastAsia="Arial" w:cs="Times New Roman"/>
+          <w:b w:val="0"/>
+          <w:bCs w:val="0"/>
+          <w:kern w:val="0"/>
+          <w:sz w:val="28"/>
+          <w:szCs w:val="28"/>
+          <w:u w:val="none"/>
+          <w:lang w:val="ru-RU" w:eastAsia="zh-CN" w:bidi="ar"/>
+        </w:rPr>
+      </w:pPr>
+    </w:p>
+    <w:p>
+      <w:pPr>
+        <w:keepNext w:val="0"/>
+        <w:keepLines w:val="0"/>
+        <w:pageBreakBefore w:val="0"/>
+        <w:widowControl/>
+        <w:suppressLineNumbers w:val="0"/>
+        <w:pBdr>
+          <w:bottom w:val="none" w:color="E6E8F0" w:sz="0" w:space="0"/>
+        </w:pBdr>
+        <w:kinsoku/>
+        <w:wordWrap/>
+        <w:overflowPunct/>
+        <w:topLinePunct w:val="0"/>
+        <w:autoSpaceDE/>
+        <w:autoSpaceDN/>
+        <w:bidi w:val="0"/>
+        <w:adjustRightInd/>
+        <w:snapToGrid/>
+        <w:spacing w:beforeAutospacing="0" w:afterAutospacing="0" w:line="360" w:lineRule="auto"/>
+        <w:ind w:left="0" w:right="0" w:firstLine="708" w:firstLineChars="0"/>
+        <w:jc w:val="both"/>
+        <w:textAlignment w:val="auto"/>
+        <w:rPr>
+          <w:rStyle w:val="6"/>
+          <w:rFonts w:hint="default" w:eastAsia="Arial" w:cs="Times New Roman"/>
+          <w:b w:val="0"/>
+          <w:bCs w:val="0"/>
+          <w:kern w:val="0"/>
+          <w:sz w:val="28"/>
+          <w:szCs w:val="28"/>
+          <w:u w:val="none"/>
+          <w:lang w:val="ru-RU" w:eastAsia="zh-CN" w:bidi="ar"/>
+        </w:rPr>
+      </w:pPr>
+      <w:r>
+        <w:rPr>
+          <w:rStyle w:val="6"/>
+          <w:rFonts w:hint="default" w:eastAsia="Arial" w:cs="Times New Roman"/>
+          <w:b w:val="0"/>
+          <w:bCs w:val="0"/>
+          <w:kern w:val="0"/>
+          <w:sz w:val="28"/>
+          <w:szCs w:val="28"/>
+          <w:u w:val="none"/>
+          <w:lang w:val="ru-RU" w:eastAsia="zh-CN" w:bidi="ar"/>
+        </w:rPr>
+        <w:t>Допуск посадки</w:t>
+      </w:r>
+    </w:p>
+    <w:p>
+      <w:pPr>
+        <w:keepNext w:val="0"/>
+        <w:keepLines w:val="0"/>
+        <w:pageBreakBefore w:val="0"/>
+        <w:widowControl/>
+        <w:suppressLineNumbers w:val="0"/>
+        <w:pBdr>
+          <w:bottom w:val="none" w:color="E6E8F0" w:sz="0" w:space="0"/>
+        </w:pBdr>
+        <w:kinsoku/>
+        <w:wordWrap/>
+        <w:overflowPunct/>
+        <w:topLinePunct w:val="0"/>
+        <w:autoSpaceDE/>
+        <w:autoSpaceDN/>
+        <w:bidi w:val="0"/>
+        <w:adjustRightInd/>
+        <w:snapToGrid/>
+        <w:spacing w:beforeAutospacing="0" w:afterAutospacing="0" w:line="360" w:lineRule="auto"/>
+        <w:ind w:left="0" w:right="0" w:firstLine="708" w:firstLineChars="0"/>
+        <w:jc w:val="both"/>
+        <w:textAlignment w:val="auto"/>
+        <w:rPr>
+          <w:rStyle w:val="6"/>
+          <w:rFonts w:hint="default" w:eastAsia="Arial" w:cs="Times New Roman"/>
+          <w:b w:val="0"/>
+          <w:bCs w:val="0"/>
+          <w:kern w:val="0"/>
+          <w:sz w:val="28"/>
+          <w:szCs w:val="28"/>
+          <w:u w:val="none"/>
+          <w:lang w:val="ru-RU" w:eastAsia="zh-CN" w:bidi="ar"/>
+        </w:rPr>
+      </w:pPr>
+    </w:p>
+    <w:p>
+      <w:pPr>
+        <w:keepNext w:val="0"/>
+        <w:keepLines w:val="0"/>
+        <w:pageBreakBefore w:val="0"/>
+        <w:widowControl/>
+        <w:suppressLineNumbers w:val="0"/>
+        <w:pBdr>
+          <w:bottom w:val="none" w:color="E6E8F0" w:sz="0" w:space="0"/>
+        </w:pBdr>
+        <w:kinsoku/>
+        <w:wordWrap/>
+        <w:overflowPunct/>
+        <w:topLinePunct w:val="0"/>
+        <w:autoSpaceDE/>
+        <w:autoSpaceDN/>
+        <w:bidi w:val="0"/>
+        <w:adjustRightInd/>
+        <w:snapToGrid/>
+        <w:spacing w:beforeAutospacing="0" w:afterAutospacing="0" w:line="360" w:lineRule="auto"/>
+        <w:ind w:left="0" w:right="0" w:firstLine="708" w:firstLineChars="0"/>
+        <w:jc w:val="center"/>
+        <w:textAlignment w:val="auto"/>
+        <w:rPr>
+          <w:rStyle w:val="6"/>
+          <w:rFonts w:hint="default" w:eastAsia="Arial" w:cs="Times New Roman"/>
+          <w:b w:val="0"/>
+          <w:bCs w:val="0"/>
+          <w:kern w:val="0"/>
+          <w:sz w:val="28"/>
+          <w:szCs w:val="28"/>
+          <w:u w:val="none"/>
+          <w:lang w:val="ru-RU" w:eastAsia="zh-CN" w:bidi="ar"/>
+        </w:rPr>
+      </w:pPr>
+      <w:r>
+        <w:rPr>
+          <w:rStyle w:val="6"/>
+          <w:rFonts w:hint="default" w:eastAsia="Arial" w:cs="Times New Roman"/>
+          <w:b w:val="0"/>
+          <w:bCs w:val="0"/>
+          <w:i/>
+          <w:iCs/>
+          <w:kern w:val="0"/>
+          <w:sz w:val="28"/>
+          <w:szCs w:val="28"/>
+          <w:u w:val="none"/>
+          <w:lang w:val="en-US" w:eastAsia="zh-CN" w:bidi="ar"/>
+        </w:rPr>
+        <w:t>T</w:t>
+      </w:r>
+      <w:r>
+        <w:rPr>
+          <w:rStyle w:val="6"/>
+          <w:rFonts w:hint="default" w:eastAsia="Arial" w:cs="Times New Roman"/>
+          <w:b w:val="0"/>
+          <w:bCs w:val="0"/>
+          <w:i/>
+          <w:iCs/>
+          <w:kern w:val="0"/>
+          <w:sz w:val="28"/>
+          <w:szCs w:val="28"/>
+          <w:u w:val="none"/>
+          <w:vertAlign w:val="subscript"/>
+          <w:lang w:val="en-US" w:eastAsia="zh-CN" w:bidi="ar"/>
+        </w:rPr>
+        <w:t>S</w:t>
+      </w:r>
+      <w:r>
+        <w:rPr>
+          <w:rStyle w:val="6"/>
+          <w:rFonts w:hint="default" w:eastAsia="Arial" w:cs="Times New Roman"/>
+          <w:b w:val="0"/>
+          <w:bCs w:val="0"/>
+          <w:i/>
+          <w:iCs/>
+          <w:kern w:val="0"/>
+          <w:sz w:val="28"/>
+          <w:szCs w:val="28"/>
+          <w:u w:val="none"/>
+          <w:lang w:val="en-US" w:eastAsia="zh-CN" w:bidi="ar"/>
+        </w:rPr>
+        <w:t xml:space="preserve"> = IT</w:t>
+      </w:r>
+      <w:r>
+        <w:rPr>
+          <w:rStyle w:val="6"/>
+          <w:rFonts w:hint="default" w:eastAsia="Arial" w:cs="Times New Roman"/>
+          <w:b w:val="0"/>
+          <w:bCs w:val="0"/>
+          <w:i/>
+          <w:iCs/>
+          <w:kern w:val="0"/>
+          <w:sz w:val="28"/>
+          <w:szCs w:val="28"/>
+          <w:u w:val="none"/>
+          <w:vertAlign w:val="subscript"/>
+          <w:lang w:val="en-US" w:eastAsia="zh-CN" w:bidi="ar"/>
+        </w:rPr>
+        <w:t>D</w:t>
+      </w:r>
+      <w:r>
+        <w:rPr>
+          <w:rStyle w:val="6"/>
+          <w:rFonts w:hint="default" w:eastAsia="Arial" w:cs="Times New Roman"/>
+          <w:b w:val="0"/>
+          <w:bCs w:val="0"/>
+          <w:i/>
+          <w:iCs/>
+          <w:kern w:val="0"/>
+          <w:sz w:val="28"/>
+          <w:szCs w:val="28"/>
+          <w:u w:val="none"/>
+          <w:lang w:val="en-US" w:eastAsia="zh-CN" w:bidi="ar"/>
+        </w:rPr>
+        <w:t xml:space="preserve"> + IT</w:t>
+      </w:r>
+      <w:r>
+        <w:rPr>
+          <w:rStyle w:val="6"/>
+          <w:rFonts w:hint="default" w:eastAsia="Arial" w:cs="Times New Roman"/>
+          <w:b w:val="0"/>
+          <w:bCs w:val="0"/>
+          <w:i/>
+          <w:iCs/>
+          <w:kern w:val="0"/>
+          <w:sz w:val="28"/>
+          <w:szCs w:val="28"/>
+          <w:u w:val="none"/>
+          <w:vertAlign w:val="subscript"/>
+          <w:lang w:val="en-US" w:eastAsia="zh-CN" w:bidi="ar"/>
+        </w:rPr>
+        <w:t>d</w:t>
+      </w:r>
+      <w:r>
+        <w:rPr>
+          <w:rStyle w:val="6"/>
+          <w:rFonts w:hint="default" w:eastAsia="Arial" w:cs="Times New Roman"/>
+          <w:b w:val="0"/>
+          <w:bCs w:val="0"/>
+          <w:kern w:val="0"/>
+          <w:sz w:val="28"/>
+          <w:szCs w:val="28"/>
+          <w:u w:val="none"/>
+          <w:vertAlign w:val="subscript"/>
+          <w:lang w:val="en-US" w:eastAsia="zh-CN" w:bidi="ar"/>
+        </w:rPr>
+        <w:t xml:space="preserve"> </w:t>
+      </w:r>
+      <w:r>
+        <w:rPr>
+          <w:rStyle w:val="6"/>
+          <w:rFonts w:hint="default" w:eastAsia="Arial" w:cs="Times New Roman"/>
+          <w:b w:val="0"/>
+          <w:bCs w:val="0"/>
+          <w:kern w:val="0"/>
+          <w:sz w:val="28"/>
+          <w:szCs w:val="28"/>
+          <w:u w:val="none"/>
+          <w:lang w:val="en-US" w:eastAsia="zh-CN" w:bidi="ar"/>
+        </w:rPr>
+        <w:t xml:space="preserve">= 0,022 + 0,022 = 0,044 </w:t>
+      </w:r>
+      <w:r>
+        <w:rPr>
+          <w:rStyle w:val="6"/>
+          <w:rFonts w:hint="default" w:eastAsia="Arial" w:cs="Times New Roman"/>
+          <w:b w:val="0"/>
+          <w:bCs w:val="0"/>
+          <w:kern w:val="0"/>
+          <w:sz w:val="28"/>
+          <w:szCs w:val="28"/>
+          <w:u w:val="none"/>
+          <w:lang w:val="ru-RU" w:eastAsia="zh-CN" w:bidi="ar"/>
+        </w:rPr>
+        <w:t>мм.</w:t>
+      </w:r>
+    </w:p>
+    <w:p>
+      <w:pPr>
+        <w:keepNext w:val="0"/>
+        <w:keepLines w:val="0"/>
+        <w:pageBreakBefore w:val="0"/>
+        <w:widowControl/>
+        <w:suppressLineNumbers w:val="0"/>
+        <w:pBdr>
+          <w:bottom w:val="none" w:color="E6E8F0" w:sz="0" w:space="0"/>
+        </w:pBdr>
+        <w:kinsoku/>
+        <w:wordWrap/>
+        <w:overflowPunct/>
+        <w:topLinePunct w:val="0"/>
+        <w:autoSpaceDE/>
+        <w:autoSpaceDN/>
+        <w:bidi w:val="0"/>
+        <w:adjustRightInd/>
+        <w:snapToGrid/>
+        <w:spacing w:beforeAutospacing="0" w:afterAutospacing="0" w:line="360" w:lineRule="auto"/>
+        <w:ind w:left="0" w:right="0" w:firstLine="708" w:firstLineChars="0"/>
+        <w:jc w:val="center"/>
+        <w:textAlignment w:val="auto"/>
+        <w:rPr>
+          <w:rStyle w:val="6"/>
+          <w:rFonts w:hint="default" w:eastAsia="Arial" w:cs="Times New Roman"/>
+          <w:b w:val="0"/>
+          <w:bCs w:val="0"/>
+          <w:kern w:val="0"/>
+          <w:sz w:val="28"/>
+          <w:szCs w:val="28"/>
+          <w:u w:val="none"/>
+          <w:lang w:val="ru-RU" w:eastAsia="zh-CN" w:bidi="ar"/>
+        </w:rPr>
+      </w:pPr>
+    </w:p>
+    <w:p>
+      <w:pPr>
+        <w:keepNext w:val="0"/>
+        <w:keepLines w:val="0"/>
+        <w:pageBreakBefore w:val="0"/>
+        <w:widowControl/>
+        <w:suppressLineNumbers w:val="0"/>
+        <w:pBdr>
+          <w:bottom w:val="none" w:color="E6E8F0" w:sz="0" w:space="0"/>
+        </w:pBdr>
+        <w:kinsoku/>
+        <w:wordWrap/>
+        <w:overflowPunct/>
+        <w:topLinePunct w:val="0"/>
+        <w:autoSpaceDE/>
+        <w:autoSpaceDN/>
+        <w:bidi w:val="0"/>
+        <w:adjustRightInd/>
+        <w:snapToGrid/>
+        <w:spacing w:beforeAutospacing="0" w:afterAutospacing="0" w:line="360" w:lineRule="auto"/>
+        <w:ind w:right="0" w:firstLine="709" w:firstLineChars="0"/>
+        <w:jc w:val="both"/>
+        <w:textAlignment w:val="auto"/>
+        <w:rPr>
+          <w:rFonts w:hint="default"/>
+          <w:sz w:val="28"/>
+          <w:szCs w:val="28"/>
+          <w:lang w:val="ru-RU"/>
+        </w:rPr>
+      </w:pPr>
+      <w:r>
+        <w:rPr>
+          <w:sz w:val="28"/>
+          <w:szCs w:val="28"/>
+          <w:lang w:val="ru-RU"/>
+        </w:rPr>
+        <w:t>Среднеквадрическое</w:t>
+      </w:r>
+      <w:r>
+        <w:rPr>
+          <w:rFonts w:hint="default"/>
+          <w:sz w:val="28"/>
+          <w:szCs w:val="28"/>
+          <w:lang w:val="ru-RU"/>
+        </w:rPr>
+        <w:t xml:space="preserve"> отклонение посадки</w:t>
+      </w:r>
+    </w:p>
+    <w:p>
+      <w:pPr>
+        <w:keepNext w:val="0"/>
+        <w:keepLines w:val="0"/>
+        <w:pageBreakBefore w:val="0"/>
+        <w:widowControl/>
+        <w:suppressLineNumbers w:val="0"/>
+        <w:pBdr>
+          <w:bottom w:val="none" w:color="E6E8F0" w:sz="0" w:space="0"/>
+        </w:pBdr>
+        <w:kinsoku/>
+        <w:wordWrap/>
+        <w:overflowPunct/>
+        <w:topLinePunct w:val="0"/>
+        <w:autoSpaceDE/>
+        <w:autoSpaceDN/>
+        <w:bidi w:val="0"/>
+        <w:adjustRightInd/>
+        <w:snapToGrid/>
+        <w:spacing w:beforeAutospacing="0" w:afterAutospacing="0" w:line="360" w:lineRule="auto"/>
+        <w:ind w:right="0" w:firstLine="709" w:firstLineChars="0"/>
+        <w:jc w:val="both"/>
+        <w:textAlignment w:val="auto"/>
+        <m:rPr/>
+        <w:rPr>
+          <w:rFonts w:hint="default" w:hAnsi="Cambria Math"/>
+          <w:i w:val="0"/>
+          <w:iCs w:val="0"/>
+          <w:sz w:val="28"/>
+          <w:szCs w:val="28"/>
+          <w:lang w:val="ru-RU" w:eastAsia="zh-CN"/>
+        </w:rPr>
+      </w:pPr>
+      <m:oMathPara>
+        <m:oMath>
+          <m:rad>
+            <m:radPr>
+              <m:degHide m:val="1"/>
+              <m:ctrlPr>
+                <w:rPr>
+                  <w:rFonts w:hint="default" w:ascii="Cambria Math" w:hAnsi="Cambria Math" w:cs="Times New Roman"/>
+                  <w:i/>
+                  <w:iCs w:val="0"/>
+                  <w:sz w:val="28"/>
+                  <w:szCs w:val="28"/>
+                  <w:lang w:val="ru-RU"/>
+                </w:rPr>
+              </m:ctrlPr>
+            </m:radPr>
+            <m:deg>
+              <m:ctrlPr>
+                <w:rPr>
+                  <w:rFonts w:hint="default" w:ascii="Cambria Math" w:hAnsi="Cambria Math" w:cs="Times New Roman"/>
+                  <w:i/>
+                  <w:iCs w:val="0"/>
+                  <w:sz w:val="28"/>
+                  <w:szCs w:val="28"/>
+                  <w:lang w:val="ru-RU"/>
+                </w:rPr>
+              </m:ctrlPr>
+            </m:deg>
+            <m:e>
+              <m:sSubSup>
+                <m:sSubSupPr>
+                  <m:ctrlPr>
+                    <w:rPr>
+                      <w:rStyle w:val="6"/>
+                      <w:rFonts w:hint="default" w:ascii="Cambria Math" w:hAnsi="Cambria Math" w:eastAsia="Arial" w:cs="Times New Roman"/>
+                      <w:b w:val="0"/>
+                      <w:bCs w:val="0"/>
+                      <w:i/>
+                      <w:iCs w:val="0"/>
+                      <w:kern w:val="0"/>
+                      <w:sz w:val="28"/>
+                      <w:szCs w:val="28"/>
+                      <w:u w:val="none"/>
+                      <w:lang w:val="ru-RU" w:eastAsia="zh-CN"/>
+                    </w:rPr>
+                  </m:ctrlPr>
+                </m:sSubSupPr>
+                <m:e>
+                  <m:r>
+                    <m:rPr>
+                      <m:nor/>
+                    </m:rPr>
+                    <w:rPr>
+                      <w:rStyle w:val="6"/>
+                      <w:rFonts w:hint="default" w:ascii="Cambria Math" w:hAnsi="Cambria Math" w:eastAsia="Arial" w:cs="Times New Roman"/>
+                      <w:b w:val="0"/>
+                      <w:i/>
+                      <w:iCs w:val="0"/>
+                      <w:kern w:val="0"/>
+                      <w:sz w:val="28"/>
+                      <w:szCs w:val="28"/>
+                      <w:u w:val="none"/>
+                      <w:lang w:val="ru-RU" w:eastAsia="zh-CN"/>
+                    </w:rPr>
+                    <m:t>σ</m:t>
+                  </m:r>
+                  <m:ctrlPr>
+                    <w:rPr>
+                      <w:rStyle w:val="6"/>
+                      <w:rFonts w:hint="default" w:ascii="Cambria Math" w:hAnsi="Cambria Math" w:eastAsia="Arial" w:cs="Times New Roman"/>
+                      <w:b w:val="0"/>
+                      <w:bCs w:val="0"/>
+                      <w:i/>
+                      <w:iCs w:val="0"/>
+                      <w:kern w:val="0"/>
+                      <w:sz w:val="28"/>
+                      <w:szCs w:val="28"/>
+                      <w:u w:val="none"/>
+                      <w:lang w:val="ru-RU" w:eastAsia="zh-CN"/>
+                    </w:rPr>
+                  </m:ctrlPr>
+                </m:e>
+                <m:sub>
+                  <m:r>
+                    <m:rPr>
+                      <m:nor/>
+                    </m:rPr>
+                    <w:rPr>
+                      <w:rStyle w:val="6"/>
+                      <w:rFonts w:hint="default" w:ascii="Cambria Math" w:hAnsi="Cambria Math" w:eastAsia="Arial" w:cs="Times New Roman"/>
+                      <w:b w:val="0"/>
+                      <w:bCs w:val="0"/>
+                      <w:i/>
+                      <w:iCs w:val="0"/>
+                      <w:kern w:val="0"/>
+                      <w:sz w:val="28"/>
+                      <w:szCs w:val="28"/>
+                      <w:u w:val="none"/>
+                      <w:lang w:val="en-US" w:eastAsia="zh-CN"/>
+                    </w:rPr>
+                    <m:t>D</m:t>
+                  </m:r>
+                  <m:ctrlPr>
+                    <w:rPr>
+                      <w:rStyle w:val="6"/>
+                      <w:rFonts w:hint="default" w:ascii="Cambria Math" w:hAnsi="Cambria Math" w:eastAsia="Arial" w:cs="Times New Roman"/>
+                      <w:b w:val="0"/>
+                      <w:bCs w:val="0"/>
+                      <w:i/>
+                      <w:iCs w:val="0"/>
+                      <w:kern w:val="0"/>
+                      <w:sz w:val="28"/>
+                      <w:szCs w:val="28"/>
+                      <w:u w:val="none"/>
+                      <w:lang w:val="ru-RU" w:eastAsia="zh-CN"/>
+                    </w:rPr>
+                  </m:ctrlPr>
+                </m:sub>
+                <m:sup>
+                  <m:r>
+                    <m:rPr>
+                      <m:nor/>
+                      <m:sty m:val="p"/>
+                    </m:rPr>
+                    <w:rPr>
+                      <w:rStyle w:val="6"/>
+                      <w:rFonts w:hint="default" w:ascii="Cambria Math" w:hAnsi="Cambria Math" w:eastAsia="Arial" w:cs="Times New Roman"/>
+                      <w:b w:val="0"/>
+                      <w:bCs w:val="0"/>
+                      <w:i w:val="0"/>
+                      <w:iCs w:val="0"/>
+                      <w:kern w:val="0"/>
+                      <w:sz w:val="28"/>
+                      <w:szCs w:val="28"/>
+                      <w:u w:val="none"/>
+                      <w:lang w:val="en-US" w:eastAsia="zh-CN"/>
+                    </w:rPr>
+                    <m:t>2</m:t>
+                  </m:r>
+                  <m:ctrlPr>
+                    <w:rPr>
+                      <w:rStyle w:val="6"/>
+                      <w:rFonts w:hint="default" w:ascii="Cambria Math" w:hAnsi="Cambria Math" w:eastAsia="Arial" w:cs="Times New Roman"/>
+                      <w:b w:val="0"/>
+                      <w:bCs w:val="0"/>
+                      <w:i/>
+                      <w:iCs w:val="0"/>
+                      <w:kern w:val="0"/>
+                      <w:sz w:val="28"/>
+                      <w:szCs w:val="28"/>
+                      <w:u w:val="none"/>
+                      <w:lang w:val="ru-RU" w:eastAsia="zh-CN"/>
+                    </w:rPr>
+                  </m:ctrlPr>
+                </m:sup>
+              </m:sSubSup>
+              <m:r>
+                <m:rPr>
+                  <m:nor/>
+                  <m:sty m:val="p"/>
+                </m:rPr>
+                <w:rPr>
+                  <w:rStyle w:val="6"/>
+                  <w:rFonts w:hint="default" w:ascii="Cambria Math" w:hAnsi="Cambria Math" w:eastAsia="Arial" w:cs="Times New Roman"/>
+                  <w:b w:val="0"/>
+                  <w:bCs w:val="0"/>
+                  <w:i w:val="0"/>
+                  <w:iCs w:val="0"/>
+                  <w:kern w:val="0"/>
+                  <w:sz w:val="28"/>
+                  <w:szCs w:val="28"/>
+                  <w:u w:val="none"/>
+                  <w:lang w:val="en-US" w:eastAsia="zh-CN"/>
+                </w:rPr>
+                <m:t xml:space="preserve"> +</m:t>
+              </m:r>
+              <m:sSubSup>
+                <m:sSubSupPr>
+                  <m:ctrlPr>
+                    <w:rPr>
+                      <w:rStyle w:val="6"/>
+                      <w:rFonts w:hint="default" w:ascii="Cambria Math" w:hAnsi="Cambria Math" w:eastAsia="Arial" w:cs="Times New Roman"/>
+                      <w:b w:val="0"/>
+                      <w:bCs w:val="0"/>
+                      <w:i/>
+                      <w:iCs w:val="0"/>
+                      <w:kern w:val="0"/>
+                      <w:sz w:val="28"/>
+                      <w:szCs w:val="28"/>
+                      <w:u w:val="none"/>
+                      <w:lang w:val="ru-RU" w:eastAsia="zh-CN"/>
+                    </w:rPr>
+                  </m:ctrlPr>
+                </m:sSubSupPr>
+                <m:e>
+                  <m:r>
+                    <m:rPr>
+                      <m:nor/>
+                    </m:rPr>
+                    <w:rPr>
+                      <w:rStyle w:val="6"/>
+                      <w:rFonts w:hint="default" w:ascii="Cambria Math" w:hAnsi="Cambria Math" w:eastAsia="Arial" w:cs="Times New Roman"/>
+                      <w:b w:val="0"/>
+                      <w:i/>
+                      <w:iCs w:val="0"/>
+                      <w:kern w:val="0"/>
+                      <w:sz w:val="28"/>
+                      <w:szCs w:val="28"/>
+                      <w:u w:val="none"/>
+                      <w:lang w:val="ru-RU" w:eastAsia="zh-CN"/>
+                    </w:rPr>
+                    <m:t>σ</m:t>
+                  </m:r>
+                  <m:ctrlPr>
+                    <w:rPr>
+                      <w:rStyle w:val="6"/>
+                      <w:rFonts w:hint="default" w:ascii="Cambria Math" w:hAnsi="Cambria Math" w:eastAsia="Arial" w:cs="Times New Roman"/>
+                      <w:b w:val="0"/>
+                      <w:bCs w:val="0"/>
+                      <w:i/>
+                      <w:iCs w:val="0"/>
+                      <w:kern w:val="0"/>
+                      <w:sz w:val="28"/>
+                      <w:szCs w:val="28"/>
+                      <w:u w:val="none"/>
+                      <w:lang w:val="ru-RU" w:eastAsia="zh-CN"/>
+                    </w:rPr>
+                  </m:ctrlPr>
+                </m:e>
+                <m:sub>
+                  <m:r>
+                    <m:rPr>
+                      <m:nor/>
+                    </m:rPr>
+                    <w:rPr>
+                      <w:rStyle w:val="6"/>
+                      <w:rFonts w:hint="default" w:ascii="Cambria Math" w:hAnsi="Cambria Math" w:eastAsia="Arial" w:cs="Times New Roman"/>
+                      <w:b w:val="0"/>
+                      <w:i/>
+                      <w:iCs w:val="0"/>
+                      <w:kern w:val="0"/>
+                      <w:sz w:val="28"/>
+                      <w:szCs w:val="28"/>
+                      <w:u w:val="none"/>
+                      <w:lang w:val="en-US" w:eastAsia="zh-CN"/>
+                    </w:rPr>
+                    <m:t>d</m:t>
+                  </m:r>
+                  <m:ctrlPr>
+                    <w:rPr>
+                      <w:rStyle w:val="6"/>
+                      <w:rFonts w:hint="default" w:ascii="Cambria Math" w:hAnsi="Cambria Math" w:eastAsia="Arial" w:cs="Times New Roman"/>
+                      <w:b w:val="0"/>
+                      <w:bCs w:val="0"/>
+                      <w:i/>
+                      <w:iCs w:val="0"/>
+                      <w:kern w:val="0"/>
+                      <w:sz w:val="28"/>
+                      <w:szCs w:val="28"/>
+                      <w:u w:val="none"/>
+                      <w:lang w:val="ru-RU" w:eastAsia="zh-CN"/>
+                    </w:rPr>
+                  </m:ctrlPr>
+                </m:sub>
+                <m:sup>
+                  <m:r>
+                    <m:rPr>
+                      <m:nor/>
+                      <m:sty m:val="p"/>
+                    </m:rPr>
+                    <w:rPr>
+                      <w:rStyle w:val="6"/>
+                      <w:rFonts w:hint="default" w:ascii="Cambria Math" w:hAnsi="Cambria Math" w:eastAsia="Arial" w:cs="Times New Roman"/>
+                      <w:b w:val="0"/>
+                      <w:i w:val="0"/>
+                      <w:iCs w:val="0"/>
+                      <w:kern w:val="0"/>
+                      <w:sz w:val="28"/>
+                      <w:szCs w:val="28"/>
+                      <w:u w:val="none"/>
+                      <w:lang w:val="en-US" w:eastAsia="zh-CN"/>
+                    </w:rPr>
+                    <m:t>2</m:t>
+                  </m:r>
+                  <m:ctrlPr>
+                    <w:rPr>
+                      <w:rStyle w:val="6"/>
+                      <w:rFonts w:hint="default" w:ascii="Cambria Math" w:hAnsi="Cambria Math" w:eastAsia="Arial" w:cs="Times New Roman"/>
+                      <w:b w:val="0"/>
+                      <w:bCs w:val="0"/>
+                      <w:i/>
+                      <w:iCs w:val="0"/>
+                      <w:kern w:val="0"/>
+                      <w:sz w:val="28"/>
+                      <w:szCs w:val="28"/>
+                      <w:u w:val="none"/>
+                      <w:lang w:val="ru-RU" w:eastAsia="zh-CN"/>
+                    </w:rPr>
+                  </m:ctrlPr>
+                </m:sup>
+              </m:sSubSup>
+              <m:ctrlPr>
+                <w:rPr>
+                  <w:rFonts w:hint="default" w:ascii="Cambria Math" w:hAnsi="Cambria Math" w:cs="Times New Roman"/>
+                  <w:i/>
+                  <w:iCs w:val="0"/>
+                  <w:sz w:val="28"/>
+                  <w:szCs w:val="28"/>
+                  <w:lang w:val="ru-RU"/>
+                </w:rPr>
+              </m:ctrlPr>
+            </m:e>
+          </m:rad>
+          <m:r>
+            <m:rPr>
+              <m:nor/>
+              <m:sty m:val="p"/>
+            </m:rPr>
+            <w:rPr>
+              <w:rFonts w:hint="default" w:ascii="Cambria Math" w:hAnsi="Cambria Math" w:cs="Times New Roman"/>
+              <w:i w:val="0"/>
+              <w:iCs w:val="0"/>
+              <w:sz w:val="28"/>
+              <w:szCs w:val="28"/>
+              <w:lang w:val="en-US"/>
+            </w:rPr>
+            <m:t xml:space="preserve"> = </m:t>
+          </m:r>
+          <m:rad>
+            <m:radPr>
+              <m:degHide m:val="1"/>
+              <m:ctrlPr>
+                <m:rPr/>
+                <w:rPr>
+                  <w:rFonts w:hint="default" w:ascii="Cambria Math" w:hAnsi="Cambria Math" w:cs="Times New Roman"/>
+                  <w:i/>
+                  <w:iCs w:val="0"/>
+                  <w:sz w:val="28"/>
+                  <w:szCs w:val="28"/>
+                  <w:lang w:val="en-US"/>
+                </w:rPr>
+              </m:ctrlPr>
+            </m:radPr>
+            <m:deg>
+              <m:ctrlPr>
+                <m:rPr/>
+                <w:rPr>
+                  <w:rFonts w:hint="default" w:ascii="Cambria Math" w:hAnsi="Cambria Math" w:cs="Times New Roman"/>
+                  <w:i/>
+                  <w:iCs w:val="0"/>
+                  <w:sz w:val="28"/>
+                  <w:szCs w:val="28"/>
+                  <w:lang w:val="en-US"/>
+                </w:rPr>
+              </m:ctrlPr>
+            </m:deg>
+            <m:e>
+              <m:sSup>
+                <m:sSupPr>
+                  <m:ctrlPr>
+                    <m:rPr/>
+                    <w:rPr>
+                      <w:rFonts w:hint="default" w:ascii="Cambria Math" w:hAnsi="Cambria Math" w:cs="Times New Roman"/>
+                      <w:i/>
+                      <w:iCs w:val="0"/>
+                      <w:sz w:val="28"/>
+                      <w:szCs w:val="28"/>
+                      <w:lang w:val="en-US"/>
+                    </w:rPr>
+                  </m:ctrlPr>
+                </m:sSupPr>
+                <m:e>
+                  <m:r>
+                    <m:rPr>
+                      <m:nor/>
+                      <m:sty m:val="p"/>
+                    </m:rPr>
+                    <w:rPr>
+                      <w:rFonts w:hint="default" w:ascii="Cambria Math" w:hAnsi="Cambria Math" w:cs="Times New Roman"/>
+                      <w:i w:val="0"/>
+                      <w:iCs w:val="0"/>
+                      <w:sz w:val="28"/>
+                      <w:szCs w:val="28"/>
+                      <w:lang w:val="en-US"/>
+                    </w:rPr>
+                    <m:t>(</m:t>
+                  </m:r>
+                  <m:f>
+                    <m:fPr>
+                      <m:ctrlPr>
+                        <w:rPr>
+                          <w:rFonts w:hint="default" w:ascii="Cambria Math" w:hAnsi="Cambria Math" w:cs="Times New Roman"/>
+                          <w:i/>
+                          <w:iCs w:val="0"/>
+                          <w:sz w:val="28"/>
+                          <w:szCs w:val="28"/>
+                          <w:lang w:val="en-US"/>
+                        </w:rPr>
+                      </m:ctrlPr>
+                    </m:fPr>
+                    <m:num>
+                      <m:sSub>
+                        <m:sSubPr>
+                          <m:ctrlPr>
+                            <w:rPr>
+                              <w:rFonts w:hint="default" w:ascii="Cambria Math" w:hAnsi="Cambria Math" w:cs="Times New Roman"/>
+                              <w:i/>
+                              <w:iCs w:val="0"/>
+                              <w:sz w:val="28"/>
+                              <w:szCs w:val="28"/>
+                              <w:lang w:val="en-US"/>
+                            </w:rPr>
+                          </m:ctrlPr>
+                        </m:sSubPr>
+                        <m:e>
+                          <m:r>
+                            <m:rPr>
+                              <m:nor/>
+                            </m:rPr>
+                            <w:rPr>
+                              <w:rFonts w:hint="default" w:ascii="Cambria Math" w:hAnsi="Cambria Math" w:cs="Times New Roman"/>
+                              <w:i/>
+                              <w:iCs w:val="0"/>
+                              <w:sz w:val="28"/>
+                              <w:szCs w:val="28"/>
+                              <w:lang w:val="en-US"/>
+                            </w:rPr>
+                            <m:t>IT</m:t>
+                          </m:r>
+                          <m:ctrlPr>
+                            <w:rPr>
+                              <w:rFonts w:hint="default" w:ascii="Cambria Math" w:hAnsi="Cambria Math" w:cs="Times New Roman"/>
+                              <w:i/>
+                              <w:iCs w:val="0"/>
+                              <w:sz w:val="28"/>
+                              <w:szCs w:val="28"/>
+                              <w:lang w:val="en-US"/>
+                            </w:rPr>
+                          </m:ctrlPr>
+                        </m:e>
+                        <m:sub>
+                          <m:r>
+                            <m:rPr>
+                              <m:nor/>
+                            </m:rPr>
+                            <w:rPr>
+                              <w:rFonts w:hint="default" w:ascii="Cambria Math" w:hAnsi="Cambria Math" w:cs="Times New Roman"/>
+                              <w:i/>
+                              <w:iCs w:val="0"/>
+                              <w:sz w:val="28"/>
+                              <w:szCs w:val="28"/>
+                              <w:lang w:val="en-US"/>
+                            </w:rPr>
+                            <m:t>D</m:t>
+                          </m:r>
+                          <m:ctrlPr>
+                            <w:rPr>
+                              <w:rFonts w:hint="default" w:ascii="Cambria Math" w:hAnsi="Cambria Math" w:cs="Times New Roman"/>
+                              <w:i/>
+                              <w:iCs w:val="0"/>
+                              <w:sz w:val="28"/>
+                              <w:szCs w:val="28"/>
+                              <w:lang w:val="en-US"/>
+                            </w:rPr>
+                          </m:ctrlPr>
+                        </m:sub>
+                      </m:sSub>
+                      <m:ctrlPr>
+                        <w:rPr>
+                          <w:rFonts w:hint="default" w:ascii="Cambria Math" w:hAnsi="Cambria Math" w:cs="Times New Roman"/>
+                          <w:i/>
+                          <w:iCs w:val="0"/>
+                          <w:sz w:val="28"/>
+                          <w:szCs w:val="28"/>
+                          <w:lang w:val="en-US"/>
+                        </w:rPr>
+                      </m:ctrlPr>
+                    </m:num>
+                    <m:den>
+                      <m:r>
+                        <m:rPr>
+                          <m:nor/>
+                          <m:sty m:val="p"/>
+                        </m:rPr>
+                        <w:rPr>
+                          <w:rFonts w:hint="default" w:ascii="Cambria Math" w:hAnsi="Cambria Math" w:cs="Times New Roman"/>
+                          <w:i w:val="0"/>
+                          <w:iCs w:val="0"/>
+                          <w:sz w:val="28"/>
+                          <w:szCs w:val="28"/>
+                          <w:lang w:val="en-US"/>
+                        </w:rPr>
+                        <m:t>6</m:t>
+                      </m:r>
+                      <m:ctrlPr>
+                        <w:rPr>
+                          <w:rFonts w:hint="default" w:ascii="Cambria Math" w:hAnsi="Cambria Math" w:cs="Times New Roman"/>
+                          <w:i/>
+                          <w:iCs w:val="0"/>
+                          <w:sz w:val="28"/>
+                          <w:szCs w:val="28"/>
+                          <w:lang w:val="en-US"/>
+                        </w:rPr>
+                      </m:ctrlPr>
+                    </m:den>
+                  </m:f>
+                  <m:r>
+                    <m:rPr>
+                      <m:nor/>
+                      <m:sty m:val="p"/>
+                    </m:rPr>
+                    <w:rPr>
+                      <w:rFonts w:hint="default" w:ascii="Cambria Math" w:hAnsi="Cambria Math" w:cs="Times New Roman"/>
+                      <w:i w:val="0"/>
+                      <w:iCs w:val="0"/>
+                      <w:sz w:val="28"/>
+                      <w:szCs w:val="28"/>
+                      <w:lang w:val="en-US"/>
+                    </w:rPr>
+                    <m:t>)</m:t>
+                  </m:r>
+                  <m:ctrlPr>
+                    <m:rPr/>
+                    <w:rPr>
+                      <w:rFonts w:hint="default" w:ascii="Cambria Math" w:hAnsi="Cambria Math" w:cs="Times New Roman"/>
+                      <w:i/>
+                      <w:iCs w:val="0"/>
+                      <w:sz w:val="28"/>
+                      <w:szCs w:val="28"/>
+                      <w:lang w:val="en-US"/>
+                    </w:rPr>
+                  </m:ctrlPr>
+                </m:e>
+                <m:sup>
+                  <m:r>
+                    <m:rPr>
+                      <m:nor/>
+                      <m:sty m:val="p"/>
+                    </m:rPr>
+                    <w:rPr>
+                      <w:rFonts w:hint="default" w:ascii="Cambria Math" w:hAnsi="Cambria Math" w:cs="Times New Roman"/>
+                      <w:i w:val="0"/>
+                      <w:iCs w:val="0"/>
+                      <w:sz w:val="28"/>
+                      <w:szCs w:val="28"/>
+                      <w:lang w:val="en-US"/>
+                    </w:rPr>
+                    <m:t>2</m:t>
+                  </m:r>
+                  <m:ctrlPr>
+                    <m:rPr/>
+                    <w:rPr>
+                      <w:rFonts w:hint="default" w:ascii="Cambria Math" w:hAnsi="Cambria Math" w:cs="Times New Roman"/>
+                      <w:i/>
+                      <w:iCs w:val="0"/>
+                      <w:sz w:val="28"/>
+                      <w:szCs w:val="28"/>
+                      <w:lang w:val="en-US"/>
+                    </w:rPr>
+                  </m:ctrlPr>
+                </m:sup>
+              </m:sSup>
+              <m:r>
+                <m:rPr>
+                  <m:nor/>
+                  <m:sty m:val="p"/>
+                </m:rPr>
+                <w:rPr>
+                  <w:rFonts w:hint="default" w:ascii="Cambria Math" w:hAnsi="Cambria Math" w:cs="Times New Roman"/>
+                  <w:i w:val="0"/>
+                  <w:iCs w:val="0"/>
+                  <w:sz w:val="28"/>
+                  <w:szCs w:val="28"/>
+                  <w:lang w:val="en-US"/>
+                </w:rPr>
+                <m:t xml:space="preserve"> +</m:t>
+              </m:r>
+              <m:sSup>
+                <m:sSupPr>
+                  <m:ctrlPr>
+                    <w:rPr>
+                      <w:rFonts w:hint="default" w:ascii="Cambria Math" w:hAnsi="Cambria Math" w:cs="Times New Roman"/>
+                      <w:i/>
+                      <w:iCs w:val="0"/>
+                      <w:sz w:val="28"/>
+                      <w:szCs w:val="28"/>
+                      <w:lang w:val="en-US"/>
+                    </w:rPr>
+                  </m:ctrlPr>
+                </m:sSupPr>
+                <m:e>
+                  <m:r>
+                    <m:rPr>
+                      <m:nor/>
+                      <m:sty m:val="p"/>
+                    </m:rPr>
+                    <w:rPr>
+                      <w:rFonts w:hint="default" w:ascii="Cambria Math" w:hAnsi="Cambria Math" w:cs="Times New Roman"/>
+                      <w:i w:val="0"/>
+                      <w:iCs w:val="0"/>
+                      <w:sz w:val="28"/>
+                      <w:szCs w:val="28"/>
+                      <w:lang w:val="en-US"/>
+                    </w:rPr>
+                    <m:t>(</m:t>
+                  </m:r>
+                  <m:f>
+                    <m:fPr>
+                      <m:ctrlPr>
+                        <w:rPr>
+                          <w:rFonts w:hint="default" w:ascii="Cambria Math" w:hAnsi="Cambria Math" w:cs="Times New Roman"/>
+                          <w:i/>
+                          <w:iCs w:val="0"/>
+                          <w:sz w:val="28"/>
+                          <w:szCs w:val="28"/>
+                          <w:lang w:val="en-US"/>
+                        </w:rPr>
+                      </m:ctrlPr>
+                    </m:fPr>
+                    <m:num>
+                      <m:sSub>
+                        <m:sSubPr>
+                          <m:ctrlPr>
+                            <w:rPr>
+                              <w:rFonts w:hint="default" w:ascii="Cambria Math" w:hAnsi="Cambria Math" w:cs="Times New Roman"/>
+                              <w:i/>
+                              <w:iCs w:val="0"/>
+                              <w:sz w:val="28"/>
+                              <w:szCs w:val="28"/>
+                              <w:lang w:val="en-US"/>
+                            </w:rPr>
+                          </m:ctrlPr>
+                        </m:sSubPr>
+                        <m:e>
+                          <m:r>
+                            <m:rPr>
+                              <m:nor/>
+                            </m:rPr>
+                            <w:rPr>
+                              <w:rFonts w:hint="default" w:ascii="Cambria Math" w:hAnsi="Cambria Math" w:cs="Times New Roman"/>
+                              <w:i/>
+                              <w:iCs w:val="0"/>
+                              <w:sz w:val="28"/>
+                              <w:szCs w:val="28"/>
+                              <w:lang w:val="en-US"/>
+                            </w:rPr>
+                            <m:t>IT</m:t>
+                          </m:r>
+                          <m:ctrlPr>
+                            <w:rPr>
+                              <w:rFonts w:hint="default" w:ascii="Cambria Math" w:hAnsi="Cambria Math" w:cs="Times New Roman"/>
+                              <w:i/>
+                              <w:iCs w:val="0"/>
+                              <w:sz w:val="28"/>
+                              <w:szCs w:val="28"/>
+                              <w:lang w:val="en-US"/>
+                            </w:rPr>
+                          </m:ctrlPr>
+                        </m:e>
+                        <m:sub>
+                          <m:r>
+                            <m:rPr>
+                              <m:nor/>
+                            </m:rPr>
+                            <w:rPr>
+                              <w:rFonts w:hint="default" w:ascii="Cambria Math" w:hAnsi="Cambria Math" w:cs="Times New Roman"/>
+                              <w:i/>
+                              <w:iCs w:val="0"/>
+                              <w:sz w:val="28"/>
+                              <w:szCs w:val="28"/>
+                              <w:lang w:val="en-US"/>
+                            </w:rPr>
+                            <m:t>d</m:t>
+                          </m:r>
+                          <m:ctrlPr>
+                            <w:rPr>
+                              <w:rFonts w:hint="default" w:ascii="Cambria Math" w:hAnsi="Cambria Math" w:cs="Times New Roman"/>
+                              <w:i/>
+                              <w:iCs w:val="0"/>
+                              <w:sz w:val="28"/>
+                              <w:szCs w:val="28"/>
+                              <w:lang w:val="en-US"/>
+                            </w:rPr>
+                          </m:ctrlPr>
+                        </m:sub>
+                      </m:sSub>
+                      <m:ctrlPr>
+                        <w:rPr>
+                          <w:rFonts w:hint="default" w:ascii="Cambria Math" w:hAnsi="Cambria Math" w:cs="Times New Roman"/>
+                          <w:i/>
+                          <w:iCs w:val="0"/>
+                          <w:sz w:val="28"/>
+                          <w:szCs w:val="28"/>
+                          <w:lang w:val="en-US"/>
+                        </w:rPr>
+                      </m:ctrlPr>
+                    </m:num>
+                    <m:den>
+                      <m:r>
+                        <m:rPr>
+                          <m:nor/>
+                          <m:sty m:val="p"/>
+                        </m:rPr>
+                        <w:rPr>
+                          <w:rFonts w:hint="default" w:ascii="Cambria Math" w:hAnsi="Cambria Math" w:cs="Times New Roman"/>
+                          <w:i w:val="0"/>
+                          <w:iCs w:val="0"/>
+                          <w:sz w:val="28"/>
+                          <w:szCs w:val="28"/>
+                          <w:lang w:val="en-US"/>
+                        </w:rPr>
+                        <m:t>6</m:t>
+                      </m:r>
+                      <m:ctrlPr>
+                        <w:rPr>
+                          <w:rFonts w:hint="default" w:ascii="Cambria Math" w:hAnsi="Cambria Math" w:cs="Times New Roman"/>
+                          <w:i/>
+                          <w:iCs w:val="0"/>
+                          <w:sz w:val="28"/>
+                          <w:szCs w:val="28"/>
+                          <w:lang w:val="en-US"/>
+                        </w:rPr>
+                      </m:ctrlPr>
+                    </m:den>
+                  </m:f>
+                  <m:r>
+                    <m:rPr>
+                      <m:nor/>
+                      <m:sty m:val="p"/>
+                    </m:rPr>
+                    <w:rPr>
+                      <w:rFonts w:hint="default" w:ascii="Cambria Math" w:hAnsi="Cambria Math" w:cs="Times New Roman"/>
+                      <w:i w:val="0"/>
+                      <w:iCs w:val="0"/>
+                      <w:sz w:val="28"/>
+                      <w:szCs w:val="28"/>
+                      <w:lang w:val="en-US"/>
+                    </w:rPr>
+                    <m:t>)</m:t>
+                  </m:r>
+                  <m:ctrlPr>
+                    <w:rPr>
+                      <w:rFonts w:hint="default" w:ascii="Cambria Math" w:hAnsi="Cambria Math" w:cs="Times New Roman"/>
+                      <w:i/>
+                      <w:iCs w:val="0"/>
+                      <w:sz w:val="28"/>
+                      <w:szCs w:val="28"/>
+                      <w:lang w:val="en-US"/>
+                    </w:rPr>
+                  </m:ctrlPr>
+                </m:e>
+                <m:sup>
+                  <m:r>
+                    <m:rPr>
+                      <m:nor/>
+                      <m:sty m:val="p"/>
+                    </m:rPr>
+                    <w:rPr>
+                      <w:rFonts w:hint="default" w:ascii="Cambria Math" w:hAnsi="Cambria Math" w:cs="Times New Roman"/>
+                      <w:i w:val="0"/>
+                      <w:iCs w:val="0"/>
+                      <w:sz w:val="28"/>
+                      <w:szCs w:val="28"/>
+                      <w:lang w:val="en-US"/>
+                    </w:rPr>
+                    <m:t>2</m:t>
+                  </m:r>
+                  <m:ctrlPr>
+                    <w:rPr>
+                      <w:rFonts w:hint="default" w:ascii="Cambria Math" w:hAnsi="Cambria Math" w:cs="Times New Roman"/>
+                      <w:i/>
+                      <w:iCs w:val="0"/>
+                      <w:sz w:val="28"/>
+                      <w:szCs w:val="28"/>
+                      <w:lang w:val="en-US"/>
+                    </w:rPr>
+                  </m:ctrlPr>
+                </m:sup>
+              </m:sSup>
+              <m:r>
+                <m:rPr>
+                  <m:nor/>
+                  <m:sty m:val="p"/>
+                </m:rPr>
+                <w:rPr>
+                  <w:rFonts w:hint="default" w:ascii="Cambria Math" w:hAnsi="Cambria Math" w:cs="Times New Roman"/>
+                  <w:i w:val="0"/>
+                  <w:iCs w:val="0"/>
+                  <w:sz w:val="28"/>
+                  <w:szCs w:val="28"/>
+                  <w:lang w:val="en-US"/>
+                </w:rPr>
+                <m:t xml:space="preserve"> </m:t>
+              </m:r>
+              <m:ctrlPr>
+                <m:rPr/>
+                <w:rPr>
+                  <w:rFonts w:hint="default" w:ascii="Cambria Math" w:hAnsi="Cambria Math" w:cs="Times New Roman"/>
+                  <w:i/>
+                  <w:iCs w:val="0"/>
+                  <w:sz w:val="28"/>
+                  <w:szCs w:val="28"/>
+                  <w:lang w:val="en-US"/>
+                </w:rPr>
+              </m:ctrlPr>
+            </m:e>
+          </m:rad>
+          <m:r>
+            <m:rPr>
+              <m:nor/>
+              <m:sty m:val="p"/>
+            </m:rPr>
+            <w:rPr>
+              <w:rFonts w:hint="default" w:ascii="Cambria Math" w:hAnsi="Cambria Math" w:cs="Times New Roman"/>
+              <w:i w:val="0"/>
+              <w:iCs w:val="0"/>
+              <w:sz w:val="28"/>
+              <w:szCs w:val="28"/>
+              <w:lang w:val="en-US"/>
+            </w:rPr>
+            <m:t xml:space="preserve"> =</m:t>
+          </m:r>
+          <m:rad>
+            <m:radPr>
+              <m:degHide m:val="1"/>
+              <m:ctrlPr>
+                <m:rPr/>
+                <w:rPr>
+                  <w:rFonts w:hint="default" w:ascii="Cambria Math" w:hAnsi="Cambria Math" w:cs="Times New Roman"/>
+                  <w:i w:val="0"/>
+                  <w:iCs/>
+                  <w:sz w:val="28"/>
+                  <w:szCs w:val="28"/>
+                  <w:lang w:val="en-US"/>
+                </w:rPr>
+              </m:ctrlPr>
+            </m:radPr>
+            <m:deg>
+              <m:ctrlPr>
+                <m:rPr/>
+                <w:rPr>
+                  <w:rFonts w:hint="default" w:ascii="Cambria Math" w:hAnsi="Cambria Math" w:cs="Times New Roman"/>
+                  <w:i w:val="0"/>
+                  <w:iCs/>
+                  <w:sz w:val="28"/>
+                  <w:szCs w:val="28"/>
+                  <w:lang w:val="en-US"/>
+                </w:rPr>
+              </m:ctrlPr>
+            </m:deg>
+            <m:e>
+              <m:f>
+                <m:fPr>
+                  <m:ctrlPr>
+                    <m:rPr/>
+                    <w:rPr>
+                      <w:rFonts w:hint="default" w:ascii="Cambria Math" w:hAnsi="Cambria Math" w:cs="Times New Roman"/>
+                      <w:i w:val="0"/>
+                      <w:iCs/>
+                      <w:sz w:val="28"/>
+                      <w:szCs w:val="28"/>
+                      <w:lang w:val="en-US"/>
+                    </w:rPr>
+                  </m:ctrlPr>
+                </m:fPr>
+                <m:num>
+                  <m:sSup>
+                    <m:sSupPr>
+                      <m:ctrlPr>
+                        <m:rPr/>
+                        <w:rPr>
+                          <w:rFonts w:hint="default" w:ascii="Cambria Math" w:hAnsi="Cambria Math" w:cs="Times New Roman"/>
+                          <w:i w:val="0"/>
+                          <w:iCs/>
+                          <w:sz w:val="28"/>
+                          <w:szCs w:val="28"/>
+                          <w:lang w:val="en-US"/>
+                        </w:rPr>
+                      </m:ctrlPr>
+                    </m:sSupPr>
+                    <m:e>
+                      <m:r>
+                        <m:rPr>
+                          <m:nor/>
+                          <m:sty m:val="p"/>
+                        </m:rPr>
+                        <w:rPr>
+                          <w:rFonts w:hint="default" w:ascii="Cambria Math" w:hAnsi="Cambria Math" w:cs="Times New Roman"/>
+                          <w:i w:val="0"/>
+                          <w:iCs/>
+                          <w:sz w:val="28"/>
+                          <w:szCs w:val="28"/>
+                          <w:lang w:val="en-US"/>
+                        </w:rPr>
+                        <m:t>22</m:t>
+                      </m:r>
+                      <m:ctrlPr>
+                        <m:rPr/>
+                        <w:rPr>
+                          <w:rFonts w:hint="default" w:ascii="Cambria Math" w:hAnsi="Cambria Math" w:cs="Times New Roman"/>
+                          <w:i w:val="0"/>
+                          <w:iCs/>
+                          <w:sz w:val="28"/>
+                          <w:szCs w:val="28"/>
+                          <w:lang w:val="en-US"/>
+                        </w:rPr>
+                      </m:ctrlPr>
+                    </m:e>
+                    <m:sup>
+                      <m:r>
+                        <m:rPr>
+                          <m:nor/>
+                          <m:sty m:val="p"/>
+                        </m:rPr>
+                        <w:rPr>
+                          <w:rFonts w:hint="default" w:ascii="Cambria Math" w:hAnsi="Cambria Math" w:cs="Times New Roman"/>
+                          <w:i w:val="0"/>
+                          <w:iCs/>
+                          <w:sz w:val="28"/>
+                          <w:szCs w:val="28"/>
+                          <w:lang w:val="en-US"/>
+                        </w:rPr>
+                        <m:t>2</m:t>
+                      </m:r>
+                      <m:ctrlPr>
+                        <m:rPr/>
+                        <w:rPr>
+                          <w:rFonts w:hint="default" w:ascii="Cambria Math" w:hAnsi="Cambria Math" w:cs="Times New Roman"/>
+                          <w:i w:val="0"/>
+                          <w:iCs/>
+                          <w:sz w:val="28"/>
+                          <w:szCs w:val="28"/>
+                          <w:lang w:val="en-US"/>
+                        </w:rPr>
+                      </m:ctrlPr>
+                    </m:sup>
+                  </m:sSup>
+                  <m:r>
+                    <m:rPr>
+                      <m:nor/>
+                      <m:sty m:val="p"/>
+                    </m:rPr>
+                    <w:rPr>
+                      <w:rFonts w:hint="default" w:ascii="Cambria Math" w:hAnsi="Cambria Math" w:cs="Times New Roman"/>
+                      <w:i w:val="0"/>
+                      <w:iCs/>
+                      <w:sz w:val="28"/>
+                      <w:szCs w:val="28"/>
+                      <w:lang w:val="en-US"/>
+                    </w:rPr>
+                    <m:t xml:space="preserve"> + </m:t>
+                  </m:r>
+                  <m:sSup>
+                    <m:sSupPr>
+                      <m:ctrlPr>
+                        <m:rPr/>
+                        <w:rPr>
+                          <w:rFonts w:hint="default" w:ascii="Cambria Math" w:hAnsi="Cambria Math" w:cs="Times New Roman"/>
+                          <w:i w:val="0"/>
+                          <w:iCs/>
+                          <w:sz w:val="28"/>
+                          <w:szCs w:val="28"/>
+                          <w:lang w:val="en-US"/>
+                        </w:rPr>
+                      </m:ctrlPr>
+                    </m:sSupPr>
+                    <m:e>
+                      <m:r>
+                        <m:rPr>
+                          <m:nor/>
+                          <m:sty m:val="p"/>
+                        </m:rPr>
+                        <w:rPr>
+                          <w:rFonts w:hint="default" w:ascii="Cambria Math" w:hAnsi="Cambria Math" w:cs="Times New Roman"/>
+                          <w:i w:val="0"/>
+                          <w:iCs/>
+                          <w:sz w:val="28"/>
+                          <w:szCs w:val="28"/>
+                          <w:lang w:val="en-US"/>
+                        </w:rPr>
+                        <m:t>22</m:t>
+                      </m:r>
+                      <m:ctrlPr>
+                        <m:rPr/>
+                        <w:rPr>
+                          <w:rFonts w:hint="default" w:ascii="Cambria Math" w:hAnsi="Cambria Math" w:cs="Times New Roman"/>
+                          <w:i w:val="0"/>
+                          <w:iCs/>
+                          <w:sz w:val="28"/>
+                          <w:szCs w:val="28"/>
+                          <w:lang w:val="en-US"/>
+                        </w:rPr>
+                      </m:ctrlPr>
+                    </m:e>
+                    <m:sup>
+                      <m:r>
+                        <m:rPr>
+                          <m:nor/>
+                          <m:sty m:val="p"/>
+                        </m:rPr>
+                        <w:rPr>
+                          <w:rFonts w:hint="default" w:ascii="Cambria Math" w:hAnsi="Cambria Math" w:cs="Times New Roman"/>
+                          <w:i w:val="0"/>
+                          <w:iCs/>
+                          <w:sz w:val="28"/>
+                          <w:szCs w:val="28"/>
+                          <w:lang w:val="en-US"/>
+                        </w:rPr>
+                        <m:t>2</m:t>
+                      </m:r>
+                      <m:ctrlPr>
+                        <m:rPr/>
+                        <w:rPr>
+                          <w:rFonts w:hint="default" w:ascii="Cambria Math" w:hAnsi="Cambria Math" w:cs="Times New Roman"/>
+                          <w:i w:val="0"/>
+                          <w:iCs/>
+                          <w:sz w:val="28"/>
+                          <w:szCs w:val="28"/>
+                          <w:lang w:val="en-US"/>
+                        </w:rPr>
+                      </m:ctrlPr>
+                    </m:sup>
+                  </m:sSup>
+                  <m:ctrlPr>
+                    <m:rPr/>
+                    <w:rPr>
+                      <w:rFonts w:hint="default" w:ascii="Cambria Math" w:hAnsi="Cambria Math" w:cs="Times New Roman"/>
+                      <w:i w:val="0"/>
+                      <w:iCs/>
+                      <w:sz w:val="28"/>
+                      <w:szCs w:val="28"/>
+                      <w:lang w:val="en-US"/>
+                    </w:rPr>
+                  </m:ctrlPr>
+                </m:num>
+                <m:den>
+                  <m:r>
+                    <m:rPr>
+                      <m:nor/>
+                      <m:sty m:val="p"/>
+                    </m:rPr>
+                    <w:rPr>
+                      <w:rFonts w:hint="default" w:ascii="Cambria Math" w:hAnsi="Cambria Math" w:cs="Times New Roman"/>
+                      <w:i w:val="0"/>
+                      <w:iCs/>
+                      <w:sz w:val="28"/>
+                      <w:szCs w:val="28"/>
+                      <w:lang w:val="en-US"/>
+                    </w:rPr>
+                    <m:t>6</m:t>
+                  </m:r>
+                  <m:ctrlPr>
+                    <m:rPr/>
+                    <w:rPr>
+                      <w:rFonts w:hint="default" w:ascii="Cambria Math" w:hAnsi="Cambria Math" w:cs="Times New Roman"/>
+                      <w:i w:val="0"/>
+                      <w:iCs/>
+                      <w:sz w:val="28"/>
+                      <w:szCs w:val="28"/>
+                      <w:lang w:val="en-US"/>
+                    </w:rPr>
+                  </m:ctrlPr>
+                </m:den>
+              </m:f>
+              <m:ctrlPr>
+                <m:rPr/>
+                <w:rPr>
+                  <w:rFonts w:hint="default" w:ascii="Cambria Math" w:hAnsi="Cambria Math" w:cs="Times New Roman"/>
+                  <w:i w:val="0"/>
+                  <w:iCs/>
+                  <w:sz w:val="28"/>
+                  <w:szCs w:val="28"/>
+                  <w:lang w:val="en-US"/>
+                </w:rPr>
+              </m:ctrlPr>
+            </m:e>
+          </m:rad>
+          <m:r>
+            <m:rPr>
+              <m:nor/>
+              <m:sty m:val="p"/>
+            </m:rPr>
+            <w:rPr>
+              <w:rFonts w:hint="default" w:ascii="Cambria Math" w:hAnsi="Cambria Math" w:cs="Times New Roman"/>
+              <w:i w:val="0"/>
+              <w:iCs/>
+              <w:sz w:val="28"/>
+              <w:szCs w:val="28"/>
+              <w:lang w:val="en-US"/>
+            </w:rPr>
+            <m:t xml:space="preserve"> = </m:t>
+          </m:r>
+          <m:f>
+            <m:fPr>
+              <m:ctrlPr>
+                <m:rPr/>
+                <w:rPr>
+                  <w:rFonts w:hint="default" w:ascii="Cambria Math" w:hAnsi="Cambria Math" w:cs="Times New Roman"/>
+                  <w:i w:val="0"/>
+                  <w:iCs/>
+                  <w:sz w:val="28"/>
+                  <w:szCs w:val="28"/>
+                  <w:lang w:val="en-US"/>
+                </w:rPr>
+              </m:ctrlPr>
+            </m:fPr>
+            <m:num>
+              <m:r>
+                <m:rPr>
+                  <m:nor/>
+                  <m:sty m:val="p"/>
+                </m:rPr>
+                <w:rPr>
+                  <w:rFonts w:hint="default" w:ascii="Cambria Math" w:hAnsi="Cambria Math" w:cs="Times New Roman"/>
+                  <w:i w:val="0"/>
+                  <w:iCs/>
+                  <w:sz w:val="28"/>
+                  <w:szCs w:val="28"/>
+                  <w:lang w:val="en-US"/>
+                </w:rPr>
+                <m:t>31,11</m:t>
+              </m:r>
+              <m:ctrlPr>
+                <m:rPr/>
+                <w:rPr>
+                  <w:rFonts w:hint="default" w:ascii="Cambria Math" w:hAnsi="Cambria Math" w:cs="Times New Roman"/>
+                  <w:i w:val="0"/>
+                  <w:iCs/>
+                  <w:sz w:val="28"/>
+                  <w:szCs w:val="28"/>
+                  <w:lang w:val="en-US"/>
+                </w:rPr>
+              </m:ctrlPr>
+            </m:num>
+            <m:den>
+              <m:r>
+                <m:rPr>
+                  <m:nor/>
+                  <m:sty m:val="p"/>
+                </m:rPr>
+                <w:rPr>
+                  <w:rFonts w:hint="default" w:ascii="Cambria Math" w:hAnsi="Cambria Math" w:cs="Times New Roman"/>
+                  <w:i w:val="0"/>
+                  <w:iCs/>
+                  <w:sz w:val="28"/>
+                  <w:szCs w:val="28"/>
+                  <w:lang w:val="en-US"/>
+                </w:rPr>
+                <m:t>6</m:t>
+              </m:r>
+              <m:ctrlPr>
+                <m:rPr/>
+                <w:rPr>
+                  <w:rFonts w:hint="default" w:ascii="Cambria Math" w:hAnsi="Cambria Math" w:cs="Times New Roman"/>
+                  <w:i w:val="0"/>
+                  <w:iCs/>
+                  <w:sz w:val="28"/>
+                  <w:szCs w:val="28"/>
+                  <w:lang w:val="en-US"/>
+                </w:rPr>
+              </m:ctrlPr>
+            </m:den>
+          </m:f>
+          <m:r>
+            <m:rPr>
+              <m:nor/>
+              <m:sty m:val="p"/>
+            </m:rPr>
+            <w:rPr>
+              <w:rFonts w:hint="default" w:ascii="Cambria Math" w:hAnsi="Cambria Math" w:cs="Times New Roman"/>
+              <w:i w:val="0"/>
+              <w:iCs/>
+              <w:sz w:val="28"/>
+              <w:szCs w:val="28"/>
+              <w:lang w:val="en-US"/>
+            </w:rPr>
+            <m:t xml:space="preserve"> = 5,19</m:t>
+          </m:r>
+          <m:r>
+            <m:rPr>
+              <m:nor/>
+              <m:sty m:val="p"/>
+            </m:rPr>
+            <w:rPr>
+              <w:rFonts w:hint="default" w:ascii="Cambria Math" w:hAnsi="Cambria Math" w:cs="Times New Roman"/>
+              <w:i w:val="0"/>
+              <w:iCs/>
+              <w:sz w:val="28"/>
+              <w:szCs w:val="28"/>
+              <w:lang w:val="ru-RU"/>
+            </w:rPr>
+            <m:t xml:space="preserve"> мкм.</m:t>
+          </m:r>
+          <m:r>
+            <m:rPr/>
+            <w:rPr>
+              <w:rFonts w:hint="default" w:ascii="Cambria Math" w:hAnsi="Cambria Math"/>
+              <w:sz w:val="28"/>
+              <w:szCs w:val="28"/>
+              <w:lang w:val="en-US"/>
+            </w:rPr>
+            <m:t xml:space="preserve"> </m:t>
+          </m:r>
+        </m:oMath>
+      </m:oMathPara>
+    </w:p>
+    <w:p>
+      <w:pPr>
+        <w:keepNext w:val="0"/>
+        <w:keepLines w:val="0"/>
+        <w:pageBreakBefore w:val="0"/>
+        <w:widowControl/>
+        <w:suppressLineNumbers w:val="0"/>
+        <w:pBdr>
+          <w:bottom w:val="none" w:color="E6E8F0" w:sz="0" w:space="0"/>
+        </w:pBdr>
+        <w:kinsoku/>
+        <w:wordWrap/>
+        <w:overflowPunct/>
+        <w:topLinePunct w:val="0"/>
+        <w:autoSpaceDE/>
+        <w:autoSpaceDN/>
+        <w:bidi w:val="0"/>
+        <w:adjustRightInd/>
+        <w:snapToGrid/>
+        <w:spacing w:beforeAutospacing="0" w:afterAutospacing="0" w:line="360" w:lineRule="auto"/>
         <w:ind w:right="0" w:firstLine="708" w:firstLineChars="0"/>
         <w:jc w:val="both"/>
         <w:textAlignment w:val="auto"/>
@@ -5664,15 +7716,974 @@
           <w:rFonts w:hint="default" w:eastAsia="Arial" w:cs="Times New Roman"/>
           <w:b w:val="0"/>
           <w:bCs w:val="0"/>
+          <w:kern w:val="0"/>
+          <w:sz w:val="28"/>
+          <w:szCs w:val="28"/>
+          <w:u w:val="none"/>
+          <w:lang w:val="ru-RU" w:eastAsia="zh-CN" w:bidi="ar"/>
+        </w:rPr>
+      </w:pPr>
+      <w:r>
+        <w:rPr>
+          <w:rStyle w:val="6"/>
+          <w:rFonts w:hint="default" w:eastAsia="Arial" w:cs="Times New Roman"/>
+          <w:b w:val="0"/>
+          <w:bCs w:val="0"/>
+          <w:kern w:val="0"/>
+          <w:sz w:val="28"/>
+          <w:szCs w:val="28"/>
+          <w:u w:val="none"/>
+          <w:lang w:val="ru-RU" w:eastAsia="zh-CN" w:bidi="ar"/>
+        </w:rPr>
+        <w:t>Расчёт предельных значений вероятных зазоров.</w:t>
+      </w:r>
+    </w:p>
+    <w:p>
+      <w:pPr>
+        <w:keepNext w:val="0"/>
+        <w:keepLines w:val="0"/>
+        <w:pageBreakBefore w:val="0"/>
+        <w:widowControl/>
+        <w:suppressLineNumbers w:val="0"/>
+        <w:pBdr>
+          <w:bottom w:val="none" w:color="E6E8F0" w:sz="0" w:space="0"/>
+        </w:pBdr>
+        <w:kinsoku/>
+        <w:wordWrap/>
+        <w:overflowPunct/>
+        <w:topLinePunct w:val="0"/>
+        <w:autoSpaceDE/>
+        <w:autoSpaceDN/>
+        <w:bidi w:val="0"/>
+        <w:adjustRightInd/>
+        <w:snapToGrid/>
+        <w:spacing w:beforeAutospacing="0" w:afterAutospacing="0" w:line="360" w:lineRule="auto"/>
+        <w:ind w:right="0" w:firstLine="708" w:firstLineChars="0"/>
+        <w:jc w:val="both"/>
+        <w:textAlignment w:val="auto"/>
+        <w:rPr>
+          <w:rStyle w:val="6"/>
+          <w:rFonts w:hint="default" w:eastAsia="Arial" w:cs="Times New Roman"/>
+          <w:b w:val="0"/>
+          <w:bCs w:val="0"/>
+          <w:kern w:val="0"/>
+          <w:sz w:val="28"/>
+          <w:szCs w:val="28"/>
+          <w:u w:val="none"/>
+          <w:lang w:val="ru-RU" w:eastAsia="zh-CN" w:bidi="ar"/>
+        </w:rPr>
+      </w:pPr>
+    </w:p>
+    <w:p>
+      <w:pPr>
+        <w:keepNext w:val="0"/>
+        <w:keepLines w:val="0"/>
+        <w:pageBreakBefore w:val="0"/>
+        <w:widowControl/>
+        <w:suppressLineNumbers w:val="0"/>
+        <w:pBdr>
+          <w:bottom w:val="none" w:color="E6E8F0" w:sz="0" w:space="0"/>
+        </w:pBdr>
+        <w:kinsoku/>
+        <w:wordWrap/>
+        <w:overflowPunct/>
+        <w:topLinePunct w:val="0"/>
+        <w:autoSpaceDE/>
+        <w:autoSpaceDN/>
+        <w:bidi w:val="0"/>
+        <w:adjustRightInd/>
+        <w:snapToGrid/>
+        <w:spacing w:beforeAutospacing="0" w:afterAutospacing="0" w:line="360" w:lineRule="auto"/>
+        <w:ind w:right="0" w:firstLine="709" w:firstLineChars="0"/>
+        <w:jc w:val="center"/>
+        <w:textAlignment w:val="auto"/>
+        <w:rPr>
+          <w:rStyle w:val="6"/>
+          <w:rFonts w:hint="default" w:ascii="Times New Roman" w:hAnsi="Times New Roman" w:eastAsia="Arial" w:cs="Times New Roman"/>
+          <w:b w:val="0"/>
+          <w:bCs w:val="0"/>
+          <w:kern w:val="0"/>
+          <w:sz w:val="28"/>
+          <w:szCs w:val="28"/>
+          <w:u w:val="none"/>
+          <w:lang w:val="ru-RU" w:eastAsia="zh-CN" w:bidi="ar"/>
+        </w:rPr>
+      </w:pPr>
+      <w:r>
+        <w:rPr>
+          <w:rStyle w:val="6"/>
+          <w:rFonts w:hint="default" w:eastAsia="Arial" w:cs="Times New Roman"/>
+          <w:b w:val="0"/>
+          <w:bCs w:val="0"/>
+          <w:i/>
+          <w:iCs/>
+          <w:kern w:val="0"/>
+          <w:sz w:val="28"/>
+          <w:szCs w:val="28"/>
+          <w:u w:val="none"/>
+          <w:lang w:val="en-US" w:eastAsia="zh-CN" w:bidi="ar"/>
+        </w:rPr>
+        <w:t>S</w:t>
+      </w:r>
+      <w:r>
+        <w:rPr>
+          <w:rStyle w:val="6"/>
+          <w:rFonts w:hint="default" w:eastAsia="Arial" w:cs="Times New Roman"/>
+          <w:b w:val="0"/>
+          <w:bCs w:val="0"/>
+          <w:i/>
+          <w:iCs/>
+          <w:kern w:val="0"/>
+          <w:sz w:val="28"/>
+          <w:szCs w:val="28"/>
+          <w:u w:val="none"/>
+          <w:vertAlign w:val="subscript"/>
+          <w:lang w:val="en-US" w:eastAsia="zh-CN" w:bidi="ar"/>
+        </w:rPr>
+        <w:t>max.</w:t>
+      </w:r>
+      <w:r>
+        <w:rPr>
+          <w:rStyle w:val="6"/>
+          <w:rFonts w:hint="default" w:eastAsia="Arial" w:cs="Times New Roman"/>
+          <w:b w:val="0"/>
+          <w:bCs w:val="0"/>
+          <w:i/>
+          <w:iCs/>
+          <w:kern w:val="0"/>
+          <w:sz w:val="28"/>
+          <w:szCs w:val="28"/>
+          <w:u w:val="none"/>
+          <w:vertAlign w:val="subscript"/>
+          <w:lang w:val="ru-RU" w:eastAsia="zh-CN" w:bidi="ar"/>
+        </w:rPr>
+        <w:t>вер.</w:t>
+      </w:r>
+      <w:r>
+        <w:rPr>
+          <w:rStyle w:val="6"/>
+          <w:rFonts w:hint="default" w:eastAsia="Arial" w:cs="Times New Roman"/>
+          <w:b w:val="0"/>
+          <w:bCs w:val="0"/>
+          <w:i/>
+          <w:iCs/>
+          <w:kern w:val="0"/>
+          <w:sz w:val="28"/>
+          <w:szCs w:val="28"/>
+          <w:u w:val="none"/>
+          <w:lang w:val="ru-RU" w:eastAsia="zh-CN" w:bidi="ar"/>
+        </w:rPr>
+        <w:t xml:space="preserve"> =</w:t>
+      </w:r>
+      <w:r>
+        <w:rPr>
+          <w:rStyle w:val="6"/>
+          <w:rFonts w:hint="default" w:eastAsia="Arial" w:cs="Times New Roman"/>
+          <w:b w:val="0"/>
+          <w:bCs w:val="0"/>
+          <w:i/>
+          <w:iCs/>
+          <w:kern w:val="0"/>
+          <w:sz w:val="28"/>
+          <w:szCs w:val="28"/>
+          <w:u w:val="none"/>
+          <w:lang w:val="en-US" w:eastAsia="zh-CN" w:bidi="ar"/>
+        </w:rPr>
+        <w:t xml:space="preserve"> S</w:t>
+      </w:r>
+      <w:r>
+        <w:rPr>
+          <w:rStyle w:val="6"/>
+          <w:rFonts w:hint="default" w:eastAsia="Arial" w:cs="Times New Roman"/>
+          <w:b w:val="0"/>
+          <w:bCs w:val="0"/>
+          <w:i/>
+          <w:iCs/>
+          <w:kern w:val="0"/>
+          <w:sz w:val="28"/>
+          <w:szCs w:val="28"/>
+          <w:u w:val="none"/>
+          <w:vertAlign w:val="subscript"/>
+          <w:lang w:val="ru-RU" w:eastAsia="zh-CN" w:bidi="ar"/>
+        </w:rPr>
+        <w:t>ср</w:t>
+      </w:r>
+      <w:r>
+        <w:rPr>
+          <w:rStyle w:val="6"/>
+          <w:rFonts w:hint="default" w:eastAsia="Arial" w:cs="Times New Roman"/>
+          <w:b w:val="0"/>
+          <w:bCs w:val="0"/>
+          <w:i/>
+          <w:iCs/>
+          <w:kern w:val="0"/>
+          <w:sz w:val="28"/>
+          <w:szCs w:val="28"/>
+          <w:u w:val="none"/>
+          <w:lang w:val="ru-RU" w:eastAsia="zh-CN" w:bidi="ar"/>
+        </w:rPr>
+        <w:t xml:space="preserve"> + 3</w:t>
+      </w:r>
+      <w:r>
+        <w:rPr>
+          <w:rStyle w:val="6"/>
+          <w:rFonts w:hint="default" w:eastAsia="Arial"/>
+          <w:b w:val="0"/>
+          <w:bCs w:val="0"/>
+          <w:i/>
+          <w:iCs/>
+          <w:kern w:val="0"/>
+          <w:sz w:val="28"/>
+          <w:szCs w:val="28"/>
+          <w:u w:val="none"/>
+          <w:lang w:val="ru-RU" w:eastAsia="zh-CN"/>
+        </w:rPr>
+        <w:t>σ</w:t>
+      </w:r>
+      <w:r>
+        <w:rPr>
+          <w:rStyle w:val="6"/>
+          <w:rFonts w:hint="default" w:eastAsia="Arial"/>
+          <w:b w:val="0"/>
+          <w:bCs w:val="0"/>
+          <w:i/>
+          <w:iCs/>
+          <w:kern w:val="0"/>
+          <w:sz w:val="28"/>
+          <w:szCs w:val="28"/>
+          <w:u w:val="none"/>
+          <w:vertAlign w:val="subscript"/>
+          <w:lang w:val="en-US" w:eastAsia="zh-CN"/>
+        </w:rPr>
+        <w:t>S</w:t>
+      </w:r>
+      <w:r>
+        <w:rPr>
+          <w:rStyle w:val="6"/>
+          <w:rFonts w:hint="default" w:eastAsia="Arial"/>
+          <w:b w:val="0"/>
+          <w:bCs w:val="0"/>
+          <w:kern w:val="0"/>
+          <w:sz w:val="28"/>
+          <w:szCs w:val="28"/>
+          <w:u w:val="none"/>
+          <w:lang w:val="en-US" w:eastAsia="zh-CN"/>
+        </w:rPr>
+        <w:t xml:space="preserve"> = 47 + 3 </w:t>
+      </w:r>
+      <w:r>
+        <w:rPr>
+          <w:rStyle w:val="6"/>
+          <w:rFonts w:hint="default" w:ascii="Times New Roman" w:hAnsi="Times New Roman" w:eastAsia="Arial" w:cs="Times New Roman"/>
+          <w:b w:val="0"/>
+          <w:bCs w:val="0"/>
+          <w:kern w:val="0"/>
+          <w:sz w:val="28"/>
+          <w:szCs w:val="28"/>
+          <w:u w:val="none"/>
+          <w:lang w:val="en-US" w:eastAsia="zh-CN"/>
+        </w:rPr>
+        <w:t>·</w:t>
+      </w:r>
+      <w:r>
+        <w:rPr>
+          <w:rStyle w:val="6"/>
+          <w:rFonts w:hint="default" w:eastAsia="Arial" w:cs="Times New Roman"/>
+          <w:b w:val="0"/>
+          <w:bCs w:val="0"/>
+          <w:kern w:val="0"/>
+          <w:sz w:val="28"/>
+          <w:szCs w:val="28"/>
+          <w:u w:val="none"/>
+          <w:lang w:val="en-US" w:eastAsia="zh-CN"/>
+        </w:rPr>
+        <w:t xml:space="preserve"> 5,19 = </w:t>
+      </w:r>
+      <w:r>
+        <w:rPr>
+          <w:rStyle w:val="6"/>
+          <w:rFonts w:hint="default" w:eastAsia="Arial" w:cs="Times New Roman"/>
+          <w:b w:val="0"/>
+          <w:bCs w:val="0"/>
+          <w:kern w:val="0"/>
+          <w:sz w:val="28"/>
+          <w:szCs w:val="28"/>
+          <w:u w:val="none"/>
+          <w:lang w:val="ru-RU" w:eastAsia="zh-CN"/>
+        </w:rPr>
+        <w:t xml:space="preserve"> 62,53 мкм </w:t>
+      </w:r>
+      <w:r>
+        <w:rPr>
+          <w:rStyle w:val="6"/>
+          <w:rFonts w:hint="default" w:ascii="Times New Roman" w:hAnsi="Times New Roman" w:eastAsia="Arial" w:cs="Times New Roman"/>
+          <w:b w:val="0"/>
+          <w:bCs w:val="0"/>
+          <w:kern w:val="0"/>
+          <w:sz w:val="28"/>
+          <w:szCs w:val="28"/>
+          <w:u w:val="none"/>
+          <w:lang w:val="ru-RU" w:eastAsia="zh-CN"/>
+        </w:rPr>
+        <w:t xml:space="preserve">≈ </w:t>
+      </w:r>
+      <w:r>
+        <w:rPr>
+          <w:rStyle w:val="6"/>
+          <w:rFonts w:hint="default" w:ascii="Times New Roman" w:hAnsi="Times New Roman" w:eastAsia="Arial" w:cs="Times New Roman"/>
+          <w:b w:val="0"/>
+          <w:bCs w:val="0"/>
+          <w:kern w:val="0"/>
+          <w:sz w:val="28"/>
+          <w:szCs w:val="28"/>
+          <w:u w:val="none"/>
+          <w:lang w:val="en-US" w:eastAsia="zh-CN"/>
+        </w:rPr>
+        <w:t xml:space="preserve">0,063 </w:t>
+      </w:r>
+      <w:r>
+        <w:rPr>
+          <w:rStyle w:val="6"/>
+          <w:rFonts w:hint="default" w:ascii="Times New Roman" w:hAnsi="Times New Roman" w:eastAsia="Arial" w:cs="Times New Roman"/>
+          <w:b w:val="0"/>
+          <w:bCs w:val="0"/>
+          <w:kern w:val="0"/>
+          <w:sz w:val="28"/>
+          <w:szCs w:val="28"/>
+          <w:u w:val="none"/>
+          <w:lang w:val="ru-RU" w:eastAsia="zh-CN"/>
+        </w:rPr>
+        <w:t>мм;</w:t>
+      </w:r>
+    </w:p>
+    <w:p>
+      <w:pPr>
+        <w:keepNext w:val="0"/>
+        <w:keepLines w:val="0"/>
+        <w:pageBreakBefore w:val="0"/>
+        <w:widowControl/>
+        <w:suppressLineNumbers w:val="0"/>
+        <w:pBdr>
+          <w:bottom w:val="none" w:color="E6E8F0" w:sz="0" w:space="0"/>
+        </w:pBdr>
+        <w:kinsoku/>
+        <w:wordWrap/>
+        <w:overflowPunct/>
+        <w:topLinePunct w:val="0"/>
+        <w:autoSpaceDE/>
+        <w:autoSpaceDN/>
+        <w:bidi w:val="0"/>
+        <w:adjustRightInd/>
+        <w:snapToGrid/>
+        <w:spacing w:beforeAutospacing="0" w:afterAutospacing="0" w:line="360" w:lineRule="auto"/>
+        <w:ind w:right="0" w:firstLine="709" w:firstLineChars="0"/>
+        <w:jc w:val="center"/>
+        <w:textAlignment w:val="auto"/>
+        <w:rPr>
+          <w:rStyle w:val="6"/>
+          <w:rFonts w:hint="default" w:ascii="Times New Roman" w:hAnsi="Times New Roman" w:eastAsia="Arial" w:cs="Times New Roman"/>
+          <w:b w:val="0"/>
+          <w:bCs w:val="0"/>
+          <w:kern w:val="0"/>
+          <w:sz w:val="28"/>
+          <w:szCs w:val="28"/>
+          <w:u w:val="none"/>
+          <w:lang w:val="ru-RU" w:eastAsia="zh-CN"/>
+        </w:rPr>
+      </w:pPr>
+      <w:r>
+        <w:rPr>
+          <w:rStyle w:val="6"/>
+          <w:rFonts w:hint="default" w:eastAsia="Arial" w:cs="Times New Roman"/>
+          <w:b w:val="0"/>
+          <w:bCs w:val="0"/>
+          <w:i/>
+          <w:iCs/>
+          <w:kern w:val="0"/>
+          <w:sz w:val="28"/>
+          <w:szCs w:val="28"/>
+          <w:u w:val="none"/>
+          <w:lang w:val="en-US" w:eastAsia="zh-CN" w:bidi="ar"/>
+        </w:rPr>
+        <w:t>S</w:t>
+      </w:r>
+      <w:r>
+        <w:rPr>
+          <w:rStyle w:val="6"/>
+          <w:rFonts w:hint="default" w:eastAsia="Arial" w:cs="Times New Roman"/>
+          <w:b w:val="0"/>
+          <w:bCs w:val="0"/>
+          <w:i/>
+          <w:iCs/>
+          <w:kern w:val="0"/>
+          <w:sz w:val="28"/>
+          <w:szCs w:val="28"/>
+          <w:u w:val="none"/>
+          <w:vertAlign w:val="subscript"/>
+          <w:lang w:val="en-US" w:eastAsia="zh-CN" w:bidi="ar"/>
+        </w:rPr>
+        <w:t>min.</w:t>
+      </w:r>
+      <w:r>
+        <w:rPr>
+          <w:rStyle w:val="6"/>
+          <w:rFonts w:hint="default" w:eastAsia="Arial" w:cs="Times New Roman"/>
+          <w:b w:val="0"/>
+          <w:bCs w:val="0"/>
+          <w:i/>
+          <w:iCs/>
+          <w:kern w:val="0"/>
+          <w:sz w:val="28"/>
+          <w:szCs w:val="28"/>
+          <w:u w:val="none"/>
+          <w:vertAlign w:val="subscript"/>
+          <w:lang w:val="ru-RU" w:eastAsia="zh-CN" w:bidi="ar"/>
+        </w:rPr>
+        <w:t>вер.</w:t>
+      </w:r>
+      <w:r>
+        <w:rPr>
+          <w:rStyle w:val="6"/>
+          <w:rFonts w:hint="default" w:eastAsia="Arial" w:cs="Times New Roman"/>
+          <w:b w:val="0"/>
+          <w:bCs w:val="0"/>
+          <w:i/>
+          <w:iCs/>
+          <w:kern w:val="0"/>
+          <w:sz w:val="28"/>
+          <w:szCs w:val="28"/>
+          <w:u w:val="none"/>
+          <w:lang w:val="ru-RU" w:eastAsia="zh-CN" w:bidi="ar"/>
+        </w:rPr>
+        <w:t xml:space="preserve"> =</w:t>
+      </w:r>
+      <w:r>
+        <w:rPr>
+          <w:rStyle w:val="6"/>
+          <w:rFonts w:hint="default" w:eastAsia="Arial" w:cs="Times New Roman"/>
+          <w:b w:val="0"/>
+          <w:bCs w:val="0"/>
+          <w:i/>
+          <w:iCs/>
+          <w:kern w:val="0"/>
+          <w:sz w:val="28"/>
+          <w:szCs w:val="28"/>
+          <w:u w:val="none"/>
+          <w:lang w:val="en-US" w:eastAsia="zh-CN" w:bidi="ar"/>
+        </w:rPr>
+        <w:t xml:space="preserve"> S</w:t>
+      </w:r>
+      <w:r>
+        <w:rPr>
+          <w:rStyle w:val="6"/>
+          <w:rFonts w:hint="default" w:eastAsia="Arial" w:cs="Times New Roman"/>
+          <w:b w:val="0"/>
+          <w:bCs w:val="0"/>
+          <w:i/>
+          <w:iCs/>
+          <w:kern w:val="0"/>
+          <w:sz w:val="28"/>
+          <w:szCs w:val="28"/>
+          <w:u w:val="none"/>
+          <w:vertAlign w:val="subscript"/>
+          <w:lang w:val="ru-RU" w:eastAsia="zh-CN" w:bidi="ar"/>
+        </w:rPr>
+        <w:t>ср</w:t>
+      </w:r>
+      <w:r>
+        <w:rPr>
+          <w:rStyle w:val="6"/>
+          <w:rFonts w:hint="default" w:eastAsia="Arial" w:cs="Times New Roman"/>
+          <w:b w:val="0"/>
+          <w:bCs w:val="0"/>
+          <w:i/>
+          <w:iCs/>
+          <w:kern w:val="0"/>
+          <w:sz w:val="28"/>
+          <w:szCs w:val="28"/>
+          <w:u w:val="none"/>
+          <w:lang w:val="ru-RU" w:eastAsia="zh-CN" w:bidi="ar"/>
+        </w:rPr>
+        <w:t xml:space="preserve"> </w:t>
+      </w:r>
+      <w:r>
+        <w:rPr>
+          <w:rStyle w:val="6"/>
+          <w:rFonts w:hint="default" w:eastAsia="Arial" w:cs="Times New Roman"/>
+          <w:b w:val="0"/>
+          <w:bCs w:val="0"/>
+          <w:i/>
+          <w:iCs/>
+          <w:kern w:val="0"/>
+          <w:sz w:val="28"/>
+          <w:szCs w:val="28"/>
+          <w:u w:val="none"/>
+          <w:lang w:val="en-US" w:eastAsia="zh-CN" w:bidi="ar"/>
+        </w:rPr>
+        <w:t>-</w:t>
+      </w:r>
+      <w:r>
+        <w:rPr>
+          <w:rStyle w:val="6"/>
+          <w:rFonts w:hint="default" w:eastAsia="Arial" w:cs="Times New Roman"/>
+          <w:b w:val="0"/>
+          <w:bCs w:val="0"/>
+          <w:i/>
+          <w:iCs/>
+          <w:kern w:val="0"/>
+          <w:sz w:val="28"/>
+          <w:szCs w:val="28"/>
+          <w:u w:val="none"/>
+          <w:lang w:val="ru-RU" w:eastAsia="zh-CN" w:bidi="ar"/>
+        </w:rPr>
+        <w:t xml:space="preserve"> 3</w:t>
+      </w:r>
+      <w:r>
+        <w:rPr>
+          <w:rStyle w:val="6"/>
+          <w:rFonts w:hint="default" w:eastAsia="Arial"/>
+          <w:b w:val="0"/>
+          <w:bCs w:val="0"/>
+          <w:i/>
+          <w:iCs/>
+          <w:kern w:val="0"/>
+          <w:sz w:val="28"/>
+          <w:szCs w:val="28"/>
+          <w:u w:val="none"/>
+          <w:lang w:val="ru-RU" w:eastAsia="zh-CN"/>
+        </w:rPr>
+        <w:t>σ</w:t>
+      </w:r>
+      <w:r>
+        <w:rPr>
+          <w:rStyle w:val="6"/>
+          <w:rFonts w:hint="default" w:eastAsia="Arial"/>
+          <w:b w:val="0"/>
+          <w:bCs w:val="0"/>
+          <w:i/>
+          <w:iCs/>
+          <w:kern w:val="0"/>
+          <w:sz w:val="28"/>
+          <w:szCs w:val="28"/>
+          <w:u w:val="none"/>
+          <w:vertAlign w:val="subscript"/>
+          <w:lang w:val="en-US" w:eastAsia="zh-CN"/>
+        </w:rPr>
+        <w:t>S</w:t>
+      </w:r>
+      <w:r>
+        <w:rPr>
+          <w:rStyle w:val="6"/>
+          <w:rFonts w:hint="default" w:eastAsia="Arial"/>
+          <w:b w:val="0"/>
+          <w:bCs w:val="0"/>
+          <w:kern w:val="0"/>
+          <w:sz w:val="28"/>
+          <w:szCs w:val="28"/>
+          <w:u w:val="none"/>
+          <w:lang w:val="en-US" w:eastAsia="zh-CN"/>
+        </w:rPr>
+        <w:t xml:space="preserve"> = 47 - 3 </w:t>
+      </w:r>
+      <w:r>
+        <w:rPr>
+          <w:rStyle w:val="6"/>
+          <w:rFonts w:hint="default" w:ascii="Times New Roman" w:hAnsi="Times New Roman" w:eastAsia="Arial" w:cs="Times New Roman"/>
+          <w:b w:val="0"/>
+          <w:bCs w:val="0"/>
+          <w:kern w:val="0"/>
+          <w:sz w:val="28"/>
+          <w:szCs w:val="28"/>
+          <w:u w:val="none"/>
+          <w:lang w:val="en-US" w:eastAsia="zh-CN"/>
+        </w:rPr>
+        <w:t>·</w:t>
+      </w:r>
+      <w:r>
+        <w:rPr>
+          <w:rStyle w:val="6"/>
+          <w:rFonts w:hint="default" w:eastAsia="Arial" w:cs="Times New Roman"/>
+          <w:b w:val="0"/>
+          <w:bCs w:val="0"/>
+          <w:kern w:val="0"/>
+          <w:sz w:val="28"/>
+          <w:szCs w:val="28"/>
+          <w:u w:val="none"/>
+          <w:lang w:val="en-US" w:eastAsia="zh-CN"/>
+        </w:rPr>
+        <w:t xml:space="preserve"> 5,19 = 31</w:t>
+      </w:r>
+      <w:r>
+        <w:rPr>
+          <w:rStyle w:val="6"/>
+          <w:rFonts w:hint="default" w:eastAsia="Arial" w:cs="Times New Roman"/>
+          <w:b w:val="0"/>
+          <w:bCs w:val="0"/>
+          <w:kern w:val="0"/>
+          <w:sz w:val="28"/>
+          <w:szCs w:val="28"/>
+          <w:u w:val="none"/>
+          <w:lang w:val="ru-RU" w:eastAsia="zh-CN"/>
+        </w:rPr>
+        <w:t>,</w:t>
+      </w:r>
+      <w:r>
+        <w:rPr>
+          <w:rStyle w:val="6"/>
+          <w:rFonts w:hint="default" w:eastAsia="Arial" w:cs="Times New Roman"/>
+          <w:b w:val="0"/>
+          <w:bCs w:val="0"/>
+          <w:kern w:val="0"/>
+          <w:sz w:val="28"/>
+          <w:szCs w:val="28"/>
+          <w:u w:val="none"/>
+          <w:lang w:val="en-US" w:eastAsia="zh-CN"/>
+        </w:rPr>
+        <w:t>4</w:t>
+      </w:r>
+      <w:r>
+        <w:rPr>
+          <w:rStyle w:val="6"/>
+          <w:rFonts w:hint="default" w:eastAsia="Arial" w:cs="Times New Roman"/>
+          <w:b w:val="0"/>
+          <w:bCs w:val="0"/>
+          <w:kern w:val="0"/>
+          <w:sz w:val="28"/>
+          <w:szCs w:val="28"/>
+          <w:u w:val="none"/>
+          <w:lang w:val="ru-RU" w:eastAsia="zh-CN"/>
+        </w:rPr>
+        <w:t xml:space="preserve">3 мкм </w:t>
+      </w:r>
+      <w:r>
+        <w:rPr>
+          <w:rStyle w:val="6"/>
+          <w:rFonts w:hint="default" w:ascii="Times New Roman" w:hAnsi="Times New Roman" w:eastAsia="Arial" w:cs="Times New Roman"/>
+          <w:b w:val="0"/>
+          <w:bCs w:val="0"/>
+          <w:kern w:val="0"/>
+          <w:sz w:val="28"/>
+          <w:szCs w:val="28"/>
+          <w:u w:val="none"/>
+          <w:lang w:val="ru-RU" w:eastAsia="zh-CN"/>
+        </w:rPr>
+        <w:t xml:space="preserve">≈ </w:t>
+      </w:r>
+      <w:r>
+        <w:rPr>
+          <w:rStyle w:val="6"/>
+          <w:rFonts w:hint="default" w:ascii="Times New Roman" w:hAnsi="Times New Roman" w:eastAsia="Arial" w:cs="Times New Roman"/>
+          <w:b w:val="0"/>
+          <w:bCs w:val="0"/>
+          <w:kern w:val="0"/>
+          <w:sz w:val="28"/>
+          <w:szCs w:val="28"/>
+          <w:u w:val="none"/>
+          <w:lang w:val="en-US" w:eastAsia="zh-CN"/>
+        </w:rPr>
+        <w:t>0,0</w:t>
+      </w:r>
+      <w:r>
+        <w:rPr>
+          <w:rStyle w:val="6"/>
+          <w:rFonts w:hint="default" w:eastAsia="Arial" w:cs="Times New Roman"/>
+          <w:b w:val="0"/>
+          <w:bCs w:val="0"/>
+          <w:kern w:val="0"/>
+          <w:sz w:val="28"/>
+          <w:szCs w:val="28"/>
+          <w:u w:val="none"/>
+          <w:lang w:val="en-US" w:eastAsia="zh-CN"/>
+        </w:rPr>
+        <w:t>31</w:t>
+      </w:r>
+      <w:r>
+        <w:rPr>
+          <w:rStyle w:val="6"/>
+          <w:rFonts w:hint="default" w:ascii="Times New Roman" w:hAnsi="Times New Roman" w:eastAsia="Arial" w:cs="Times New Roman"/>
+          <w:b w:val="0"/>
+          <w:bCs w:val="0"/>
+          <w:kern w:val="0"/>
+          <w:sz w:val="28"/>
+          <w:szCs w:val="28"/>
+          <w:u w:val="none"/>
+          <w:lang w:val="en-US" w:eastAsia="zh-CN"/>
+        </w:rPr>
+        <w:t xml:space="preserve"> </w:t>
+      </w:r>
+      <w:r>
+        <w:rPr>
+          <w:rStyle w:val="6"/>
+          <w:rFonts w:hint="default" w:ascii="Times New Roman" w:hAnsi="Times New Roman" w:eastAsia="Arial" w:cs="Times New Roman"/>
+          <w:b w:val="0"/>
+          <w:bCs w:val="0"/>
+          <w:kern w:val="0"/>
+          <w:sz w:val="28"/>
+          <w:szCs w:val="28"/>
+          <w:u w:val="none"/>
+          <w:lang w:val="ru-RU" w:eastAsia="zh-CN"/>
+        </w:rPr>
+        <w:t>мм;</w:t>
+      </w:r>
+    </w:p>
+    <w:p>
+      <w:pPr>
+        <w:keepNext w:val="0"/>
+        <w:keepLines w:val="0"/>
+        <w:pageBreakBefore w:val="0"/>
+        <w:widowControl/>
+        <w:suppressLineNumbers w:val="0"/>
+        <w:pBdr>
+          <w:bottom w:val="none" w:color="E6E8F0" w:sz="0" w:space="0"/>
+        </w:pBdr>
+        <w:kinsoku/>
+        <w:wordWrap/>
+        <w:overflowPunct/>
+        <w:topLinePunct w:val="0"/>
+        <w:autoSpaceDE/>
+        <w:autoSpaceDN/>
+        <w:bidi w:val="0"/>
+        <w:adjustRightInd/>
+        <w:snapToGrid/>
+        <w:spacing w:beforeAutospacing="0" w:afterAutospacing="0" w:line="360" w:lineRule="auto"/>
+        <w:ind w:right="0" w:firstLine="709" w:firstLineChars="0"/>
+        <w:jc w:val="center"/>
+        <w:textAlignment w:val="auto"/>
+        <w:rPr>
+          <w:rStyle w:val="6"/>
+          <w:rFonts w:hint="default" w:ascii="Times New Roman" w:hAnsi="Times New Roman" w:eastAsia="Arial" w:cs="Times New Roman"/>
+          <w:b w:val="0"/>
+          <w:bCs w:val="0"/>
+          <w:kern w:val="0"/>
+          <w:sz w:val="28"/>
+          <w:szCs w:val="28"/>
+          <w:u w:val="none"/>
+          <w:lang w:val="en-US" w:eastAsia="zh-CN"/>
+        </w:rPr>
+      </w:pPr>
+    </w:p>
+    <w:p>
+      <w:pPr>
+        <w:keepNext w:val="0"/>
+        <w:keepLines w:val="0"/>
+        <w:pageBreakBefore w:val="0"/>
+        <w:widowControl/>
+        <w:suppressLineNumbers w:val="0"/>
+        <w:pBdr>
+          <w:bottom w:val="none" w:color="E6E8F0" w:sz="0" w:space="0"/>
+        </w:pBdr>
+        <w:kinsoku/>
+        <w:wordWrap/>
+        <w:overflowPunct/>
+        <w:topLinePunct w:val="0"/>
+        <w:autoSpaceDE/>
+        <w:autoSpaceDN/>
+        <w:bidi w:val="0"/>
+        <w:adjustRightInd/>
+        <w:snapToGrid/>
+        <w:spacing w:beforeAutospacing="0" w:afterAutospacing="0" w:line="360" w:lineRule="auto"/>
+        <w:ind w:left="0" w:right="0" w:firstLine="708" w:firstLineChars="0"/>
+        <w:jc w:val="both"/>
+        <w:textAlignment w:val="auto"/>
+        <w:rPr>
+          <w:rStyle w:val="6"/>
+          <w:rFonts w:hint="default" w:eastAsia="Arial" w:cs="Times New Roman"/>
+          <w:b w:val="0"/>
+          <w:bCs w:val="0"/>
+          <w:kern w:val="0"/>
+          <w:sz w:val="28"/>
+          <w:szCs w:val="28"/>
+          <w:u w:val="none"/>
+          <w:lang w:val="ru-RU" w:eastAsia="zh-CN" w:bidi="ar"/>
+        </w:rPr>
+      </w:pPr>
+      <w:r>
+        <w:rPr>
+          <w:rStyle w:val="6"/>
+          <w:rFonts w:hint="default" w:eastAsia="Arial" w:cs="Times New Roman"/>
+          <w:b w:val="0"/>
+          <w:bCs w:val="0"/>
+          <w:kern w:val="0"/>
+          <w:sz w:val="28"/>
+          <w:szCs w:val="28"/>
+          <w:u w:val="none"/>
+          <w:lang w:val="ru-RU" w:eastAsia="zh-CN" w:bidi="ar"/>
+        </w:rPr>
+        <w:t>Схема распределения вероятных зазоров приведена на рис. 1.2</w:t>
+      </w:r>
+    </w:p>
+    <w:p>
+      <w:pPr>
+        <w:keepNext w:val="0"/>
+        <w:keepLines w:val="0"/>
+        <w:pageBreakBefore w:val="0"/>
+        <w:widowControl/>
+        <w:suppressLineNumbers w:val="0"/>
+        <w:pBdr>
+          <w:bottom w:val="none" w:color="E6E8F0" w:sz="0" w:space="0"/>
+        </w:pBdr>
+        <w:kinsoku/>
+        <w:wordWrap/>
+        <w:overflowPunct/>
+        <w:topLinePunct w:val="0"/>
+        <w:autoSpaceDE/>
+        <w:autoSpaceDN/>
+        <w:bidi w:val="0"/>
+        <w:adjustRightInd/>
+        <w:snapToGrid/>
+        <w:spacing w:beforeAutospacing="0" w:afterAutospacing="0" w:line="360" w:lineRule="auto"/>
+        <w:ind w:left="0" w:right="0" w:firstLine="708" w:firstLineChars="0"/>
+        <w:jc w:val="center"/>
+        <w:textAlignment w:val="auto"/>
+        <w:rPr>
+          <w:rStyle w:val="6"/>
+          <w:rFonts w:hint="default" w:eastAsia="Arial" w:cs="Times New Roman"/>
+          <w:b w:val="0"/>
+          <w:bCs w:val="0"/>
+          <w:kern w:val="0"/>
+          <w:sz w:val="28"/>
+          <w:szCs w:val="28"/>
+          <w:u w:val="none"/>
+          <w:lang w:val="ru-RU" w:eastAsia="zh-CN" w:bidi="ar"/>
+        </w:rPr>
+      </w:pPr>
+      <w:r>
+        <w:rPr>
+          <w:rStyle w:val="6"/>
+          <w:rFonts w:hint="default" w:eastAsia="Arial" w:cs="Times New Roman"/>
+          <w:b w:val="0"/>
+          <w:bCs w:val="0"/>
+          <w:kern w:val="0"/>
+          <w:sz w:val="28"/>
+          <w:szCs w:val="28"/>
+          <w:u w:val="none"/>
+          <w:lang w:val="ru-RU" w:eastAsia="zh-CN" w:bidi="ar"/>
+        </w:rPr>
+        <w:drawing>
+          <wp:inline distT="0" distB="0" distL="114300" distR="114300">
+            <wp:extent cx="3171190" cy="3483610"/>
+            <wp:effectExtent l="0" t="0" r="10160" b="2540"/>
+            <wp:docPr id="7" name="Изображение 7" descr="Фрагмент"/>
+            <wp:cNvGraphicFramePr>
+              <a:graphicFrameLocks xmlns:a="http://schemas.openxmlformats.org/drawingml/2006/main" noChangeAspect="1"/>
+            </wp:cNvGraphicFramePr>
+            <a:graphic xmlns:a="http://schemas.openxmlformats.org/drawingml/2006/main">
+              <a:graphicData uri="http://schemas.openxmlformats.org/drawingml/2006/picture">
+                <pic:pic xmlns:pic="http://schemas.openxmlformats.org/drawingml/2006/picture">
+                  <pic:nvPicPr>
+                    <pic:cNvPr id="7" name="Изображение 7" descr="Фрагмент"/>
+                    <pic:cNvPicPr>
+                      <a:picLocks noChangeAspect="1"/>
+                    </pic:cNvPicPr>
+                  </pic:nvPicPr>
+                  <pic:blipFill>
+                    <a:blip r:embed="rId6"/>
+                    <a:stretch>
+                      <a:fillRect/>
+                    </a:stretch>
+                  </pic:blipFill>
+                  <pic:spPr>
+                    <a:xfrm>
+                      <a:off x="0" y="0"/>
+                      <a:ext cx="3171190" cy="3483610"/>
+                    </a:xfrm>
+                    <a:prstGeom prst="rect">
+                      <a:avLst/>
+                    </a:prstGeom>
+                  </pic:spPr>
+                </pic:pic>
+              </a:graphicData>
+            </a:graphic>
+          </wp:inline>
+        </w:drawing>
+      </w:r>
+    </w:p>
+    <w:p>
+      <w:pPr>
+        <w:keepNext w:val="0"/>
+        <w:keepLines w:val="0"/>
+        <w:widowControl/>
+        <w:suppressLineNumbers w:val="0"/>
+        <w:pBdr>
+          <w:bottom w:val="none" w:color="E6E8F0" w:sz="0" w:space="0"/>
+        </w:pBdr>
+        <w:spacing w:before="180" w:beforeAutospacing="0" w:after="240" w:afterAutospacing="0" w:line="360" w:lineRule="auto"/>
+        <w:ind w:left="0" w:right="0"/>
+        <w:jc w:val="center"/>
+        <w:rPr>
+          <w:rStyle w:val="6"/>
+          <w:rFonts w:hint="default" w:eastAsia="Arial" w:cs="Times New Roman"/>
+          <w:b w:val="0"/>
+          <w:bCs w:val="0"/>
+          <w:kern w:val="0"/>
+          <w:sz w:val="28"/>
+          <w:szCs w:val="28"/>
+          <w:u w:val="none"/>
+          <w:lang w:val="ru-RU" w:eastAsia="zh-CN" w:bidi="ar"/>
+        </w:rPr>
+      </w:pPr>
+      <w:r>
+        <w:rPr>
+          <w:rStyle w:val="6"/>
+          <w:rFonts w:hint="default" w:eastAsia="Arial" w:cs="Times New Roman"/>
+          <w:b w:val="0"/>
+          <w:bCs w:val="0"/>
+          <w:kern w:val="0"/>
+          <w:sz w:val="28"/>
+          <w:szCs w:val="28"/>
+          <w:u w:val="none"/>
+          <w:lang w:val="ru-RU" w:eastAsia="zh-CN" w:bidi="ar"/>
+        </w:rPr>
+        <w:t>Рисунок 1.2. Схема распределения вероятных зазоров</w:t>
+      </w:r>
+    </w:p>
+    <w:p>
+      <w:pPr>
+        <w:keepNext w:val="0"/>
+        <w:keepLines w:val="0"/>
+        <w:pageBreakBefore w:val="0"/>
+        <w:widowControl/>
+        <w:numPr>
+          <w:ilvl w:val="1"/>
+          <w:numId w:val="3"/>
+        </w:numPr>
+        <w:kinsoku/>
+        <w:wordWrap/>
+        <w:overflowPunct/>
+        <w:topLinePunct w:val="0"/>
+        <w:autoSpaceDE/>
+        <w:autoSpaceDN/>
+        <w:bidi w:val="0"/>
+        <w:adjustRightInd/>
+        <w:snapToGrid/>
+        <w:spacing w:line="360" w:lineRule="auto"/>
+        <w:ind w:right="-283" w:firstLine="709" w:firstLineChars="0"/>
+        <w:jc w:val="both"/>
+        <w:textAlignment w:val="auto"/>
+        <w:rPr>
+          <w:rFonts w:hint="default" w:ascii="Times New Roman" w:hAnsi="Times New Roman" w:cs="Times New Roman"/>
+          <w:b/>
+          <w:bCs/>
           <w:i w:val="0"/>
           <w:iCs w:val="0"/>
-          <w:kern w:val="0"/>
-          <w:sz w:val="28"/>
-          <w:szCs w:val="28"/>
-          <w:u w:val="none"/>
-          <w:lang w:val="ru-RU" w:eastAsia="zh-CN" w:bidi="ar"/>
-        </w:rPr>
-      </w:pPr>
+          <w:sz w:val="28"/>
+          <w:szCs w:val="28"/>
+          <w:lang w:val="ru-RU"/>
+        </w:rPr>
+      </w:pPr>
+      <w:r>
+        <w:rPr>
+          <w:rFonts w:hint="default" w:ascii="Times New Roman" w:hAnsi="Times New Roman" w:cs="Times New Roman"/>
+          <w:b/>
+          <w:bCs/>
+          <w:i w:val="0"/>
+          <w:iCs w:val="0"/>
+          <w:sz w:val="28"/>
+          <w:szCs w:val="28"/>
+          <w:lang w:val="ru-RU"/>
+        </w:rPr>
+        <w:t>Расчёт посадки с зазором</w:t>
+      </w:r>
     </w:p>
     <w:p>
       <w:pPr>
@@ -5694,87 +8705,380 @@
         <w:adjustRightInd/>
         <w:snapToGrid/>
         <w:spacing w:before="0" w:beforeAutospacing="0" w:after="0" w:afterAutospacing="0" w:line="360" w:lineRule="auto"/>
-        <w:ind w:right="0"/>
-        <w:jc w:val="center"/>
+        <w:ind w:left="0" w:right="0" w:firstLine="708" w:firstLineChars="0"/>
+        <w:jc w:val="both"/>
         <w:textAlignment w:val="auto"/>
         <w:rPr>
-          <w:rStyle w:val="6"/>
-          <w:rFonts w:hint="default" w:ascii="Times New Roman" w:hAnsi="Times New Roman" w:eastAsia="Arial" w:cs="Times New Roman"/>
-          <w:b w:val="0"/>
-          <w:bCs w:val="0"/>
-          <w:kern w:val="0"/>
-          <w:sz w:val="28"/>
-          <w:szCs w:val="28"/>
-          <w:u w:val="none"/>
-          <w:lang w:val="ru-RU" w:eastAsia="zh-CN" w:bidi="ar"/>
-        </w:rPr>
-      </w:pPr>
-      <w:r>
-        <w:rPr>
-          <w:rStyle w:val="6"/>
-          <w:rFonts w:hint="default" w:ascii="Times New Roman" w:hAnsi="Times New Roman" w:eastAsia="Arial" w:cs="Times New Roman"/>
-          <w:b w:val="0"/>
-          <w:bCs w:val="0"/>
-          <w:kern w:val="0"/>
-          <w:sz w:val="28"/>
-          <w:szCs w:val="28"/>
-          <w:u w:val="none"/>
-          <w:lang w:val="ru-RU" w:eastAsia="zh-CN" w:bidi="ar"/>
-        </w:rPr>
-        <w:drawing>
-          <wp:inline distT="0" distB="0" distL="114300" distR="114300">
-            <wp:extent cx="6097270" cy="4852035"/>
-            <wp:effectExtent l="0" t="0" r="17780" b="5715"/>
-            <wp:docPr id="5" name="Изображение 5" descr="Фрагмент"/>
-            <wp:cNvGraphicFramePr>
-              <a:graphicFrameLocks xmlns:a="http://schemas.openxmlformats.org/drawingml/2006/main" noChangeAspect="1"/>
-            </wp:cNvGraphicFramePr>
-            <a:graphic xmlns:a="http://schemas.openxmlformats.org/drawingml/2006/main">
-              <a:graphicData uri="http://schemas.openxmlformats.org/drawingml/2006/picture">
-                <pic:pic xmlns:pic="http://schemas.openxmlformats.org/drawingml/2006/picture">
-                  <pic:nvPicPr>
-                    <pic:cNvPr id="5" name="Изображение 5" descr="Фрагмент"/>
-                    <pic:cNvPicPr>
-                      <a:picLocks noChangeAspect="1"/>
-                    </pic:cNvPicPr>
-                  </pic:nvPicPr>
-                  <pic:blipFill>
-                    <a:blip r:embed="rId5"/>
-                    <a:stretch>
-                      <a:fillRect/>
-                    </a:stretch>
-                  </pic:blipFill>
-                  <pic:spPr>
-                    <a:xfrm>
-                      <a:off x="0" y="0"/>
-                      <a:ext cx="6097270" cy="4852035"/>
-                    </a:xfrm>
-                    <a:prstGeom prst="rect">
-                      <a:avLst/>
-                    </a:prstGeom>
-                  </pic:spPr>
-                </pic:pic>
-              </a:graphicData>
-            </a:graphic>
-          </wp:inline>
-        </w:drawing>
-      </w:r>
+          <w:rFonts w:hint="default" w:ascii="Times New Roman" w:hAnsi="Times New Roman" w:cs="Times New Roman"/>
+          <w:i w:val="0"/>
+          <w:iCs w:val="0"/>
+          <w:sz w:val="28"/>
+          <w:szCs w:val="28"/>
+        </w:rPr>
+      </w:pPr>
     </w:p>
     <w:p>
       <w:pPr>
         <w:keepNext w:val="0"/>
         <w:keepLines w:val="0"/>
+        <w:pageBreakBefore w:val="0"/>
         <w:widowControl/>
         <w:suppressLineNumbers w:val="0"/>
         <w:pBdr>
           <w:bottom w:val="none" w:color="E6E8F0" w:sz="0" w:space="0"/>
         </w:pBdr>
-        <w:spacing w:before="180" w:beforeAutospacing="0" w:after="240" w:afterAutospacing="0" w:line="360" w:lineRule="auto"/>
+        <w:kinsoku/>
+        <w:wordWrap/>
+        <w:overflowPunct/>
+        <w:topLinePunct w:val="0"/>
+        <w:autoSpaceDE/>
+        <w:autoSpaceDN/>
+        <w:bidi w:val="0"/>
+        <w:adjustRightInd/>
+        <w:snapToGrid/>
+        <w:spacing w:before="0" w:beforeAutospacing="0" w:after="0" w:afterAutospacing="0" w:line="360" w:lineRule="auto"/>
+        <w:ind w:left="0" w:right="0" w:firstLine="708" w:firstLineChars="0"/>
+        <w:jc w:val="both"/>
+        <w:textAlignment w:val="auto"/>
+        <w:rPr>
+          <w:rFonts w:hint="default" w:ascii="Times New Roman" w:hAnsi="Times New Roman" w:eastAsia="Arial" w:cs="Times New Roman"/>
+          <w:sz w:val="28"/>
+          <w:szCs w:val="28"/>
+          <w:u w:val="none"/>
+        </w:rPr>
+      </w:pPr>
+      <w:r>
+        <w:rPr>
+          <w:rFonts w:hint="default" w:ascii="Times New Roman" w:hAnsi="Times New Roman" w:cs="Times New Roman"/>
+          <w:i w:val="0"/>
+          <w:iCs w:val="0"/>
+          <w:sz w:val="28"/>
+          <w:szCs w:val="28"/>
+        </w:rPr>
+        <w:sym w:font="Symbol" w:char="F0C6"/>
+      </w:r>
+      <w:r>
+        <w:rPr>
+          <w:rFonts w:hint="default" w:ascii="Times New Roman" w:hAnsi="Times New Roman" w:cs="Times New Roman"/>
+          <w:i w:val="0"/>
+          <w:iCs w:val="0"/>
+          <w:sz w:val="28"/>
+          <w:szCs w:val="28"/>
+          <w:lang w:val="en-US"/>
+        </w:rPr>
+        <w:t>95</w:t>
+      </w:r>
+      <w:r>
+        <w:rPr>
+          <w:rFonts w:hint="default" w:ascii="Times New Roman" w:hAnsi="Times New Roman" w:cs="Times New Roman"/>
+          <w:i/>
+          <w:iCs/>
+          <w:sz w:val="28"/>
+          <w:szCs w:val="28"/>
+          <w:lang w:val="en-US"/>
+        </w:rPr>
+        <w:t xml:space="preserve"> H8</w:t>
+      </w:r>
+      <w:r>
+        <w:rPr>
+          <w:rFonts w:hint="default" w:ascii="Times New Roman" w:hAnsi="Times New Roman" w:cs="Times New Roman"/>
+          <w:i/>
+          <w:iCs/>
+          <w:sz w:val="28"/>
+          <w:szCs w:val="28"/>
+        </w:rPr>
+        <w:t>/</w:t>
+      </w:r>
+      <w:r>
+        <w:rPr>
+          <w:rFonts w:hint="default" w:ascii="Times New Roman" w:hAnsi="Times New Roman" w:cs="Times New Roman"/>
+          <w:i/>
+          <w:iCs/>
+          <w:sz w:val="28"/>
+          <w:szCs w:val="28"/>
+          <w:lang w:val="en-US"/>
+        </w:rPr>
+        <w:t>n7</w:t>
+      </w:r>
+      <w:r>
+        <w:rPr>
+          <w:rFonts w:hint="default" w:ascii="Times New Roman" w:hAnsi="Times New Roman" w:eastAsia="Arial" w:cs="Times New Roman"/>
+          <w:kern w:val="0"/>
+          <w:sz w:val="28"/>
+          <w:szCs w:val="28"/>
+          <w:u w:val="none"/>
+          <w:lang w:val="en-US" w:eastAsia="zh-CN" w:bidi="ar"/>
+        </w:rPr>
+        <w:t xml:space="preserve"> – посадка переходная в системе основного отверстия.</w:t>
+      </w:r>
+    </w:p>
+    <w:p>
+      <w:pPr>
+        <w:keepNext w:val="0"/>
+        <w:keepLines w:val="0"/>
+        <w:pageBreakBefore w:val="0"/>
+        <w:widowControl/>
+        <w:suppressLineNumbers w:val="0"/>
+        <w:pBdr>
+          <w:bottom w:val="none" w:color="E6E8F0" w:sz="0" w:space="0"/>
+        </w:pBdr>
+        <w:kinsoku/>
+        <w:wordWrap/>
+        <w:overflowPunct/>
+        <w:topLinePunct w:val="0"/>
+        <w:autoSpaceDE/>
+        <w:autoSpaceDN/>
+        <w:bidi w:val="0"/>
+        <w:adjustRightInd/>
+        <w:snapToGrid/>
+        <w:spacing w:before="0" w:beforeAutospacing="0" w:after="0" w:afterAutospacing="0" w:line="360" w:lineRule="auto"/>
+        <w:ind w:left="0" w:right="0" w:firstLine="708" w:firstLineChars="0"/>
+        <w:jc w:val="both"/>
+        <w:textAlignment w:val="auto"/>
+        <w:rPr>
+          <w:rFonts w:hint="default" w:ascii="Times New Roman" w:hAnsi="Times New Roman" w:eastAsia="Arial" w:cs="Times New Roman"/>
+          <w:sz w:val="28"/>
+          <w:szCs w:val="28"/>
+          <w:u w:val="none"/>
+        </w:rPr>
+      </w:pPr>
+      <w:r>
+        <w:rPr>
+          <w:rFonts w:hint="default" w:ascii="Times New Roman" w:hAnsi="Times New Roman" w:eastAsia="Arial" w:cs="Times New Roman"/>
+          <w:kern w:val="0"/>
+          <w:sz w:val="28"/>
+          <w:szCs w:val="28"/>
+          <w:u w:val="none"/>
+          <w:lang w:val="en-US" w:eastAsia="zh-CN" w:bidi="ar"/>
+        </w:rPr>
+        <w:t xml:space="preserve">Данную посадку можно отнести к посадке с преимущественным натягом («глухая»). «Глухие» посадки практически всегда обеспечивают натяги в сопряжениях, и для их сборки могут использоваться нагревательные, холодильные установки или прессы. Это посадки </w:t>
+      </w:r>
+      <w:r>
+        <w:rPr>
+          <w:rFonts w:hint="default" w:ascii="Times New Roman" w:hAnsi="Times New Roman" w:eastAsia="Arial" w:cs="Times New Roman"/>
+          <w:i/>
+          <w:iCs/>
+          <w:kern w:val="0"/>
+          <w:sz w:val="28"/>
+          <w:szCs w:val="28"/>
+          <w:u w:val="none"/>
+          <w:lang w:val="en-US" w:eastAsia="zh-CN" w:bidi="ar"/>
+        </w:rPr>
+        <w:t>H7/n6</w:t>
+      </w:r>
+      <w:r>
+        <w:rPr>
+          <w:rFonts w:hint="default" w:ascii="Times New Roman" w:hAnsi="Times New Roman" w:eastAsia="Arial" w:cs="Times New Roman"/>
+          <w:kern w:val="0"/>
+          <w:sz w:val="28"/>
+          <w:szCs w:val="28"/>
+          <w:u w:val="none"/>
+          <w:lang w:val="en-US" w:eastAsia="zh-CN" w:bidi="ar"/>
+        </w:rPr>
+        <w:t xml:space="preserve">, </w:t>
+      </w:r>
+      <w:r>
+        <w:rPr>
+          <w:rFonts w:hint="default" w:ascii="Times New Roman" w:hAnsi="Times New Roman" w:eastAsia="Arial" w:cs="Times New Roman"/>
+          <w:i/>
+          <w:iCs/>
+          <w:kern w:val="0"/>
+          <w:sz w:val="28"/>
+          <w:szCs w:val="28"/>
+          <w:u w:val="none"/>
+          <w:lang w:val="en-US" w:eastAsia="zh-CN" w:bidi="ar"/>
+        </w:rPr>
+        <w:t>N6/h5</w:t>
+      </w:r>
+      <w:r>
+        <w:rPr>
+          <w:rFonts w:hint="default" w:ascii="Times New Roman" w:hAnsi="Times New Roman" w:eastAsia="Arial" w:cs="Times New Roman"/>
+          <w:kern w:val="0"/>
+          <w:sz w:val="28"/>
+          <w:szCs w:val="28"/>
+          <w:u w:val="none"/>
+          <w:lang w:val="en-US" w:eastAsia="zh-CN" w:bidi="ar"/>
+        </w:rPr>
+        <w:t xml:space="preserve">, </w:t>
+      </w:r>
+      <w:r>
+        <w:rPr>
+          <w:rFonts w:hint="default" w:ascii="Times New Roman" w:hAnsi="Times New Roman" w:eastAsia="Arial" w:cs="Times New Roman"/>
+          <w:i/>
+          <w:iCs/>
+          <w:kern w:val="0"/>
+          <w:sz w:val="28"/>
+          <w:szCs w:val="28"/>
+          <w:u w:val="none"/>
+          <w:lang w:val="en-US" w:eastAsia="zh-CN" w:bidi="ar"/>
+        </w:rPr>
+        <w:t>N7/h6</w:t>
+      </w:r>
+      <w:r>
+        <w:rPr>
+          <w:rFonts w:hint="default" w:ascii="Times New Roman" w:hAnsi="Times New Roman" w:eastAsia="Arial" w:cs="Times New Roman"/>
+          <w:kern w:val="0"/>
+          <w:sz w:val="28"/>
+          <w:szCs w:val="28"/>
+          <w:u w:val="none"/>
+          <w:lang w:val="en-US" w:eastAsia="zh-CN" w:bidi="ar"/>
+        </w:rPr>
+        <w:t xml:space="preserve"> и т.д. Область применения таких посадок – соединения, в которых не допускаются зазоры как возможные причины мёртвых ходов, а также ударов и других нежелательных динамических явлений.</w:t>
+      </w:r>
+    </w:p>
+    <w:p>
+      <w:pPr>
+        <w:keepNext w:val="0"/>
+        <w:keepLines w:val="0"/>
+        <w:pageBreakBefore w:val="0"/>
+        <w:widowControl/>
+        <w:suppressLineNumbers w:val="0"/>
+        <w:pBdr>
+          <w:bottom w:val="none" w:color="E6E8F0" w:sz="0" w:space="0"/>
+        </w:pBdr>
+        <w:kinsoku/>
+        <w:wordWrap/>
+        <w:overflowPunct/>
+        <w:topLinePunct w:val="0"/>
+        <w:autoSpaceDE/>
+        <w:autoSpaceDN/>
+        <w:bidi w:val="0"/>
+        <w:adjustRightInd/>
+        <w:snapToGrid/>
+        <w:spacing w:before="0" w:beforeAutospacing="0" w:after="0" w:afterAutospacing="0" w:line="360" w:lineRule="auto"/>
+        <w:ind w:left="0" w:right="0" w:firstLine="708" w:firstLineChars="0"/>
+        <w:jc w:val="both"/>
+        <w:textAlignment w:val="auto"/>
+        <w:rPr>
+          <w:rStyle w:val="6"/>
+          <w:rFonts w:hint="default" w:ascii="Times New Roman" w:hAnsi="Times New Roman" w:eastAsia="Arial" w:cs="Times New Roman"/>
+          <w:b w:val="0"/>
+          <w:bCs w:val="0"/>
+          <w:kern w:val="0"/>
+          <w:sz w:val="28"/>
+          <w:szCs w:val="28"/>
+          <w:u w:val="none"/>
+          <w:lang w:val="ru-RU" w:eastAsia="zh-CN" w:bidi="ar"/>
+        </w:rPr>
+      </w:pPr>
+      <w:r>
+        <w:rPr>
+          <w:rFonts w:hint="default" w:ascii="Times New Roman" w:hAnsi="Times New Roman" w:eastAsia="Arial" w:cs="Times New Roman"/>
+          <w:kern w:val="0"/>
+          <w:sz w:val="28"/>
+          <w:szCs w:val="28"/>
+          <w:u w:val="none"/>
+          <w:lang w:val="en-US" w:eastAsia="zh-CN" w:bidi="ar"/>
+        </w:rPr>
+        <w:t xml:space="preserve">Переходные посадки применяют как центрирующие в неподвижных соединениях деталей, подлежащих периодической разборке и сборке при условии сохранения заданного характера соединения. Взаимная неподвижность деталей соединения по переходной посадке обеспечивается с помощью дополнительных деталей. При высоких требованиях точности центрирования, при высоких нагрузках необходимо назначать переходные посадки с максимальной вероятностью натяга, типа </w:t>
+      </w:r>
+      <w:r>
+        <w:rPr>
+          <w:rFonts w:hint="default" w:ascii="Times New Roman" w:hAnsi="Times New Roman" w:eastAsia="Arial" w:cs="Times New Roman"/>
+          <w:i/>
+          <w:iCs/>
+          <w:kern w:val="0"/>
+          <w:sz w:val="28"/>
+          <w:szCs w:val="28"/>
+          <w:u w:val="none"/>
+          <w:lang w:val="en-US" w:eastAsia="zh-CN" w:bidi="ar"/>
+        </w:rPr>
+        <w:t>H/n</w:t>
+      </w:r>
+      <w:r>
+        <w:rPr>
+          <w:rFonts w:hint="default" w:ascii="Times New Roman" w:hAnsi="Times New Roman" w:eastAsia="Arial" w:cs="Times New Roman"/>
+          <w:kern w:val="0"/>
+          <w:sz w:val="28"/>
+          <w:szCs w:val="28"/>
+          <w:u w:val="none"/>
+          <w:lang w:val="en-US" w:eastAsia="zh-CN" w:bidi="ar"/>
+        </w:rPr>
+        <w:t xml:space="preserve">, </w:t>
+      </w:r>
+      <w:r>
+        <w:rPr>
+          <w:rFonts w:hint="default" w:ascii="Times New Roman" w:hAnsi="Times New Roman" w:eastAsia="Arial" w:cs="Times New Roman"/>
+          <w:i/>
+          <w:iCs/>
+          <w:kern w:val="0"/>
+          <w:sz w:val="28"/>
+          <w:szCs w:val="28"/>
+          <w:u w:val="none"/>
+          <w:lang w:val="en-US" w:eastAsia="zh-CN" w:bidi="ar"/>
+        </w:rPr>
+        <w:t>N/h</w:t>
+      </w:r>
+      <w:r>
+        <w:rPr>
+          <w:rFonts w:hint="default" w:ascii="Times New Roman" w:hAnsi="Times New Roman" w:eastAsia="Arial" w:cs="Times New Roman"/>
+          <w:kern w:val="0"/>
+          <w:sz w:val="28"/>
+          <w:szCs w:val="28"/>
+          <w:u w:val="none"/>
+          <w:lang w:val="en-US" w:eastAsia="zh-CN" w:bidi="ar"/>
+        </w:rPr>
+        <w:t xml:space="preserve">. Назначение данной посадки для среднего диапазона размеров </w:t>
+      </w:r>
+      <w:r>
+        <w:rPr>
+          <w:rFonts w:hint="default" w:ascii="Times New Roman" w:hAnsi="Times New Roman" w:cs="Times New Roman"/>
+          <w:i w:val="0"/>
+          <w:iCs w:val="0"/>
+          <w:sz w:val="28"/>
+          <w:szCs w:val="28"/>
+        </w:rPr>
+        <w:sym w:font="Symbol" w:char="F0C6"/>
+      </w:r>
+      <w:r>
+        <w:rPr>
+          <w:rFonts w:hint="default" w:ascii="Times New Roman" w:hAnsi="Times New Roman" w:cs="Times New Roman"/>
+          <w:i w:val="0"/>
+          <w:iCs w:val="0"/>
+          <w:sz w:val="28"/>
+          <w:szCs w:val="28"/>
+          <w:lang w:val="en-US"/>
+        </w:rPr>
+        <w:t>95</w:t>
+      </w:r>
+      <w:r>
+        <w:rPr>
+          <w:rFonts w:hint="default" w:ascii="Times New Roman" w:hAnsi="Times New Roman" w:eastAsia="Arial" w:cs="Times New Roman"/>
+          <w:kern w:val="0"/>
+          <w:sz w:val="28"/>
+          <w:szCs w:val="28"/>
+          <w:u w:val="none"/>
+          <w:lang w:val="en-US" w:eastAsia="zh-CN" w:bidi="ar"/>
+        </w:rPr>
+        <w:t xml:space="preserve"> мм обеспечивает жёсткое и плотное центрирование сопрягаемых деталей (например, зубчатых колес или шкивов на валах), гарантируя стабильную работу узла при воздействии знакопеременных и динамических нагрузок.</w:t>
+      </w:r>
+    </w:p>
+    <w:p>
+      <w:pPr>
+        <w:keepNext w:val="0"/>
+        <w:keepLines w:val="0"/>
+        <w:pageBreakBefore w:val="0"/>
+        <w:widowControl/>
+        <w:suppressLineNumbers w:val="0"/>
+        <w:pBdr>
+          <w:bottom w:val="none" w:color="E6E8F0" w:sz="0" w:space="0"/>
+        </w:pBdr>
+        <w:kinsoku/>
+        <w:wordWrap/>
+        <w:overflowPunct/>
+        <w:topLinePunct w:val="0"/>
+        <w:autoSpaceDE/>
+        <w:autoSpaceDN/>
+        <w:bidi w:val="0"/>
+        <w:adjustRightInd/>
+        <w:snapToGrid/>
+        <w:spacing w:beforeAutospacing="0" w:afterAutospacing="0" w:line="360" w:lineRule="auto"/>
         <w:ind w:left="0" w:right="0"/>
-        <w:jc w:val="center"/>
-        <w:rPr>
-          <w:rStyle w:val="6"/>
-          <w:rFonts w:hint="default" w:ascii="Times New Roman" w:hAnsi="Times New Roman" w:eastAsia="Arial" w:cs="Times New Roman"/>
+        <w:jc w:val="both"/>
+        <w:textAlignment w:val="auto"/>
+        <w:rPr>
+          <w:rStyle w:val="6"/>
+          <w:rFonts w:hint="default" w:eastAsia="Arial" w:cs="Times New Roman"/>
           <w:b w:val="0"/>
           <w:bCs w:val="0"/>
           <w:kern w:val="0"/>
@@ -5796,23 +9100,7 @@
           <w:u w:val="none"/>
           <w:lang w:val="ru-RU" w:eastAsia="zh-CN" w:bidi="ar"/>
         </w:rPr>
-        <w:t>Рисунок 1.1.</w:t>
-      </w:r>
-      <w:bookmarkStart w:id="0" w:name="_GoBack"/>
-      <w:bookmarkEnd w:id="0"/>
-      <w:r>
-        <w:rPr>
-          <w:rStyle w:val="6"/>
-          <w:rFonts w:hint="default" w:eastAsia="Arial" w:cs="Times New Roman"/>
-          <w:b w:val="0"/>
-          <w:bCs w:val="0"/>
-          <w:kern w:val="0"/>
-          <w:sz w:val="28"/>
-          <w:szCs w:val="28"/>
-          <w:u w:val="none"/>
-          <w:lang w:val="ru-RU" w:eastAsia="zh-CN" w:bidi="ar"/>
-        </w:rPr>
-        <w:t xml:space="preserve"> Схема расположения полей допусков сопрягаемых деталей</w:t>
+        <w:tab/>
       </w:r>
     </w:p>
     <w:p>
@@ -5861,7 +9149,7 @@
           <w:sz w:val="28"/>
           <w:szCs w:val="28"/>
           <w:u w:val="none"/>
-          <w:lang w:val="ru-RU" w:eastAsia="zh-CN" w:bidi="ar"/>
+          <w:lang w:val="en-US" w:eastAsia="zh-CN" w:bidi="ar"/>
         </w:rPr>
       </w:pPr>
     </w:p>
@@ -5974,21 +9262,168 @@
         <w:pBdr>
           <w:bottom w:val="none" w:color="E6E8F0" w:sz="0" w:space="0"/>
         </w:pBdr>
-        <w:spacing w:before="180" w:beforeAutospacing="0" w:after="240" w:afterAutospacing="0" w:line="360" w:lineRule="auto"/>
+        <w:spacing w:before="360" w:beforeAutospacing="0" w:after="180" w:afterAutospacing="0"/>
         <w:ind w:left="0" w:right="0"/>
-        <w:jc w:val="both"/>
-        <w:rPr>
-          <w:rStyle w:val="6"/>
-          <w:rFonts w:hint="default" w:ascii="Times New Roman" w:hAnsi="Times New Roman" w:eastAsia="Arial" w:cs="Times New Roman"/>
-          <w:b w:val="0"/>
-          <w:bCs w:val="0"/>
-          <w:kern w:val="0"/>
-          <w:sz w:val="28"/>
-          <w:szCs w:val="28"/>
-          <w:u w:val="none"/>
-          <w:lang w:val="ru-RU" w:eastAsia="zh-CN" w:bidi="ar"/>
-        </w:rPr>
-      </w:pPr>
+        <w:jc w:val="left"/>
+        <w:rPr>
+          <w:rFonts w:ascii="Arial" w:hAnsi="Arial" w:eastAsia="Arial" w:cs="Arial"/>
+          <w:b/>
+          <w:bCs/>
+          <w:sz w:val="30"/>
+          <w:szCs w:val="30"/>
+          <w:u w:val="none"/>
+        </w:rPr>
+      </w:pPr>
+      <w:r>
+        <w:rPr>
+          <w:rFonts w:hint="default" w:ascii="Arial" w:hAnsi="Arial" w:eastAsia="Arial" w:cs="Arial"/>
+          <w:b/>
+          <w:bCs/>
+          <w:kern w:val="0"/>
+          <w:sz w:val="30"/>
+          <w:szCs w:val="30"/>
+          <w:u w:val="none"/>
+          <w:lang w:val="en-US" w:eastAsia="zh-CN" w:bidi="ar"/>
+        </w:rPr>
+        <w:t>Расчет сопряжения \(\varnothing 95\ H8/n7\)</w:t>
+      </w:r>
+    </w:p>
+    <w:p>
+      <w:pPr>
+        <w:keepNext w:val="0"/>
+        <w:keepLines w:val="0"/>
+        <w:widowControl/>
+        <w:suppressLineNumbers w:val="0"/>
+        <w:pBdr>
+          <w:bottom w:val="none" w:color="E6E8F0" w:sz="0" w:space="0"/>
+        </w:pBdr>
+        <w:spacing w:before="180" w:beforeAutospacing="0" w:after="240" w:afterAutospacing="0"/>
+        <w:ind w:left="0" w:right="0"/>
+        <w:jc w:val="left"/>
+        <w:rPr>
+          <w:rFonts w:hint="default" w:ascii="Arial" w:hAnsi="Arial" w:eastAsia="Arial" w:cs="Arial"/>
+          <w:sz w:val="24"/>
+          <w:szCs w:val="24"/>
+          <w:u w:val="none"/>
+        </w:rPr>
+      </w:pPr>
+      <w:r>
+        <w:rPr>
+          <w:rFonts w:hint="default" w:ascii="Arial" w:hAnsi="Arial" w:eastAsia="Arial" w:cs="Arial"/>
+          <w:kern w:val="0"/>
+          <w:sz w:val="24"/>
+          <w:szCs w:val="24"/>
+          <w:u w:val="none"/>
+          <w:lang w:val="en-US" w:eastAsia="zh-CN" w:bidi="ar"/>
+        </w:rPr>
+        <w:t>По ГОСТ 25346-89 «Основные нормы взаимозаменяемости. Единая система допусков и посадок. Общие положения, ряды допусков и основных отклонений» для номинального размера \(95\) мм (интервал размеров свыше 80 до 120 мм) определяем значение допуска отверстия \(IT8 = 54\) мкм и основного (нижнего) отклонения отверстия \(EI = 0\) мкм.</w:t>
+      </w:r>
+    </w:p>
+    <w:p>
+      <w:pPr>
+        <w:keepNext w:val="0"/>
+        <w:keepLines w:val="0"/>
+        <w:widowControl/>
+        <w:suppressLineNumbers w:val="0"/>
+        <w:pBdr>
+          <w:bottom w:val="none" w:color="E6E8F0" w:sz="0" w:space="0"/>
+        </w:pBdr>
+        <w:spacing w:before="180" w:beforeAutospacing="0" w:after="240" w:afterAutospacing="0"/>
+        <w:ind w:left="0" w:right="0"/>
+        <w:jc w:val="left"/>
+        <w:rPr>
+          <w:rFonts w:hint="default" w:ascii="Arial" w:hAnsi="Arial" w:eastAsia="Arial" w:cs="Arial"/>
+          <w:sz w:val="24"/>
+          <w:szCs w:val="24"/>
+          <w:u w:val="none"/>
+        </w:rPr>
+      </w:pPr>
+      <w:r>
+        <w:rPr>
+          <w:rFonts w:hint="default" w:ascii="Arial" w:hAnsi="Arial" w:eastAsia="Arial" w:cs="Arial"/>
+          <w:kern w:val="0"/>
+          <w:sz w:val="24"/>
+          <w:szCs w:val="24"/>
+          <w:u w:val="none"/>
+          <w:lang w:val="en-US" w:eastAsia="zh-CN" w:bidi="ar"/>
+        </w:rPr>
+        <w:t>Верхнее отклонение отверстия будет равно:</w:t>
+      </w:r>
+      <w:r>
+        <w:rPr>
+          <w:rFonts w:hint="default" w:ascii="Arial" w:hAnsi="Arial" w:eastAsia="Arial" w:cs="Arial"/>
+          <w:kern w:val="0"/>
+          <w:sz w:val="24"/>
+          <w:szCs w:val="24"/>
+          <w:u w:val="none"/>
+          <w:lang w:val="en-US" w:eastAsia="zh-CN" w:bidi="ar"/>
+        </w:rPr>
+        <w:br w:type="textWrapping"/>
+      </w:r>
+      <w:r>
+        <w:rPr>
+          <w:rFonts w:hint="default" w:ascii="Arial" w:hAnsi="Arial" w:eastAsia="Arial" w:cs="Arial"/>
+          <w:kern w:val="0"/>
+          <w:sz w:val="24"/>
+          <w:szCs w:val="24"/>
+          <w:u w:val="none"/>
+          <w:lang w:val="en-US" w:eastAsia="zh-CN" w:bidi="ar"/>
+        </w:rPr>
+        <w:t>\(ES=EI+IT8=0+54=+54\text{\ мкм.}\)</w:t>
+      </w:r>
+    </w:p>
+    <w:p>
+      <w:pPr>
+        <w:keepNext w:val="0"/>
+        <w:keepLines w:val="0"/>
+        <w:widowControl/>
+        <w:suppressLineNumbers w:val="0"/>
+        <w:pBdr>
+          <w:bottom w:val="none" w:color="E6E8F0" w:sz="0" w:space="0"/>
+        </w:pBdr>
+        <w:spacing w:before="180" w:beforeAutospacing="0" w:after="240" w:afterAutospacing="0"/>
+        <w:ind w:left="0" w:right="0"/>
+        <w:jc w:val="left"/>
+        <w:rPr>
+          <w:rFonts w:hint="default" w:ascii="Arial" w:hAnsi="Arial" w:eastAsia="Arial" w:cs="Arial"/>
+          <w:sz w:val="24"/>
+          <w:szCs w:val="24"/>
+          <w:u w:val="none"/>
+        </w:rPr>
+      </w:pPr>
+      <w:r>
+        <w:rPr>
+          <w:rFonts w:hint="default" w:ascii="Arial" w:hAnsi="Arial" w:eastAsia="Arial" w:cs="Arial"/>
+          <w:kern w:val="0"/>
+          <w:sz w:val="24"/>
+          <w:szCs w:val="24"/>
+          <w:u w:val="none"/>
+          <w:lang w:val="en-US" w:eastAsia="zh-CN" w:bidi="ar"/>
+        </w:rPr>
+        <w:t>Предельные размеры отверстия:</w:t>
+      </w:r>
+      <w:r>
+        <w:rPr>
+          <w:rFonts w:hint="default" w:ascii="Arial" w:hAnsi="Arial" w:eastAsia="Arial" w:cs="Arial"/>
+          <w:kern w:val="0"/>
+          <w:sz w:val="24"/>
+          <w:szCs w:val="24"/>
+          <w:u w:val="none"/>
+          <w:lang w:val="en-US" w:eastAsia="zh-CN" w:bidi="ar"/>
+        </w:rPr>
+        <w:br w:type="textWrapping"/>
+      </w:r>
+      <w:r>
+        <w:rPr>
+          <w:rFonts w:hint="default" w:ascii="Arial" w:hAnsi="Arial" w:eastAsia="Arial" w:cs="Arial"/>
+          <w:kern w:val="0"/>
+          <w:sz w:val="24"/>
+          <w:szCs w:val="24"/>
+          <w:u w:val="none"/>
+          <w:lang w:val="en-US" w:eastAsia="zh-CN" w:bidi="ar"/>
+        </w:rPr>
+        <w:t>\(D_{min}=D_{0}+EI=95,000+0=95,000\text{\ мм;}\)\(D_{max}=D_{0}+ES=95,000+0,054=95,054\text{\ мм.}\)</w:t>
+      </w:r>
     </w:p>
     <w:p>
       <w:pPr>
@@ -6003,7 +9438,7 @@
         <w:ind w:left="0" w:right="0"/>
         <w:jc w:val="left"/>
         <w:rPr>
-          <w:rFonts w:ascii="Arial" w:hAnsi="Arial" w:eastAsia="Arial" w:cs="Arial"/>
+          <w:rFonts w:hint="default" w:ascii="Arial" w:hAnsi="Arial" w:eastAsia="Arial" w:cs="Arial"/>
           <w:b/>
           <w:bCs/>
           <w:sz w:val="30"/>
@@ -6022,7 +9457,672 @@
           <w:u w:val="none"/>
           <w:lang w:val="en-US" w:eastAsia="zh-CN" w:bidi="ar"/>
         </w:rPr>
-        <w:t>1.1. Расчёт и обоснование посадок гладких цилиндрических сопряжений</w:t>
+        <w:t>Рассчитываем предельные размеры вала \(\emptyset 95n7\).</w:t>
+      </w:r>
+    </w:p>
+    <w:p>
+      <w:pPr>
+        <w:keepNext w:val="0"/>
+        <w:keepLines w:val="0"/>
+        <w:widowControl/>
+        <w:suppressLineNumbers w:val="0"/>
+        <w:pBdr>
+          <w:bottom w:val="none" w:color="E6E8F0" w:sz="0" w:space="0"/>
+        </w:pBdr>
+        <w:spacing w:before="180" w:beforeAutospacing="0" w:after="240" w:afterAutospacing="0"/>
+        <w:ind w:left="0" w:right="0"/>
+        <w:jc w:val="left"/>
+        <w:rPr>
+          <w:rFonts w:hint="default" w:ascii="Arial" w:hAnsi="Arial" w:eastAsia="Arial" w:cs="Arial"/>
+          <w:sz w:val="24"/>
+          <w:szCs w:val="24"/>
+          <w:u w:val="none"/>
+        </w:rPr>
+      </w:pPr>
+      <w:r>
+        <w:rPr>
+          <w:rFonts w:hint="default" w:ascii="Arial" w:hAnsi="Arial" w:eastAsia="Arial" w:cs="Arial"/>
+          <w:kern w:val="0"/>
+          <w:sz w:val="24"/>
+          <w:szCs w:val="24"/>
+          <w:u w:val="none"/>
+          <w:lang w:val="en-US" w:eastAsia="zh-CN" w:bidi="ar"/>
+        </w:rPr>
+        <w:t>По ГОСТ 25346-89 для интервала размеров свыше 80 до 120 мм определяем значение допуска вала \(IT7 = 35\) мкм и основного (нижнего) отклонения вала \(ei = +17\) мкм.</w:t>
+      </w:r>
+    </w:p>
+    <w:p>
+      <w:pPr>
+        <w:keepNext w:val="0"/>
+        <w:keepLines w:val="0"/>
+        <w:widowControl/>
+        <w:suppressLineNumbers w:val="0"/>
+        <w:pBdr>
+          <w:bottom w:val="none" w:color="E6E8F0" w:sz="0" w:space="0"/>
+        </w:pBdr>
+        <w:spacing w:before="180" w:beforeAutospacing="0" w:after="240" w:afterAutospacing="0"/>
+        <w:ind w:left="0" w:right="0"/>
+        <w:jc w:val="left"/>
+        <w:rPr>
+          <w:rFonts w:hint="default" w:ascii="Arial" w:hAnsi="Arial" w:eastAsia="Arial" w:cs="Arial"/>
+          <w:sz w:val="24"/>
+          <w:szCs w:val="24"/>
+          <w:u w:val="none"/>
+        </w:rPr>
+      </w:pPr>
+      <w:r>
+        <w:rPr>
+          <w:rFonts w:hint="default" w:ascii="Arial" w:hAnsi="Arial" w:eastAsia="Arial" w:cs="Arial"/>
+          <w:kern w:val="0"/>
+          <w:sz w:val="24"/>
+          <w:szCs w:val="24"/>
+          <w:u w:val="none"/>
+          <w:lang w:val="en-US" w:eastAsia="zh-CN" w:bidi="ar"/>
+        </w:rPr>
+        <w:t>Верхнее отклонение вала будет равно:</w:t>
+      </w:r>
+      <w:r>
+        <w:rPr>
+          <w:rFonts w:hint="default" w:ascii="Arial" w:hAnsi="Arial" w:eastAsia="Arial" w:cs="Arial"/>
+          <w:kern w:val="0"/>
+          <w:sz w:val="24"/>
+          <w:szCs w:val="24"/>
+          <w:u w:val="none"/>
+          <w:lang w:val="en-US" w:eastAsia="zh-CN" w:bidi="ar"/>
+        </w:rPr>
+        <w:br w:type="textWrapping"/>
+      </w:r>
+      <w:r>
+        <w:rPr>
+          <w:rFonts w:hint="default" w:ascii="Arial" w:hAnsi="Arial" w:eastAsia="Arial" w:cs="Arial"/>
+          <w:kern w:val="0"/>
+          <w:sz w:val="24"/>
+          <w:szCs w:val="24"/>
+          <w:u w:val="none"/>
+          <w:lang w:val="en-US" w:eastAsia="zh-CN" w:bidi="ar"/>
+        </w:rPr>
+        <w:t>\(es=ei+IT7=17+35=+52\text{\ мкм.}\)</w:t>
+      </w:r>
+    </w:p>
+    <w:p>
+      <w:pPr>
+        <w:keepNext w:val="0"/>
+        <w:keepLines w:val="0"/>
+        <w:widowControl/>
+        <w:suppressLineNumbers w:val="0"/>
+        <w:pBdr>
+          <w:bottom w:val="none" w:color="E6E8F0" w:sz="0" w:space="0"/>
+        </w:pBdr>
+        <w:spacing w:before="180" w:beforeAutospacing="0" w:after="240" w:afterAutospacing="0"/>
+        <w:ind w:left="0" w:right="0"/>
+        <w:jc w:val="left"/>
+        <w:rPr>
+          <w:rFonts w:hint="default" w:ascii="Arial" w:hAnsi="Arial" w:eastAsia="Arial" w:cs="Arial"/>
+          <w:sz w:val="24"/>
+          <w:szCs w:val="24"/>
+          <w:u w:val="none"/>
+        </w:rPr>
+      </w:pPr>
+      <w:r>
+        <w:rPr>
+          <w:rFonts w:hint="default" w:ascii="Arial" w:hAnsi="Arial" w:eastAsia="Arial" w:cs="Arial"/>
+          <w:kern w:val="0"/>
+          <w:sz w:val="24"/>
+          <w:szCs w:val="24"/>
+          <w:u w:val="none"/>
+          <w:lang w:val="en-US" w:eastAsia="zh-CN" w:bidi="ar"/>
+        </w:rPr>
+        <w:t>Предельные размеры вала:</w:t>
+      </w:r>
+      <w:r>
+        <w:rPr>
+          <w:rFonts w:hint="default" w:ascii="Arial" w:hAnsi="Arial" w:eastAsia="Arial" w:cs="Arial"/>
+          <w:kern w:val="0"/>
+          <w:sz w:val="24"/>
+          <w:szCs w:val="24"/>
+          <w:u w:val="none"/>
+          <w:lang w:val="en-US" w:eastAsia="zh-CN" w:bidi="ar"/>
+        </w:rPr>
+        <w:br w:type="textWrapping"/>
+      </w:r>
+      <w:r>
+        <w:rPr>
+          <w:rFonts w:hint="default" w:ascii="Arial" w:hAnsi="Arial" w:eastAsia="Arial" w:cs="Arial"/>
+          <w:kern w:val="0"/>
+          <w:sz w:val="24"/>
+          <w:szCs w:val="24"/>
+          <w:u w:val="none"/>
+          <w:lang w:val="en-US" w:eastAsia="zh-CN" w:bidi="ar"/>
+        </w:rPr>
+        <w:t>\(d_{min}=d_{0}+ei=95,000+0,017=95,017\text{\ мм;}\)\(d_{max}=d_{0}+es=95,000+0,052=95,052\text{\ мм.}\)</w:t>
+      </w:r>
+    </w:p>
+    <w:p>
+      <w:pPr>
+        <w:keepNext w:val="0"/>
+        <w:keepLines w:val="0"/>
+        <w:widowControl/>
+        <w:suppressLineNumbers w:val="0"/>
+        <w:pBdr>
+          <w:bottom w:val="none" w:color="E6E8F0" w:sz="0" w:space="0"/>
+        </w:pBdr>
+        <w:spacing w:before="360" w:beforeAutospacing="0" w:after="180" w:afterAutospacing="0"/>
+        <w:ind w:left="0" w:right="0"/>
+        <w:jc w:val="left"/>
+        <w:rPr>
+          <w:rFonts w:hint="default" w:ascii="Arial" w:hAnsi="Arial" w:eastAsia="Arial" w:cs="Arial"/>
+          <w:b/>
+          <w:bCs/>
+          <w:sz w:val="30"/>
+          <w:szCs w:val="30"/>
+          <w:u w:val="none"/>
+        </w:rPr>
+      </w:pPr>
+      <w:r>
+        <w:rPr>
+          <w:rFonts w:hint="default" w:ascii="Arial" w:hAnsi="Arial" w:eastAsia="Arial" w:cs="Arial"/>
+          <w:b/>
+          <w:bCs/>
+          <w:kern w:val="0"/>
+          <w:sz w:val="30"/>
+          <w:szCs w:val="30"/>
+          <w:u w:val="none"/>
+          <w:lang w:val="en-US" w:eastAsia="zh-CN" w:bidi="ar"/>
+        </w:rPr>
+        <w:t>Расчет параметров посадки.</w:t>
+      </w:r>
+    </w:p>
+    <w:p>
+      <w:pPr>
+        <w:keepNext w:val="0"/>
+        <w:keepLines w:val="0"/>
+        <w:widowControl/>
+        <w:suppressLineNumbers w:val="0"/>
+        <w:pBdr>
+          <w:bottom w:val="none" w:color="E6E8F0" w:sz="0" w:space="0"/>
+        </w:pBdr>
+        <w:spacing w:before="180" w:beforeAutospacing="0" w:after="240" w:afterAutospacing="0"/>
+        <w:ind w:left="0" w:right="0"/>
+        <w:jc w:val="left"/>
+        <w:rPr>
+          <w:rFonts w:hint="default" w:ascii="Arial" w:hAnsi="Arial" w:eastAsia="Arial" w:cs="Arial"/>
+          <w:sz w:val="24"/>
+          <w:szCs w:val="24"/>
+          <w:u w:val="none"/>
+        </w:rPr>
+      </w:pPr>
+      <w:r>
+        <w:rPr>
+          <w:rFonts w:hint="default" w:ascii="Arial" w:hAnsi="Arial" w:eastAsia="Arial" w:cs="Arial"/>
+          <w:kern w:val="0"/>
+          <w:sz w:val="24"/>
+          <w:szCs w:val="24"/>
+          <w:u w:val="none"/>
+          <w:lang w:val="en-US" w:eastAsia="zh-CN" w:bidi="ar"/>
+        </w:rPr>
+        <w:t xml:space="preserve">Поскольку поля допусков отверстия и вала перекрываются (\(EI &lt; es\) и \(ei &lt; ES\)), данное сопряжение образует </w:t>
+      </w:r>
+      <w:r>
+        <w:rPr>
+          <w:rStyle w:val="6"/>
+          <w:rFonts w:hint="default" w:ascii="Arial" w:hAnsi="Arial" w:eastAsia="Arial" w:cs="Arial"/>
+          <w:b/>
+          <w:bCs/>
+          <w:kern w:val="0"/>
+          <w:sz w:val="24"/>
+          <w:szCs w:val="24"/>
+          <w:u w:val="none"/>
+          <w:lang w:val="en-US" w:eastAsia="zh-CN" w:bidi="ar"/>
+        </w:rPr>
+        <w:t>переходную посадку</w:t>
+      </w:r>
+      <w:r>
+        <w:rPr>
+          <w:rFonts w:hint="default" w:ascii="Arial" w:hAnsi="Arial" w:eastAsia="Arial" w:cs="Arial"/>
+          <w:kern w:val="0"/>
+          <w:sz w:val="24"/>
+          <w:szCs w:val="24"/>
+          <w:u w:val="none"/>
+          <w:lang w:val="en-US" w:eastAsia="zh-CN" w:bidi="ar"/>
+        </w:rPr>
+        <w:t>.</w:t>
+      </w:r>
+    </w:p>
+    <w:p>
+      <w:pPr>
+        <w:keepNext w:val="0"/>
+        <w:keepLines w:val="0"/>
+        <w:widowControl/>
+        <w:suppressLineNumbers w:val="0"/>
+        <w:pBdr>
+          <w:bottom w:val="none" w:color="E6E8F0" w:sz="0" w:space="0"/>
+        </w:pBdr>
+        <w:spacing w:before="180" w:beforeAutospacing="0" w:after="240" w:afterAutospacing="0"/>
+        <w:ind w:left="0" w:right="0"/>
+        <w:jc w:val="left"/>
+        <w:rPr>
+          <w:rFonts w:hint="default" w:ascii="Arial" w:hAnsi="Arial" w:eastAsia="Arial" w:cs="Arial"/>
+          <w:sz w:val="24"/>
+          <w:szCs w:val="24"/>
+          <w:u w:val="none"/>
+        </w:rPr>
+      </w:pPr>
+      <w:r>
+        <w:rPr>
+          <w:rFonts w:hint="default" w:ascii="Arial" w:hAnsi="Arial" w:eastAsia="Arial" w:cs="Arial"/>
+          <w:kern w:val="0"/>
+          <w:sz w:val="24"/>
+          <w:szCs w:val="24"/>
+          <w:u w:val="none"/>
+          <w:lang w:val="en-US" w:eastAsia="zh-CN" w:bidi="ar"/>
+        </w:rPr>
+        <w:t>Рассчитываем предельный зазор, предельный натяг и допуск посадки:</w:t>
+      </w:r>
+      <w:r>
+        <w:rPr>
+          <w:rFonts w:hint="default" w:ascii="Arial" w:hAnsi="Arial" w:eastAsia="Arial" w:cs="Arial"/>
+          <w:kern w:val="0"/>
+          <w:sz w:val="24"/>
+          <w:szCs w:val="24"/>
+          <w:u w:val="none"/>
+          <w:lang w:val="en-US" w:eastAsia="zh-CN" w:bidi="ar"/>
+        </w:rPr>
+        <w:br w:type="textWrapping"/>
+      </w:r>
+      <w:r>
+        <w:rPr>
+          <w:rFonts w:hint="default" w:ascii="Arial" w:hAnsi="Arial" w:eastAsia="Arial" w:cs="Arial"/>
+          <w:kern w:val="0"/>
+          <w:sz w:val="24"/>
+          <w:szCs w:val="24"/>
+          <w:u w:val="none"/>
+          <w:lang w:val="en-US" w:eastAsia="zh-CN" w:bidi="ar"/>
+        </w:rPr>
+        <w:t>\(S_{max}=D_{max}-d_{min}=95,054-95,017=0,037\text{\ мм\ }(37\text{\ мкм);}\)\(N_{max}=d_{max}-D_{min}=95,052-95,000=0,052\text{\ мм\ }(52\text{\ мкм).}\)</w:t>
+      </w:r>
+    </w:p>
+    <w:p>
+      <w:pPr>
+        <w:keepNext w:val="0"/>
+        <w:keepLines w:val="0"/>
+        <w:widowControl/>
+        <w:suppressLineNumbers w:val="0"/>
+        <w:pBdr>
+          <w:bottom w:val="none" w:color="E6E8F0" w:sz="0" w:space="0"/>
+        </w:pBdr>
+        <w:spacing w:before="180" w:beforeAutospacing="0" w:after="240" w:afterAutospacing="0"/>
+        <w:ind w:left="0" w:right="0"/>
+        <w:jc w:val="left"/>
+        <w:rPr>
+          <w:rFonts w:hint="default" w:ascii="Arial" w:hAnsi="Arial" w:eastAsia="Arial" w:cs="Arial"/>
+          <w:sz w:val="24"/>
+          <w:szCs w:val="24"/>
+          <w:u w:val="none"/>
+        </w:rPr>
+      </w:pPr>
+      <w:r>
+        <w:rPr>
+          <w:rFonts w:hint="default" w:ascii="Arial" w:hAnsi="Arial" w:eastAsia="Arial" w:cs="Arial"/>
+          <w:kern w:val="0"/>
+          <w:sz w:val="24"/>
+          <w:szCs w:val="24"/>
+          <w:u w:val="none"/>
+          <w:lang w:val="en-US" w:eastAsia="zh-CN" w:bidi="ar"/>
+        </w:rPr>
+        <w:t>Допуск посадки равен:</w:t>
+      </w:r>
+      <w:r>
+        <w:rPr>
+          <w:rFonts w:hint="default" w:ascii="Arial" w:hAnsi="Arial" w:eastAsia="Arial" w:cs="Arial"/>
+          <w:kern w:val="0"/>
+          <w:sz w:val="24"/>
+          <w:szCs w:val="24"/>
+          <w:u w:val="none"/>
+          <w:lang w:val="en-US" w:eastAsia="zh-CN" w:bidi="ar"/>
+        </w:rPr>
+        <w:br w:type="textWrapping"/>
+      </w:r>
+      <w:r>
+        <w:rPr>
+          <w:rFonts w:hint="default" w:ascii="Arial" w:hAnsi="Arial" w:eastAsia="Arial" w:cs="Arial"/>
+          <w:kern w:val="0"/>
+          <w:sz w:val="24"/>
+          <w:szCs w:val="24"/>
+          <w:u w:val="none"/>
+          <w:lang w:val="en-US" w:eastAsia="zh-CN" w:bidi="ar"/>
+        </w:rPr>
+        <w:t>\(TN(S)=TD+Td=54+35=89\text{\ мкм.}\)</w:t>
+      </w:r>
+    </w:p>
+    <w:p>
+      <w:pPr>
+        <w:keepNext w:val="0"/>
+        <w:keepLines w:val="0"/>
+        <w:widowControl/>
+        <w:suppressLineNumbers w:val="0"/>
+        <w:pBdr>
+          <w:bottom w:val="none" w:color="E6E8F0" w:sz="0" w:space="0"/>
+        </w:pBdr>
+        <w:spacing w:before="180" w:beforeAutospacing="0" w:after="240" w:afterAutospacing="0"/>
+        <w:ind w:left="0" w:right="0"/>
+        <w:jc w:val="left"/>
+        <w:rPr>
+          <w:rFonts w:hint="default" w:ascii="Arial" w:hAnsi="Arial" w:eastAsia="Arial" w:cs="Arial"/>
+          <w:sz w:val="24"/>
+          <w:szCs w:val="24"/>
+          <w:u w:val="none"/>
+        </w:rPr>
+      </w:pPr>
+      <w:r>
+        <w:rPr>
+          <w:rFonts w:hint="default" w:ascii="Arial" w:hAnsi="Arial" w:eastAsia="Arial" w:cs="Arial"/>
+          <w:kern w:val="0"/>
+          <w:sz w:val="24"/>
+          <w:szCs w:val="24"/>
+          <w:u w:val="none"/>
+          <w:lang w:val="en-US" w:eastAsia="zh-CN" w:bidi="ar"/>
+        </w:rPr>
+        <w:t>Проверка:</w:t>
+      </w:r>
+      <w:r>
+        <w:rPr>
+          <w:rFonts w:hint="default" w:ascii="Arial" w:hAnsi="Arial" w:eastAsia="Arial" w:cs="Arial"/>
+          <w:kern w:val="0"/>
+          <w:sz w:val="24"/>
+          <w:szCs w:val="24"/>
+          <w:u w:val="none"/>
+          <w:lang w:val="en-US" w:eastAsia="zh-CN" w:bidi="ar"/>
+        </w:rPr>
+        <w:br w:type="textWrapping"/>
+      </w:r>
+      <w:r>
+        <w:rPr>
+          <w:rFonts w:hint="default" w:ascii="Arial" w:hAnsi="Arial" w:eastAsia="Arial" w:cs="Arial"/>
+          <w:kern w:val="0"/>
+          <w:sz w:val="24"/>
+          <w:szCs w:val="24"/>
+          <w:u w:val="none"/>
+          <w:lang w:val="en-US" w:eastAsia="zh-CN" w:bidi="ar"/>
+        </w:rPr>
+        <w:t>\(TN(S)=S_{max}+N_{max}=37+52=89\text{\ мкм.\ }(89=89-\text{расчет\ верен}).\)</w:t>
+      </w:r>
+    </w:p>
+    <w:p>
+      <w:pPr>
+        <w:keepNext w:val="0"/>
+        <w:keepLines w:val="0"/>
+        <w:widowControl/>
+        <w:suppressLineNumbers w:val="0"/>
+        <w:pBdr>
+          <w:bottom w:val="none" w:color="E6E8F0" w:sz="0" w:space="0"/>
+        </w:pBdr>
+        <w:spacing w:before="360" w:beforeAutospacing="0" w:after="180" w:afterAutospacing="0"/>
+        <w:ind w:left="0" w:right="0"/>
+        <w:jc w:val="left"/>
+        <w:rPr>
+          <w:rFonts w:hint="default" w:ascii="Arial" w:hAnsi="Arial" w:eastAsia="Arial" w:cs="Arial"/>
+          <w:b/>
+          <w:bCs/>
+          <w:sz w:val="30"/>
+          <w:szCs w:val="30"/>
+          <w:u w:val="none"/>
+        </w:rPr>
+      </w:pPr>
+      <w:r>
+        <w:rPr>
+          <w:rFonts w:hint="default" w:ascii="Arial" w:hAnsi="Arial" w:eastAsia="Arial" w:cs="Arial"/>
+          <w:b/>
+          <w:bCs/>
+          <w:kern w:val="0"/>
+          <w:sz w:val="30"/>
+          <w:szCs w:val="30"/>
+          <w:u w:val="none"/>
+          <w:lang w:val="en-US" w:eastAsia="zh-CN" w:bidi="ar"/>
+        </w:rPr>
+        <w:t>Расчет вероятностных характеристик посадки.</w:t>
+      </w:r>
+    </w:p>
+    <w:p>
+      <w:pPr>
+        <w:keepNext w:val="0"/>
+        <w:keepLines w:val="0"/>
+        <w:widowControl/>
+        <w:suppressLineNumbers w:val="0"/>
+        <w:pBdr>
+          <w:bottom w:val="none" w:color="E6E8F0" w:sz="0" w:space="0"/>
+        </w:pBdr>
+        <w:spacing w:before="180" w:beforeAutospacing="0" w:after="240" w:afterAutospacing="0"/>
+        <w:ind w:left="0" w:right="0"/>
+        <w:jc w:val="left"/>
+        <w:rPr>
+          <w:rFonts w:hint="default" w:ascii="Arial" w:hAnsi="Arial" w:eastAsia="Arial" w:cs="Arial"/>
+          <w:sz w:val="24"/>
+          <w:szCs w:val="24"/>
+          <w:u w:val="none"/>
+        </w:rPr>
+      </w:pPr>
+      <w:r>
+        <w:rPr>
+          <w:rFonts w:hint="default" w:ascii="Arial" w:hAnsi="Arial" w:eastAsia="Arial" w:cs="Arial"/>
+          <w:kern w:val="0"/>
+          <w:sz w:val="24"/>
+          <w:szCs w:val="24"/>
+          <w:u w:val="none"/>
+          <w:lang w:val="en-US" w:eastAsia="zh-CN" w:bidi="ar"/>
+        </w:rPr>
+        <w:t>Координата середины поля допуска посадки (среднее значение сопряжения \(E_{m}\)):</w:t>
+      </w:r>
+      <w:r>
+        <w:rPr>
+          <w:rFonts w:hint="default" w:ascii="Arial" w:hAnsi="Arial" w:eastAsia="Arial" w:cs="Arial"/>
+          <w:kern w:val="0"/>
+          <w:sz w:val="24"/>
+          <w:szCs w:val="24"/>
+          <w:u w:val="none"/>
+          <w:lang w:val="en-US" w:eastAsia="zh-CN" w:bidi="ar"/>
+        </w:rPr>
+        <w:br w:type="textWrapping"/>
+      </w:r>
+      <w:r>
+        <w:rPr>
+          <w:rFonts w:hint="default" w:ascii="Arial" w:hAnsi="Arial" w:eastAsia="Arial" w:cs="Arial"/>
+          <w:kern w:val="0"/>
+          <w:sz w:val="24"/>
+          <w:szCs w:val="24"/>
+          <w:u w:val="none"/>
+          <w:lang w:val="en-US" w:eastAsia="zh-CN" w:bidi="ar"/>
+        </w:rPr>
+        <w:t>\(E_{m}=\frac{(ES+EI)-(es+ei)}{2}=\frac{(54+0)-(52+17)}{2}=\frac{54-69}{2}=-7,5\text{\ мкм.}\)Знак «минус» указывает на то, что центр группирования смещен в сторону натягов (средний натяг \(N_m = 7,5\) мкм).</w:t>
+      </w:r>
+    </w:p>
+    <w:p>
+      <w:pPr>
+        <w:keepNext w:val="0"/>
+        <w:keepLines w:val="0"/>
+        <w:widowControl/>
+        <w:suppressLineNumbers w:val="0"/>
+        <w:pBdr>
+          <w:bottom w:val="none" w:color="E6E8F0" w:sz="0" w:space="0"/>
+        </w:pBdr>
+        <w:spacing w:before="180" w:beforeAutospacing="0" w:after="240" w:afterAutospacing="0"/>
+        <w:ind w:left="0" w:right="0"/>
+        <w:jc w:val="left"/>
+        <w:rPr>
+          <w:rFonts w:hint="default" w:ascii="Arial" w:hAnsi="Arial" w:eastAsia="Arial" w:cs="Arial"/>
+          <w:sz w:val="24"/>
+          <w:szCs w:val="24"/>
+          <w:u w:val="none"/>
+        </w:rPr>
+      </w:pPr>
+      <w:r>
+        <w:rPr>
+          <w:rFonts w:hint="default" w:ascii="Arial" w:hAnsi="Arial" w:eastAsia="Arial" w:cs="Arial"/>
+          <w:kern w:val="0"/>
+          <w:sz w:val="24"/>
+          <w:szCs w:val="24"/>
+          <w:u w:val="none"/>
+          <w:lang w:val="en-US" w:eastAsia="zh-CN" w:bidi="ar"/>
+        </w:rPr>
+        <w:t>Среднеквадратическое отклонение посадки:</w:t>
+      </w:r>
+      <w:r>
+        <w:rPr>
+          <w:rFonts w:hint="default" w:ascii="Arial" w:hAnsi="Arial" w:eastAsia="Arial" w:cs="Arial"/>
+          <w:kern w:val="0"/>
+          <w:sz w:val="24"/>
+          <w:szCs w:val="24"/>
+          <w:u w:val="none"/>
+          <w:lang w:val="en-US" w:eastAsia="zh-CN" w:bidi="ar"/>
+        </w:rPr>
+        <w:br w:type="textWrapping"/>
+      </w:r>
+      <w:r>
+        <w:rPr>
+          <w:rFonts w:hint="default" w:ascii="Arial" w:hAnsi="Arial" w:eastAsia="Arial" w:cs="Arial"/>
+          <w:kern w:val="0"/>
+          <w:sz w:val="24"/>
+          <w:szCs w:val="24"/>
+          <w:u w:val="none"/>
+          <w:lang w:val="en-US" w:eastAsia="zh-CN" w:bidi="ar"/>
+        </w:rPr>
+        <w:t>\(\sigma _{\Sigma }=\frac{\sqrt{TD^{2}+Td^{2}}}{6}=\frac{\sqrt{54^{2}+35^{2}}}{6}=\frac{\sqrt{2916+1225}}{6}=\frac{\sqrt{4141}}{6}=\frac{64,35}{6}\approx 10,73\text{\ мкм.}\)</w:t>
+      </w:r>
+    </w:p>
+    <w:p>
+      <w:pPr>
+        <w:keepNext w:val="0"/>
+        <w:keepLines w:val="0"/>
+        <w:widowControl/>
+        <w:suppressLineNumbers w:val="0"/>
+        <w:pBdr>
+          <w:bottom w:val="none" w:color="E6E8F0" w:sz="0" w:space="0"/>
+        </w:pBdr>
+        <w:spacing w:before="180" w:beforeAutospacing="0" w:after="240" w:afterAutospacing="0"/>
+        <w:ind w:left="0" w:right="0"/>
+        <w:jc w:val="left"/>
+        <w:rPr>
+          <w:rFonts w:hint="default" w:ascii="Arial" w:hAnsi="Arial" w:eastAsia="Arial" w:cs="Arial"/>
+          <w:sz w:val="24"/>
+          <w:szCs w:val="24"/>
+          <w:u w:val="none"/>
+        </w:rPr>
+      </w:pPr>
+      <w:r>
+        <w:rPr>
+          <w:rFonts w:hint="default" w:ascii="Arial" w:hAnsi="Arial" w:eastAsia="Arial" w:cs="Arial"/>
+          <w:kern w:val="0"/>
+          <w:sz w:val="24"/>
+          <w:szCs w:val="24"/>
+          <w:u w:val="none"/>
+          <w:lang w:val="en-US" w:eastAsia="zh-CN" w:bidi="ar"/>
+        </w:rPr>
+        <w:t>Определяем предел интегрирования (аргумент функции Лапласа \(Z\)) для границы раздела зазоров и натягов (точки \(0\)):</w:t>
+      </w:r>
+      <w:r>
+        <w:rPr>
+          <w:rFonts w:hint="default" w:ascii="Arial" w:hAnsi="Arial" w:eastAsia="Arial" w:cs="Arial"/>
+          <w:kern w:val="0"/>
+          <w:sz w:val="24"/>
+          <w:szCs w:val="24"/>
+          <w:u w:val="none"/>
+          <w:lang w:val="en-US" w:eastAsia="zh-CN" w:bidi="ar"/>
+        </w:rPr>
+        <w:br w:type="textWrapping"/>
+      </w:r>
+      <w:r>
+        <w:rPr>
+          <w:rFonts w:hint="default" w:ascii="Arial" w:hAnsi="Arial" w:eastAsia="Arial" w:cs="Arial"/>
+          <w:kern w:val="0"/>
+          <w:sz w:val="24"/>
+          <w:szCs w:val="24"/>
+          <w:u w:val="none"/>
+          <w:lang w:val="en-US" w:eastAsia="zh-CN" w:bidi="ar"/>
+        </w:rPr>
+        <w:t>\(Z=\frac{|E_{m}|}{\sigma _{\Sigma }}=\frac{7,5}{10,73}\approx 0,70.\)</w:t>
+      </w:r>
+    </w:p>
+    <w:p>
+      <w:pPr>
+        <w:keepNext w:val="0"/>
+        <w:keepLines w:val="0"/>
+        <w:widowControl/>
+        <w:suppressLineNumbers w:val="0"/>
+        <w:pBdr>
+          <w:bottom w:val="none" w:color="E6E8F0" w:sz="0" w:space="0"/>
+        </w:pBdr>
+        <w:spacing w:before="180" w:beforeAutospacing="0" w:after="240" w:afterAutospacing="0"/>
+        <w:ind w:left="0" w:right="0"/>
+        <w:jc w:val="left"/>
+        <w:rPr>
+          <w:rFonts w:hint="default" w:ascii="Arial" w:hAnsi="Arial" w:eastAsia="Arial" w:cs="Arial"/>
+          <w:sz w:val="24"/>
+          <w:szCs w:val="24"/>
+          <w:u w:val="none"/>
+        </w:rPr>
+      </w:pPr>
+      <w:r>
+        <w:rPr>
+          <w:rFonts w:hint="default" w:ascii="Arial" w:hAnsi="Arial" w:eastAsia="Arial" w:cs="Arial"/>
+          <w:kern w:val="0"/>
+          <w:sz w:val="24"/>
+          <w:szCs w:val="24"/>
+          <w:u w:val="none"/>
+          <w:lang w:val="en-US" w:eastAsia="zh-CN" w:bidi="ar"/>
+        </w:rPr>
+        <w:t>По таблице значений функции Лапласа \(\Phi(Z)\) находим:</w:t>
+      </w:r>
+      <w:r>
+        <w:rPr>
+          <w:rFonts w:hint="default" w:ascii="Arial" w:hAnsi="Arial" w:eastAsia="Arial" w:cs="Arial"/>
+          <w:kern w:val="0"/>
+          <w:sz w:val="24"/>
+          <w:szCs w:val="24"/>
+          <w:u w:val="none"/>
+          <w:lang w:val="en-US" w:eastAsia="zh-CN" w:bidi="ar"/>
+        </w:rPr>
+        <w:br w:type="textWrapping"/>
+      </w:r>
+      <w:r>
+        <w:rPr>
+          <w:rFonts w:hint="default" w:ascii="Arial" w:hAnsi="Arial" w:eastAsia="Arial" w:cs="Arial"/>
+          <w:kern w:val="0"/>
+          <w:sz w:val="24"/>
+          <w:szCs w:val="24"/>
+          <w:u w:val="none"/>
+          <w:lang w:val="en-US" w:eastAsia="zh-CN" w:bidi="ar"/>
+        </w:rPr>
+        <w:t>\(\Phi (0,70)=0,2580.\)</w:t>
+      </w:r>
+    </w:p>
+    <w:p>
+      <w:pPr>
+        <w:keepNext w:val="0"/>
+        <w:keepLines w:val="0"/>
+        <w:widowControl/>
+        <w:suppressLineNumbers w:val="0"/>
+        <w:pBdr>
+          <w:bottom w:val="none" w:color="E6E8F0" w:sz="0" w:space="0"/>
+        </w:pBdr>
+        <w:spacing w:before="180" w:beforeAutospacing="0" w:after="240" w:afterAutospacing="0"/>
+        <w:ind w:left="0" w:right="0"/>
+        <w:jc w:val="left"/>
+        <w:rPr>
+          <w:rFonts w:hint="default" w:ascii="Arial" w:hAnsi="Arial" w:eastAsia="Arial" w:cs="Arial"/>
+          <w:sz w:val="24"/>
+          <w:szCs w:val="24"/>
+          <w:u w:val="none"/>
+        </w:rPr>
+      </w:pPr>
+      <w:r>
+        <w:rPr>
+          <w:rFonts w:hint="default" w:ascii="Arial" w:hAnsi="Arial" w:eastAsia="Arial" w:cs="Arial"/>
+          <w:kern w:val="0"/>
+          <w:sz w:val="24"/>
+          <w:szCs w:val="24"/>
+          <w:u w:val="none"/>
+          <w:lang w:val="en-US" w:eastAsia="zh-CN" w:bidi="ar"/>
+        </w:rPr>
+        <w:t>Определяем вероятности получения натягов и зазоров в сопряжении:</w:t>
       </w:r>
     </w:p>
     <w:p>
@@ -6049,12 +10149,24 @@
       </w:pPr>
       <w:r>
         <w:rPr>
+          <w:rStyle w:val="6"/>
+          <w:rFonts w:hint="default" w:ascii="Arial" w:hAnsi="Arial" w:eastAsia="Arial" w:cs="Arial"/>
+          <w:b/>
+          <w:bCs/>
+          <w:sz w:val="24"/>
+          <w:szCs w:val="24"/>
+          <w:u w:val="none"/>
+        </w:rPr>
+        <w:t>Вероятность натяга:</w:t>
+      </w:r>
+      <w:r>
+        <w:rPr>
           <w:rFonts w:hint="default" w:ascii="Arial" w:hAnsi="Arial" w:eastAsia="Arial" w:cs="Arial"/>
           <w:sz w:val="24"/>
           <w:szCs w:val="24"/>
           <w:u w:val="none"/>
         </w:rPr>
-        <w:t>Для отверстия \(10H8\): \(ES = +22\) мкм; \(EI = 0\) мкм.</w:t>
+        <w:t xml:space="preserve"> \(P(N) = 0,5 + \Phi(0,70) = 0,5 + 0,2580 = 0,758 \text{ или } \mathbf{75,8\%}.\)</w:t>
       </w:r>
     </w:p>
     <w:p>
@@ -6081,12 +10193,24 @@
       </w:pPr>
       <w:r>
         <w:rPr>
+          <w:rStyle w:val="6"/>
+          <w:rFonts w:hint="default" w:ascii="Arial" w:hAnsi="Arial" w:eastAsia="Arial" w:cs="Arial"/>
+          <w:b/>
+          <w:bCs/>
+          <w:sz w:val="24"/>
+          <w:szCs w:val="24"/>
+          <w:u w:val="none"/>
+        </w:rPr>
+        <w:t>Вероятность зазора:</w:t>
+      </w:r>
+      <w:r>
+        <w:rPr>
           <w:rFonts w:hint="default" w:ascii="Arial" w:hAnsi="Arial" w:eastAsia="Arial" w:cs="Arial"/>
           <w:sz w:val="24"/>
           <w:szCs w:val="24"/>
           <w:u w:val="none"/>
         </w:rPr>
-        <w:t>Для вала \(10d8\): \(es = -25\) мкм; \(ei = -47\) мкм.</w:t>
+        <w:t xml:space="preserve"> \(P(S) = 0,5 - \Phi(0,70) = 0,5 - 0,2580 = 0,242 \text{ или } \mathbf{24,2\%}.\)</w:t>
       </w:r>
     </w:p>
     <w:p>
@@ -6110,145 +10234,14 @@
       </w:pPr>
       <w:r>
         <w:rPr>
-          <w:rStyle w:val="6"/>
           <w:rFonts w:hint="default" w:ascii="Arial" w:hAnsi="Arial" w:eastAsia="Arial" w:cs="Arial"/>
-          <w:b/>
-          <w:bCs/>
           <w:kern w:val="0"/>
           <w:sz w:val="24"/>
           <w:szCs w:val="24"/>
           <w:u w:val="none"/>
           <w:lang w:val="en-US" w:eastAsia="zh-CN" w:bidi="ar"/>
         </w:rPr>
-        <w:t>2. Расчёт предельных размеров:</w:t>
-      </w:r>
-    </w:p>
-    <w:p>
-      <w:pPr>
-        <w:keepNext w:val="0"/>
-        <w:keepLines w:val="0"/>
-        <w:widowControl/>
-        <w:numPr>
-          <w:ilvl w:val="0"/>
-          <w:numId w:val="5"/>
-        </w:numPr>
-        <w:suppressLineNumbers w:val="0"/>
-        <w:pBdr>
-          <w:bottom w:val="none" w:color="E6E8F0" w:sz="0" w:space="0"/>
-        </w:pBdr>
-        <w:spacing w:before="0" w:beforeAutospacing="0" w:after="180" w:afterAutospacing="0"/>
-        <w:ind w:left="0" w:right="0" w:hanging="360"/>
-        <w:rPr>
-          <w:rFonts w:hint="default" w:ascii="Arial" w:hAnsi="Arial" w:eastAsia="Arial" w:cs="Arial"/>
-          <w:sz w:val="24"/>
-          <w:szCs w:val="24"/>
-          <w:u w:val="none"/>
-        </w:rPr>
-      </w:pPr>
-      <w:r>
-        <w:rPr>
-          <w:rFonts w:hint="default" w:ascii="Arial" w:hAnsi="Arial" w:eastAsia="Arial" w:cs="Arial"/>
-          <w:sz w:val="24"/>
-          <w:szCs w:val="24"/>
-          <w:u w:val="none"/>
-        </w:rPr>
-        <w:t>\(D_{max} = D + ES = 10,000 + 0,022 = \mathbf{10,022}\) мм;</w:t>
-      </w:r>
-    </w:p>
-    <w:p>
-      <w:pPr>
-        <w:keepNext w:val="0"/>
-        <w:keepLines w:val="0"/>
-        <w:widowControl/>
-        <w:numPr>
-          <w:ilvl w:val="0"/>
-          <w:numId w:val="5"/>
-        </w:numPr>
-        <w:suppressLineNumbers w:val="0"/>
-        <w:pBdr>
-          <w:bottom w:val="none" w:color="E6E8F0" w:sz="0" w:space="0"/>
-        </w:pBdr>
-        <w:spacing w:before="0" w:beforeAutospacing="0" w:after="180" w:afterAutospacing="0"/>
-        <w:ind w:left="0" w:right="0" w:hanging="360"/>
-        <w:rPr>
-          <w:rFonts w:hint="default" w:ascii="Arial" w:hAnsi="Arial" w:eastAsia="Arial" w:cs="Arial"/>
-          <w:sz w:val="24"/>
-          <w:szCs w:val="24"/>
-          <w:u w:val="none"/>
-        </w:rPr>
-      </w:pPr>
-      <w:r>
-        <w:rPr>
-          <w:rFonts w:hint="default" w:ascii="Arial" w:hAnsi="Arial" w:eastAsia="Arial" w:cs="Arial"/>
-          <w:sz w:val="24"/>
-          <w:szCs w:val="24"/>
-          <w:u w:val="none"/>
-        </w:rPr>
-        <w:t>\(D_{min} = D + EI = 10,000 + 0,000 = \mathbf{10,000}\) мм;</w:t>
-      </w:r>
-    </w:p>
-    <w:p>
-      <w:pPr>
-        <w:keepNext w:val="0"/>
-        <w:keepLines w:val="0"/>
-        <w:widowControl/>
-        <w:numPr>
-          <w:ilvl w:val="0"/>
-          <w:numId w:val="5"/>
-        </w:numPr>
-        <w:suppressLineNumbers w:val="0"/>
-        <w:pBdr>
-          <w:bottom w:val="none" w:color="E6E8F0" w:sz="0" w:space="0"/>
-        </w:pBdr>
-        <w:spacing w:before="0" w:beforeAutospacing="0" w:after="180" w:afterAutospacing="0"/>
-        <w:ind w:left="0" w:right="0" w:hanging="360"/>
-        <w:rPr>
-          <w:rFonts w:hint="default" w:ascii="Arial" w:hAnsi="Arial" w:eastAsia="Arial" w:cs="Arial"/>
-          <w:sz w:val="24"/>
-          <w:szCs w:val="24"/>
-          <w:u w:val="none"/>
-        </w:rPr>
-      </w:pPr>
-      <w:r>
-        <w:rPr>
-          <w:rFonts w:hint="default" w:ascii="Arial" w:hAnsi="Arial" w:eastAsia="Arial" w:cs="Arial"/>
-          <w:sz w:val="24"/>
-          <w:szCs w:val="24"/>
-          <w:u w:val="none"/>
-        </w:rPr>
-        <w:t>\(d_{max} = d + es = 10,000 - 0,025 = \mathbf{9,975}\) мм;</w:t>
-      </w:r>
-    </w:p>
-    <w:p>
-      <w:pPr>
-        <w:keepNext w:val="0"/>
-        <w:keepLines w:val="0"/>
-        <w:widowControl/>
-        <w:numPr>
-          <w:ilvl w:val="0"/>
-          <w:numId w:val="5"/>
-        </w:numPr>
-        <w:suppressLineNumbers w:val="0"/>
-        <w:pBdr>
-          <w:bottom w:val="none" w:color="E6E8F0" w:sz="0" w:space="0"/>
-        </w:pBdr>
-        <w:spacing w:before="0" w:beforeAutospacing="0" w:after="180" w:afterAutospacing="0"/>
-        <w:ind w:left="0" w:right="0" w:hanging="360"/>
-        <w:rPr>
-          <w:rFonts w:hint="default" w:ascii="Arial" w:hAnsi="Arial" w:eastAsia="Arial" w:cs="Arial"/>
-          <w:sz w:val="24"/>
-          <w:szCs w:val="24"/>
-          <w:u w:val="none"/>
-        </w:rPr>
-      </w:pPr>
-      <w:r>
-        <w:rPr>
-          <w:rFonts w:hint="default" w:ascii="Arial" w:hAnsi="Arial" w:eastAsia="Arial" w:cs="Arial"/>
-          <w:sz w:val="24"/>
-          <w:szCs w:val="24"/>
-          <w:u w:val="none"/>
-        </w:rPr>
-        <w:t>\(d_{min} = d + ei = 10,000 - 0,047 = \mathbf{9,953}\) мм.</w:t>
+        <w:t>Результаты расчетов оформим в виде таблицы (табл. 1.2).</w:t>
       </w:r>
     </w:p>
     <w:p>
@@ -6282,137 +10275,977 @@
           <w:u w:val="none"/>
           <w:lang w:val="en-US" w:eastAsia="zh-CN" w:bidi="ar"/>
         </w:rPr>
-        <w:t>3. Расчёт параметров посадки:</w:t>
-      </w:r>
-    </w:p>
-    <w:p>
-      <w:pPr>
-        <w:keepNext w:val="0"/>
-        <w:keepLines w:val="0"/>
-        <w:widowControl/>
-        <w:numPr>
-          <w:ilvl w:val="0"/>
-          <w:numId w:val="6"/>
-        </w:numPr>
-        <w:suppressLineNumbers w:val="0"/>
-        <w:pBdr>
+        <w:t>Таблица 1.2</w:t>
+      </w:r>
+    </w:p>
+    <w:tbl>
+      <w:tblPr>
+        <w:tblW w:w="0" w:type="auto"/>
+        <w:tblCellSpacing w:w="15" w:type="dxa"/>
+        <w:tblInd w:w="0" w:type="dxa"/>
+        <w:tblBorders>
+          <w:top w:val="none" w:color="auto" w:sz="0" w:space="0"/>
+          <w:left w:val="none" w:color="auto" w:sz="0" w:space="0"/>
           <w:bottom w:val="none" w:color="E6E8F0" w:sz="0" w:space="0"/>
-        </w:pBdr>
-        <w:spacing w:before="0" w:beforeAutospacing="0" w:after="180" w:afterAutospacing="0"/>
-        <w:ind w:left="0" w:right="0" w:hanging="360"/>
-        <w:rPr>
-          <w:rFonts w:hint="default" w:ascii="Arial" w:hAnsi="Arial" w:eastAsia="Arial" w:cs="Arial"/>
-          <w:sz w:val="24"/>
-          <w:szCs w:val="24"/>
-          <w:u w:val="none"/>
-        </w:rPr>
-      </w:pPr>
-      <w:r>
-        <w:rPr>
-          <w:rFonts w:hint="default" w:ascii="Arial" w:hAnsi="Arial" w:eastAsia="Arial" w:cs="Arial"/>
-          <w:sz w:val="24"/>
-          <w:szCs w:val="24"/>
-          <w:u w:val="none"/>
-        </w:rPr>
-        <w:t>\(S_{max} = D_{max} - d_{min} = 10,022 - 9,953 = \mathbf{0,069}\) мм (\(69\) мкм);</w:t>
-      </w:r>
-    </w:p>
-    <w:p>
-      <w:pPr>
-        <w:keepNext w:val="0"/>
-        <w:keepLines w:val="0"/>
-        <w:widowControl/>
-        <w:numPr>
-          <w:ilvl w:val="0"/>
-          <w:numId w:val="6"/>
-        </w:numPr>
-        <w:suppressLineNumbers w:val="0"/>
-        <w:pBdr>
-          <w:bottom w:val="none" w:color="E6E8F0" w:sz="0" w:space="0"/>
-        </w:pBdr>
-        <w:spacing w:before="0" w:beforeAutospacing="0" w:after="180" w:afterAutospacing="0"/>
-        <w:ind w:left="0" w:right="0" w:hanging="360"/>
-        <w:rPr>
-          <w:rFonts w:hint="default" w:ascii="Arial" w:hAnsi="Arial" w:eastAsia="Arial" w:cs="Arial"/>
-          <w:sz w:val="24"/>
-          <w:szCs w:val="24"/>
-          <w:u w:val="none"/>
-        </w:rPr>
-      </w:pPr>
-      <w:r>
-        <w:rPr>
-          <w:rFonts w:hint="default" w:ascii="Arial" w:hAnsi="Arial" w:eastAsia="Arial" w:cs="Arial"/>
-          <w:sz w:val="24"/>
-          <w:szCs w:val="24"/>
-          <w:u w:val="none"/>
-        </w:rPr>
-        <w:t>\(S_{min} = D_{min} - d_{max} = 10,000 - 9,975 = \mathbf{0,025}\) мм (\(25\) мкм);</w:t>
-      </w:r>
-    </w:p>
-    <w:p>
-      <w:pPr>
-        <w:keepNext w:val="0"/>
-        <w:keepLines w:val="0"/>
-        <w:widowControl/>
-        <w:numPr>
-          <w:ilvl w:val="0"/>
-          <w:numId w:val="6"/>
-        </w:numPr>
-        <w:suppressLineNumbers w:val="0"/>
-        <w:pBdr>
-          <w:bottom w:val="none" w:color="E6E8F0" w:sz="0" w:space="0"/>
-        </w:pBdr>
-        <w:spacing w:before="0" w:beforeAutospacing="0" w:after="180" w:afterAutospacing="0"/>
-        <w:ind w:left="0" w:right="0" w:hanging="360"/>
-        <w:rPr>
-          <w:rFonts w:hint="default" w:ascii="Arial" w:hAnsi="Arial" w:eastAsia="Arial" w:cs="Arial"/>
-          <w:sz w:val="24"/>
-          <w:szCs w:val="24"/>
-          <w:u w:val="none"/>
-        </w:rPr>
-      </w:pPr>
-      <w:r>
-        <w:rPr>
-          <w:rFonts w:hint="default" w:ascii="Arial" w:hAnsi="Arial" w:eastAsia="Arial" w:cs="Arial"/>
-          <w:sz w:val="24"/>
-          <w:szCs w:val="24"/>
-          <w:u w:val="none"/>
-        </w:rPr>
-        <w:t>Средний зазор: \(S_{m} = \frac{S_{max} + S_{min}}{2} = \frac{69 + 25}{2} = \mathbf{47}\) мкм;</w:t>
-      </w:r>
-    </w:p>
-    <w:p>
-      <w:pPr>
-        <w:keepNext w:val="0"/>
-        <w:keepLines w:val="0"/>
-        <w:widowControl/>
-        <w:numPr>
-          <w:ilvl w:val="0"/>
-          <w:numId w:val="6"/>
-        </w:numPr>
-        <w:suppressLineNumbers w:val="0"/>
-        <w:pBdr>
-          <w:bottom w:val="none" w:color="E6E8F0" w:sz="0" w:space="0"/>
-        </w:pBdr>
-        <w:spacing w:before="0" w:beforeAutospacing="0" w:after="180" w:afterAutospacing="0"/>
-        <w:ind w:left="0" w:right="0" w:hanging="360"/>
-        <w:rPr>
-          <w:rFonts w:hint="default" w:ascii="Arial" w:hAnsi="Arial" w:eastAsia="Arial" w:cs="Arial"/>
-          <w:sz w:val="24"/>
-          <w:szCs w:val="24"/>
-          <w:u w:val="none"/>
-        </w:rPr>
-      </w:pPr>
-      <w:r>
-        <w:rPr>
-          <w:rFonts w:hint="default" w:ascii="Arial" w:hAnsi="Arial" w:eastAsia="Arial" w:cs="Arial"/>
-          <w:sz w:val="24"/>
-          <w:szCs w:val="24"/>
-          <w:u w:val="none"/>
-        </w:rPr>
-        <w:t>Допуск посадки: \(TS = IT_D + IT_d = 22 + 22 = \mathbf{44}\) мкм.</w:t>
-      </w:r>
-    </w:p>
+          <w:right w:val="none" w:color="auto" w:sz="0" w:space="0"/>
+          <w:insideH w:val="none" w:color="auto" w:sz="0" w:space="0"/>
+          <w:insideV w:val="none" w:color="auto" w:sz="0" w:space="0"/>
+        </w:tblBorders>
+        <w:shd w:val="clear"/>
+        <w:tblLayout w:type="autofit"/>
+        <w:tblCellMar>
+          <w:top w:w="15" w:type="dxa"/>
+          <w:left w:w="15" w:type="dxa"/>
+          <w:bottom w:w="15" w:type="dxa"/>
+          <w:right w:w="15" w:type="dxa"/>
+        </w:tblCellMar>
+      </w:tblPr>
+      <w:tblGrid>
+        <w:gridCol w:w="1763"/>
+        <w:gridCol w:w="760"/>
+        <w:gridCol w:w="1014"/>
+        <w:gridCol w:w="922"/>
+        <w:gridCol w:w="1739"/>
+        <w:gridCol w:w="1805"/>
+        <w:gridCol w:w="1725"/>
+      </w:tblGrid>
+      <w:tr>
+        <w:tblPrEx>
+          <w:tblBorders>
+            <w:top w:val="none" w:color="auto" w:sz="0" w:space="0"/>
+            <w:left w:val="none" w:color="auto" w:sz="0" w:space="0"/>
+            <w:bottom w:val="none" w:color="E6E8F0" w:sz="0" w:space="0"/>
+            <w:right w:val="none" w:color="auto" w:sz="0" w:space="0"/>
+            <w:insideH w:val="none" w:color="auto" w:sz="0" w:space="0"/>
+            <w:insideV w:val="none" w:color="auto" w:sz="0" w:space="0"/>
+          </w:tblBorders>
+          <w:shd w:val="clear"/>
+          <w:tblCellMar>
+            <w:top w:w="15" w:type="dxa"/>
+            <w:left w:w="15" w:type="dxa"/>
+            <w:bottom w:w="15" w:type="dxa"/>
+            <w:right w:w="15" w:type="dxa"/>
+          </w:tblCellMar>
+        </w:tblPrEx>
+        <w:trPr>
+          <w:tblCellSpacing w:w="15" w:type="dxa"/>
+        </w:trPr>
+        <w:tc>
+          <w:tcPr>
+            <w:tcW w:w="0" w:type="auto"/>
+            <w:tcBorders>
+              <w:bottom w:val="single" w:color="363840" w:sz="6" w:space="0"/>
+            </w:tcBorders>
+            <w:shd w:val="clear"/>
+            <w:vAlign w:val="center"/>
+          </w:tcPr>
+          <w:p>
+            <w:pPr>
+              <w:keepNext w:val="0"/>
+              <w:keepLines w:val="0"/>
+              <w:widowControl/>
+              <w:suppressLineNumbers w:val="0"/>
+              <w:spacing w:before="0" w:beforeAutospacing="0" w:after="0" w:afterAutospacing="0"/>
+              <w:ind w:left="0" w:right="0"/>
+              <w:jc w:val="center"/>
+              <w:rPr>
+                <w:rFonts w:hint="default" w:ascii="Arial" w:hAnsi="Arial" w:eastAsia="Arial" w:cs="Arial"/>
+                <w:b/>
+                <w:bCs/>
+                <w:sz w:val="21"/>
+                <w:szCs w:val="21"/>
+                <w:u w:val="none"/>
+              </w:rPr>
+            </w:pPr>
+            <w:r>
+              <w:rPr>
+                <w:rFonts w:hint="default" w:ascii="Arial" w:hAnsi="Arial" w:eastAsia="Arial" w:cs="Arial"/>
+                <w:b/>
+                <w:bCs/>
+                <w:kern w:val="0"/>
+                <w:sz w:val="21"/>
+                <w:szCs w:val="21"/>
+                <w:u w:val="none"/>
+                <w:lang w:val="en-US" w:eastAsia="zh-CN" w:bidi="ar"/>
+              </w:rPr>
+              <w:t>Размер / Сопряжение</w:t>
+            </w:r>
+          </w:p>
+        </w:tc>
+        <w:tc>
+          <w:tcPr>
+            <w:tcW w:w="0" w:type="auto"/>
+            <w:tcBorders>
+              <w:bottom w:val="single" w:color="363840" w:sz="6" w:space="0"/>
+            </w:tcBorders>
+            <w:shd w:val="clear"/>
+            <w:vAlign w:val="center"/>
+          </w:tcPr>
+          <w:p>
+            <w:pPr>
+              <w:keepNext w:val="0"/>
+              <w:keepLines w:val="0"/>
+              <w:widowControl/>
+              <w:suppressLineNumbers w:val="0"/>
+              <w:spacing w:before="0" w:beforeAutospacing="0" w:after="0" w:afterAutospacing="0"/>
+              <w:ind w:left="0" w:right="0"/>
+              <w:jc w:val="center"/>
+              <w:rPr>
+                <w:rFonts w:hint="default" w:ascii="Arial" w:hAnsi="Arial" w:eastAsia="Arial" w:cs="Arial"/>
+                <w:b/>
+                <w:bCs/>
+                <w:sz w:val="21"/>
+                <w:szCs w:val="21"/>
+                <w:u w:val="none"/>
+              </w:rPr>
+            </w:pPr>
+            <w:r>
+              <w:rPr>
+                <w:rFonts w:hint="default" w:ascii="Arial" w:hAnsi="Arial" w:eastAsia="Arial" w:cs="Arial"/>
+                <w:b/>
+                <w:bCs/>
+                <w:kern w:val="0"/>
+                <w:sz w:val="21"/>
+                <w:szCs w:val="21"/>
+                <w:u w:val="none"/>
+                <w:lang w:val="en-US" w:eastAsia="zh-CN" w:bidi="ar"/>
+              </w:rPr>
+              <w:t>\(IT\), мкм</w:t>
+            </w:r>
+          </w:p>
+        </w:tc>
+        <w:tc>
+          <w:tcPr>
+            <w:tcW w:w="0" w:type="auto"/>
+            <w:tcBorders>
+              <w:bottom w:val="single" w:color="363840" w:sz="6" w:space="0"/>
+            </w:tcBorders>
+            <w:shd w:val="clear"/>
+            <w:vAlign w:val="center"/>
+          </w:tcPr>
+          <w:p>
+            <w:pPr>
+              <w:keepNext w:val="0"/>
+              <w:keepLines w:val="0"/>
+              <w:widowControl/>
+              <w:suppressLineNumbers w:val="0"/>
+              <w:spacing w:before="0" w:beforeAutospacing="0" w:after="0" w:afterAutospacing="0"/>
+              <w:ind w:left="0" w:right="0"/>
+              <w:jc w:val="center"/>
+              <w:rPr>
+                <w:rFonts w:hint="default" w:ascii="Arial" w:hAnsi="Arial" w:eastAsia="Arial" w:cs="Arial"/>
+                <w:b/>
+                <w:bCs/>
+                <w:sz w:val="21"/>
+                <w:szCs w:val="21"/>
+                <w:u w:val="none"/>
+              </w:rPr>
+            </w:pPr>
+            <w:r>
+              <w:rPr>
+                <w:rFonts w:hint="default" w:ascii="Arial" w:hAnsi="Arial" w:eastAsia="Arial" w:cs="Arial"/>
+                <w:b/>
+                <w:bCs/>
+                <w:kern w:val="0"/>
+                <w:sz w:val="21"/>
+                <w:szCs w:val="21"/>
+                <w:u w:val="none"/>
+                <w:lang w:val="en-US" w:eastAsia="zh-CN" w:bidi="ar"/>
+              </w:rPr>
+              <w:t>\(ES (es)\), мкм</w:t>
+            </w:r>
+          </w:p>
+        </w:tc>
+        <w:tc>
+          <w:tcPr>
+            <w:tcW w:w="0" w:type="auto"/>
+            <w:tcBorders>
+              <w:bottom w:val="single" w:color="363840" w:sz="6" w:space="0"/>
+            </w:tcBorders>
+            <w:shd w:val="clear"/>
+            <w:vAlign w:val="center"/>
+          </w:tcPr>
+          <w:p>
+            <w:pPr>
+              <w:keepNext w:val="0"/>
+              <w:keepLines w:val="0"/>
+              <w:widowControl/>
+              <w:suppressLineNumbers w:val="0"/>
+              <w:spacing w:before="0" w:beforeAutospacing="0" w:after="0" w:afterAutospacing="0"/>
+              <w:ind w:left="0" w:right="0"/>
+              <w:jc w:val="center"/>
+              <w:rPr>
+                <w:rFonts w:hint="default" w:ascii="Arial" w:hAnsi="Arial" w:eastAsia="Arial" w:cs="Arial"/>
+                <w:b/>
+                <w:bCs/>
+                <w:sz w:val="21"/>
+                <w:szCs w:val="21"/>
+                <w:u w:val="none"/>
+              </w:rPr>
+            </w:pPr>
+            <w:r>
+              <w:rPr>
+                <w:rFonts w:hint="default" w:ascii="Arial" w:hAnsi="Arial" w:eastAsia="Arial" w:cs="Arial"/>
+                <w:b/>
+                <w:bCs/>
+                <w:kern w:val="0"/>
+                <w:sz w:val="21"/>
+                <w:szCs w:val="21"/>
+                <w:u w:val="none"/>
+                <w:lang w:val="en-US" w:eastAsia="zh-CN" w:bidi="ar"/>
+              </w:rPr>
+              <w:t>\(EI (ei)\), мкм</w:t>
+            </w:r>
+          </w:p>
+        </w:tc>
+        <w:tc>
+          <w:tcPr>
+            <w:tcW w:w="0" w:type="auto"/>
+            <w:tcBorders>
+              <w:bottom w:val="single" w:color="363840" w:sz="6" w:space="0"/>
+            </w:tcBorders>
+            <w:shd w:val="clear"/>
+            <w:vAlign w:val="center"/>
+          </w:tcPr>
+          <w:p>
+            <w:pPr>
+              <w:keepNext w:val="0"/>
+              <w:keepLines w:val="0"/>
+              <w:widowControl/>
+              <w:suppressLineNumbers w:val="0"/>
+              <w:spacing w:before="0" w:beforeAutospacing="0" w:after="0" w:afterAutospacing="0"/>
+              <w:ind w:left="0" w:right="0"/>
+              <w:jc w:val="center"/>
+              <w:rPr>
+                <w:rFonts w:hint="default" w:ascii="Arial" w:hAnsi="Arial" w:eastAsia="Arial" w:cs="Arial"/>
+                <w:b/>
+                <w:bCs/>
+                <w:sz w:val="21"/>
+                <w:szCs w:val="21"/>
+                <w:u w:val="none"/>
+              </w:rPr>
+            </w:pPr>
+            <w:r>
+              <w:rPr>
+                <w:rFonts w:hint="default" w:ascii="Arial" w:hAnsi="Arial" w:eastAsia="Arial" w:cs="Arial"/>
+                <w:b/>
+                <w:bCs/>
+                <w:kern w:val="0"/>
+                <w:sz w:val="21"/>
+                <w:szCs w:val="21"/>
+                <w:u w:val="none"/>
+                <w:lang w:val="en-US" w:eastAsia="zh-CN" w:bidi="ar"/>
+              </w:rPr>
+              <w:t>\(D_{min} (d_{min})\), мм</w:t>
+            </w:r>
+          </w:p>
+        </w:tc>
+        <w:tc>
+          <w:tcPr>
+            <w:tcW w:w="0" w:type="auto"/>
+            <w:tcBorders>
+              <w:bottom w:val="single" w:color="363840" w:sz="6" w:space="0"/>
+            </w:tcBorders>
+            <w:shd w:val="clear"/>
+            <w:vAlign w:val="center"/>
+          </w:tcPr>
+          <w:p>
+            <w:pPr>
+              <w:keepNext w:val="0"/>
+              <w:keepLines w:val="0"/>
+              <w:widowControl/>
+              <w:suppressLineNumbers w:val="0"/>
+              <w:spacing w:before="0" w:beforeAutospacing="0" w:after="0" w:afterAutospacing="0"/>
+              <w:ind w:left="0" w:right="0"/>
+              <w:jc w:val="center"/>
+              <w:rPr>
+                <w:rFonts w:hint="default" w:ascii="Arial" w:hAnsi="Arial" w:eastAsia="Arial" w:cs="Arial"/>
+                <w:b/>
+                <w:bCs/>
+                <w:sz w:val="21"/>
+                <w:szCs w:val="21"/>
+                <w:u w:val="none"/>
+              </w:rPr>
+            </w:pPr>
+            <w:r>
+              <w:rPr>
+                <w:rFonts w:hint="default" w:ascii="Arial" w:hAnsi="Arial" w:eastAsia="Arial" w:cs="Arial"/>
+                <w:b/>
+                <w:bCs/>
+                <w:kern w:val="0"/>
+                <w:sz w:val="21"/>
+                <w:szCs w:val="21"/>
+                <w:u w:val="none"/>
+                <w:lang w:val="en-US" w:eastAsia="zh-CN" w:bidi="ar"/>
+              </w:rPr>
+              <w:t>\(D_{max} (d_{max})\), мм</w:t>
+            </w:r>
+          </w:p>
+        </w:tc>
+        <w:tc>
+          <w:tcPr>
+            <w:tcW w:w="0" w:type="auto"/>
+            <w:tcBorders>
+              <w:bottom w:val="single" w:color="363840" w:sz="6" w:space="0"/>
+            </w:tcBorders>
+            <w:shd w:val="clear"/>
+            <w:vAlign w:val="center"/>
+          </w:tcPr>
+          <w:p>
+            <w:pPr>
+              <w:keepNext w:val="0"/>
+              <w:keepLines w:val="0"/>
+              <w:widowControl/>
+              <w:suppressLineNumbers w:val="0"/>
+              <w:spacing w:before="0" w:beforeAutospacing="0" w:after="0" w:afterAutospacing="0"/>
+              <w:ind w:left="0" w:right="0"/>
+              <w:jc w:val="center"/>
+              <w:rPr>
+                <w:rFonts w:hint="default" w:ascii="Arial" w:hAnsi="Arial" w:eastAsia="Arial" w:cs="Arial"/>
+                <w:b/>
+                <w:bCs/>
+                <w:sz w:val="21"/>
+                <w:szCs w:val="21"/>
+                <w:u w:val="none"/>
+              </w:rPr>
+            </w:pPr>
+            <w:r>
+              <w:rPr>
+                <w:rFonts w:hint="default" w:ascii="Arial" w:hAnsi="Arial" w:eastAsia="Arial" w:cs="Arial"/>
+                <w:b/>
+                <w:bCs/>
+                <w:kern w:val="0"/>
+                <w:sz w:val="21"/>
+                <w:szCs w:val="21"/>
+                <w:u w:val="none"/>
+                <w:lang w:val="en-US" w:eastAsia="zh-CN" w:bidi="ar"/>
+              </w:rPr>
+              <w:t>Параметры посадки, мкм</w:t>
+            </w:r>
+          </w:p>
+        </w:tc>
+      </w:tr>
+      <w:tr>
+        <w:tblPrEx>
+          <w:tblBorders>
+            <w:top w:val="none" w:color="auto" w:sz="0" w:space="0"/>
+            <w:left w:val="none" w:color="auto" w:sz="0" w:space="0"/>
+            <w:bottom w:val="none" w:color="E6E8F0" w:sz="0" w:space="0"/>
+            <w:right w:val="none" w:color="auto" w:sz="0" w:space="0"/>
+            <w:insideH w:val="none" w:color="auto" w:sz="0" w:space="0"/>
+            <w:insideV w:val="none" w:color="auto" w:sz="0" w:space="0"/>
+          </w:tblBorders>
+          <w:shd w:val="clear"/>
+          <w:tblCellMar>
+            <w:top w:w="15" w:type="dxa"/>
+            <w:left w:w="15" w:type="dxa"/>
+            <w:bottom w:w="15" w:type="dxa"/>
+            <w:right w:w="15" w:type="dxa"/>
+          </w:tblCellMar>
+        </w:tblPrEx>
+        <w:trPr>
+          <w:tblCellSpacing w:w="15" w:type="dxa"/>
+        </w:trPr>
+        <w:tc>
+          <w:tcPr>
+            <w:tcW w:w="0" w:type="auto"/>
+            <w:tcBorders>
+              <w:bottom w:val="single" w:color="363840" w:sz="6" w:space="0"/>
+            </w:tcBorders>
+            <w:shd w:val="clear"/>
+            <w:vAlign w:val="center"/>
+          </w:tcPr>
+          <w:p>
+            <w:pPr>
+              <w:keepNext w:val="0"/>
+              <w:keepLines w:val="0"/>
+              <w:widowControl/>
+              <w:suppressLineNumbers w:val="0"/>
+              <w:spacing w:before="0" w:beforeAutospacing="0" w:after="0" w:afterAutospacing="0"/>
+              <w:ind w:left="0" w:right="0"/>
+              <w:jc w:val="left"/>
+              <w:rPr>
+                <w:rFonts w:hint="default" w:ascii="Arial" w:hAnsi="Arial" w:eastAsia="Arial" w:cs="Arial"/>
+                <w:sz w:val="21"/>
+                <w:szCs w:val="21"/>
+                <w:u w:val="none"/>
+              </w:rPr>
+            </w:pPr>
+            <w:r>
+              <w:rPr>
+                <w:rFonts w:hint="default" w:ascii="Arial" w:hAnsi="Arial" w:eastAsia="Arial" w:cs="Arial"/>
+                <w:kern w:val="0"/>
+                <w:sz w:val="21"/>
+                <w:szCs w:val="21"/>
+                <w:u w:val="none"/>
+                <w:lang w:val="en-US" w:eastAsia="zh-CN" w:bidi="ar"/>
+              </w:rPr>
+              <w:t>\(\emptyset 95H8\)</w:t>
+            </w:r>
+          </w:p>
+        </w:tc>
+        <w:tc>
+          <w:tcPr>
+            <w:tcW w:w="0" w:type="auto"/>
+            <w:tcBorders>
+              <w:bottom w:val="single" w:color="363840" w:sz="6" w:space="0"/>
+            </w:tcBorders>
+            <w:shd w:val="clear"/>
+            <w:vAlign w:val="center"/>
+          </w:tcPr>
+          <w:p>
+            <w:pPr>
+              <w:keepNext w:val="0"/>
+              <w:keepLines w:val="0"/>
+              <w:widowControl/>
+              <w:suppressLineNumbers w:val="0"/>
+              <w:spacing w:before="0" w:beforeAutospacing="0" w:after="0" w:afterAutospacing="0"/>
+              <w:ind w:left="0" w:right="0"/>
+              <w:jc w:val="left"/>
+              <w:rPr>
+                <w:rFonts w:hint="default" w:ascii="Arial" w:hAnsi="Arial" w:eastAsia="Arial" w:cs="Arial"/>
+                <w:sz w:val="21"/>
+                <w:szCs w:val="21"/>
+                <w:u w:val="none"/>
+              </w:rPr>
+            </w:pPr>
+            <w:r>
+              <w:rPr>
+                <w:rFonts w:hint="default" w:ascii="Arial" w:hAnsi="Arial" w:eastAsia="Arial" w:cs="Arial"/>
+                <w:kern w:val="0"/>
+                <w:sz w:val="21"/>
+                <w:szCs w:val="21"/>
+                <w:u w:val="none"/>
+                <w:lang w:val="en-US" w:eastAsia="zh-CN" w:bidi="ar"/>
+              </w:rPr>
+              <w:t>54</w:t>
+            </w:r>
+          </w:p>
+        </w:tc>
+        <w:tc>
+          <w:tcPr>
+            <w:tcW w:w="0" w:type="auto"/>
+            <w:tcBorders>
+              <w:bottom w:val="single" w:color="363840" w:sz="6" w:space="0"/>
+            </w:tcBorders>
+            <w:shd w:val="clear"/>
+            <w:vAlign w:val="center"/>
+          </w:tcPr>
+          <w:p>
+            <w:pPr>
+              <w:keepNext w:val="0"/>
+              <w:keepLines w:val="0"/>
+              <w:widowControl/>
+              <w:suppressLineNumbers w:val="0"/>
+              <w:spacing w:before="0" w:beforeAutospacing="0" w:after="0" w:afterAutospacing="0"/>
+              <w:ind w:left="0" w:right="0"/>
+              <w:jc w:val="left"/>
+              <w:rPr>
+                <w:rFonts w:hint="default" w:ascii="Arial" w:hAnsi="Arial" w:eastAsia="Arial" w:cs="Arial"/>
+                <w:sz w:val="21"/>
+                <w:szCs w:val="21"/>
+                <w:u w:val="none"/>
+              </w:rPr>
+            </w:pPr>
+            <w:r>
+              <w:rPr>
+                <w:rFonts w:hint="default" w:ascii="Arial" w:hAnsi="Arial" w:eastAsia="Arial" w:cs="Arial"/>
+                <w:kern w:val="0"/>
+                <w:sz w:val="21"/>
+                <w:szCs w:val="21"/>
+                <w:u w:val="none"/>
+                <w:lang w:val="en-US" w:eastAsia="zh-CN" w:bidi="ar"/>
+              </w:rPr>
+              <w:t>+54</w:t>
+            </w:r>
+          </w:p>
+        </w:tc>
+        <w:tc>
+          <w:tcPr>
+            <w:tcW w:w="0" w:type="auto"/>
+            <w:tcBorders>
+              <w:bottom w:val="single" w:color="363840" w:sz="6" w:space="0"/>
+            </w:tcBorders>
+            <w:shd w:val="clear"/>
+            <w:vAlign w:val="center"/>
+          </w:tcPr>
+          <w:p>
+            <w:pPr>
+              <w:keepNext w:val="0"/>
+              <w:keepLines w:val="0"/>
+              <w:widowControl/>
+              <w:suppressLineNumbers w:val="0"/>
+              <w:spacing w:before="0" w:beforeAutospacing="0" w:after="0" w:afterAutospacing="0"/>
+              <w:ind w:left="0" w:right="0"/>
+              <w:jc w:val="left"/>
+              <w:rPr>
+                <w:rFonts w:hint="default" w:ascii="Arial" w:hAnsi="Arial" w:eastAsia="Arial" w:cs="Arial"/>
+                <w:sz w:val="21"/>
+                <w:szCs w:val="21"/>
+                <w:u w:val="none"/>
+              </w:rPr>
+            </w:pPr>
+            <w:r>
+              <w:rPr>
+                <w:rFonts w:hint="default" w:ascii="Arial" w:hAnsi="Arial" w:eastAsia="Arial" w:cs="Arial"/>
+                <w:kern w:val="0"/>
+                <w:sz w:val="21"/>
+                <w:szCs w:val="21"/>
+                <w:u w:val="none"/>
+                <w:lang w:val="en-US" w:eastAsia="zh-CN" w:bidi="ar"/>
+              </w:rPr>
+              <w:t>0</w:t>
+            </w:r>
+          </w:p>
+        </w:tc>
+        <w:tc>
+          <w:tcPr>
+            <w:tcW w:w="0" w:type="auto"/>
+            <w:tcBorders>
+              <w:bottom w:val="single" w:color="363840" w:sz="6" w:space="0"/>
+            </w:tcBorders>
+            <w:shd w:val="clear"/>
+            <w:vAlign w:val="center"/>
+          </w:tcPr>
+          <w:p>
+            <w:pPr>
+              <w:keepNext w:val="0"/>
+              <w:keepLines w:val="0"/>
+              <w:widowControl/>
+              <w:suppressLineNumbers w:val="0"/>
+              <w:spacing w:before="0" w:beforeAutospacing="0" w:after="0" w:afterAutospacing="0"/>
+              <w:ind w:left="0" w:right="0"/>
+              <w:jc w:val="left"/>
+              <w:rPr>
+                <w:rFonts w:hint="default" w:ascii="Arial" w:hAnsi="Arial" w:eastAsia="Arial" w:cs="Arial"/>
+                <w:sz w:val="21"/>
+                <w:szCs w:val="21"/>
+                <w:u w:val="none"/>
+              </w:rPr>
+            </w:pPr>
+            <w:r>
+              <w:rPr>
+                <w:rFonts w:hint="default" w:ascii="Arial" w:hAnsi="Arial" w:eastAsia="Arial" w:cs="Arial"/>
+                <w:kern w:val="0"/>
+                <w:sz w:val="21"/>
+                <w:szCs w:val="21"/>
+                <w:u w:val="none"/>
+                <w:lang w:val="en-US" w:eastAsia="zh-CN" w:bidi="ar"/>
+              </w:rPr>
+              <w:t>95,000</w:t>
+            </w:r>
+          </w:p>
+        </w:tc>
+        <w:tc>
+          <w:tcPr>
+            <w:tcW w:w="0" w:type="auto"/>
+            <w:tcBorders>
+              <w:bottom w:val="single" w:color="363840" w:sz="6" w:space="0"/>
+            </w:tcBorders>
+            <w:shd w:val="clear"/>
+            <w:vAlign w:val="center"/>
+          </w:tcPr>
+          <w:p>
+            <w:pPr>
+              <w:keepNext w:val="0"/>
+              <w:keepLines w:val="0"/>
+              <w:widowControl/>
+              <w:suppressLineNumbers w:val="0"/>
+              <w:spacing w:before="0" w:beforeAutospacing="0" w:after="0" w:afterAutospacing="0"/>
+              <w:ind w:left="0" w:right="0"/>
+              <w:jc w:val="left"/>
+              <w:rPr>
+                <w:rFonts w:hint="default" w:ascii="Arial" w:hAnsi="Arial" w:eastAsia="Arial" w:cs="Arial"/>
+                <w:sz w:val="21"/>
+                <w:szCs w:val="21"/>
+                <w:u w:val="none"/>
+              </w:rPr>
+            </w:pPr>
+            <w:r>
+              <w:rPr>
+                <w:rFonts w:hint="default" w:ascii="Arial" w:hAnsi="Arial" w:eastAsia="Arial" w:cs="Arial"/>
+                <w:kern w:val="0"/>
+                <w:sz w:val="21"/>
+                <w:szCs w:val="21"/>
+                <w:u w:val="none"/>
+                <w:lang w:val="en-US" w:eastAsia="zh-CN" w:bidi="ar"/>
+              </w:rPr>
+              <w:t>95,054</w:t>
+            </w:r>
+          </w:p>
+        </w:tc>
+        <w:tc>
+          <w:tcPr>
+            <w:tcW w:w="0" w:type="auto"/>
+            <w:tcBorders>
+              <w:bottom w:val="single" w:color="363840" w:sz="6" w:space="0"/>
+            </w:tcBorders>
+            <w:shd w:val="clear"/>
+            <w:vAlign w:val="center"/>
+          </w:tcPr>
+          <w:p>
+            <w:pPr>
+              <w:keepNext w:val="0"/>
+              <w:keepLines w:val="0"/>
+              <w:widowControl/>
+              <w:suppressLineNumbers w:val="0"/>
+              <w:spacing w:before="0" w:beforeAutospacing="0" w:after="0" w:afterAutospacing="0"/>
+              <w:ind w:left="0" w:right="0"/>
+              <w:jc w:val="left"/>
+              <w:rPr>
+                <w:rFonts w:hint="default" w:ascii="Arial" w:hAnsi="Arial" w:eastAsia="Arial" w:cs="Arial"/>
+                <w:sz w:val="21"/>
+                <w:szCs w:val="21"/>
+                <w:u w:val="none"/>
+              </w:rPr>
+            </w:pPr>
+            <w:r>
+              <w:rPr>
+                <w:rFonts w:hint="default" w:ascii="Arial" w:hAnsi="Arial" w:eastAsia="Arial" w:cs="Arial"/>
+                <w:kern w:val="0"/>
+                <w:sz w:val="21"/>
+                <w:szCs w:val="21"/>
+                <w:u w:val="none"/>
+                <w:lang w:val="en-US" w:eastAsia="zh-CN" w:bidi="ar"/>
+              </w:rPr>
+              <w:t xml:space="preserve">\(S_{max} = 37\) </w:t>
+            </w:r>
+            <w:r>
+              <w:rPr>
+                <w:rFonts w:hint="default" w:ascii="Arial" w:hAnsi="Arial" w:eastAsia="Arial" w:cs="Arial"/>
+                <w:kern w:val="0"/>
+                <w:sz w:val="21"/>
+                <w:szCs w:val="21"/>
+                <w:u w:val="none"/>
+                <w:lang w:val="en-US" w:eastAsia="zh-CN" w:bidi="ar"/>
+              </w:rPr>
+              <w:br w:type="textWrapping"/>
+            </w:r>
+            <w:r>
+              <w:rPr>
+                <w:rFonts w:hint="default" w:ascii="Arial" w:hAnsi="Arial" w:eastAsia="Arial" w:cs="Arial"/>
+                <w:kern w:val="0"/>
+                <w:sz w:val="21"/>
+                <w:szCs w:val="21"/>
+                <w:u w:val="none"/>
+                <w:lang w:val="en-US" w:eastAsia="zh-CN" w:bidi="ar"/>
+              </w:rPr>
+              <w:t>\(N_{max} = 52\)</w:t>
+            </w:r>
+          </w:p>
+        </w:tc>
+      </w:tr>
+      <w:tr>
+        <w:tblPrEx>
+          <w:tblBorders>
+            <w:top w:val="none" w:color="auto" w:sz="0" w:space="0"/>
+            <w:left w:val="none" w:color="auto" w:sz="0" w:space="0"/>
+            <w:bottom w:val="none" w:color="E6E8F0" w:sz="0" w:space="0"/>
+            <w:right w:val="none" w:color="auto" w:sz="0" w:space="0"/>
+            <w:insideH w:val="none" w:color="auto" w:sz="0" w:space="0"/>
+            <w:insideV w:val="none" w:color="auto" w:sz="0" w:space="0"/>
+          </w:tblBorders>
+          <w:shd w:val="clear"/>
+          <w:tblCellMar>
+            <w:top w:w="15" w:type="dxa"/>
+            <w:left w:w="15" w:type="dxa"/>
+            <w:bottom w:w="15" w:type="dxa"/>
+            <w:right w:w="15" w:type="dxa"/>
+          </w:tblCellMar>
+        </w:tblPrEx>
+        <w:trPr>
+          <w:tblCellSpacing w:w="15" w:type="dxa"/>
+        </w:trPr>
+        <w:tc>
+          <w:tcPr>
+            <w:tcW w:w="0" w:type="auto"/>
+            <w:tcBorders>
+              <w:bottom w:val="nil"/>
+            </w:tcBorders>
+            <w:shd w:val="clear"/>
+            <w:vAlign w:val="center"/>
+          </w:tcPr>
+          <w:p>
+            <w:pPr>
+              <w:keepNext w:val="0"/>
+              <w:keepLines w:val="0"/>
+              <w:widowControl/>
+              <w:suppressLineNumbers w:val="0"/>
+              <w:spacing w:before="0" w:beforeAutospacing="0" w:after="0" w:afterAutospacing="0"/>
+              <w:ind w:left="0" w:right="0"/>
+              <w:jc w:val="left"/>
+              <w:rPr>
+                <w:rFonts w:hint="default" w:ascii="Arial" w:hAnsi="Arial" w:eastAsia="Arial" w:cs="Arial"/>
+                <w:sz w:val="21"/>
+                <w:szCs w:val="21"/>
+                <w:u w:val="none"/>
+              </w:rPr>
+            </w:pPr>
+            <w:r>
+              <w:rPr>
+                <w:rFonts w:hint="default" w:ascii="Arial" w:hAnsi="Arial" w:eastAsia="Arial" w:cs="Arial"/>
+                <w:kern w:val="0"/>
+                <w:sz w:val="21"/>
+                <w:szCs w:val="21"/>
+                <w:u w:val="none"/>
+                <w:lang w:val="en-US" w:eastAsia="zh-CN" w:bidi="ar"/>
+              </w:rPr>
+              <w:t>\(\emptyset 95n7\)</w:t>
+            </w:r>
+          </w:p>
+        </w:tc>
+        <w:tc>
+          <w:tcPr>
+            <w:tcW w:w="0" w:type="auto"/>
+            <w:tcBorders>
+              <w:bottom w:val="nil"/>
+            </w:tcBorders>
+            <w:shd w:val="clear"/>
+            <w:vAlign w:val="center"/>
+          </w:tcPr>
+          <w:p>
+            <w:pPr>
+              <w:keepNext w:val="0"/>
+              <w:keepLines w:val="0"/>
+              <w:widowControl/>
+              <w:suppressLineNumbers w:val="0"/>
+              <w:spacing w:before="0" w:beforeAutospacing="0" w:after="0" w:afterAutospacing="0"/>
+              <w:ind w:left="0" w:right="0"/>
+              <w:jc w:val="left"/>
+              <w:rPr>
+                <w:rFonts w:hint="default" w:ascii="Arial" w:hAnsi="Arial" w:eastAsia="Arial" w:cs="Arial"/>
+                <w:sz w:val="21"/>
+                <w:szCs w:val="21"/>
+                <w:u w:val="none"/>
+              </w:rPr>
+            </w:pPr>
+            <w:r>
+              <w:rPr>
+                <w:rFonts w:hint="default" w:ascii="Arial" w:hAnsi="Arial" w:eastAsia="Arial" w:cs="Arial"/>
+                <w:kern w:val="0"/>
+                <w:sz w:val="21"/>
+                <w:szCs w:val="21"/>
+                <w:u w:val="none"/>
+                <w:lang w:val="en-US" w:eastAsia="zh-CN" w:bidi="ar"/>
+              </w:rPr>
+              <w:t>35</w:t>
+            </w:r>
+          </w:p>
+        </w:tc>
+        <w:tc>
+          <w:tcPr>
+            <w:tcW w:w="0" w:type="auto"/>
+            <w:tcBorders>
+              <w:bottom w:val="nil"/>
+            </w:tcBorders>
+            <w:shd w:val="clear"/>
+            <w:vAlign w:val="center"/>
+          </w:tcPr>
+          <w:p>
+            <w:pPr>
+              <w:keepNext w:val="0"/>
+              <w:keepLines w:val="0"/>
+              <w:widowControl/>
+              <w:suppressLineNumbers w:val="0"/>
+              <w:spacing w:before="0" w:beforeAutospacing="0" w:after="0" w:afterAutospacing="0"/>
+              <w:ind w:left="0" w:right="0"/>
+              <w:jc w:val="left"/>
+              <w:rPr>
+                <w:rFonts w:hint="default" w:ascii="Arial" w:hAnsi="Arial" w:eastAsia="Arial" w:cs="Arial"/>
+                <w:sz w:val="21"/>
+                <w:szCs w:val="21"/>
+                <w:u w:val="none"/>
+              </w:rPr>
+            </w:pPr>
+            <w:r>
+              <w:rPr>
+                <w:rFonts w:hint="default" w:ascii="Arial" w:hAnsi="Arial" w:eastAsia="Arial" w:cs="Arial"/>
+                <w:kern w:val="0"/>
+                <w:sz w:val="21"/>
+                <w:szCs w:val="21"/>
+                <w:u w:val="none"/>
+                <w:lang w:val="en-US" w:eastAsia="zh-CN" w:bidi="ar"/>
+              </w:rPr>
+              <w:t>+52</w:t>
+            </w:r>
+          </w:p>
+        </w:tc>
+        <w:tc>
+          <w:tcPr>
+            <w:tcW w:w="0" w:type="auto"/>
+            <w:tcBorders>
+              <w:bottom w:val="nil"/>
+            </w:tcBorders>
+            <w:shd w:val="clear"/>
+            <w:vAlign w:val="center"/>
+          </w:tcPr>
+          <w:p>
+            <w:pPr>
+              <w:keepNext w:val="0"/>
+              <w:keepLines w:val="0"/>
+              <w:widowControl/>
+              <w:suppressLineNumbers w:val="0"/>
+              <w:spacing w:before="0" w:beforeAutospacing="0" w:after="0" w:afterAutospacing="0"/>
+              <w:ind w:left="0" w:right="0"/>
+              <w:jc w:val="left"/>
+              <w:rPr>
+                <w:rFonts w:hint="default" w:ascii="Arial" w:hAnsi="Arial" w:eastAsia="Arial" w:cs="Arial"/>
+                <w:sz w:val="21"/>
+                <w:szCs w:val="21"/>
+                <w:u w:val="none"/>
+              </w:rPr>
+            </w:pPr>
+            <w:r>
+              <w:rPr>
+                <w:rFonts w:hint="default" w:ascii="Arial" w:hAnsi="Arial" w:eastAsia="Arial" w:cs="Arial"/>
+                <w:kern w:val="0"/>
+                <w:sz w:val="21"/>
+                <w:szCs w:val="21"/>
+                <w:u w:val="none"/>
+                <w:lang w:val="en-US" w:eastAsia="zh-CN" w:bidi="ar"/>
+              </w:rPr>
+              <w:t>+17</w:t>
+            </w:r>
+          </w:p>
+        </w:tc>
+        <w:tc>
+          <w:tcPr>
+            <w:tcW w:w="0" w:type="auto"/>
+            <w:tcBorders>
+              <w:bottom w:val="nil"/>
+            </w:tcBorders>
+            <w:shd w:val="clear"/>
+            <w:vAlign w:val="center"/>
+          </w:tcPr>
+          <w:p>
+            <w:pPr>
+              <w:keepNext w:val="0"/>
+              <w:keepLines w:val="0"/>
+              <w:widowControl/>
+              <w:suppressLineNumbers w:val="0"/>
+              <w:spacing w:before="0" w:beforeAutospacing="0" w:after="0" w:afterAutospacing="0"/>
+              <w:ind w:left="0" w:right="0"/>
+              <w:jc w:val="left"/>
+              <w:rPr>
+                <w:rFonts w:hint="default" w:ascii="Arial" w:hAnsi="Arial" w:eastAsia="Arial" w:cs="Arial"/>
+                <w:sz w:val="21"/>
+                <w:szCs w:val="21"/>
+                <w:u w:val="none"/>
+              </w:rPr>
+            </w:pPr>
+            <w:r>
+              <w:rPr>
+                <w:rFonts w:hint="default" w:ascii="Arial" w:hAnsi="Arial" w:eastAsia="Arial" w:cs="Arial"/>
+                <w:kern w:val="0"/>
+                <w:sz w:val="21"/>
+                <w:szCs w:val="21"/>
+                <w:u w:val="none"/>
+                <w:lang w:val="en-US" w:eastAsia="zh-CN" w:bidi="ar"/>
+              </w:rPr>
+              <w:t>95,017</w:t>
+            </w:r>
+          </w:p>
+        </w:tc>
+        <w:tc>
+          <w:tcPr>
+            <w:tcW w:w="0" w:type="auto"/>
+            <w:tcBorders>
+              <w:bottom w:val="nil"/>
+            </w:tcBorders>
+            <w:shd w:val="clear"/>
+            <w:vAlign w:val="center"/>
+          </w:tcPr>
+          <w:p>
+            <w:pPr>
+              <w:keepNext w:val="0"/>
+              <w:keepLines w:val="0"/>
+              <w:widowControl/>
+              <w:suppressLineNumbers w:val="0"/>
+              <w:spacing w:before="0" w:beforeAutospacing="0" w:after="0" w:afterAutospacing="0"/>
+              <w:ind w:left="0" w:right="0"/>
+              <w:jc w:val="left"/>
+              <w:rPr>
+                <w:rFonts w:hint="default" w:ascii="Arial" w:hAnsi="Arial" w:eastAsia="Arial" w:cs="Arial"/>
+                <w:sz w:val="21"/>
+                <w:szCs w:val="21"/>
+                <w:u w:val="none"/>
+              </w:rPr>
+            </w:pPr>
+            <w:r>
+              <w:rPr>
+                <w:rFonts w:hint="default" w:ascii="Arial" w:hAnsi="Arial" w:eastAsia="Arial" w:cs="Arial"/>
+                <w:kern w:val="0"/>
+                <w:sz w:val="21"/>
+                <w:szCs w:val="21"/>
+                <w:u w:val="none"/>
+                <w:lang w:val="en-US" w:eastAsia="zh-CN" w:bidi="ar"/>
+              </w:rPr>
+              <w:t>95,052</w:t>
+            </w:r>
+          </w:p>
+        </w:tc>
+        <w:tc>
+          <w:tcPr>
+            <w:tcW w:w="0" w:type="auto"/>
+            <w:tcBorders>
+              <w:bottom w:val="nil"/>
+            </w:tcBorders>
+            <w:shd w:val="clear"/>
+            <w:vAlign w:val="center"/>
+          </w:tcPr>
+          <w:p>
+            <w:pPr>
+              <w:keepNext w:val="0"/>
+              <w:keepLines w:val="0"/>
+              <w:widowControl/>
+              <w:suppressLineNumbers w:val="0"/>
+              <w:spacing w:before="0" w:beforeAutospacing="0" w:after="0" w:afterAutospacing="0"/>
+              <w:ind w:left="0" w:right="0"/>
+              <w:jc w:val="left"/>
+              <w:rPr>
+                <w:rFonts w:hint="default" w:ascii="Arial" w:hAnsi="Arial" w:eastAsia="Arial" w:cs="Arial"/>
+                <w:sz w:val="21"/>
+                <w:szCs w:val="21"/>
+                <w:u w:val="none"/>
+              </w:rPr>
+            </w:pPr>
+            <w:r>
+              <w:rPr>
+                <w:rFonts w:hint="default" w:ascii="Arial" w:hAnsi="Arial" w:eastAsia="Arial" w:cs="Arial"/>
+                <w:kern w:val="0"/>
+                <w:sz w:val="21"/>
+                <w:szCs w:val="21"/>
+                <w:u w:val="none"/>
+                <w:lang w:val="en-US" w:eastAsia="zh-CN" w:bidi="ar"/>
+              </w:rPr>
+              <w:t xml:space="preserve">\(TN(S) = 89\) </w:t>
+            </w:r>
+            <w:r>
+              <w:rPr>
+                <w:rFonts w:hint="default" w:ascii="Arial" w:hAnsi="Arial" w:eastAsia="Arial" w:cs="Arial"/>
+                <w:kern w:val="0"/>
+                <w:sz w:val="21"/>
+                <w:szCs w:val="21"/>
+                <w:u w:val="none"/>
+                <w:lang w:val="en-US" w:eastAsia="zh-CN" w:bidi="ar"/>
+              </w:rPr>
+              <w:br w:type="textWrapping"/>
+            </w:r>
+            <w:r>
+              <w:rPr>
+                <w:rFonts w:hint="default" w:ascii="Arial" w:hAnsi="Arial" w:eastAsia="Arial" w:cs="Arial"/>
+                <w:kern w:val="0"/>
+                <w:sz w:val="21"/>
+                <w:szCs w:val="21"/>
+                <w:u w:val="none"/>
+                <w:lang w:val="en-US" w:eastAsia="zh-CN" w:bidi="ar"/>
+              </w:rPr>
+              <w:t>\(P(N) = 75,8\%\)</w:t>
+            </w:r>
+          </w:p>
+        </w:tc>
+      </w:tr>
+    </w:tbl>
     <w:p>
       <w:pPr>
         <w:keepNext w:val="0"/>
@@ -6437,6 +11270,8 @@
           <w:lang w:val="ru-RU" w:eastAsia="zh-CN" w:bidi="ar"/>
         </w:rPr>
       </w:pPr>
+      <w:bookmarkStart w:id="0" w:name="_GoBack"/>
+      <w:bookmarkEnd w:id="0"/>
     </w:p>
     <w:p>
       <w:pPr>
@@ -6666,9 +11501,253 @@
 <file path=word/numbering.xml><?xml version="1.0" encoding="utf-8"?>
 <w:numbering xmlns:wpc="http://schemas.microsoft.com/office/word/2010/wordprocessingCanvas" xmlns:mc="http://schemas.openxmlformats.org/markup-compatibility/2006" xmlns:o="urn:schemas-microsoft-com:office:office" xmlns:r="http://schemas.openxmlformats.org/officeDocument/2006/relationships" xmlns:m="http://schemas.openxmlformats.org/officeDocument/2006/math" xmlns:v="urn:schemas-microsoft-com:vml" xmlns:wp14="http://schemas.microsoft.com/office/word/2010/wordprocessingDrawing" xmlns:wp="http://schemas.openxmlformats.org/drawingml/2006/wordprocessingDrawing" xmlns:w10="urn:schemas-microsoft-com:office:word" xmlns:w="http://schemas.openxmlformats.org/wordprocessingml/2006/main" xmlns:w14="http://schemas.microsoft.com/office/word/2010/wordml" xmlns:wpg="http://schemas.microsoft.com/office/word/2010/wordprocessingGroup" xmlns:wpi="http://schemas.microsoft.com/office/word/2010/wordprocessingInk" xmlns:wne="http://schemas.microsoft.com/office/word/2006/wordml" xmlns:wps="http://schemas.microsoft.com/office/word/2010/wordprocessingShape" xmlns:wpsCustomData="http://www.wps.cn/officeDocument/2013/wpsCustomData" mc:Ignorable="w14 wp14">
   <w:abstractNum w:abstractNumId="0">
-    <w:nsid w:val="B881D49B"/>
+    <w:nsid w:val="D1BB115A"/>
     <w:multiLevelType w:val="multilevel"/>
-    <w:tmpl w:val="B881D49B"/>
+    <w:tmpl w:val="D1BB115A"/>
+    <w:lvl w:ilvl="0" w:tentative="0">
+      <w:start w:val="1"/>
+      <w:numFmt w:val="decimal"/>
+      <w:suff w:val="space"/>
+      <w:lvlText w:val="%1."/>
+      <w:lvlJc w:val="left"/>
+      <w:pPr>
+        <w:ind w:left="0" w:leftChars="0" w:firstLine="0" w:firstLineChars="0"/>
+      </w:pPr>
+      <w:rPr>
+        <w:rFonts w:hint="default"/>
+      </w:rPr>
+    </w:lvl>
+    <w:lvl w:ilvl="1" w:tentative="0">
+      <w:start w:val="1"/>
+      <w:numFmt w:val="decimal"/>
+      <w:suff w:val="space"/>
+      <w:lvlText w:val="%1.%2."/>
+      <w:lvlJc w:val="left"/>
+      <w:pPr>
+        <w:ind w:left="0" w:leftChars="0" w:firstLine="0" w:firstLineChars="0"/>
+      </w:pPr>
+      <w:rPr>
+        <w:rFonts w:hint="default"/>
+      </w:rPr>
+    </w:lvl>
+    <w:lvl w:ilvl="2" w:tentative="0">
+      <w:start w:val="1"/>
+      <w:numFmt w:val="decimal"/>
+      <w:suff w:val="space"/>
+      <w:lvlText w:val="%1.%2.%3."/>
+      <w:lvlJc w:val="left"/>
+      <w:pPr>
+        <w:ind w:left="0" w:leftChars="0" w:firstLine="0" w:firstLineChars="0"/>
+      </w:pPr>
+      <w:rPr>
+        <w:rFonts w:hint="default"/>
+      </w:rPr>
+    </w:lvl>
+    <w:lvl w:ilvl="3" w:tentative="0">
+      <w:start w:val="1"/>
+      <w:numFmt w:val="decimal"/>
+      <w:suff w:val="space"/>
+      <w:lvlText w:val="%1.%2.%3.%4."/>
+      <w:lvlJc w:val="left"/>
+      <w:pPr>
+        <w:ind w:left="0" w:leftChars="0" w:firstLine="0" w:firstLineChars="0"/>
+      </w:pPr>
+      <w:rPr>
+        <w:rFonts w:hint="default"/>
+      </w:rPr>
+    </w:lvl>
+    <w:lvl w:ilvl="4" w:tentative="0">
+      <w:start w:val="1"/>
+      <w:numFmt w:val="decimal"/>
+      <w:suff w:val="space"/>
+      <w:lvlText w:val="%1.%2.%3.%4.%5."/>
+      <w:lvlJc w:val="left"/>
+      <w:pPr>
+        <w:ind w:left="0" w:leftChars="0" w:firstLine="0" w:firstLineChars="0"/>
+      </w:pPr>
+      <w:rPr>
+        <w:rFonts w:hint="default"/>
+      </w:rPr>
+    </w:lvl>
+    <w:lvl w:ilvl="5" w:tentative="0">
+      <w:start w:val="1"/>
+      <w:numFmt w:val="decimal"/>
+      <w:suff w:val="space"/>
+      <w:lvlText w:val="%1.%2.%3.%4.%5.%6."/>
+      <w:lvlJc w:val="left"/>
+      <w:pPr>
+        <w:ind w:left="0" w:leftChars="0" w:firstLine="0" w:firstLineChars="0"/>
+      </w:pPr>
+      <w:rPr>
+        <w:rFonts w:hint="default"/>
+      </w:rPr>
+    </w:lvl>
+    <w:lvl w:ilvl="6" w:tentative="0">
+      <w:start w:val="1"/>
+      <w:numFmt w:val="decimal"/>
+      <w:suff w:val="space"/>
+      <w:lvlText w:val="%1.%2.%3.%4.%5.%6.%7."/>
+      <w:lvlJc w:val="left"/>
+      <w:pPr>
+        <w:ind w:left="0" w:leftChars="0" w:firstLine="0" w:firstLineChars="0"/>
+      </w:pPr>
+      <w:rPr>
+        <w:rFonts w:hint="default"/>
+      </w:rPr>
+    </w:lvl>
+    <w:lvl w:ilvl="7" w:tentative="0">
+      <w:start w:val="1"/>
+      <w:numFmt w:val="decimal"/>
+      <w:suff w:val="space"/>
+      <w:lvlText w:val="%1.%2.%3.%4.%5.%6.%7.%8."/>
+      <w:lvlJc w:val="left"/>
+      <w:pPr>
+        <w:ind w:left="0" w:leftChars="0" w:firstLine="0" w:firstLineChars="0"/>
+      </w:pPr>
+      <w:rPr>
+        <w:rFonts w:hint="default"/>
+      </w:rPr>
+    </w:lvl>
+    <w:lvl w:ilvl="8" w:tentative="0">
+      <w:start w:val="1"/>
+      <w:numFmt w:val="decimal"/>
+      <w:suff w:val="space"/>
+      <w:lvlText w:val="%1.%2.%3.%4.%5.%6.%7.%8.%9."/>
+      <w:lvlJc w:val="left"/>
+      <w:pPr>
+        <w:ind w:left="0" w:leftChars="0" w:firstLine="0" w:firstLineChars="0"/>
+      </w:pPr>
+      <w:rPr>
+        <w:rFonts w:hint="default"/>
+      </w:rPr>
+    </w:lvl>
+  </w:abstractNum>
+  <w:abstractNum w:abstractNumId="1">
+    <w:nsid w:val="3C22470D"/>
+    <w:multiLevelType w:val="multilevel"/>
+    <w:tmpl w:val="3C22470D"/>
+    <w:lvl w:ilvl="0" w:tentative="0">
+      <w:start w:val="1"/>
+      <w:numFmt w:val="decimal"/>
+      <w:suff w:val="space"/>
+      <w:lvlText w:val="%1."/>
+      <w:lvlJc w:val="left"/>
+      <w:pPr>
+        <w:ind w:left="0" w:leftChars="0" w:firstLine="0" w:firstLineChars="0"/>
+      </w:pPr>
+      <w:rPr>
+        <w:rFonts w:hint="default"/>
+      </w:rPr>
+    </w:lvl>
+    <w:lvl w:ilvl="1" w:tentative="0">
+      <w:start w:val="1"/>
+      <w:numFmt w:val="decimal"/>
+      <w:suff w:val="space"/>
+      <w:lvlText w:val="%1.%2."/>
+      <w:lvlJc w:val="left"/>
+      <w:pPr>
+        <w:ind w:left="0" w:leftChars="0" w:firstLine="0" w:firstLineChars="0"/>
+      </w:pPr>
+      <w:rPr>
+        <w:rFonts w:hint="default"/>
+      </w:rPr>
+    </w:lvl>
+    <w:lvl w:ilvl="2" w:tentative="0">
+      <w:start w:val="1"/>
+      <w:numFmt w:val="decimal"/>
+      <w:suff w:val="space"/>
+      <w:lvlText w:val="%1.%2.%3."/>
+      <w:lvlJc w:val="left"/>
+      <w:pPr>
+        <w:ind w:left="0" w:leftChars="0" w:firstLine="0" w:firstLineChars="0"/>
+      </w:pPr>
+      <w:rPr>
+        <w:rFonts w:hint="default"/>
+      </w:rPr>
+    </w:lvl>
+    <w:lvl w:ilvl="3" w:tentative="0">
+      <w:start w:val="1"/>
+      <w:numFmt w:val="decimal"/>
+      <w:suff w:val="space"/>
+      <w:lvlText w:val="%1.%2.%3.%4."/>
+      <w:lvlJc w:val="left"/>
+      <w:pPr>
+        <w:ind w:left="0" w:leftChars="0" w:firstLine="0" w:firstLineChars="0"/>
+      </w:pPr>
+      <w:rPr>
+        <w:rFonts w:hint="default"/>
+      </w:rPr>
+    </w:lvl>
+    <w:lvl w:ilvl="4" w:tentative="0">
+      <w:start w:val="1"/>
+      <w:numFmt w:val="decimal"/>
+      <w:suff w:val="space"/>
+      <w:lvlText w:val="%1.%2.%3.%4.%5."/>
+      <w:lvlJc w:val="left"/>
+      <w:pPr>
+        <w:ind w:left="0" w:leftChars="0" w:firstLine="0" w:firstLineChars="0"/>
+      </w:pPr>
+      <w:rPr>
+        <w:rFonts w:hint="default"/>
+      </w:rPr>
+    </w:lvl>
+    <w:lvl w:ilvl="5" w:tentative="0">
+      <w:start w:val="1"/>
+      <w:numFmt w:val="decimal"/>
+      <w:suff w:val="space"/>
+      <w:lvlText w:val="%1.%2.%3.%4.%5.%6."/>
+      <w:lvlJc w:val="left"/>
+      <w:pPr>
+        <w:ind w:left="0" w:leftChars="0" w:firstLine="0" w:firstLineChars="0"/>
+      </w:pPr>
+      <w:rPr>
+        <w:rFonts w:hint="default"/>
+      </w:rPr>
+    </w:lvl>
+    <w:lvl w:ilvl="6" w:tentative="0">
+      <w:start w:val="1"/>
+      <w:numFmt w:val="decimal"/>
+      <w:suff w:val="space"/>
+      <w:lvlText w:val="%1.%2.%3.%4.%5.%6.%7."/>
+      <w:lvlJc w:val="left"/>
+      <w:pPr>
+        <w:ind w:left="0" w:leftChars="0" w:firstLine="0" w:firstLineChars="0"/>
+      </w:pPr>
+      <w:rPr>
+        <w:rFonts w:hint="default"/>
+      </w:rPr>
+    </w:lvl>
+    <w:lvl w:ilvl="7" w:tentative="0">
+      <w:start w:val="1"/>
+      <w:numFmt w:val="decimal"/>
+      <w:suff w:val="space"/>
+      <w:lvlText w:val="%1.%2.%3.%4.%5.%6.%7.%8."/>
+      <w:lvlJc w:val="left"/>
+      <w:pPr>
+        <w:ind w:left="0" w:leftChars="0" w:firstLine="0" w:firstLineChars="0"/>
+      </w:pPr>
+      <w:rPr>
+        <w:rFonts w:hint="default"/>
+      </w:rPr>
+    </w:lvl>
+    <w:lvl w:ilvl="8" w:tentative="0">
+      <w:start w:val="1"/>
+      <w:numFmt w:val="decimal"/>
+      <w:suff w:val="space"/>
+      <w:lvlText w:val="%1.%2.%3.%4.%5.%6.%7.%8.%9."/>
+      <w:lvlJc w:val="left"/>
+      <w:pPr>
+        <w:ind w:left="0" w:leftChars="0" w:firstLine="0" w:firstLineChars="0"/>
+      </w:pPr>
+      <w:rPr>
+        <w:rFonts w:hint="default"/>
+      </w:rPr>
+    </w:lvl>
+  </w:abstractNum>
+  <w:abstractNum w:abstractNumId="2">
+    <w:nsid w:val="43E80DEF"/>
+    <w:multiLevelType w:val="multilevel"/>
+    <w:tmpl w:val="43E80DEF"/>
     <w:lvl w:ilvl="0" w:tentative="0">
       <w:start w:val="1"/>
       <w:numFmt w:val="bullet"/>
@@ -6681,7 +11760,7 @@
         <w:ind w:left="720" w:hanging="360"/>
       </w:pPr>
       <w:rPr>
-        <w:rFonts w:hint="default" w:ascii="Symbol" w:hAnsi="Symbol" w:cs="Symbol"/>
+        <w:rFonts w:ascii="Symbol" w:hAnsi="Symbol" w:cs="Symbol"/>
         <w:sz w:val="20"/>
       </w:rPr>
     </w:lvl>
@@ -6697,7 +11776,7 @@
         <w:ind w:left="1440" w:hanging="360"/>
       </w:pPr>
       <w:rPr>
-        <w:rFonts w:hint="default" w:ascii="Courier New" w:hAnsi="Courier New" w:cs="Courier New"/>
+        <w:rFonts w:ascii="Courier New" w:hAnsi="Courier New" w:cs="Courier New"/>
         <w:sz w:val="20"/>
       </w:rPr>
     </w:lvl>
@@ -6713,7 +11792,7 @@
         <w:ind w:left="2160" w:hanging="360"/>
       </w:pPr>
       <w:rPr>
-        <w:rFonts w:hint="default" w:ascii="Wingdings" w:hAnsi="Wingdings" w:cs="Wingdings"/>
+        <w:rFonts w:ascii="Wingdings" w:hAnsi="Wingdings" w:cs="Wingdings"/>
         <w:sz w:val="20"/>
       </w:rPr>
     </w:lvl>
@@ -6814,10 +11893,10 @@
       </w:rPr>
     </w:lvl>
   </w:abstractNum>
-  <w:abstractNum w:abstractNumId="1">
-    <w:nsid w:val="D1BB115A"/>
+  <w:abstractNum w:abstractNumId="3">
+    <w:nsid w:val="58329DB5"/>
     <w:multiLevelType w:val="multilevel"/>
-    <w:tmpl w:val="D1BB115A"/>
+    <w:tmpl w:val="58329DB5"/>
     <w:lvl w:ilvl="0" w:tentative="0">
       <w:start w:val="1"/>
       <w:numFmt w:val="decimal"/>
@@ -6936,565 +12015,17 @@
       </w:rPr>
     </w:lvl>
   </w:abstractNum>
-  <w:abstractNum w:abstractNumId="2">
-    <w:nsid w:val="D2E59404"/>
-    <w:multiLevelType w:val="multilevel"/>
-    <w:tmpl w:val="D2E59404"/>
-    <w:lvl w:ilvl="0" w:tentative="0">
-      <w:start w:val="1"/>
-      <w:numFmt w:val="bullet"/>
-      <w:lvlText w:val=""/>
-      <w:lvlJc w:val="left"/>
-      <w:pPr>
-        <w:tabs>
-          <w:tab w:val="left" w:pos="720"/>
-        </w:tabs>
-        <w:ind w:left="720" w:hanging="360"/>
-      </w:pPr>
-      <w:rPr>
-        <w:rFonts w:hint="default" w:ascii="Symbol" w:hAnsi="Symbol" w:cs="Symbol"/>
-        <w:sz w:val="20"/>
-      </w:rPr>
-    </w:lvl>
-    <w:lvl w:ilvl="1" w:tentative="0">
-      <w:start w:val="1"/>
-      <w:numFmt w:val="bullet"/>
-      <w:lvlText w:val="o"/>
-      <w:lvlJc w:val="left"/>
-      <w:pPr>
-        <w:tabs>
-          <w:tab w:val="left" w:pos="1440"/>
-        </w:tabs>
-        <w:ind w:left="1440" w:hanging="360"/>
-      </w:pPr>
-      <w:rPr>
-        <w:rFonts w:hint="default" w:ascii="Courier New" w:hAnsi="Courier New" w:cs="Courier New"/>
-        <w:sz w:val="20"/>
-      </w:rPr>
-    </w:lvl>
-    <w:lvl w:ilvl="2" w:tentative="0">
-      <w:start w:val="1"/>
-      <w:numFmt w:val="bullet"/>
-      <w:lvlText w:val=""/>
-      <w:lvlJc w:val="left"/>
-      <w:pPr>
-        <w:tabs>
-          <w:tab w:val="left" w:pos="2160"/>
-        </w:tabs>
-        <w:ind w:left="2160" w:hanging="360"/>
-      </w:pPr>
-      <w:rPr>
-        <w:rFonts w:hint="default" w:ascii="Wingdings" w:hAnsi="Wingdings" w:cs="Wingdings"/>
-        <w:sz w:val="20"/>
-      </w:rPr>
-    </w:lvl>
-    <w:lvl w:ilvl="3" w:tentative="0">
-      <w:start w:val="1"/>
-      <w:numFmt w:val="bullet"/>
-      <w:lvlText w:val=""/>
-      <w:lvlJc w:val="left"/>
-      <w:pPr>
-        <w:tabs>
-          <w:tab w:val="left" w:pos="2880"/>
-        </w:tabs>
-        <w:ind w:left="2880" w:hanging="360"/>
-      </w:pPr>
-      <w:rPr>
-        <w:rFonts w:hint="default" w:ascii="Wingdings" w:hAnsi="Wingdings" w:cs="Wingdings"/>
-        <w:sz w:val="20"/>
-      </w:rPr>
-    </w:lvl>
-    <w:lvl w:ilvl="4" w:tentative="0">
-      <w:start w:val="1"/>
-      <w:numFmt w:val="bullet"/>
-      <w:lvlText w:val=""/>
-      <w:lvlJc w:val="left"/>
-      <w:pPr>
-        <w:tabs>
-          <w:tab w:val="left" w:pos="3600"/>
-        </w:tabs>
-        <w:ind w:left="3600" w:hanging="360"/>
-      </w:pPr>
-      <w:rPr>
-        <w:rFonts w:hint="default" w:ascii="Wingdings" w:hAnsi="Wingdings" w:cs="Wingdings"/>
-        <w:sz w:val="20"/>
-      </w:rPr>
-    </w:lvl>
-    <w:lvl w:ilvl="5" w:tentative="0">
-      <w:start w:val="1"/>
-      <w:numFmt w:val="bullet"/>
-      <w:lvlText w:val=""/>
-      <w:lvlJc w:val="left"/>
-      <w:pPr>
-        <w:tabs>
-          <w:tab w:val="left" w:pos="4320"/>
-        </w:tabs>
-        <w:ind w:left="4320" w:hanging="360"/>
-      </w:pPr>
-      <w:rPr>
-        <w:rFonts w:hint="default" w:ascii="Wingdings" w:hAnsi="Wingdings" w:cs="Wingdings"/>
-        <w:sz w:val="20"/>
-      </w:rPr>
-    </w:lvl>
-    <w:lvl w:ilvl="6" w:tentative="0">
-      <w:start w:val="1"/>
-      <w:numFmt w:val="bullet"/>
-      <w:lvlText w:val=""/>
-      <w:lvlJc w:val="left"/>
-      <w:pPr>
-        <w:tabs>
-          <w:tab w:val="left" w:pos="5040"/>
-        </w:tabs>
-        <w:ind w:left="5040" w:hanging="360"/>
-      </w:pPr>
-      <w:rPr>
-        <w:rFonts w:hint="default" w:ascii="Wingdings" w:hAnsi="Wingdings" w:cs="Wingdings"/>
-        <w:sz w:val="20"/>
-      </w:rPr>
-    </w:lvl>
-    <w:lvl w:ilvl="7" w:tentative="0">
-      <w:start w:val="1"/>
-      <w:numFmt w:val="bullet"/>
-      <w:lvlText w:val=""/>
-      <w:lvlJc w:val="left"/>
-      <w:pPr>
-        <w:tabs>
-          <w:tab w:val="left" w:pos="5760"/>
-        </w:tabs>
-        <w:ind w:left="5760" w:hanging="360"/>
-      </w:pPr>
-      <w:rPr>
-        <w:rFonts w:hint="default" w:ascii="Wingdings" w:hAnsi="Wingdings" w:cs="Wingdings"/>
-        <w:sz w:val="20"/>
-      </w:rPr>
-    </w:lvl>
-    <w:lvl w:ilvl="8" w:tentative="0">
-      <w:start w:val="1"/>
-      <w:numFmt w:val="bullet"/>
-      <w:lvlText w:val=""/>
-      <w:lvlJc w:val="left"/>
-      <w:pPr>
-        <w:tabs>
-          <w:tab w:val="left" w:pos="6480"/>
-        </w:tabs>
-        <w:ind w:left="6480" w:hanging="360"/>
-      </w:pPr>
-      <w:rPr>
-        <w:rFonts w:hint="default" w:ascii="Wingdings" w:hAnsi="Wingdings" w:cs="Wingdings"/>
-        <w:sz w:val="20"/>
-      </w:rPr>
-    </w:lvl>
-  </w:abstractNum>
-  <w:abstractNum w:abstractNumId="3">
-    <w:nsid w:val="F1E8B6E4"/>
-    <w:multiLevelType w:val="multilevel"/>
-    <w:tmpl w:val="F1E8B6E4"/>
-    <w:lvl w:ilvl="0" w:tentative="0">
-      <w:start w:val="1"/>
-      <w:numFmt w:val="bullet"/>
-      <w:lvlText w:val=""/>
-      <w:lvlJc w:val="left"/>
-      <w:pPr>
-        <w:tabs>
-          <w:tab w:val="left" w:pos="720"/>
-        </w:tabs>
-        <w:ind w:left="720" w:hanging="360"/>
-      </w:pPr>
-      <w:rPr>
-        <w:rFonts w:hint="default" w:ascii="Symbol" w:hAnsi="Symbol" w:cs="Symbol"/>
-        <w:sz w:val="20"/>
-      </w:rPr>
-    </w:lvl>
-    <w:lvl w:ilvl="1" w:tentative="0">
-      <w:start w:val="1"/>
-      <w:numFmt w:val="bullet"/>
-      <w:lvlText w:val="o"/>
-      <w:lvlJc w:val="left"/>
-      <w:pPr>
-        <w:tabs>
-          <w:tab w:val="left" w:pos="1440"/>
-        </w:tabs>
-        <w:ind w:left="1440" w:hanging="360"/>
-      </w:pPr>
-      <w:rPr>
-        <w:rFonts w:hint="default" w:ascii="Courier New" w:hAnsi="Courier New" w:cs="Courier New"/>
-        <w:sz w:val="20"/>
-      </w:rPr>
-    </w:lvl>
-    <w:lvl w:ilvl="2" w:tentative="0">
-      <w:start w:val="1"/>
-      <w:numFmt w:val="bullet"/>
-      <w:lvlText w:val=""/>
-      <w:lvlJc w:val="left"/>
-      <w:pPr>
-        <w:tabs>
-          <w:tab w:val="left" w:pos="2160"/>
-        </w:tabs>
-        <w:ind w:left="2160" w:hanging="360"/>
-      </w:pPr>
-      <w:rPr>
-        <w:rFonts w:hint="default" w:ascii="Wingdings" w:hAnsi="Wingdings" w:cs="Wingdings"/>
-        <w:sz w:val="20"/>
-      </w:rPr>
-    </w:lvl>
-    <w:lvl w:ilvl="3" w:tentative="0">
-      <w:start w:val="1"/>
-      <w:numFmt w:val="bullet"/>
-      <w:lvlText w:val=""/>
-      <w:lvlJc w:val="left"/>
-      <w:pPr>
-        <w:tabs>
-          <w:tab w:val="left" w:pos="2880"/>
-        </w:tabs>
-        <w:ind w:left="2880" w:hanging="360"/>
-      </w:pPr>
-      <w:rPr>
-        <w:rFonts w:hint="default" w:ascii="Wingdings" w:hAnsi="Wingdings" w:cs="Wingdings"/>
-        <w:sz w:val="20"/>
-      </w:rPr>
-    </w:lvl>
-    <w:lvl w:ilvl="4" w:tentative="0">
-      <w:start w:val="1"/>
-      <w:numFmt w:val="bullet"/>
-      <w:lvlText w:val=""/>
-      <w:lvlJc w:val="left"/>
-      <w:pPr>
-        <w:tabs>
-          <w:tab w:val="left" w:pos="3600"/>
-        </w:tabs>
-        <w:ind w:left="3600" w:hanging="360"/>
-      </w:pPr>
-      <w:rPr>
-        <w:rFonts w:hint="default" w:ascii="Wingdings" w:hAnsi="Wingdings" w:cs="Wingdings"/>
-        <w:sz w:val="20"/>
-      </w:rPr>
-    </w:lvl>
-    <w:lvl w:ilvl="5" w:tentative="0">
-      <w:start w:val="1"/>
-      <w:numFmt w:val="bullet"/>
-      <w:lvlText w:val=""/>
-      <w:lvlJc w:val="left"/>
-      <w:pPr>
-        <w:tabs>
-          <w:tab w:val="left" w:pos="4320"/>
-        </w:tabs>
-        <w:ind w:left="4320" w:hanging="360"/>
-      </w:pPr>
-      <w:rPr>
-        <w:rFonts w:hint="default" w:ascii="Wingdings" w:hAnsi="Wingdings" w:cs="Wingdings"/>
-        <w:sz w:val="20"/>
-      </w:rPr>
-    </w:lvl>
-    <w:lvl w:ilvl="6" w:tentative="0">
-      <w:start w:val="1"/>
-      <w:numFmt w:val="bullet"/>
-      <w:lvlText w:val=""/>
-      <w:lvlJc w:val="left"/>
-      <w:pPr>
-        <w:tabs>
-          <w:tab w:val="left" w:pos="5040"/>
-        </w:tabs>
-        <w:ind w:left="5040" w:hanging="360"/>
-      </w:pPr>
-      <w:rPr>
-        <w:rFonts w:hint="default" w:ascii="Wingdings" w:hAnsi="Wingdings" w:cs="Wingdings"/>
-        <w:sz w:val="20"/>
-      </w:rPr>
-    </w:lvl>
-    <w:lvl w:ilvl="7" w:tentative="0">
-      <w:start w:val="1"/>
-      <w:numFmt w:val="bullet"/>
-      <w:lvlText w:val=""/>
-      <w:lvlJc w:val="left"/>
-      <w:pPr>
-        <w:tabs>
-          <w:tab w:val="left" w:pos="5760"/>
-        </w:tabs>
-        <w:ind w:left="5760" w:hanging="360"/>
-      </w:pPr>
-      <w:rPr>
-        <w:rFonts w:hint="default" w:ascii="Wingdings" w:hAnsi="Wingdings" w:cs="Wingdings"/>
-        <w:sz w:val="20"/>
-      </w:rPr>
-    </w:lvl>
-    <w:lvl w:ilvl="8" w:tentative="0">
-      <w:start w:val="1"/>
-      <w:numFmt w:val="bullet"/>
-      <w:lvlText w:val=""/>
-      <w:lvlJc w:val="left"/>
-      <w:pPr>
-        <w:tabs>
-          <w:tab w:val="left" w:pos="6480"/>
-        </w:tabs>
-        <w:ind w:left="6480" w:hanging="360"/>
-      </w:pPr>
-      <w:rPr>
-        <w:rFonts w:hint="default" w:ascii="Wingdings" w:hAnsi="Wingdings" w:cs="Wingdings"/>
-        <w:sz w:val="20"/>
-      </w:rPr>
-    </w:lvl>
-  </w:abstractNum>
-  <w:abstractNum w:abstractNumId="4">
-    <w:nsid w:val="3C22470D"/>
-    <w:multiLevelType w:val="multilevel"/>
-    <w:tmpl w:val="3C22470D"/>
-    <w:lvl w:ilvl="0" w:tentative="0">
-      <w:start w:val="1"/>
-      <w:numFmt w:val="decimal"/>
-      <w:suff w:val="space"/>
-      <w:lvlText w:val="%1."/>
-      <w:lvlJc w:val="left"/>
-      <w:pPr>
-        <w:ind w:left="0" w:leftChars="0" w:firstLine="0" w:firstLineChars="0"/>
-      </w:pPr>
-      <w:rPr>
-        <w:rFonts w:hint="default"/>
-      </w:rPr>
-    </w:lvl>
-    <w:lvl w:ilvl="1" w:tentative="0">
-      <w:start w:val="1"/>
-      <w:numFmt w:val="decimal"/>
-      <w:suff w:val="space"/>
-      <w:lvlText w:val="%1.%2."/>
-      <w:lvlJc w:val="left"/>
-      <w:pPr>
-        <w:ind w:left="0" w:leftChars="0" w:firstLine="0" w:firstLineChars="0"/>
-      </w:pPr>
-      <w:rPr>
-        <w:rFonts w:hint="default"/>
-      </w:rPr>
-    </w:lvl>
-    <w:lvl w:ilvl="2" w:tentative="0">
-      <w:start w:val="1"/>
-      <w:numFmt w:val="decimal"/>
-      <w:suff w:val="space"/>
-      <w:lvlText w:val="%1.%2.%3."/>
-      <w:lvlJc w:val="left"/>
-      <w:pPr>
-        <w:ind w:left="0" w:leftChars="0" w:firstLine="0" w:firstLineChars="0"/>
-      </w:pPr>
-      <w:rPr>
-        <w:rFonts w:hint="default"/>
-      </w:rPr>
-    </w:lvl>
-    <w:lvl w:ilvl="3" w:tentative="0">
-      <w:start w:val="1"/>
-      <w:numFmt w:val="decimal"/>
-      <w:suff w:val="space"/>
-      <w:lvlText w:val="%1.%2.%3.%4."/>
-      <w:lvlJc w:val="left"/>
-      <w:pPr>
-        <w:ind w:left="0" w:leftChars="0" w:firstLine="0" w:firstLineChars="0"/>
-      </w:pPr>
-      <w:rPr>
-        <w:rFonts w:hint="default"/>
-      </w:rPr>
-    </w:lvl>
-    <w:lvl w:ilvl="4" w:tentative="0">
-      <w:start w:val="1"/>
-      <w:numFmt w:val="decimal"/>
-      <w:suff w:val="space"/>
-      <w:lvlText w:val="%1.%2.%3.%4.%5."/>
-      <w:lvlJc w:val="left"/>
-      <w:pPr>
-        <w:ind w:left="0" w:leftChars="0" w:firstLine="0" w:firstLineChars="0"/>
-      </w:pPr>
-      <w:rPr>
-        <w:rFonts w:hint="default"/>
-      </w:rPr>
-    </w:lvl>
-    <w:lvl w:ilvl="5" w:tentative="0">
-      <w:start w:val="1"/>
-      <w:numFmt w:val="decimal"/>
-      <w:suff w:val="space"/>
-      <w:lvlText w:val="%1.%2.%3.%4.%5.%6."/>
-      <w:lvlJc w:val="left"/>
-      <w:pPr>
-        <w:ind w:left="0" w:leftChars="0" w:firstLine="0" w:firstLineChars="0"/>
-      </w:pPr>
-      <w:rPr>
-        <w:rFonts w:hint="default"/>
-      </w:rPr>
-    </w:lvl>
-    <w:lvl w:ilvl="6" w:tentative="0">
-      <w:start w:val="1"/>
-      <w:numFmt w:val="decimal"/>
-      <w:suff w:val="space"/>
-      <w:lvlText w:val="%1.%2.%3.%4.%5.%6.%7."/>
-      <w:lvlJc w:val="left"/>
-      <w:pPr>
-        <w:ind w:left="0" w:leftChars="0" w:firstLine="0" w:firstLineChars="0"/>
-      </w:pPr>
-      <w:rPr>
-        <w:rFonts w:hint="default"/>
-      </w:rPr>
-    </w:lvl>
-    <w:lvl w:ilvl="7" w:tentative="0">
-      <w:start w:val="1"/>
-      <w:numFmt w:val="decimal"/>
-      <w:suff w:val="space"/>
-      <w:lvlText w:val="%1.%2.%3.%4.%5.%6.%7.%8."/>
-      <w:lvlJc w:val="left"/>
-      <w:pPr>
-        <w:ind w:left="0" w:leftChars="0" w:firstLine="0" w:firstLineChars="0"/>
-      </w:pPr>
-      <w:rPr>
-        <w:rFonts w:hint="default"/>
-      </w:rPr>
-    </w:lvl>
-    <w:lvl w:ilvl="8" w:tentative="0">
-      <w:start w:val="1"/>
-      <w:numFmt w:val="decimal"/>
-      <w:suff w:val="space"/>
-      <w:lvlText w:val="%1.%2.%3.%4.%5.%6.%7.%8.%9."/>
-      <w:lvlJc w:val="left"/>
-      <w:pPr>
-        <w:ind w:left="0" w:leftChars="0" w:firstLine="0" w:firstLineChars="0"/>
-      </w:pPr>
-      <w:rPr>
-        <w:rFonts w:hint="default"/>
-      </w:rPr>
-    </w:lvl>
-  </w:abstractNum>
-  <w:abstractNum w:abstractNumId="5">
-    <w:nsid w:val="58329DB5"/>
-    <w:multiLevelType w:val="multilevel"/>
-    <w:tmpl w:val="58329DB5"/>
-    <w:lvl w:ilvl="0" w:tentative="0">
-      <w:start w:val="1"/>
-      <w:numFmt w:val="decimal"/>
-      <w:suff w:val="space"/>
-      <w:lvlText w:val="%1."/>
-      <w:lvlJc w:val="left"/>
-      <w:pPr>
-        <w:ind w:left="0" w:leftChars="0" w:firstLine="0" w:firstLineChars="0"/>
-      </w:pPr>
-      <w:rPr>
-        <w:rFonts w:hint="default"/>
-      </w:rPr>
-    </w:lvl>
-    <w:lvl w:ilvl="1" w:tentative="0">
-      <w:start w:val="1"/>
-      <w:numFmt w:val="decimal"/>
-      <w:suff w:val="space"/>
-      <w:lvlText w:val="%1.%2."/>
-      <w:lvlJc w:val="left"/>
-      <w:pPr>
-        <w:ind w:left="0" w:leftChars="0" w:firstLine="0" w:firstLineChars="0"/>
-      </w:pPr>
-      <w:rPr>
-        <w:rFonts w:hint="default"/>
-      </w:rPr>
-    </w:lvl>
-    <w:lvl w:ilvl="2" w:tentative="0">
-      <w:start w:val="1"/>
-      <w:numFmt w:val="decimal"/>
-      <w:suff w:val="space"/>
-      <w:lvlText w:val="%1.%2.%3."/>
-      <w:lvlJc w:val="left"/>
-      <w:pPr>
-        <w:ind w:left="0" w:leftChars="0" w:firstLine="0" w:firstLineChars="0"/>
-      </w:pPr>
-      <w:rPr>
-        <w:rFonts w:hint="default"/>
-      </w:rPr>
-    </w:lvl>
-    <w:lvl w:ilvl="3" w:tentative="0">
-      <w:start w:val="1"/>
-      <w:numFmt w:val="decimal"/>
-      <w:suff w:val="space"/>
-      <w:lvlText w:val="%1.%2.%3.%4."/>
-      <w:lvlJc w:val="left"/>
-      <w:pPr>
-        <w:ind w:left="0" w:leftChars="0" w:firstLine="0" w:firstLineChars="0"/>
-      </w:pPr>
-      <w:rPr>
-        <w:rFonts w:hint="default"/>
-      </w:rPr>
-    </w:lvl>
-    <w:lvl w:ilvl="4" w:tentative="0">
-      <w:start w:val="1"/>
-      <w:numFmt w:val="decimal"/>
-      <w:suff w:val="space"/>
-      <w:lvlText w:val="%1.%2.%3.%4.%5."/>
-      <w:lvlJc w:val="left"/>
-      <w:pPr>
-        <w:ind w:left="0" w:leftChars="0" w:firstLine="0" w:firstLineChars="0"/>
-      </w:pPr>
-      <w:rPr>
-        <w:rFonts w:hint="default"/>
-      </w:rPr>
-    </w:lvl>
-    <w:lvl w:ilvl="5" w:tentative="0">
-      <w:start w:val="1"/>
-      <w:numFmt w:val="decimal"/>
-      <w:suff w:val="space"/>
-      <w:lvlText w:val="%1.%2.%3.%4.%5.%6."/>
-      <w:lvlJc w:val="left"/>
-      <w:pPr>
-        <w:ind w:left="0" w:leftChars="0" w:firstLine="0" w:firstLineChars="0"/>
-      </w:pPr>
-      <w:rPr>
-        <w:rFonts w:hint="default"/>
-      </w:rPr>
-    </w:lvl>
-    <w:lvl w:ilvl="6" w:tentative="0">
-      <w:start w:val="1"/>
-      <w:numFmt w:val="decimal"/>
-      <w:suff w:val="space"/>
-      <w:lvlText w:val="%1.%2.%3.%4.%5.%6.%7."/>
-      <w:lvlJc w:val="left"/>
-      <w:pPr>
-        <w:ind w:left="0" w:leftChars="0" w:firstLine="0" w:firstLineChars="0"/>
-      </w:pPr>
-      <w:rPr>
-        <w:rFonts w:hint="default"/>
-      </w:rPr>
-    </w:lvl>
-    <w:lvl w:ilvl="7" w:tentative="0">
-      <w:start w:val="1"/>
-      <w:numFmt w:val="decimal"/>
-      <w:suff w:val="space"/>
-      <w:lvlText w:val="%1.%2.%3.%4.%5.%6.%7.%8."/>
-      <w:lvlJc w:val="left"/>
-      <w:pPr>
-        <w:ind w:left="0" w:leftChars="0" w:firstLine="0" w:firstLineChars="0"/>
-      </w:pPr>
-      <w:rPr>
-        <w:rFonts w:hint="default"/>
-      </w:rPr>
-    </w:lvl>
-    <w:lvl w:ilvl="8" w:tentative="0">
-      <w:start w:val="1"/>
-      <w:numFmt w:val="decimal"/>
-      <w:suff w:val="space"/>
-      <w:lvlText w:val="%1.%2.%3.%4.%5.%6.%7.%8.%9."/>
-      <w:lvlJc w:val="left"/>
-      <w:pPr>
-        <w:ind w:left="0" w:leftChars="0" w:firstLine="0" w:firstLineChars="0"/>
-      </w:pPr>
-      <w:rPr>
-        <w:rFonts w:hint="default"/>
-      </w:rPr>
-    </w:lvl>
-  </w:abstractNum>
   <w:num w:numId="1">
-    <w:abstractNumId w:val="4"/>
+    <w:abstractNumId w:val="1"/>
   </w:num>
   <w:num w:numId="2">
-    <w:abstractNumId w:val="5"/>
+    <w:abstractNumId w:val="3"/>
   </w:num>
   <w:num w:numId="3">
-    <w:abstractNumId w:val="1"/>
+    <w:abstractNumId w:val="0"/>
   </w:num>
   <w:num w:numId="4">
-    <w:abstractNumId w:val="3"/>
-  </w:num>
-  <w:num w:numId="5">
     <w:abstractNumId w:val="2"/>
-  </w:num>
-  <w:num w:numId="6">
-    <w:abstractNumId w:val="0"/>
   </w:num>
 </w:numbering>
 </file>
@@ -7541,8 +12072,8 @@
     <w:lsdException w:unhideWhenUsed="0" w:uiPriority="0" w:semiHidden="0" w:name="Normal Indent"/>
     <w:lsdException w:unhideWhenUsed="0" w:uiPriority="0" w:semiHidden="0" w:name="footnote text"/>
     <w:lsdException w:unhideWhenUsed="0" w:uiPriority="0" w:semiHidden="0" w:name="annotation text"/>
-    <w:lsdException w:unhideWhenUsed="0" w:uiPriority="0" w:semiHidden="0" w:name="header"/>
-    <w:lsdException w:unhideWhenUsed="0" w:uiPriority="0" w:semiHidden="0" w:name="footer"/>
+    <w:lsdException w:qFormat="1" w:unhideWhenUsed="0" w:uiPriority="0" w:semiHidden="0" w:name="header"/>
+    <w:lsdException w:qFormat="1" w:unhideWhenUsed="0" w:uiPriority="0" w:semiHidden="0" w:name="footer"/>
     <w:lsdException w:unhideWhenUsed="0" w:uiPriority="0" w:semiHidden="0" w:name="index heading"/>
     <w:lsdException w:qFormat="1" w:uiPriority="0" w:name="caption"/>
     <w:lsdException w:unhideWhenUsed="0" w:uiPriority="0" w:semiHidden="0" w:name="table of figures"/>
@@ -7658,7 +12189,7 @@
     <w:lsdException w:unhideWhenUsed="0" w:uiPriority="0" w:semiHidden="0" w:name="Table Web 2"/>
     <w:lsdException w:unhideWhenUsed="0" w:uiPriority="0" w:semiHidden="0" w:name="Table Web 3"/>
     <w:lsdException w:unhideWhenUsed="0" w:uiPriority="0" w:semiHidden="0" w:name="Balloon Text"/>
-    <w:lsdException w:unhideWhenUsed="0" w:uiPriority="0" w:semiHidden="0" w:name="Table Grid"/>
+    <w:lsdException w:qFormat="1" w:unhideWhenUsed="0" w:uiPriority="0" w:semiHidden="0" w:name="Table Grid"/>
     <w:lsdException w:unhideWhenUsed="0" w:uiPriority="0" w:semiHidden="0" w:name="Table Theme"/>
   </w:latentStyles>
   <w:style w:type="paragraph" w:default="1" w:styleId="1">
@@ -7730,6 +12261,7 @@
   <w:style w:type="paragraph" w:styleId="7">
     <w:name w:val="header"/>
     <w:basedOn w:val="1"/>
+    <w:qFormat/>
     <w:uiPriority w:val="0"/>
     <w:pPr>
       <w:tabs>
@@ -7759,6 +12291,7 @@
   <w:style w:type="paragraph" w:styleId="9">
     <w:name w:val="footer"/>
     <w:basedOn w:val="1"/>
+    <w:qFormat/>
     <w:uiPriority w:val="0"/>
     <w:pPr>
       <w:tabs>
@@ -7770,6 +12303,7 @@
   <w:style w:type="table" w:styleId="10">
     <w:name w:val="Table Grid"/>
     <w:basedOn w:val="4"/>
+    <w:qFormat/>
     <w:uiPriority w:val="0"/>
     <w:pPr>
       <w:widowControl w:val="0"/>

--- a/НТиТИ/Курсовой - 30304125.docx
+++ b/НТиТИ/Курсовой - 30304125.docx
@@ -236,7 +236,16 @@
           <w:szCs w:val="32"/>
           <w:lang w:val="ru-RU"/>
         </w:rPr>
-        <w:t xml:space="preserve"> подшипников качения. Выбор допусков формы и расположения и параметров шероховатости поверхностей деталей, сопрягаемых с подшипниками ................................................................ 6</w:t>
+        <w:t xml:space="preserve"> подшипников качения. Выбор допусков формы и расположения и параметров шероховатости поверхностей деталей, сопрягаемых с подшипниками .............................................................. </w:t>
+      </w:r>
+      <w:r>
+        <w:rPr>
+          <w:rFonts w:hint="default" w:cs="Times New Roman"/>
+          <w:sz w:val="32"/>
+          <w:szCs w:val="32"/>
+          <w:lang w:val="ru-RU"/>
+        </w:rPr>
+        <w:t>19</w:t>
       </w:r>
     </w:p>
     <w:p>
@@ -1574,7 +1583,7 @@
         <w:jc w:val="both"/>
         <w:textAlignment w:val="auto"/>
         <w:rPr>
-          <w:rStyle w:val="6"/>
+          <w:rStyle w:val="7"/>
           <w:rFonts w:hint="default" w:ascii="Times New Roman" w:hAnsi="Times New Roman" w:eastAsia="Arial" w:cs="Times New Roman"/>
           <w:b w:val="0"/>
           <w:bCs w:val="0"/>
@@ -1587,7 +1596,7 @@
       </w:pPr>
       <w:r>
         <w:rPr>
-          <w:rStyle w:val="6"/>
+          <w:rStyle w:val="7"/>
           <w:rFonts w:hint="default" w:ascii="Times New Roman" w:hAnsi="Times New Roman" w:eastAsia="Arial" w:cs="Times New Roman"/>
           <w:b w:val="0"/>
           <w:bCs w:val="0"/>
@@ -1611,7 +1620,7 @@
       </w:r>
       <w:r>
         <w:rPr>
-          <w:rStyle w:val="6"/>
+          <w:rStyle w:val="7"/>
           <w:rFonts w:hint="default" w:ascii="Times New Roman" w:hAnsi="Times New Roman" w:eastAsia="Arial" w:cs="Times New Roman"/>
           <w:b w:val="0"/>
           <w:bCs w:val="0"/>
@@ -1625,7 +1634,7 @@
       </w:r>
       <w:r>
         <w:rPr>
-          <w:rStyle w:val="6"/>
+          <w:rStyle w:val="7"/>
           <w:rFonts w:hint="default" w:ascii="Times New Roman" w:hAnsi="Times New Roman" w:eastAsia="Arial" w:cs="Times New Roman"/>
           <w:b w:val="0"/>
           <w:bCs w:val="0"/>
@@ -1641,7 +1650,7 @@
       </w:r>
       <w:r>
         <w:rPr>
-          <w:rStyle w:val="6"/>
+          <w:rStyle w:val="7"/>
           <w:rFonts w:hint="default" w:ascii="Times New Roman" w:hAnsi="Times New Roman" w:eastAsia="Arial" w:cs="Times New Roman"/>
           <w:b w:val="0"/>
           <w:bCs w:val="0"/>
@@ -1678,7 +1687,7 @@
         <w:jc w:val="both"/>
         <w:textAlignment w:val="auto"/>
         <w:rPr>
-          <w:rStyle w:val="6"/>
+          <w:rStyle w:val="7"/>
           <w:rFonts w:hint="default" w:ascii="Times New Roman" w:hAnsi="Times New Roman" w:eastAsia="Arial" w:cs="Times New Roman"/>
           <w:b w:val="0"/>
           <w:bCs w:val="0"/>
@@ -1691,7 +1700,7 @@
       </w:pPr>
       <w:r>
         <w:rPr>
-          <w:rStyle w:val="6"/>
+          <w:rStyle w:val="7"/>
           <w:rFonts w:hint="default" w:ascii="Times New Roman" w:hAnsi="Times New Roman" w:eastAsia="Arial" w:cs="Times New Roman"/>
           <w:b w:val="0"/>
           <w:bCs w:val="0"/>
@@ -1705,7 +1714,7 @@
       </w:r>
       <w:r>
         <w:rPr>
-          <w:rStyle w:val="6"/>
+          <w:rStyle w:val="7"/>
           <w:rFonts w:hint="default" w:ascii="Times New Roman" w:hAnsi="Times New Roman" w:eastAsia="Arial" w:cs="Times New Roman"/>
           <w:b w:val="0"/>
           <w:bCs w:val="0"/>
@@ -1721,7 +1730,7 @@
       </w:r>
       <w:r>
         <w:rPr>
-          <w:rStyle w:val="6"/>
+          <w:rStyle w:val="7"/>
           <w:rFonts w:hint="default" w:ascii="Times New Roman" w:hAnsi="Times New Roman" w:eastAsia="Arial" w:cs="Times New Roman"/>
           <w:b w:val="0"/>
           <w:bCs w:val="0"/>
@@ -1735,7 +1744,7 @@
       </w:r>
       <w:r>
         <w:rPr>
-          <w:rStyle w:val="6"/>
+          <w:rStyle w:val="7"/>
           <w:rFonts w:hint="default" w:ascii="Times New Roman" w:hAnsi="Times New Roman" w:eastAsia="Arial" w:cs="Times New Roman"/>
           <w:b w:val="0"/>
           <w:bCs w:val="0"/>
@@ -1749,7 +1758,7 @@
       </w:r>
       <w:r>
         <w:rPr>
-          <w:rStyle w:val="6"/>
+          <w:rStyle w:val="7"/>
           <w:rFonts w:hint="default" w:ascii="Times New Roman" w:hAnsi="Times New Roman" w:eastAsia="Arial" w:cs="Times New Roman"/>
           <w:b w:val="0"/>
           <w:bCs w:val="0"/>
@@ -1765,7 +1774,7 @@
       </w:r>
       <w:r>
         <w:rPr>
-          <w:rStyle w:val="6"/>
+          <w:rStyle w:val="7"/>
           <w:rFonts w:hint="default" w:ascii="Times New Roman" w:hAnsi="Times New Roman" w:eastAsia="Arial" w:cs="Times New Roman"/>
           <w:b w:val="0"/>
           <w:bCs w:val="0"/>
@@ -1779,7 +1788,7 @@
       </w:r>
       <w:r>
         <w:rPr>
-          <w:rStyle w:val="6"/>
+          <w:rStyle w:val="7"/>
           <w:rFonts w:hint="default" w:ascii="Times New Roman" w:hAnsi="Times New Roman" w:eastAsia="Arial" w:cs="Times New Roman"/>
           <w:b w:val="0"/>
           <w:bCs w:val="0"/>
@@ -1816,7 +1825,7 @@
         <w:jc w:val="both"/>
         <w:textAlignment w:val="auto"/>
         <w:rPr>
-          <w:rStyle w:val="6"/>
+          <w:rStyle w:val="7"/>
           <w:rFonts w:hint="default" w:ascii="Times New Roman" w:hAnsi="Times New Roman" w:eastAsia="Arial" w:cs="Times New Roman"/>
           <w:b w:val="0"/>
           <w:bCs w:val="0"/>
@@ -1829,7 +1838,7 @@
       </w:pPr>
       <w:r>
         <w:rPr>
-          <w:rStyle w:val="6"/>
+          <w:rStyle w:val="7"/>
           <w:rFonts w:hint="default" w:ascii="Times New Roman" w:hAnsi="Times New Roman" w:eastAsia="Arial" w:cs="Times New Roman"/>
           <w:b w:val="0"/>
           <w:bCs w:val="0"/>
@@ -1866,7 +1875,7 @@
         <w:jc w:val="both"/>
         <w:textAlignment w:val="auto"/>
         <w:rPr>
-          <w:rStyle w:val="6"/>
+          <w:rStyle w:val="7"/>
           <w:rFonts w:hint="default" w:ascii="Times New Roman" w:hAnsi="Times New Roman" w:eastAsia="Arial" w:cs="Times New Roman"/>
           <w:b w:val="0"/>
           <w:bCs w:val="0"/>
@@ -1902,7 +1911,7 @@
         <w:jc w:val="center"/>
         <w:textAlignment w:val="auto"/>
         <w:rPr>
-          <w:rStyle w:val="6"/>
+          <w:rStyle w:val="7"/>
           <w:rFonts w:hint="default" w:ascii="Times New Roman" w:hAnsi="Times New Roman" w:eastAsia="Arial" w:cs="Times New Roman"/>
           <w:b w:val="0"/>
           <w:bCs w:val="0"/>
@@ -1915,7 +1924,7 @@
       </w:pPr>
       <w:r>
         <w:rPr>
-          <w:rStyle w:val="6"/>
+          <w:rStyle w:val="7"/>
           <w:rFonts w:hint="default" w:ascii="Times New Roman" w:hAnsi="Times New Roman" w:eastAsia="Arial" w:cs="Times New Roman"/>
           <w:b w:val="0"/>
           <w:bCs w:val="0"/>
@@ -1931,7 +1940,7 @@
       </w:r>
       <w:r>
         <w:rPr>
-          <w:rStyle w:val="6"/>
+          <w:rStyle w:val="7"/>
           <w:rFonts w:hint="default" w:ascii="Times New Roman" w:hAnsi="Times New Roman" w:eastAsia="Arial" w:cs="Times New Roman"/>
           <w:b w:val="0"/>
           <w:bCs w:val="0"/>
@@ -1945,7 +1954,7 @@
       </w:r>
       <w:r>
         <w:rPr>
-          <w:rStyle w:val="6"/>
+          <w:rStyle w:val="7"/>
           <w:rFonts w:hint="default" w:ascii="Times New Roman" w:hAnsi="Times New Roman" w:eastAsia="Arial" w:cs="Times New Roman"/>
           <w:b w:val="0"/>
           <w:bCs w:val="0"/>
@@ -1982,7 +1991,7 @@
         <w:jc w:val="center"/>
         <w:textAlignment w:val="auto"/>
         <w:rPr>
-          <w:rStyle w:val="6"/>
+          <w:rStyle w:val="7"/>
           <w:rFonts w:hint="default" w:ascii="Times New Roman" w:hAnsi="Times New Roman" w:eastAsia="Arial" w:cs="Times New Roman"/>
           <w:b w:val="0"/>
           <w:bCs w:val="0"/>
@@ -2018,7 +2027,7 @@
         <w:jc w:val="both"/>
         <w:textAlignment w:val="auto"/>
         <w:rPr>
-          <w:rStyle w:val="6"/>
+          <w:rStyle w:val="7"/>
           <w:rFonts w:hint="default" w:eastAsia="Arial" w:cs="Times New Roman"/>
           <w:b w:val="0"/>
           <w:bCs w:val="0"/>
@@ -2031,7 +2040,7 @@
       </w:pPr>
       <w:r>
         <w:rPr>
-          <w:rStyle w:val="6"/>
+          <w:rStyle w:val="7"/>
           <w:rFonts w:hint="default" w:eastAsia="Arial" w:cs="Times New Roman"/>
           <w:b w:val="0"/>
           <w:bCs w:val="0"/>
@@ -2045,7 +2054,7 @@
       </w:r>
       <w:r>
         <w:rPr>
-          <w:rStyle w:val="6"/>
+          <w:rStyle w:val="7"/>
           <w:rFonts w:hint="default" w:eastAsia="Arial" w:cs="Times New Roman"/>
           <w:b w:val="0"/>
           <w:bCs w:val="0"/>
@@ -2059,7 +2068,7 @@
       </w:r>
       <w:r>
         <w:rPr>
-          <w:rStyle w:val="6"/>
+          <w:rStyle w:val="7"/>
           <w:rFonts w:hint="default" w:eastAsia="Arial" w:cs="Times New Roman"/>
           <w:b w:val="0"/>
           <w:bCs w:val="0"/>
@@ -2096,7 +2105,7 @@
         <w:jc w:val="both"/>
         <w:textAlignment w:val="auto"/>
         <w:rPr>
-          <w:rStyle w:val="6"/>
+          <w:rStyle w:val="7"/>
           <w:rFonts w:hint="default" w:eastAsia="Arial" w:cs="Times New Roman"/>
           <w:b w:val="0"/>
           <w:bCs w:val="0"/>
@@ -2132,7 +2141,7 @@
         <w:jc w:val="center"/>
         <w:textAlignment w:val="auto"/>
         <w:rPr>
-          <w:rStyle w:val="6"/>
+          <w:rStyle w:val="7"/>
           <w:rFonts w:hint="default" w:eastAsia="Arial" w:cs="Times New Roman"/>
           <w:b w:val="0"/>
           <w:bCs w:val="0"/>
@@ -2146,7 +2155,7 @@
       </w:pPr>
       <w:r>
         <w:rPr>
-          <w:rStyle w:val="6"/>
+          <w:rStyle w:val="7"/>
           <w:rFonts w:hint="default" w:eastAsia="Arial" w:cs="Times New Roman"/>
           <w:b w:val="0"/>
           <w:bCs w:val="0"/>
@@ -2162,7 +2171,7 @@
       </w:r>
       <w:r>
         <w:rPr>
-          <w:rStyle w:val="6"/>
+          <w:rStyle w:val="7"/>
           <w:rFonts w:hint="default" w:eastAsia="Arial" w:cs="Times New Roman"/>
           <w:b w:val="0"/>
           <w:bCs w:val="0"/>
@@ -2179,7 +2188,7 @@
       </w:r>
       <w:r>
         <w:rPr>
-          <w:rStyle w:val="6"/>
+          <w:rStyle w:val="7"/>
           <w:rFonts w:hint="default" w:eastAsia="Arial" w:cs="Times New Roman"/>
           <w:b w:val="0"/>
           <w:bCs w:val="0"/>
@@ -2196,7 +2205,7 @@
       </w:r>
       <w:r>
         <w:rPr>
-          <w:rStyle w:val="6"/>
+          <w:rStyle w:val="7"/>
           <w:rFonts w:hint="default" w:eastAsia="Arial" w:cs="Times New Roman"/>
           <w:b w:val="0"/>
           <w:bCs w:val="0"/>
@@ -2213,7 +2222,7 @@
       </w:r>
       <w:r>
         <w:rPr>
-          <w:rStyle w:val="6"/>
+          <w:rStyle w:val="7"/>
           <w:rFonts w:hint="default" w:eastAsia="Arial" w:cs="Times New Roman"/>
           <w:b w:val="0"/>
           <w:bCs w:val="0"/>
@@ -2230,7 +2239,7 @@
       </w:r>
       <w:r>
         <w:rPr>
-          <w:rStyle w:val="6"/>
+          <w:rStyle w:val="7"/>
           <w:rFonts w:hint="default" w:eastAsia="Arial" w:cs="Times New Roman"/>
           <w:b w:val="0"/>
           <w:bCs w:val="0"/>
@@ -2245,7 +2254,7 @@
       </w:r>
       <w:r>
         <w:rPr>
-          <w:rStyle w:val="6"/>
+          <w:rStyle w:val="7"/>
           <w:rFonts w:hint="default" w:eastAsia="Arial" w:cs="Times New Roman"/>
           <w:b w:val="0"/>
           <w:bCs w:val="0"/>
@@ -2260,7 +2269,7 @@
       </w:r>
       <w:r>
         <w:rPr>
-          <w:rStyle w:val="6"/>
+          <w:rStyle w:val="7"/>
           <w:rFonts w:hint="default" w:eastAsia="Arial" w:cs="Times New Roman"/>
           <w:b w:val="0"/>
           <w:bCs w:val="0"/>
@@ -2275,7 +2284,7 @@
       </w:r>
       <w:r>
         <w:rPr>
-          <w:rStyle w:val="6"/>
+          <w:rStyle w:val="7"/>
           <w:rFonts w:hint="default" w:eastAsia="Arial" w:cs="Times New Roman"/>
           <w:b w:val="0"/>
           <w:bCs w:val="0"/>
@@ -2290,7 +2299,7 @@
       </w:r>
       <w:r>
         <w:rPr>
-          <w:rStyle w:val="6"/>
+          <w:rStyle w:val="7"/>
           <w:rFonts w:hint="default" w:eastAsia="Arial" w:cs="Times New Roman"/>
           <w:b w:val="0"/>
           <w:bCs w:val="0"/>
@@ -2328,7 +2337,7 @@
         <w:jc w:val="center"/>
         <w:textAlignment w:val="auto"/>
         <w:rPr>
-          <w:rStyle w:val="6"/>
+          <w:rStyle w:val="7"/>
           <w:rFonts w:hint="default" w:eastAsia="Arial" w:cs="Times New Roman"/>
           <w:b w:val="0"/>
           <w:bCs w:val="0"/>
@@ -2342,7 +2351,7 @@
       </w:pPr>
       <w:r>
         <w:rPr>
-          <w:rStyle w:val="6"/>
+          <w:rStyle w:val="7"/>
           <w:rFonts w:hint="default" w:eastAsia="Arial" w:cs="Times New Roman"/>
           <w:b w:val="0"/>
           <w:bCs w:val="0"/>
@@ -2359,7 +2368,7 @@
       </w:r>
       <w:r>
         <w:rPr>
-          <w:rStyle w:val="6"/>
+          <w:rStyle w:val="7"/>
           <w:rFonts w:hint="default" w:eastAsia="Arial" w:cs="Times New Roman"/>
           <w:b w:val="0"/>
           <w:bCs w:val="0"/>
@@ -2376,7 +2385,7 @@
       </w:r>
       <w:r>
         <w:rPr>
-          <w:rStyle w:val="6"/>
+          <w:rStyle w:val="7"/>
           <w:rFonts w:hint="default" w:eastAsia="Arial" w:cs="Times New Roman"/>
           <w:b w:val="0"/>
           <w:bCs w:val="0"/>
@@ -2393,7 +2402,7 @@
       </w:r>
       <w:r>
         <w:rPr>
-          <w:rStyle w:val="6"/>
+          <w:rStyle w:val="7"/>
           <w:rFonts w:hint="default" w:eastAsia="Arial" w:cs="Times New Roman"/>
           <w:b w:val="0"/>
           <w:bCs w:val="0"/>
@@ -2410,7 +2419,7 @@
       </w:r>
       <w:r>
         <w:rPr>
-          <w:rStyle w:val="6"/>
+          <w:rStyle w:val="7"/>
           <w:rFonts w:hint="default" w:eastAsia="Arial" w:cs="Times New Roman"/>
           <w:b w:val="0"/>
           <w:bCs w:val="0"/>
@@ -2427,7 +2436,7 @@
       </w:r>
       <w:r>
         <w:rPr>
-          <w:rStyle w:val="6"/>
+          <w:rStyle w:val="7"/>
           <w:rFonts w:hint="default" w:eastAsia="Arial" w:cs="Times New Roman"/>
           <w:b w:val="0"/>
           <w:bCs w:val="0"/>
@@ -2442,7 +2451,7 @@
       </w:r>
       <w:r>
         <w:rPr>
-          <w:rStyle w:val="6"/>
+          <w:rStyle w:val="7"/>
           <w:rFonts w:hint="default" w:eastAsia="Arial" w:cs="Times New Roman"/>
           <w:b w:val="0"/>
           <w:bCs w:val="0"/>
@@ -2457,7 +2466,7 @@
       </w:r>
       <w:r>
         <w:rPr>
-          <w:rStyle w:val="6"/>
+          <w:rStyle w:val="7"/>
           <w:rFonts w:hint="default" w:eastAsia="Arial" w:cs="Times New Roman"/>
           <w:b w:val="0"/>
           <w:bCs w:val="0"/>
@@ -2472,7 +2481,7 @@
       </w:r>
       <w:r>
         <w:rPr>
-          <w:rStyle w:val="6"/>
+          <w:rStyle w:val="7"/>
           <w:rFonts w:hint="default" w:eastAsia="Arial" w:cs="Times New Roman"/>
           <w:b w:val="0"/>
           <w:bCs w:val="0"/>
@@ -2510,7 +2519,7 @@
         <w:jc w:val="center"/>
         <w:textAlignment w:val="auto"/>
         <w:rPr>
-          <w:rStyle w:val="6"/>
+          <w:rStyle w:val="7"/>
           <w:rFonts w:hint="default" w:eastAsia="Arial" w:cs="Times New Roman"/>
           <w:b w:val="0"/>
           <w:bCs w:val="0"/>
@@ -2547,7 +2556,7 @@
         <w:jc w:val="both"/>
         <w:textAlignment w:val="auto"/>
         <w:rPr>
-          <w:rStyle w:val="6"/>
+          <w:rStyle w:val="7"/>
           <w:rFonts w:hint="default" w:eastAsia="Arial" w:cs="Times New Roman"/>
           <w:b w:val="0"/>
           <w:bCs w:val="0"/>
@@ -2562,7 +2571,7 @@
       </w:pPr>
       <w:r>
         <w:rPr>
-          <w:rStyle w:val="6"/>
+          <w:rStyle w:val="7"/>
           <w:rFonts w:hint="default" w:eastAsia="Arial" w:cs="Times New Roman"/>
           <w:b w:val="0"/>
           <w:bCs w:val="0"/>
@@ -2577,7 +2586,7 @@
       </w:r>
       <w:r>
         <w:rPr>
-          <w:rStyle w:val="6"/>
+          <w:rStyle w:val="7"/>
           <w:rFonts w:hint="default" w:eastAsia="Arial" w:cs="Times New Roman"/>
           <w:b w:val="0"/>
           <w:bCs w:val="0"/>
@@ -2602,7 +2611,7 @@
       </w:r>
       <w:r>
         <w:rPr>
-          <w:rStyle w:val="6"/>
+          <w:rStyle w:val="7"/>
           <w:rFonts w:hint="default" w:ascii="Times New Roman" w:hAnsi="Times New Roman" w:eastAsia="Arial" w:cs="Times New Roman"/>
           <w:b w:val="0"/>
           <w:bCs w:val="0"/>
@@ -2616,7 +2625,7 @@
       </w:r>
       <w:r>
         <w:rPr>
-          <w:rStyle w:val="6"/>
+          <w:rStyle w:val="7"/>
           <w:rFonts w:hint="default" w:eastAsia="Arial" w:cs="Times New Roman"/>
           <w:b w:val="0"/>
           <w:bCs w:val="0"/>
@@ -2632,7 +2641,7 @@
       </w:r>
       <w:r>
         <w:rPr>
-          <w:rStyle w:val="6"/>
+          <w:rStyle w:val="7"/>
           <w:rFonts w:hint="default" w:ascii="Times New Roman" w:hAnsi="Times New Roman" w:eastAsia="Arial" w:cs="Times New Roman"/>
           <w:b w:val="0"/>
           <w:bCs w:val="0"/>
@@ -2648,7 +2657,7 @@
       </w:r>
       <w:r>
         <w:rPr>
-          <w:rStyle w:val="6"/>
+          <w:rStyle w:val="7"/>
           <w:rFonts w:hint="default" w:eastAsia="Arial" w:cs="Times New Roman"/>
           <w:b w:val="0"/>
           <w:bCs w:val="0"/>
@@ -2687,7 +2696,7 @@
         <w:jc w:val="both"/>
         <w:textAlignment w:val="auto"/>
         <w:rPr>
-          <w:rStyle w:val="6"/>
+          <w:rStyle w:val="7"/>
           <w:rFonts w:hint="default" w:eastAsia="Arial" w:cs="Times New Roman"/>
           <w:b w:val="0"/>
           <w:bCs w:val="0"/>
@@ -2702,7 +2711,7 @@
       </w:pPr>
       <w:r>
         <w:rPr>
-          <w:rStyle w:val="6"/>
+          <w:rStyle w:val="7"/>
           <w:rFonts w:hint="default" w:eastAsia="Arial" w:cs="Times New Roman"/>
           <w:b w:val="0"/>
           <w:bCs w:val="0"/>
@@ -2718,7 +2727,7 @@
       </w:r>
       <w:r>
         <w:rPr>
-          <w:rStyle w:val="6"/>
+          <w:rStyle w:val="7"/>
           <w:rFonts w:hint="default" w:eastAsia="Arial" w:cs="Times New Roman"/>
           <w:b w:val="0"/>
           <w:bCs w:val="0"/>
@@ -2734,7 +2743,7 @@
       </w:r>
       <w:r>
         <w:rPr>
-          <w:rStyle w:val="6"/>
+          <w:rStyle w:val="7"/>
           <w:rFonts w:hint="default" w:eastAsia="Arial" w:cs="Times New Roman"/>
           <w:b w:val="0"/>
           <w:bCs w:val="0"/>
@@ -2750,7 +2759,7 @@
       </w:r>
       <w:r>
         <w:rPr>
-          <w:rStyle w:val="6"/>
+          <w:rStyle w:val="7"/>
           <w:rFonts w:hint="default" w:eastAsia="Arial" w:cs="Times New Roman"/>
           <w:b w:val="0"/>
           <w:bCs w:val="0"/>
@@ -2766,7 +2775,7 @@
       </w:r>
       <w:r>
         <w:rPr>
-          <w:rStyle w:val="6"/>
+          <w:rStyle w:val="7"/>
           <w:rFonts w:hint="default" w:eastAsia="Arial" w:cs="Times New Roman"/>
           <w:b w:val="0"/>
           <w:bCs w:val="0"/>
@@ -2782,7 +2791,7 @@
       </w:r>
       <w:r>
         <w:rPr>
-          <w:rStyle w:val="6"/>
+          <w:rStyle w:val="7"/>
           <w:rFonts w:hint="default" w:eastAsia="Arial" w:cs="Times New Roman"/>
           <w:b w:val="0"/>
           <w:bCs w:val="0"/>
@@ -2798,7 +2807,7 @@
       </w:r>
       <w:r>
         <w:rPr>
-          <w:rStyle w:val="6"/>
+          <w:rStyle w:val="7"/>
           <w:rFonts w:hint="default" w:eastAsia="Arial" w:cs="Times New Roman"/>
           <w:b w:val="0"/>
           <w:bCs w:val="0"/>
@@ -2814,7 +2823,7 @@
       </w:r>
       <w:r>
         <w:rPr>
-          <w:rStyle w:val="6"/>
+          <w:rStyle w:val="7"/>
           <w:rFonts w:hint="default" w:eastAsia="Arial" w:cs="Times New Roman"/>
           <w:b w:val="0"/>
           <w:bCs w:val="0"/>
@@ -2830,7 +2839,7 @@
       </w:r>
       <w:r>
         <w:rPr>
-          <w:rStyle w:val="6"/>
+          <w:rStyle w:val="7"/>
           <w:rFonts w:hint="default" w:eastAsia="Arial" w:cs="Times New Roman"/>
           <w:b w:val="0"/>
           <w:bCs w:val="0"/>
@@ -2846,7 +2855,7 @@
       </w:r>
       <w:r>
         <w:rPr>
-          <w:rStyle w:val="6"/>
+          <w:rStyle w:val="7"/>
           <w:rFonts w:hint="default" w:eastAsia="Arial" w:cs="Times New Roman"/>
           <w:b w:val="0"/>
           <w:bCs w:val="0"/>
@@ -2885,7 +2894,7 @@
         <w:jc w:val="both"/>
         <w:textAlignment w:val="auto"/>
         <w:rPr>
-          <w:rStyle w:val="6"/>
+          <w:rStyle w:val="7"/>
           <w:rFonts w:hint="default" w:eastAsia="Arial" w:cs="Times New Roman"/>
           <w:b w:val="0"/>
           <w:bCs w:val="0"/>
@@ -2900,7 +2909,7 @@
       </w:pPr>
       <w:r>
         <w:rPr>
-          <w:rStyle w:val="6"/>
+          <w:rStyle w:val="7"/>
           <w:rFonts w:hint="default" w:eastAsia="Arial" w:cs="Times New Roman"/>
           <w:b w:val="0"/>
           <w:bCs w:val="0"/>
@@ -2916,7 +2925,7 @@
       </w:r>
       <w:r>
         <w:rPr>
-          <w:rStyle w:val="6"/>
+          <w:rStyle w:val="7"/>
           <w:rFonts w:hint="default" w:eastAsia="Arial" w:cs="Times New Roman"/>
           <w:b w:val="0"/>
           <w:bCs w:val="0"/>
@@ -2955,7 +2964,7 @@
         <w:jc w:val="both"/>
         <w:textAlignment w:val="auto"/>
         <w:rPr>
-          <w:rStyle w:val="6"/>
+          <w:rStyle w:val="7"/>
           <w:rFonts w:hint="default" w:eastAsia="Arial" w:cs="Times New Roman"/>
           <w:b w:val="0"/>
           <w:bCs w:val="0"/>
@@ -2993,7 +3002,7 @@
         <w:jc w:val="center"/>
         <w:textAlignment w:val="auto"/>
         <w:rPr>
-          <w:rStyle w:val="6"/>
+          <w:rStyle w:val="7"/>
           <w:rFonts w:hint="default" w:eastAsia="Arial" w:cs="Times New Roman"/>
           <w:b w:val="0"/>
           <w:bCs w:val="0"/>
@@ -3008,7 +3017,7 @@
       </w:pPr>
       <w:r>
         <w:rPr>
-          <w:rStyle w:val="6"/>
+          <w:rStyle w:val="7"/>
           <w:rFonts w:hint="default" w:eastAsia="Arial" w:cs="Times New Roman"/>
           <w:b w:val="0"/>
           <w:bCs w:val="0"/>
@@ -3024,7 +3033,7 @@
       </w:r>
       <w:r>
         <w:rPr>
-          <w:rStyle w:val="6"/>
+          <w:rStyle w:val="7"/>
           <w:rFonts w:hint="default" w:eastAsia="Arial" w:cs="Times New Roman"/>
           <w:b w:val="0"/>
           <w:bCs w:val="0"/>
@@ -3040,7 +3049,7 @@
       </w:r>
       <w:r>
         <w:rPr>
-          <w:rStyle w:val="6"/>
+          <w:rStyle w:val="7"/>
           <w:rFonts w:hint="default" w:eastAsia="Arial" w:cs="Times New Roman"/>
           <w:b w:val="0"/>
           <w:bCs w:val="0"/>
@@ -3079,7 +3088,7 @@
         <w:jc w:val="both"/>
         <w:textAlignment w:val="auto"/>
         <w:rPr>
-          <w:rStyle w:val="6"/>
+          <w:rStyle w:val="7"/>
           <w:rFonts w:hint="default" w:eastAsia="Arial" w:cs="Times New Roman"/>
           <w:b w:val="0"/>
           <w:bCs w:val="0"/>
@@ -3117,7 +3126,7 @@
         <w:jc w:val="both"/>
         <w:textAlignment w:val="auto"/>
         <w:rPr>
-          <w:rStyle w:val="6"/>
+          <w:rStyle w:val="7"/>
           <w:rFonts w:hint="default" w:eastAsia="Arial" w:cs="Times New Roman"/>
           <w:b w:val="0"/>
           <w:bCs w:val="0"/>
@@ -3132,7 +3141,7 @@
       </w:pPr>
       <w:r>
         <w:rPr>
-          <w:rStyle w:val="6"/>
+          <w:rStyle w:val="7"/>
           <w:rFonts w:hint="default" w:eastAsia="Arial" w:cs="Times New Roman"/>
           <w:b w:val="0"/>
           <w:bCs w:val="0"/>
@@ -3148,7 +3157,7 @@
       </w:r>
       <w:r>
         <w:rPr>
-          <w:rStyle w:val="6"/>
+          <w:rStyle w:val="7"/>
           <w:rFonts w:hint="default" w:eastAsia="Arial" w:cs="Times New Roman"/>
           <w:b w:val="0"/>
           <w:bCs w:val="0"/>
@@ -3164,7 +3173,7 @@
       </w:r>
       <w:r>
         <w:rPr>
-          <w:rStyle w:val="6"/>
+          <w:rStyle w:val="7"/>
           <w:rFonts w:hint="default" w:eastAsia="Arial" w:cs="Times New Roman"/>
           <w:b w:val="0"/>
           <w:bCs w:val="0"/>
@@ -3203,7 +3212,7 @@
         <w:jc w:val="both"/>
         <w:textAlignment w:val="auto"/>
         <w:rPr>
-          <w:rStyle w:val="6"/>
+          <w:rStyle w:val="7"/>
           <w:rFonts w:hint="default" w:eastAsia="Arial" w:cs="Times New Roman"/>
           <w:b w:val="0"/>
           <w:bCs w:val="0"/>
@@ -3241,7 +3250,7 @@
         <w:jc w:val="center"/>
         <w:textAlignment w:val="auto"/>
         <w:rPr>
-          <w:rStyle w:val="6"/>
+          <w:rStyle w:val="7"/>
           <w:rFonts w:hint="default" w:eastAsia="Arial" w:cs="Times New Roman"/>
           <w:b w:val="0"/>
           <w:bCs w:val="0"/>
@@ -3256,7 +3265,7 @@
       </w:pPr>
       <w:r>
         <w:rPr>
-          <w:rStyle w:val="6"/>
+          <w:rStyle w:val="7"/>
           <w:rFonts w:hint="default" w:eastAsia="Arial" w:cs="Times New Roman"/>
           <w:b w:val="0"/>
           <w:bCs w:val="0"/>
@@ -3272,7 +3281,7 @@
       </w:r>
       <w:r>
         <w:rPr>
-          <w:rStyle w:val="6"/>
+          <w:rStyle w:val="7"/>
           <w:rFonts w:hint="default" w:eastAsia="Arial" w:cs="Times New Roman"/>
           <w:b w:val="0"/>
           <w:bCs w:val="0"/>
@@ -3289,7 +3298,7 @@
       </w:r>
       <w:r>
         <w:rPr>
-          <w:rStyle w:val="6"/>
+          <w:rStyle w:val="7"/>
           <w:rFonts w:hint="default" w:eastAsia="Arial" w:cs="Times New Roman"/>
           <w:b w:val="0"/>
           <w:bCs w:val="0"/>
@@ -3305,7 +3314,7 @@
       </w:r>
       <w:r>
         <w:rPr>
-          <w:rStyle w:val="6"/>
+          <w:rStyle w:val="7"/>
           <w:rFonts w:hint="default" w:eastAsia="Arial" w:cs="Times New Roman"/>
           <w:b w:val="0"/>
           <w:bCs w:val="0"/>
@@ -3322,7 +3331,7 @@
       </w:r>
       <w:r>
         <w:rPr>
-          <w:rStyle w:val="6"/>
+          <w:rStyle w:val="7"/>
           <w:rFonts w:hint="default" w:eastAsia="Arial" w:cs="Times New Roman"/>
           <w:b w:val="0"/>
           <w:bCs w:val="0"/>
@@ -3338,7 +3347,7 @@
       </w:r>
       <w:r>
         <w:rPr>
-          <w:rStyle w:val="6"/>
+          <w:rStyle w:val="7"/>
           <w:rFonts w:hint="default" w:eastAsia="Arial" w:cs="Times New Roman"/>
           <w:b w:val="0"/>
           <w:bCs w:val="0"/>
@@ -3354,7 +3363,7 @@
       </w:r>
       <w:r>
         <w:rPr>
-          <w:rStyle w:val="6"/>
+          <w:rStyle w:val="7"/>
           <w:rFonts w:hint="default" w:eastAsia="Arial" w:cs="Times New Roman"/>
           <w:b w:val="0"/>
           <w:bCs w:val="0"/>
@@ -3393,7 +3402,7 @@
         <w:jc w:val="center"/>
         <w:textAlignment w:val="auto"/>
         <w:rPr>
-          <w:rStyle w:val="6"/>
+          <w:rStyle w:val="7"/>
           <w:rFonts w:hint="default" w:eastAsia="Arial" w:cs="Times New Roman"/>
           <w:b w:val="0"/>
           <w:bCs w:val="0"/>
@@ -3408,7 +3417,7 @@
       </w:pPr>
       <w:r>
         <w:rPr>
-          <w:rStyle w:val="6"/>
+          <w:rStyle w:val="7"/>
           <w:rFonts w:hint="default" w:eastAsia="Arial" w:cs="Times New Roman"/>
           <w:b w:val="0"/>
           <w:bCs w:val="0"/>
@@ -3424,7 +3433,7 @@
       </w:r>
       <w:r>
         <w:rPr>
-          <w:rStyle w:val="6"/>
+          <w:rStyle w:val="7"/>
           <w:rFonts w:hint="default" w:eastAsia="Arial" w:cs="Times New Roman"/>
           <w:b w:val="0"/>
           <w:bCs w:val="0"/>
@@ -3441,7 +3450,7 @@
       </w:r>
       <w:r>
         <w:rPr>
-          <w:rStyle w:val="6"/>
+          <w:rStyle w:val="7"/>
           <w:rFonts w:hint="default" w:eastAsia="Arial" w:cs="Times New Roman"/>
           <w:b w:val="0"/>
           <w:bCs w:val="0"/>
@@ -3457,7 +3466,7 @@
       </w:r>
       <w:r>
         <w:rPr>
-          <w:rStyle w:val="6"/>
+          <w:rStyle w:val="7"/>
           <w:rFonts w:hint="default" w:eastAsia="Arial" w:cs="Times New Roman"/>
           <w:b w:val="0"/>
           <w:bCs w:val="0"/>
@@ -3474,7 +3483,7 @@
       </w:r>
       <w:r>
         <w:rPr>
-          <w:rStyle w:val="6"/>
+          <w:rStyle w:val="7"/>
           <w:rFonts w:hint="default" w:eastAsia="Arial" w:cs="Times New Roman"/>
           <w:b w:val="0"/>
           <w:bCs w:val="0"/>
@@ -3490,7 +3499,7 @@
       </w:r>
       <w:r>
         <w:rPr>
-          <w:rStyle w:val="6"/>
+          <w:rStyle w:val="7"/>
           <w:rFonts w:hint="default" w:eastAsia="Arial" w:cs="Times New Roman"/>
           <w:b w:val="0"/>
           <w:bCs w:val="0"/>
@@ -3506,7 +3515,7 @@
       </w:r>
       <w:r>
         <w:rPr>
-          <w:rStyle w:val="6"/>
+          <w:rStyle w:val="7"/>
           <w:rFonts w:hint="default" w:eastAsia="Arial" w:cs="Times New Roman"/>
           <w:b w:val="0"/>
           <w:bCs w:val="0"/>
@@ -3545,7 +3554,7 @@
         <w:jc w:val="both"/>
         <w:textAlignment w:val="auto"/>
         <w:rPr>
-          <w:rStyle w:val="6"/>
+          <w:rStyle w:val="7"/>
           <w:rFonts w:hint="default" w:eastAsia="Arial" w:cs="Times New Roman"/>
           <w:b w:val="0"/>
           <w:bCs w:val="0"/>
@@ -3583,7 +3592,7 @@
         <w:jc w:val="both"/>
         <w:textAlignment w:val="auto"/>
         <w:rPr>
-          <w:rStyle w:val="6"/>
+          <w:rStyle w:val="7"/>
           <w:rFonts w:hint="default" w:eastAsia="Arial" w:cs="Times New Roman"/>
           <w:b w:val="0"/>
           <w:bCs w:val="0"/>
@@ -3598,7 +3607,7 @@
       </w:pPr>
       <w:r>
         <w:rPr>
-          <w:rStyle w:val="6"/>
+          <w:rStyle w:val="7"/>
           <w:rFonts w:hint="default" w:eastAsia="Arial" w:cs="Times New Roman"/>
           <w:b w:val="0"/>
           <w:bCs w:val="0"/>
@@ -3637,7 +3646,7 @@
         <w:jc w:val="right"/>
         <w:textAlignment w:val="auto"/>
         <w:rPr>
-          <w:rStyle w:val="6"/>
+          <w:rStyle w:val="7"/>
           <w:rFonts w:hint="default" w:eastAsia="Arial" w:cs="Times New Roman"/>
           <w:b w:val="0"/>
           <w:bCs w:val="0"/>
@@ -3652,7 +3661,7 @@
       </w:pPr>
       <w:r>
         <w:rPr>
-          <w:rStyle w:val="6"/>
+          <w:rStyle w:val="7"/>
           <w:rFonts w:hint="default" w:eastAsia="Arial" w:cs="Times New Roman"/>
           <w:b w:val="0"/>
           <w:bCs w:val="0"/>
@@ -3691,7 +3700,7 @@
         <w:jc w:val="center"/>
         <w:textAlignment w:val="auto"/>
         <w:rPr>
-          <w:rStyle w:val="6"/>
+          <w:rStyle w:val="7"/>
           <w:rFonts w:hint="default" w:eastAsia="Arial" w:cs="Times New Roman"/>
           <w:b w:val="0"/>
           <w:bCs w:val="0"/>
@@ -3706,7 +3715,7 @@
       </w:pPr>
       <w:r>
         <w:rPr>
-          <w:rStyle w:val="6"/>
+          <w:rStyle w:val="7"/>
           <w:rFonts w:hint="default" w:eastAsia="Arial" w:cs="Times New Roman"/>
           <w:b w:val="0"/>
           <w:bCs w:val="0"/>
@@ -3723,7 +3732,7 @@
     </w:p>
     <w:tbl>
       <w:tblPr>
-        <w:tblStyle w:val="10"/>
+        <w:tblStyle w:val="11"/>
         <w:tblW w:w="9740" w:type="dxa"/>
         <w:jc w:val="center"/>
         <w:tblBorders>
@@ -3796,7 +3805,7 @@
               <w:jc w:val="center"/>
               <w:textAlignment w:val="auto"/>
               <w:rPr>
-                <w:rStyle w:val="6"/>
+                <w:rStyle w:val="7"/>
                 <w:rFonts w:hint="default" w:eastAsia="Arial" w:cs="Times New Roman"/>
                 <w:b w:val="0"/>
                 <w:bCs w:val="0"/>
@@ -3812,7 +3821,7 @@
             </w:pPr>
             <w:r>
               <w:rPr>
-                <w:rStyle w:val="6"/>
+                <w:rStyle w:val="7"/>
                 <w:rFonts w:hint="default" w:eastAsia="Arial" w:cs="Times New Roman"/>
                 <w:b w:val="0"/>
                 <w:bCs w:val="0"/>
@@ -3855,7 +3864,7 @@
               <w:jc w:val="center"/>
               <w:textAlignment w:val="auto"/>
               <w:rPr>
-                <w:rStyle w:val="6"/>
+                <w:rStyle w:val="7"/>
                 <w:rFonts w:hint="default" w:eastAsia="Arial" w:cs="Times New Roman"/>
                 <w:b w:val="0"/>
                 <w:bCs w:val="0"/>
@@ -3871,7 +3880,7 @@
             </w:pPr>
             <w:r>
               <w:rPr>
-                <w:rStyle w:val="6"/>
+                <w:rStyle w:val="7"/>
                 <w:rFonts w:hint="default" w:eastAsia="Arial" w:cs="Times New Roman"/>
                 <w:b w:val="0"/>
                 <w:bCs w:val="0"/>
@@ -3888,7 +3897,7 @@
             </w:r>
             <w:r>
               <w:rPr>
-                <w:rStyle w:val="6"/>
+                <w:rStyle w:val="7"/>
                 <w:rFonts w:hint="default" w:eastAsia="Arial" w:cs="Times New Roman"/>
                 <w:b w:val="0"/>
                 <w:bCs w:val="0"/>
@@ -3905,7 +3914,7 @@
             </w:r>
             <w:r>
               <w:rPr>
-                <w:rStyle w:val="6"/>
+                <w:rStyle w:val="7"/>
                 <w:rFonts w:hint="default" w:eastAsia="Arial" w:cs="Times New Roman"/>
                 <w:b w:val="0"/>
                 <w:bCs w:val="0"/>
@@ -3948,7 +3957,7 @@
               <w:jc w:val="center"/>
               <w:textAlignment w:val="auto"/>
               <w:rPr>
-                <w:rStyle w:val="6"/>
+                <w:rStyle w:val="7"/>
                 <w:rFonts w:hint="default" w:eastAsia="Arial" w:cs="Times New Roman"/>
                 <w:b w:val="0"/>
                 <w:bCs w:val="0"/>
@@ -3964,7 +3973,7 @@
             </w:pPr>
             <w:r>
               <w:rPr>
-                <w:rStyle w:val="6"/>
+                <w:rStyle w:val="7"/>
                 <w:rFonts w:hint="default" w:eastAsia="Arial" w:cs="Times New Roman"/>
                 <w:b w:val="0"/>
                 <w:bCs w:val="0"/>
@@ -3981,7 +3990,7 @@
             </w:r>
             <w:r>
               <w:rPr>
-                <w:rStyle w:val="6"/>
+                <w:rStyle w:val="7"/>
                 <w:rFonts w:hint="default" w:eastAsia="Arial" w:cs="Times New Roman"/>
                 <w:b w:val="0"/>
                 <w:bCs w:val="0"/>
@@ -3998,7 +4007,7 @@
             </w:r>
             <w:r>
               <w:rPr>
-                <w:rStyle w:val="6"/>
+                <w:rStyle w:val="7"/>
                 <w:rFonts w:hint="default" w:eastAsia="Arial" w:cs="Times New Roman"/>
                 <w:b w:val="0"/>
                 <w:bCs w:val="0"/>
@@ -4041,7 +4050,7 @@
               <w:jc w:val="center"/>
               <w:textAlignment w:val="auto"/>
               <w:rPr>
-                <w:rStyle w:val="6"/>
+                <w:rStyle w:val="7"/>
                 <w:rFonts w:hint="default" w:eastAsia="Arial" w:cs="Times New Roman"/>
                 <w:b w:val="0"/>
                 <w:bCs w:val="0"/>
@@ -4057,7 +4066,7 @@
             </w:pPr>
             <w:r>
               <w:rPr>
-                <w:rStyle w:val="6"/>
+                <w:rStyle w:val="7"/>
                 <w:rFonts w:hint="default" w:eastAsia="Arial" w:cs="Times New Roman"/>
                 <w:b w:val="0"/>
                 <w:bCs w:val="0"/>
@@ -4074,7 +4083,7 @@
             </w:r>
             <w:r>
               <w:rPr>
-                <w:rStyle w:val="6"/>
+                <w:rStyle w:val="7"/>
                 <w:rFonts w:hint="default" w:eastAsia="Arial" w:cs="Times New Roman"/>
                 <w:b w:val="0"/>
                 <w:bCs w:val="0"/>
@@ -4091,7 +4100,7 @@
             </w:r>
             <w:r>
               <w:rPr>
-                <w:rStyle w:val="6"/>
+                <w:rStyle w:val="7"/>
                 <w:rFonts w:hint="default" w:eastAsia="Arial" w:cs="Times New Roman"/>
                 <w:b w:val="0"/>
                 <w:bCs w:val="0"/>
@@ -4134,7 +4143,7 @@
               <w:jc w:val="center"/>
               <w:textAlignment w:val="auto"/>
               <w:rPr>
-                <w:rStyle w:val="6"/>
+                <w:rStyle w:val="7"/>
                 <w:rFonts w:hint="default" w:eastAsia="Arial" w:cs="Times New Roman"/>
                 <w:b w:val="0"/>
                 <w:bCs w:val="0"/>
@@ -4150,7 +4159,7 @@
             </w:pPr>
             <w:r>
               <w:rPr>
-                <w:rStyle w:val="6"/>
+                <w:rStyle w:val="7"/>
                 <w:rFonts w:hint="default" w:eastAsia="Arial" w:cs="Times New Roman"/>
                 <w:b w:val="0"/>
                 <w:bCs w:val="0"/>
@@ -4167,7 +4176,7 @@
             </w:r>
             <w:r>
               <w:rPr>
-                <w:rStyle w:val="6"/>
+                <w:rStyle w:val="7"/>
                 <w:rFonts w:hint="default" w:eastAsia="Arial" w:cs="Times New Roman"/>
                 <w:b w:val="0"/>
                 <w:bCs w:val="0"/>
@@ -4184,7 +4193,7 @@
             </w:r>
             <w:r>
               <w:rPr>
-                <w:rStyle w:val="6"/>
+                <w:rStyle w:val="7"/>
                 <w:rFonts w:hint="default" w:eastAsia="Arial" w:cs="Times New Roman"/>
                 <w:b w:val="0"/>
                 <w:bCs w:val="0"/>
@@ -4201,7 +4210,7 @@
             </w:r>
             <w:r>
               <w:rPr>
-                <w:rStyle w:val="6"/>
+                <w:rStyle w:val="7"/>
                 <w:rFonts w:hint="default" w:eastAsia="Arial" w:cs="Times New Roman"/>
                 <w:b w:val="0"/>
                 <w:bCs w:val="0"/>
@@ -4218,7 +4227,7 @@
             </w:r>
             <w:r>
               <w:rPr>
-                <w:rStyle w:val="6"/>
+                <w:rStyle w:val="7"/>
                 <w:rFonts w:hint="default" w:eastAsia="Arial" w:cs="Times New Roman"/>
                 <w:b w:val="0"/>
                 <w:bCs w:val="0"/>
@@ -4235,7 +4244,7 @@
             </w:r>
             <w:r>
               <w:rPr>
-                <w:rStyle w:val="6"/>
+                <w:rStyle w:val="7"/>
                 <w:rFonts w:hint="default" w:eastAsia="Arial" w:cs="Times New Roman"/>
                 <w:b w:val="0"/>
                 <w:bCs w:val="0"/>
@@ -4252,7 +4261,7 @@
             </w:r>
             <w:r>
               <w:rPr>
-                <w:rStyle w:val="6"/>
+                <w:rStyle w:val="7"/>
                 <w:rFonts w:hint="default" w:eastAsia="Arial" w:cs="Times New Roman"/>
                 <w:b w:val="0"/>
                 <w:bCs w:val="0"/>
@@ -4295,7 +4304,7 @@
               <w:jc w:val="center"/>
               <w:textAlignment w:val="auto"/>
               <w:rPr>
-                <w:rStyle w:val="6"/>
+                <w:rStyle w:val="7"/>
                 <w:rFonts w:hint="default" w:eastAsia="Arial" w:cs="Times New Roman"/>
                 <w:b w:val="0"/>
                 <w:bCs w:val="0"/>
@@ -4311,7 +4320,7 @@
             </w:pPr>
             <w:r>
               <w:rPr>
-                <w:rStyle w:val="6"/>
+                <w:rStyle w:val="7"/>
                 <w:rFonts w:hint="default" w:eastAsia="Arial" w:cs="Times New Roman"/>
                 <w:b w:val="0"/>
                 <w:bCs w:val="0"/>
@@ -4328,7 +4337,7 @@
             </w:r>
             <w:r>
               <w:rPr>
-                <w:rStyle w:val="6"/>
+                <w:rStyle w:val="7"/>
                 <w:rFonts w:hint="default" w:eastAsia="Arial" w:cs="Times New Roman"/>
                 <w:b w:val="0"/>
                 <w:bCs w:val="0"/>
@@ -4345,7 +4354,7 @@
             </w:r>
             <w:r>
               <w:rPr>
-                <w:rStyle w:val="6"/>
+                <w:rStyle w:val="7"/>
                 <w:rFonts w:hint="default" w:eastAsia="Arial" w:cs="Times New Roman"/>
                 <w:b w:val="0"/>
                 <w:bCs w:val="0"/>
@@ -4362,7 +4371,7 @@
             </w:r>
             <w:r>
               <w:rPr>
-                <w:rStyle w:val="6"/>
+                <w:rStyle w:val="7"/>
                 <w:rFonts w:hint="default" w:eastAsia="Arial" w:cs="Times New Roman"/>
                 <w:b w:val="0"/>
                 <w:bCs w:val="0"/>
@@ -4379,7 +4388,7 @@
             </w:r>
             <w:r>
               <w:rPr>
-                <w:rStyle w:val="6"/>
+                <w:rStyle w:val="7"/>
                 <w:rFonts w:hint="default" w:eastAsia="Arial" w:cs="Times New Roman"/>
                 <w:b w:val="0"/>
                 <w:bCs w:val="0"/>
@@ -4396,7 +4405,7 @@
             </w:r>
             <w:r>
               <w:rPr>
-                <w:rStyle w:val="6"/>
+                <w:rStyle w:val="7"/>
                 <w:rFonts w:hint="default" w:eastAsia="Arial" w:cs="Times New Roman"/>
                 <w:b w:val="0"/>
                 <w:bCs w:val="0"/>
@@ -4413,7 +4422,7 @@
             </w:r>
             <w:r>
               <w:rPr>
-                <w:rStyle w:val="6"/>
+                <w:rStyle w:val="7"/>
                 <w:rFonts w:hint="default" w:eastAsia="Arial" w:cs="Times New Roman"/>
                 <w:b w:val="0"/>
                 <w:bCs w:val="0"/>
@@ -4477,7 +4486,7 @@
               <w:jc w:val="center"/>
               <w:textAlignment w:val="auto"/>
               <w:rPr>
-                <w:rStyle w:val="6"/>
+                <w:rStyle w:val="7"/>
                 <w:rFonts w:hint="default" w:eastAsia="Arial" w:cs="Times New Roman"/>
                 <w:b w:val="0"/>
                 <w:bCs w:val="0"/>
@@ -4503,7 +4512,7 @@
             </w:r>
             <w:r>
               <w:rPr>
-                <w:rStyle w:val="6"/>
+                <w:rStyle w:val="7"/>
                 <w:rFonts w:hint="default" w:ascii="Times New Roman" w:hAnsi="Times New Roman" w:eastAsia="Arial" w:cs="Times New Roman"/>
                 <w:b w:val="0"/>
                 <w:bCs w:val="0"/>
@@ -4517,7 +4526,7 @@
             </w:r>
             <w:r>
               <w:rPr>
-                <w:rStyle w:val="6"/>
+                <w:rStyle w:val="7"/>
                 <w:rFonts w:hint="default" w:ascii="Times New Roman" w:hAnsi="Times New Roman" w:eastAsia="Arial" w:cs="Times New Roman"/>
                 <w:b w:val="0"/>
                 <w:bCs w:val="0"/>
@@ -4559,7 +4568,7 @@
               <w:jc w:val="center"/>
               <w:textAlignment w:val="auto"/>
               <w:rPr>
-                <w:rStyle w:val="6"/>
+                <w:rStyle w:val="7"/>
                 <w:rFonts w:hint="default" w:eastAsia="Arial" w:cs="Times New Roman"/>
                 <w:b w:val="0"/>
                 <w:bCs w:val="0"/>
@@ -4575,7 +4584,7 @@
             </w:pPr>
             <w:r>
               <w:rPr>
-                <w:rStyle w:val="6"/>
+                <w:rStyle w:val="7"/>
                 <w:rFonts w:hint="default" w:eastAsia="Arial" w:cs="Times New Roman"/>
                 <w:b w:val="0"/>
                 <w:bCs w:val="0"/>
@@ -4618,7 +4627,7 @@
               <w:jc w:val="center"/>
               <w:textAlignment w:val="auto"/>
               <w:rPr>
-                <w:rStyle w:val="6"/>
+                <w:rStyle w:val="7"/>
                 <w:rFonts w:hint="default" w:eastAsia="Arial" w:cs="Times New Roman"/>
                 <w:b w:val="0"/>
                 <w:bCs w:val="0"/>
@@ -4634,7 +4643,7 @@
             </w:pPr>
             <w:r>
               <w:rPr>
-                <w:rStyle w:val="6"/>
+                <w:rStyle w:val="7"/>
                 <w:rFonts w:hint="default" w:eastAsia="Arial" w:cs="Times New Roman"/>
                 <w:b w:val="0"/>
                 <w:bCs w:val="0"/>
@@ -4677,7 +4686,7 @@
               <w:jc w:val="center"/>
               <w:textAlignment w:val="auto"/>
               <w:rPr>
-                <w:rStyle w:val="6"/>
+                <w:rStyle w:val="7"/>
                 <w:rFonts w:hint="default" w:eastAsia="Arial" w:cs="Times New Roman"/>
                 <w:b w:val="0"/>
                 <w:bCs w:val="0"/>
@@ -4693,7 +4702,7 @@
             </w:pPr>
             <w:r>
               <w:rPr>
-                <w:rStyle w:val="6"/>
+                <w:rStyle w:val="7"/>
                 <w:rFonts w:hint="default" w:eastAsia="Arial" w:cs="Times New Roman"/>
                 <w:b w:val="0"/>
                 <w:bCs w:val="0"/>
@@ -4736,7 +4745,7 @@
               <w:jc w:val="center"/>
               <w:textAlignment w:val="auto"/>
               <w:rPr>
-                <w:rStyle w:val="6"/>
+                <w:rStyle w:val="7"/>
                 <w:rFonts w:hint="default" w:eastAsia="Arial" w:cs="Times New Roman"/>
                 <w:b w:val="0"/>
                 <w:bCs w:val="0"/>
@@ -4752,7 +4761,7 @@
             </w:pPr>
             <w:r>
               <w:rPr>
-                <w:rStyle w:val="6"/>
+                <w:rStyle w:val="7"/>
                 <w:rFonts w:hint="default" w:eastAsia="Arial" w:cs="Times New Roman"/>
                 <w:b w:val="0"/>
                 <w:bCs w:val="0"/>
@@ -4795,7 +4804,7 @@
               <w:jc w:val="center"/>
               <w:textAlignment w:val="auto"/>
               <w:rPr>
-                <w:rStyle w:val="6"/>
+                <w:rStyle w:val="7"/>
                 <w:rFonts w:hint="default" w:eastAsia="Arial" w:cs="Times New Roman"/>
                 <w:b w:val="0"/>
                 <w:bCs w:val="0"/>
@@ -4811,7 +4820,7 @@
             </w:pPr>
             <w:r>
               <w:rPr>
-                <w:rStyle w:val="6"/>
+                <w:rStyle w:val="7"/>
                 <w:rFonts w:hint="default" w:eastAsia="Arial" w:cs="Times New Roman"/>
                 <w:b w:val="0"/>
                 <w:bCs w:val="0"/>
@@ -4875,7 +4884,7 @@
               <w:jc w:val="center"/>
               <w:textAlignment w:val="auto"/>
               <w:rPr>
-                <w:rStyle w:val="6"/>
+                <w:rStyle w:val="7"/>
                 <w:rFonts w:hint="default" w:eastAsia="Arial" w:cs="Times New Roman"/>
                 <w:b w:val="0"/>
                 <w:bCs w:val="0"/>
@@ -4901,7 +4910,7 @@
             </w:r>
             <w:r>
               <w:rPr>
-                <w:rStyle w:val="6"/>
+                <w:rStyle w:val="7"/>
                 <w:rFonts w:hint="default" w:ascii="Times New Roman" w:hAnsi="Times New Roman" w:eastAsia="Arial" w:cs="Times New Roman"/>
                 <w:b w:val="0"/>
                 <w:bCs w:val="0"/>
@@ -4915,7 +4924,7 @@
             </w:r>
             <w:r>
               <w:rPr>
-                <w:rStyle w:val="6"/>
+                <w:rStyle w:val="7"/>
                 <w:rFonts w:hint="default" w:eastAsia="Arial" w:cs="Times New Roman"/>
                 <w:b w:val="0"/>
                 <w:bCs w:val="0"/>
@@ -4931,7 +4940,7 @@
             </w:r>
             <w:r>
               <w:rPr>
-                <w:rStyle w:val="6"/>
+                <w:rStyle w:val="7"/>
                 <w:rFonts w:hint="default" w:ascii="Times New Roman" w:hAnsi="Times New Roman" w:eastAsia="Arial" w:cs="Times New Roman"/>
                 <w:b w:val="0"/>
                 <w:bCs w:val="0"/>
@@ -4973,7 +4982,7 @@
               <w:jc w:val="center"/>
               <w:textAlignment w:val="auto"/>
               <w:rPr>
-                <w:rStyle w:val="6"/>
+                <w:rStyle w:val="7"/>
                 <w:rFonts w:hint="default" w:eastAsia="Arial" w:cs="Times New Roman"/>
                 <w:b w:val="0"/>
                 <w:bCs w:val="0"/>
@@ -4989,7 +4998,7 @@
             </w:pPr>
             <w:r>
               <w:rPr>
-                <w:rStyle w:val="6"/>
+                <w:rStyle w:val="7"/>
                 <w:rFonts w:hint="default" w:eastAsia="Arial" w:cs="Times New Roman"/>
                 <w:b w:val="0"/>
                 <w:bCs w:val="0"/>
@@ -5032,7 +5041,7 @@
               <w:jc w:val="center"/>
               <w:textAlignment w:val="auto"/>
               <w:rPr>
-                <w:rStyle w:val="6"/>
+                <w:rStyle w:val="7"/>
                 <w:rFonts w:hint="default" w:eastAsia="Arial" w:cs="Times New Roman"/>
                 <w:b w:val="0"/>
                 <w:bCs w:val="0"/>
@@ -5048,7 +5057,7 @@
             </w:pPr>
             <w:r>
               <w:rPr>
-                <w:rStyle w:val="6"/>
+                <w:rStyle w:val="7"/>
                 <w:rFonts w:hint="default" w:eastAsia="Arial" w:cs="Times New Roman"/>
                 <w:b w:val="0"/>
                 <w:bCs w:val="0"/>
@@ -5091,7 +5100,7 @@
               <w:jc w:val="center"/>
               <w:textAlignment w:val="auto"/>
               <w:rPr>
-                <w:rStyle w:val="6"/>
+                <w:rStyle w:val="7"/>
                 <w:rFonts w:hint="default" w:eastAsia="Arial" w:cs="Times New Roman"/>
                 <w:b w:val="0"/>
                 <w:bCs w:val="0"/>
@@ -5107,7 +5116,7 @@
             </w:pPr>
             <w:r>
               <w:rPr>
-                <w:rStyle w:val="6"/>
+                <w:rStyle w:val="7"/>
                 <w:rFonts w:hint="default" w:eastAsia="Arial" w:cs="Times New Roman"/>
                 <w:b w:val="0"/>
                 <w:bCs w:val="0"/>
@@ -5150,7 +5159,7 @@
               <w:jc w:val="center"/>
               <w:textAlignment w:val="auto"/>
               <w:rPr>
-                <w:rStyle w:val="6"/>
+                <w:rStyle w:val="7"/>
                 <w:rFonts w:hint="default" w:eastAsia="Arial" w:cs="Times New Roman"/>
                 <w:b w:val="0"/>
                 <w:bCs w:val="0"/>
@@ -5166,7 +5175,7 @@
             </w:pPr>
             <w:r>
               <w:rPr>
-                <w:rStyle w:val="6"/>
+                <w:rStyle w:val="7"/>
                 <w:rFonts w:hint="default" w:eastAsia="Arial" w:cs="Times New Roman"/>
                 <w:b w:val="0"/>
                 <w:bCs w:val="0"/>
@@ -5209,7 +5218,7 @@
               <w:jc w:val="center"/>
               <w:textAlignment w:val="auto"/>
               <w:rPr>
-                <w:rStyle w:val="6"/>
+                <w:rStyle w:val="7"/>
                 <w:rFonts w:hint="default" w:eastAsia="Arial" w:cs="Times New Roman"/>
                 <w:b w:val="0"/>
                 <w:bCs w:val="0"/>
@@ -5225,7 +5234,7 @@
             </w:pPr>
             <w:r>
               <w:rPr>
-                <w:rStyle w:val="6"/>
+                <w:rStyle w:val="7"/>
                 <w:rFonts w:hint="default" w:eastAsia="Arial" w:cs="Times New Roman"/>
                 <w:b w:val="0"/>
                 <w:bCs w:val="0"/>
@@ -5268,7 +5277,7 @@
         <w:jc w:val="right"/>
         <w:textAlignment w:val="auto"/>
         <w:rPr>
-          <w:rStyle w:val="6"/>
+          <w:rStyle w:val="7"/>
           <w:rFonts w:hint="default" w:eastAsia="Arial" w:cs="Times New Roman"/>
           <w:b w:val="0"/>
           <w:bCs w:val="0"/>
@@ -5306,7 +5315,7 @@
         <w:jc w:val="both"/>
         <w:textAlignment w:val="auto"/>
         <w:rPr>
-          <w:rStyle w:val="6"/>
+          <w:rStyle w:val="7"/>
           <w:rFonts w:hint="default" w:eastAsia="Arial" w:cs="Times New Roman"/>
           <w:b w:val="0"/>
           <w:bCs w:val="0"/>
@@ -5321,7 +5330,7 @@
       </w:pPr>
       <w:r>
         <w:rPr>
-          <w:rStyle w:val="6"/>
+          <w:rStyle w:val="7"/>
           <w:rFonts w:hint="default" w:eastAsia="Arial" w:cs="Times New Roman"/>
           <w:b w:val="0"/>
           <w:bCs w:val="0"/>
@@ -5337,7 +5346,7 @@
       </w:r>
       <w:r>
         <w:rPr>
-          <w:rStyle w:val="6"/>
+          <w:rStyle w:val="7"/>
           <w:rFonts w:hint="default" w:eastAsia="Arial" w:cs="Times New Roman"/>
           <w:b w:val="0"/>
           <w:bCs w:val="0"/>
@@ -5376,7 +5385,7 @@
         <w:jc w:val="both"/>
         <w:textAlignment w:val="auto"/>
         <w:rPr>
-          <w:rStyle w:val="6"/>
+          <w:rStyle w:val="7"/>
           <w:rFonts w:hint="default" w:eastAsia="Arial" w:cs="Times New Roman"/>
           <w:b w:val="0"/>
           <w:bCs w:val="0"/>
@@ -5414,7 +5423,7 @@
         <w:jc w:val="center"/>
         <w:textAlignment w:val="auto"/>
         <w:rPr>
-          <w:rStyle w:val="6"/>
+          <w:rStyle w:val="7"/>
           <w:rFonts w:hint="default" w:eastAsia="Arial" w:cs="Times New Roman"/>
           <w:b w:val="0"/>
           <w:bCs w:val="0"/>
@@ -5429,7 +5438,7 @@
       </w:pPr>
       <w:r>
         <w:rPr>
-          <w:rStyle w:val="6"/>
+          <w:rStyle w:val="7"/>
           <w:rFonts w:hint="default" w:eastAsia="Arial" w:cs="Times New Roman"/>
           <w:b w:val="0"/>
           <w:bCs w:val="0"/>
@@ -5445,7 +5454,7 @@
       </w:r>
       <w:r>
         <w:rPr>
-          <w:rStyle w:val="6"/>
+          <w:rStyle w:val="7"/>
           <w:rFonts w:hint="default" w:eastAsia="Arial" w:cs="Times New Roman"/>
           <w:b w:val="0"/>
           <w:bCs w:val="0"/>
@@ -5462,7 +5471,7 @@
       </w:r>
       <w:r>
         <w:rPr>
-          <w:rStyle w:val="6"/>
+          <w:rStyle w:val="7"/>
           <w:rFonts w:hint="default" w:eastAsia="Arial" w:cs="Times New Roman"/>
           <w:b w:val="0"/>
           <w:bCs w:val="0"/>
@@ -5478,7 +5487,7 @@
       </w:r>
       <w:r>
         <w:rPr>
-          <w:rStyle w:val="6"/>
+          <w:rStyle w:val="7"/>
           <w:rFonts w:hint="default" w:eastAsia="Arial" w:cs="Times New Roman"/>
           <w:b w:val="0"/>
           <w:bCs w:val="0"/>
@@ -5495,7 +5504,7 @@
       </w:r>
       <w:r>
         <w:rPr>
-          <w:rStyle w:val="6"/>
+          <w:rStyle w:val="7"/>
           <w:rFonts w:hint="default" w:eastAsia="Arial" w:cs="Times New Roman"/>
           <w:b w:val="0"/>
           <w:bCs w:val="0"/>
@@ -5511,7 +5520,7 @@
       </w:r>
       <w:r>
         <w:rPr>
-          <w:rStyle w:val="6"/>
+          <w:rStyle w:val="7"/>
           <w:rFonts w:hint="default" w:eastAsia="Arial" w:cs="Times New Roman"/>
           <w:b w:val="0"/>
           <w:bCs w:val="0"/>
@@ -5528,7 +5537,7 @@
       </w:r>
       <w:r>
         <w:rPr>
-          <w:rStyle w:val="6"/>
+          <w:rStyle w:val="7"/>
           <w:rFonts w:hint="default" w:eastAsia="Arial" w:cs="Times New Roman"/>
           <w:b w:val="0"/>
           <w:bCs w:val="0"/>
@@ -5544,7 +5553,7 @@
       </w:r>
       <w:r>
         <w:rPr>
-          <w:rStyle w:val="6"/>
+          <w:rStyle w:val="7"/>
           <w:rFonts w:hint="default" w:eastAsia="Arial" w:cs="Times New Roman"/>
           <w:b w:val="0"/>
           <w:bCs w:val="0"/>
@@ -5583,7 +5592,7 @@
         <w:jc w:val="center"/>
         <w:textAlignment w:val="auto"/>
         <w:rPr>
-          <w:rStyle w:val="6"/>
+          <w:rStyle w:val="7"/>
           <w:rFonts w:hint="default" w:eastAsia="Arial" w:cs="Times New Roman"/>
           <w:b w:val="0"/>
           <w:bCs w:val="0"/>
@@ -5598,7 +5607,7 @@
       </w:pPr>
       <w:r>
         <w:rPr>
-          <w:rStyle w:val="6"/>
+          <w:rStyle w:val="7"/>
           <w:rFonts w:hint="default" w:eastAsia="Arial" w:cs="Times New Roman"/>
           <w:b w:val="0"/>
           <w:bCs w:val="0"/>
@@ -5614,7 +5623,7 @@
       </w:r>
       <w:r>
         <w:rPr>
-          <w:rStyle w:val="6"/>
+          <w:rStyle w:val="7"/>
           <w:rFonts w:hint="default" w:eastAsia="Arial" w:cs="Times New Roman"/>
           <w:b w:val="0"/>
           <w:bCs w:val="0"/>
@@ -5631,7 +5640,7 @@
       </w:r>
       <w:r>
         <w:rPr>
-          <w:rStyle w:val="6"/>
+          <w:rStyle w:val="7"/>
           <w:rFonts w:hint="default" w:eastAsia="Arial" w:cs="Times New Roman"/>
           <w:b w:val="0"/>
           <w:bCs w:val="0"/>
@@ -5647,7 +5656,7 @@
       </w:r>
       <w:r>
         <w:rPr>
-          <w:rStyle w:val="6"/>
+          <w:rStyle w:val="7"/>
           <w:rFonts w:hint="default" w:eastAsia="Arial" w:cs="Times New Roman"/>
           <w:b w:val="0"/>
           <w:bCs w:val="0"/>
@@ -5664,7 +5673,7 @@
       </w:r>
       <w:r>
         <w:rPr>
-          <w:rStyle w:val="6"/>
+          <w:rStyle w:val="7"/>
           <w:rFonts w:hint="default" w:eastAsia="Arial" w:cs="Times New Roman"/>
           <w:b w:val="0"/>
           <w:bCs w:val="0"/>
@@ -5680,7 +5689,7 @@
       </w:r>
       <w:r>
         <w:rPr>
-          <w:rStyle w:val="6"/>
+          <w:rStyle w:val="7"/>
           <w:rFonts w:hint="default" w:eastAsia="Arial" w:cs="Times New Roman"/>
           <w:b w:val="0"/>
           <w:bCs w:val="0"/>
@@ -5697,7 +5706,7 @@
       </w:r>
       <w:r>
         <w:rPr>
-          <w:rStyle w:val="6"/>
+          <w:rStyle w:val="7"/>
           <w:rFonts w:hint="default" w:eastAsia="Arial" w:cs="Times New Roman"/>
           <w:b w:val="0"/>
           <w:bCs w:val="0"/>
@@ -5713,7 +5722,7 @@
       </w:r>
       <w:r>
         <w:rPr>
-          <w:rStyle w:val="6"/>
+          <w:rStyle w:val="7"/>
           <w:rFonts w:hint="default" w:eastAsia="Arial" w:cs="Times New Roman"/>
           <w:b w:val="0"/>
           <w:bCs w:val="0"/>
@@ -5752,7 +5761,7 @@
         <w:jc w:val="center"/>
         <w:textAlignment w:val="auto"/>
         <w:rPr>
-          <w:rStyle w:val="6"/>
+          <w:rStyle w:val="7"/>
           <w:rFonts w:hint="default" w:ascii="Times New Roman" w:hAnsi="Times New Roman" w:eastAsia="Arial" w:cs="Times New Roman"/>
           <w:b w:val="0"/>
           <w:bCs w:val="0"/>
@@ -5765,7 +5774,7 @@
       </w:pPr>
       <w:r>
         <w:rPr>
-          <w:rStyle w:val="6"/>
+          <w:rStyle w:val="7"/>
           <w:rFonts w:hint="default" w:ascii="Times New Roman" w:hAnsi="Times New Roman" w:eastAsia="Arial" w:cs="Times New Roman"/>
           <w:b w:val="0"/>
           <w:bCs w:val="0"/>
@@ -5827,7 +5836,7 @@
         <w:ind w:left="0" w:right="0"/>
         <w:jc w:val="center"/>
         <w:rPr>
-          <w:rStyle w:val="6"/>
+          <w:rStyle w:val="7"/>
           <w:rFonts w:hint="default" w:eastAsia="Arial" w:cs="Times New Roman"/>
           <w:b w:val="0"/>
           <w:bCs w:val="0"/>
@@ -5840,7 +5849,7 @@
       </w:pPr>
       <w:r>
         <w:rPr>
-          <w:rStyle w:val="6"/>
+          <w:rStyle w:val="7"/>
           <w:rFonts w:hint="default" w:eastAsia="Arial" w:cs="Times New Roman"/>
           <w:b w:val="0"/>
           <w:bCs w:val="0"/>
@@ -5877,7 +5886,7 @@
         <w:jc w:val="both"/>
         <w:textAlignment w:val="auto"/>
         <w:rPr>
-          <w:rStyle w:val="6"/>
+          <w:rStyle w:val="7"/>
           <w:rFonts w:hint="default" w:eastAsia="Arial" w:cs="Times New Roman"/>
           <w:b w:val="0"/>
           <w:bCs w:val="0"/>
@@ -5890,7 +5899,7 @@
       </w:pPr>
       <w:r>
         <w:rPr>
-          <w:rStyle w:val="6"/>
+          <w:rStyle w:val="7"/>
           <w:rFonts w:hint="default" w:eastAsia="Arial" w:cs="Times New Roman"/>
           <w:b w:val="0"/>
           <w:bCs w:val="0"/>
@@ -5904,7 +5913,7 @@
       </w:r>
       <w:r>
         <w:rPr>
-          <w:rStyle w:val="6"/>
+          <w:rStyle w:val="7"/>
           <w:rFonts w:hint="default" w:eastAsia="Arial" w:cs="Times New Roman"/>
           <w:b w:val="0"/>
           <w:bCs w:val="0"/>
@@ -5941,7 +5950,7 @@
         <w:jc w:val="both"/>
         <w:textAlignment w:val="auto"/>
         <w:rPr>
-          <w:rStyle w:val="6"/>
+          <w:rStyle w:val="7"/>
           <w:rFonts w:hint="default" w:eastAsia="Arial" w:cs="Times New Roman"/>
           <w:b w:val="0"/>
           <w:bCs w:val="0"/>
@@ -5977,7 +5986,7 @@
         <w:jc w:val="center"/>
         <w:textAlignment w:val="auto"/>
         <w:rPr>
-          <w:rStyle w:val="6"/>
+          <w:rStyle w:val="7"/>
           <w:rFonts w:hint="default" w:eastAsia="Arial" w:cs="Times New Roman"/>
           <w:b w:val="0"/>
           <w:bCs w:val="0"/>
@@ -5990,7 +5999,7 @@
       </w:pPr>
       <w:r>
         <w:rPr>
-          <w:rStyle w:val="6"/>
+          <w:rStyle w:val="7"/>
           <w:rFonts w:hint="default" w:eastAsia="Arial" w:cs="Times New Roman"/>
           <w:b w:val="0"/>
           <w:bCs w:val="0"/>
@@ -6006,7 +6015,7 @@
       </w:r>
       <w:r>
         <w:rPr>
-          <w:rStyle w:val="6"/>
+          <w:rStyle w:val="7"/>
           <w:rFonts w:hint="default" w:eastAsia="Arial" w:cs="Times New Roman"/>
           <w:b w:val="0"/>
           <w:bCs w:val="0"/>
@@ -6023,7 +6032,7 @@
       </w:r>
       <w:r>
         <w:rPr>
-          <w:rStyle w:val="6"/>
+          <w:rStyle w:val="7"/>
           <w:rFonts w:hint="default" w:eastAsia="Arial" w:cs="Times New Roman"/>
           <w:b w:val="0"/>
           <w:bCs w:val="0"/>
@@ -6039,7 +6048,7 @@
       </w:r>
       <w:r>
         <w:rPr>
-          <w:rStyle w:val="6"/>
+          <w:rStyle w:val="7"/>
           <w:rFonts w:hint="default" w:eastAsia="Arial" w:cs="Times New Roman"/>
           <w:b w:val="0"/>
           <w:bCs w:val="0"/>
@@ -6055,7 +6064,7 @@
       </w:r>
       <w:r>
         <w:rPr>
-          <w:rStyle w:val="6"/>
+          <w:rStyle w:val="7"/>
           <w:rFonts w:hint="default" w:eastAsia="Arial" w:cs="Times New Roman"/>
           <w:b w:val="0"/>
           <w:bCs w:val="0"/>
@@ -6072,7 +6081,7 @@
       </w:r>
       <w:r>
         <w:rPr>
-          <w:rStyle w:val="6"/>
+          <w:rStyle w:val="7"/>
           <w:rFonts w:hint="default" w:eastAsia="Arial" w:cs="Times New Roman"/>
           <w:b w:val="0"/>
           <w:bCs w:val="0"/>
@@ -6088,7 +6097,7 @@
       </w:r>
       <w:r>
         <w:rPr>
-          <w:rStyle w:val="6"/>
+          <w:rStyle w:val="7"/>
           <w:rFonts w:hint="default" w:eastAsia="Arial" w:cs="Times New Roman"/>
           <w:b w:val="0"/>
           <w:bCs w:val="0"/>
@@ -6105,7 +6114,7 @@
       </w:r>
       <w:r>
         <w:rPr>
-          <w:rStyle w:val="6"/>
+          <w:rStyle w:val="7"/>
           <w:rFonts w:hint="default" w:eastAsia="Arial" w:cs="Times New Roman"/>
           <w:b w:val="0"/>
           <w:bCs w:val="0"/>
@@ -6121,7 +6130,7 @@
       </w:r>
       <w:r>
         <w:rPr>
-          <w:rStyle w:val="6"/>
+          <w:rStyle w:val="7"/>
           <w:rFonts w:hint="default" w:eastAsia="Arial" w:cs="Times New Roman"/>
           <w:b w:val="0"/>
           <w:bCs w:val="0"/>
@@ -6137,7 +6146,7 @@
       </w:r>
       <w:r>
         <w:rPr>
-          <w:rStyle w:val="6"/>
+          <w:rStyle w:val="7"/>
           <w:rFonts w:hint="default" w:eastAsia="Arial" w:cs="Times New Roman"/>
           <w:b w:val="0"/>
           <w:bCs w:val="0"/>
@@ -6151,7 +6160,7 @@
       </w:r>
       <w:r>
         <w:rPr>
-          <w:rStyle w:val="6"/>
+          <w:rStyle w:val="7"/>
           <w:rFonts w:hint="default" w:eastAsia="Arial" w:cs="Times New Roman"/>
           <w:b w:val="0"/>
           <w:bCs w:val="0"/>
@@ -6167,7 +6176,7 @@
       </w:r>
       <w:r>
         <w:rPr>
-          <w:rStyle w:val="6"/>
+          <w:rStyle w:val="7"/>
           <w:rFonts w:hint="default" w:eastAsia="Arial" w:cs="Times New Roman"/>
           <w:b w:val="0"/>
           <w:bCs w:val="0"/>
@@ -6181,7 +6190,7 @@
       </w:r>
       <w:r>
         <w:rPr>
-          <w:rStyle w:val="6"/>
+          <w:rStyle w:val="7"/>
           <w:rFonts w:hint="default" w:eastAsia="Arial" w:cs="Times New Roman"/>
           <w:b w:val="0"/>
           <w:bCs w:val="0"/>
@@ -6218,7 +6227,7 @@
         <w:jc w:val="center"/>
         <w:textAlignment w:val="auto"/>
         <w:rPr>
-          <w:rStyle w:val="6"/>
+          <w:rStyle w:val="7"/>
           <w:rFonts w:hint="default" w:eastAsia="Arial" w:cs="Times New Roman"/>
           <w:b w:val="0"/>
           <w:bCs w:val="0"/>
@@ -6254,7 +6263,7 @@
         <w:jc w:val="both"/>
         <w:textAlignment w:val="auto"/>
         <w:rPr>
-          <w:rStyle w:val="6"/>
+          <w:rStyle w:val="7"/>
           <w:rFonts w:hint="default" w:eastAsia="Arial" w:cs="Times New Roman"/>
           <w:b w:val="0"/>
           <w:bCs w:val="0"/>
@@ -6267,7 +6276,7 @@
       </w:pPr>
       <w:r>
         <w:rPr>
-          <w:rStyle w:val="6"/>
+          <w:rStyle w:val="7"/>
           <w:rFonts w:hint="default" w:eastAsia="Arial" w:cs="Times New Roman"/>
           <w:b w:val="0"/>
           <w:bCs w:val="0"/>
@@ -6304,7 +6313,7 @@
         <w:jc w:val="both"/>
         <w:textAlignment w:val="auto"/>
         <w:rPr>
-          <w:rStyle w:val="6"/>
+          <w:rStyle w:val="7"/>
           <w:rFonts w:hint="default" w:eastAsia="Arial" w:cs="Times New Roman"/>
           <w:b w:val="0"/>
           <w:bCs w:val="0"/>
@@ -6340,7 +6349,7 @@
         <w:jc w:val="center"/>
         <w:textAlignment w:val="auto"/>
         <w:rPr>
-          <w:rStyle w:val="6"/>
+          <w:rStyle w:val="7"/>
           <w:rFonts w:hint="default" w:eastAsia="Arial" w:cs="Times New Roman"/>
           <w:b w:val="0"/>
           <w:bCs w:val="0"/>
@@ -6353,7 +6362,7 @@
       </w:pPr>
       <w:r>
         <w:rPr>
-          <w:rStyle w:val="6"/>
+          <w:rStyle w:val="7"/>
           <w:rFonts w:hint="default" w:eastAsia="Arial" w:cs="Times New Roman"/>
           <w:b w:val="0"/>
           <w:bCs w:val="0"/>
@@ -6369,7 +6378,7 @@
       </w:r>
       <w:r>
         <w:rPr>
-          <w:rStyle w:val="6"/>
+          <w:rStyle w:val="7"/>
           <w:rFonts w:hint="default" w:eastAsia="Arial" w:cs="Times New Roman"/>
           <w:b w:val="0"/>
           <w:bCs w:val="0"/>
@@ -6386,7 +6395,7 @@
       </w:r>
       <w:r>
         <w:rPr>
-          <w:rStyle w:val="6"/>
+          <w:rStyle w:val="7"/>
           <w:rFonts w:hint="default" w:eastAsia="Arial" w:cs="Times New Roman"/>
           <w:b w:val="0"/>
           <w:bCs w:val="0"/>
@@ -6402,7 +6411,7 @@
       </w:r>
       <w:r>
         <w:rPr>
-          <w:rStyle w:val="6"/>
+          <w:rStyle w:val="7"/>
           <w:rFonts w:hint="default" w:eastAsia="Arial" w:cs="Times New Roman"/>
           <w:b w:val="0"/>
           <w:bCs w:val="0"/>
@@ -6419,7 +6428,7 @@
       </w:r>
       <w:r>
         <w:rPr>
-          <w:rStyle w:val="6"/>
+          <w:rStyle w:val="7"/>
           <w:rFonts w:hint="default" w:eastAsia="Arial" w:cs="Times New Roman"/>
           <w:b w:val="0"/>
           <w:bCs w:val="0"/>
@@ -6435,7 +6444,7 @@
       </w:r>
       <w:r>
         <w:rPr>
-          <w:rStyle w:val="6"/>
+          <w:rStyle w:val="7"/>
           <w:rFonts w:hint="default" w:eastAsia="Arial" w:cs="Times New Roman"/>
           <w:b w:val="0"/>
           <w:bCs w:val="0"/>
@@ -6452,7 +6461,7 @@
       </w:r>
       <w:r>
         <w:rPr>
-          <w:rStyle w:val="6"/>
+          <w:rStyle w:val="7"/>
           <w:rFonts w:hint="default" w:eastAsia="Arial" w:cs="Times New Roman"/>
           <w:b w:val="0"/>
           <w:bCs w:val="0"/>
@@ -6467,7 +6476,7 @@
       </w:r>
       <w:r>
         <w:rPr>
-          <w:rStyle w:val="6"/>
+          <w:rStyle w:val="7"/>
           <w:rFonts w:hint="default" w:eastAsia="Arial" w:cs="Times New Roman"/>
           <w:b w:val="0"/>
           <w:bCs w:val="0"/>
@@ -6481,7 +6490,7 @@
       </w:r>
       <w:r>
         <w:rPr>
-          <w:rStyle w:val="6"/>
+          <w:rStyle w:val="7"/>
           <w:rFonts w:hint="default" w:eastAsia="Arial" w:cs="Times New Roman"/>
           <w:b w:val="0"/>
           <w:bCs w:val="0"/>
@@ -6518,7 +6527,7 @@
         <w:jc w:val="center"/>
         <w:textAlignment w:val="auto"/>
         <w:rPr>
-          <w:rStyle w:val="6"/>
+          <w:rStyle w:val="7"/>
           <w:rFonts w:hint="default" w:eastAsia="Arial" w:cs="Times New Roman"/>
           <w:b w:val="0"/>
           <w:bCs w:val="0"/>
@@ -6531,7 +6540,7 @@
       </w:pPr>
       <w:r>
         <w:rPr>
-          <w:rStyle w:val="6"/>
+          <w:rStyle w:val="7"/>
           <w:rFonts w:hint="default" w:eastAsia="Arial" w:cs="Times New Roman"/>
           <w:b w:val="0"/>
           <w:bCs w:val="0"/>
@@ -6547,7 +6556,7 @@
       </w:r>
       <w:r>
         <w:rPr>
-          <w:rStyle w:val="6"/>
+          <w:rStyle w:val="7"/>
           <w:rFonts w:hint="default" w:eastAsia="Arial" w:cs="Times New Roman"/>
           <w:b w:val="0"/>
           <w:bCs w:val="0"/>
@@ -6564,7 +6573,7 @@
       </w:r>
       <w:r>
         <w:rPr>
-          <w:rStyle w:val="6"/>
+          <w:rStyle w:val="7"/>
           <w:rFonts w:hint="default" w:eastAsia="Arial" w:cs="Times New Roman"/>
           <w:b w:val="0"/>
           <w:bCs w:val="0"/>
@@ -6580,7 +6589,7 @@
       </w:r>
       <w:r>
         <w:rPr>
-          <w:rStyle w:val="6"/>
+          <w:rStyle w:val="7"/>
           <w:rFonts w:hint="default" w:eastAsia="Arial" w:cs="Times New Roman"/>
           <w:b w:val="0"/>
           <w:bCs w:val="0"/>
@@ -6597,7 +6606,7 @@
       </w:r>
       <w:r>
         <w:rPr>
-          <w:rStyle w:val="6"/>
+          <w:rStyle w:val="7"/>
           <w:rFonts w:hint="default" w:eastAsia="Arial" w:cs="Times New Roman"/>
           <w:b w:val="0"/>
           <w:bCs w:val="0"/>
@@ -6613,7 +6622,7 @@
       </w:r>
       <w:r>
         <w:rPr>
-          <w:rStyle w:val="6"/>
+          <w:rStyle w:val="7"/>
           <w:rFonts w:hint="default" w:eastAsia="Arial" w:cs="Times New Roman"/>
           <w:b w:val="0"/>
           <w:bCs w:val="0"/>
@@ -6630,7 +6639,7 @@
       </w:r>
       <w:r>
         <w:rPr>
-          <w:rStyle w:val="6"/>
+          <w:rStyle w:val="7"/>
           <w:rFonts w:hint="default" w:eastAsia="Arial" w:cs="Times New Roman"/>
           <w:b w:val="0"/>
           <w:bCs w:val="0"/>
@@ -6644,7 +6653,7 @@
       </w:r>
       <w:r>
         <w:rPr>
-          <w:rStyle w:val="6"/>
+          <w:rStyle w:val="7"/>
           <w:rFonts w:hint="default" w:eastAsia="Arial" w:cs="Times New Roman"/>
           <w:b w:val="0"/>
           <w:bCs w:val="0"/>
@@ -6660,7 +6669,7 @@
       </w:r>
       <w:r>
         <w:rPr>
-          <w:rStyle w:val="6"/>
+          <w:rStyle w:val="7"/>
           <w:rFonts w:hint="default" w:eastAsia="Arial" w:cs="Times New Roman"/>
           <w:b w:val="0"/>
           <w:bCs w:val="0"/>
@@ -6699,7 +6708,7 @@
         <w:jc w:val="center"/>
         <w:textAlignment w:val="auto"/>
         <w:rPr>
-          <w:rStyle w:val="6"/>
+          <w:rStyle w:val="7"/>
           <w:rFonts w:hint="default" w:eastAsia="Arial" w:cs="Times New Roman"/>
           <w:b w:val="0"/>
           <w:bCs w:val="0"/>
@@ -6797,7 +6806,7 @@
             <m:sSubPr>
               <m:ctrlPr>
                 <w:rPr>
-                  <w:rStyle w:val="6"/>
+                  <w:rStyle w:val="7"/>
                   <w:rFonts w:hint="default" w:ascii="Cambria Math" w:hAnsi="Cambria Math" w:eastAsia="Arial" w:cs="Times New Roman"/>
                   <w:b w:val="0"/>
                   <w:i/>
@@ -6816,7 +6825,7 @@
                   <m:nor/>
                 </m:rPr>
                 <w:rPr>
-                  <w:rStyle w:val="6"/>
+                  <w:rStyle w:val="7"/>
                   <w:rFonts w:hint="default" w:ascii="Cambria Math" w:hAnsi="Cambria Math" w:eastAsia="Arial" w:cs="Times New Roman"/>
                   <w:b w:val="0"/>
                   <w:i/>
@@ -6831,7 +6840,7 @@
               </m:r>
               <m:ctrlPr>
                 <w:rPr>
-                  <w:rStyle w:val="6"/>
+                  <w:rStyle w:val="7"/>
                   <w:rFonts w:hint="default" w:ascii="Cambria Math" w:hAnsi="Cambria Math" w:eastAsia="Arial" w:cs="Times New Roman"/>
                   <w:b w:val="0"/>
                   <w:i/>
@@ -6848,7 +6857,7 @@
               <m:r>
                 <m:rPr/>
                 <w:rPr>
-                  <w:rStyle w:val="6"/>
+                  <w:rStyle w:val="7"/>
                   <w:rFonts w:hint="default" w:ascii="Cambria Math" w:hAnsi="Cambria Math" w:eastAsia="Arial" w:cs="Times New Roman"/>
                   <w:kern w:val="0"/>
                   <w:sz w:val="28"/>
@@ -6860,7 +6869,7 @@
               </m:r>
               <m:ctrlPr>
                 <w:rPr>
-                  <w:rStyle w:val="6"/>
+                  <w:rStyle w:val="7"/>
                   <w:rFonts w:hint="default" w:ascii="Cambria Math" w:hAnsi="Cambria Math" w:eastAsia="Arial" w:cs="Times New Roman"/>
                   <w:b w:val="0"/>
                   <w:i/>
@@ -6877,7 +6886,7 @@
           <m:r>
             <m:rPr/>
             <w:rPr>
-              <w:rStyle w:val="6"/>
+              <w:rStyle w:val="7"/>
               <w:rFonts w:hint="default" w:ascii="Cambria Math" w:hAnsi="Cambria Math" w:eastAsia="Arial" w:cs="Times New Roman"/>
               <w:kern w:val="0"/>
               <w:sz w:val="28"/>
@@ -6918,7 +6927,7 @@
                 <m:sSubSupPr>
                   <m:ctrlPr>
                     <w:rPr>
-                      <w:rStyle w:val="6"/>
+                      <w:rStyle w:val="7"/>
                       <w:rFonts w:hint="default" w:ascii="Cambria Math" w:hAnsi="Cambria Math" w:eastAsia="Arial" w:cs="Times New Roman"/>
                       <w:b w:val="0"/>
                       <w:bCs w:val="0"/>
@@ -6938,7 +6947,7 @@
                       <m:nor/>
                     </m:rPr>
                     <w:rPr>
-                      <w:rStyle w:val="6"/>
+                      <w:rStyle w:val="7"/>
                       <w:rFonts w:hint="default" w:ascii="Cambria Math" w:hAnsi="Cambria Math" w:eastAsia="Arial" w:cs="Times New Roman"/>
                       <w:b w:val="0"/>
                       <w:i/>
@@ -6953,7 +6962,7 @@
                   </m:r>
                   <m:ctrlPr>
                     <w:rPr>
-                      <w:rStyle w:val="6"/>
+                      <w:rStyle w:val="7"/>
                       <w:rFonts w:hint="default" w:ascii="Cambria Math" w:hAnsi="Cambria Math" w:eastAsia="Arial" w:cs="Times New Roman"/>
                       <w:b w:val="0"/>
                       <w:bCs w:val="0"/>
@@ -6973,7 +6982,7 @@
                       <m:nor/>
                     </m:rPr>
                     <w:rPr>
-                      <w:rStyle w:val="6"/>
+                      <w:rStyle w:val="7"/>
                       <w:rFonts w:hint="default" w:ascii="Cambria Math" w:hAnsi="Cambria Math" w:eastAsia="Arial" w:cs="Times New Roman"/>
                       <w:b w:val="0"/>
                       <w:bCs w:val="0"/>
@@ -6989,7 +6998,7 @@
                   </m:r>
                   <m:ctrlPr>
                     <w:rPr>
-                      <w:rStyle w:val="6"/>
+                      <w:rStyle w:val="7"/>
                       <w:rFonts w:hint="default" w:ascii="Cambria Math" w:hAnsi="Cambria Math" w:eastAsia="Arial" w:cs="Times New Roman"/>
                       <w:b w:val="0"/>
                       <w:bCs w:val="0"/>
@@ -7010,7 +7019,7 @@
                       <m:sty m:val="p"/>
                     </m:rPr>
                     <w:rPr>
-                      <w:rStyle w:val="6"/>
+                      <w:rStyle w:val="7"/>
                       <w:rFonts w:hint="default" w:ascii="Cambria Math" w:hAnsi="Cambria Math" w:eastAsia="Arial" w:cs="Times New Roman"/>
                       <w:b w:val="0"/>
                       <w:bCs w:val="0"/>
@@ -7026,7 +7035,7 @@
                   </m:r>
                   <m:ctrlPr>
                     <w:rPr>
-                      <w:rStyle w:val="6"/>
+                      <w:rStyle w:val="7"/>
                       <w:rFonts w:hint="default" w:ascii="Cambria Math" w:hAnsi="Cambria Math" w:eastAsia="Arial" w:cs="Times New Roman"/>
                       <w:b w:val="0"/>
                       <w:bCs w:val="0"/>
@@ -7047,7 +7056,7 @@
                   <m:sty m:val="p"/>
                 </m:rPr>
                 <w:rPr>
-                  <w:rStyle w:val="6"/>
+                  <w:rStyle w:val="7"/>
                   <w:rFonts w:hint="default" w:ascii="Cambria Math" w:hAnsi="Cambria Math" w:eastAsia="Arial" w:cs="Times New Roman"/>
                   <w:b w:val="0"/>
                   <w:bCs w:val="0"/>
@@ -7065,7 +7074,7 @@
                 <m:sSubSupPr>
                   <m:ctrlPr>
                     <w:rPr>
-                      <w:rStyle w:val="6"/>
+                      <w:rStyle w:val="7"/>
                       <w:rFonts w:hint="default" w:ascii="Cambria Math" w:hAnsi="Cambria Math" w:eastAsia="Arial" w:cs="Times New Roman"/>
                       <w:b w:val="0"/>
                       <w:bCs w:val="0"/>
@@ -7085,7 +7094,7 @@
                       <m:nor/>
                     </m:rPr>
                     <w:rPr>
-                      <w:rStyle w:val="6"/>
+                      <w:rStyle w:val="7"/>
                       <w:rFonts w:hint="default" w:ascii="Cambria Math" w:hAnsi="Cambria Math" w:eastAsia="Arial" w:cs="Times New Roman"/>
                       <w:b w:val="0"/>
                       <w:i/>
@@ -7100,7 +7109,7 @@
                   </m:r>
                   <m:ctrlPr>
                     <w:rPr>
-                      <w:rStyle w:val="6"/>
+                      <w:rStyle w:val="7"/>
                       <w:rFonts w:hint="default" w:ascii="Cambria Math" w:hAnsi="Cambria Math" w:eastAsia="Arial" w:cs="Times New Roman"/>
                       <w:b w:val="0"/>
                       <w:bCs w:val="0"/>
@@ -7120,7 +7129,7 @@
                       <m:nor/>
                     </m:rPr>
                     <w:rPr>
-                      <w:rStyle w:val="6"/>
+                      <w:rStyle w:val="7"/>
                       <w:rFonts w:hint="default" w:ascii="Cambria Math" w:hAnsi="Cambria Math" w:eastAsia="Arial" w:cs="Times New Roman"/>
                       <w:b w:val="0"/>
                       <w:i/>
@@ -7135,7 +7144,7 @@
                   </m:r>
                   <m:ctrlPr>
                     <w:rPr>
-                      <w:rStyle w:val="6"/>
+                      <w:rStyle w:val="7"/>
                       <w:rFonts w:hint="default" w:ascii="Cambria Math" w:hAnsi="Cambria Math" w:eastAsia="Arial" w:cs="Times New Roman"/>
                       <w:b w:val="0"/>
                       <w:bCs w:val="0"/>
@@ -7156,7 +7165,7 @@
                       <m:sty m:val="p"/>
                     </m:rPr>
                     <w:rPr>
-                      <w:rStyle w:val="6"/>
+                      <w:rStyle w:val="7"/>
                       <w:rFonts w:hint="default" w:ascii="Cambria Math" w:hAnsi="Cambria Math" w:eastAsia="Arial" w:cs="Times New Roman"/>
                       <w:b w:val="0"/>
                       <w:i w:val="0"/>
@@ -7171,7 +7180,7 @@
                   </m:r>
                   <m:ctrlPr>
                     <w:rPr>
-                      <w:rStyle w:val="6"/>
+                      <w:rStyle w:val="7"/>
                       <w:rFonts w:hint="default" w:ascii="Cambria Math" w:hAnsi="Cambria Math" w:eastAsia="Arial" w:cs="Times New Roman"/>
                       <w:b w:val="0"/>
                       <w:bCs w:val="0"/>
@@ -8117,7 +8126,7 @@
         <w:jc w:val="both"/>
         <w:textAlignment w:val="auto"/>
         <w:rPr>
-          <w:rStyle w:val="6"/>
+          <w:rStyle w:val="7"/>
           <w:rFonts w:hint="default" w:eastAsia="Arial" w:cs="Times New Roman"/>
           <w:b w:val="0"/>
           <w:bCs w:val="0"/>
@@ -8130,7 +8139,7 @@
       </w:pPr>
       <w:r>
         <w:rPr>
-          <w:rStyle w:val="6"/>
+          <w:rStyle w:val="7"/>
           <w:rFonts w:hint="default" w:eastAsia="Arial" w:cs="Times New Roman"/>
           <w:b w:val="0"/>
           <w:bCs w:val="0"/>
@@ -8167,7 +8176,7 @@
         <w:jc w:val="both"/>
         <w:textAlignment w:val="auto"/>
         <w:rPr>
-          <w:rStyle w:val="6"/>
+          <w:rStyle w:val="7"/>
           <w:rFonts w:hint="default" w:eastAsia="Arial" w:cs="Times New Roman"/>
           <w:b w:val="0"/>
           <w:bCs w:val="0"/>
@@ -8203,7 +8212,7 @@
         <w:jc w:val="center"/>
         <w:textAlignment w:val="auto"/>
         <w:rPr>
-          <w:rStyle w:val="6"/>
+          <w:rStyle w:val="7"/>
           <w:rFonts w:hint="default" w:ascii="Times New Roman" w:hAnsi="Times New Roman" w:eastAsia="Arial" w:cs="Times New Roman"/>
           <w:b w:val="0"/>
           <w:bCs w:val="0"/>
@@ -8216,7 +8225,7 @@
       </w:pPr>
       <w:r>
         <w:rPr>
-          <w:rStyle w:val="6"/>
+          <w:rStyle w:val="7"/>
           <w:rFonts w:hint="default" w:eastAsia="Arial" w:cs="Times New Roman"/>
           <w:b w:val="0"/>
           <w:bCs w:val="0"/>
@@ -8232,7 +8241,7 @@
       </w:r>
       <w:r>
         <w:rPr>
-          <w:rStyle w:val="6"/>
+          <w:rStyle w:val="7"/>
           <w:rFonts w:hint="default" w:eastAsia="Arial" w:cs="Times New Roman"/>
           <w:b w:val="0"/>
           <w:bCs w:val="0"/>
@@ -8249,7 +8258,7 @@
       </w:r>
       <w:r>
         <w:rPr>
-          <w:rStyle w:val="6"/>
+          <w:rStyle w:val="7"/>
           <w:rFonts w:hint="default" w:eastAsia="Arial" w:cs="Times New Roman"/>
           <w:b w:val="0"/>
           <w:bCs w:val="0"/>
@@ -8266,7 +8275,7 @@
       </w:r>
       <w:r>
         <w:rPr>
-          <w:rStyle w:val="6"/>
+          <w:rStyle w:val="7"/>
           <w:rFonts w:hint="default" w:eastAsia="Arial" w:cs="Times New Roman"/>
           <w:b w:val="0"/>
           <w:bCs w:val="0"/>
@@ -8282,7 +8291,7 @@
       </w:r>
       <w:r>
         <w:rPr>
-          <w:rStyle w:val="6"/>
+          <w:rStyle w:val="7"/>
           <w:rFonts w:hint="default" w:eastAsia="Arial" w:cs="Times New Roman"/>
           <w:b w:val="0"/>
           <w:bCs w:val="0"/>
@@ -8298,7 +8307,7 @@
       </w:r>
       <w:r>
         <w:rPr>
-          <w:rStyle w:val="6"/>
+          <w:rStyle w:val="7"/>
           <w:rFonts w:hint="default" w:eastAsia="Arial" w:cs="Times New Roman"/>
           <w:b w:val="0"/>
           <w:bCs w:val="0"/>
@@ -8315,7 +8324,7 @@
       </w:r>
       <w:r>
         <w:rPr>
-          <w:rStyle w:val="6"/>
+          <w:rStyle w:val="7"/>
           <w:rFonts w:hint="default" w:eastAsia="Arial" w:cs="Times New Roman"/>
           <w:b w:val="0"/>
           <w:bCs w:val="0"/>
@@ -8331,7 +8340,7 @@
       </w:r>
       <w:r>
         <w:rPr>
-          <w:rStyle w:val="6"/>
+          <w:rStyle w:val="7"/>
           <w:rFonts w:hint="default" w:eastAsia="Arial"/>
           <w:b w:val="0"/>
           <w:bCs w:val="0"/>
@@ -8347,7 +8356,7 @@
       </w:r>
       <w:r>
         <w:rPr>
-          <w:rStyle w:val="6"/>
+          <w:rStyle w:val="7"/>
           <w:rFonts w:hint="default" w:eastAsia="Arial"/>
           <w:b w:val="0"/>
           <w:bCs w:val="0"/>
@@ -8364,7 +8373,7 @@
       </w:r>
       <w:r>
         <w:rPr>
-          <w:rStyle w:val="6"/>
+          <w:rStyle w:val="7"/>
           <w:rFonts w:hint="default" w:eastAsia="Arial"/>
           <w:b w:val="0"/>
           <w:bCs w:val="0"/>
@@ -8378,7 +8387,7 @@
       </w:r>
       <w:r>
         <w:rPr>
-          <w:rStyle w:val="6"/>
+          <w:rStyle w:val="7"/>
           <w:rFonts w:hint="default" w:ascii="Times New Roman" w:hAnsi="Times New Roman" w:eastAsia="Arial" w:cs="Times New Roman"/>
           <w:b w:val="0"/>
           <w:bCs w:val="0"/>
@@ -8392,7 +8401,7 @@
       </w:r>
       <w:r>
         <w:rPr>
-          <w:rStyle w:val="6"/>
+          <w:rStyle w:val="7"/>
           <w:rFonts w:hint="default" w:eastAsia="Arial" w:cs="Times New Roman"/>
           <w:b w:val="0"/>
           <w:bCs w:val="0"/>
@@ -8406,7 +8415,7 @@
       </w:r>
       <w:r>
         <w:rPr>
-          <w:rStyle w:val="6"/>
+          <w:rStyle w:val="7"/>
           <w:rFonts w:hint="default" w:eastAsia="Arial" w:cs="Times New Roman"/>
           <w:b w:val="0"/>
           <w:bCs w:val="0"/>
@@ -8420,7 +8429,7 @@
       </w:r>
       <w:r>
         <w:rPr>
-          <w:rStyle w:val="6"/>
+          <w:rStyle w:val="7"/>
           <w:rFonts w:hint="default" w:ascii="Times New Roman" w:hAnsi="Times New Roman" w:eastAsia="Arial" w:cs="Times New Roman"/>
           <w:b w:val="0"/>
           <w:bCs w:val="0"/>
@@ -8434,7 +8443,7 @@
       </w:r>
       <w:r>
         <w:rPr>
-          <w:rStyle w:val="6"/>
+          <w:rStyle w:val="7"/>
           <w:rFonts w:hint="default" w:ascii="Times New Roman" w:hAnsi="Times New Roman" w:eastAsia="Arial" w:cs="Times New Roman"/>
           <w:b w:val="0"/>
           <w:bCs w:val="0"/>
@@ -8448,7 +8457,7 @@
       </w:r>
       <w:r>
         <w:rPr>
-          <w:rStyle w:val="6"/>
+          <w:rStyle w:val="7"/>
           <w:rFonts w:hint="default" w:ascii="Times New Roman" w:hAnsi="Times New Roman" w:eastAsia="Arial" w:cs="Times New Roman"/>
           <w:b w:val="0"/>
           <w:bCs w:val="0"/>
@@ -8485,7 +8494,7 @@
         <w:jc w:val="center"/>
         <w:textAlignment w:val="auto"/>
         <w:rPr>
-          <w:rStyle w:val="6"/>
+          <w:rStyle w:val="7"/>
           <w:rFonts w:hint="default" w:ascii="Times New Roman" w:hAnsi="Times New Roman" w:eastAsia="Arial" w:cs="Times New Roman"/>
           <w:b w:val="0"/>
           <w:bCs w:val="0"/>
@@ -8498,7 +8507,7 @@
       </w:pPr>
       <w:r>
         <w:rPr>
-          <w:rStyle w:val="6"/>
+          <w:rStyle w:val="7"/>
           <w:rFonts w:hint="default" w:eastAsia="Arial" w:cs="Times New Roman"/>
           <w:b w:val="0"/>
           <w:bCs w:val="0"/>
@@ -8514,7 +8523,7 @@
       </w:r>
       <w:r>
         <w:rPr>
-          <w:rStyle w:val="6"/>
+          <w:rStyle w:val="7"/>
           <w:rFonts w:hint="default" w:eastAsia="Arial" w:cs="Times New Roman"/>
           <w:b w:val="0"/>
           <w:bCs w:val="0"/>
@@ -8531,7 +8540,7 @@
       </w:r>
       <w:r>
         <w:rPr>
-          <w:rStyle w:val="6"/>
+          <w:rStyle w:val="7"/>
           <w:rFonts w:hint="default" w:eastAsia="Arial" w:cs="Times New Roman"/>
           <w:b w:val="0"/>
           <w:bCs w:val="0"/>
@@ -8548,7 +8557,7 @@
       </w:r>
       <w:r>
         <w:rPr>
-          <w:rStyle w:val="6"/>
+          <w:rStyle w:val="7"/>
           <w:rFonts w:hint="default" w:eastAsia="Arial" w:cs="Times New Roman"/>
           <w:b w:val="0"/>
           <w:bCs w:val="0"/>
@@ -8564,7 +8573,7 @@
       </w:r>
       <w:r>
         <w:rPr>
-          <w:rStyle w:val="6"/>
+          <w:rStyle w:val="7"/>
           <w:rFonts w:hint="default" w:eastAsia="Arial" w:cs="Times New Roman"/>
           <w:b w:val="0"/>
           <w:bCs w:val="0"/>
@@ -8580,7 +8589,7 @@
       </w:r>
       <w:r>
         <w:rPr>
-          <w:rStyle w:val="6"/>
+          <w:rStyle w:val="7"/>
           <w:rFonts w:hint="default" w:eastAsia="Arial" w:cs="Times New Roman"/>
           <w:b w:val="0"/>
           <w:bCs w:val="0"/>
@@ -8597,7 +8606,7 @@
       </w:r>
       <w:r>
         <w:rPr>
-          <w:rStyle w:val="6"/>
+          <w:rStyle w:val="7"/>
           <w:rFonts w:hint="default" w:eastAsia="Arial" w:cs="Times New Roman"/>
           <w:b w:val="0"/>
           <w:bCs w:val="0"/>
@@ -8613,7 +8622,7 @@
       </w:r>
       <w:r>
         <w:rPr>
-          <w:rStyle w:val="6"/>
+          <w:rStyle w:val="7"/>
           <w:rFonts w:hint="default" w:eastAsia="Arial" w:cs="Times New Roman"/>
           <w:b w:val="0"/>
           <w:bCs w:val="0"/>
@@ -8629,7 +8638,7 @@
       </w:r>
       <w:r>
         <w:rPr>
-          <w:rStyle w:val="6"/>
+          <w:rStyle w:val="7"/>
           <w:rFonts w:hint="default" w:eastAsia="Arial" w:cs="Times New Roman"/>
           <w:b w:val="0"/>
           <w:bCs w:val="0"/>
@@ -8645,7 +8654,7 @@
       </w:r>
       <w:r>
         <w:rPr>
-          <w:rStyle w:val="6"/>
+          <w:rStyle w:val="7"/>
           <w:rFonts w:hint="default" w:eastAsia="Arial"/>
           <w:b w:val="0"/>
           <w:bCs w:val="0"/>
@@ -8661,7 +8670,7 @@
       </w:r>
       <w:r>
         <w:rPr>
-          <w:rStyle w:val="6"/>
+          <w:rStyle w:val="7"/>
           <w:rFonts w:hint="default" w:eastAsia="Arial"/>
           <w:b w:val="0"/>
           <w:bCs w:val="0"/>
@@ -8678,7 +8687,7 @@
       </w:r>
       <w:r>
         <w:rPr>
-          <w:rStyle w:val="6"/>
+          <w:rStyle w:val="7"/>
           <w:rFonts w:hint="default" w:eastAsia="Arial"/>
           <w:b w:val="0"/>
           <w:bCs w:val="0"/>
@@ -8692,7 +8701,7 @@
       </w:r>
       <w:r>
         <w:rPr>
-          <w:rStyle w:val="6"/>
+          <w:rStyle w:val="7"/>
           <w:rFonts w:hint="default" w:ascii="Times New Roman" w:hAnsi="Times New Roman" w:eastAsia="Arial" w:cs="Times New Roman"/>
           <w:b w:val="0"/>
           <w:bCs w:val="0"/>
@@ -8706,7 +8715,7 @@
       </w:r>
       <w:r>
         <w:rPr>
-          <w:rStyle w:val="6"/>
+          <w:rStyle w:val="7"/>
           <w:rFonts w:hint="default" w:eastAsia="Arial" w:cs="Times New Roman"/>
           <w:b w:val="0"/>
           <w:bCs w:val="0"/>
@@ -8720,7 +8729,7 @@
       </w:r>
       <w:r>
         <w:rPr>
-          <w:rStyle w:val="6"/>
+          <w:rStyle w:val="7"/>
           <w:rFonts w:hint="default" w:eastAsia="Arial" w:cs="Times New Roman"/>
           <w:b w:val="0"/>
           <w:bCs w:val="0"/>
@@ -8734,7 +8743,7 @@
       </w:r>
       <w:r>
         <w:rPr>
-          <w:rStyle w:val="6"/>
+          <w:rStyle w:val="7"/>
           <w:rFonts w:hint="default" w:eastAsia="Arial" w:cs="Times New Roman"/>
           <w:b w:val="0"/>
           <w:bCs w:val="0"/>
@@ -8748,7 +8757,7 @@
       </w:r>
       <w:r>
         <w:rPr>
-          <w:rStyle w:val="6"/>
+          <w:rStyle w:val="7"/>
           <w:rFonts w:hint="default" w:eastAsia="Arial" w:cs="Times New Roman"/>
           <w:b w:val="0"/>
           <w:bCs w:val="0"/>
@@ -8762,7 +8771,7 @@
       </w:r>
       <w:r>
         <w:rPr>
-          <w:rStyle w:val="6"/>
+          <w:rStyle w:val="7"/>
           <w:rFonts w:hint="default" w:ascii="Times New Roman" w:hAnsi="Times New Roman" w:eastAsia="Arial" w:cs="Times New Roman"/>
           <w:b w:val="0"/>
           <w:bCs w:val="0"/>
@@ -8776,7 +8785,7 @@
       </w:r>
       <w:r>
         <w:rPr>
-          <w:rStyle w:val="6"/>
+          <w:rStyle w:val="7"/>
           <w:rFonts w:hint="default" w:ascii="Times New Roman" w:hAnsi="Times New Roman" w:eastAsia="Arial" w:cs="Times New Roman"/>
           <w:b w:val="0"/>
           <w:bCs w:val="0"/>
@@ -8790,7 +8799,7 @@
       </w:r>
       <w:r>
         <w:rPr>
-          <w:rStyle w:val="6"/>
+          <w:rStyle w:val="7"/>
           <w:rFonts w:hint="default" w:eastAsia="Arial" w:cs="Times New Roman"/>
           <w:b w:val="0"/>
           <w:bCs w:val="0"/>
@@ -8804,7 +8813,7 @@
       </w:r>
       <w:r>
         <w:rPr>
-          <w:rStyle w:val="6"/>
+          <w:rStyle w:val="7"/>
           <w:rFonts w:hint="default" w:ascii="Times New Roman" w:hAnsi="Times New Roman" w:eastAsia="Arial" w:cs="Times New Roman"/>
           <w:b w:val="0"/>
           <w:bCs w:val="0"/>
@@ -8818,7 +8827,7 @@
       </w:r>
       <w:r>
         <w:rPr>
-          <w:rStyle w:val="6"/>
+          <w:rStyle w:val="7"/>
           <w:rFonts w:hint="default" w:ascii="Times New Roman" w:hAnsi="Times New Roman" w:eastAsia="Arial" w:cs="Times New Roman"/>
           <w:b w:val="0"/>
           <w:bCs w:val="0"/>
@@ -8855,7 +8864,7 @@
         <w:jc w:val="both"/>
         <w:textAlignment w:val="auto"/>
         <w:rPr>
-          <w:rStyle w:val="6"/>
+          <w:rStyle w:val="7"/>
           <w:rFonts w:hint="default" w:eastAsia="Arial" w:cs="Times New Roman"/>
           <w:b w:val="0"/>
           <w:bCs w:val="0"/>
@@ -8891,7 +8900,7 @@
         <w:jc w:val="both"/>
         <w:textAlignment w:val="auto"/>
         <w:rPr>
-          <w:rStyle w:val="6"/>
+          <w:rStyle w:val="7"/>
           <w:rFonts w:hint="default" w:eastAsia="Arial" w:cs="Times New Roman"/>
           <w:b w:val="0"/>
           <w:bCs w:val="0"/>
@@ -8904,7 +8913,7 @@
       </w:pPr>
       <w:r>
         <w:rPr>
-          <w:rStyle w:val="6"/>
+          <w:rStyle w:val="7"/>
           <w:rFonts w:hint="default" w:eastAsia="Arial" w:cs="Times New Roman"/>
           <w:b w:val="0"/>
           <w:bCs w:val="0"/>
@@ -8941,7 +8950,7 @@
         <w:jc w:val="center"/>
         <w:textAlignment w:val="auto"/>
         <w:rPr>
-          <w:rStyle w:val="6"/>
+          <w:rStyle w:val="7"/>
           <w:rFonts w:hint="default" w:eastAsia="Arial" w:cs="Times New Roman"/>
           <w:b w:val="0"/>
           <w:bCs w:val="0"/>
@@ -8954,7 +8963,7 @@
       </w:pPr>
       <w:r>
         <w:rPr>
-          <w:rStyle w:val="6"/>
+          <w:rStyle w:val="7"/>
           <w:rFonts w:hint="default" w:eastAsia="Arial" w:cs="Times New Roman"/>
           <w:b w:val="0"/>
           <w:bCs w:val="0"/>
@@ -9016,7 +9025,7 @@
         <w:ind w:left="0" w:right="0"/>
         <w:jc w:val="center"/>
         <w:rPr>
-          <w:rStyle w:val="6"/>
+          <w:rStyle w:val="7"/>
           <w:rFonts w:hint="default" w:eastAsia="Arial" w:cs="Times New Roman"/>
           <w:b w:val="0"/>
           <w:bCs w:val="0"/>
@@ -9029,7 +9038,7 @@
       </w:pPr>
       <w:r>
         <w:rPr>
-          <w:rStyle w:val="6"/>
+          <w:rStyle w:val="7"/>
           <w:rFonts w:hint="default" w:eastAsia="Arial" w:cs="Times New Roman"/>
           <w:b w:val="0"/>
           <w:bCs w:val="0"/>
@@ -9492,7 +9501,7 @@
         <w:jc w:val="both"/>
         <w:textAlignment w:val="auto"/>
         <w:rPr>
-          <w:rStyle w:val="6"/>
+          <w:rStyle w:val="7"/>
           <w:rFonts w:hint="default" w:eastAsia="Arial" w:cs="Times New Roman"/>
           <w:b w:val="0"/>
           <w:bCs w:val="0"/>
@@ -9507,7 +9516,7 @@
       </w:pPr>
       <w:r>
         <w:rPr>
-          <w:rStyle w:val="6"/>
+          <w:rStyle w:val="7"/>
           <w:rFonts w:hint="default" w:eastAsia="Arial" w:cs="Times New Roman"/>
           <w:b w:val="0"/>
           <w:bCs w:val="0"/>
@@ -9543,7 +9552,7 @@
       </w:r>
       <w:r>
         <w:rPr>
-          <w:rStyle w:val="6"/>
+          <w:rStyle w:val="7"/>
           <w:rFonts w:hint="default" w:eastAsia="Arial" w:cs="Times New Roman"/>
           <w:b w:val="0"/>
           <w:bCs w:val="0"/>
@@ -9559,7 +9568,7 @@
       </w:r>
       <w:r>
         <w:rPr>
-          <w:rStyle w:val="6"/>
+          <w:rStyle w:val="7"/>
           <w:rFonts w:hint="default" w:ascii="Times New Roman" w:hAnsi="Times New Roman" w:eastAsia="Arial" w:cs="Times New Roman"/>
           <w:b w:val="0"/>
           <w:bCs w:val="0"/>
@@ -9575,7 +9584,7 @@
       </w:r>
       <w:r>
         <w:rPr>
-          <w:rStyle w:val="6"/>
+          <w:rStyle w:val="7"/>
           <w:rFonts w:hint="default" w:eastAsia="Arial" w:cs="Times New Roman"/>
           <w:b w:val="0"/>
           <w:bCs w:val="0"/>
@@ -9614,7 +9623,7 @@
         <w:jc w:val="both"/>
         <w:textAlignment w:val="auto"/>
         <w:rPr>
-          <w:rStyle w:val="6"/>
+          <w:rStyle w:val="7"/>
           <w:rFonts w:hint="default" w:eastAsia="Arial" w:cs="Times New Roman"/>
           <w:b w:val="0"/>
           <w:bCs w:val="0"/>
@@ -9629,7 +9638,7 @@
       </w:pPr>
       <w:r>
         <w:rPr>
-          <w:rStyle w:val="6"/>
+          <w:rStyle w:val="7"/>
           <w:rFonts w:hint="default" w:eastAsia="Arial" w:cs="Times New Roman"/>
           <w:b w:val="0"/>
           <w:bCs w:val="0"/>
@@ -9645,7 +9654,7 @@
       </w:r>
       <w:r>
         <w:rPr>
-          <w:rStyle w:val="6"/>
+          <w:rStyle w:val="7"/>
           <w:rFonts w:hint="default" w:eastAsia="Arial" w:cs="Times New Roman"/>
           <w:b w:val="0"/>
           <w:bCs w:val="0"/>
@@ -9661,7 +9670,7 @@
       </w:r>
       <w:r>
         <w:rPr>
-          <w:rStyle w:val="6"/>
+          <w:rStyle w:val="7"/>
           <w:rFonts w:hint="default" w:eastAsia="Arial" w:cs="Times New Roman"/>
           <w:b w:val="0"/>
           <w:bCs w:val="0"/>
@@ -9677,7 +9686,7 @@
       </w:r>
       <w:r>
         <w:rPr>
-          <w:rStyle w:val="6"/>
+          <w:rStyle w:val="7"/>
           <w:rFonts w:hint="default" w:eastAsia="Arial" w:cs="Times New Roman"/>
           <w:b w:val="0"/>
           <w:bCs w:val="0"/>
@@ -9693,7 +9702,7 @@
       </w:r>
       <w:r>
         <w:rPr>
-          <w:rStyle w:val="6"/>
+          <w:rStyle w:val="7"/>
           <w:rFonts w:hint="default" w:eastAsia="Arial" w:cs="Times New Roman"/>
           <w:b w:val="0"/>
           <w:bCs w:val="0"/>
@@ -9709,7 +9718,7 @@
       </w:r>
       <w:r>
         <w:rPr>
-          <w:rStyle w:val="6"/>
+          <w:rStyle w:val="7"/>
           <w:rFonts w:hint="default" w:eastAsia="Arial" w:cs="Times New Roman"/>
           <w:b w:val="0"/>
           <w:bCs w:val="0"/>
@@ -9725,7 +9734,7 @@
       </w:r>
       <w:r>
         <w:rPr>
-          <w:rStyle w:val="6"/>
+          <w:rStyle w:val="7"/>
           <w:rFonts w:hint="default" w:eastAsia="Arial" w:cs="Times New Roman"/>
           <w:b w:val="0"/>
           <w:bCs w:val="0"/>
@@ -9764,7 +9773,7 @@
         <w:jc w:val="both"/>
         <w:textAlignment w:val="auto"/>
         <w:rPr>
-          <w:rStyle w:val="6"/>
+          <w:rStyle w:val="7"/>
           <w:rFonts w:hint="default" w:eastAsia="Arial" w:cs="Times New Roman"/>
           <w:b w:val="0"/>
           <w:bCs w:val="0"/>
@@ -9779,7 +9788,7 @@
       </w:pPr>
       <w:r>
         <w:rPr>
-          <w:rStyle w:val="6"/>
+          <w:rStyle w:val="7"/>
           <w:rFonts w:hint="default" w:eastAsia="Arial" w:cs="Times New Roman"/>
           <w:b w:val="0"/>
           <w:bCs w:val="0"/>
@@ -9818,7 +9827,7 @@
         <w:jc w:val="both"/>
         <w:textAlignment w:val="auto"/>
         <w:rPr>
-          <w:rStyle w:val="6"/>
+          <w:rStyle w:val="7"/>
           <w:rFonts w:hint="default" w:eastAsia="Arial" w:cs="Times New Roman"/>
           <w:b w:val="0"/>
           <w:bCs w:val="0"/>
@@ -9856,7 +9865,7 @@
         <w:jc w:val="center"/>
         <w:textAlignment w:val="auto"/>
         <w:rPr>
-          <w:rStyle w:val="6"/>
+          <w:rStyle w:val="7"/>
           <w:rFonts w:hint="default" w:eastAsia="Arial" w:cs="Times New Roman"/>
           <w:b w:val="0"/>
           <w:bCs w:val="0"/>
@@ -9871,7 +9880,7 @@
       </w:pPr>
       <w:r>
         <w:rPr>
-          <w:rStyle w:val="6"/>
+          <w:rStyle w:val="7"/>
           <w:rFonts w:hint="default" w:eastAsia="Arial" w:cs="Times New Roman"/>
           <w:b w:val="0"/>
           <w:bCs w:val="0"/>
@@ -9887,7 +9896,7 @@
       </w:r>
       <w:r>
         <w:rPr>
-          <w:rStyle w:val="6"/>
+          <w:rStyle w:val="7"/>
           <w:rFonts w:hint="default" w:eastAsia="Arial" w:cs="Times New Roman"/>
           <w:b w:val="0"/>
           <w:bCs w:val="0"/>
@@ -9903,7 +9912,7 @@
       </w:r>
       <w:r>
         <w:rPr>
-          <w:rStyle w:val="6"/>
+          <w:rStyle w:val="7"/>
           <w:rFonts w:hint="default" w:eastAsia="Arial" w:cs="Times New Roman"/>
           <w:b w:val="0"/>
           <w:bCs w:val="0"/>
@@ -9942,7 +9951,7 @@
         <w:jc w:val="center"/>
         <w:textAlignment w:val="auto"/>
         <w:rPr>
-          <w:rStyle w:val="6"/>
+          <w:rStyle w:val="7"/>
           <w:rFonts w:hint="default" w:eastAsia="Arial" w:cs="Times New Roman"/>
           <w:b w:val="0"/>
           <w:bCs w:val="0"/>
@@ -9980,7 +9989,7 @@
         <w:jc w:val="left"/>
         <w:textAlignment w:val="auto"/>
         <w:rPr>
-          <w:rStyle w:val="6"/>
+          <w:rStyle w:val="7"/>
           <w:rFonts w:hint="default" w:eastAsia="Arial" w:cs="Times New Roman"/>
           <w:b w:val="0"/>
           <w:bCs w:val="0"/>
@@ -9995,7 +10004,7 @@
       </w:pPr>
       <w:r>
         <w:rPr>
-          <w:rStyle w:val="6"/>
+          <w:rStyle w:val="7"/>
           <w:rFonts w:hint="default" w:eastAsia="Arial" w:cs="Times New Roman"/>
           <w:b w:val="0"/>
           <w:bCs w:val="0"/>
@@ -10034,7 +10043,7 @@
         <w:jc w:val="left"/>
         <w:textAlignment w:val="auto"/>
         <w:rPr>
-          <w:rStyle w:val="6"/>
+          <w:rStyle w:val="7"/>
           <w:rFonts w:hint="default" w:eastAsia="Arial" w:cs="Times New Roman"/>
           <w:b w:val="0"/>
           <w:bCs w:val="0"/>
@@ -10072,7 +10081,7 @@
         <w:jc w:val="center"/>
         <w:textAlignment w:val="auto"/>
         <w:rPr>
-          <w:rStyle w:val="6"/>
+          <w:rStyle w:val="7"/>
           <w:rFonts w:hint="default" w:eastAsia="Arial" w:cs="Times New Roman"/>
           <w:b w:val="0"/>
           <w:bCs w:val="0"/>
@@ -10087,7 +10096,7 @@
       </w:pPr>
       <w:r>
         <w:rPr>
-          <w:rStyle w:val="6"/>
+          <w:rStyle w:val="7"/>
           <w:rFonts w:hint="default" w:eastAsia="Arial" w:cs="Times New Roman"/>
           <w:b w:val="0"/>
           <w:bCs w:val="0"/>
@@ -10103,7 +10112,7 @@
       </w:r>
       <w:r>
         <w:rPr>
-          <w:rStyle w:val="6"/>
+          <w:rStyle w:val="7"/>
           <w:rFonts w:hint="default" w:eastAsia="Arial" w:cs="Times New Roman"/>
           <w:b w:val="0"/>
           <w:bCs w:val="0"/>
@@ -10120,7 +10129,7 @@
       </w:r>
       <w:r>
         <w:rPr>
-          <w:rStyle w:val="6"/>
+          <w:rStyle w:val="7"/>
           <w:rFonts w:hint="default" w:eastAsia="Arial" w:cs="Times New Roman"/>
           <w:b w:val="0"/>
           <w:bCs w:val="0"/>
@@ -10136,7 +10145,7 @@
       </w:r>
       <w:r>
         <w:rPr>
-          <w:rStyle w:val="6"/>
+          <w:rStyle w:val="7"/>
           <w:rFonts w:hint="default" w:eastAsia="Arial" w:cs="Times New Roman"/>
           <w:b w:val="0"/>
           <w:bCs w:val="0"/>
@@ -10153,7 +10162,7 @@
       </w:r>
       <w:r>
         <w:rPr>
-          <w:rStyle w:val="6"/>
+          <w:rStyle w:val="7"/>
           <w:rFonts w:hint="default" w:eastAsia="Arial" w:cs="Times New Roman"/>
           <w:b w:val="0"/>
           <w:bCs w:val="0"/>
@@ -10169,7 +10178,7 @@
       </w:r>
       <w:r>
         <w:rPr>
-          <w:rStyle w:val="6"/>
+          <w:rStyle w:val="7"/>
           <w:rFonts w:hint="default" w:eastAsia="Arial" w:cs="Times New Roman"/>
           <w:b w:val="0"/>
           <w:bCs w:val="0"/>
@@ -10185,7 +10194,7 @@
       </w:r>
       <w:r>
         <w:rPr>
-          <w:rStyle w:val="6"/>
+          <w:rStyle w:val="7"/>
           <w:rFonts w:hint="default" w:eastAsia="Arial" w:cs="Times New Roman"/>
           <w:b w:val="0"/>
           <w:bCs w:val="0"/>
@@ -10224,7 +10233,7 @@
         <w:jc w:val="center"/>
         <w:textAlignment w:val="auto"/>
         <w:rPr>
-          <w:rStyle w:val="6"/>
+          <w:rStyle w:val="7"/>
           <w:rFonts w:hint="default" w:eastAsia="Arial" w:cs="Times New Roman"/>
           <w:b w:val="0"/>
           <w:bCs w:val="0"/>
@@ -10239,7 +10248,7 @@
       </w:pPr>
       <w:r>
         <w:rPr>
-          <w:rStyle w:val="6"/>
+          <w:rStyle w:val="7"/>
           <w:rFonts w:hint="default" w:eastAsia="Arial" w:cs="Times New Roman"/>
           <w:b w:val="0"/>
           <w:bCs w:val="0"/>
@@ -10255,7 +10264,7 @@
       </w:r>
       <w:r>
         <w:rPr>
-          <w:rStyle w:val="6"/>
+          <w:rStyle w:val="7"/>
           <w:rFonts w:hint="default" w:eastAsia="Arial" w:cs="Times New Roman"/>
           <w:b w:val="0"/>
           <w:bCs w:val="0"/>
@@ -10272,7 +10281,7 @@
       </w:r>
       <w:r>
         <w:rPr>
-          <w:rStyle w:val="6"/>
+          <w:rStyle w:val="7"/>
           <w:rFonts w:hint="default" w:eastAsia="Arial" w:cs="Times New Roman"/>
           <w:b w:val="0"/>
           <w:bCs w:val="0"/>
@@ -10288,7 +10297,7 @@
       </w:r>
       <w:r>
         <w:rPr>
-          <w:rStyle w:val="6"/>
+          <w:rStyle w:val="7"/>
           <w:rFonts w:hint="default" w:eastAsia="Arial" w:cs="Times New Roman"/>
           <w:b w:val="0"/>
           <w:bCs w:val="0"/>
@@ -10305,7 +10314,7 @@
       </w:r>
       <w:r>
         <w:rPr>
-          <w:rStyle w:val="6"/>
+          <w:rStyle w:val="7"/>
           <w:rFonts w:hint="default" w:eastAsia="Arial" w:cs="Times New Roman"/>
           <w:b w:val="0"/>
           <w:bCs w:val="0"/>
@@ -10321,7 +10330,7 @@
       </w:r>
       <w:r>
         <w:rPr>
-          <w:rStyle w:val="6"/>
+          <w:rStyle w:val="7"/>
           <w:rFonts w:hint="default" w:eastAsia="Arial" w:cs="Times New Roman"/>
           <w:b w:val="0"/>
           <w:bCs w:val="0"/>
@@ -10337,7 +10346,7 @@
       </w:r>
       <w:r>
         <w:rPr>
-          <w:rStyle w:val="6"/>
+          <w:rStyle w:val="7"/>
           <w:rFonts w:hint="default" w:eastAsia="Arial" w:cs="Times New Roman"/>
           <w:b w:val="0"/>
           <w:bCs w:val="0"/>
@@ -10376,7 +10385,7 @@
         <w:jc w:val="left"/>
         <w:textAlignment w:val="auto"/>
         <w:rPr>
-          <w:rStyle w:val="6"/>
+          <w:rStyle w:val="7"/>
           <w:rFonts w:hint="default" w:eastAsia="Arial" w:cs="Times New Roman"/>
           <w:b w:val="0"/>
           <w:bCs w:val="0"/>
@@ -10414,7 +10423,7 @@
         <w:jc w:val="left"/>
         <w:textAlignment w:val="auto"/>
         <w:rPr>
-          <w:rStyle w:val="6"/>
+          <w:rStyle w:val="7"/>
           <w:rFonts w:hint="default" w:eastAsia="Arial" w:cs="Times New Roman"/>
           <w:b w:val="0"/>
           <w:bCs w:val="0"/>
@@ -10429,7 +10438,7 @@
       </w:pPr>
       <w:r>
         <w:rPr>
-          <w:rStyle w:val="6"/>
+          <w:rStyle w:val="7"/>
           <w:rFonts w:hint="default" w:eastAsia="Arial" w:cs="Times New Roman"/>
           <w:b w:val="0"/>
           <w:bCs w:val="0"/>
@@ -10477,7 +10486,7 @@
       </w:r>
       <w:r>
         <w:rPr>
-          <w:rStyle w:val="6"/>
+          <w:rStyle w:val="7"/>
           <w:rFonts w:hint="default" w:eastAsia="Arial" w:cs="Times New Roman"/>
           <w:b w:val="0"/>
           <w:bCs w:val="0"/>
@@ -10516,7 +10525,7 @@
         <w:jc w:val="left"/>
         <w:textAlignment w:val="auto"/>
         <w:rPr>
-          <w:rStyle w:val="6"/>
+          <w:rStyle w:val="7"/>
           <w:rFonts w:hint="default" w:eastAsia="Arial" w:cs="Times New Roman"/>
           <w:b w:val="0"/>
           <w:bCs w:val="0"/>
@@ -10531,7 +10540,7 @@
       </w:pPr>
       <w:r>
         <w:rPr>
-          <w:rStyle w:val="6"/>
+          <w:rStyle w:val="7"/>
           <w:rFonts w:hint="default" w:eastAsia="Arial" w:cs="Times New Roman"/>
           <w:b w:val="0"/>
           <w:bCs w:val="0"/>
@@ -10547,7 +10556,7 @@
       </w:r>
       <w:r>
         <w:rPr>
-          <w:rStyle w:val="6"/>
+          <w:rStyle w:val="7"/>
           <w:rFonts w:hint="default" w:eastAsia="Arial" w:cs="Times New Roman"/>
           <w:b w:val="0"/>
           <w:bCs w:val="0"/>
@@ -10563,7 +10572,7 @@
       </w:r>
       <w:r>
         <w:rPr>
-          <w:rStyle w:val="6"/>
+          <w:rStyle w:val="7"/>
           <w:rFonts w:hint="default" w:eastAsia="Arial" w:cs="Times New Roman"/>
           <w:b w:val="0"/>
           <w:bCs w:val="0"/>
@@ -10579,7 +10588,7 @@
       </w:r>
       <w:r>
         <w:rPr>
-          <w:rStyle w:val="6"/>
+          <w:rStyle w:val="7"/>
           <w:rFonts w:hint="default" w:eastAsia="Arial" w:cs="Times New Roman"/>
           <w:b w:val="0"/>
           <w:bCs w:val="0"/>
@@ -10595,7 +10604,7 @@
       </w:r>
       <w:r>
         <w:rPr>
-          <w:rStyle w:val="6"/>
+          <w:rStyle w:val="7"/>
           <w:rFonts w:hint="default" w:eastAsia="Arial" w:cs="Times New Roman"/>
           <w:b w:val="0"/>
           <w:bCs w:val="0"/>
@@ -10611,7 +10620,7 @@
       </w:r>
       <w:r>
         <w:rPr>
-          <w:rStyle w:val="6"/>
+          <w:rStyle w:val="7"/>
           <w:rFonts w:hint="default" w:eastAsia="Arial" w:cs="Times New Roman"/>
           <w:b w:val="0"/>
           <w:bCs w:val="0"/>
@@ -10627,7 +10636,7 @@
       </w:r>
       <w:r>
         <w:rPr>
-          <w:rStyle w:val="6"/>
+          <w:rStyle w:val="7"/>
           <w:rFonts w:hint="default" w:eastAsia="Arial" w:cs="Times New Roman"/>
           <w:b w:val="0"/>
           <w:bCs w:val="0"/>
@@ -10666,7 +10675,7 @@
         <w:jc w:val="left"/>
         <w:textAlignment w:val="auto"/>
         <w:rPr>
-          <w:rStyle w:val="6"/>
+          <w:rStyle w:val="7"/>
           <w:rFonts w:hint="default" w:eastAsia="Arial" w:cs="Times New Roman"/>
           <w:b w:val="0"/>
           <w:bCs w:val="0"/>
@@ -10681,7 +10690,7 @@
       </w:pPr>
       <w:r>
         <w:rPr>
-          <w:rStyle w:val="6"/>
+          <w:rStyle w:val="7"/>
           <w:rFonts w:hint="default" w:eastAsia="Arial" w:cs="Times New Roman"/>
           <w:b w:val="0"/>
           <w:bCs w:val="0"/>
@@ -10720,7 +10729,7 @@
         <w:jc w:val="left"/>
         <w:textAlignment w:val="auto"/>
         <w:rPr>
-          <w:rStyle w:val="6"/>
+          <w:rStyle w:val="7"/>
           <w:rFonts w:hint="default" w:eastAsia="Arial" w:cs="Times New Roman"/>
           <w:b w:val="0"/>
           <w:bCs w:val="0"/>
@@ -10758,7 +10767,7 @@
         <w:jc w:val="center"/>
         <w:textAlignment w:val="auto"/>
         <w:rPr>
-          <w:rStyle w:val="6"/>
+          <w:rStyle w:val="7"/>
           <w:rFonts w:hint="default" w:eastAsia="Arial" w:cs="Times New Roman"/>
           <w:b w:val="0"/>
           <w:bCs w:val="0"/>
@@ -10773,7 +10782,7 @@
       </w:pPr>
       <w:r>
         <w:rPr>
-          <w:rStyle w:val="6"/>
+          <w:rStyle w:val="7"/>
           <w:rFonts w:hint="default" w:eastAsia="Arial" w:cs="Times New Roman"/>
           <w:b w:val="0"/>
           <w:bCs w:val="0"/>
@@ -10789,7 +10798,7 @@
       </w:r>
       <w:r>
         <w:rPr>
-          <w:rStyle w:val="6"/>
+          <w:rStyle w:val="7"/>
           <w:rFonts w:hint="default" w:eastAsia="Arial" w:cs="Times New Roman"/>
           <w:b w:val="0"/>
           <w:bCs w:val="0"/>
@@ -10805,7 +10814,7 @@
       </w:r>
       <w:r>
         <w:rPr>
-          <w:rStyle w:val="6"/>
+          <w:rStyle w:val="7"/>
           <w:rFonts w:hint="default" w:eastAsia="Arial" w:cs="Times New Roman"/>
           <w:b w:val="0"/>
           <w:bCs w:val="0"/>
@@ -10844,7 +10853,7 @@
         <w:jc w:val="center"/>
         <w:textAlignment w:val="auto"/>
         <w:rPr>
-          <w:rStyle w:val="6"/>
+          <w:rStyle w:val="7"/>
           <w:rFonts w:hint="default" w:eastAsia="Arial" w:cs="Times New Roman"/>
           <w:b w:val="0"/>
           <w:bCs w:val="0"/>
@@ -10882,7 +10891,7 @@
         <w:jc w:val="both"/>
         <w:textAlignment w:val="auto"/>
         <w:rPr>
-          <w:rStyle w:val="6"/>
+          <w:rStyle w:val="7"/>
           <w:rFonts w:hint="default" w:eastAsia="Arial" w:cs="Times New Roman"/>
           <w:b w:val="0"/>
           <w:bCs w:val="0"/>
@@ -10897,7 +10906,7 @@
       </w:pPr>
       <w:r>
         <w:rPr>
-          <w:rStyle w:val="6"/>
+          <w:rStyle w:val="7"/>
           <w:rFonts w:hint="default" w:eastAsia="Arial" w:cs="Times New Roman"/>
           <w:b w:val="0"/>
           <w:bCs w:val="0"/>
@@ -10936,7 +10945,7 @@
         <w:jc w:val="both"/>
         <w:textAlignment w:val="auto"/>
         <w:rPr>
-          <w:rStyle w:val="6"/>
+          <w:rStyle w:val="7"/>
           <w:rFonts w:hint="default" w:eastAsia="Arial" w:cs="Times New Roman"/>
           <w:b w:val="0"/>
           <w:bCs w:val="0"/>
@@ -10974,7 +10983,7 @@
         <w:jc w:val="center"/>
         <w:textAlignment w:val="auto"/>
         <w:rPr>
-          <w:rStyle w:val="6"/>
+          <w:rStyle w:val="7"/>
           <w:rFonts w:hint="default" w:eastAsia="Arial" w:cs="Times New Roman"/>
           <w:b w:val="0"/>
           <w:bCs w:val="0"/>
@@ -10989,7 +10998,7 @@
       </w:pPr>
       <w:r>
         <w:rPr>
-          <w:rStyle w:val="6"/>
+          <w:rStyle w:val="7"/>
           <w:rFonts w:hint="default" w:eastAsia="Arial" w:cs="Times New Roman"/>
           <w:b w:val="0"/>
           <w:bCs w:val="0"/>
@@ -11005,7 +11014,7 @@
       </w:r>
       <w:r>
         <w:rPr>
-          <w:rStyle w:val="6"/>
+          <w:rStyle w:val="7"/>
           <w:rFonts w:hint="default" w:eastAsia="Arial" w:cs="Times New Roman"/>
           <w:b w:val="0"/>
           <w:bCs w:val="0"/>
@@ -11022,7 +11031,7 @@
       </w:r>
       <w:r>
         <w:rPr>
-          <w:rStyle w:val="6"/>
+          <w:rStyle w:val="7"/>
           <w:rFonts w:hint="default" w:eastAsia="Arial" w:cs="Times New Roman"/>
           <w:b w:val="0"/>
           <w:bCs w:val="0"/>
@@ -11038,7 +11047,7 @@
       </w:r>
       <w:r>
         <w:rPr>
-          <w:rStyle w:val="6"/>
+          <w:rStyle w:val="7"/>
           <w:rFonts w:hint="default" w:eastAsia="Arial" w:cs="Times New Roman"/>
           <w:b w:val="0"/>
           <w:bCs w:val="0"/>
@@ -11055,7 +11064,7 @@
       </w:r>
       <w:r>
         <w:rPr>
-          <w:rStyle w:val="6"/>
+          <w:rStyle w:val="7"/>
           <w:rFonts w:hint="default" w:eastAsia="Arial" w:cs="Times New Roman"/>
           <w:b w:val="0"/>
           <w:bCs w:val="0"/>
@@ -11071,7 +11080,7 @@
       </w:r>
       <w:r>
         <w:rPr>
-          <w:rStyle w:val="6"/>
+          <w:rStyle w:val="7"/>
           <w:rFonts w:hint="default" w:eastAsia="Arial" w:cs="Times New Roman"/>
           <w:b w:val="0"/>
           <w:bCs w:val="0"/>
@@ -11087,7 +11096,7 @@
       </w:r>
       <w:r>
         <w:rPr>
-          <w:rStyle w:val="6"/>
+          <w:rStyle w:val="7"/>
           <w:rFonts w:hint="default" w:eastAsia="Arial" w:cs="Times New Roman"/>
           <w:b w:val="0"/>
           <w:bCs w:val="0"/>
@@ -11126,7 +11135,7 @@
         <w:jc w:val="center"/>
         <w:textAlignment w:val="auto"/>
         <w:rPr>
-          <w:rStyle w:val="6"/>
+          <w:rStyle w:val="7"/>
           <w:rFonts w:hint="default" w:eastAsia="Arial" w:cs="Times New Roman"/>
           <w:b w:val="0"/>
           <w:bCs w:val="0"/>
@@ -11141,7 +11150,7 @@
       </w:pPr>
       <w:r>
         <w:rPr>
-          <w:rStyle w:val="6"/>
+          <w:rStyle w:val="7"/>
           <w:rFonts w:hint="default" w:eastAsia="Arial" w:cs="Times New Roman"/>
           <w:b w:val="0"/>
           <w:bCs w:val="0"/>
@@ -11157,7 +11166,7 @@
       </w:r>
       <w:r>
         <w:rPr>
-          <w:rStyle w:val="6"/>
+          <w:rStyle w:val="7"/>
           <w:rFonts w:hint="default" w:eastAsia="Arial" w:cs="Times New Roman"/>
           <w:b w:val="0"/>
           <w:bCs w:val="0"/>
@@ -11174,7 +11183,7 @@
       </w:r>
       <w:r>
         <w:rPr>
-          <w:rStyle w:val="6"/>
+          <w:rStyle w:val="7"/>
           <w:rFonts w:hint="default" w:eastAsia="Arial" w:cs="Times New Roman"/>
           <w:b w:val="0"/>
           <w:bCs w:val="0"/>
@@ -11190,7 +11199,7 @@
       </w:r>
       <w:r>
         <w:rPr>
-          <w:rStyle w:val="6"/>
+          <w:rStyle w:val="7"/>
           <w:rFonts w:hint="default" w:eastAsia="Arial" w:cs="Times New Roman"/>
           <w:b w:val="0"/>
           <w:bCs w:val="0"/>
@@ -11207,7 +11216,7 @@
       </w:r>
       <w:r>
         <w:rPr>
-          <w:rStyle w:val="6"/>
+          <w:rStyle w:val="7"/>
           <w:rFonts w:hint="default" w:eastAsia="Arial" w:cs="Times New Roman"/>
           <w:b w:val="0"/>
           <w:bCs w:val="0"/>
@@ -11223,7 +11232,7 @@
       </w:r>
       <w:r>
         <w:rPr>
-          <w:rStyle w:val="6"/>
+          <w:rStyle w:val="7"/>
           <w:rFonts w:hint="default" w:eastAsia="Arial" w:cs="Times New Roman"/>
           <w:b w:val="0"/>
           <w:bCs w:val="0"/>
@@ -11239,7 +11248,7 @@
       </w:r>
       <w:r>
         <w:rPr>
-          <w:rStyle w:val="6"/>
+          <w:rStyle w:val="7"/>
           <w:rFonts w:hint="default" w:eastAsia="Arial" w:cs="Times New Roman"/>
           <w:b w:val="0"/>
           <w:bCs w:val="0"/>
@@ -11278,7 +11287,7 @@
         <w:jc w:val="both"/>
         <w:textAlignment w:val="auto"/>
         <w:rPr>
-          <w:rStyle w:val="6"/>
+          <w:rStyle w:val="7"/>
           <w:rFonts w:hint="default" w:eastAsia="Arial" w:cs="Times New Roman"/>
           <w:b w:val="0"/>
           <w:bCs w:val="0"/>
@@ -11316,7 +11325,7 @@
         <w:jc w:val="both"/>
         <w:textAlignment w:val="auto"/>
         <w:rPr>
-          <w:rStyle w:val="6"/>
+          <w:rStyle w:val="7"/>
           <w:rFonts w:hint="default" w:eastAsia="Arial" w:cs="Times New Roman"/>
           <w:b w:val="0"/>
           <w:bCs w:val="0"/>
@@ -11331,7 +11340,7 @@
       </w:pPr>
       <w:r>
         <w:rPr>
-          <w:rStyle w:val="6"/>
+          <w:rStyle w:val="7"/>
           <w:rFonts w:hint="default" w:eastAsia="Arial" w:cs="Times New Roman"/>
           <w:b w:val="0"/>
           <w:bCs w:val="0"/>
@@ -11370,7 +11379,7 @@
         <w:jc w:val="right"/>
         <w:textAlignment w:val="auto"/>
         <w:rPr>
-          <w:rStyle w:val="6"/>
+          <w:rStyle w:val="7"/>
           <w:rFonts w:hint="default" w:eastAsia="Arial" w:cs="Times New Roman"/>
           <w:b w:val="0"/>
           <w:bCs w:val="0"/>
@@ -11385,7 +11394,7 @@
       </w:pPr>
       <w:r>
         <w:rPr>
-          <w:rStyle w:val="6"/>
+          <w:rStyle w:val="7"/>
           <w:rFonts w:hint="default" w:eastAsia="Arial" w:cs="Times New Roman"/>
           <w:b w:val="0"/>
           <w:bCs w:val="0"/>
@@ -11424,7 +11433,7 @@
         <w:jc w:val="center"/>
         <w:textAlignment w:val="auto"/>
         <w:rPr>
-          <w:rStyle w:val="6"/>
+          <w:rStyle w:val="7"/>
           <w:rFonts w:hint="default" w:eastAsia="Arial" w:cs="Times New Roman"/>
           <w:b w:val="0"/>
           <w:bCs w:val="0"/>
@@ -11439,7 +11448,7 @@
       </w:pPr>
       <w:r>
         <w:rPr>
-          <w:rStyle w:val="6"/>
+          <w:rStyle w:val="7"/>
           <w:rFonts w:hint="default" w:eastAsia="Arial" w:cs="Times New Roman"/>
           <w:b w:val="0"/>
           <w:bCs w:val="0"/>
@@ -11456,7 +11465,7 @@
     </w:p>
     <w:tbl>
       <w:tblPr>
-        <w:tblStyle w:val="10"/>
+        <w:tblStyle w:val="11"/>
         <w:tblW w:w="9740" w:type="dxa"/>
         <w:jc w:val="center"/>
         <w:tblBorders>
@@ -11529,7 +11538,7 @@
               <w:jc w:val="center"/>
               <w:textAlignment w:val="auto"/>
               <w:rPr>
-                <w:rStyle w:val="6"/>
+                <w:rStyle w:val="7"/>
                 <w:rFonts w:hint="default" w:eastAsia="Arial" w:cs="Times New Roman"/>
                 <w:b w:val="0"/>
                 <w:bCs w:val="0"/>
@@ -11545,7 +11554,7 @@
             </w:pPr>
             <w:r>
               <w:rPr>
-                <w:rStyle w:val="6"/>
+                <w:rStyle w:val="7"/>
                 <w:rFonts w:hint="default" w:eastAsia="Arial" w:cs="Times New Roman"/>
                 <w:b w:val="0"/>
                 <w:bCs w:val="0"/>
@@ -11588,7 +11597,7 @@
               <w:jc w:val="center"/>
               <w:textAlignment w:val="auto"/>
               <w:rPr>
-                <w:rStyle w:val="6"/>
+                <w:rStyle w:val="7"/>
                 <w:rFonts w:hint="default" w:eastAsia="Arial" w:cs="Times New Roman"/>
                 <w:b w:val="0"/>
                 <w:bCs w:val="0"/>
@@ -11604,7 +11613,7 @@
             </w:pPr>
             <w:r>
               <w:rPr>
-                <w:rStyle w:val="6"/>
+                <w:rStyle w:val="7"/>
                 <w:rFonts w:hint="default" w:eastAsia="Arial" w:cs="Times New Roman"/>
                 <w:b w:val="0"/>
                 <w:bCs w:val="0"/>
@@ -11621,7 +11630,7 @@
             </w:r>
             <w:r>
               <w:rPr>
-                <w:rStyle w:val="6"/>
+                <w:rStyle w:val="7"/>
                 <w:rFonts w:hint="default" w:eastAsia="Arial" w:cs="Times New Roman"/>
                 <w:b w:val="0"/>
                 <w:bCs w:val="0"/>
@@ -11638,7 +11647,7 @@
             </w:r>
             <w:r>
               <w:rPr>
-                <w:rStyle w:val="6"/>
+                <w:rStyle w:val="7"/>
                 <w:rFonts w:hint="default" w:eastAsia="Arial" w:cs="Times New Roman"/>
                 <w:b w:val="0"/>
                 <w:bCs w:val="0"/>
@@ -11681,7 +11690,7 @@
               <w:jc w:val="center"/>
               <w:textAlignment w:val="auto"/>
               <w:rPr>
-                <w:rStyle w:val="6"/>
+                <w:rStyle w:val="7"/>
                 <w:rFonts w:hint="default" w:eastAsia="Arial" w:cs="Times New Roman"/>
                 <w:b w:val="0"/>
                 <w:bCs w:val="0"/>
@@ -11697,7 +11706,7 @@
             </w:pPr>
             <w:r>
               <w:rPr>
-                <w:rStyle w:val="6"/>
+                <w:rStyle w:val="7"/>
                 <w:rFonts w:hint="default" w:eastAsia="Arial" w:cs="Times New Roman"/>
                 <w:b w:val="0"/>
                 <w:bCs w:val="0"/>
@@ -11714,7 +11723,7 @@
             </w:r>
             <w:r>
               <w:rPr>
-                <w:rStyle w:val="6"/>
+                <w:rStyle w:val="7"/>
                 <w:rFonts w:hint="default" w:eastAsia="Arial" w:cs="Times New Roman"/>
                 <w:b w:val="0"/>
                 <w:bCs w:val="0"/>
@@ -11731,7 +11740,7 @@
             </w:r>
             <w:r>
               <w:rPr>
-                <w:rStyle w:val="6"/>
+                <w:rStyle w:val="7"/>
                 <w:rFonts w:hint="default" w:eastAsia="Arial" w:cs="Times New Roman"/>
                 <w:b w:val="0"/>
                 <w:bCs w:val="0"/>
@@ -11774,7 +11783,7 @@
               <w:jc w:val="center"/>
               <w:textAlignment w:val="auto"/>
               <w:rPr>
-                <w:rStyle w:val="6"/>
+                <w:rStyle w:val="7"/>
                 <w:rFonts w:hint="default" w:eastAsia="Arial" w:cs="Times New Roman"/>
                 <w:b w:val="0"/>
                 <w:bCs w:val="0"/>
@@ -11790,7 +11799,7 @@
             </w:pPr>
             <w:r>
               <w:rPr>
-                <w:rStyle w:val="6"/>
+                <w:rStyle w:val="7"/>
                 <w:rFonts w:hint="default" w:eastAsia="Arial" w:cs="Times New Roman"/>
                 <w:b w:val="0"/>
                 <w:bCs w:val="0"/>
@@ -11807,7 +11816,7 @@
             </w:r>
             <w:r>
               <w:rPr>
-                <w:rStyle w:val="6"/>
+                <w:rStyle w:val="7"/>
                 <w:rFonts w:hint="default" w:eastAsia="Arial" w:cs="Times New Roman"/>
                 <w:b w:val="0"/>
                 <w:bCs w:val="0"/>
@@ -11824,7 +11833,7 @@
             </w:r>
             <w:r>
               <w:rPr>
-                <w:rStyle w:val="6"/>
+                <w:rStyle w:val="7"/>
                 <w:rFonts w:hint="default" w:eastAsia="Arial" w:cs="Times New Roman"/>
                 <w:b w:val="0"/>
                 <w:bCs w:val="0"/>
@@ -11867,7 +11876,7 @@
               <w:jc w:val="center"/>
               <w:textAlignment w:val="auto"/>
               <w:rPr>
-                <w:rStyle w:val="6"/>
+                <w:rStyle w:val="7"/>
                 <w:rFonts w:hint="default" w:eastAsia="Arial" w:cs="Times New Roman"/>
                 <w:b w:val="0"/>
                 <w:bCs w:val="0"/>
@@ -11883,7 +11892,7 @@
             </w:pPr>
             <w:r>
               <w:rPr>
-                <w:rStyle w:val="6"/>
+                <w:rStyle w:val="7"/>
                 <w:rFonts w:hint="default" w:eastAsia="Arial" w:cs="Times New Roman"/>
                 <w:b w:val="0"/>
                 <w:bCs w:val="0"/>
@@ -11900,7 +11909,7 @@
             </w:r>
             <w:r>
               <w:rPr>
-                <w:rStyle w:val="6"/>
+                <w:rStyle w:val="7"/>
                 <w:rFonts w:hint="default" w:eastAsia="Arial" w:cs="Times New Roman"/>
                 <w:b w:val="0"/>
                 <w:bCs w:val="0"/>
@@ -11917,7 +11926,7 @@
             </w:r>
             <w:r>
               <w:rPr>
-                <w:rStyle w:val="6"/>
+                <w:rStyle w:val="7"/>
                 <w:rFonts w:hint="default" w:eastAsia="Arial" w:cs="Times New Roman"/>
                 <w:b w:val="0"/>
                 <w:bCs w:val="0"/>
@@ -11934,7 +11943,7 @@
             </w:r>
             <w:r>
               <w:rPr>
-                <w:rStyle w:val="6"/>
+                <w:rStyle w:val="7"/>
                 <w:rFonts w:hint="default" w:eastAsia="Arial" w:cs="Times New Roman"/>
                 <w:b w:val="0"/>
                 <w:bCs w:val="0"/>
@@ -11951,7 +11960,7 @@
             </w:r>
             <w:r>
               <w:rPr>
-                <w:rStyle w:val="6"/>
+                <w:rStyle w:val="7"/>
                 <w:rFonts w:hint="default" w:eastAsia="Arial" w:cs="Times New Roman"/>
                 <w:b w:val="0"/>
                 <w:bCs w:val="0"/>
@@ -11968,7 +11977,7 @@
             </w:r>
             <w:r>
               <w:rPr>
-                <w:rStyle w:val="6"/>
+                <w:rStyle w:val="7"/>
                 <w:rFonts w:hint="default" w:eastAsia="Arial" w:cs="Times New Roman"/>
                 <w:b w:val="0"/>
                 <w:bCs w:val="0"/>
@@ -11985,7 +11994,7 @@
             </w:r>
             <w:r>
               <w:rPr>
-                <w:rStyle w:val="6"/>
+                <w:rStyle w:val="7"/>
                 <w:rFonts w:hint="default" w:eastAsia="Arial" w:cs="Times New Roman"/>
                 <w:b w:val="0"/>
                 <w:bCs w:val="0"/>
@@ -12028,7 +12037,7 @@
               <w:jc w:val="center"/>
               <w:textAlignment w:val="auto"/>
               <w:rPr>
-                <w:rStyle w:val="6"/>
+                <w:rStyle w:val="7"/>
                 <w:rFonts w:hint="default" w:eastAsia="Arial" w:cs="Times New Roman"/>
                 <w:b w:val="0"/>
                 <w:bCs w:val="0"/>
@@ -12044,7 +12053,7 @@
             </w:pPr>
             <w:r>
               <w:rPr>
-                <w:rStyle w:val="6"/>
+                <w:rStyle w:val="7"/>
                 <w:rFonts w:hint="default" w:eastAsia="Arial" w:cs="Times New Roman"/>
                 <w:b w:val="0"/>
                 <w:bCs w:val="0"/>
@@ -12061,7 +12070,7 @@
             </w:r>
             <w:r>
               <w:rPr>
-                <w:rStyle w:val="6"/>
+                <w:rStyle w:val="7"/>
                 <w:rFonts w:hint="default" w:eastAsia="Arial" w:cs="Times New Roman"/>
                 <w:b w:val="0"/>
                 <w:bCs w:val="0"/>
@@ -12078,7 +12087,7 @@
             </w:r>
             <w:r>
               <w:rPr>
-                <w:rStyle w:val="6"/>
+                <w:rStyle w:val="7"/>
                 <w:rFonts w:hint="default" w:eastAsia="Arial" w:cs="Times New Roman"/>
                 <w:b w:val="0"/>
                 <w:bCs w:val="0"/>
@@ -12095,7 +12104,7 @@
             </w:r>
             <w:r>
               <w:rPr>
-                <w:rStyle w:val="6"/>
+                <w:rStyle w:val="7"/>
                 <w:rFonts w:hint="default" w:eastAsia="Arial" w:cs="Times New Roman"/>
                 <w:b w:val="0"/>
                 <w:bCs w:val="0"/>
@@ -12112,7 +12121,7 @@
             </w:r>
             <w:r>
               <w:rPr>
-                <w:rStyle w:val="6"/>
+                <w:rStyle w:val="7"/>
                 <w:rFonts w:hint="default" w:eastAsia="Arial" w:cs="Times New Roman"/>
                 <w:b w:val="0"/>
                 <w:bCs w:val="0"/>
@@ -12129,7 +12138,7 @@
             </w:r>
             <w:r>
               <w:rPr>
-                <w:rStyle w:val="6"/>
+                <w:rStyle w:val="7"/>
                 <w:rFonts w:hint="default" w:eastAsia="Arial" w:cs="Times New Roman"/>
                 <w:b w:val="0"/>
                 <w:bCs w:val="0"/>
@@ -12146,7 +12155,7 @@
             </w:r>
             <w:r>
               <w:rPr>
-                <w:rStyle w:val="6"/>
+                <w:rStyle w:val="7"/>
                 <w:rFonts w:hint="default" w:eastAsia="Arial" w:cs="Times New Roman"/>
                 <w:b w:val="0"/>
                 <w:bCs w:val="0"/>
@@ -12210,7 +12219,7 @@
               <w:jc w:val="center"/>
               <w:textAlignment w:val="auto"/>
               <w:rPr>
-                <w:rStyle w:val="6"/>
+                <w:rStyle w:val="7"/>
                 <w:rFonts w:hint="default" w:eastAsia="Arial" w:cs="Times New Roman"/>
                 <w:b w:val="0"/>
                 <w:bCs w:val="0"/>
@@ -12247,7 +12256,7 @@
             </w:r>
             <w:r>
               <w:rPr>
-                <w:rStyle w:val="6"/>
+                <w:rStyle w:val="7"/>
                 <w:rFonts w:hint="default" w:ascii="Times New Roman" w:hAnsi="Times New Roman" w:eastAsia="Arial" w:cs="Times New Roman"/>
                 <w:b w:val="0"/>
                 <w:bCs w:val="0"/>
@@ -12289,7 +12298,7 @@
               <w:jc w:val="center"/>
               <w:textAlignment w:val="auto"/>
               <w:rPr>
-                <w:rStyle w:val="6"/>
+                <w:rStyle w:val="7"/>
                 <w:rFonts w:hint="default" w:eastAsia="Arial" w:cs="Times New Roman"/>
                 <w:b w:val="0"/>
                 <w:bCs w:val="0"/>
@@ -12305,7 +12314,7 @@
             </w:pPr>
             <w:r>
               <w:rPr>
-                <w:rStyle w:val="6"/>
+                <w:rStyle w:val="7"/>
                 <w:rFonts w:hint="default" w:eastAsia="Arial" w:cs="Times New Roman"/>
                 <w:b w:val="0"/>
                 <w:bCs w:val="0"/>
@@ -12348,7 +12357,7 @@
               <w:jc w:val="center"/>
               <w:textAlignment w:val="auto"/>
               <w:rPr>
-                <w:rStyle w:val="6"/>
+                <w:rStyle w:val="7"/>
                 <w:rFonts w:hint="default" w:eastAsia="Arial" w:cs="Times New Roman"/>
                 <w:b w:val="0"/>
                 <w:bCs w:val="0"/>
@@ -12364,7 +12373,7 @@
             </w:pPr>
             <w:r>
               <w:rPr>
-                <w:rStyle w:val="6"/>
+                <w:rStyle w:val="7"/>
                 <w:rFonts w:hint="default" w:eastAsia="Arial" w:cs="Times New Roman"/>
                 <w:b w:val="0"/>
                 <w:bCs w:val="0"/>
@@ -12407,7 +12416,7 @@
               <w:jc w:val="center"/>
               <w:textAlignment w:val="auto"/>
               <w:rPr>
-                <w:rStyle w:val="6"/>
+                <w:rStyle w:val="7"/>
                 <w:rFonts w:hint="default" w:eastAsia="Arial" w:cs="Times New Roman"/>
                 <w:b w:val="0"/>
                 <w:bCs w:val="0"/>
@@ -12423,7 +12432,7 @@
             </w:pPr>
             <w:r>
               <w:rPr>
-                <w:rStyle w:val="6"/>
+                <w:rStyle w:val="7"/>
                 <w:rFonts w:hint="default" w:eastAsia="Arial" w:cs="Times New Roman"/>
                 <w:b w:val="0"/>
                 <w:bCs w:val="0"/>
@@ -12466,7 +12475,7 @@
               <w:jc w:val="center"/>
               <w:textAlignment w:val="auto"/>
               <w:rPr>
-                <w:rStyle w:val="6"/>
+                <w:rStyle w:val="7"/>
                 <w:rFonts w:hint="default" w:eastAsia="Arial" w:cs="Times New Roman"/>
                 <w:b w:val="0"/>
                 <w:bCs w:val="0"/>
@@ -12482,7 +12491,7 @@
             </w:pPr>
             <w:r>
               <w:rPr>
-                <w:rStyle w:val="6"/>
+                <w:rStyle w:val="7"/>
                 <w:rFonts w:hint="default" w:eastAsia="Arial" w:cs="Times New Roman"/>
                 <w:b w:val="0"/>
                 <w:bCs w:val="0"/>
@@ -12525,7 +12534,7 @@
               <w:jc w:val="center"/>
               <w:textAlignment w:val="auto"/>
               <w:rPr>
-                <w:rStyle w:val="6"/>
+                <w:rStyle w:val="7"/>
                 <w:rFonts w:hint="default" w:eastAsia="Arial" w:cs="Times New Roman"/>
                 <w:b w:val="0"/>
                 <w:bCs w:val="0"/>
@@ -12541,7 +12550,7 @@
             </w:pPr>
             <w:r>
               <w:rPr>
-                <w:rStyle w:val="6"/>
+                <w:rStyle w:val="7"/>
                 <w:rFonts w:hint="default" w:eastAsia="Arial" w:cs="Times New Roman"/>
                 <w:b w:val="0"/>
                 <w:bCs w:val="0"/>
@@ -12605,7 +12614,7 @@
               <w:jc w:val="center"/>
               <w:textAlignment w:val="auto"/>
               <w:rPr>
-                <w:rStyle w:val="6"/>
+                <w:rStyle w:val="7"/>
                 <w:rFonts w:hint="default" w:eastAsia="Arial" w:cs="Times New Roman"/>
                 <w:b w:val="0"/>
                 <w:bCs w:val="0"/>
@@ -12679,7 +12688,7 @@
               <w:jc w:val="center"/>
               <w:textAlignment w:val="auto"/>
               <w:rPr>
-                <w:rStyle w:val="6"/>
+                <w:rStyle w:val="7"/>
                 <w:rFonts w:hint="default" w:eastAsia="Arial" w:cs="Times New Roman"/>
                 <w:b w:val="0"/>
                 <w:bCs w:val="0"/>
@@ -12695,7 +12704,7 @@
             </w:pPr>
             <w:r>
               <w:rPr>
-                <w:rStyle w:val="6"/>
+                <w:rStyle w:val="7"/>
                 <w:rFonts w:hint="default" w:eastAsia="Arial" w:cs="Times New Roman"/>
                 <w:b w:val="0"/>
                 <w:bCs w:val="0"/>
@@ -12738,7 +12747,7 @@
               <w:jc w:val="center"/>
               <w:textAlignment w:val="auto"/>
               <w:rPr>
-                <w:rStyle w:val="6"/>
+                <w:rStyle w:val="7"/>
                 <w:rFonts w:hint="default" w:eastAsia="Arial" w:cs="Times New Roman"/>
                 <w:b w:val="0"/>
                 <w:bCs w:val="0"/>
@@ -12754,7 +12763,7 @@
             </w:pPr>
             <w:r>
               <w:rPr>
-                <w:rStyle w:val="6"/>
+                <w:rStyle w:val="7"/>
                 <w:rFonts w:hint="default" w:eastAsia="Arial" w:cs="Times New Roman"/>
                 <w:b w:val="0"/>
                 <w:bCs w:val="0"/>
@@ -12797,7 +12806,7 @@
               <w:jc w:val="center"/>
               <w:textAlignment w:val="auto"/>
               <w:rPr>
-                <w:rStyle w:val="6"/>
+                <w:rStyle w:val="7"/>
                 <w:rFonts w:hint="default" w:eastAsia="Arial" w:cs="Times New Roman"/>
                 <w:b w:val="0"/>
                 <w:bCs w:val="0"/>
@@ -12813,7 +12822,7 @@
             </w:pPr>
             <w:r>
               <w:rPr>
-                <w:rStyle w:val="6"/>
+                <w:rStyle w:val="7"/>
                 <w:rFonts w:hint="default" w:eastAsia="Arial" w:cs="Times New Roman"/>
                 <w:b w:val="0"/>
                 <w:bCs w:val="0"/>
@@ -12856,7 +12865,7 @@
               <w:jc w:val="center"/>
               <w:textAlignment w:val="auto"/>
               <w:rPr>
-                <w:rStyle w:val="6"/>
+                <w:rStyle w:val="7"/>
                 <w:rFonts w:hint="default" w:eastAsia="Arial" w:cs="Times New Roman"/>
                 <w:b w:val="0"/>
                 <w:bCs w:val="0"/>
@@ -12872,7 +12881,7 @@
             </w:pPr>
             <w:r>
               <w:rPr>
-                <w:rStyle w:val="6"/>
+                <w:rStyle w:val="7"/>
                 <w:rFonts w:hint="default" w:eastAsia="Arial" w:cs="Times New Roman"/>
                 <w:b w:val="0"/>
                 <w:bCs w:val="0"/>
@@ -12915,7 +12924,7 @@
               <w:jc w:val="center"/>
               <w:textAlignment w:val="auto"/>
               <w:rPr>
-                <w:rStyle w:val="6"/>
+                <w:rStyle w:val="7"/>
                 <w:rFonts w:hint="default" w:eastAsia="Arial" w:cs="Times New Roman"/>
                 <w:b w:val="0"/>
                 <w:bCs w:val="0"/>
@@ -12931,7 +12940,7 @@
             </w:pPr>
             <w:r>
               <w:rPr>
-                <w:rStyle w:val="6"/>
+                <w:rStyle w:val="7"/>
                 <w:rFonts w:hint="default" w:eastAsia="Arial" w:cs="Times New Roman"/>
                 <w:b w:val="0"/>
                 <w:bCs w:val="0"/>
@@ -12974,7 +12983,7 @@
         <w:jc w:val="left"/>
         <w:textAlignment w:val="auto"/>
         <w:rPr>
-          <w:rStyle w:val="6"/>
+          <w:rStyle w:val="7"/>
           <w:rFonts w:hint="default" w:eastAsia="Arial" w:cs="Times New Roman"/>
           <w:b w:val="0"/>
           <w:bCs w:val="0"/>
@@ -13012,7 +13021,7 @@
         <w:jc w:val="left"/>
         <w:textAlignment w:val="auto"/>
         <w:rPr>
-          <w:rStyle w:val="6"/>
+          <w:rStyle w:val="7"/>
           <w:rFonts w:hint="default" w:eastAsia="Arial" w:cs="Times New Roman"/>
           <w:b w:val="0"/>
           <w:bCs w:val="0"/>
@@ -13027,7 +13036,7 @@
       </w:pPr>
       <w:r>
         <w:rPr>
-          <w:rStyle w:val="6"/>
+          <w:rStyle w:val="7"/>
           <w:rFonts w:hint="default" w:eastAsia="Arial" w:cs="Times New Roman"/>
           <w:b w:val="0"/>
           <w:bCs w:val="0"/>
@@ -13066,7 +13075,7 @@
         <w:jc w:val="left"/>
         <w:textAlignment w:val="auto"/>
         <w:rPr>
-          <w:rStyle w:val="6"/>
+          <w:rStyle w:val="7"/>
           <w:rFonts w:hint="default" w:eastAsia="Arial" w:cs="Times New Roman"/>
           <w:b w:val="0"/>
           <w:bCs w:val="0"/>
@@ -13104,7 +13113,7 @@
         <w:jc w:val="center"/>
         <w:textAlignment w:val="auto"/>
         <w:rPr>
-          <w:rStyle w:val="6"/>
+          <w:rStyle w:val="7"/>
           <w:rFonts w:hint="default" w:eastAsia="Arial" w:cs="Times New Roman"/>
           <w:b w:val="0"/>
           <w:bCs w:val="0"/>
@@ -13119,7 +13128,7 @@
       </w:pPr>
       <w:r>
         <w:rPr>
-          <w:rStyle w:val="6"/>
+          <w:rStyle w:val="7"/>
           <w:rFonts w:hint="default" w:eastAsia="Arial" w:cs="Times New Roman"/>
           <w:b w:val="0"/>
           <w:bCs w:val="0"/>
@@ -13135,7 +13144,7 @@
       </w:r>
       <w:r>
         <w:rPr>
-          <w:rStyle w:val="6"/>
+          <w:rStyle w:val="7"/>
           <w:rFonts w:hint="default" w:eastAsia="Arial" w:cs="Times New Roman"/>
           <w:b w:val="0"/>
           <w:bCs w:val="0"/>
@@ -13152,7 +13161,7 @@
       </w:r>
       <w:r>
         <w:rPr>
-          <w:rStyle w:val="6"/>
+          <w:rStyle w:val="7"/>
           <w:rFonts w:hint="default" w:eastAsia="Arial" w:cs="Times New Roman"/>
           <w:b w:val="0"/>
           <w:bCs w:val="0"/>
@@ -13168,7 +13177,7 @@
       </w:r>
       <w:r>
         <w:rPr>
-          <w:rStyle w:val="6"/>
+          <w:rStyle w:val="7"/>
           <w:rFonts w:hint="default" w:eastAsia="Arial" w:cs="Times New Roman"/>
           <w:b w:val="0"/>
           <w:bCs w:val="0"/>
@@ -13184,7 +13193,7 @@
       </w:r>
       <w:r>
         <w:rPr>
-          <w:rStyle w:val="6"/>
+          <w:rStyle w:val="7"/>
           <w:rFonts w:hint="default" w:eastAsia="Arial" w:cs="Times New Roman"/>
           <w:b w:val="0"/>
           <w:bCs w:val="0"/>
@@ -13201,7 +13210,7 @@
       </w:r>
       <w:r>
         <w:rPr>
-          <w:rStyle w:val="6"/>
+          <w:rStyle w:val="7"/>
           <w:rFonts w:hint="default" w:eastAsia="Arial" w:cs="Times New Roman"/>
           <w:b w:val="0"/>
           <w:bCs w:val="0"/>
@@ -13217,7 +13226,7 @@
       </w:r>
       <w:r>
         <w:rPr>
-          <w:rStyle w:val="6"/>
+          <w:rStyle w:val="7"/>
           <w:rFonts w:hint="default" w:eastAsia="Arial" w:cs="Times New Roman"/>
           <w:b w:val="0"/>
           <w:bCs w:val="0"/>
@@ -13234,7 +13243,7 @@
       </w:r>
       <w:r>
         <w:rPr>
-          <w:rStyle w:val="6"/>
+          <w:rStyle w:val="7"/>
           <w:rFonts w:hint="default" w:eastAsia="Arial" w:cs="Times New Roman"/>
           <w:b w:val="0"/>
           <w:bCs w:val="0"/>
@@ -13250,7 +13259,7 @@
       </w:r>
       <w:r>
         <w:rPr>
-          <w:rStyle w:val="6"/>
+          <w:rStyle w:val="7"/>
           <w:rFonts w:hint="default" w:eastAsia="Arial" w:cs="Times New Roman"/>
           <w:b w:val="0"/>
           <w:bCs w:val="0"/>
@@ -13266,7 +13275,7 @@
       </w:r>
       <w:r>
         <w:rPr>
-          <w:rStyle w:val="6"/>
+          <w:rStyle w:val="7"/>
           <w:rFonts w:hint="default" w:eastAsia="Arial" w:cs="Times New Roman"/>
           <w:b w:val="0"/>
           <w:bCs w:val="0"/>
@@ -13282,7 +13291,7 @@
       </w:r>
       <w:r>
         <w:rPr>
-          <w:rStyle w:val="6"/>
+          <w:rStyle w:val="7"/>
           <w:rFonts w:hint="default" w:eastAsia="Arial" w:cs="Times New Roman"/>
           <w:b w:val="0"/>
           <w:bCs w:val="0"/>
@@ -13299,7 +13308,7 @@
       </w:r>
       <w:r>
         <w:rPr>
-          <w:rStyle w:val="6"/>
+          <w:rStyle w:val="7"/>
           <w:rFonts w:hint="default" w:eastAsia="Arial" w:cs="Times New Roman"/>
           <w:b w:val="0"/>
           <w:bCs w:val="0"/>
@@ -13315,7 +13324,7 @@
       </w:r>
       <w:r>
         <w:rPr>
-          <w:rStyle w:val="6"/>
+          <w:rStyle w:val="7"/>
           <w:rFonts w:hint="default" w:eastAsia="Arial" w:cs="Times New Roman"/>
           <w:b w:val="0"/>
           <w:bCs w:val="0"/>
@@ -13354,7 +13363,7 @@
         <w:jc w:val="center"/>
         <w:textAlignment w:val="auto"/>
         <w:rPr>
-          <w:rStyle w:val="6"/>
+          <w:rStyle w:val="7"/>
           <w:rFonts w:hint="default" w:eastAsia="Arial" w:cs="Times New Roman"/>
           <w:b w:val="0"/>
           <w:bCs w:val="0"/>
@@ -13369,7 +13378,7 @@
       </w:pPr>
       <w:r>
         <w:rPr>
-          <w:rStyle w:val="6"/>
+          <w:rStyle w:val="7"/>
           <w:rFonts w:hint="default" w:eastAsia="Arial" w:cs="Times New Roman"/>
           <w:b w:val="0"/>
           <w:bCs w:val="0"/>
@@ -13385,7 +13394,7 @@
       </w:r>
       <w:r>
         <w:rPr>
-          <w:rStyle w:val="6"/>
+          <w:rStyle w:val="7"/>
           <w:rFonts w:hint="default" w:eastAsia="Arial" w:cs="Times New Roman"/>
           <w:b w:val="0"/>
           <w:bCs w:val="0"/>
@@ -13402,7 +13411,7 @@
       </w:r>
       <w:r>
         <w:rPr>
-          <w:rStyle w:val="6"/>
+          <w:rStyle w:val="7"/>
           <w:rFonts w:hint="default" w:eastAsia="Arial" w:cs="Times New Roman"/>
           <w:b w:val="0"/>
           <w:bCs w:val="0"/>
@@ -13418,7 +13427,7 @@
       </w:r>
       <w:r>
         <w:rPr>
-          <w:rStyle w:val="6"/>
+          <w:rStyle w:val="7"/>
           <w:rFonts w:hint="default" w:eastAsia="Arial" w:cs="Times New Roman"/>
           <w:b w:val="0"/>
           <w:bCs w:val="0"/>
@@ -13434,7 +13443,7 @@
       </w:r>
       <w:r>
         <w:rPr>
-          <w:rStyle w:val="6"/>
+          <w:rStyle w:val="7"/>
           <w:rFonts w:hint="default" w:eastAsia="Arial" w:cs="Times New Roman"/>
           <w:b w:val="0"/>
           <w:bCs w:val="0"/>
@@ -13451,7 +13460,7 @@
       </w:r>
       <w:r>
         <w:rPr>
-          <w:rStyle w:val="6"/>
+          <w:rStyle w:val="7"/>
           <w:rFonts w:hint="default" w:eastAsia="Arial" w:cs="Times New Roman"/>
           <w:b w:val="0"/>
           <w:bCs w:val="0"/>
@@ -13467,7 +13476,7 @@
       </w:r>
       <w:r>
         <w:rPr>
-          <w:rStyle w:val="6"/>
+          <w:rStyle w:val="7"/>
           <w:rFonts w:hint="default" w:eastAsia="Arial" w:cs="Times New Roman"/>
           <w:b w:val="0"/>
           <w:bCs w:val="0"/>
@@ -13484,7 +13493,7 @@
       </w:r>
       <w:r>
         <w:rPr>
-          <w:rStyle w:val="6"/>
+          <w:rStyle w:val="7"/>
           <w:rFonts w:hint="default" w:eastAsia="Arial" w:cs="Times New Roman"/>
           <w:b w:val="0"/>
           <w:bCs w:val="0"/>
@@ -13500,7 +13509,7 @@
       </w:r>
       <w:r>
         <w:rPr>
-          <w:rStyle w:val="6"/>
+          <w:rStyle w:val="7"/>
           <w:rFonts w:hint="default" w:eastAsia="Arial" w:cs="Times New Roman"/>
           <w:b w:val="0"/>
           <w:bCs w:val="0"/>
@@ -13516,7 +13525,7 @@
       </w:r>
       <w:r>
         <w:rPr>
-          <w:rStyle w:val="6"/>
+          <w:rStyle w:val="7"/>
           <w:rFonts w:hint="default" w:eastAsia="Arial" w:cs="Times New Roman"/>
           <w:b w:val="0"/>
           <w:bCs w:val="0"/>
@@ -13532,7 +13541,7 @@
       </w:r>
       <w:r>
         <w:rPr>
-          <w:rStyle w:val="6"/>
+          <w:rStyle w:val="7"/>
           <w:rFonts w:hint="default" w:eastAsia="Arial" w:cs="Times New Roman"/>
           <w:b w:val="0"/>
           <w:bCs w:val="0"/>
@@ -13548,7 +13557,7 @@
       </w:r>
       <w:r>
         <w:rPr>
-          <w:rStyle w:val="6"/>
+          <w:rStyle w:val="7"/>
           <w:rFonts w:hint="default" w:eastAsia="Arial" w:cs="Times New Roman"/>
           <w:b w:val="0"/>
           <w:bCs w:val="0"/>
@@ -13565,7 +13574,7 @@
       </w:r>
       <w:r>
         <w:rPr>
-          <w:rStyle w:val="6"/>
+          <w:rStyle w:val="7"/>
           <w:rFonts w:hint="default" w:eastAsia="Arial" w:cs="Times New Roman"/>
           <w:b w:val="0"/>
           <w:bCs w:val="0"/>
@@ -13581,7 +13590,7 @@
       </w:r>
       <w:r>
         <w:rPr>
-          <w:rStyle w:val="6"/>
+          <w:rStyle w:val="7"/>
           <w:rFonts w:hint="default" w:eastAsia="Arial" w:cs="Times New Roman"/>
           <w:b w:val="0"/>
           <w:bCs w:val="0"/>
@@ -13597,7 +13606,7 @@
       </w:r>
       <w:r>
         <w:rPr>
-          <w:rStyle w:val="6"/>
+          <w:rStyle w:val="7"/>
           <w:rFonts w:hint="default" w:eastAsia="Arial" w:cs="Times New Roman"/>
           <w:b w:val="0"/>
           <w:bCs w:val="0"/>
@@ -13613,7 +13622,7 @@
       </w:r>
       <w:r>
         <w:rPr>
-          <w:rStyle w:val="6"/>
+          <w:rStyle w:val="7"/>
           <w:rFonts w:hint="default" w:eastAsia="Arial" w:cs="Times New Roman"/>
           <w:b w:val="0"/>
           <w:bCs w:val="0"/>
@@ -13629,7 +13638,7 @@
       </w:r>
       <w:r>
         <w:rPr>
-          <w:rStyle w:val="6"/>
+          <w:rStyle w:val="7"/>
           <w:rFonts w:hint="default" w:eastAsia="Arial" w:cs="Times New Roman"/>
           <w:b w:val="0"/>
           <w:bCs w:val="0"/>
@@ -13668,7 +13677,7 @@
         <w:jc w:val="center"/>
         <w:textAlignment w:val="auto"/>
         <w:rPr>
-          <w:rStyle w:val="6"/>
+          <w:rStyle w:val="7"/>
           <w:rFonts w:hint="default" w:eastAsia="Arial" w:cs="Times New Roman"/>
           <w:b w:val="0"/>
           <w:bCs w:val="0"/>
@@ -13683,7 +13692,7 @@
       </w:pPr>
       <w:r>
         <w:rPr>
-          <w:rStyle w:val="6"/>
+          <w:rStyle w:val="7"/>
           <w:rFonts w:hint="default" w:eastAsia="Arial" w:cs="Times New Roman"/>
           <w:b w:val="0"/>
           <w:bCs w:val="0"/>
@@ -13699,7 +13708,7 @@
       </w:r>
       <w:r>
         <w:rPr>
-          <w:rStyle w:val="6"/>
+          <w:rStyle w:val="7"/>
           <w:rFonts w:hint="default" w:eastAsia="Arial" w:cs="Times New Roman"/>
           <w:b w:val="0"/>
           <w:bCs w:val="0"/>
@@ -13716,7 +13725,7 @@
       </w:r>
       <w:r>
         <w:rPr>
-          <w:rStyle w:val="6"/>
+          <w:rStyle w:val="7"/>
           <w:rFonts w:hint="default" w:eastAsia="Arial" w:cs="Times New Roman"/>
           <w:b w:val="0"/>
           <w:bCs w:val="0"/>
@@ -13732,7 +13741,7 @@
       </w:r>
       <w:r>
         <w:rPr>
-          <w:rStyle w:val="6"/>
+          <w:rStyle w:val="7"/>
           <w:rFonts w:hint="default" w:eastAsia="Arial" w:cs="Times New Roman"/>
           <w:b w:val="0"/>
           <w:bCs w:val="0"/>
@@ -13749,7 +13758,7 @@
       </w:r>
       <w:r>
         <w:rPr>
-          <w:rStyle w:val="6"/>
+          <w:rStyle w:val="7"/>
           <w:rFonts w:hint="default" w:eastAsia="Arial" w:cs="Times New Roman"/>
           <w:b w:val="0"/>
           <w:bCs w:val="0"/>
@@ -13765,7 +13774,7 @@
       </w:r>
       <w:r>
         <w:rPr>
-          <w:rStyle w:val="6"/>
+          <w:rStyle w:val="7"/>
           <w:rFonts w:hint="default" w:eastAsia="Arial" w:cs="Times New Roman"/>
           <w:b w:val="0"/>
           <w:bCs w:val="0"/>
@@ -13782,7 +13791,7 @@
       </w:r>
       <w:r>
         <w:rPr>
-          <w:rStyle w:val="6"/>
+          <w:rStyle w:val="7"/>
           <w:rFonts w:hint="default" w:eastAsia="Arial" w:cs="Times New Roman"/>
           <w:b w:val="0"/>
           <w:bCs w:val="0"/>
@@ -13798,7 +13807,7 @@
       </w:r>
       <w:r>
         <w:rPr>
-          <w:rStyle w:val="6"/>
+          <w:rStyle w:val="7"/>
           <w:rFonts w:hint="default" w:eastAsia="Arial" w:cs="Times New Roman"/>
           <w:b w:val="0"/>
           <w:bCs w:val="0"/>
@@ -13815,7 +13824,7 @@
       </w:r>
       <w:r>
         <w:rPr>
-          <w:rStyle w:val="6"/>
+          <w:rStyle w:val="7"/>
           <w:rFonts w:hint="default" w:eastAsia="Arial" w:cs="Times New Roman"/>
           <w:b w:val="0"/>
           <w:bCs w:val="0"/>
@@ -13855,7 +13864,7 @@
         <w:jc w:val="center"/>
         <w:textAlignment w:val="auto"/>
         <w:rPr>
-          <w:rStyle w:val="6"/>
+          <w:rStyle w:val="7"/>
           <w:rFonts w:hint="default" w:eastAsia="Arial" w:cs="Times New Roman"/>
           <w:b w:val="0"/>
           <w:bCs w:val="0"/>
@@ -13871,7 +13880,7 @@
       </w:pPr>
       <w:r>
         <w:rPr>
-          <w:rStyle w:val="6"/>
+          <w:rStyle w:val="7"/>
           <w:rFonts w:hint="default" w:eastAsia="Arial" w:cs="Times New Roman"/>
           <w:b w:val="0"/>
           <w:bCs w:val="0"/>
@@ -13887,7 +13896,7 @@
       </w:r>
       <w:r>
         <w:rPr>
-          <w:rStyle w:val="6"/>
+          <w:rStyle w:val="7"/>
           <w:rFonts w:hint="default" w:eastAsia="Arial" w:cs="Times New Roman"/>
           <w:b w:val="0"/>
           <w:bCs w:val="0"/>
@@ -13904,7 +13913,7 @@
       </w:r>
       <w:r>
         <w:rPr>
-          <w:rStyle w:val="6"/>
+          <w:rStyle w:val="7"/>
           <w:rFonts w:hint="default" w:eastAsia="Arial" w:cs="Times New Roman"/>
           <w:b w:val="0"/>
           <w:bCs w:val="0"/>
@@ -13920,7 +13929,7 @@
       </w:r>
       <w:r>
         <w:rPr>
-          <w:rStyle w:val="6"/>
+          <w:rStyle w:val="7"/>
           <w:rFonts w:hint="default" w:eastAsia="Arial" w:cs="Times New Roman"/>
           <w:b w:val="0"/>
           <w:bCs w:val="0"/>
@@ -13937,7 +13946,7 @@
       </w:r>
       <w:r>
         <w:rPr>
-          <w:rStyle w:val="6"/>
+          <w:rStyle w:val="7"/>
           <w:rFonts w:hint="default" w:eastAsia="Arial" w:cs="Times New Roman"/>
           <w:b w:val="0"/>
           <w:bCs w:val="0"/>
@@ -13953,7 +13962,7 @@
       </w:r>
       <w:r>
         <w:rPr>
-          <w:rStyle w:val="6"/>
+          <w:rStyle w:val="7"/>
           <w:rFonts w:hint="default" w:eastAsia="Arial" w:cs="Times New Roman"/>
           <w:b w:val="0"/>
           <w:bCs w:val="0"/>
@@ -13970,7 +13979,7 @@
       </w:r>
       <w:r>
         <w:rPr>
-          <w:rStyle w:val="6"/>
+          <w:rStyle w:val="7"/>
           <w:rFonts w:hint="default" w:eastAsia="Arial" w:cs="Times New Roman"/>
           <w:b w:val="0"/>
           <w:bCs w:val="0"/>
@@ -13986,7 +13995,7 @@
       </w:r>
       <w:r>
         <w:rPr>
-          <w:rStyle w:val="6"/>
+          <w:rStyle w:val="7"/>
           <w:rFonts w:hint="default" w:eastAsia="Arial" w:cs="Times New Roman"/>
           <w:b w:val="0"/>
           <w:bCs w:val="0"/>
@@ -14003,7 +14012,7 @@
       </w:r>
       <w:r>
         <w:rPr>
-          <w:rStyle w:val="6"/>
+          <w:rStyle w:val="7"/>
           <w:rFonts w:hint="default" w:eastAsia="Arial" w:cs="Times New Roman"/>
           <w:b w:val="0"/>
           <w:bCs w:val="0"/>
@@ -14043,7 +14052,7 @@
         <w:jc w:val="center"/>
         <w:textAlignment w:val="auto"/>
         <w:rPr>
-          <w:rStyle w:val="6"/>
+          <w:rStyle w:val="7"/>
           <w:rFonts w:hint="default" w:eastAsia="Arial" w:cs="Times New Roman"/>
           <w:b w:val="0"/>
           <w:bCs w:val="0"/>
@@ -14071,7 +14080,7 @@
         <w:ind w:left="0" w:right="0"/>
         <w:jc w:val="center"/>
         <w:rPr>
-          <w:rStyle w:val="6"/>
+          <w:rStyle w:val="7"/>
           <w:rFonts w:hint="default" w:eastAsia="Arial" w:cs="Times New Roman"/>
           <w:b w:val="0"/>
           <w:bCs w:val="0"/>
@@ -14084,7 +14093,7 @@
       </w:pPr>
       <w:r>
         <w:rPr>
-          <w:rStyle w:val="6"/>
+          <w:rStyle w:val="7"/>
           <w:rFonts w:hint="default" w:eastAsia="Arial" w:cs="Times New Roman"/>
           <w:b w:val="0"/>
           <w:bCs w:val="0"/>
@@ -14146,7 +14155,7 @@
         <w:ind w:left="0" w:right="0"/>
         <w:jc w:val="center"/>
         <w:rPr>
-          <w:rStyle w:val="6"/>
+          <w:rStyle w:val="7"/>
           <w:rFonts w:hint="default" w:eastAsia="Arial" w:cs="Times New Roman"/>
           <w:b w:val="0"/>
           <w:bCs w:val="0"/>
@@ -14162,7 +14171,7 @@
       </w:pPr>
       <w:r>
         <w:rPr>
-          <w:rStyle w:val="6"/>
+          <w:rStyle w:val="7"/>
           <w:rFonts w:hint="default" w:eastAsia="Arial" w:cs="Times New Roman"/>
           <w:b w:val="0"/>
           <w:bCs w:val="0"/>
@@ -14199,7 +14208,7 @@
         <w:jc w:val="both"/>
         <w:textAlignment w:val="auto"/>
         <w:rPr>
-          <w:rStyle w:val="6"/>
+          <w:rStyle w:val="7"/>
           <w:rFonts w:hint="default" w:eastAsia="Arial" w:cs="Times New Roman"/>
           <w:b w:val="0"/>
           <w:bCs w:val="0"/>
@@ -14215,7 +14224,7 @@
       </w:pPr>
       <w:r>
         <w:rPr>
-          <w:rStyle w:val="6"/>
+          <w:rStyle w:val="7"/>
           <w:rFonts w:hint="default" w:eastAsia="Arial" w:cs="Times New Roman"/>
           <w:b w:val="0"/>
           <w:bCs w:val="0"/>
@@ -14255,7 +14264,7 @@
         <w:jc w:val="both"/>
         <w:textAlignment w:val="auto"/>
         <w:rPr>
-          <w:rStyle w:val="6"/>
+          <w:rStyle w:val="7"/>
           <w:rFonts w:hint="default" w:eastAsia="Arial" w:cs="Times New Roman"/>
           <w:b w:val="0"/>
           <w:bCs w:val="0"/>
@@ -14294,7 +14303,7 @@
         <w:jc w:val="center"/>
         <w:textAlignment w:val="auto"/>
         <w:rPr>
-          <w:rStyle w:val="6"/>
+          <w:rStyle w:val="7"/>
           <w:rFonts w:hint="default" w:eastAsia="Arial" w:cs="Times New Roman"/>
           <w:b w:val="0"/>
           <w:bCs w:val="0"/>
@@ -14310,7 +14319,7 @@
       </w:pPr>
       <w:r>
         <w:rPr>
-          <w:rStyle w:val="6"/>
+          <w:rStyle w:val="7"/>
           <w:rFonts w:hint="default" w:eastAsia="Arial" w:cs="Times New Roman"/>
           <w:b w:val="0"/>
           <w:bCs w:val="0"/>
@@ -14327,7 +14336,7 @@
       </w:r>
       <w:r>
         <w:rPr>
-          <w:rStyle w:val="6"/>
+          <w:rStyle w:val="7"/>
           <w:rFonts w:hint="default" w:eastAsia="Arial" w:cs="Times New Roman"/>
           <w:b w:val="0"/>
           <w:bCs w:val="0"/>
@@ -14344,7 +14353,7 @@
       </w:r>
       <w:r>
         <w:rPr>
-          <w:rStyle w:val="6"/>
+          <w:rStyle w:val="7"/>
           <w:rFonts w:hint="default" w:eastAsia="Arial" w:cs="Times New Roman"/>
           <w:b w:val="0"/>
           <w:bCs w:val="0"/>
@@ -14361,7 +14370,7 @@
       </w:r>
       <w:r>
         <w:rPr>
-          <w:rStyle w:val="6"/>
+          <w:rStyle w:val="7"/>
           <w:rFonts w:hint="default" w:eastAsia="Arial" w:cs="Times New Roman"/>
           <w:b w:val="0"/>
           <w:bCs w:val="0"/>
@@ -14378,7 +14387,7 @@
       </w:r>
       <w:r>
         <w:rPr>
-          <w:rStyle w:val="6"/>
+          <w:rStyle w:val="7"/>
           <w:rFonts w:hint="default" w:eastAsia="Arial" w:cs="Times New Roman"/>
           <w:b w:val="0"/>
           <w:bCs w:val="0"/>
@@ -14395,7 +14404,7 @@
       </w:r>
       <w:r>
         <w:rPr>
-          <w:rStyle w:val="6"/>
+          <w:rStyle w:val="7"/>
           <w:rFonts w:hint="default" w:eastAsia="Arial" w:cs="Times New Roman"/>
           <w:b w:val="0"/>
           <w:bCs w:val="0"/>
@@ -14412,7 +14421,7 @@
       </w:r>
       <w:r>
         <w:rPr>
-          <w:rStyle w:val="6"/>
+          <w:rStyle w:val="7"/>
           <w:rFonts w:hint="default" w:eastAsia="Arial" w:cs="Times New Roman"/>
           <w:b w:val="0"/>
           <w:bCs w:val="0"/>
@@ -14429,7 +14438,7 @@
       </w:r>
       <w:r>
         <w:rPr>
-          <w:rStyle w:val="6"/>
+          <w:rStyle w:val="7"/>
           <w:rFonts w:hint="default" w:eastAsia="Arial" w:cs="Times New Roman"/>
           <w:b w:val="0"/>
           <w:bCs w:val="0"/>
@@ -14446,7 +14455,7 @@
       </w:r>
       <w:r>
         <w:rPr>
-          <w:rStyle w:val="6"/>
+          <w:rStyle w:val="7"/>
           <w:rFonts w:hint="default" w:eastAsia="Arial" w:cs="Times New Roman"/>
           <w:b w:val="0"/>
           <w:bCs w:val="0"/>
@@ -14486,7 +14495,7 @@
         <w:jc w:val="center"/>
         <w:textAlignment w:val="auto"/>
         <w:rPr>
-          <w:rStyle w:val="6"/>
+          <w:rStyle w:val="7"/>
           <w:rFonts w:hint="default" w:eastAsia="Arial" w:cs="Times New Roman"/>
           <w:b w:val="0"/>
           <w:bCs w:val="0"/>
@@ -14502,7 +14511,7 @@
       </w:pPr>
       <w:r>
         <w:rPr>
-          <w:rStyle w:val="6"/>
+          <w:rStyle w:val="7"/>
           <w:rFonts w:hint="default" w:eastAsia="Arial" w:cs="Times New Roman"/>
           <w:b w:val="0"/>
           <w:bCs w:val="0"/>
@@ -14519,7 +14528,7 @@
       </w:r>
       <w:r>
         <w:rPr>
-          <w:rStyle w:val="6"/>
+          <w:rStyle w:val="7"/>
           <w:rFonts w:hint="default" w:eastAsia="Arial" w:cs="Times New Roman"/>
           <w:b w:val="0"/>
           <w:bCs w:val="0"/>
@@ -14536,7 +14545,7 @@
       </w:r>
       <w:r>
         <w:rPr>
-          <w:rStyle w:val="6"/>
+          <w:rStyle w:val="7"/>
           <w:rFonts w:hint="default" w:eastAsia="Arial" w:cs="Times New Roman"/>
           <w:b w:val="0"/>
           <w:bCs w:val="0"/>
@@ -14553,7 +14562,7 @@
       </w:r>
       <w:r>
         <w:rPr>
-          <w:rStyle w:val="6"/>
+          <w:rStyle w:val="7"/>
           <w:rFonts w:hint="default" w:eastAsia="Arial" w:cs="Times New Roman"/>
           <w:b w:val="0"/>
           <w:bCs w:val="0"/>
@@ -14570,7 +14579,7 @@
       </w:r>
       <w:r>
         <w:rPr>
-          <w:rStyle w:val="6"/>
+          <w:rStyle w:val="7"/>
           <w:rFonts w:hint="default" w:eastAsia="Arial" w:cs="Times New Roman"/>
           <w:b w:val="0"/>
           <w:bCs w:val="0"/>
@@ -14587,7 +14596,7 @@
       </w:r>
       <w:r>
         <w:rPr>
-          <w:rStyle w:val="6"/>
+          <w:rStyle w:val="7"/>
           <w:rFonts w:hint="default" w:eastAsia="Arial" w:cs="Times New Roman"/>
           <w:b w:val="0"/>
           <w:bCs w:val="0"/>
@@ -14604,7 +14613,7 @@
       </w:r>
       <w:r>
         <w:rPr>
-          <w:rStyle w:val="6"/>
+          <w:rStyle w:val="7"/>
           <w:rFonts w:hint="default" w:eastAsia="Arial" w:cs="Times New Roman"/>
           <w:b w:val="0"/>
           <w:bCs w:val="0"/>
@@ -14621,7 +14630,7 @@
       </w:r>
       <w:r>
         <w:rPr>
-          <w:rStyle w:val="6"/>
+          <w:rStyle w:val="7"/>
           <w:rFonts w:hint="default" w:eastAsia="Arial" w:cs="Times New Roman"/>
           <w:b w:val="0"/>
           <w:bCs w:val="0"/>
@@ -14638,7 +14647,7 @@
       </w:r>
       <w:r>
         <w:rPr>
-          <w:rStyle w:val="6"/>
+          <w:rStyle w:val="7"/>
           <w:rFonts w:hint="default" w:eastAsia="Arial" w:cs="Times New Roman"/>
           <w:b w:val="0"/>
           <w:bCs w:val="0"/>
@@ -14655,7 +14664,7 @@
       </w:r>
       <w:r>
         <w:rPr>
-          <w:rStyle w:val="6"/>
+          <w:rStyle w:val="7"/>
           <w:rFonts w:hint="default" w:eastAsia="Arial" w:cs="Times New Roman"/>
           <w:b w:val="0"/>
           <w:bCs w:val="0"/>
@@ -14672,7 +14681,7 @@
       </w:r>
       <w:r>
         <w:rPr>
-          <w:rStyle w:val="6"/>
+          <w:rStyle w:val="7"/>
           <w:rFonts w:hint="default" w:eastAsia="Arial" w:cs="Times New Roman"/>
           <w:b w:val="0"/>
           <w:bCs w:val="0"/>
@@ -14689,7 +14698,7 @@
       </w:r>
       <w:r>
         <w:rPr>
-          <w:rStyle w:val="6"/>
+          <w:rStyle w:val="7"/>
           <w:rFonts w:hint="default" w:eastAsia="Arial" w:cs="Times New Roman"/>
           <w:b w:val="0"/>
           <w:bCs w:val="0"/>
@@ -14706,7 +14715,7 @@
       </w:r>
       <w:r>
         <w:rPr>
-          <w:rStyle w:val="6"/>
+          <w:rStyle w:val="7"/>
           <w:rFonts w:hint="default" w:eastAsia="Arial" w:cs="Times New Roman"/>
           <w:b w:val="0"/>
           <w:bCs w:val="0"/>
@@ -14746,7 +14755,7 @@
         <w:jc w:val="center"/>
         <w:textAlignment w:val="auto"/>
         <w:rPr>
-          <w:rStyle w:val="6"/>
+          <w:rStyle w:val="7"/>
           <w:rFonts w:hint="default" w:eastAsia="Arial" w:cs="Times New Roman"/>
           <w:b w:val="0"/>
           <w:bCs w:val="0"/>
@@ -14785,7 +14794,7 @@
         <w:jc w:val="both"/>
         <w:textAlignment w:val="auto"/>
         <w:rPr>
-          <w:rStyle w:val="6"/>
+          <w:rStyle w:val="7"/>
           <w:rFonts w:hint="default" w:eastAsia="Arial" w:cs="Times New Roman"/>
           <w:b w:val="0"/>
           <w:bCs w:val="0"/>
@@ -14801,7 +14810,7 @@
       </w:pPr>
       <w:r>
         <w:rPr>
-          <w:rStyle w:val="6"/>
+          <w:rStyle w:val="7"/>
           <w:rFonts w:hint="default" w:eastAsia="Arial" w:cs="Times New Roman"/>
           <w:b w:val="0"/>
           <w:bCs w:val="0"/>
@@ -14841,7 +14850,7 @@
         <w:jc w:val="both"/>
         <w:textAlignment w:val="auto"/>
         <w:rPr>
-          <w:rStyle w:val="6"/>
+          <w:rStyle w:val="7"/>
           <w:rFonts w:hint="default" w:eastAsia="Arial" w:cs="Times New Roman"/>
           <w:b w:val="0"/>
           <w:bCs w:val="0"/>
@@ -14880,7 +14889,7 @@
         <w:jc w:val="center"/>
         <w:textAlignment w:val="auto"/>
         <w:rPr>
-          <w:rStyle w:val="6"/>
+          <w:rStyle w:val="7"/>
           <w:rFonts w:hint="default" w:eastAsia="Arial" w:cs="Times New Roman"/>
           <w:b w:val="0"/>
           <w:bCs w:val="0"/>
@@ -14896,7 +14905,7 @@
       </w:pPr>
       <w:r>
         <w:rPr>
-          <w:rStyle w:val="6"/>
+          <w:rStyle w:val="7"/>
           <w:rFonts w:hint="default" w:eastAsia="Arial" w:cs="Times New Roman"/>
           <w:b w:val="0"/>
           <w:bCs w:val="0"/>
@@ -14913,7 +14922,7 @@
       </w:r>
       <w:r>
         <w:rPr>
-          <w:rStyle w:val="6"/>
+          <w:rStyle w:val="7"/>
           <w:rFonts w:hint="default" w:eastAsia="Arial" w:cs="Times New Roman"/>
           <w:b w:val="0"/>
           <w:bCs w:val="0"/>
@@ -14930,7 +14939,7 @@
       </w:r>
       <w:r>
         <w:rPr>
-          <w:rStyle w:val="6"/>
+          <w:rStyle w:val="7"/>
           <w:rFonts w:hint="default" w:eastAsia="Arial" w:cs="Times New Roman"/>
           <w:b w:val="0"/>
           <w:bCs w:val="0"/>
@@ -14947,7 +14956,7 @@
       </w:r>
       <w:r>
         <w:rPr>
-          <w:rStyle w:val="6"/>
+          <w:rStyle w:val="7"/>
           <w:rFonts w:hint="default" w:eastAsia="Arial" w:cs="Times New Roman"/>
           <w:b w:val="0"/>
           <w:bCs w:val="0"/>
@@ -14964,7 +14973,7 @@
       </w:r>
       <w:r>
         <w:rPr>
-          <w:rStyle w:val="6"/>
+          <w:rStyle w:val="7"/>
           <w:rFonts w:hint="default" w:eastAsia="Arial" w:cs="Times New Roman"/>
           <w:b w:val="0"/>
           <w:bCs w:val="0"/>
@@ -14981,7 +14990,7 @@
       </w:r>
       <w:r>
         <w:rPr>
-          <w:rStyle w:val="6"/>
+          <w:rStyle w:val="7"/>
           <w:rFonts w:hint="default" w:eastAsia="Arial" w:cs="Times New Roman"/>
           <w:b w:val="0"/>
           <w:bCs w:val="0"/>
@@ -14998,7 +15007,7 @@
       </w:r>
       <w:r>
         <w:rPr>
-          <w:rStyle w:val="6"/>
+          <w:rStyle w:val="7"/>
           <w:rFonts w:hint="default" w:eastAsia="Arial" w:cs="Times New Roman"/>
           <w:b w:val="0"/>
           <w:bCs w:val="0"/>
@@ -15015,7 +15024,7 @@
       </w:r>
       <w:r>
         <w:rPr>
-          <w:rStyle w:val="6"/>
+          <w:rStyle w:val="7"/>
           <w:rFonts w:hint="default" w:eastAsia="Arial" w:cs="Times New Roman"/>
           <w:b w:val="0"/>
           <w:bCs w:val="0"/>
@@ -15032,7 +15041,7 @@
       </w:r>
       <w:r>
         <w:rPr>
-          <w:rStyle w:val="6"/>
+          <w:rStyle w:val="7"/>
           <w:rFonts w:hint="default" w:eastAsia="Arial" w:cs="Times New Roman"/>
           <w:b w:val="0"/>
           <w:bCs w:val="0"/>
@@ -15048,7 +15057,7 @@
       </w:r>
       <w:r>
         <w:rPr>
-          <w:rStyle w:val="6"/>
+          <w:rStyle w:val="7"/>
           <w:rFonts w:hint="default" w:eastAsia="Arial" w:cs="Times New Roman"/>
           <w:b w:val="0"/>
           <w:bCs w:val="0"/>
@@ -15064,7 +15073,7 @@
       </w:r>
       <w:r>
         <w:rPr>
-          <w:rStyle w:val="6"/>
+          <w:rStyle w:val="7"/>
           <w:rFonts w:hint="default" w:eastAsia="Arial" w:cs="Times New Roman"/>
           <w:b w:val="0"/>
           <w:bCs w:val="0"/>
@@ -15080,7 +15089,7 @@
       </w:r>
       <w:r>
         <w:rPr>
-          <w:rStyle w:val="6"/>
+          <w:rStyle w:val="7"/>
           <w:rFonts w:hint="default" w:eastAsia="Arial" w:cs="Times New Roman"/>
           <w:b w:val="0"/>
           <w:bCs w:val="0"/>
@@ -15132,7 +15141,7 @@
             <m:sSubPr>
               <m:ctrlPr>
                 <w:rPr>
-                  <w:rStyle w:val="6"/>
+                  <w:rStyle w:val="7"/>
                   <w:rFonts w:hint="default" w:ascii="Cambria Math" w:hAnsi="Cambria Math" w:eastAsia="Arial" w:cs="Times New Roman"/>
                   <w:b w:val="0"/>
                   <w:i/>
@@ -15151,7 +15160,7 @@
                   <m:nor/>
                 </m:rPr>
                 <w:rPr>
-                  <w:rStyle w:val="6"/>
+                  <w:rStyle w:val="7"/>
                   <w:rFonts w:hint="default" w:ascii="Cambria Math" w:hAnsi="Cambria Math" w:eastAsia="Arial" w:cs="Times New Roman"/>
                   <w:b w:val="0"/>
                   <w:i/>
@@ -15166,7 +15175,7 @@
               </m:r>
               <m:ctrlPr>
                 <w:rPr>
-                  <w:rStyle w:val="6"/>
+                  <w:rStyle w:val="7"/>
                   <w:rFonts w:hint="default" w:ascii="Cambria Math" w:hAnsi="Cambria Math" w:eastAsia="Arial" w:cs="Times New Roman"/>
                   <w:b w:val="0"/>
                   <w:i/>
@@ -15183,7 +15192,7 @@
               <m:r>
                 <m:rPr/>
                 <w:rPr>
-                  <w:rStyle w:val="6"/>
+                  <w:rStyle w:val="7"/>
                   <w:rFonts w:hint="default" w:ascii="Cambria Math" w:hAnsi="Cambria Math" w:eastAsia="Arial" w:cs="Times New Roman"/>
                   <w:kern w:val="0"/>
                   <w:sz w:val="28"/>
@@ -15195,7 +15204,7 @@
               </m:r>
               <m:ctrlPr>
                 <w:rPr>
-                  <w:rStyle w:val="6"/>
+                  <w:rStyle w:val="7"/>
                   <w:rFonts w:hint="default" w:ascii="Cambria Math" w:hAnsi="Cambria Math" w:eastAsia="Arial" w:cs="Times New Roman"/>
                   <w:b w:val="0"/>
                   <w:i/>
@@ -15212,7 +15221,7 @@
           <m:r>
             <m:rPr/>
             <w:rPr>
-              <w:rStyle w:val="6"/>
+              <w:rStyle w:val="7"/>
               <w:rFonts w:hint="default" w:ascii="Cambria Math" w:hAnsi="Cambria Math" w:eastAsia="Arial" w:cs="Times New Roman"/>
               <w:kern w:val="0"/>
               <w:sz w:val="28"/>
@@ -15253,7 +15262,7 @@
                 <m:sSubSupPr>
                   <m:ctrlPr>
                     <w:rPr>
-                      <w:rStyle w:val="6"/>
+                      <w:rStyle w:val="7"/>
                       <w:rFonts w:hint="default" w:ascii="Cambria Math" w:hAnsi="Cambria Math" w:eastAsia="Arial" w:cs="Times New Roman"/>
                       <w:b w:val="0"/>
                       <w:bCs w:val="0"/>
@@ -15273,7 +15282,7 @@
                       <m:nor/>
                     </m:rPr>
                     <w:rPr>
-                      <w:rStyle w:val="6"/>
+                      <w:rStyle w:val="7"/>
                       <w:rFonts w:hint="default" w:ascii="Cambria Math" w:hAnsi="Cambria Math" w:eastAsia="Arial" w:cs="Times New Roman"/>
                       <w:b w:val="0"/>
                       <w:i/>
@@ -15288,7 +15297,7 @@
                   </m:r>
                   <m:ctrlPr>
                     <w:rPr>
-                      <w:rStyle w:val="6"/>
+                      <w:rStyle w:val="7"/>
                       <w:rFonts w:hint="default" w:ascii="Cambria Math" w:hAnsi="Cambria Math" w:eastAsia="Arial" w:cs="Times New Roman"/>
                       <w:b w:val="0"/>
                       <w:bCs w:val="0"/>
@@ -15308,7 +15317,7 @@
                       <m:nor/>
                     </m:rPr>
                     <w:rPr>
-                      <w:rStyle w:val="6"/>
+                      <w:rStyle w:val="7"/>
                       <w:rFonts w:hint="default" w:ascii="Cambria Math" w:hAnsi="Cambria Math" w:eastAsia="Arial" w:cs="Times New Roman"/>
                       <w:b w:val="0"/>
                       <w:bCs w:val="0"/>
@@ -15324,7 +15333,7 @@
                   </m:r>
                   <m:ctrlPr>
                     <w:rPr>
-                      <w:rStyle w:val="6"/>
+                      <w:rStyle w:val="7"/>
                       <w:rFonts w:hint="default" w:ascii="Cambria Math" w:hAnsi="Cambria Math" w:eastAsia="Arial" w:cs="Times New Roman"/>
                       <w:b w:val="0"/>
                       <w:bCs w:val="0"/>
@@ -15345,7 +15354,7 @@
                       <m:sty m:val="p"/>
                     </m:rPr>
                     <w:rPr>
-                      <w:rStyle w:val="6"/>
+                      <w:rStyle w:val="7"/>
                       <w:rFonts w:hint="default" w:ascii="Cambria Math" w:hAnsi="Cambria Math" w:eastAsia="Arial" w:cs="Times New Roman"/>
                       <w:b w:val="0"/>
                       <w:bCs w:val="0"/>
@@ -15361,7 +15370,7 @@
                   </m:r>
                   <m:ctrlPr>
                     <w:rPr>
-                      <w:rStyle w:val="6"/>
+                      <w:rStyle w:val="7"/>
                       <w:rFonts w:hint="default" w:ascii="Cambria Math" w:hAnsi="Cambria Math" w:eastAsia="Arial" w:cs="Times New Roman"/>
                       <w:b w:val="0"/>
                       <w:bCs w:val="0"/>
@@ -15382,7 +15391,7 @@
                   <m:sty m:val="p"/>
                 </m:rPr>
                 <w:rPr>
-                  <w:rStyle w:val="6"/>
+                  <w:rStyle w:val="7"/>
                   <w:rFonts w:hint="default" w:ascii="Cambria Math" w:hAnsi="Cambria Math" w:eastAsia="Arial" w:cs="Times New Roman"/>
                   <w:b w:val="0"/>
                   <w:bCs w:val="0"/>
@@ -15400,7 +15409,7 @@
                 <m:sSubSupPr>
                   <m:ctrlPr>
                     <w:rPr>
-                      <w:rStyle w:val="6"/>
+                      <w:rStyle w:val="7"/>
                       <w:rFonts w:hint="default" w:ascii="Cambria Math" w:hAnsi="Cambria Math" w:eastAsia="Arial" w:cs="Times New Roman"/>
                       <w:b w:val="0"/>
                       <w:bCs w:val="0"/>
@@ -15420,7 +15429,7 @@
                       <m:nor/>
                     </m:rPr>
                     <w:rPr>
-                      <w:rStyle w:val="6"/>
+                      <w:rStyle w:val="7"/>
                       <w:rFonts w:hint="default" w:ascii="Cambria Math" w:hAnsi="Cambria Math" w:eastAsia="Arial" w:cs="Times New Roman"/>
                       <w:b w:val="0"/>
                       <w:i/>
@@ -15435,7 +15444,7 @@
                   </m:r>
                   <m:ctrlPr>
                     <w:rPr>
-                      <w:rStyle w:val="6"/>
+                      <w:rStyle w:val="7"/>
                       <w:rFonts w:hint="default" w:ascii="Cambria Math" w:hAnsi="Cambria Math" w:eastAsia="Arial" w:cs="Times New Roman"/>
                       <w:b w:val="0"/>
                       <w:bCs w:val="0"/>
@@ -15455,7 +15464,7 @@
                       <m:nor/>
                     </m:rPr>
                     <w:rPr>
-                      <w:rStyle w:val="6"/>
+                      <w:rStyle w:val="7"/>
                       <w:rFonts w:hint="default" w:ascii="Cambria Math" w:hAnsi="Cambria Math" w:eastAsia="Arial" w:cs="Times New Roman"/>
                       <w:b w:val="0"/>
                       <w:i/>
@@ -15470,7 +15479,7 @@
                   </m:r>
                   <m:ctrlPr>
                     <w:rPr>
-                      <w:rStyle w:val="6"/>
+                      <w:rStyle w:val="7"/>
                       <w:rFonts w:hint="default" w:ascii="Cambria Math" w:hAnsi="Cambria Math" w:eastAsia="Arial" w:cs="Times New Roman"/>
                       <w:b w:val="0"/>
                       <w:bCs w:val="0"/>
@@ -15491,7 +15500,7 @@
                       <m:sty m:val="p"/>
                     </m:rPr>
                     <w:rPr>
-                      <w:rStyle w:val="6"/>
+                      <w:rStyle w:val="7"/>
                       <w:rFonts w:hint="default" w:ascii="Cambria Math" w:hAnsi="Cambria Math" w:eastAsia="Arial" w:cs="Times New Roman"/>
                       <w:b w:val="0"/>
                       <w:i w:val="0"/>
@@ -15506,7 +15515,7 @@
                   </m:r>
                   <m:ctrlPr>
                     <w:rPr>
-                      <w:rStyle w:val="6"/>
+                      <w:rStyle w:val="7"/>
                       <w:rFonts w:hint="default" w:ascii="Cambria Math" w:hAnsi="Cambria Math" w:eastAsia="Arial" w:cs="Times New Roman"/>
                       <w:b w:val="0"/>
                       <w:bCs w:val="0"/>
@@ -16550,7 +16559,7 @@
         <w:jc w:val="both"/>
         <w:textAlignment w:val="auto"/>
         <w:rPr>
-          <w:rStyle w:val="6"/>
+          <w:rStyle w:val="7"/>
           <w:rFonts w:hint="default" w:hAnsi="Cambria Math" w:eastAsia="Arial" w:cs="Times New Roman"/>
           <w:b w:val="0"/>
           <w:i w:val="0"/>
@@ -16648,7 +16657,7 @@
             <m:nor/>
           </m:rPr>
           <w:rPr>
-            <w:rStyle w:val="6"/>
+            <w:rStyle w:val="7"/>
             <w:rFonts w:hint="default" w:ascii="Cambria Math" w:hAnsi="Cambria Math" w:eastAsia="Arial" w:cs="Times New Roman"/>
             <w:b w:val="0"/>
             <w:i/>
@@ -16664,7 +16673,7 @@
       </m:oMath>
       <w:r>
         <w:rPr>
-          <w:rStyle w:val="6"/>
+          <w:rStyle w:val="7"/>
           <w:rFonts w:hint="default" w:hAnsi="Cambria Math" w:eastAsia="Arial" w:cs="Times New Roman"/>
           <w:b w:val="0"/>
           <w:i/>
@@ -16680,7 +16689,7 @@
       </w:r>
       <w:r>
         <w:rPr>
-          <w:rStyle w:val="6"/>
+          <w:rStyle w:val="7"/>
           <w:rFonts w:hint="default" w:hAnsi="Cambria Math" w:eastAsia="Arial" w:cs="Times New Roman"/>
           <w:b w:val="0"/>
           <w:i w:val="0"/>
@@ -16695,7 +16704,7 @@
       </w:r>
       <w:r>
         <w:rPr>
-          <w:rStyle w:val="6"/>
+          <w:rStyle w:val="7"/>
           <w:rFonts w:hint="default" w:ascii="Times New Roman" w:hAnsi="Times New Roman" w:eastAsia="Arial" w:cs="Times New Roman"/>
           <w:b w:val="0"/>
           <w:bCs w:val="0"/>
@@ -16709,7 +16718,7 @@
       </w:r>
       <w:r>
         <w:rPr>
-          <w:rStyle w:val="6"/>
+          <w:rStyle w:val="7"/>
           <w:rFonts w:hint="default" w:eastAsia="Arial" w:cs="Times New Roman"/>
           <w:b w:val="0"/>
           <w:bCs w:val="0"/>
@@ -16723,7 +16732,7 @@
       </w:r>
       <w:r>
         <w:rPr>
-          <w:rStyle w:val="6"/>
+          <w:rStyle w:val="7"/>
           <w:rFonts w:hint="default" w:eastAsia="Arial" w:cs="Times New Roman"/>
           <w:b w:val="0"/>
           <w:bCs w:val="0"/>
@@ -16760,7 +16769,7 @@
         <w:jc w:val="both"/>
         <w:textAlignment w:val="auto"/>
         <w:rPr>
-          <w:rStyle w:val="6"/>
+          <w:rStyle w:val="7"/>
           <w:rFonts w:hint="default" w:eastAsia="Arial" w:cs="Times New Roman"/>
           <w:b w:val="0"/>
           <w:bCs w:val="0"/>
@@ -16857,7 +16866,7 @@
             <m:nor/>
           </m:rPr>
           <w:rPr>
-            <w:rStyle w:val="6"/>
+            <w:rStyle w:val="7"/>
             <w:rFonts w:hint="default" w:ascii="Cambria Math" w:hAnsi="Cambria Math" w:eastAsia="Arial" w:cs="Times New Roman"/>
             <w:b w:val="0"/>
             <w:i/>
@@ -16873,7 +16882,7 @@
       </m:oMath>
       <w:r>
         <w:rPr>
-          <w:rStyle w:val="6"/>
+          <w:rStyle w:val="7"/>
           <w:rFonts w:hint="default" w:hAnsi="Cambria Math" w:eastAsia="Arial" w:cs="Times New Roman"/>
           <w:b w:val="0"/>
           <w:i/>
@@ -16889,7 +16898,7 @@
       </w:r>
       <w:r>
         <w:rPr>
-          <w:rStyle w:val="6"/>
+          <w:rStyle w:val="7"/>
           <w:rFonts w:hint="default" w:hAnsi="Cambria Math" w:eastAsia="Arial" w:cs="Times New Roman"/>
           <w:b w:val="0"/>
           <w:i w:val="0"/>
@@ -16904,7 +16913,7 @@
       </w:r>
       <w:r>
         <w:rPr>
-          <w:rStyle w:val="6"/>
+          <w:rStyle w:val="7"/>
           <w:rFonts w:hint="default" w:ascii="Times New Roman" w:hAnsi="Times New Roman" w:eastAsia="Arial" w:cs="Times New Roman"/>
           <w:b w:val="0"/>
           <w:bCs w:val="0"/>
@@ -16918,7 +16927,7 @@
       </w:r>
       <w:r>
         <w:rPr>
-          <w:rStyle w:val="6"/>
+          <w:rStyle w:val="7"/>
           <w:rFonts w:hint="default" w:eastAsia="Arial" w:cs="Times New Roman"/>
           <w:b w:val="0"/>
           <w:bCs w:val="0"/>
@@ -16932,7 +16941,7 @@
       </w:r>
       <w:r>
         <w:rPr>
-          <w:rStyle w:val="6"/>
+          <w:rStyle w:val="7"/>
           <w:rFonts w:hint="default" w:eastAsia="Arial" w:cs="Times New Roman"/>
           <w:b w:val="0"/>
           <w:bCs w:val="0"/>
@@ -16969,7 +16978,7 @@
         <w:jc w:val="both"/>
         <w:textAlignment w:val="auto"/>
         <w:rPr>
-          <w:rStyle w:val="6"/>
+          <w:rStyle w:val="7"/>
           <w:rFonts w:hint="default" w:eastAsia="Arial" w:cs="Times New Roman"/>
           <w:b w:val="0"/>
           <w:bCs w:val="0"/>
@@ -16982,7 +16991,7 @@
       </w:pPr>
       <w:r>
         <w:rPr>
-          <w:rStyle w:val="6"/>
+          <w:rStyle w:val="7"/>
           <w:rFonts w:hint="default" w:eastAsia="Arial" w:cs="Times New Roman"/>
           <w:b w:val="0"/>
           <w:bCs w:val="0"/>
@@ -16998,7 +17007,7 @@
       </w:r>
       <w:r>
         <w:rPr>
-          <w:rStyle w:val="6"/>
+          <w:rStyle w:val="7"/>
           <w:rFonts w:hint="default" w:eastAsia="Arial" w:cs="Times New Roman"/>
           <w:b w:val="0"/>
           <w:bCs w:val="0"/>
@@ -17015,7 +17024,7 @@
       </w:r>
       <w:r>
         <w:rPr>
-          <w:rStyle w:val="6"/>
+          <w:rStyle w:val="7"/>
           <w:rFonts w:hint="default" w:eastAsia="Arial" w:cs="Times New Roman"/>
           <w:b w:val="0"/>
           <w:bCs w:val="0"/>
@@ -17032,7 +17041,7 @@
       </w:r>
       <w:r>
         <w:rPr>
-          <w:rStyle w:val="6"/>
+          <w:rStyle w:val="7"/>
           <w:rFonts w:hint="default" w:eastAsia="Arial" w:cs="Times New Roman"/>
           <w:b w:val="0"/>
           <w:bCs w:val="0"/>
@@ -17069,7 +17078,7 @@
         <w:jc w:val="both"/>
         <w:textAlignment w:val="auto"/>
         <w:rPr>
-          <w:rStyle w:val="6"/>
+          <w:rStyle w:val="7"/>
           <w:rFonts w:hint="default" w:eastAsia="Arial" w:cs="Times New Roman"/>
           <w:b w:val="0"/>
           <w:bCs w:val="0"/>
@@ -17105,7 +17114,7 @@
         <w:jc w:val="both"/>
         <w:textAlignment w:val="auto"/>
         <w:rPr>
-          <w:rStyle w:val="6"/>
+          <w:rStyle w:val="7"/>
           <w:rFonts w:hint="default" w:hAnsi="Cambria Math" w:eastAsia="Arial" w:cs="Times New Roman"/>
           <w:b w:val="0"/>
           <w:i w:val="0"/>
@@ -17119,7 +17128,7 @@
       </w:pPr>
       <w:r>
         <w:rPr>
-          <w:rStyle w:val="6"/>
+          <w:rStyle w:val="7"/>
           <w:rFonts w:hint="default" w:eastAsia="Arial" w:cs="Times New Roman"/>
           <w:b w:val="0"/>
           <w:bCs w:val="0"/>
@@ -17156,7 +17165,7 @@
         <w:jc w:val="both"/>
         <w:textAlignment w:val="auto"/>
         <w:rPr>
-          <w:rStyle w:val="6"/>
+          <w:rStyle w:val="7"/>
           <w:rFonts w:hint="default" w:hAnsi="Cambria Math" w:cs="Times New Roman"/>
           <w:b w:val="0"/>
           <w:bCs w:val="0"/>
@@ -17178,7 +17187,7 @@
             <m:sSubPr>
               <m:ctrlPr>
                 <w:rPr>
-                  <w:rStyle w:val="6"/>
+                  <w:rStyle w:val="7"/>
                   <w:rFonts w:hint="default" w:ascii="Cambria Math" w:hAnsi="Cambria Math" w:cs="Times New Roman"/>
                   <w:b w:val="0"/>
                   <w:bCs w:val="0"/>
@@ -17199,7 +17208,7 @@
                   <m:sty m:val="p"/>
                 </m:rPr>
                 <w:rPr>
-                  <w:rStyle w:val="6"/>
+                  <w:rStyle w:val="7"/>
                   <w:rFonts w:hint="default" w:ascii="Cambria Math" w:hAnsi="Cambria Math" w:cs="Times New Roman"/>
                   <w:b w:val="0"/>
                   <w:bCs w:val="0"/>
@@ -17215,7 +17224,7 @@
               </m:r>
               <m:ctrlPr>
                 <w:rPr>
-                  <w:rStyle w:val="6"/>
+                  <w:rStyle w:val="7"/>
                   <w:rFonts w:hint="default" w:ascii="Cambria Math" w:hAnsi="Cambria Math" w:cs="Times New Roman"/>
                   <w:b w:val="0"/>
                   <w:bCs w:val="0"/>
@@ -17236,7 +17245,7 @@
                   <m:sty m:val="p"/>
                 </m:rPr>
                 <w:rPr>
-                  <w:rStyle w:val="6"/>
+                  <w:rStyle w:val="7"/>
                   <w:rFonts w:hint="default" w:ascii="Cambria Math" w:hAnsi="Cambria Math" w:cs="Times New Roman"/>
                   <w:b w:val="0"/>
                   <w:bCs w:val="0"/>
@@ -17252,7 +17261,7 @@
               </m:r>
               <m:ctrlPr>
                 <w:rPr>
-                  <w:rStyle w:val="6"/>
+                  <w:rStyle w:val="7"/>
                   <w:rFonts w:hint="default" w:ascii="Cambria Math" w:hAnsi="Cambria Math" w:cs="Times New Roman"/>
                   <w:b w:val="0"/>
                   <w:bCs w:val="0"/>
@@ -17273,7 +17282,7 @@
               <m:sty m:val="p"/>
             </m:rPr>
             <w:rPr>
-              <w:rStyle w:val="6"/>
+              <w:rStyle w:val="7"/>
               <w:rFonts w:hint="default" w:ascii="Cambria Math" w:hAnsi="Cambria Math" w:cs="Times New Roman"/>
               <w:b w:val="0"/>
               <w:bCs w:val="0"/>
@@ -17292,7 +17301,7 @@
               <m:nor/>
             </m:rPr>
             <w:rPr>
-              <w:rStyle w:val="6"/>
+              <w:rStyle w:val="7"/>
               <w:rFonts w:hint="default" w:ascii="Cambria Math" w:hAnsi="Cambria Math" w:cs="Times New Roman"/>
               <w:b w:val="0"/>
               <w:bCs w:val="0"/>
@@ -17312,7 +17321,7 @@
               <m:sty m:val="p"/>
             </m:rPr>
             <w:rPr>
-              <w:rStyle w:val="6"/>
+              <w:rStyle w:val="7"/>
               <w:rFonts w:hint="default" w:ascii="Cambria Math" w:hAnsi="Cambria Math" w:cs="Times New Roman"/>
               <w:b w:val="0"/>
               <w:bCs w:val="0"/>
@@ -17332,7 +17341,7 @@
               <m:sty m:val="p"/>
             </m:rPr>
             <w:rPr>
-              <w:rStyle w:val="6"/>
+              <w:rStyle w:val="7"/>
               <w:rFonts w:hint="default" w:ascii="Cambria Math" w:hAnsi="Cambria Math" w:cs="Times New Roman"/>
               <w:b w:val="0"/>
               <w:bCs w:val="0"/>
@@ -17350,7 +17359,7 @@
             <m:fPr>
               <m:ctrlPr>
                 <w:rPr>
-                  <w:rStyle w:val="6"/>
+                  <w:rStyle w:val="7"/>
                   <w:rFonts w:hint="default" w:ascii="Cambria Math" w:hAnsi="Cambria Math" w:cs="Times New Roman"/>
                   <w:b w:val="0"/>
                   <w:bCs w:val="0"/>
@@ -17371,7 +17380,7 @@
                   <m:sty m:val="p"/>
                 </m:rPr>
                 <w:rPr>
-                  <w:rStyle w:val="6"/>
+                  <w:rStyle w:val="7"/>
                   <w:rFonts w:hint="default" w:ascii="Cambria Math" w:hAnsi="Cambria Math" w:cs="Times New Roman"/>
                   <w:b w:val="0"/>
                   <w:bCs w:val="0"/>
@@ -17387,7 +17396,7 @@
               </m:r>
               <m:ctrlPr>
                 <w:rPr>
-                  <w:rStyle w:val="6"/>
+                  <w:rStyle w:val="7"/>
                   <w:rFonts w:hint="default" w:ascii="Cambria Math" w:hAnsi="Cambria Math" w:cs="Times New Roman"/>
                   <w:b w:val="0"/>
                   <w:bCs w:val="0"/>
@@ -17407,7 +17416,7 @@
                   <m:degHide m:val="1"/>
                   <m:ctrlPr>
                     <w:rPr>
-                      <w:rStyle w:val="6"/>
+                      <w:rStyle w:val="7"/>
                       <w:rFonts w:hint="default" w:ascii="Cambria Math" w:hAnsi="Cambria Math" w:cs="Times New Roman"/>
                       <w:b w:val="0"/>
                       <w:bCs w:val="0"/>
@@ -17424,7 +17433,7 @@
                 <m:deg>
                   <m:ctrlPr>
                     <w:rPr>
-                      <w:rStyle w:val="6"/>
+                      <w:rStyle w:val="7"/>
                       <w:rFonts w:hint="default" w:ascii="Cambria Math" w:hAnsi="Cambria Math" w:cs="Times New Roman"/>
                       <w:b w:val="0"/>
                       <w:bCs w:val="0"/>
@@ -17445,7 +17454,7 @@
                       <m:sty m:val="p"/>
                     </m:rPr>
                     <w:rPr>
-                      <w:rStyle w:val="6"/>
+                      <w:rStyle w:val="7"/>
                       <w:rFonts w:hint="default" w:ascii="Cambria Math" w:hAnsi="Cambria Math" w:cs="Times New Roman"/>
                       <w:b w:val="0"/>
                       <w:bCs w:val="0"/>
@@ -17464,7 +17473,7 @@
                       <m:nor/>
                     </m:rPr>
                     <w:rPr>
-                      <w:rStyle w:val="6"/>
+                      <w:rStyle w:val="7"/>
                       <w:rFonts w:hint="default" w:ascii="Cambria Math" w:hAnsi="Cambria Math" w:cs="Times New Roman"/>
                       <w:b w:val="0"/>
                       <w:bCs w:val="0"/>
@@ -17480,7 +17489,7 @@
                   </m:r>
                   <m:ctrlPr>
                     <w:rPr>
-                      <w:rStyle w:val="6"/>
+                      <w:rStyle w:val="7"/>
                       <w:rFonts w:hint="default" w:ascii="Cambria Math" w:hAnsi="Cambria Math" w:cs="Times New Roman"/>
                       <w:b w:val="0"/>
                       <w:bCs w:val="0"/>
@@ -17497,7 +17506,7 @@
               </m:rad>
               <m:ctrlPr>
                 <w:rPr>
-                  <w:rStyle w:val="6"/>
+                  <w:rStyle w:val="7"/>
                   <w:rFonts w:hint="default" w:ascii="Cambria Math" w:hAnsi="Cambria Math" w:cs="Times New Roman"/>
                   <w:b w:val="0"/>
                   <w:bCs w:val="0"/>
@@ -17518,7 +17527,7 @@
               <m:sty m:val="p"/>
             </m:rPr>
             <w:rPr>
-              <w:rStyle w:val="6"/>
+              <w:rStyle w:val="7"/>
               <w:rFonts w:hint="default" w:ascii="Cambria Math" w:hAnsi="Cambria Math" w:cs="Times New Roman"/>
               <w:b w:val="0"/>
               <w:bCs w:val="0"/>
@@ -17536,7 +17545,7 @@
             <m:sSupPr>
               <m:ctrlPr>
                 <w:rPr>
-                  <w:rStyle w:val="6"/>
+                  <w:rStyle w:val="7"/>
                   <w:rFonts w:hint="default" w:ascii="Cambria Math" w:hAnsi="Cambria Math" w:cs="Times New Roman"/>
                   <w:b w:val="0"/>
                   <w:bCs w:val="0"/>
@@ -17556,7 +17565,7 @@
                   <m:limLoc m:val="undOvr"/>
                   <m:ctrlPr>
                     <w:rPr>
-                      <w:rStyle w:val="6"/>
+                      <w:rStyle w:val="7"/>
                       <w:rFonts w:hint="default" w:ascii="Cambria Math" w:hAnsi="Cambria Math" w:cs="Times New Roman"/>
                       <w:b w:val="0"/>
                       <w:bCs w:val="0"/>
@@ -17577,7 +17586,7 @@
                       <m:sty m:val="p"/>
                     </m:rPr>
                     <w:rPr>
-                      <w:rStyle w:val="6"/>
+                      <w:rStyle w:val="7"/>
                       <w:rFonts w:hint="default" w:ascii="Cambria Math" w:hAnsi="Cambria Math" w:cs="Times New Roman"/>
                       <w:b w:val="0"/>
                       <w:bCs w:val="0"/>
@@ -17593,7 +17602,7 @@
                   </m:r>
                   <m:ctrlPr>
                     <w:rPr>
-                      <w:rStyle w:val="6"/>
+                      <w:rStyle w:val="7"/>
                       <w:rFonts w:hint="default" w:ascii="Cambria Math" w:hAnsi="Cambria Math" w:cs="Times New Roman"/>
                       <w:b w:val="0"/>
                       <w:bCs w:val="0"/>
@@ -17613,7 +17622,7 @@
                       <m:nor/>
                     </m:rPr>
                     <w:rPr>
-                      <w:rStyle w:val="6"/>
+                      <w:rStyle w:val="7"/>
                       <w:rFonts w:hint="default" w:ascii="Cambria Math" w:hAnsi="Cambria Math" w:cs="Times New Roman"/>
                       <w:b w:val="0"/>
                       <w:bCs w:val="0"/>
@@ -17629,7 +17638,7 @@
                   </m:r>
                   <m:ctrlPr>
                     <w:rPr>
-                      <w:rStyle w:val="6"/>
+                      <w:rStyle w:val="7"/>
                       <w:rFonts w:hint="default" w:ascii="Cambria Math" w:hAnsi="Cambria Math" w:cs="Times New Roman"/>
                       <w:b w:val="0"/>
                       <w:bCs w:val="0"/>
@@ -17649,7 +17658,7 @@
                       <m:nor/>
                     </m:rPr>
                     <w:rPr>
-                      <w:rStyle w:val="6"/>
+                      <w:rStyle w:val="7"/>
                       <w:rFonts w:hint="default" w:ascii="Cambria Math" w:hAnsi="Cambria Math" w:cs="Times New Roman"/>
                       <w:b w:val="0"/>
                       <w:bCs w:val="0"/>
@@ -17665,7 +17674,7 @@
                   </m:r>
                   <m:ctrlPr>
                     <w:rPr>
-                      <w:rStyle w:val="6"/>
+                      <w:rStyle w:val="7"/>
                       <w:rFonts w:hint="default" w:ascii="Cambria Math" w:hAnsi="Cambria Math" w:cs="Times New Roman"/>
                       <w:b w:val="0"/>
                       <w:bCs w:val="0"/>
@@ -17682,7 +17691,7 @@
               </m:nary>
               <m:ctrlPr>
                 <w:rPr>
-                  <w:rStyle w:val="6"/>
+                  <w:rStyle w:val="7"/>
                   <w:rFonts w:hint="default" w:ascii="Cambria Math" w:hAnsi="Cambria Math" w:cs="Times New Roman"/>
                   <w:b w:val="0"/>
                   <w:bCs w:val="0"/>
@@ -17703,7 +17712,7 @@
                   <m:sty m:val="p"/>
                 </m:rPr>
                 <w:rPr>
-                  <w:rStyle w:val="6"/>
+                  <w:rStyle w:val="7"/>
                   <w:rFonts w:hint="default" w:ascii="Cambria Math" w:hAnsi="Cambria Math" w:cs="Times New Roman"/>
                   <w:b w:val="0"/>
                   <w:bCs w:val="0"/>
@@ -17721,7 +17730,7 @@
                 <m:fPr>
                   <m:ctrlPr>
                     <w:rPr>
-                      <w:rStyle w:val="6"/>
+                      <w:rStyle w:val="7"/>
                       <w:rFonts w:hint="default" w:ascii="Cambria Math" w:hAnsi="Cambria Math" w:cs="Times New Roman"/>
                       <w:b w:val="0"/>
                       <w:bCs w:val="0"/>
@@ -17740,7 +17749,7 @@
                     <m:sSupPr>
                       <m:ctrlPr>
                         <w:rPr>
-                          <w:rStyle w:val="6"/>
+                          <w:rStyle w:val="7"/>
                           <w:rFonts w:hint="default" w:ascii="Cambria Math" w:hAnsi="Cambria Math" w:cs="Times New Roman"/>
                           <w:b w:val="0"/>
                           <w:bCs w:val="0"/>
@@ -17760,7 +17769,7 @@
                           <m:nor/>
                         </m:rPr>
                         <w:rPr>
-                          <w:rStyle w:val="6"/>
+                          <w:rStyle w:val="7"/>
                           <w:rFonts w:hint="default" w:ascii="Cambria Math" w:hAnsi="Cambria Math" w:cs="Times New Roman"/>
                           <w:b w:val="0"/>
                           <w:bCs w:val="0"/>
@@ -17776,7 +17785,7 @@
                       </m:r>
                       <m:ctrlPr>
                         <w:rPr>
-                          <w:rStyle w:val="6"/>
+                          <w:rStyle w:val="7"/>
                           <w:rFonts w:hint="default" w:ascii="Cambria Math" w:hAnsi="Cambria Math" w:cs="Times New Roman"/>
                           <w:b w:val="0"/>
                           <w:bCs w:val="0"/>
@@ -17797,7 +17806,7 @@
                           <m:sty m:val="p"/>
                         </m:rPr>
                         <w:rPr>
-                          <w:rStyle w:val="6"/>
+                          <w:rStyle w:val="7"/>
                           <w:rFonts w:hint="default" w:ascii="Cambria Math" w:hAnsi="Cambria Math" w:cs="Times New Roman"/>
                           <w:b w:val="0"/>
                           <w:bCs w:val="0"/>
@@ -17813,7 +17822,7 @@
                       </m:r>
                       <m:ctrlPr>
                         <w:rPr>
-                          <w:rStyle w:val="6"/>
+                          <w:rStyle w:val="7"/>
                           <w:rFonts w:hint="default" w:ascii="Cambria Math" w:hAnsi="Cambria Math" w:cs="Times New Roman"/>
                           <w:b w:val="0"/>
                           <w:bCs w:val="0"/>
@@ -17830,7 +17839,7 @@
                   </m:sSup>
                   <m:ctrlPr>
                     <w:rPr>
-                      <w:rStyle w:val="6"/>
+                      <w:rStyle w:val="7"/>
                       <w:rFonts w:hint="default" w:ascii="Cambria Math" w:hAnsi="Cambria Math" w:cs="Times New Roman"/>
                       <w:b w:val="0"/>
                       <w:bCs w:val="0"/>
@@ -17851,7 +17860,7 @@
                       <m:sty m:val="p"/>
                     </m:rPr>
                     <w:rPr>
-                      <w:rStyle w:val="6"/>
+                      <w:rStyle w:val="7"/>
                       <w:rFonts w:hint="default" w:ascii="Cambria Math" w:hAnsi="Cambria Math" w:cs="Times New Roman"/>
                       <w:b w:val="0"/>
                       <w:bCs w:val="0"/>
@@ -17867,7 +17876,7 @@
                   </m:r>
                   <m:ctrlPr>
                     <w:rPr>
-                      <w:rStyle w:val="6"/>
+                      <w:rStyle w:val="7"/>
                       <w:rFonts w:hint="default" w:ascii="Cambria Math" w:hAnsi="Cambria Math" w:cs="Times New Roman"/>
                       <w:b w:val="0"/>
                       <w:bCs w:val="0"/>
@@ -17888,7 +17897,7 @@
                   <m:sty m:val="p"/>
                 </m:rPr>
                 <w:rPr>
-                  <w:rStyle w:val="6"/>
+                  <w:rStyle w:val="7"/>
                   <w:rFonts w:hint="default" w:ascii="Cambria Math" w:hAnsi="Cambria Math" w:cs="Times New Roman"/>
                   <w:b w:val="0"/>
                   <w:bCs w:val="0"/>
@@ -17904,7 +17913,7 @@
               </m:r>
               <m:ctrlPr>
                 <w:rPr>
-                  <w:rStyle w:val="6"/>
+                  <w:rStyle w:val="7"/>
                   <w:rFonts w:hint="default" w:ascii="Cambria Math" w:hAnsi="Cambria Math" w:cs="Times New Roman"/>
                   <w:b w:val="0"/>
                   <w:bCs w:val="0"/>
@@ -17924,7 +17933,7 @@
               <m:nor/>
             </m:rPr>
             <w:rPr>
-              <w:rStyle w:val="6"/>
+              <w:rStyle w:val="7"/>
               <w:rFonts w:hint="default" w:ascii="Cambria Math" w:hAnsi="Cambria Math" w:cs="Times New Roman"/>
               <w:b w:val="0"/>
               <w:bCs w:val="0"/>
@@ -17944,7 +17953,7 @@
               <m:sty m:val="p"/>
             </m:rPr>
             <w:rPr>
-              <w:rStyle w:val="6"/>
+              <w:rStyle w:val="7"/>
               <w:rFonts w:hint="default" w:ascii="Cambria Math" w:hAnsi="Cambria Math" w:cs="Times New Roman"/>
               <w:b w:val="0"/>
               <w:bCs w:val="0"/>
@@ -17985,7 +17994,7 @@
         <w:jc w:val="both"/>
         <w:textAlignment w:val="auto"/>
         <w:rPr>
-          <w:rStyle w:val="6"/>
+          <w:rStyle w:val="7"/>
           <w:rFonts w:hint="default" w:hAnsi="Cambria Math" w:cs="Times New Roman"/>
           <w:b w:val="0"/>
           <w:bCs w:val="0"/>
@@ -18000,7 +18009,7 @@
       </w:pPr>
       <w:r>
         <w:rPr>
-          <w:rStyle w:val="6"/>
+          <w:rStyle w:val="7"/>
           <w:rFonts w:hint="default" w:hAnsi="Cambria Math" w:cs="Times New Roman"/>
           <w:b w:val="0"/>
           <w:bCs w:val="0"/>
@@ -18016,7 +18025,7 @@
       </w:r>
       <w:r>
         <w:rPr>
-          <w:rStyle w:val="6"/>
+          <w:rStyle w:val="7"/>
           <w:rFonts w:hint="default" w:hAnsi="Cambria Math" w:cs="Times New Roman"/>
           <w:b w:val="0"/>
           <w:bCs w:val="0"/>
@@ -18035,7 +18044,7 @@
           <m:fPr>
             <m:ctrlPr>
               <w:rPr>
-                <w:rStyle w:val="6"/>
+                <w:rStyle w:val="7"/>
                 <w:rFonts w:ascii="Cambria Math" w:hAnsi="Cambria Math" w:cs="Times New Roman"/>
                 <w:b w:val="0"/>
                 <w:bCs w:val="0"/>
@@ -18053,7 +18062,7 @@
             <m:r>
               <m:rPr/>
               <w:rPr>
-                <w:rStyle w:val="6"/>
+                <w:rStyle w:val="7"/>
                 <w:rFonts w:hint="default" w:ascii="Cambria Math" w:hAnsi="Cambria Math" w:cs="Times New Roman"/>
                 <w:kern w:val="0"/>
                 <w:sz w:val="28"/>
@@ -18065,7 +18074,7 @@
             </m:r>
             <m:ctrlPr>
               <w:rPr>
-                <w:rStyle w:val="6"/>
+                <w:rStyle w:val="7"/>
                 <w:rFonts w:ascii="Cambria Math" w:hAnsi="Cambria Math" w:cs="Times New Roman"/>
                 <w:b w:val="0"/>
                 <w:bCs w:val="0"/>
@@ -18085,7 +18094,7 @@
                 <m:nor/>
               </m:rPr>
               <w:rPr>
-                <w:rStyle w:val="6"/>
+                <w:rStyle w:val="7"/>
                 <w:rFonts w:hint="default" w:ascii="Cambria Math" w:hAnsi="Cambria Math" w:eastAsia="Arial" w:cs="Times New Roman"/>
                 <w:b w:val="0"/>
                 <w:bCs w:val="0"/>
@@ -18101,7 +18110,7 @@
             </m:r>
             <m:ctrlPr>
               <w:rPr>
-                <w:rStyle w:val="6"/>
+                <w:rStyle w:val="7"/>
                 <w:rFonts w:ascii="Cambria Math" w:hAnsi="Cambria Math" w:cs="Times New Roman"/>
                 <w:b w:val="0"/>
                 <w:bCs w:val="0"/>
@@ -18119,7 +18128,7 @@
       </m:oMath>
       <w:r>
         <w:rPr>
-          <w:rStyle w:val="6"/>
+          <w:rStyle w:val="7"/>
           <w:rFonts w:hint="default" w:hAnsi="Cambria Math" w:cs="Times New Roman"/>
           <w:b w:val="0"/>
           <w:bCs w:val="0"/>
@@ -18158,7 +18167,7 @@
         <w:jc w:val="both"/>
         <w:textAlignment w:val="auto"/>
         <w:rPr>
-          <w:rStyle w:val="6"/>
+          <w:rStyle w:val="7"/>
           <w:rFonts w:hint="default" w:hAnsi="Cambria Math" w:cs="Times New Roman"/>
           <w:b w:val="0"/>
           <w:bCs w:val="0"/>
@@ -18196,7 +18205,7 @@
         <w:jc w:val="both"/>
         <w:textAlignment w:val="auto"/>
         <w:rPr>
-          <w:rStyle w:val="6"/>
+          <w:rStyle w:val="7"/>
           <w:rFonts w:hint="default" w:eastAsia="Arial" w:cs="Times New Roman"/>
           <w:b w:val="0"/>
           <w:bCs w:val="0"/>
@@ -18212,7 +18221,7 @@
       </w:pPr>
       <w:r>
         <w:rPr>
-          <w:rStyle w:val="6"/>
+          <w:rStyle w:val="7"/>
           <w:rFonts w:hint="default" w:eastAsia="Arial" w:cs="Times New Roman"/>
           <w:b w:val="0"/>
           <w:bCs w:val="0"/>
@@ -18252,7 +18261,7 @@
         <w:jc w:val="both"/>
         <w:textAlignment w:val="auto"/>
         <w:rPr>
-          <w:rStyle w:val="6"/>
+          <w:rStyle w:val="7"/>
           <w:rFonts w:hint="default" w:eastAsia="Arial" w:cs="Times New Roman"/>
           <w:b w:val="0"/>
           <w:bCs w:val="0"/>
@@ -18291,7 +18300,7 @@
         <w:jc w:val="center"/>
         <w:textAlignment w:val="auto"/>
         <w:rPr>
-          <w:rStyle w:val="6"/>
+          <w:rStyle w:val="7"/>
           <w:rFonts w:hint="default" w:eastAsia="Arial" w:cs="Times New Roman"/>
           <w:b w:val="0"/>
           <w:bCs w:val="0"/>
@@ -18307,7 +18316,7 @@
       </w:pPr>
       <w:r>
         <w:rPr>
-          <w:rStyle w:val="6"/>
+          <w:rStyle w:val="7"/>
           <w:rFonts w:hint="default" w:eastAsia="Arial" w:cs="Times New Roman"/>
           <w:b w:val="0"/>
           <w:bCs w:val="0"/>
@@ -18324,7 +18333,7 @@
       </w:r>
       <w:r>
         <w:rPr>
-          <w:rStyle w:val="6"/>
+          <w:rStyle w:val="7"/>
           <w:rFonts w:hint="default" w:eastAsia="Arial" w:cs="Times New Roman"/>
           <w:b w:val="0"/>
           <w:bCs w:val="0"/>
@@ -18341,7 +18350,7 @@
       </w:r>
       <w:r>
         <w:rPr>
-          <w:rStyle w:val="6"/>
+          <w:rStyle w:val="7"/>
           <w:rFonts w:hint="default" w:eastAsia="Arial" w:cs="Times New Roman"/>
           <w:b w:val="0"/>
           <w:bCs w:val="0"/>
@@ -18358,7 +18367,7 @@
       </w:r>
       <w:r>
         <w:rPr>
-          <w:rStyle w:val="6"/>
+          <w:rStyle w:val="7"/>
           <w:rFonts w:hint="default" w:eastAsia="Arial" w:cs="Times New Roman"/>
           <w:b w:val="0"/>
           <w:bCs w:val="0"/>
@@ -18398,7 +18407,7 @@
         <w:jc w:val="center"/>
         <w:textAlignment w:val="auto"/>
         <w:rPr>
-          <w:rStyle w:val="6"/>
+          <w:rStyle w:val="7"/>
           <w:rFonts w:hint="default" w:eastAsia="Arial" w:cs="Times New Roman"/>
           <w:b w:val="0"/>
           <w:bCs w:val="0"/>
@@ -18418,7 +18427,7 @@
             <m:nor/>
           </m:rPr>
           <w:rPr>
-            <w:rStyle w:val="6"/>
+            <w:rStyle w:val="7"/>
             <w:rFonts w:hint="default" w:ascii="Cambria Math" w:hAnsi="Cambria Math" w:eastAsia="Arial" w:cs="Times New Roman"/>
             <w:b w:val="0"/>
             <w:i/>
@@ -18434,7 +18443,7 @@
       </m:oMath>
       <w:r>
         <w:rPr>
-          <w:rStyle w:val="6"/>
+          <w:rStyle w:val="7"/>
           <w:rFonts w:hint="default" w:hAnsi="Cambria Math" w:eastAsia="Arial" w:cs="Times New Roman"/>
           <w:b w:val="0"/>
           <w:i/>
@@ -18450,7 +18459,7 @@
       </w:r>
       <w:r>
         <w:rPr>
-          <w:rStyle w:val="6"/>
+          <w:rStyle w:val="7"/>
           <w:rFonts w:hint="default" w:hAnsi="Cambria Math" w:eastAsia="Arial" w:cs="Times New Roman"/>
           <w:b w:val="0"/>
           <w:i w:val="0"/>
@@ -18500,7 +18509,7 @@
         <w:jc w:val="both"/>
         <w:textAlignment w:val="auto"/>
         <w:rPr>
-          <w:rStyle w:val="6"/>
+          <w:rStyle w:val="7"/>
           <w:rFonts w:hint="default" w:eastAsia="Arial" w:cs="Times New Roman"/>
           <w:b w:val="0"/>
           <w:bCs w:val="0"/>
@@ -18539,7 +18548,7 @@
         <w:jc w:val="both"/>
         <w:textAlignment w:val="auto"/>
         <w:rPr>
-          <w:rStyle w:val="6"/>
+          <w:rStyle w:val="7"/>
           <w:rFonts w:hint="default" w:eastAsia="Arial" w:cs="Times New Roman"/>
           <w:b w:val="0"/>
           <w:bCs w:val="0"/>
@@ -18555,7 +18564,7 @@
       </w:pPr>
       <w:r>
         <w:rPr>
-          <w:rStyle w:val="6"/>
+          <w:rStyle w:val="7"/>
           <w:rFonts w:hint="default" w:eastAsia="Arial" w:cs="Times New Roman"/>
           <w:b w:val="0"/>
           <w:bCs w:val="0"/>
@@ -18595,7 +18604,7 @@
         <w:jc w:val="both"/>
         <w:textAlignment w:val="auto"/>
         <w:rPr>
-          <w:rStyle w:val="6"/>
+          <w:rStyle w:val="7"/>
           <w:rFonts w:hint="default" w:eastAsia="Arial" w:cs="Times New Roman"/>
           <w:b w:val="0"/>
           <w:bCs w:val="0"/>
@@ -18645,7 +18654,7 @@
       </w:pPr>
       <w:r>
         <w:rPr>
-          <w:rStyle w:val="6"/>
+          <w:rStyle w:val="7"/>
           <w:rFonts w:hint="default" w:eastAsia="Arial" w:cs="Times New Roman"/>
           <w:b w:val="0"/>
           <w:bCs w:val="0"/>
@@ -18662,7 +18671,7 @@
       </w:r>
       <w:r>
         <w:rPr>
-          <w:rStyle w:val="6"/>
+          <w:rStyle w:val="7"/>
           <w:rFonts w:hint="default" w:eastAsia="Arial" w:cs="Times New Roman"/>
           <w:b w:val="0"/>
           <w:bCs w:val="0"/>
@@ -18679,7 +18688,7 @@
       </w:r>
       <w:r>
         <w:rPr>
-          <w:rStyle w:val="6"/>
+          <w:rStyle w:val="7"/>
           <w:rFonts w:hint="default" w:eastAsia="Arial" w:cs="Times New Roman"/>
           <w:b w:val="0"/>
           <w:bCs w:val="0"/>
@@ -18700,7 +18709,7 @@
             <m:nor/>
           </m:rPr>
           <w:rPr>
-            <w:rStyle w:val="6"/>
+            <w:rStyle w:val="7"/>
             <w:rFonts w:hint="default" w:ascii="Cambria Math" w:hAnsi="Cambria Math" w:eastAsia="Arial" w:cs="Times New Roman"/>
             <w:b w:val="0"/>
             <w:i/>
@@ -18716,7 +18725,7 @@
       </m:oMath>
       <w:r>
         <w:rPr>
-          <w:rStyle w:val="6"/>
+          <w:rStyle w:val="7"/>
           <w:rFonts w:hint="default" w:hAnsi="Cambria Math" w:eastAsia="Arial" w:cs="Times New Roman"/>
           <w:b w:val="0"/>
           <w:i/>
@@ -18732,7 +18741,7 @@
       </w:r>
       <w:r>
         <w:rPr>
-          <w:rStyle w:val="6"/>
+          <w:rStyle w:val="7"/>
           <w:rFonts w:hint="default" w:eastAsia="Arial" w:cs="Times New Roman"/>
           <w:b w:val="0"/>
           <w:bCs w:val="0"/>
@@ -18749,7 +18758,7 @@
       </w:r>
       <w:r>
         <w:rPr>
-          <w:rStyle w:val="6"/>
+          <w:rStyle w:val="7"/>
           <w:rFonts w:hint="default" w:hAnsi="Cambria Math" w:eastAsia="Arial" w:cs="Times New Roman"/>
           <w:b w:val="0"/>
           <w:i w:val="0"/>
@@ -25476,6 +25485,14 @@
           <w:lang w:val="ru-RU"/>
         </w:rPr>
         <w:tab/>
+      </w:r>
+      <w:r>
+        <w:rPr>
+          <w:rFonts w:hint="default"/>
+          <w:sz w:val="28"/>
+          <w:szCs w:val="28"/>
+          <w:lang w:val="ru-RU"/>
+        </w:rPr>
         <w:t xml:space="preserve">2.2.2.3. Глубина паза втулки </w:t>
       </w:r>
       <w:r>
@@ -26351,6 +26368,17 @@
           <w:lang w:val="en-US"/>
         </w:rPr>
         <w:tab/>
+      </w:r>
+      <w:r>
+        <w:rPr>
+          <w:rFonts w:hint="default" w:cs="Times New Roman"/>
+          <w:b w:val="0"/>
+          <w:i w:val="0"/>
+          <w:iCs/>
+          <w:sz w:val="28"/>
+          <w:szCs w:val="28"/>
+          <w:lang w:val="en-US"/>
+        </w:rPr>
         <w:t xml:space="preserve">2.2.3. </w:t>
       </w:r>
       <w:r>
@@ -26444,6 +26472,17 @@
           <w:lang w:val="ru-RU"/>
         </w:rPr>
         <w:tab/>
+      </w:r>
+      <w:r>
+        <w:rPr>
+          <w:rFonts w:hint="default" w:cs="Times New Roman"/>
+          <w:b w:val="0"/>
+          <w:i w:val="0"/>
+          <w:iCs/>
+          <w:sz w:val="28"/>
+          <w:szCs w:val="28"/>
+          <w:lang w:val="ru-RU"/>
+        </w:rPr>
         <w:t xml:space="preserve">2.2.3.1. Длина шпонки </w:t>
       </w:r>
       <w:r>
@@ -26961,6 +27000,17 @@
           <w:lang w:val="en-US"/>
         </w:rPr>
         <w:tab/>
+      </w:r>
+      <w:r>
+        <w:rPr>
+          <w:rFonts w:hint="default" w:cs="Times New Roman"/>
+          <w:b w:val="0"/>
+          <w:i w:val="0"/>
+          <w:iCs/>
+          <w:sz w:val="28"/>
+          <w:szCs w:val="28"/>
+          <w:lang w:val="en-US"/>
+        </w:rPr>
         <w:t xml:space="preserve">2.2.3.2. </w:t>
       </w:r>
       <w:r>
@@ -28066,7 +28116,6 @@
           <w:lang w:val="ru-RU" w:eastAsia="zh-CN"/>
         </w:rPr>
       </w:pPr>
-      <w:bookmarkStart w:id="0" w:name="_GoBack"/>
       <w:r>
         <w:rPr>
           <w:rFonts w:hint="default"/>
@@ -28112,7 +28161,6 @@
           </wp:inline>
         </w:drawing>
       </w:r>
-      <w:bookmarkEnd w:id="0"/>
     </w:p>
     <w:p>
       <w:pPr>
@@ -28615,6 +28663,2976 @@
           <w:sz w:val="28"/>
           <w:szCs w:val="28"/>
           <w:lang w:val="ru-RU" w:eastAsia="zh-CN"/>
+        </w:rPr>
+      </w:pPr>
+    </w:p>
+    <w:p>
+      <w:pPr>
+        <w:keepNext w:val="0"/>
+        <w:keepLines w:val="0"/>
+        <w:pageBreakBefore w:val="0"/>
+        <w:widowControl/>
+        <w:kinsoku/>
+        <w:wordWrap/>
+        <w:overflowPunct/>
+        <w:topLinePunct w:val="0"/>
+        <w:autoSpaceDE/>
+        <w:autoSpaceDN/>
+        <w:bidi w:val="0"/>
+        <w:adjustRightInd/>
+        <w:snapToGrid/>
+        <w:spacing w:line="360" w:lineRule="auto"/>
+        <w:jc w:val="center"/>
+        <w:textAlignment w:val="auto"/>
+        <w:rPr>
+          <w:rFonts w:hint="default"/>
+          <w:sz w:val="28"/>
+          <w:szCs w:val="28"/>
+          <w:lang w:val="ru-RU" w:eastAsia="zh-CN"/>
+        </w:rPr>
+      </w:pPr>
+    </w:p>
+    <w:p>
+      <w:pPr>
+        <w:keepNext w:val="0"/>
+        <w:keepLines w:val="0"/>
+        <w:pageBreakBefore w:val="0"/>
+        <w:widowControl/>
+        <w:kinsoku/>
+        <w:wordWrap/>
+        <w:overflowPunct/>
+        <w:topLinePunct w:val="0"/>
+        <w:autoSpaceDE/>
+        <w:autoSpaceDN/>
+        <w:bidi w:val="0"/>
+        <w:adjustRightInd/>
+        <w:snapToGrid/>
+        <w:spacing w:line="360" w:lineRule="auto"/>
+        <w:jc w:val="center"/>
+        <w:textAlignment w:val="auto"/>
+        <w:rPr>
+          <w:rFonts w:hint="default"/>
+          <w:sz w:val="28"/>
+          <w:szCs w:val="28"/>
+          <w:lang w:val="ru-RU" w:eastAsia="zh-CN"/>
+        </w:rPr>
+      </w:pPr>
+    </w:p>
+    <w:p>
+      <w:pPr>
+        <w:keepNext w:val="0"/>
+        <w:keepLines w:val="0"/>
+        <w:pageBreakBefore w:val="0"/>
+        <w:widowControl/>
+        <w:kinsoku/>
+        <w:wordWrap/>
+        <w:overflowPunct/>
+        <w:topLinePunct w:val="0"/>
+        <w:autoSpaceDE/>
+        <w:autoSpaceDN/>
+        <w:bidi w:val="0"/>
+        <w:adjustRightInd/>
+        <w:snapToGrid/>
+        <w:spacing w:line="360" w:lineRule="auto"/>
+        <w:jc w:val="center"/>
+        <w:textAlignment w:val="auto"/>
+        <w:rPr>
+          <w:rFonts w:hint="default"/>
+          <w:sz w:val="28"/>
+          <w:szCs w:val="28"/>
+          <w:lang w:val="ru-RU" w:eastAsia="zh-CN"/>
+        </w:rPr>
+      </w:pPr>
+    </w:p>
+    <w:p>
+      <w:pPr>
+        <w:keepNext w:val="0"/>
+        <w:keepLines w:val="0"/>
+        <w:pageBreakBefore w:val="0"/>
+        <w:widowControl/>
+        <w:kinsoku/>
+        <w:wordWrap/>
+        <w:overflowPunct/>
+        <w:topLinePunct w:val="0"/>
+        <w:autoSpaceDE/>
+        <w:autoSpaceDN/>
+        <w:bidi w:val="0"/>
+        <w:adjustRightInd/>
+        <w:snapToGrid/>
+        <w:spacing w:line="360" w:lineRule="auto"/>
+        <w:jc w:val="center"/>
+        <w:textAlignment w:val="auto"/>
+        <w:rPr>
+          <w:rFonts w:hint="default"/>
+          <w:sz w:val="28"/>
+          <w:szCs w:val="28"/>
+          <w:lang w:val="ru-RU" w:eastAsia="zh-CN"/>
+        </w:rPr>
+      </w:pPr>
+    </w:p>
+    <w:p>
+      <w:pPr>
+        <w:keepNext w:val="0"/>
+        <w:keepLines w:val="0"/>
+        <w:pageBreakBefore w:val="0"/>
+        <w:widowControl/>
+        <w:kinsoku/>
+        <w:wordWrap/>
+        <w:overflowPunct/>
+        <w:topLinePunct w:val="0"/>
+        <w:autoSpaceDE/>
+        <w:autoSpaceDN/>
+        <w:bidi w:val="0"/>
+        <w:adjustRightInd/>
+        <w:snapToGrid/>
+        <w:spacing w:line="360" w:lineRule="auto"/>
+        <w:jc w:val="center"/>
+        <w:textAlignment w:val="auto"/>
+        <w:rPr>
+          <w:rFonts w:hint="default"/>
+          <w:sz w:val="28"/>
+          <w:szCs w:val="28"/>
+          <w:lang w:val="ru-RU" w:eastAsia="zh-CN"/>
+        </w:rPr>
+      </w:pPr>
+    </w:p>
+    <w:p>
+      <w:pPr>
+        <w:keepNext w:val="0"/>
+        <w:keepLines w:val="0"/>
+        <w:pageBreakBefore w:val="0"/>
+        <w:widowControl/>
+        <w:kinsoku/>
+        <w:wordWrap/>
+        <w:overflowPunct/>
+        <w:topLinePunct w:val="0"/>
+        <w:autoSpaceDE/>
+        <w:autoSpaceDN/>
+        <w:bidi w:val="0"/>
+        <w:adjustRightInd/>
+        <w:snapToGrid/>
+        <w:spacing w:line="360" w:lineRule="auto"/>
+        <w:jc w:val="center"/>
+        <w:textAlignment w:val="auto"/>
+        <w:rPr>
+          <w:rFonts w:hint="default"/>
+          <w:sz w:val="28"/>
+          <w:szCs w:val="28"/>
+          <w:lang w:val="ru-RU" w:eastAsia="zh-CN"/>
+        </w:rPr>
+      </w:pPr>
+    </w:p>
+    <w:p>
+      <w:pPr>
+        <w:keepNext w:val="0"/>
+        <w:keepLines w:val="0"/>
+        <w:pageBreakBefore w:val="0"/>
+        <w:widowControl/>
+        <w:kinsoku/>
+        <w:wordWrap/>
+        <w:overflowPunct/>
+        <w:topLinePunct w:val="0"/>
+        <w:autoSpaceDE/>
+        <w:autoSpaceDN/>
+        <w:bidi w:val="0"/>
+        <w:adjustRightInd/>
+        <w:snapToGrid/>
+        <w:spacing w:line="360" w:lineRule="auto"/>
+        <w:jc w:val="center"/>
+        <w:textAlignment w:val="auto"/>
+        <w:rPr>
+          <w:rFonts w:hint="default"/>
+          <w:sz w:val="28"/>
+          <w:szCs w:val="28"/>
+          <w:lang w:val="en-US" w:eastAsia="zh-CN"/>
+        </w:rPr>
+      </w:pPr>
+      <w:r>
+        <w:rPr>
+          <w:rFonts w:hint="default"/>
+          <w:sz w:val="28"/>
+          <w:szCs w:val="28"/>
+          <w:lang w:val="en-US" w:eastAsia="zh-CN"/>
+        </w:rPr>
+        <w:drawing>
+          <wp:inline distT="0" distB="0" distL="114300" distR="114300">
+            <wp:extent cx="5398135" cy="7501255"/>
+            <wp:effectExtent l="0" t="0" r="12065" b="4445"/>
+            <wp:docPr id="1" name="Изображение 1" descr="Фрагмент7"/>
+            <wp:cNvGraphicFramePr>
+              <a:graphicFrameLocks xmlns:a="http://schemas.openxmlformats.org/drawingml/2006/main" noChangeAspect="1"/>
+            </wp:cNvGraphicFramePr>
+            <a:graphic xmlns:a="http://schemas.openxmlformats.org/drawingml/2006/main">
+              <a:graphicData uri="http://schemas.openxmlformats.org/drawingml/2006/picture">
+                <pic:pic xmlns:pic="http://schemas.openxmlformats.org/drawingml/2006/picture">
+                  <pic:nvPicPr>
+                    <pic:cNvPr id="1" name="Изображение 1" descr="Фрагмент7"/>
+                    <pic:cNvPicPr>
+                      <a:picLocks noChangeAspect="1"/>
+                    </pic:cNvPicPr>
+                  </pic:nvPicPr>
+                  <pic:blipFill>
+                    <a:blip r:embed="rId12"/>
+                    <a:stretch>
+                      <a:fillRect/>
+                    </a:stretch>
+                  </pic:blipFill>
+                  <pic:spPr>
+                    <a:xfrm>
+                      <a:off x="0" y="0"/>
+                      <a:ext cx="5398135" cy="7501255"/>
+                    </a:xfrm>
+                    <a:prstGeom prst="rect">
+                      <a:avLst/>
+                    </a:prstGeom>
+                  </pic:spPr>
+                </pic:pic>
+              </a:graphicData>
+            </a:graphic>
+          </wp:inline>
+        </w:drawing>
+      </w:r>
+    </w:p>
+    <w:p>
+      <w:pPr>
+        <w:keepNext w:val="0"/>
+        <w:keepLines w:val="0"/>
+        <w:pageBreakBefore w:val="0"/>
+        <w:widowControl/>
+        <w:kinsoku/>
+        <w:wordWrap/>
+        <w:overflowPunct/>
+        <w:topLinePunct w:val="0"/>
+        <w:autoSpaceDE/>
+        <w:autoSpaceDN/>
+        <w:bidi w:val="0"/>
+        <w:adjustRightInd/>
+        <w:snapToGrid/>
+        <w:spacing w:line="360" w:lineRule="auto"/>
+        <w:jc w:val="center"/>
+        <w:textAlignment w:val="auto"/>
+        <w:rPr>
+          <w:rFonts w:hint="default"/>
+          <w:sz w:val="28"/>
+          <w:szCs w:val="28"/>
+          <w:lang w:val="en-US" w:eastAsia="zh-CN"/>
+        </w:rPr>
+      </w:pPr>
+    </w:p>
+    <w:p>
+      <w:pPr>
+        <w:keepNext w:val="0"/>
+        <w:keepLines w:val="0"/>
+        <w:pageBreakBefore w:val="0"/>
+        <w:widowControl/>
+        <w:kinsoku/>
+        <w:wordWrap/>
+        <w:overflowPunct/>
+        <w:topLinePunct w:val="0"/>
+        <w:autoSpaceDE/>
+        <w:autoSpaceDN/>
+        <w:bidi w:val="0"/>
+        <w:adjustRightInd/>
+        <w:snapToGrid/>
+        <w:spacing w:line="360" w:lineRule="auto"/>
+        <w:jc w:val="center"/>
+        <w:textAlignment w:val="auto"/>
+        <w:rPr>
+          <w:rFonts w:hint="default"/>
+          <w:sz w:val="28"/>
+          <w:szCs w:val="28"/>
+          <w:lang w:val="en-US" w:eastAsia="zh-CN"/>
+        </w:rPr>
+      </w:pPr>
+    </w:p>
+    <w:p>
+      <w:pPr>
+        <w:keepNext w:val="0"/>
+        <w:keepLines w:val="0"/>
+        <w:pageBreakBefore w:val="0"/>
+        <w:widowControl/>
+        <w:kinsoku/>
+        <w:wordWrap/>
+        <w:overflowPunct/>
+        <w:topLinePunct w:val="0"/>
+        <w:autoSpaceDE/>
+        <w:autoSpaceDN/>
+        <w:bidi w:val="0"/>
+        <w:adjustRightInd/>
+        <w:snapToGrid/>
+        <w:spacing w:line="360" w:lineRule="auto"/>
+        <w:jc w:val="center"/>
+        <w:textAlignment w:val="auto"/>
+        <w:rPr>
+          <w:rFonts w:hint="default"/>
+          <w:sz w:val="28"/>
+          <w:szCs w:val="28"/>
+          <w:lang w:val="en-US" w:eastAsia="zh-CN"/>
+        </w:rPr>
+      </w:pPr>
+    </w:p>
+    <w:p>
+      <w:pPr>
+        <w:keepNext w:val="0"/>
+        <w:keepLines w:val="0"/>
+        <w:pageBreakBefore w:val="0"/>
+        <w:widowControl/>
+        <w:kinsoku/>
+        <w:wordWrap/>
+        <w:overflowPunct/>
+        <w:topLinePunct w:val="0"/>
+        <w:autoSpaceDE/>
+        <w:autoSpaceDN/>
+        <w:bidi w:val="0"/>
+        <w:adjustRightInd/>
+        <w:snapToGrid/>
+        <w:spacing w:line="360" w:lineRule="auto"/>
+        <w:jc w:val="center"/>
+        <w:textAlignment w:val="auto"/>
+        <w:rPr>
+          <w:rFonts w:hint="default"/>
+          <w:sz w:val="28"/>
+          <w:szCs w:val="28"/>
+          <w:lang w:val="en-US" w:eastAsia="zh-CN"/>
+        </w:rPr>
+      </w:pPr>
+    </w:p>
+    <w:p>
+      <w:pPr>
+        <w:keepNext w:val="0"/>
+        <w:keepLines w:val="0"/>
+        <w:pageBreakBefore w:val="0"/>
+        <w:widowControl/>
+        <w:kinsoku/>
+        <w:wordWrap/>
+        <w:overflowPunct/>
+        <w:topLinePunct w:val="0"/>
+        <w:autoSpaceDE/>
+        <w:autoSpaceDN/>
+        <w:bidi w:val="0"/>
+        <w:adjustRightInd/>
+        <w:snapToGrid/>
+        <w:spacing w:line="360" w:lineRule="auto"/>
+        <w:jc w:val="center"/>
+        <w:textAlignment w:val="auto"/>
+        <w:rPr>
+          <w:rFonts w:hint="default"/>
+          <w:sz w:val="28"/>
+          <w:szCs w:val="28"/>
+          <w:lang w:val="en-US" w:eastAsia="zh-CN"/>
+        </w:rPr>
+      </w:pPr>
+    </w:p>
+    <w:p>
+      <w:pPr>
+        <w:pStyle w:val="2"/>
+        <w:keepNext/>
+        <w:keepLines w:val="0"/>
+        <w:pageBreakBefore w:val="0"/>
+        <w:widowControl/>
+        <w:kinsoku/>
+        <w:wordWrap/>
+        <w:overflowPunct/>
+        <w:topLinePunct w:val="0"/>
+        <w:autoSpaceDE/>
+        <w:autoSpaceDN/>
+        <w:bidi w:val="0"/>
+        <w:adjustRightInd/>
+        <w:snapToGrid/>
+        <w:spacing w:line="360" w:lineRule="auto"/>
+        <w:ind w:left="142" w:firstLine="0"/>
+        <w:textAlignment w:val="auto"/>
+        <w:rPr>
+          <w:b/>
+          <w:sz w:val="32"/>
+          <w:szCs w:val="32"/>
+        </w:rPr>
+      </w:pPr>
+      <w:bookmarkStart w:id="0" w:name="_Toc224287364"/>
+      <w:bookmarkStart w:id="1" w:name="_Toc451175238"/>
+      <w:bookmarkStart w:id="2" w:name="_Toc118282486"/>
+      <w:r>
+        <w:rPr>
+          <w:b/>
+          <w:sz w:val="32"/>
+          <w:szCs w:val="32"/>
+        </w:rPr>
+        <w:t>1.3 Выбор и расчёт подшипников качения. Выбор допусков формы и расположения и параметров шероховатости поверхностей деталей, сопрягаемых с подшипниками</w:t>
+      </w:r>
+      <w:bookmarkEnd w:id="0"/>
+      <w:bookmarkEnd w:id="1"/>
+      <w:bookmarkEnd w:id="2"/>
+    </w:p>
+    <w:p>
+      <w:pPr>
+        <w:keepNext w:val="0"/>
+        <w:keepLines w:val="0"/>
+        <w:pageBreakBefore w:val="0"/>
+        <w:widowControl/>
+        <w:tabs>
+          <w:tab w:val="left" w:pos="4046"/>
+        </w:tabs>
+        <w:kinsoku/>
+        <w:wordWrap/>
+        <w:overflowPunct/>
+        <w:topLinePunct w:val="0"/>
+        <w:autoSpaceDE/>
+        <w:autoSpaceDN/>
+        <w:bidi w:val="0"/>
+        <w:adjustRightInd/>
+        <w:snapToGrid/>
+        <w:spacing w:line="360" w:lineRule="auto"/>
+        <w:jc w:val="both"/>
+        <w:textAlignment w:val="auto"/>
+        <w:rPr>
+          <w:sz w:val="28"/>
+          <w:szCs w:val="28"/>
+        </w:rPr>
+      </w:pPr>
+    </w:p>
+    <w:p>
+      <w:pPr>
+        <w:keepNext w:val="0"/>
+        <w:keepLines w:val="0"/>
+        <w:pageBreakBefore w:val="0"/>
+        <w:widowControl/>
+        <w:tabs>
+          <w:tab w:val="left" w:pos="4046"/>
+        </w:tabs>
+        <w:kinsoku/>
+        <w:wordWrap/>
+        <w:overflowPunct/>
+        <w:topLinePunct w:val="0"/>
+        <w:autoSpaceDE/>
+        <w:autoSpaceDN/>
+        <w:bidi w:val="0"/>
+        <w:adjustRightInd/>
+        <w:snapToGrid/>
+        <w:spacing w:line="360" w:lineRule="auto"/>
+        <w:ind w:firstLine="709" w:firstLineChars="0"/>
+        <w:jc w:val="both"/>
+        <w:textAlignment w:val="auto"/>
+        <w:rPr>
+          <w:sz w:val="28"/>
+          <w:szCs w:val="28"/>
+        </w:rPr>
+      </w:pPr>
+      <w:r>
+        <w:rPr>
+          <w:sz w:val="28"/>
+          <w:szCs w:val="28"/>
+        </w:rPr>
+        <w:t>Исходя из заданных характеристик и условий работы подшипникового узла, дать полную расшифровку обозначения подшипника качения, выбрать его посадки на вал и в корпус. Для выбранных посадок построить схемы расположения полей допусков, рассчитать предельные размеры сопрягаемых деталей, а также табличные зазоры (натяги). Произвести проверку наличия радиального зазора в подшипнике качения после установки его на вал и в корпус.</w:t>
+      </w:r>
+    </w:p>
+    <w:p>
+      <w:pPr>
+        <w:keepNext w:val="0"/>
+        <w:keepLines w:val="0"/>
+        <w:pageBreakBefore w:val="0"/>
+        <w:widowControl/>
+        <w:kinsoku/>
+        <w:wordWrap/>
+        <w:overflowPunct/>
+        <w:topLinePunct w:val="0"/>
+        <w:autoSpaceDE/>
+        <w:autoSpaceDN/>
+        <w:bidi w:val="0"/>
+        <w:adjustRightInd/>
+        <w:snapToGrid/>
+        <w:spacing w:line="360" w:lineRule="auto"/>
+        <w:ind w:firstLine="709" w:firstLineChars="0"/>
+        <w:jc w:val="both"/>
+        <w:textAlignment w:val="auto"/>
+        <w:rPr>
+          <w:sz w:val="28"/>
+          <w:szCs w:val="28"/>
+        </w:rPr>
+      </w:pPr>
+      <w:r>
+        <w:rPr>
+          <w:sz w:val="28"/>
+          <w:szCs w:val="28"/>
+        </w:rPr>
+        <w:t>Определить необходимый и достаточный набор требований к точности геометрических параметров элементов деталей, сопрягаемых с подшипниками качения и обозначить их на эскизах соответствующих деталей.</w:t>
+      </w:r>
+    </w:p>
+    <w:p>
+      <w:pPr>
+        <w:keepNext w:val="0"/>
+        <w:keepLines w:val="0"/>
+        <w:pageBreakBefore w:val="0"/>
+        <w:widowControl/>
+        <w:kinsoku/>
+        <w:wordWrap/>
+        <w:overflowPunct/>
+        <w:topLinePunct w:val="0"/>
+        <w:autoSpaceDE/>
+        <w:autoSpaceDN/>
+        <w:bidi w:val="0"/>
+        <w:adjustRightInd/>
+        <w:snapToGrid/>
+        <w:spacing w:line="360" w:lineRule="auto"/>
+        <w:ind w:firstLine="709" w:firstLineChars="0"/>
+        <w:jc w:val="both"/>
+        <w:textAlignment w:val="auto"/>
+        <w:rPr>
+          <w:sz w:val="28"/>
+          <w:szCs w:val="28"/>
+        </w:rPr>
+      </w:pPr>
+      <w:r>
+        <w:rPr>
+          <w:sz w:val="28"/>
+          <w:szCs w:val="28"/>
+        </w:rPr>
+        <w:t xml:space="preserve">Исходные данные: подшипник </w:t>
+      </w:r>
+      <w:r>
+        <w:rPr>
+          <w:rFonts w:hint="default"/>
+          <w:sz w:val="28"/>
+          <w:szCs w:val="28"/>
+          <w:lang w:val="en-US"/>
+        </w:rPr>
+        <w:t>307</w:t>
+      </w:r>
+      <w:r>
+        <w:rPr>
+          <w:sz w:val="28"/>
+          <w:szCs w:val="28"/>
+        </w:rPr>
+        <w:t>. Вид</w:t>
+      </w:r>
+      <w:r>
+        <w:rPr>
+          <w:rFonts w:hint="default"/>
+          <w:sz w:val="28"/>
+          <w:szCs w:val="28"/>
+          <w:lang w:val="ru-RU"/>
+        </w:rPr>
+        <w:t>ы</w:t>
+      </w:r>
+      <w:r>
+        <w:rPr>
+          <w:sz w:val="28"/>
+          <w:szCs w:val="28"/>
+        </w:rPr>
+        <w:t xml:space="preserve"> нагружения колец: внутреннее </w:t>
+      </w:r>
+      <w:r>
+        <w:rPr>
+          <w:rFonts w:hint="default"/>
+          <w:sz w:val="28"/>
+          <w:szCs w:val="28"/>
+          <w:lang w:val="ru-RU"/>
+        </w:rPr>
+        <w:t>-</w:t>
+      </w:r>
+      <w:r>
+        <w:rPr>
+          <w:sz w:val="28"/>
+          <w:szCs w:val="28"/>
+        </w:rPr>
+        <w:t xml:space="preserve">циркуляционное, наружное </w:t>
+      </w:r>
+      <w:r>
+        <w:rPr>
+          <w:rFonts w:hint="default"/>
+          <w:sz w:val="28"/>
+          <w:szCs w:val="28"/>
+          <w:lang w:val="ru-RU"/>
+        </w:rPr>
+        <w:t>-</w:t>
+      </w:r>
+      <w:r>
+        <w:rPr>
+          <w:sz w:val="28"/>
+          <w:szCs w:val="28"/>
+        </w:rPr>
+        <w:t xml:space="preserve"> местное. Режим работы</w:t>
+      </w:r>
+      <w:r>
+        <w:rPr>
+          <w:rFonts w:hint="default"/>
+          <w:sz w:val="28"/>
+          <w:szCs w:val="28"/>
+          <w:lang w:val="ru-RU"/>
+        </w:rPr>
+        <w:t xml:space="preserve"> -</w:t>
+      </w:r>
+      <w:r>
+        <w:rPr>
+          <w:sz w:val="28"/>
+          <w:szCs w:val="28"/>
+        </w:rPr>
+        <w:t xml:space="preserve"> </w:t>
+      </w:r>
+      <w:r>
+        <w:rPr>
+          <w:sz w:val="28"/>
+          <w:szCs w:val="28"/>
+          <w:lang w:val="ru-RU"/>
+        </w:rPr>
+        <w:t>нормальный</w:t>
+      </w:r>
+      <w:r>
+        <w:rPr>
+          <w:sz w:val="28"/>
+          <w:szCs w:val="28"/>
+        </w:rPr>
+        <w:t>.</w:t>
+      </w:r>
+    </w:p>
+    <w:p>
+      <w:pPr>
+        <w:keepNext w:val="0"/>
+        <w:keepLines w:val="0"/>
+        <w:pageBreakBefore w:val="0"/>
+        <w:widowControl/>
+        <w:numPr>
+          <w:ilvl w:val="0"/>
+          <w:numId w:val="4"/>
+        </w:numPr>
+        <w:suppressLineNumbers w:val="0"/>
+        <w:pBdr>
+          <w:bottom w:val="none" w:color="E6E8F0" w:sz="0" w:space="0"/>
+        </w:pBdr>
+        <w:kinsoku/>
+        <w:wordWrap/>
+        <w:overflowPunct/>
+        <w:topLinePunct w:val="0"/>
+        <w:autoSpaceDE/>
+        <w:autoSpaceDN/>
+        <w:bidi w:val="0"/>
+        <w:adjustRightInd/>
+        <w:snapToGrid/>
+        <w:spacing w:before="0" w:beforeAutospacing="0" w:after="0" w:afterAutospacing="0" w:line="360" w:lineRule="auto"/>
+        <w:ind w:left="0" w:right="0" w:firstLine="709"/>
+        <w:jc w:val="both"/>
+        <w:textAlignment w:val="auto"/>
+        <w:rPr>
+          <w:rFonts w:hint="default" w:ascii="Times New Roman" w:hAnsi="Times New Roman" w:eastAsia="Arial" w:cs="Times New Roman"/>
+          <w:b w:val="0"/>
+          <w:bCs w:val="0"/>
+          <w:sz w:val="28"/>
+          <w:szCs w:val="28"/>
+          <w:u w:val="none"/>
+        </w:rPr>
+      </w:pPr>
+      <w:r>
+        <w:rPr>
+          <w:rFonts w:hint="default" w:ascii="Times New Roman" w:hAnsi="Times New Roman" w:eastAsia="Arial" w:cs="Times New Roman"/>
+          <w:b w:val="0"/>
+          <w:bCs w:val="0"/>
+          <w:kern w:val="0"/>
+          <w:sz w:val="28"/>
+          <w:szCs w:val="28"/>
+          <w:u w:val="none"/>
+          <w:lang w:val="en-US" w:eastAsia="zh-CN" w:bidi="ar"/>
+        </w:rPr>
+        <w:t>Расшифровка обозначения подшипника качения</w:t>
+      </w:r>
+    </w:p>
+    <w:p>
+      <w:pPr>
+        <w:keepNext w:val="0"/>
+        <w:keepLines w:val="0"/>
+        <w:pageBreakBefore w:val="0"/>
+        <w:widowControl/>
+        <w:suppressLineNumbers w:val="0"/>
+        <w:pBdr>
+          <w:bottom w:val="none" w:color="E6E8F0" w:sz="0" w:space="0"/>
+        </w:pBdr>
+        <w:kinsoku/>
+        <w:wordWrap/>
+        <w:overflowPunct/>
+        <w:topLinePunct w:val="0"/>
+        <w:autoSpaceDE/>
+        <w:autoSpaceDN/>
+        <w:bidi w:val="0"/>
+        <w:adjustRightInd/>
+        <w:snapToGrid/>
+        <w:spacing w:before="0" w:beforeAutospacing="0" w:after="0" w:afterAutospacing="0" w:line="360" w:lineRule="auto"/>
+        <w:ind w:left="0" w:right="0" w:firstLine="709"/>
+        <w:jc w:val="both"/>
+        <w:textAlignment w:val="auto"/>
+        <w:rPr>
+          <w:sz w:val="28"/>
+          <w:szCs w:val="28"/>
+        </w:rPr>
+      </w:pPr>
+      <w:r>
+        <w:rPr>
+          <w:rFonts w:hint="default" w:ascii="Times New Roman" w:hAnsi="Times New Roman" w:eastAsia="Arial" w:cs="Times New Roman"/>
+          <w:b w:val="0"/>
+          <w:bCs w:val="0"/>
+          <w:kern w:val="0"/>
+          <w:sz w:val="28"/>
+          <w:szCs w:val="28"/>
+          <w:u w:val="none"/>
+          <w:lang w:val="en-US" w:eastAsia="zh-CN" w:bidi="ar"/>
+        </w:rPr>
+        <w:t xml:space="preserve">По </w:t>
+      </w:r>
+      <w:r>
+        <w:rPr>
+          <w:rStyle w:val="7"/>
+          <w:rFonts w:hint="default" w:ascii="Times New Roman" w:hAnsi="Times New Roman" w:eastAsia="Arial" w:cs="Times New Roman"/>
+          <w:b w:val="0"/>
+          <w:bCs w:val="0"/>
+          <w:kern w:val="0"/>
+          <w:sz w:val="28"/>
+          <w:szCs w:val="28"/>
+          <w:u w:val="none"/>
+          <w:lang w:val="en-US" w:eastAsia="zh-CN" w:bidi="ar"/>
+        </w:rPr>
+        <w:t>ГОСТ 3189-89</w:t>
+      </w:r>
+      <w:r>
+        <w:rPr>
+          <w:rFonts w:hint="default" w:ascii="Times New Roman" w:hAnsi="Times New Roman" w:eastAsia="Arial" w:cs="Times New Roman"/>
+          <w:b w:val="0"/>
+          <w:bCs w:val="0"/>
+          <w:kern w:val="0"/>
+          <w:sz w:val="28"/>
+          <w:szCs w:val="28"/>
+          <w:u w:val="none"/>
+          <w:lang w:val="en-US" w:eastAsia="zh-CN" w:bidi="ar"/>
+        </w:rPr>
+        <w:t xml:space="preserve"> условное обозначение подшипника </w:t>
+      </w:r>
+      <w:r>
+        <w:rPr>
+          <w:rStyle w:val="7"/>
+          <w:rFonts w:hint="default" w:ascii="Times New Roman" w:hAnsi="Times New Roman" w:eastAsia="Arial" w:cs="Times New Roman"/>
+          <w:b w:val="0"/>
+          <w:bCs w:val="0"/>
+          <w:kern w:val="0"/>
+          <w:sz w:val="28"/>
+          <w:szCs w:val="28"/>
+          <w:u w:val="none"/>
+          <w:lang w:val="en-US" w:eastAsia="zh-CN" w:bidi="ar"/>
+        </w:rPr>
+        <w:t>307</w:t>
+      </w:r>
+      <w:r>
+        <w:rPr>
+          <w:rFonts w:hint="default" w:ascii="Times New Roman" w:hAnsi="Times New Roman" w:eastAsia="Arial" w:cs="Times New Roman"/>
+          <w:b w:val="0"/>
+          <w:bCs w:val="0"/>
+          <w:kern w:val="0"/>
+          <w:sz w:val="28"/>
+          <w:szCs w:val="28"/>
+          <w:u w:val="none"/>
+          <w:lang w:val="en-US" w:eastAsia="zh-CN" w:bidi="ar"/>
+        </w:rPr>
+        <w:t xml:space="preserve"> расшифровывается справа налево:</w:t>
+      </w:r>
+    </w:p>
+    <w:p>
+      <w:pPr>
+        <w:keepNext w:val="0"/>
+        <w:keepLines w:val="0"/>
+        <w:pageBreakBefore w:val="0"/>
+        <w:widowControl/>
+        <w:kinsoku/>
+        <w:wordWrap/>
+        <w:overflowPunct/>
+        <w:topLinePunct w:val="0"/>
+        <w:autoSpaceDE/>
+        <w:autoSpaceDN/>
+        <w:bidi w:val="0"/>
+        <w:adjustRightInd/>
+        <w:snapToGrid/>
+        <w:spacing w:line="360" w:lineRule="auto"/>
+        <w:ind w:firstLine="709" w:firstLineChars="0"/>
+        <w:jc w:val="both"/>
+        <w:textAlignment w:val="auto"/>
+        <w:rPr>
+          <w:rFonts w:hint="default" w:ascii="Times New Roman" w:hAnsi="Times New Roman" w:cs="Times New Roman"/>
+          <w:i w:val="0"/>
+          <w:iCs w:val="0"/>
+          <w:color w:val="auto"/>
+          <w:sz w:val="28"/>
+          <w:szCs w:val="28"/>
+        </w:rPr>
+      </w:pPr>
+      <w:r>
+        <w:rPr>
+          <w:rStyle w:val="7"/>
+          <w:rFonts w:hint="default" w:ascii="Times New Roman" w:hAnsi="Times New Roman" w:eastAsia="Arial" w:cs="Times New Roman"/>
+          <w:b w:val="0"/>
+          <w:bCs w:val="0"/>
+          <w:i w:val="0"/>
+          <w:iCs w:val="0"/>
+          <w:color w:val="auto"/>
+          <w:sz w:val="28"/>
+          <w:szCs w:val="28"/>
+          <w:u w:val="none"/>
+        </w:rPr>
+        <w:t>07</w:t>
+      </w:r>
+      <w:r>
+        <w:rPr>
+          <w:rFonts w:hint="default" w:ascii="Times New Roman" w:hAnsi="Times New Roman" w:eastAsia="SimSun" w:cs="Times New Roman"/>
+          <w:i w:val="0"/>
+          <w:iCs w:val="0"/>
+          <w:color w:val="auto"/>
+          <w:sz w:val="28"/>
+          <w:szCs w:val="28"/>
+        </w:rPr>
+        <w:t xml:space="preserve"> </w:t>
+      </w:r>
+      <w:r>
+        <w:rPr>
+          <w:rFonts w:hint="default" w:ascii="Times New Roman" w:hAnsi="Times New Roman" w:eastAsia="SimSun" w:cs="Times New Roman"/>
+          <w:i w:val="0"/>
+          <w:iCs w:val="0"/>
+          <w:color w:val="auto"/>
+          <w:sz w:val="28"/>
+          <w:szCs w:val="28"/>
+          <w:lang w:val="en-US"/>
+        </w:rPr>
+        <w:t>-</w:t>
+      </w:r>
+      <w:r>
+        <w:rPr>
+          <w:rFonts w:hint="default" w:ascii="Times New Roman" w:hAnsi="Times New Roman" w:eastAsia="SimSun" w:cs="Times New Roman"/>
+          <w:i w:val="0"/>
+          <w:iCs w:val="0"/>
+          <w:color w:val="auto"/>
+          <w:sz w:val="28"/>
+          <w:szCs w:val="28"/>
+        </w:rPr>
+        <w:t xml:space="preserve"> код внутреннего диаметра. Для </w:t>
+      </w:r>
+      <w:r>
+        <w:rPr>
+          <w:rFonts w:hint="default" w:ascii="Times New Roman" w:hAnsi="Times New Roman" w:eastAsia="SimSun" w:cs="Times New Roman"/>
+          <w:i w:val="0"/>
+          <w:iCs w:val="0"/>
+          <w:color w:val="auto"/>
+          <w:sz w:val="28"/>
+          <w:szCs w:val="28"/>
+          <w:lang w:val="en-US"/>
+        </w:rPr>
+        <w:t>расчёта</w:t>
+      </w:r>
+      <w:r>
+        <w:rPr>
+          <w:rFonts w:hint="default" w:ascii="Times New Roman" w:hAnsi="Times New Roman" w:eastAsia="SimSun" w:cs="Times New Roman"/>
+          <w:i w:val="0"/>
+          <w:iCs w:val="0"/>
+          <w:color w:val="auto"/>
+          <w:sz w:val="28"/>
+          <w:szCs w:val="28"/>
+        </w:rPr>
+        <w:t xml:space="preserve"> диаметра </w:t>
+      </w:r>
+      <w:r>
+        <w:rPr>
+          <w:rFonts w:hint="default" w:ascii="Times New Roman" w:hAnsi="Times New Roman" w:eastAsia="SimSun" w:cs="Times New Roman"/>
+          <w:i/>
+          <w:iCs/>
+          <w:color w:val="auto"/>
+          <w:sz w:val="28"/>
+          <w:szCs w:val="28"/>
+          <w:lang w:val="en-US"/>
+        </w:rPr>
+        <w:t>d</w:t>
+      </w:r>
+      <w:r>
+        <w:rPr>
+          <w:rFonts w:hint="default" w:ascii="Times New Roman" w:hAnsi="Times New Roman" w:eastAsia="SimSun" w:cs="Times New Roman"/>
+          <w:i w:val="0"/>
+          <w:iCs w:val="0"/>
+          <w:color w:val="auto"/>
+          <w:sz w:val="28"/>
+          <w:szCs w:val="28"/>
+        </w:rPr>
+        <w:t xml:space="preserve"> значения от 04 и выше умножаются на 5:</w:t>
+      </w:r>
+      <w:r>
+        <w:rPr>
+          <w:rFonts w:hint="default" w:ascii="Times New Roman" w:hAnsi="Times New Roman" w:eastAsia="SimSun" w:cs="Times New Roman"/>
+          <w:i w:val="0"/>
+          <w:iCs w:val="0"/>
+          <w:color w:val="auto"/>
+          <w:sz w:val="28"/>
+          <w:szCs w:val="28"/>
+          <w:lang w:val="en-US"/>
+        </w:rPr>
+        <w:t xml:space="preserve"> </w:t>
+      </w:r>
+      <w:r>
+        <w:rPr>
+          <w:rFonts w:hint="default" w:ascii="Times New Roman" w:hAnsi="Times New Roman" w:eastAsia="SimSun" w:cs="Times New Roman"/>
+          <w:i w:val="0"/>
+          <w:iCs w:val="0"/>
+          <w:color w:val="auto"/>
+          <w:sz w:val="28"/>
+          <w:szCs w:val="28"/>
+        </w:rPr>
+        <w:t xml:space="preserve">07 · 5 = </w:t>
+      </w:r>
+      <w:r>
+        <w:rPr>
+          <w:rFonts w:hint="default" w:ascii="Times New Roman" w:hAnsi="Times New Roman" w:eastAsia="SimSun" w:cs="Times New Roman"/>
+          <w:i w:val="0"/>
+          <w:iCs w:val="0"/>
+          <w:color w:val="auto"/>
+          <w:sz w:val="28"/>
+          <w:szCs w:val="28"/>
+          <w:lang w:val="en-US"/>
+        </w:rPr>
+        <w:t xml:space="preserve">35 </w:t>
+      </w:r>
+      <w:r>
+        <w:rPr>
+          <w:rFonts w:hint="default" w:ascii="Times New Roman" w:hAnsi="Times New Roman" w:eastAsia="SimSun" w:cs="Times New Roman"/>
+          <w:i w:val="0"/>
+          <w:iCs w:val="0"/>
+          <w:color w:val="auto"/>
+          <w:sz w:val="28"/>
+          <w:szCs w:val="28"/>
+          <w:lang w:val="ru-RU"/>
+        </w:rPr>
+        <w:t>мм</w:t>
+      </w:r>
+      <w:r>
+        <w:rPr>
+          <w:rFonts w:hint="default" w:ascii="Times New Roman" w:hAnsi="Times New Roman" w:eastAsia="SimSun" w:cs="Times New Roman"/>
+          <w:i w:val="0"/>
+          <w:iCs w:val="0"/>
+          <w:color w:val="auto"/>
+          <w:sz w:val="28"/>
+          <w:szCs w:val="28"/>
+        </w:rPr>
+        <w:t>.</w:t>
+      </w:r>
+    </w:p>
+    <w:p>
+      <w:pPr>
+        <w:keepNext w:val="0"/>
+        <w:keepLines w:val="0"/>
+        <w:pageBreakBefore w:val="0"/>
+        <w:widowControl/>
+        <w:kinsoku/>
+        <w:wordWrap/>
+        <w:overflowPunct/>
+        <w:topLinePunct w:val="0"/>
+        <w:autoSpaceDE/>
+        <w:autoSpaceDN/>
+        <w:bidi w:val="0"/>
+        <w:adjustRightInd/>
+        <w:snapToGrid/>
+        <w:spacing w:line="360" w:lineRule="auto"/>
+        <w:ind w:firstLine="709" w:firstLineChars="0"/>
+        <w:jc w:val="both"/>
+        <w:textAlignment w:val="auto"/>
+        <w:rPr>
+          <w:rFonts w:hint="default" w:ascii="Times New Roman" w:hAnsi="Times New Roman" w:eastAsia="SimSun" w:cs="Times New Roman"/>
+          <w:b w:val="0"/>
+          <w:bCs w:val="0"/>
+          <w:sz w:val="28"/>
+          <w:szCs w:val="28"/>
+        </w:rPr>
+      </w:pPr>
+      <w:r>
+        <w:rPr>
+          <w:rStyle w:val="7"/>
+          <w:rFonts w:hint="default" w:ascii="Times New Roman" w:hAnsi="Times New Roman" w:eastAsia="Arial" w:cs="Times New Roman"/>
+          <w:b w:val="0"/>
+          <w:bCs w:val="0"/>
+          <w:sz w:val="28"/>
+          <w:szCs w:val="28"/>
+          <w:u w:val="none"/>
+        </w:rPr>
+        <w:t>3</w:t>
+      </w:r>
+      <w:r>
+        <w:rPr>
+          <w:rFonts w:hint="default" w:ascii="Times New Roman" w:hAnsi="Times New Roman" w:eastAsia="SimSun" w:cs="Times New Roman"/>
+          <w:b w:val="0"/>
+          <w:bCs w:val="0"/>
+          <w:sz w:val="28"/>
+          <w:szCs w:val="28"/>
+        </w:rPr>
+        <w:t xml:space="preserve"> </w:t>
+      </w:r>
+      <w:r>
+        <w:rPr>
+          <w:rFonts w:hint="default" w:ascii="Times New Roman" w:hAnsi="Times New Roman" w:eastAsia="SimSun" w:cs="Times New Roman"/>
+          <w:b w:val="0"/>
+          <w:bCs w:val="0"/>
+          <w:sz w:val="28"/>
+          <w:szCs w:val="28"/>
+          <w:lang w:val="en-US"/>
+        </w:rPr>
+        <w:t>-</w:t>
+      </w:r>
+      <w:r>
+        <w:rPr>
+          <w:rFonts w:hint="default" w:ascii="Times New Roman" w:hAnsi="Times New Roman" w:eastAsia="SimSun" w:cs="Times New Roman"/>
+          <w:b w:val="0"/>
+          <w:bCs w:val="0"/>
+          <w:sz w:val="28"/>
+          <w:szCs w:val="28"/>
+        </w:rPr>
+        <w:t xml:space="preserve"> третья цифра справа указывает на </w:t>
+      </w:r>
+      <w:r>
+        <w:rPr>
+          <w:rStyle w:val="7"/>
+          <w:rFonts w:hint="default" w:ascii="Times New Roman" w:hAnsi="Times New Roman" w:eastAsia="Arial" w:cs="Times New Roman"/>
+          <w:b w:val="0"/>
+          <w:bCs w:val="0"/>
+          <w:sz w:val="28"/>
+          <w:szCs w:val="28"/>
+          <w:u w:val="none"/>
+        </w:rPr>
+        <w:t>среднюю серию диаметров</w:t>
+      </w:r>
+      <w:r>
+        <w:rPr>
+          <w:rFonts w:hint="default" w:ascii="Times New Roman" w:hAnsi="Times New Roman" w:eastAsia="SimSun" w:cs="Times New Roman"/>
+          <w:b w:val="0"/>
+          <w:bCs w:val="0"/>
+          <w:sz w:val="28"/>
+          <w:szCs w:val="28"/>
+        </w:rPr>
+        <w:t xml:space="preserve"> и ширин подшипника.</w:t>
+      </w:r>
+    </w:p>
+    <w:p>
+      <w:pPr>
+        <w:keepNext w:val="0"/>
+        <w:keepLines w:val="0"/>
+        <w:pageBreakBefore w:val="0"/>
+        <w:widowControl/>
+        <w:kinsoku/>
+        <w:wordWrap/>
+        <w:overflowPunct/>
+        <w:topLinePunct w:val="0"/>
+        <w:autoSpaceDE/>
+        <w:autoSpaceDN/>
+        <w:bidi w:val="0"/>
+        <w:adjustRightInd/>
+        <w:snapToGrid/>
+        <w:spacing w:line="360" w:lineRule="auto"/>
+        <w:ind w:firstLine="709" w:firstLineChars="0"/>
+        <w:jc w:val="both"/>
+        <w:textAlignment w:val="auto"/>
+        <w:rPr>
+          <w:rFonts w:hint="default" w:ascii="Times New Roman" w:hAnsi="Times New Roman" w:eastAsia="SimSun" w:cs="Times New Roman"/>
+          <w:b w:val="0"/>
+          <w:bCs w:val="0"/>
+          <w:sz w:val="28"/>
+          <w:szCs w:val="28"/>
+        </w:rPr>
+      </w:pPr>
+      <w:r>
+        <w:rPr>
+          <w:rStyle w:val="7"/>
+          <w:rFonts w:hint="default" w:ascii="Times New Roman" w:hAnsi="Times New Roman" w:eastAsia="Arial" w:cs="Times New Roman"/>
+          <w:b w:val="0"/>
+          <w:bCs w:val="0"/>
+          <w:sz w:val="28"/>
+          <w:szCs w:val="28"/>
+          <w:u w:val="none"/>
+        </w:rPr>
+        <w:t>0</w:t>
+      </w:r>
+      <w:r>
+        <w:rPr>
+          <w:rStyle w:val="7"/>
+          <w:rFonts w:hint="default" w:ascii="Times New Roman" w:hAnsi="Times New Roman" w:eastAsia="Arial" w:cs="Times New Roman"/>
+          <w:b w:val="0"/>
+          <w:bCs w:val="0"/>
+          <w:sz w:val="28"/>
+          <w:szCs w:val="28"/>
+          <w:u w:val="none"/>
+          <w:lang w:val="en-US"/>
+        </w:rPr>
+        <w:t xml:space="preserve"> -</w:t>
+      </w:r>
+      <w:r>
+        <w:rPr>
+          <w:rFonts w:hint="default" w:ascii="Times New Roman" w:hAnsi="Times New Roman" w:eastAsia="SimSun" w:cs="Times New Roman"/>
+          <w:b w:val="0"/>
+          <w:bCs w:val="0"/>
+          <w:sz w:val="28"/>
+          <w:szCs w:val="28"/>
+        </w:rPr>
+        <w:t xml:space="preserve"> (неявно стоящий </w:t>
+      </w:r>
+      <w:r>
+        <w:rPr>
+          <w:rFonts w:hint="default" w:ascii="Times New Roman" w:hAnsi="Times New Roman" w:eastAsia="SimSun" w:cs="Times New Roman"/>
+          <w:b w:val="0"/>
+          <w:bCs w:val="0"/>
+          <w:sz w:val="28"/>
+          <w:szCs w:val="28"/>
+          <w:lang w:val="en-US"/>
+        </w:rPr>
+        <w:t>четвёртым</w:t>
+      </w:r>
+      <w:r>
+        <w:rPr>
+          <w:rFonts w:hint="default" w:ascii="Times New Roman" w:hAnsi="Times New Roman" w:eastAsia="SimSun" w:cs="Times New Roman"/>
+          <w:b w:val="0"/>
+          <w:bCs w:val="0"/>
+          <w:sz w:val="28"/>
+          <w:szCs w:val="28"/>
+        </w:rPr>
+        <w:t xml:space="preserve"> знаком с конца: </w:t>
+      </w:r>
+      <w:r>
+        <w:rPr>
+          <w:rStyle w:val="6"/>
+          <w:rFonts w:hint="default" w:ascii="Times New Roman" w:hAnsi="Times New Roman" w:eastAsia="monospace" w:cs="Times New Roman"/>
+          <w:b w:val="0"/>
+          <w:bCs w:val="0"/>
+          <w:sz w:val="28"/>
+          <w:szCs w:val="28"/>
+          <w:u w:val="none"/>
+        </w:rPr>
+        <w:t>0307</w:t>
+      </w:r>
+      <w:r>
+        <w:rPr>
+          <w:rFonts w:hint="default" w:ascii="Times New Roman" w:hAnsi="Times New Roman" w:eastAsia="SimSun" w:cs="Times New Roman"/>
+          <w:b w:val="0"/>
+          <w:bCs w:val="0"/>
+          <w:sz w:val="28"/>
+          <w:szCs w:val="28"/>
+        </w:rPr>
+        <w:t xml:space="preserve">) </w:t>
+      </w:r>
+      <w:r>
+        <w:rPr>
+          <w:rFonts w:hint="default" w:ascii="Times New Roman" w:hAnsi="Times New Roman" w:eastAsia="SimSun" w:cs="Times New Roman"/>
+          <w:b w:val="0"/>
+          <w:bCs w:val="0"/>
+          <w:sz w:val="28"/>
+          <w:szCs w:val="28"/>
+          <w:lang w:val="en-US"/>
+        </w:rPr>
+        <w:t>-</w:t>
+      </w:r>
+      <w:r>
+        <w:rPr>
+          <w:rFonts w:hint="default" w:ascii="Times New Roman" w:hAnsi="Times New Roman" w:eastAsia="SimSun" w:cs="Times New Roman"/>
+          <w:b w:val="0"/>
+          <w:bCs w:val="0"/>
+          <w:sz w:val="28"/>
+          <w:szCs w:val="28"/>
+        </w:rPr>
+        <w:t xml:space="preserve"> определяет тип подшипника: </w:t>
+      </w:r>
+      <w:r>
+        <w:rPr>
+          <w:rStyle w:val="7"/>
+          <w:rFonts w:hint="default" w:ascii="Times New Roman" w:hAnsi="Times New Roman" w:eastAsia="Arial" w:cs="Times New Roman"/>
+          <w:b w:val="0"/>
+          <w:bCs w:val="0"/>
+          <w:sz w:val="28"/>
+          <w:szCs w:val="28"/>
+          <w:u w:val="none"/>
+        </w:rPr>
+        <w:t>радиальный шариковый однорядный</w:t>
+      </w:r>
+      <w:r>
+        <w:rPr>
+          <w:rFonts w:hint="default" w:ascii="Times New Roman" w:hAnsi="Times New Roman" w:eastAsia="SimSun" w:cs="Times New Roman"/>
+          <w:b w:val="0"/>
+          <w:bCs w:val="0"/>
+          <w:sz w:val="28"/>
+          <w:szCs w:val="28"/>
+        </w:rPr>
+        <w:t>.</w:t>
+      </w:r>
+    </w:p>
+    <w:p>
+      <w:pPr>
+        <w:keepNext w:val="0"/>
+        <w:keepLines w:val="0"/>
+        <w:pageBreakBefore w:val="0"/>
+        <w:widowControl/>
+        <w:kinsoku/>
+        <w:wordWrap/>
+        <w:overflowPunct/>
+        <w:topLinePunct w:val="0"/>
+        <w:autoSpaceDE/>
+        <w:autoSpaceDN/>
+        <w:bidi w:val="0"/>
+        <w:adjustRightInd/>
+        <w:snapToGrid/>
+        <w:spacing w:line="360" w:lineRule="auto"/>
+        <w:ind w:firstLine="709" w:firstLineChars="0"/>
+        <w:jc w:val="both"/>
+        <w:textAlignment w:val="auto"/>
+        <w:rPr>
+          <w:rStyle w:val="7"/>
+          <w:rFonts w:hint="default" w:ascii="Times New Roman" w:hAnsi="Times New Roman" w:eastAsia="Arial" w:cs="Times New Roman"/>
+          <w:b w:val="0"/>
+          <w:bCs w:val="0"/>
+          <w:sz w:val="28"/>
+          <w:szCs w:val="28"/>
+          <w:u w:val="none"/>
+          <w:lang w:val="en-US"/>
+        </w:rPr>
+      </w:pPr>
+      <w:r>
+        <w:rPr>
+          <w:rStyle w:val="7"/>
+          <w:rFonts w:hint="default" w:ascii="Times New Roman" w:hAnsi="Times New Roman" w:eastAsia="Arial" w:cs="Times New Roman"/>
+          <w:b w:val="0"/>
+          <w:bCs w:val="0"/>
+          <w:sz w:val="28"/>
+          <w:szCs w:val="28"/>
+          <w:u w:val="none"/>
+        </w:rPr>
+        <w:t>0</w:t>
+      </w:r>
+      <w:r>
+        <w:rPr>
+          <w:rStyle w:val="7"/>
+          <w:rFonts w:hint="default" w:ascii="Times New Roman" w:hAnsi="Times New Roman" w:eastAsia="Arial" w:cs="Times New Roman"/>
+          <w:b w:val="0"/>
+          <w:bCs w:val="0"/>
+          <w:sz w:val="28"/>
+          <w:szCs w:val="28"/>
+          <w:u w:val="none"/>
+          <w:lang w:val="en-US"/>
+        </w:rPr>
+        <w:t xml:space="preserve"> -</w:t>
+      </w:r>
+      <w:r>
+        <w:rPr>
+          <w:rFonts w:hint="default" w:ascii="Times New Roman" w:hAnsi="Times New Roman" w:eastAsia="Arial" w:cs="Times New Roman"/>
+          <w:b w:val="0"/>
+          <w:bCs w:val="0"/>
+          <w:sz w:val="28"/>
+          <w:szCs w:val="28"/>
+          <w:u w:val="none"/>
+        </w:rPr>
+        <w:t xml:space="preserve"> (впереди обозначения, не пишется) </w:t>
+      </w:r>
+      <w:r>
+        <w:rPr>
+          <w:rFonts w:hint="default" w:ascii="Times New Roman" w:hAnsi="Times New Roman" w:eastAsia="Arial" w:cs="Times New Roman"/>
+          <w:b w:val="0"/>
+          <w:bCs w:val="0"/>
+          <w:sz w:val="28"/>
+          <w:szCs w:val="28"/>
+          <w:u w:val="none"/>
+          <w:lang w:val="en-US"/>
+        </w:rPr>
+        <w:t>-</w:t>
+      </w:r>
+      <w:r>
+        <w:rPr>
+          <w:rFonts w:hint="default" w:ascii="Times New Roman" w:hAnsi="Times New Roman" w:eastAsia="Arial" w:cs="Times New Roman"/>
+          <w:b w:val="0"/>
+          <w:bCs w:val="0"/>
+          <w:sz w:val="28"/>
+          <w:szCs w:val="28"/>
+          <w:u w:val="none"/>
+        </w:rPr>
+        <w:t xml:space="preserve"> класс точности подшипника: </w:t>
+      </w:r>
+      <w:r>
+        <w:rPr>
+          <w:rStyle w:val="7"/>
+          <w:rFonts w:hint="default" w:ascii="Times New Roman" w:hAnsi="Times New Roman" w:eastAsia="Arial" w:cs="Times New Roman"/>
+          <w:b w:val="0"/>
+          <w:bCs w:val="0"/>
+          <w:sz w:val="28"/>
+          <w:szCs w:val="28"/>
+          <w:u w:val="none"/>
+        </w:rPr>
+        <w:t>нормальный</w:t>
+      </w:r>
+      <w:r>
+        <w:rPr>
+          <w:rStyle w:val="7"/>
+          <w:rFonts w:hint="default" w:ascii="Times New Roman" w:hAnsi="Times New Roman" w:eastAsia="Arial" w:cs="Times New Roman"/>
+          <w:b w:val="0"/>
+          <w:bCs w:val="0"/>
+          <w:sz w:val="28"/>
+          <w:szCs w:val="28"/>
+          <w:u w:val="none"/>
+          <w:lang w:val="en-US"/>
+        </w:rPr>
+        <w:t>.</w:t>
+      </w:r>
+    </w:p>
+    <w:p>
+      <w:pPr>
+        <w:keepNext w:val="0"/>
+        <w:keepLines w:val="0"/>
+        <w:pageBreakBefore w:val="0"/>
+        <w:widowControl/>
+        <w:kinsoku/>
+        <w:wordWrap/>
+        <w:overflowPunct/>
+        <w:topLinePunct w:val="0"/>
+        <w:autoSpaceDE/>
+        <w:autoSpaceDN/>
+        <w:bidi w:val="0"/>
+        <w:adjustRightInd/>
+        <w:snapToGrid/>
+        <w:spacing w:line="360" w:lineRule="auto"/>
+        <w:ind w:firstLine="708" w:firstLineChars="0"/>
+        <w:jc w:val="both"/>
+        <w:textAlignment w:val="auto"/>
+        <w:rPr>
+          <w:sz w:val="28"/>
+          <w:szCs w:val="28"/>
+        </w:rPr>
+      </w:pPr>
+      <w:r>
+        <w:rPr>
+          <w:sz w:val="28"/>
+          <w:szCs w:val="28"/>
+        </w:rPr>
+        <w:t>По ГОСТ 8338-81 определяем основные размеры:</w:t>
+      </w:r>
+    </w:p>
+    <w:p>
+      <w:pPr>
+        <w:keepNext w:val="0"/>
+        <w:keepLines w:val="0"/>
+        <w:pageBreakBefore w:val="0"/>
+        <w:widowControl/>
+        <w:kinsoku/>
+        <w:wordWrap/>
+        <w:overflowPunct/>
+        <w:topLinePunct w:val="0"/>
+        <w:autoSpaceDE/>
+        <w:autoSpaceDN/>
+        <w:bidi w:val="0"/>
+        <w:adjustRightInd/>
+        <w:snapToGrid/>
+        <w:spacing w:line="360" w:lineRule="auto"/>
+        <w:ind w:firstLine="709" w:firstLineChars="0"/>
+        <w:jc w:val="both"/>
+        <w:textAlignment w:val="auto"/>
+        <w:rPr>
+          <w:sz w:val="28"/>
+          <w:szCs w:val="28"/>
+        </w:rPr>
+      </w:pPr>
+      <w:r>
+        <w:rPr>
+          <w:i/>
+          <w:iCs/>
+          <w:sz w:val="28"/>
+          <w:szCs w:val="28"/>
+          <w:lang w:val="en-US"/>
+        </w:rPr>
+        <w:t>d</w:t>
+      </w:r>
+      <w:r>
+        <w:rPr>
+          <w:sz w:val="28"/>
+          <w:szCs w:val="28"/>
+        </w:rPr>
+        <w:t xml:space="preserve"> = 30 мм - внутренний диаметр</w:t>
+      </w:r>
+    </w:p>
+    <w:p>
+      <w:pPr>
+        <w:keepNext w:val="0"/>
+        <w:keepLines w:val="0"/>
+        <w:pageBreakBefore w:val="0"/>
+        <w:widowControl/>
+        <w:kinsoku/>
+        <w:wordWrap/>
+        <w:overflowPunct/>
+        <w:topLinePunct w:val="0"/>
+        <w:autoSpaceDE/>
+        <w:autoSpaceDN/>
+        <w:bidi w:val="0"/>
+        <w:adjustRightInd/>
+        <w:snapToGrid/>
+        <w:spacing w:line="360" w:lineRule="auto"/>
+        <w:ind w:firstLine="709" w:firstLineChars="0"/>
+        <w:jc w:val="both"/>
+        <w:textAlignment w:val="auto"/>
+        <w:rPr>
+          <w:sz w:val="28"/>
+          <w:szCs w:val="28"/>
+        </w:rPr>
+      </w:pPr>
+      <w:r>
+        <w:rPr>
+          <w:i/>
+          <w:iCs/>
+          <w:sz w:val="28"/>
+          <w:szCs w:val="28"/>
+          <w:lang w:val="en-US"/>
+        </w:rPr>
+        <w:t>D</w:t>
+      </w:r>
+      <w:r>
+        <w:rPr>
+          <w:sz w:val="28"/>
+          <w:szCs w:val="28"/>
+        </w:rPr>
+        <w:t xml:space="preserve"> = 90 мм - наружный   диаметр</w:t>
+      </w:r>
+    </w:p>
+    <w:p>
+      <w:pPr>
+        <w:keepNext w:val="0"/>
+        <w:keepLines w:val="0"/>
+        <w:pageBreakBefore w:val="0"/>
+        <w:widowControl/>
+        <w:kinsoku/>
+        <w:wordWrap/>
+        <w:overflowPunct/>
+        <w:topLinePunct w:val="0"/>
+        <w:autoSpaceDE/>
+        <w:autoSpaceDN/>
+        <w:bidi w:val="0"/>
+        <w:adjustRightInd/>
+        <w:snapToGrid/>
+        <w:spacing w:line="360" w:lineRule="auto"/>
+        <w:ind w:firstLine="709" w:firstLineChars="0"/>
+        <w:jc w:val="both"/>
+        <w:textAlignment w:val="auto"/>
+        <w:rPr>
+          <w:sz w:val="28"/>
+          <w:szCs w:val="28"/>
+        </w:rPr>
+      </w:pPr>
+      <w:r>
+        <w:rPr>
+          <w:i/>
+          <w:iCs/>
+          <w:sz w:val="28"/>
+          <w:szCs w:val="28"/>
+          <w:lang w:val="en-US"/>
+        </w:rPr>
+        <w:t>B</w:t>
+      </w:r>
+      <w:r>
+        <w:rPr>
+          <w:sz w:val="28"/>
+          <w:szCs w:val="28"/>
+        </w:rPr>
+        <w:t xml:space="preserve"> = 23 мм - ширина </w:t>
+      </w:r>
+    </w:p>
+    <w:p>
+      <w:pPr>
+        <w:keepNext w:val="0"/>
+        <w:keepLines w:val="0"/>
+        <w:pageBreakBefore w:val="0"/>
+        <w:widowControl/>
+        <w:kinsoku/>
+        <w:wordWrap/>
+        <w:overflowPunct/>
+        <w:topLinePunct w:val="0"/>
+        <w:autoSpaceDE/>
+        <w:autoSpaceDN/>
+        <w:bidi w:val="0"/>
+        <w:adjustRightInd/>
+        <w:snapToGrid/>
+        <w:spacing w:line="360" w:lineRule="auto"/>
+        <w:ind w:firstLine="709" w:firstLineChars="0"/>
+        <w:jc w:val="both"/>
+        <w:textAlignment w:val="auto"/>
+        <w:rPr>
+          <w:sz w:val="28"/>
+          <w:szCs w:val="28"/>
+        </w:rPr>
+      </w:pPr>
+      <w:r>
+        <w:rPr>
+          <w:rFonts w:hint="default"/>
+          <w:i/>
+          <w:iCs/>
+          <w:sz w:val="28"/>
+          <w:szCs w:val="28"/>
+          <w:lang w:val="en-US"/>
+        </w:rPr>
+        <w:t>r</w:t>
+      </w:r>
+      <w:r>
+        <w:rPr>
+          <w:rFonts w:hint="default"/>
+          <w:sz w:val="28"/>
+          <w:szCs w:val="28"/>
+          <w:lang w:val="en-US"/>
+        </w:rPr>
+        <w:t xml:space="preserve"> </w:t>
+      </w:r>
+      <w:r>
+        <w:rPr>
+          <w:sz w:val="28"/>
+          <w:szCs w:val="28"/>
+        </w:rPr>
+        <w:t>= 3,0 мм</w:t>
+      </w:r>
+      <w:r>
+        <w:rPr>
+          <w:rFonts w:hint="default"/>
+          <w:sz w:val="28"/>
+          <w:szCs w:val="28"/>
+          <w:lang w:val="en-US"/>
+        </w:rPr>
+        <w:t xml:space="preserve"> </w:t>
+      </w:r>
+      <w:r>
+        <w:rPr>
+          <w:sz w:val="28"/>
+          <w:szCs w:val="28"/>
+        </w:rPr>
+        <w:t>- радиус  закругления кольца.</w:t>
+      </w:r>
+    </w:p>
+    <w:p>
+      <w:pPr>
+        <w:keepNext w:val="0"/>
+        <w:keepLines w:val="0"/>
+        <w:pageBreakBefore w:val="0"/>
+        <w:widowControl/>
+        <w:numPr>
+          <w:ilvl w:val="0"/>
+          <w:numId w:val="4"/>
+        </w:numPr>
+        <w:kinsoku/>
+        <w:wordWrap/>
+        <w:overflowPunct/>
+        <w:topLinePunct w:val="0"/>
+        <w:autoSpaceDE/>
+        <w:autoSpaceDN/>
+        <w:bidi w:val="0"/>
+        <w:adjustRightInd/>
+        <w:snapToGrid/>
+        <w:spacing w:line="360" w:lineRule="auto"/>
+        <w:ind w:left="0" w:leftChars="0" w:firstLine="709" w:firstLineChars="0"/>
+        <w:jc w:val="both"/>
+        <w:textAlignment w:val="auto"/>
+        <w:rPr>
+          <w:sz w:val="28"/>
+          <w:szCs w:val="28"/>
+        </w:rPr>
+      </w:pPr>
+      <w:r>
+        <w:rPr>
+          <w:sz w:val="28"/>
+          <w:szCs w:val="28"/>
+        </w:rPr>
+        <w:t>Выбираем посадки внутреннего кольца подшипника на вал и наружного кольца в корпус.</w:t>
+      </w:r>
+    </w:p>
+    <w:p>
+      <w:pPr>
+        <w:keepNext w:val="0"/>
+        <w:keepLines w:val="0"/>
+        <w:pageBreakBefore w:val="0"/>
+        <w:widowControl/>
+        <w:suppressLineNumbers w:val="0"/>
+        <w:pBdr>
+          <w:bottom w:val="none" w:color="E6E8F0" w:sz="0" w:space="0"/>
+        </w:pBdr>
+        <w:kinsoku/>
+        <w:wordWrap/>
+        <w:overflowPunct/>
+        <w:topLinePunct w:val="0"/>
+        <w:autoSpaceDE/>
+        <w:autoSpaceDN/>
+        <w:bidi w:val="0"/>
+        <w:adjustRightInd/>
+        <w:snapToGrid/>
+        <w:spacing w:before="0" w:beforeAutospacing="0" w:after="0" w:afterAutospacing="0" w:line="360" w:lineRule="auto"/>
+        <w:ind w:left="0" w:right="0" w:firstLine="709" w:firstLineChars="0"/>
+        <w:jc w:val="both"/>
+        <w:textAlignment w:val="auto"/>
+        <w:rPr>
+          <w:rFonts w:hint="default" w:ascii="Times New Roman" w:hAnsi="Times New Roman" w:eastAsia="Arial" w:cs="Times New Roman"/>
+          <w:sz w:val="28"/>
+          <w:szCs w:val="28"/>
+          <w:u w:val="none"/>
+        </w:rPr>
+      </w:pPr>
+      <w:r>
+        <w:rPr>
+          <w:rFonts w:hint="default" w:ascii="Times New Roman" w:hAnsi="Times New Roman" w:eastAsia="Arial" w:cs="Times New Roman"/>
+          <w:kern w:val="0"/>
+          <w:sz w:val="28"/>
+          <w:szCs w:val="28"/>
+          <w:u w:val="none"/>
+          <w:lang w:val="en-US" w:eastAsia="zh-CN" w:bidi="ar"/>
+        </w:rPr>
+        <w:t xml:space="preserve">Выбор посадок выполняется на основании рекомендаций </w:t>
+      </w:r>
+      <w:r>
+        <w:rPr>
+          <w:rStyle w:val="7"/>
+          <w:rFonts w:hint="default" w:ascii="Times New Roman" w:hAnsi="Times New Roman" w:eastAsia="Arial" w:cs="Times New Roman"/>
+          <w:b w:val="0"/>
+          <w:bCs w:val="0"/>
+          <w:kern w:val="0"/>
+          <w:sz w:val="28"/>
+          <w:szCs w:val="28"/>
+          <w:u w:val="none"/>
+          <w:lang w:val="en-US" w:eastAsia="zh-CN" w:bidi="ar"/>
+        </w:rPr>
+        <w:t>ГОСТ 3325-85</w:t>
+      </w:r>
+      <w:r>
+        <w:rPr>
+          <w:rFonts w:hint="default" w:ascii="Times New Roman" w:hAnsi="Times New Roman" w:eastAsia="Arial" w:cs="Times New Roman"/>
+          <w:kern w:val="0"/>
+          <w:sz w:val="28"/>
+          <w:szCs w:val="28"/>
+          <w:u w:val="none"/>
+          <w:lang w:val="en-US" w:eastAsia="zh-CN" w:bidi="ar"/>
+        </w:rPr>
+        <w:t xml:space="preserve"> по типам нагружения колец:</w:t>
+      </w:r>
+    </w:p>
+    <w:p>
+      <w:pPr>
+        <w:keepNext w:val="0"/>
+        <w:keepLines w:val="0"/>
+        <w:pageBreakBefore w:val="0"/>
+        <w:widowControl/>
+        <w:numPr>
+          <w:numId w:val="0"/>
+        </w:numPr>
+        <w:suppressLineNumbers w:val="0"/>
+        <w:pBdr>
+          <w:bottom w:val="none" w:color="E6E8F0" w:sz="0" w:space="0"/>
+        </w:pBdr>
+        <w:tabs>
+          <w:tab w:val="left" w:pos="720"/>
+        </w:tabs>
+        <w:kinsoku/>
+        <w:wordWrap/>
+        <w:overflowPunct/>
+        <w:topLinePunct w:val="0"/>
+        <w:autoSpaceDE/>
+        <w:autoSpaceDN/>
+        <w:bidi w:val="0"/>
+        <w:adjustRightInd/>
+        <w:snapToGrid/>
+        <w:spacing w:beforeAutospacing="0" w:afterAutospacing="0" w:line="360" w:lineRule="auto"/>
+        <w:ind w:right="0" w:rightChars="0" w:firstLine="709"/>
+        <w:jc w:val="both"/>
+        <w:textAlignment w:val="auto"/>
+        <w:rPr>
+          <w:rFonts w:hint="default" w:ascii="Times New Roman" w:hAnsi="Times New Roman" w:eastAsia="Arial" w:cs="Times New Roman"/>
+          <w:b w:val="0"/>
+          <w:bCs w:val="0"/>
+          <w:sz w:val="28"/>
+          <w:szCs w:val="28"/>
+          <w:u w:val="none"/>
+        </w:rPr>
+      </w:pPr>
+      <w:r>
+        <w:rPr>
+          <w:rStyle w:val="7"/>
+          <w:rFonts w:hint="default" w:ascii="Times New Roman" w:hAnsi="Times New Roman" w:eastAsia="Arial" w:cs="Times New Roman"/>
+          <w:b w:val="0"/>
+          <w:bCs w:val="0"/>
+          <w:sz w:val="28"/>
+          <w:szCs w:val="28"/>
+          <w:u w:val="none"/>
+          <w:lang w:val="en-US"/>
+        </w:rPr>
+        <w:tab/>
+        <w:t xml:space="preserve">2.1. </w:t>
+      </w:r>
+      <w:r>
+        <w:rPr>
+          <w:rStyle w:val="7"/>
+          <w:rFonts w:hint="default" w:ascii="Times New Roman" w:hAnsi="Times New Roman" w:eastAsia="Arial" w:cs="Times New Roman"/>
+          <w:b w:val="0"/>
+          <w:bCs w:val="0"/>
+          <w:sz w:val="28"/>
+          <w:szCs w:val="28"/>
+          <w:u w:val="none"/>
+        </w:rPr>
+        <w:t>Внутреннее кольцо (циркуляционное нагружение, вращается)</w:t>
+      </w:r>
+      <w:r>
+        <w:rPr>
+          <w:rFonts w:hint="default" w:ascii="Times New Roman" w:hAnsi="Times New Roman" w:eastAsia="Arial" w:cs="Times New Roman"/>
+          <w:b w:val="0"/>
+          <w:bCs w:val="0"/>
+          <w:sz w:val="28"/>
+          <w:szCs w:val="28"/>
+          <w:u w:val="none"/>
+        </w:rPr>
+        <w:t>:</w:t>
+      </w:r>
+      <w:r>
+        <w:rPr>
+          <w:rFonts w:hint="default" w:ascii="Times New Roman" w:hAnsi="Times New Roman" w:eastAsia="Arial" w:cs="Times New Roman"/>
+          <w:b w:val="0"/>
+          <w:bCs w:val="0"/>
+          <w:sz w:val="28"/>
+          <w:szCs w:val="28"/>
+          <w:u w:val="none"/>
+        </w:rPr>
+        <w:br w:type="textWrapping"/>
+      </w:r>
+      <w:r>
+        <w:rPr>
+          <w:rFonts w:hint="default" w:ascii="Times New Roman" w:hAnsi="Times New Roman" w:eastAsia="Arial" w:cs="Times New Roman"/>
+          <w:b w:val="0"/>
+          <w:bCs w:val="0"/>
+          <w:sz w:val="28"/>
+          <w:szCs w:val="28"/>
+          <w:u w:val="none"/>
+          <w:lang w:val="ru-RU"/>
+        </w:rPr>
+        <w:tab/>
+      </w:r>
+      <w:r>
+        <w:rPr>
+          <w:rFonts w:hint="default" w:ascii="Times New Roman" w:hAnsi="Times New Roman" w:eastAsia="Arial" w:cs="Times New Roman"/>
+          <w:b w:val="0"/>
+          <w:bCs w:val="0"/>
+          <w:sz w:val="28"/>
+          <w:szCs w:val="28"/>
+          <w:u w:val="none"/>
+        </w:rPr>
+        <w:t xml:space="preserve">Чтобы избежать обкатки кольцом вала под нагрузкой и истирания металла, кольцо должно садиться с </w:t>
+      </w:r>
+      <w:r>
+        <w:rPr>
+          <w:rStyle w:val="7"/>
+          <w:rFonts w:hint="default" w:ascii="Times New Roman" w:hAnsi="Times New Roman" w:eastAsia="Arial" w:cs="Times New Roman"/>
+          <w:b w:val="0"/>
+          <w:bCs w:val="0"/>
+          <w:sz w:val="28"/>
+          <w:szCs w:val="28"/>
+          <w:u w:val="none"/>
+        </w:rPr>
+        <w:t>натягом</w:t>
+      </w:r>
+      <w:r>
+        <w:rPr>
+          <w:rFonts w:hint="default" w:ascii="Times New Roman" w:hAnsi="Times New Roman" w:eastAsia="Arial" w:cs="Times New Roman"/>
+          <w:b w:val="0"/>
+          <w:bCs w:val="0"/>
+          <w:sz w:val="28"/>
+          <w:szCs w:val="28"/>
+          <w:u w:val="none"/>
+        </w:rPr>
+        <w:t>. Для нормального режима работы и</w:t>
+      </w:r>
+      <w:r>
+        <w:rPr>
+          <w:rFonts w:hint="default" w:ascii="Times New Roman" w:hAnsi="Times New Roman" w:eastAsia="Arial" w:cs="Times New Roman"/>
+          <w:b w:val="0"/>
+          <w:bCs w:val="0"/>
+          <w:sz w:val="28"/>
+          <w:szCs w:val="28"/>
+          <w:u w:val="none"/>
+          <w:lang w:val="ru-RU"/>
+        </w:rPr>
+        <w:t xml:space="preserve"> </w:t>
+      </w:r>
+      <w:r>
+        <w:rPr>
+          <w:rFonts w:hint="default" w:ascii="Times New Roman" w:hAnsi="Times New Roman" w:eastAsia="Arial" w:cs="Times New Roman"/>
+          <w:b w:val="0"/>
+          <w:bCs w:val="0"/>
+          <w:i/>
+          <w:iCs/>
+          <w:sz w:val="28"/>
+          <w:szCs w:val="28"/>
+          <w:u w:val="none"/>
+        </w:rPr>
+        <w:t>d</w:t>
+      </w:r>
+      <w:r>
+        <w:rPr>
+          <w:rFonts w:hint="default" w:ascii="Times New Roman" w:hAnsi="Times New Roman" w:eastAsia="Arial" w:cs="Times New Roman"/>
+          <w:b w:val="0"/>
+          <w:bCs w:val="0"/>
+          <w:sz w:val="28"/>
+          <w:szCs w:val="28"/>
+          <w:u w:val="none"/>
+        </w:rPr>
+        <w:t xml:space="preserve"> = 35 мм выбирается основное отклонение вала </w:t>
+      </w:r>
+      <w:r>
+        <w:rPr>
+          <w:rStyle w:val="7"/>
+          <w:rFonts w:hint="default" w:ascii="Times New Roman" w:hAnsi="Times New Roman" w:eastAsia="Arial" w:cs="Times New Roman"/>
+          <w:b w:val="0"/>
+          <w:bCs w:val="0"/>
+          <w:i/>
+          <w:iCs/>
+          <w:sz w:val="28"/>
+          <w:szCs w:val="28"/>
+          <w:u w:val="none"/>
+        </w:rPr>
+        <w:t>k6</w:t>
+      </w:r>
+      <w:r>
+        <w:rPr>
+          <w:rFonts w:hint="default" w:ascii="Times New Roman" w:hAnsi="Times New Roman" w:eastAsia="Arial" w:cs="Times New Roman"/>
+          <w:b w:val="0"/>
+          <w:bCs w:val="0"/>
+          <w:sz w:val="28"/>
+          <w:szCs w:val="28"/>
+          <w:u w:val="none"/>
+        </w:rPr>
+        <w:t>.</w:t>
+      </w:r>
+    </w:p>
+    <w:p>
+      <w:pPr>
+        <w:keepNext w:val="0"/>
+        <w:keepLines w:val="0"/>
+        <w:pageBreakBefore w:val="0"/>
+        <w:widowControl/>
+        <w:numPr>
+          <w:numId w:val="0"/>
+        </w:numPr>
+        <w:suppressLineNumbers w:val="0"/>
+        <w:pBdr>
+          <w:bottom w:val="none" w:color="E6E8F0" w:sz="0" w:space="0"/>
+        </w:pBdr>
+        <w:tabs>
+          <w:tab w:val="left" w:pos="1440"/>
+        </w:tabs>
+        <w:kinsoku/>
+        <w:wordWrap/>
+        <w:overflowPunct/>
+        <w:topLinePunct w:val="0"/>
+        <w:autoSpaceDE/>
+        <w:autoSpaceDN/>
+        <w:bidi w:val="0"/>
+        <w:adjustRightInd/>
+        <w:snapToGrid/>
+        <w:spacing w:beforeAutospacing="0" w:afterAutospacing="0" w:line="360" w:lineRule="auto"/>
+        <w:ind w:right="0" w:rightChars="0" w:firstLine="709"/>
+        <w:jc w:val="both"/>
+        <w:textAlignment w:val="auto"/>
+        <w:rPr>
+          <w:rFonts w:hint="default" w:ascii="Times New Roman" w:hAnsi="Times New Roman" w:eastAsia="Arial" w:cs="Times New Roman"/>
+          <w:sz w:val="28"/>
+          <w:szCs w:val="28"/>
+          <w:u w:val="none"/>
+        </w:rPr>
+      </w:pPr>
+      <w:r>
+        <w:rPr>
+          <w:rFonts w:hint="default" w:ascii="Times New Roman" w:hAnsi="Times New Roman" w:eastAsia="Arial" w:cs="Times New Roman"/>
+          <w:sz w:val="28"/>
+          <w:szCs w:val="28"/>
+          <w:u w:val="none"/>
+          <w:lang w:val="en-US"/>
+        </w:rPr>
+        <w:t xml:space="preserve">2.1.1. </w:t>
+      </w:r>
+      <w:r>
+        <w:rPr>
+          <w:rFonts w:hint="default" w:ascii="Times New Roman" w:hAnsi="Times New Roman" w:eastAsia="Arial" w:cs="Times New Roman"/>
+          <w:sz w:val="28"/>
+          <w:szCs w:val="28"/>
+          <w:u w:val="none"/>
+        </w:rPr>
+        <w:t>Посадка на вал:</w:t>
+      </w:r>
+      <w:r>
+        <w:rPr>
+          <w:rStyle w:val="7"/>
+          <w:rFonts w:hint="default" w:ascii="Times New Roman" w:hAnsi="Times New Roman" w:eastAsia="Arial" w:cs="Times New Roman"/>
+          <w:b/>
+          <w:bCs/>
+          <w:sz w:val="28"/>
+          <w:szCs w:val="28"/>
+          <w:u w:val="none"/>
+        </w:rPr>
+        <w:t xml:space="preserve"> </w:t>
+      </w:r>
+      <w:r>
+        <w:rPr>
+          <w:rFonts w:hint="default" w:ascii="Times New Roman" w:hAnsi="Times New Roman" w:cs="Times New Roman"/>
+          <w:i w:val="0"/>
+          <w:iCs w:val="0"/>
+          <w:sz w:val="28"/>
+          <w:szCs w:val="28"/>
+        </w:rPr>
+        <w:sym w:font="Symbol" w:char="F0C6"/>
+      </w:r>
+      <w:r>
+        <w:rPr>
+          <w:rStyle w:val="7"/>
+          <w:rFonts w:hint="default" w:ascii="Times New Roman" w:hAnsi="Times New Roman" w:eastAsia="Arial" w:cs="Times New Roman"/>
+          <w:b w:val="0"/>
+          <w:bCs w:val="0"/>
+          <w:sz w:val="28"/>
+          <w:szCs w:val="28"/>
+          <w:u w:val="none"/>
+        </w:rPr>
+        <w:t xml:space="preserve">35 </w:t>
+      </w:r>
+      <w:r>
+        <w:rPr>
+          <w:rStyle w:val="7"/>
+          <w:rFonts w:hint="default" w:ascii="Times New Roman" w:hAnsi="Times New Roman" w:eastAsia="Arial" w:cs="Times New Roman"/>
+          <w:b w:val="0"/>
+          <w:bCs w:val="0"/>
+          <w:i/>
+          <w:iCs/>
+          <w:sz w:val="28"/>
+          <w:szCs w:val="28"/>
+          <w:u w:val="none"/>
+        </w:rPr>
+        <w:t>L0/k6</w:t>
+      </w:r>
+      <w:r>
+        <w:rPr>
+          <w:rFonts w:hint="default" w:ascii="Times New Roman" w:hAnsi="Times New Roman" w:eastAsia="Arial" w:cs="Times New Roman"/>
+          <w:sz w:val="28"/>
+          <w:szCs w:val="28"/>
+          <w:u w:val="none"/>
+        </w:rPr>
+        <w:t xml:space="preserve"> (или </w:t>
+      </w:r>
+      <w:r>
+        <w:rPr>
+          <w:rFonts w:hint="default" w:ascii="Times New Roman" w:hAnsi="Times New Roman" w:cs="Times New Roman"/>
+          <w:i w:val="0"/>
+          <w:iCs w:val="0"/>
+          <w:sz w:val="28"/>
+          <w:szCs w:val="28"/>
+        </w:rPr>
+        <w:sym w:font="Symbol" w:char="F0C6"/>
+      </w:r>
+      <w:r>
+        <w:rPr>
+          <w:rFonts w:hint="default" w:ascii="Times New Roman" w:hAnsi="Times New Roman" w:eastAsia="Arial" w:cs="Times New Roman"/>
+          <w:sz w:val="28"/>
+          <w:szCs w:val="28"/>
+          <w:u w:val="none"/>
+        </w:rPr>
+        <w:t>35</w:t>
+      </w:r>
+      <w:r>
+        <w:rPr>
+          <w:rFonts w:hint="default" w:ascii="Times New Roman" w:hAnsi="Times New Roman" w:eastAsia="Arial" w:cs="Times New Roman"/>
+          <w:i/>
+          <w:iCs/>
+          <w:sz w:val="28"/>
+          <w:szCs w:val="28"/>
+          <w:u w:val="none"/>
+        </w:rPr>
+        <w:t>k6</w:t>
+      </w:r>
+      <w:r>
+        <w:rPr>
+          <w:rFonts w:hint="default" w:ascii="Times New Roman" w:hAnsi="Times New Roman" w:eastAsia="Arial" w:cs="Times New Roman"/>
+          <w:sz w:val="28"/>
+          <w:szCs w:val="28"/>
+          <w:u w:val="none"/>
+        </w:rPr>
+        <w:t xml:space="preserve">) в системе отверстия, где </w:t>
+      </w:r>
+      <w:r>
+        <w:rPr>
+          <w:rFonts w:hint="default" w:ascii="Times New Roman" w:hAnsi="Times New Roman" w:eastAsia="Arial" w:cs="Times New Roman"/>
+          <w:i/>
+          <w:iCs/>
+          <w:sz w:val="28"/>
+          <w:szCs w:val="28"/>
+          <w:u w:val="none"/>
+        </w:rPr>
+        <w:t>L0</w:t>
+      </w:r>
+      <w:r>
+        <w:rPr>
+          <w:rFonts w:hint="default" w:ascii="Times New Roman" w:hAnsi="Times New Roman" w:eastAsia="Arial" w:cs="Times New Roman"/>
+          <w:sz w:val="28"/>
+          <w:szCs w:val="28"/>
+          <w:u w:val="none"/>
+        </w:rPr>
+        <w:t xml:space="preserve"> </w:t>
+      </w:r>
+      <w:r>
+        <w:rPr>
+          <w:rFonts w:hint="default" w:ascii="Times New Roman" w:hAnsi="Times New Roman" w:eastAsia="Arial" w:cs="Times New Roman"/>
+          <w:sz w:val="28"/>
+          <w:szCs w:val="28"/>
+          <w:u w:val="none"/>
+          <w:lang w:val="ru-RU"/>
+        </w:rPr>
+        <w:t>-</w:t>
+      </w:r>
+      <w:r>
+        <w:rPr>
+          <w:rFonts w:hint="default" w:ascii="Times New Roman" w:hAnsi="Times New Roman" w:eastAsia="Arial" w:cs="Times New Roman"/>
+          <w:sz w:val="28"/>
+          <w:szCs w:val="28"/>
+          <w:u w:val="none"/>
+        </w:rPr>
+        <w:t xml:space="preserve"> поле допуска отверстия подшипника класса 0).</w:t>
+      </w:r>
+    </w:p>
+    <w:p>
+      <w:pPr>
+        <w:keepNext w:val="0"/>
+        <w:keepLines w:val="0"/>
+        <w:pageBreakBefore w:val="0"/>
+        <w:widowControl/>
+        <w:numPr>
+          <w:numId w:val="0"/>
+        </w:numPr>
+        <w:suppressLineNumbers w:val="0"/>
+        <w:pBdr>
+          <w:bottom w:val="none" w:color="E6E8F0" w:sz="0" w:space="0"/>
+        </w:pBdr>
+        <w:tabs>
+          <w:tab w:val="left" w:pos="720"/>
+        </w:tabs>
+        <w:kinsoku/>
+        <w:wordWrap/>
+        <w:overflowPunct/>
+        <w:topLinePunct w:val="0"/>
+        <w:autoSpaceDE/>
+        <w:autoSpaceDN/>
+        <w:bidi w:val="0"/>
+        <w:adjustRightInd/>
+        <w:snapToGrid/>
+        <w:spacing w:beforeAutospacing="0" w:afterAutospacing="0" w:line="360" w:lineRule="auto"/>
+        <w:ind w:right="0" w:rightChars="0" w:firstLine="709"/>
+        <w:jc w:val="both"/>
+        <w:textAlignment w:val="auto"/>
+        <w:rPr>
+          <w:rFonts w:hint="default" w:ascii="Times New Roman" w:hAnsi="Times New Roman" w:eastAsia="Arial" w:cs="Times New Roman"/>
+          <w:sz w:val="28"/>
+          <w:szCs w:val="28"/>
+          <w:u w:val="none"/>
+        </w:rPr>
+      </w:pPr>
+      <w:r>
+        <w:rPr>
+          <w:rStyle w:val="7"/>
+          <w:rFonts w:hint="default" w:ascii="Times New Roman" w:hAnsi="Times New Roman" w:eastAsia="Arial" w:cs="Times New Roman"/>
+          <w:b w:val="0"/>
+          <w:bCs w:val="0"/>
+          <w:sz w:val="28"/>
+          <w:szCs w:val="28"/>
+          <w:u w:val="none"/>
+          <w:lang w:val="en-US"/>
+        </w:rPr>
+        <w:t xml:space="preserve">2.2. </w:t>
+      </w:r>
+      <w:r>
+        <w:rPr>
+          <w:rStyle w:val="7"/>
+          <w:rFonts w:hint="default" w:ascii="Times New Roman" w:hAnsi="Times New Roman" w:eastAsia="Arial" w:cs="Times New Roman"/>
+          <w:b w:val="0"/>
+          <w:bCs w:val="0"/>
+          <w:sz w:val="28"/>
+          <w:szCs w:val="28"/>
+          <w:u w:val="none"/>
+        </w:rPr>
+        <w:t>Наружное кольцо (местное нагружение, неподвижно)</w:t>
+      </w:r>
+      <w:r>
+        <w:rPr>
+          <w:rFonts w:hint="default" w:ascii="Times New Roman" w:hAnsi="Times New Roman" w:eastAsia="Arial" w:cs="Times New Roman"/>
+          <w:b w:val="0"/>
+          <w:bCs w:val="0"/>
+          <w:sz w:val="28"/>
+          <w:szCs w:val="28"/>
+          <w:u w:val="none"/>
+        </w:rPr>
+        <w:t>:</w:t>
+      </w:r>
+      <w:r>
+        <w:rPr>
+          <w:rFonts w:hint="default" w:ascii="Times New Roman" w:hAnsi="Times New Roman" w:eastAsia="Arial" w:cs="Times New Roman"/>
+          <w:sz w:val="28"/>
+          <w:szCs w:val="28"/>
+          <w:u w:val="none"/>
+        </w:rPr>
+        <w:br w:type="textWrapping"/>
+      </w:r>
+      <w:r>
+        <w:rPr>
+          <w:rFonts w:hint="default" w:ascii="Times New Roman" w:hAnsi="Times New Roman" w:eastAsia="Arial" w:cs="Times New Roman"/>
+          <w:sz w:val="28"/>
+          <w:szCs w:val="28"/>
+          <w:u w:val="none"/>
+          <w:lang w:val="ru-RU"/>
+        </w:rPr>
+        <w:tab/>
+      </w:r>
+      <w:r>
+        <w:rPr>
+          <w:rFonts w:hint="default" w:ascii="Times New Roman" w:hAnsi="Times New Roman" w:eastAsia="Arial" w:cs="Times New Roman"/>
+          <w:sz w:val="28"/>
+          <w:szCs w:val="28"/>
+          <w:u w:val="none"/>
+        </w:rPr>
+        <w:t xml:space="preserve">Кольцо воспринимает радиальную силу фиксированным участком, поэтому его устанавливают со слабым </w:t>
+      </w:r>
+      <w:r>
+        <w:rPr>
+          <w:rStyle w:val="7"/>
+          <w:rFonts w:hint="default" w:ascii="Times New Roman" w:hAnsi="Times New Roman" w:eastAsia="Arial" w:cs="Times New Roman"/>
+          <w:b w:val="0"/>
+          <w:bCs w:val="0"/>
+          <w:sz w:val="28"/>
+          <w:szCs w:val="28"/>
+          <w:u w:val="none"/>
+        </w:rPr>
+        <w:t>зазором</w:t>
+      </w:r>
+      <w:r>
+        <w:rPr>
+          <w:rFonts w:hint="default" w:ascii="Times New Roman" w:hAnsi="Times New Roman" w:eastAsia="Arial" w:cs="Times New Roman"/>
+          <w:sz w:val="28"/>
+          <w:szCs w:val="28"/>
+          <w:u w:val="none"/>
+        </w:rPr>
+        <w:t xml:space="preserve">, чтобы под действием вибраций оно могло медленно проворачиваться и равномерно изнашиваться. Для нормального режима работы и </w:t>
+      </w:r>
+      <w:r>
+        <w:rPr>
+          <w:rFonts w:hint="default" w:ascii="Times New Roman" w:hAnsi="Times New Roman" w:eastAsia="Arial" w:cs="Times New Roman"/>
+          <w:i/>
+          <w:iCs/>
+          <w:sz w:val="28"/>
+          <w:szCs w:val="28"/>
+          <w:u w:val="none"/>
+        </w:rPr>
+        <w:t>D</w:t>
+      </w:r>
+      <w:r>
+        <w:rPr>
+          <w:rFonts w:hint="default" w:ascii="Times New Roman" w:hAnsi="Times New Roman" w:eastAsia="Arial" w:cs="Times New Roman"/>
+          <w:sz w:val="28"/>
+          <w:szCs w:val="28"/>
+          <w:u w:val="none"/>
+        </w:rPr>
+        <w:t xml:space="preserve"> = 80 мм</w:t>
+      </w:r>
+      <w:r>
+        <w:rPr>
+          <w:rFonts w:hint="default" w:ascii="Times New Roman" w:hAnsi="Times New Roman" w:eastAsia="Arial" w:cs="Times New Roman"/>
+          <w:sz w:val="28"/>
+          <w:szCs w:val="28"/>
+          <w:u w:val="none"/>
+          <w:lang w:val="ru-RU"/>
+        </w:rPr>
+        <w:t xml:space="preserve"> </w:t>
+      </w:r>
+      <w:r>
+        <w:rPr>
+          <w:rFonts w:hint="default" w:ascii="Times New Roman" w:hAnsi="Times New Roman" w:eastAsia="Arial" w:cs="Times New Roman"/>
+          <w:sz w:val="28"/>
+          <w:szCs w:val="28"/>
+          <w:u w:val="none"/>
+        </w:rPr>
+        <w:t>выбирается поле допуска отверстия корпуса</w:t>
+      </w:r>
+      <w:r>
+        <w:rPr>
+          <w:rFonts w:hint="default" w:ascii="Times New Roman" w:hAnsi="Times New Roman" w:eastAsia="Arial" w:cs="Times New Roman"/>
+          <w:b w:val="0"/>
+          <w:bCs w:val="0"/>
+          <w:sz w:val="28"/>
+          <w:szCs w:val="28"/>
+          <w:u w:val="none"/>
+        </w:rPr>
+        <w:t xml:space="preserve"> </w:t>
+      </w:r>
+      <w:r>
+        <w:rPr>
+          <w:rStyle w:val="7"/>
+          <w:rFonts w:hint="default" w:ascii="Times New Roman" w:hAnsi="Times New Roman" w:eastAsia="Arial" w:cs="Times New Roman"/>
+          <w:b w:val="0"/>
+          <w:bCs w:val="0"/>
+          <w:i/>
+          <w:iCs/>
+          <w:sz w:val="28"/>
+          <w:szCs w:val="28"/>
+          <w:u w:val="none"/>
+        </w:rPr>
+        <w:t>H7</w:t>
+      </w:r>
+      <w:r>
+        <w:rPr>
+          <w:rFonts w:hint="default" w:ascii="Times New Roman" w:hAnsi="Times New Roman" w:eastAsia="Arial" w:cs="Times New Roman"/>
+          <w:sz w:val="28"/>
+          <w:szCs w:val="28"/>
+          <w:u w:val="none"/>
+        </w:rPr>
+        <w:t>.</w:t>
+      </w:r>
+    </w:p>
+    <w:p>
+      <w:pPr>
+        <w:keepNext w:val="0"/>
+        <w:keepLines w:val="0"/>
+        <w:pageBreakBefore w:val="0"/>
+        <w:widowControl/>
+        <w:numPr>
+          <w:numId w:val="0"/>
+        </w:numPr>
+        <w:suppressLineNumbers w:val="0"/>
+        <w:pBdr>
+          <w:bottom w:val="none" w:color="E6E8F0" w:sz="0" w:space="0"/>
+        </w:pBdr>
+        <w:tabs>
+          <w:tab w:val="left" w:pos="1440"/>
+        </w:tabs>
+        <w:kinsoku/>
+        <w:wordWrap/>
+        <w:overflowPunct/>
+        <w:topLinePunct w:val="0"/>
+        <w:autoSpaceDE/>
+        <w:autoSpaceDN/>
+        <w:bidi w:val="0"/>
+        <w:adjustRightInd/>
+        <w:snapToGrid/>
+        <w:spacing w:beforeAutospacing="0" w:afterAutospacing="0" w:line="360" w:lineRule="auto"/>
+        <w:ind w:right="0" w:rightChars="0" w:firstLine="709"/>
+        <w:jc w:val="both"/>
+        <w:textAlignment w:val="auto"/>
+        <w:rPr>
+          <w:rFonts w:hint="default" w:ascii="Times New Roman" w:hAnsi="Times New Roman" w:eastAsia="Arial" w:cs="Times New Roman"/>
+          <w:b w:val="0"/>
+          <w:bCs w:val="0"/>
+          <w:sz w:val="28"/>
+          <w:szCs w:val="28"/>
+          <w:u w:val="none"/>
+        </w:rPr>
+      </w:pPr>
+      <w:r>
+        <w:rPr>
+          <w:rFonts w:hint="default" w:ascii="Times New Roman" w:hAnsi="Times New Roman" w:eastAsia="Arial" w:cs="Times New Roman"/>
+          <w:b w:val="0"/>
+          <w:bCs w:val="0"/>
+          <w:sz w:val="28"/>
+          <w:szCs w:val="28"/>
+          <w:u w:val="none"/>
+          <w:lang w:val="en-US"/>
+        </w:rPr>
+        <w:t xml:space="preserve">2.2.1. </w:t>
+      </w:r>
+      <w:r>
+        <w:rPr>
+          <w:rFonts w:hint="default" w:ascii="Times New Roman" w:hAnsi="Times New Roman" w:eastAsia="Arial" w:cs="Times New Roman"/>
+          <w:b w:val="0"/>
+          <w:bCs w:val="0"/>
+          <w:sz w:val="28"/>
+          <w:szCs w:val="28"/>
+          <w:u w:val="none"/>
+        </w:rPr>
+        <w:t xml:space="preserve">Посадка в корпус: </w:t>
+      </w:r>
+      <w:r>
+        <w:rPr>
+          <w:rFonts w:hint="default" w:ascii="Times New Roman" w:hAnsi="Times New Roman" w:cs="Times New Roman"/>
+          <w:b w:val="0"/>
+          <w:bCs w:val="0"/>
+          <w:i w:val="0"/>
+          <w:iCs w:val="0"/>
+          <w:sz w:val="28"/>
+          <w:szCs w:val="28"/>
+        </w:rPr>
+        <w:sym w:font="Symbol" w:char="F0C6"/>
+      </w:r>
+      <w:r>
+        <w:rPr>
+          <w:rStyle w:val="7"/>
+          <w:rFonts w:hint="default" w:ascii="Times New Roman" w:hAnsi="Times New Roman" w:eastAsia="Arial" w:cs="Times New Roman"/>
+          <w:b w:val="0"/>
+          <w:bCs w:val="0"/>
+          <w:sz w:val="28"/>
+          <w:szCs w:val="28"/>
+          <w:u w:val="none"/>
+        </w:rPr>
+        <w:t xml:space="preserve">80 </w:t>
+      </w:r>
+      <w:r>
+        <w:rPr>
+          <w:rStyle w:val="7"/>
+          <w:rFonts w:hint="default" w:ascii="Times New Roman" w:hAnsi="Times New Roman" w:eastAsia="Arial" w:cs="Times New Roman"/>
+          <w:b w:val="0"/>
+          <w:bCs w:val="0"/>
+          <w:i/>
+          <w:iCs/>
+          <w:sz w:val="28"/>
+          <w:szCs w:val="28"/>
+          <w:u w:val="none"/>
+        </w:rPr>
+        <w:t>H7/l0</w:t>
+      </w:r>
+      <w:r>
+        <w:rPr>
+          <w:rFonts w:hint="default" w:ascii="Times New Roman" w:hAnsi="Times New Roman" w:eastAsia="Arial" w:cs="Times New Roman"/>
+          <w:b w:val="0"/>
+          <w:bCs w:val="0"/>
+          <w:sz w:val="28"/>
+          <w:szCs w:val="28"/>
+          <w:u w:val="none"/>
+        </w:rPr>
+        <w:t xml:space="preserve"> (где </w:t>
+      </w:r>
+      <w:r>
+        <w:rPr>
+          <w:rFonts w:hint="default" w:ascii="Times New Roman" w:hAnsi="Times New Roman" w:eastAsia="Arial" w:cs="Times New Roman"/>
+          <w:b w:val="0"/>
+          <w:bCs w:val="0"/>
+          <w:i/>
+          <w:iCs/>
+          <w:sz w:val="28"/>
+          <w:szCs w:val="28"/>
+          <w:u w:val="none"/>
+        </w:rPr>
+        <w:t>l0</w:t>
+      </w:r>
+      <w:r>
+        <w:rPr>
+          <w:rFonts w:hint="default" w:ascii="Times New Roman" w:hAnsi="Times New Roman" w:eastAsia="Arial" w:cs="Times New Roman"/>
+          <w:b w:val="0"/>
+          <w:bCs w:val="0"/>
+          <w:sz w:val="28"/>
+          <w:szCs w:val="28"/>
+          <w:u w:val="none"/>
+        </w:rPr>
+        <w:t xml:space="preserve"> — поле допуска наружного диаметра подшипника класса 0).</w:t>
+      </w:r>
+    </w:p>
+    <w:p>
+      <w:pPr>
+        <w:keepNext w:val="0"/>
+        <w:keepLines w:val="0"/>
+        <w:pageBreakBefore w:val="0"/>
+        <w:widowControl/>
+        <w:suppressLineNumbers w:val="0"/>
+        <w:pBdr>
+          <w:bottom w:val="none" w:color="E6E8F0" w:sz="0" w:space="0"/>
+        </w:pBdr>
+        <w:kinsoku/>
+        <w:wordWrap/>
+        <w:overflowPunct/>
+        <w:topLinePunct w:val="0"/>
+        <w:autoSpaceDE/>
+        <w:autoSpaceDN/>
+        <w:bidi w:val="0"/>
+        <w:adjustRightInd/>
+        <w:snapToGrid/>
+        <w:spacing w:before="0" w:beforeAutospacing="0" w:after="0" w:afterAutospacing="0" w:line="360" w:lineRule="auto"/>
+        <w:ind w:left="0" w:right="0" w:firstLine="709"/>
+        <w:jc w:val="left"/>
+        <w:textAlignment w:val="auto"/>
+        <w:rPr>
+          <w:rFonts w:hint="default" w:ascii="Times New Roman" w:hAnsi="Times New Roman" w:eastAsia="Arial" w:cs="Times New Roman"/>
+          <w:b w:val="0"/>
+          <w:bCs w:val="0"/>
+          <w:sz w:val="28"/>
+          <w:szCs w:val="28"/>
+          <w:u w:val="none"/>
+        </w:rPr>
+      </w:pPr>
+      <w:r>
+        <w:rPr>
+          <w:rFonts w:hint="default" w:ascii="Times New Roman" w:hAnsi="Times New Roman" w:eastAsia="Arial" w:cs="Times New Roman"/>
+          <w:b w:val="0"/>
+          <w:bCs w:val="0"/>
+          <w:sz w:val="28"/>
+          <w:szCs w:val="28"/>
+          <w:u w:val="none"/>
+          <w:lang w:val="en-US"/>
+        </w:rPr>
+        <w:t>3.</w:t>
+      </w:r>
+      <w:r>
+        <w:rPr>
+          <w:rFonts w:hint="default" w:ascii="Times New Roman" w:hAnsi="Times New Roman" w:eastAsia="Arial" w:cs="Times New Roman"/>
+          <w:b w:val="0"/>
+          <w:bCs w:val="0"/>
+          <w:kern w:val="0"/>
+          <w:sz w:val="28"/>
+          <w:szCs w:val="28"/>
+          <w:u w:val="none"/>
+          <w:lang w:val="en-US" w:eastAsia="zh-CN" w:bidi="ar"/>
+        </w:rPr>
+        <w:t xml:space="preserve"> Расчёт предельных размеров, зазоров и натягов</w:t>
+      </w:r>
+    </w:p>
+    <w:p>
+      <w:pPr>
+        <w:keepNext w:val="0"/>
+        <w:keepLines w:val="0"/>
+        <w:pageBreakBefore w:val="0"/>
+        <w:widowControl/>
+        <w:suppressLineNumbers w:val="0"/>
+        <w:pBdr>
+          <w:bottom w:val="none" w:color="E6E8F0" w:sz="0" w:space="0"/>
+        </w:pBdr>
+        <w:kinsoku/>
+        <w:wordWrap/>
+        <w:overflowPunct/>
+        <w:topLinePunct w:val="0"/>
+        <w:autoSpaceDE/>
+        <w:autoSpaceDN/>
+        <w:bidi w:val="0"/>
+        <w:adjustRightInd/>
+        <w:snapToGrid/>
+        <w:spacing w:before="0" w:beforeAutospacing="0" w:after="0" w:afterAutospacing="0" w:line="360" w:lineRule="auto"/>
+        <w:ind w:left="0" w:right="0" w:firstLine="709"/>
+        <w:jc w:val="left"/>
+        <w:textAlignment w:val="auto"/>
+        <w:rPr>
+          <w:rFonts w:hint="default" w:ascii="Times New Roman" w:hAnsi="Times New Roman" w:eastAsia="Arial" w:cs="Times New Roman"/>
+          <w:b w:val="0"/>
+          <w:bCs w:val="0"/>
+          <w:sz w:val="28"/>
+          <w:szCs w:val="28"/>
+          <w:u w:val="none"/>
+        </w:rPr>
+      </w:pPr>
+      <w:r>
+        <w:rPr>
+          <w:rFonts w:hint="default" w:ascii="Times New Roman" w:hAnsi="Times New Roman" w:eastAsia="Arial" w:cs="Times New Roman"/>
+          <w:b w:val="0"/>
+          <w:bCs w:val="0"/>
+          <w:kern w:val="0"/>
+          <w:sz w:val="28"/>
+          <w:szCs w:val="28"/>
+          <w:u w:val="none"/>
+          <w:lang w:val="en-US" w:eastAsia="zh-CN" w:bidi="ar"/>
+        </w:rPr>
+        <w:t xml:space="preserve">Исходные данные предельных отклонений колец подшипников (класс 0) по </w:t>
+      </w:r>
+      <w:r>
+        <w:rPr>
+          <w:rStyle w:val="7"/>
+          <w:rFonts w:hint="default" w:ascii="Times New Roman" w:hAnsi="Times New Roman" w:eastAsia="Arial" w:cs="Times New Roman"/>
+          <w:b w:val="0"/>
+          <w:bCs w:val="0"/>
+          <w:kern w:val="0"/>
+          <w:sz w:val="28"/>
+          <w:szCs w:val="28"/>
+          <w:u w:val="none"/>
+          <w:lang w:val="en-US" w:eastAsia="zh-CN" w:bidi="ar"/>
+        </w:rPr>
+        <w:t>ГОСТ 520-2011</w:t>
+      </w:r>
+      <w:r>
+        <w:rPr>
+          <w:rFonts w:hint="default" w:ascii="Times New Roman" w:hAnsi="Times New Roman" w:eastAsia="Arial" w:cs="Times New Roman"/>
+          <w:b w:val="0"/>
+          <w:bCs w:val="0"/>
+          <w:kern w:val="0"/>
+          <w:sz w:val="28"/>
+          <w:szCs w:val="28"/>
+          <w:u w:val="none"/>
+          <w:lang w:val="en-US" w:eastAsia="zh-CN" w:bidi="ar"/>
+        </w:rPr>
+        <w:t xml:space="preserve"> и сопрягаемых деталей по </w:t>
+      </w:r>
+      <w:r>
+        <w:rPr>
+          <w:rStyle w:val="7"/>
+          <w:rFonts w:hint="default" w:ascii="Times New Roman" w:hAnsi="Times New Roman" w:eastAsia="Arial" w:cs="Times New Roman"/>
+          <w:b w:val="0"/>
+          <w:bCs w:val="0"/>
+          <w:kern w:val="0"/>
+          <w:sz w:val="28"/>
+          <w:szCs w:val="28"/>
+          <w:u w:val="none"/>
+          <w:lang w:val="en-US" w:eastAsia="zh-CN" w:bidi="ar"/>
+        </w:rPr>
+        <w:t>ГОСТ 25347-82</w:t>
+      </w:r>
+      <w:r>
+        <w:rPr>
+          <w:rFonts w:hint="default" w:ascii="Times New Roman" w:hAnsi="Times New Roman" w:eastAsia="Arial" w:cs="Times New Roman"/>
+          <w:b w:val="0"/>
+          <w:bCs w:val="0"/>
+          <w:kern w:val="0"/>
+          <w:sz w:val="28"/>
+          <w:szCs w:val="28"/>
+          <w:u w:val="none"/>
+          <w:lang w:val="en-US" w:eastAsia="zh-CN" w:bidi="ar"/>
+        </w:rPr>
+        <w:t>:</w:t>
+      </w:r>
+    </w:p>
+    <w:p>
+      <w:pPr>
+        <w:keepNext w:val="0"/>
+        <w:keepLines w:val="0"/>
+        <w:pageBreakBefore w:val="0"/>
+        <w:widowControl/>
+        <w:suppressLineNumbers w:val="0"/>
+        <w:pBdr>
+          <w:bottom w:val="none" w:color="E6E8F0" w:sz="0" w:space="0"/>
+        </w:pBdr>
+        <w:kinsoku/>
+        <w:wordWrap/>
+        <w:overflowPunct/>
+        <w:topLinePunct w:val="0"/>
+        <w:autoSpaceDE/>
+        <w:autoSpaceDN/>
+        <w:bidi w:val="0"/>
+        <w:adjustRightInd/>
+        <w:snapToGrid/>
+        <w:spacing w:before="0" w:beforeAutospacing="0" w:after="0" w:afterAutospacing="0" w:line="360" w:lineRule="auto"/>
+        <w:ind w:left="0" w:right="0" w:firstLine="709"/>
+        <w:jc w:val="left"/>
+        <w:textAlignment w:val="auto"/>
+        <w:rPr>
+          <w:rFonts w:hint="default" w:ascii="Times New Roman" w:hAnsi="Times New Roman" w:eastAsia="Arial" w:cs="Times New Roman"/>
+          <w:b w:val="0"/>
+          <w:bCs w:val="0"/>
+          <w:kern w:val="0"/>
+          <w:sz w:val="28"/>
+          <w:szCs w:val="28"/>
+          <w:u w:val="none"/>
+          <w:lang w:val="en-US" w:eastAsia="zh-CN" w:bidi="ar"/>
+        </w:rPr>
+      </w:pPr>
+      <w:r>
+        <w:rPr>
+          <w:rFonts w:hint="default" w:ascii="Times New Roman" w:hAnsi="Times New Roman" w:eastAsia="Arial" w:cs="Times New Roman"/>
+          <w:b w:val="0"/>
+          <w:bCs w:val="0"/>
+          <w:kern w:val="0"/>
+          <w:sz w:val="28"/>
+          <w:szCs w:val="28"/>
+          <w:u w:val="none"/>
+          <w:lang w:val="ru-RU" w:eastAsia="zh-CN" w:bidi="ar"/>
+        </w:rPr>
+        <w:t>Сопряжение</w:t>
+      </w:r>
+      <w:r>
+        <w:rPr>
+          <w:rFonts w:hint="default" w:ascii="Times New Roman" w:hAnsi="Times New Roman" w:eastAsia="Arial" w:cs="Times New Roman"/>
+          <w:b w:val="0"/>
+          <w:bCs w:val="0"/>
+          <w:kern w:val="0"/>
+          <w:sz w:val="28"/>
+          <w:szCs w:val="28"/>
+          <w:u w:val="none"/>
+          <w:lang w:val="en-US" w:eastAsia="zh-CN" w:bidi="ar"/>
+        </w:rPr>
+        <w:t xml:space="preserve">: Вал - Внутреннее кольцо </w:t>
+      </w:r>
+      <w:r>
+        <w:rPr>
+          <w:rFonts w:hint="default" w:ascii="Times New Roman" w:hAnsi="Times New Roman" w:cs="Times New Roman"/>
+          <w:b w:val="0"/>
+          <w:bCs w:val="0"/>
+          <w:i w:val="0"/>
+          <w:iCs w:val="0"/>
+          <w:sz w:val="28"/>
+          <w:szCs w:val="28"/>
+        </w:rPr>
+        <w:sym w:font="Symbol" w:char="F0C6"/>
+      </w:r>
+      <w:r>
+        <w:rPr>
+          <w:rFonts w:hint="default" w:ascii="Times New Roman" w:hAnsi="Times New Roman" w:eastAsia="Arial" w:cs="Times New Roman"/>
+          <w:b w:val="0"/>
+          <w:bCs w:val="0"/>
+          <w:kern w:val="0"/>
+          <w:sz w:val="28"/>
+          <w:szCs w:val="28"/>
+          <w:u w:val="none"/>
+          <w:lang w:val="en-US" w:eastAsia="zh-CN" w:bidi="ar"/>
+        </w:rPr>
+        <w:t xml:space="preserve">35 </w:t>
+      </w:r>
+      <w:r>
+        <w:rPr>
+          <w:rFonts w:hint="default" w:ascii="Times New Roman" w:hAnsi="Times New Roman" w:eastAsia="Arial" w:cs="Times New Roman"/>
+          <w:b w:val="0"/>
+          <w:bCs w:val="0"/>
+          <w:i/>
+          <w:iCs/>
+          <w:kern w:val="0"/>
+          <w:sz w:val="28"/>
+          <w:szCs w:val="28"/>
+          <w:u w:val="none"/>
+          <w:lang w:val="en-US" w:eastAsia="zh-CN" w:bidi="ar"/>
+        </w:rPr>
+        <w:t>L0/k6</w:t>
+      </w:r>
+    </w:p>
+    <w:p>
+      <w:pPr>
+        <w:keepNext w:val="0"/>
+        <w:keepLines w:val="0"/>
+        <w:pageBreakBefore w:val="0"/>
+        <w:widowControl/>
+        <w:suppressLineNumbers w:val="0"/>
+        <w:pBdr>
+          <w:bottom w:val="none" w:color="E6E8F0" w:sz="0" w:space="0"/>
+        </w:pBdr>
+        <w:kinsoku/>
+        <w:wordWrap/>
+        <w:overflowPunct/>
+        <w:topLinePunct w:val="0"/>
+        <w:autoSpaceDE/>
+        <w:autoSpaceDN/>
+        <w:bidi w:val="0"/>
+        <w:adjustRightInd/>
+        <w:snapToGrid/>
+        <w:spacing w:before="0" w:beforeAutospacing="0" w:after="0" w:afterAutospacing="0" w:line="360" w:lineRule="auto"/>
+        <w:ind w:left="0" w:right="0" w:firstLine="709"/>
+        <w:jc w:val="left"/>
+        <w:textAlignment w:val="auto"/>
+        <w:rPr>
+          <w:rFonts w:hint="default" w:ascii="Times New Roman" w:hAnsi="Times New Roman" w:eastAsia="Arial" w:cs="Times New Roman"/>
+          <w:b w:val="0"/>
+          <w:bCs w:val="0"/>
+          <w:sz w:val="28"/>
+          <w:szCs w:val="28"/>
+          <w:u w:val="none"/>
+        </w:rPr>
+      </w:pPr>
+      <w:r>
+        <w:rPr>
+          <w:rFonts w:hint="default" w:ascii="Times New Roman" w:hAnsi="Times New Roman" w:eastAsia="Arial" w:cs="Times New Roman"/>
+          <w:b w:val="0"/>
+          <w:bCs w:val="0"/>
+          <w:sz w:val="28"/>
+          <w:szCs w:val="28"/>
+          <w:u w:val="none"/>
+        </w:rPr>
+        <w:t xml:space="preserve">Отклонения отверстия подшипника </w:t>
+      </w:r>
+      <w:r>
+        <w:rPr>
+          <w:rFonts w:hint="default" w:ascii="Times New Roman" w:hAnsi="Times New Roman" w:eastAsia="Arial" w:cs="Times New Roman"/>
+          <w:b w:val="0"/>
+          <w:bCs w:val="0"/>
+          <w:i/>
+          <w:iCs/>
+          <w:sz w:val="28"/>
+          <w:szCs w:val="28"/>
+          <w:u w:val="none"/>
+        </w:rPr>
+        <w:t>L0</w:t>
+      </w:r>
+      <w:r>
+        <w:rPr>
+          <w:rFonts w:hint="default" w:ascii="Times New Roman" w:hAnsi="Times New Roman" w:eastAsia="Arial" w:cs="Times New Roman"/>
+          <w:b w:val="0"/>
+          <w:bCs w:val="0"/>
+          <w:sz w:val="28"/>
+          <w:szCs w:val="28"/>
+          <w:u w:val="none"/>
+        </w:rPr>
+        <w:t xml:space="preserve">: </w:t>
+      </w:r>
+      <w:r>
+        <w:rPr>
+          <w:rFonts w:hint="default" w:ascii="Times New Roman" w:hAnsi="Times New Roman" w:eastAsia="Arial" w:cs="Times New Roman"/>
+          <w:b w:val="0"/>
+          <w:bCs w:val="0"/>
+          <w:i/>
+          <w:iCs/>
+          <w:sz w:val="28"/>
+          <w:szCs w:val="28"/>
+          <w:u w:val="none"/>
+        </w:rPr>
+        <w:t>es</w:t>
+      </w:r>
+      <w:r>
+        <w:rPr>
+          <w:rFonts w:hint="default" w:ascii="Times New Roman" w:hAnsi="Times New Roman" w:eastAsia="Arial" w:cs="Times New Roman"/>
+          <w:b w:val="0"/>
+          <w:bCs w:val="0"/>
+          <w:sz w:val="28"/>
+          <w:szCs w:val="28"/>
+          <w:u w:val="none"/>
+        </w:rPr>
+        <w:t xml:space="preserve"> = 0 мкм, </w:t>
+      </w:r>
+      <w:r>
+        <w:rPr>
+          <w:rFonts w:hint="default" w:ascii="Times New Roman" w:hAnsi="Times New Roman" w:eastAsia="Arial" w:cs="Times New Roman"/>
+          <w:b w:val="0"/>
+          <w:bCs w:val="0"/>
+          <w:i/>
+          <w:iCs/>
+          <w:sz w:val="28"/>
+          <w:szCs w:val="28"/>
+          <w:u w:val="none"/>
+        </w:rPr>
+        <w:t>ei</w:t>
+      </w:r>
+      <w:r>
+        <w:rPr>
+          <w:rFonts w:hint="default" w:ascii="Times New Roman" w:hAnsi="Times New Roman" w:eastAsia="Arial" w:cs="Times New Roman"/>
+          <w:b w:val="0"/>
+          <w:bCs w:val="0"/>
+          <w:sz w:val="28"/>
+          <w:szCs w:val="28"/>
+          <w:u w:val="none"/>
+        </w:rPr>
+        <w:t xml:space="preserve"> = -12 мкм.</w:t>
+      </w:r>
+    </w:p>
+    <w:p>
+      <w:pPr>
+        <w:keepNext w:val="0"/>
+        <w:keepLines w:val="0"/>
+        <w:pageBreakBefore w:val="0"/>
+        <w:widowControl/>
+        <w:numPr>
+          <w:numId w:val="0"/>
+        </w:numPr>
+        <w:suppressLineNumbers w:val="0"/>
+        <w:pBdr>
+          <w:bottom w:val="none" w:color="E6E8F0" w:sz="0" w:space="0"/>
+        </w:pBdr>
+        <w:kinsoku/>
+        <w:wordWrap/>
+        <w:overflowPunct/>
+        <w:topLinePunct w:val="0"/>
+        <w:autoSpaceDE/>
+        <w:autoSpaceDN/>
+        <w:bidi w:val="0"/>
+        <w:adjustRightInd/>
+        <w:snapToGrid/>
+        <w:spacing w:beforeAutospacing="0" w:afterAutospacing="0" w:line="360" w:lineRule="auto"/>
+        <w:ind w:left="709" w:leftChars="0" w:right="0" w:rightChars="0"/>
+        <w:textAlignment w:val="auto"/>
+        <w:rPr>
+          <w:rFonts w:hint="default" w:ascii="Times New Roman" w:hAnsi="Times New Roman" w:eastAsia="Arial" w:cs="Times New Roman"/>
+          <w:b w:val="0"/>
+          <w:bCs w:val="0"/>
+          <w:sz w:val="28"/>
+          <w:szCs w:val="28"/>
+          <w:u w:val="none"/>
+        </w:rPr>
+      </w:pPr>
+      <w:r>
+        <w:rPr>
+          <w:rFonts w:hint="default" w:ascii="Times New Roman" w:hAnsi="Times New Roman" w:eastAsia="Arial" w:cs="Times New Roman"/>
+          <w:b w:val="0"/>
+          <w:bCs w:val="0"/>
+          <w:sz w:val="28"/>
+          <w:szCs w:val="28"/>
+          <w:u w:val="none"/>
+        </w:rPr>
+        <w:t xml:space="preserve">Отклонения шейки вала </w:t>
+      </w:r>
+      <w:r>
+        <w:rPr>
+          <w:rFonts w:hint="default" w:ascii="Times New Roman" w:hAnsi="Times New Roman" w:eastAsia="Arial" w:cs="Times New Roman"/>
+          <w:b w:val="0"/>
+          <w:bCs w:val="0"/>
+          <w:i/>
+          <w:iCs/>
+          <w:sz w:val="28"/>
+          <w:szCs w:val="28"/>
+          <w:u w:val="none"/>
+        </w:rPr>
+        <w:t>k6</w:t>
+      </w:r>
+      <w:r>
+        <w:rPr>
+          <w:rFonts w:hint="default" w:ascii="Times New Roman" w:hAnsi="Times New Roman" w:eastAsia="Arial" w:cs="Times New Roman"/>
+          <w:b w:val="0"/>
+          <w:bCs w:val="0"/>
+          <w:sz w:val="28"/>
+          <w:szCs w:val="28"/>
+          <w:u w:val="none"/>
+        </w:rPr>
+        <w:t>: es = +18 мкм</w:t>
+      </w:r>
+      <w:r>
+        <w:rPr>
+          <w:rFonts w:hint="default" w:ascii="Times New Roman" w:hAnsi="Times New Roman" w:eastAsia="Arial" w:cs="Times New Roman"/>
+          <w:b w:val="0"/>
+          <w:bCs w:val="0"/>
+          <w:sz w:val="28"/>
+          <w:szCs w:val="28"/>
+          <w:u w:val="none"/>
+          <w:lang w:val="en-US"/>
+        </w:rPr>
+        <w:t>,</w:t>
+      </w:r>
+      <w:r>
+        <w:rPr>
+          <w:rFonts w:hint="default" w:ascii="Times New Roman" w:hAnsi="Times New Roman" w:eastAsia="Arial" w:cs="Times New Roman"/>
+          <w:b w:val="0"/>
+          <w:bCs w:val="0"/>
+          <w:sz w:val="28"/>
+          <w:szCs w:val="28"/>
+          <w:u w:val="none"/>
+        </w:rPr>
+        <w:t xml:space="preserve"> ei = +2 мкм.</w:t>
+      </w:r>
+    </w:p>
+    <w:p>
+      <w:pPr>
+        <w:keepNext w:val="0"/>
+        <w:keepLines w:val="0"/>
+        <w:pageBreakBefore w:val="0"/>
+        <w:widowControl/>
+        <w:numPr>
+          <w:numId w:val="0"/>
+        </w:numPr>
+        <w:suppressLineNumbers w:val="0"/>
+        <w:pBdr>
+          <w:bottom w:val="none" w:color="E6E8F0" w:sz="0" w:space="0"/>
+        </w:pBdr>
+        <w:tabs>
+          <w:tab w:val="left" w:pos="1440"/>
+        </w:tabs>
+        <w:kinsoku/>
+        <w:wordWrap/>
+        <w:overflowPunct/>
+        <w:topLinePunct w:val="0"/>
+        <w:autoSpaceDE/>
+        <w:autoSpaceDN/>
+        <w:bidi w:val="0"/>
+        <w:adjustRightInd/>
+        <w:snapToGrid/>
+        <w:spacing w:beforeAutospacing="0" w:afterAutospacing="0" w:line="360" w:lineRule="auto"/>
+        <w:ind w:right="0" w:rightChars="0" w:firstLine="709"/>
+        <w:jc w:val="both"/>
+        <w:textAlignment w:val="auto"/>
+        <w:rPr>
+          <w:rFonts w:hint="default" w:ascii="Times New Roman" w:hAnsi="Times New Roman" w:eastAsia="Arial" w:cs="Times New Roman"/>
+          <w:sz w:val="28"/>
+          <w:szCs w:val="28"/>
+          <w:u w:val="none"/>
+          <w:lang w:val="en-US"/>
+        </w:rPr>
+      </w:pPr>
+      <w:bookmarkStart w:id="3" w:name="_GoBack"/>
+      <w:bookmarkEnd w:id="3"/>
+    </w:p>
+    <w:p>
+      <w:pPr>
+        <w:keepNext w:val="0"/>
+        <w:keepLines w:val="0"/>
+        <w:pageBreakBefore w:val="0"/>
+        <w:widowControl/>
+        <w:numPr>
+          <w:numId w:val="0"/>
+        </w:numPr>
+        <w:suppressLineNumbers w:val="0"/>
+        <w:pBdr>
+          <w:bottom w:val="none" w:color="E6E8F0" w:sz="0" w:space="0"/>
+        </w:pBdr>
+        <w:tabs>
+          <w:tab w:val="left" w:pos="1440"/>
+        </w:tabs>
+        <w:kinsoku/>
+        <w:wordWrap/>
+        <w:overflowPunct/>
+        <w:topLinePunct w:val="0"/>
+        <w:autoSpaceDE/>
+        <w:autoSpaceDN/>
+        <w:bidi w:val="0"/>
+        <w:adjustRightInd/>
+        <w:snapToGrid/>
+        <w:spacing w:beforeAutospacing="0" w:afterAutospacing="0" w:line="360" w:lineRule="auto"/>
+        <w:ind w:left="709" w:leftChars="0" w:right="0" w:rightChars="0"/>
+        <w:jc w:val="both"/>
+        <w:textAlignment w:val="auto"/>
+        <w:rPr>
+          <w:rFonts w:hint="default" w:ascii="Times New Roman" w:hAnsi="Times New Roman" w:eastAsia="Arial" w:cs="Times New Roman"/>
+          <w:sz w:val="28"/>
+          <w:szCs w:val="28"/>
+          <w:u w:val="none"/>
+        </w:rPr>
+      </w:pPr>
+    </w:p>
+    <w:p>
+      <w:pPr>
+        <w:keepNext w:val="0"/>
+        <w:keepLines w:val="0"/>
+        <w:pageBreakBefore w:val="0"/>
+        <w:widowControl/>
+        <w:kinsoku/>
+        <w:wordWrap/>
+        <w:overflowPunct/>
+        <w:topLinePunct w:val="0"/>
+        <w:autoSpaceDE/>
+        <w:autoSpaceDN/>
+        <w:bidi w:val="0"/>
+        <w:adjustRightInd/>
+        <w:snapToGrid/>
+        <w:spacing w:line="360" w:lineRule="auto"/>
+        <w:ind w:firstLine="709" w:firstLineChars="0"/>
+        <w:jc w:val="both"/>
+        <w:textAlignment w:val="auto"/>
+        <w:rPr>
+          <w:sz w:val="28"/>
+          <w:szCs w:val="28"/>
+        </w:rPr>
+      </w:pPr>
+    </w:p>
+    <w:p>
+      <w:pPr>
+        <w:keepNext w:val="0"/>
+        <w:keepLines w:val="0"/>
+        <w:pageBreakBefore w:val="0"/>
+        <w:widowControl/>
+        <w:kinsoku/>
+        <w:wordWrap/>
+        <w:overflowPunct/>
+        <w:topLinePunct w:val="0"/>
+        <w:autoSpaceDE/>
+        <w:autoSpaceDN/>
+        <w:bidi w:val="0"/>
+        <w:adjustRightInd/>
+        <w:snapToGrid/>
+        <w:spacing w:line="360" w:lineRule="auto"/>
+        <w:ind w:firstLine="709" w:firstLineChars="0"/>
+        <w:jc w:val="both"/>
+        <w:textAlignment w:val="auto"/>
+        <w:rPr>
+          <w:rFonts w:hint="default"/>
+          <w:sz w:val="28"/>
+          <w:szCs w:val="28"/>
+          <w:lang w:val="en-US"/>
+        </w:rPr>
+      </w:pPr>
+    </w:p>
+    <w:p>
+      <w:pPr>
+        <w:keepNext w:val="0"/>
+        <w:keepLines w:val="0"/>
+        <w:pageBreakBefore w:val="0"/>
+        <w:widowControl/>
+        <w:kinsoku/>
+        <w:wordWrap/>
+        <w:overflowPunct/>
+        <w:topLinePunct w:val="0"/>
+        <w:autoSpaceDE/>
+        <w:autoSpaceDN/>
+        <w:bidi w:val="0"/>
+        <w:adjustRightInd/>
+        <w:snapToGrid/>
+        <w:spacing w:line="360" w:lineRule="auto"/>
+        <w:jc w:val="center"/>
+        <w:textAlignment w:val="auto"/>
+        <w:rPr>
+          <w:rFonts w:hint="default"/>
+          <w:sz w:val="28"/>
+          <w:szCs w:val="28"/>
+          <w:lang w:val="en-US" w:eastAsia="zh-CN"/>
         </w:rPr>
       </w:pPr>
     </w:p>
@@ -28635,7 +31653,7 @@
 <w:ftr xmlns:wpc="http://schemas.microsoft.com/office/word/2010/wordprocessingCanvas" xmlns:mc="http://schemas.openxmlformats.org/markup-compatibility/2006" xmlns:o="urn:schemas-microsoft-com:office:office" xmlns:r="http://schemas.openxmlformats.org/officeDocument/2006/relationships" xmlns:m="http://schemas.openxmlformats.org/officeDocument/2006/math" xmlns:v="urn:schemas-microsoft-com:vml" xmlns:wp14="http://schemas.microsoft.com/office/word/2010/wordprocessingDrawing" xmlns:wp="http://schemas.openxmlformats.org/drawingml/2006/wordprocessingDrawing" xmlns:w10="urn:schemas-microsoft-com:office:word" xmlns:w="http://schemas.openxmlformats.org/wordprocessingml/2006/main" xmlns:w14="http://schemas.microsoft.com/office/word/2010/wordml" xmlns:w15="http://schemas.microsoft.com/office/word/2012/wordml" xmlns:wpg="http://schemas.microsoft.com/office/word/2010/wordprocessingGroup" xmlns:wpi="http://schemas.microsoft.com/office/word/2010/wordprocessingInk" xmlns:wne="http://schemas.microsoft.com/office/word/2006/wordml" xmlns:wps="http://schemas.microsoft.com/office/word/2010/wordprocessingShape" xmlns:wpsCustomData="http://www.wps.cn/officeDocument/2013/wpsCustomData" mc:Ignorable="w14 w15 wp14">
   <w:p>
     <w:pPr>
-      <w:pStyle w:val="9"/>
+      <w:pStyle w:val="10"/>
       <w:jc w:val="center"/>
       <w:rPr>
         <w:rFonts w:hint="default"/>
@@ -28697,7 +31715,7 @@
                       <w:txbxContent>
                         <w:p>
                           <w:pPr>
-                            <w:pStyle w:val="9"/>
+                            <w:pStyle w:val="10"/>
                           </w:pPr>
                           <w:r>
                             <w:fldChar w:fldCharType="begin"/>
@@ -28737,7 +31755,7 @@
                 <w:txbxContent>
                   <w:p>
                     <w:pPr>
-                      <w:pStyle w:val="9"/>
+                      <w:pStyle w:val="10"/>
                     </w:pPr>
                     <w:r>
                       <w:fldChar w:fldCharType="begin"/>
@@ -28769,6 +31787,18 @@
 <file path=word/numbering.xml><?xml version="1.0" encoding="utf-8"?>
 <w:numbering xmlns:wpc="http://schemas.microsoft.com/office/word/2010/wordprocessingCanvas" xmlns:mc="http://schemas.openxmlformats.org/markup-compatibility/2006" xmlns:o="urn:schemas-microsoft-com:office:office" xmlns:r="http://schemas.openxmlformats.org/officeDocument/2006/relationships" xmlns:m="http://schemas.openxmlformats.org/officeDocument/2006/math" xmlns:v="urn:schemas-microsoft-com:vml" xmlns:wp14="http://schemas.microsoft.com/office/word/2010/wordprocessingDrawing" xmlns:wp="http://schemas.openxmlformats.org/drawingml/2006/wordprocessingDrawing" xmlns:w10="urn:schemas-microsoft-com:office:word" xmlns:w="http://schemas.openxmlformats.org/wordprocessingml/2006/main" xmlns:w14="http://schemas.microsoft.com/office/word/2010/wordml" xmlns:wpg="http://schemas.microsoft.com/office/word/2010/wordprocessingGroup" xmlns:wpi="http://schemas.microsoft.com/office/word/2010/wordprocessingInk" xmlns:wne="http://schemas.microsoft.com/office/word/2006/wordml" xmlns:wps="http://schemas.microsoft.com/office/word/2010/wordprocessingShape" xmlns:wpsCustomData="http://www.wps.cn/officeDocument/2013/wpsCustomData" mc:Ignorable="w14 wp14">
   <w:abstractNum w:abstractNumId="0">
+    <w:nsid w:val="CF0567D1"/>
+    <w:multiLevelType w:val="singleLevel"/>
+    <w:tmpl w:val="CF0567D1"/>
+    <w:lvl w:ilvl="0" w:tentative="0">
+      <w:start w:val="1"/>
+      <w:numFmt w:val="decimal"/>
+      <w:suff w:val="space"/>
+      <w:lvlText w:val="%1."/>
+      <w:lvlJc w:val="left"/>
+    </w:lvl>
+  </w:abstractNum>
+  <w:abstractNum w:abstractNumId="1">
     <w:nsid w:val="D1BB115A"/>
     <w:multiLevelType w:val="multilevel"/>
     <w:tmpl w:val="D1BB115A"/>
@@ -28890,7 +31920,7 @@
       </w:rPr>
     </w:lvl>
   </w:abstractNum>
-  <w:abstractNum w:abstractNumId="1">
+  <w:abstractNum w:abstractNumId="2">
     <w:nsid w:val="3C22470D"/>
     <w:multiLevelType w:val="multilevel"/>
     <w:tmpl w:val="3C22470D"/>
@@ -29012,7 +32042,7 @@
       </w:rPr>
     </w:lvl>
   </w:abstractNum>
-  <w:abstractNum w:abstractNumId="2">
+  <w:abstractNum w:abstractNumId="3">
     <w:nsid w:val="58329DB5"/>
     <w:multiLevelType w:val="multilevel"/>
     <w:tmpl w:val="58329DB5"/>
@@ -29135,12 +32165,15 @@
     </w:lvl>
   </w:abstractNum>
   <w:num w:numId="1">
+    <w:abstractNumId w:val="2"/>
+  </w:num>
+  <w:num w:numId="2">
+    <w:abstractNumId w:val="3"/>
+  </w:num>
+  <w:num w:numId="3">
     <w:abstractNumId w:val="1"/>
   </w:num>
-  <w:num w:numId="2">
-    <w:abstractNumId w:val="2"/>
-  </w:num>
-  <w:num w:numId="3">
+  <w:num w:numId="4">
     <w:abstractNumId w:val="0"/>
   </w:num>
 </w:numbering>
@@ -29253,7 +32286,7 @@
     <w:lsdException w:unhideWhenUsed="0" w:uiPriority="0" w:semiHidden="0" w:name="HTML Acronym"/>
     <w:lsdException w:unhideWhenUsed="0" w:uiPriority="0" w:semiHidden="0" w:name="HTML Address"/>
     <w:lsdException w:unhideWhenUsed="0" w:uiPriority="0" w:semiHidden="0" w:name="HTML Cite"/>
-    <w:lsdException w:unhideWhenUsed="0" w:uiPriority="0" w:semiHidden="0" w:name="HTML Code"/>
+    <w:lsdException w:qFormat="1" w:unhideWhenUsed="0" w:uiPriority="0" w:semiHidden="0" w:name="HTML Code"/>
     <w:lsdException w:unhideWhenUsed="0" w:uiPriority="0" w:semiHidden="0" w:name="HTML Definition"/>
     <w:lsdException w:unhideWhenUsed="0" w:uiPriority="0" w:semiHidden="0" w:name="HTML Keyboard"/>
     <w:lsdException w:unhideWhenUsed="0" w:uiPriority="0" w:semiHidden="0" w:name="HTML Preformatted"/>
@@ -29365,6 +32398,17 @@
     </w:rPr>
   </w:style>
   <w:style w:type="character" w:styleId="6">
+    <w:name w:val="HTML Code"/>
+    <w:basedOn w:val="3"/>
+    <w:qFormat/>
+    <w:uiPriority w:val="0"/>
+    <w:rPr>
+      <w:rFonts w:ascii="Courier New" w:hAnsi="Courier New" w:cs="Courier New"/>
+      <w:sz w:val="20"/>
+      <w:szCs w:val="20"/>
+    </w:rPr>
+  </w:style>
+  <w:style w:type="character" w:styleId="7">
     <w:name w:val="Strong"/>
     <w:basedOn w:val="3"/>
     <w:qFormat/>
@@ -29374,7 +32418,7 @@
       <w:bCs/>
     </w:rPr>
   </w:style>
-  <w:style w:type="paragraph" w:styleId="7">
+  <w:style w:type="paragraph" w:styleId="8">
     <w:name w:val="header"/>
     <w:basedOn w:val="1"/>
     <w:qFormat/>
@@ -29386,7 +32430,7 @@
       </w:tabs>
     </w:pPr>
   </w:style>
-  <w:style w:type="paragraph" w:styleId="8">
+  <w:style w:type="paragraph" w:styleId="9">
     <w:name w:val="toc 1"/>
     <w:basedOn w:val="1"/>
     <w:next w:val="1"/>
@@ -29404,7 +32448,7 @@
       <w:szCs w:val="32"/>
     </w:rPr>
   </w:style>
-  <w:style w:type="paragraph" w:styleId="9">
+  <w:style w:type="paragraph" w:styleId="10">
     <w:name w:val="footer"/>
     <w:basedOn w:val="1"/>
     <w:qFormat/>
@@ -29416,7 +32460,7 @@
       </w:tabs>
     </w:pPr>
   </w:style>
-  <w:style w:type="table" w:styleId="10">
+  <w:style w:type="table" w:styleId="11">
     <w:name w:val="Table Grid"/>
     <w:basedOn w:val="4"/>
     <w:qFormat/>

--- a/НТиТИ/Курсовой - 30304125.docx
+++ b/НТиТИ/Курсовой - 30304125.docx
@@ -29075,8 +29075,8 @@
           <w:szCs w:val="32"/>
         </w:rPr>
       </w:pPr>
-      <w:bookmarkStart w:id="0" w:name="_Toc118282486"/>
-      <w:bookmarkStart w:id="1" w:name="_Toc451175238"/>
+      <w:bookmarkStart w:id="0" w:name="_Toc451175238"/>
+      <w:bookmarkStart w:id="1" w:name="_Toc118282486"/>
       <w:bookmarkStart w:id="2" w:name="_Toc224287364"/>
       <w:r>
         <w:rPr>
@@ -39624,32 +39624,6 @@
         <w:adjustRightInd/>
         <w:snapToGrid/>
         <w:spacing w:line="360" w:lineRule="auto"/>
-        <w:jc w:val="center"/>
-        <w:textAlignment w:val="auto"/>
-        <w:rPr>
-          <w:rFonts w:hint="default"/>
-          <w:sz w:val="28"/>
-          <w:szCs w:val="28"/>
-          <w:lang w:val="en-US" w:eastAsia="zh-CN"/>
-        </w:rPr>
-      </w:pPr>
-    </w:p>
-    <w:p>
-      <w:pPr>
-        <w:keepNext w:val="0"/>
-        <w:keepLines w:val="0"/>
-        <w:pageBreakBefore w:val="0"/>
-        <w:widowControl/>
-        <w:kinsoku/>
-        <w:wordWrap/>
-        <w:overflowPunct/>
-        <w:topLinePunct w:val="0"/>
-        <w:autoSpaceDE/>
-        <w:autoSpaceDN/>
-        <w:bidi w:val="0"/>
-        <w:adjustRightInd/>
-        <w:snapToGrid/>
-        <w:spacing w:line="360" w:lineRule="auto"/>
         <w:jc w:val="both"/>
         <w:textAlignment w:val="auto"/>
         <w:rPr>
@@ -39661,33 +39635,6 @@
         </w:rPr>
       </w:pPr>
       <w:bookmarkStart w:id="3" w:name="_Toc224287365"/>
-    </w:p>
-    <w:p>
-      <w:pPr>
-        <w:keepNext w:val="0"/>
-        <w:keepLines w:val="0"/>
-        <w:pageBreakBefore w:val="0"/>
-        <w:widowControl/>
-        <w:kinsoku/>
-        <w:wordWrap/>
-        <w:overflowPunct/>
-        <w:topLinePunct w:val="0"/>
-        <w:autoSpaceDE/>
-        <w:autoSpaceDN/>
-        <w:bidi w:val="0"/>
-        <w:adjustRightInd/>
-        <w:snapToGrid/>
-        <w:spacing w:line="360" w:lineRule="auto"/>
-        <w:jc w:val="both"/>
-        <w:textAlignment w:val="auto"/>
-        <w:rPr>
-          <w:rFonts w:hint="default" w:ascii="Times New Roman" w:hAnsi="Times New Roman" w:cs="Times New Roman"/>
-          <w:b w:val="0"/>
-          <w:bCs/>
-          <w:sz w:val="28"/>
-          <w:szCs w:val="28"/>
-        </w:rPr>
-      </w:pPr>
     </w:p>
     <w:p>
       <w:pPr>
@@ -39861,14 +39808,8 @@
         <w:jc w:val="both"/>
         <w:textAlignment w:val="auto"/>
         <w:rPr>
-          <w:rFonts w:hint="default" w:ascii="Times New Roman" w:hAnsi="Times New Roman" w:eastAsia="Arial" w:cs="Times New Roman"/>
-          <w:b w:val="0"/>
-          <w:bCs/>
-          <w:kern w:val="0"/>
-          <w:sz w:val="28"/>
-          <w:szCs w:val="28"/>
-          <w:u w:val="none"/>
-          <w:lang w:val="en-US" w:eastAsia="zh-CN" w:bidi="ar"/>
+          <w:sz w:val="28"/>
+          <w:szCs w:val="28"/>
         </w:rPr>
       </w:pPr>
       <w:r>
@@ -39878,6 +39819,33 @@
         </w:rPr>
         <w:t>Выполнить рабочие чертежи вала и зубчатого колеса с указанием всех необходимых норм точности (допусков размеров, формы и расположения поверхностей, параметров и характеристик шероховатости поверхностей), дать краткое обоснование выбранных норм точности. При выполнении чертежа зубчатого колеса особое внимание следует обратить на таблицу параметров зубчатого колеса.</w:t>
       </w:r>
+    </w:p>
+    <w:p>
+      <w:pPr>
+        <w:keepNext w:val="0"/>
+        <w:keepLines w:val="0"/>
+        <w:pageBreakBefore w:val="0"/>
+        <w:widowControl/>
+        <w:kinsoku/>
+        <w:wordWrap/>
+        <w:overflowPunct/>
+        <w:topLinePunct w:val="0"/>
+        <w:autoSpaceDE/>
+        <w:autoSpaceDN/>
+        <w:bidi w:val="0"/>
+        <w:adjustRightInd/>
+        <w:snapToGrid/>
+        <w:spacing w:line="360" w:lineRule="auto"/>
+        <w:ind w:firstLine="709"/>
+        <w:jc w:val="both"/>
+        <w:textAlignment w:val="auto"/>
+        <w:rPr>
+          <w:rFonts w:hint="default"/>
+          <w:sz w:val="28"/>
+          <w:szCs w:val="28"/>
+          <w:lang w:val="en-US" w:eastAsia="zh-CN"/>
+        </w:rPr>
+      </w:pPr>
     </w:p>
     <w:p>
       <w:pPr>
@@ -39899,7 +39867,7 @@
         <w:adjustRightInd/>
         <w:snapToGrid/>
         <w:spacing w:beforeAutospacing="0" w:afterAutospacing="0" w:line="360" w:lineRule="auto"/>
-        <w:ind w:left="0" w:right="0" w:firstLine="709"/>
+        <w:ind w:right="0" w:firstLine="708" w:firstLineChars="0"/>
         <w:jc w:val="both"/>
         <w:textAlignment w:val="auto"/>
         <w:rPr>
@@ -39924,7 +39892,7 @@
           <w:u w:val="none"/>
           <w:lang w:val="en-US" w:eastAsia="zh-CN" w:bidi="ar"/>
         </w:rPr>
-        <w:t xml:space="preserve">Представленный на </w:t>
+        <w:t xml:space="preserve">Представленный узел представляет собой </w:t>
       </w:r>
       <w:r>
         <w:rPr>
@@ -39938,7 +39906,7 @@
           <w:u w:val="none"/>
           <w:lang w:val="en-US" w:eastAsia="zh-CN" w:bidi="ar"/>
         </w:rPr>
-        <w:t>эскизе 8</w:t>
+        <w:t>механический привод (вертикальный редуктор)</w:t>
       </w:r>
       <w:r>
         <w:rPr>
@@ -39951,22 +39919,41 @@
           <w:u w:val="none"/>
           <w:lang w:val="en-US" w:eastAsia="zh-CN" w:bidi="ar"/>
         </w:rPr>
-        <w:t xml:space="preserve"> узел представляет собой </w:t>
-      </w:r>
-      <w:r>
-        <w:rPr>
-          <w:rStyle w:val="9"/>
+        <w:t xml:space="preserve"> с ходовым винтом (винтовой передачей), предназначенный для преобразования вращательного движения приводного двигателя в поступательное перемещение подвижной каретки.</w:t>
+      </w:r>
+    </w:p>
+    <w:p>
+      <w:pPr>
+        <w:keepNext w:val="0"/>
+        <w:keepLines w:val="0"/>
+        <w:pageBreakBefore w:val="0"/>
+        <w:widowControl/>
+        <w:suppressLineNumbers w:val="0"/>
+        <w:pBdr>
+          <w:bottom w:val="none" w:color="E6E8F0" w:sz="0" w:space="0"/>
+        </w:pBdr>
+        <w:kinsoku/>
+        <w:wordWrap/>
+        <w:overflowPunct/>
+        <w:topLinePunct w:val="0"/>
+        <w:autoSpaceDE/>
+        <w:autoSpaceDN/>
+        <w:bidi w:val="0"/>
+        <w:adjustRightInd/>
+        <w:snapToGrid/>
+        <w:spacing w:before="0" w:beforeAutospacing="0" w:after="0" w:afterAutospacing="0" w:line="360" w:lineRule="auto"/>
+        <w:ind w:right="0" w:firstLine="708" w:firstLineChars="0"/>
+        <w:jc w:val="both"/>
+        <w:textAlignment w:val="auto"/>
+        <w:rPr>
           <w:rFonts w:hint="default" w:ascii="Times New Roman" w:hAnsi="Times New Roman" w:eastAsia="Arial" w:cs="Times New Roman"/>
           <w:b w:val="0"/>
           <w:bCs/>
-          <w:kern w:val="0"/>
-          <w:sz w:val="28"/>
-          <w:szCs w:val="28"/>
-          <w:u w:val="none"/>
-          <w:lang w:val="en-US" w:eastAsia="zh-CN" w:bidi="ar"/>
-        </w:rPr>
-        <w:t>механический привод (вертикальный редуктор)</w:t>
-      </w:r>
+          <w:sz w:val="28"/>
+          <w:szCs w:val="28"/>
+          <w:u w:val="none"/>
+        </w:rPr>
+      </w:pPr>
       <w:r>
         <w:rPr>
           <w:rFonts w:hint="default" w:ascii="Times New Roman" w:hAnsi="Times New Roman" w:eastAsia="Arial" w:cs="Times New Roman"/>
@@ -39978,7 +39965,700 @@
           <w:u w:val="none"/>
           <w:lang w:val="en-US" w:eastAsia="zh-CN" w:bidi="ar"/>
         </w:rPr>
-        <w:t xml:space="preserve"> с ходовым винтом (винтовой передачей), предназначенный для преобразования вращательного движения приводного двигателя в поступательное перемещение подвижной каретки.</w:t>
+        <w:t>Согласно сборочному чертежу, рассматриваемый узел представляет собой горизонтальный входной (быстроходный) вал механического привода.</w:t>
+      </w:r>
+    </w:p>
+    <w:p>
+      <w:pPr>
+        <w:keepNext w:val="0"/>
+        <w:keepLines w:val="0"/>
+        <w:pageBreakBefore w:val="0"/>
+        <w:widowControl/>
+        <w:suppressLineNumbers w:val="0"/>
+        <w:pBdr>
+          <w:bottom w:val="none" w:color="E6E8F0" w:sz="0" w:space="0"/>
+        </w:pBdr>
+        <w:kinsoku/>
+        <w:wordWrap/>
+        <w:overflowPunct/>
+        <w:topLinePunct w:val="0"/>
+        <w:autoSpaceDE/>
+        <w:autoSpaceDN/>
+        <w:bidi w:val="0"/>
+        <w:adjustRightInd/>
+        <w:snapToGrid/>
+        <w:spacing w:before="0" w:beforeAutospacing="0" w:after="0" w:afterAutospacing="0" w:line="360" w:lineRule="auto"/>
+        <w:ind w:right="0" w:firstLine="709" w:firstLineChars="0"/>
+        <w:jc w:val="both"/>
+        <w:textAlignment w:val="auto"/>
+        <w:rPr>
+          <w:rFonts w:hint="default" w:ascii="Times New Roman" w:hAnsi="Times New Roman" w:eastAsia="Arial" w:cs="Times New Roman"/>
+          <w:b w:val="0"/>
+          <w:bCs/>
+          <w:sz w:val="28"/>
+          <w:szCs w:val="28"/>
+          <w:u w:val="none"/>
+        </w:rPr>
+      </w:pPr>
+      <w:r>
+        <w:rPr>
+          <w:rFonts w:hint="default" w:ascii="Times New Roman" w:hAnsi="Times New Roman" w:eastAsia="Arial" w:cs="Times New Roman"/>
+          <w:b w:val="0"/>
+          <w:bCs/>
+          <w:kern w:val="0"/>
+          <w:sz w:val="28"/>
+          <w:szCs w:val="28"/>
+          <w:u w:val="none"/>
+          <w:lang w:val="en-US" w:eastAsia="zh-CN" w:bidi="ar"/>
+        </w:rPr>
+        <w:t>Узел состоит из входного вала</w:t>
+      </w:r>
+      <w:r>
+        <w:rPr>
+          <w:rFonts w:hint="default" w:ascii="Times New Roman" w:hAnsi="Times New Roman" w:eastAsia="Arial" w:cs="Times New Roman"/>
+          <w:b w:val="0"/>
+          <w:bCs/>
+          <w:kern w:val="0"/>
+          <w:sz w:val="28"/>
+          <w:szCs w:val="28"/>
+          <w:u w:val="none"/>
+          <w:lang w:val="ru-RU" w:eastAsia="zh-CN" w:bidi="ar"/>
+        </w:rPr>
+        <w:t xml:space="preserve"> </w:t>
+      </w:r>
+      <w:r>
+        <w:rPr>
+          <w:rFonts w:hint="default" w:ascii="Times New Roman" w:hAnsi="Times New Roman" w:eastAsia="Arial" w:cs="Times New Roman"/>
+          <w:b w:val="0"/>
+          <w:bCs/>
+          <w:kern w:val="0"/>
+          <w:sz w:val="28"/>
+          <w:szCs w:val="28"/>
+          <w:u w:val="none"/>
+          <w:lang w:val="en-US" w:eastAsia="zh-CN" w:bidi="ar"/>
+        </w:rPr>
+        <w:t xml:space="preserve">7, на который устанавливается шестерня </w:t>
+      </w:r>
+      <w:r>
+        <w:rPr>
+          <w:rStyle w:val="9"/>
+          <w:rFonts w:hint="default" w:ascii="Times New Roman" w:hAnsi="Times New Roman" w:eastAsia="Arial" w:cs="Times New Roman"/>
+          <w:b w:val="0"/>
+          <w:bCs/>
+          <w:kern w:val="0"/>
+          <w:sz w:val="28"/>
+          <w:szCs w:val="28"/>
+          <w:u w:val="none"/>
+          <w:lang w:val="en-US" w:eastAsia="zh-CN" w:bidi="ar"/>
+        </w:rPr>
+        <w:t>6</w:t>
+      </w:r>
+      <w:r>
+        <w:rPr>
+          <w:rFonts w:hint="default" w:ascii="Times New Roman" w:hAnsi="Times New Roman" w:eastAsia="Arial" w:cs="Times New Roman"/>
+          <w:b w:val="0"/>
+          <w:bCs/>
+          <w:kern w:val="0"/>
+          <w:sz w:val="28"/>
+          <w:szCs w:val="28"/>
+          <w:u w:val="none"/>
+          <w:lang w:val="en-US" w:eastAsia="zh-CN" w:bidi="ar"/>
+        </w:rPr>
+        <w:t xml:space="preserve"> через призматическую шпонку </w:t>
+      </w:r>
+      <w:r>
+        <w:rPr>
+          <w:rStyle w:val="9"/>
+          <w:rFonts w:hint="default" w:ascii="Times New Roman" w:hAnsi="Times New Roman" w:eastAsia="Arial" w:cs="Times New Roman"/>
+          <w:b w:val="0"/>
+          <w:bCs/>
+          <w:kern w:val="0"/>
+          <w:sz w:val="28"/>
+          <w:szCs w:val="28"/>
+          <w:u w:val="none"/>
+          <w:lang w:val="ru-RU" w:eastAsia="zh-CN" w:bidi="ar"/>
+        </w:rPr>
+        <w:t>4</w:t>
+      </w:r>
+      <w:r>
+        <w:rPr>
+          <w:rFonts w:hint="default" w:ascii="Times New Roman" w:hAnsi="Times New Roman" w:eastAsia="Arial" w:cs="Times New Roman"/>
+          <w:b w:val="0"/>
+          <w:bCs/>
+          <w:kern w:val="0"/>
+          <w:sz w:val="28"/>
+          <w:szCs w:val="28"/>
+          <w:u w:val="none"/>
+          <w:lang w:val="en-US" w:eastAsia="zh-CN" w:bidi="ar"/>
+        </w:rPr>
+        <w:t xml:space="preserve">. </w:t>
+      </w:r>
+      <w:r>
+        <w:rPr>
+          <w:rFonts w:hint="default" w:ascii="Times New Roman" w:hAnsi="Times New Roman" w:eastAsia="SimSun" w:cs="Times New Roman"/>
+          <w:b w:val="0"/>
+          <w:bCs/>
+          <w:sz w:val="28"/>
+          <w:szCs w:val="28"/>
+        </w:rPr>
+        <w:t xml:space="preserve">Осевое положение шестерни на валу </w:t>
+      </w:r>
+      <w:r>
+        <w:rPr>
+          <w:rFonts w:hint="default" w:ascii="Times New Roman" w:hAnsi="Times New Roman" w:eastAsia="SimSun" w:cs="Times New Roman"/>
+          <w:b w:val="0"/>
+          <w:bCs/>
+          <w:sz w:val="28"/>
+          <w:szCs w:val="28"/>
+          <w:lang w:val="en-US"/>
+        </w:rPr>
+        <w:t>жёстко</w:t>
+      </w:r>
+      <w:r>
+        <w:rPr>
+          <w:rFonts w:hint="default" w:ascii="Times New Roman" w:hAnsi="Times New Roman" w:eastAsia="SimSun" w:cs="Times New Roman"/>
+          <w:b w:val="0"/>
+          <w:bCs/>
+          <w:sz w:val="28"/>
+          <w:szCs w:val="28"/>
+        </w:rPr>
+        <w:t xml:space="preserve"> фиксируется </w:t>
+      </w:r>
+      <w:r>
+        <w:rPr>
+          <w:rStyle w:val="9"/>
+          <w:rFonts w:hint="default" w:ascii="Times New Roman" w:hAnsi="Times New Roman" w:eastAsia="Arial" w:cs="Times New Roman"/>
+          <w:b w:val="0"/>
+          <w:bCs/>
+          <w:sz w:val="28"/>
+          <w:szCs w:val="28"/>
+          <w:u w:val="none"/>
+        </w:rPr>
+        <w:t>монолитным уступом (заплечиком) вала с левой стороны</w:t>
+      </w:r>
+      <w:r>
+        <w:rPr>
+          <w:rFonts w:hint="default" w:ascii="Times New Roman" w:hAnsi="Times New Roman" w:eastAsia="SimSun" w:cs="Times New Roman"/>
+          <w:b w:val="0"/>
+          <w:bCs/>
+          <w:sz w:val="28"/>
+          <w:szCs w:val="28"/>
+        </w:rPr>
+        <w:t xml:space="preserve"> и</w:t>
+      </w:r>
+      <w:r>
+        <w:rPr>
+          <w:rFonts w:hint="default" w:ascii="Times New Roman" w:hAnsi="Times New Roman" w:eastAsia="Arial" w:cs="Times New Roman"/>
+          <w:b w:val="0"/>
+          <w:bCs/>
+          <w:kern w:val="0"/>
+          <w:sz w:val="28"/>
+          <w:szCs w:val="28"/>
+          <w:u w:val="none"/>
+          <w:lang w:val="en-US" w:eastAsia="zh-CN" w:bidi="ar"/>
+        </w:rPr>
+        <w:t xml:space="preserve"> с правой стороны -</w:t>
+      </w:r>
+      <w:r>
+        <w:rPr>
+          <w:rFonts w:hint="default" w:ascii="Times New Roman" w:hAnsi="Times New Roman" w:eastAsia="Arial" w:cs="Times New Roman"/>
+          <w:b w:val="0"/>
+          <w:bCs/>
+          <w:kern w:val="0"/>
+          <w:sz w:val="28"/>
+          <w:szCs w:val="28"/>
+          <w:u w:val="none"/>
+          <w:lang w:val="ru-RU" w:eastAsia="zh-CN" w:bidi="ar"/>
+        </w:rPr>
+        <w:t xml:space="preserve"> втулкой </w:t>
+      </w:r>
+      <w:r>
+        <w:rPr>
+          <w:rStyle w:val="9"/>
+          <w:rFonts w:hint="default" w:ascii="Times New Roman" w:hAnsi="Times New Roman" w:eastAsia="Arial" w:cs="Times New Roman"/>
+          <w:b w:val="0"/>
+          <w:bCs/>
+          <w:kern w:val="0"/>
+          <w:sz w:val="28"/>
+          <w:szCs w:val="28"/>
+          <w:u w:val="none"/>
+          <w:lang w:val="en-US" w:eastAsia="zh-CN" w:bidi="ar"/>
+        </w:rPr>
+        <w:t>5</w:t>
+      </w:r>
+      <w:r>
+        <w:rPr>
+          <w:rFonts w:hint="default" w:ascii="Times New Roman" w:hAnsi="Times New Roman" w:eastAsia="Arial" w:cs="Times New Roman"/>
+          <w:b w:val="0"/>
+          <w:bCs/>
+          <w:kern w:val="0"/>
+          <w:sz w:val="28"/>
+          <w:szCs w:val="28"/>
+          <w:u w:val="none"/>
+          <w:lang w:val="en-US" w:eastAsia="zh-CN" w:bidi="ar"/>
+        </w:rPr>
+        <w:t>.</w:t>
+      </w:r>
+    </w:p>
+    <w:p>
+      <w:pPr>
+        <w:keepNext w:val="0"/>
+        <w:keepLines w:val="0"/>
+        <w:pageBreakBefore w:val="0"/>
+        <w:widowControl/>
+        <w:suppressLineNumbers w:val="0"/>
+        <w:pBdr>
+          <w:bottom w:val="none" w:color="E6E8F0" w:sz="0" w:space="0"/>
+        </w:pBdr>
+        <w:kinsoku/>
+        <w:wordWrap/>
+        <w:overflowPunct/>
+        <w:topLinePunct w:val="0"/>
+        <w:autoSpaceDE/>
+        <w:autoSpaceDN/>
+        <w:bidi w:val="0"/>
+        <w:adjustRightInd/>
+        <w:snapToGrid/>
+        <w:spacing w:before="0" w:beforeAutospacing="0" w:after="0" w:afterAutospacing="0" w:line="360" w:lineRule="auto"/>
+        <w:ind w:right="0" w:firstLine="708" w:firstLineChars="0"/>
+        <w:jc w:val="both"/>
+        <w:textAlignment w:val="auto"/>
+        <w:rPr>
+          <w:rFonts w:hint="default" w:ascii="Times New Roman" w:hAnsi="Times New Roman" w:eastAsia="Arial" w:cs="Times New Roman"/>
+          <w:b w:val="0"/>
+          <w:bCs/>
+          <w:sz w:val="28"/>
+          <w:szCs w:val="28"/>
+          <w:u w:val="none"/>
+        </w:rPr>
+      </w:pPr>
+      <w:r>
+        <w:rPr>
+          <w:rFonts w:hint="default" w:ascii="Times New Roman" w:hAnsi="Times New Roman" w:eastAsia="Arial" w:cs="Times New Roman"/>
+          <w:b w:val="0"/>
+          <w:bCs/>
+          <w:kern w:val="0"/>
+          <w:sz w:val="28"/>
+          <w:szCs w:val="28"/>
+          <w:u w:val="none"/>
+          <w:lang w:val="en-US" w:eastAsia="zh-CN" w:bidi="ar"/>
+        </w:rPr>
+        <w:t xml:space="preserve">Вал </w:t>
+      </w:r>
+      <w:r>
+        <w:rPr>
+          <w:rFonts w:hint="default" w:ascii="Times New Roman" w:hAnsi="Times New Roman" w:eastAsia="Arial" w:cs="Times New Roman"/>
+          <w:b w:val="0"/>
+          <w:bCs/>
+          <w:kern w:val="0"/>
+          <w:sz w:val="28"/>
+          <w:szCs w:val="28"/>
+          <w:u w:val="none"/>
+          <w:lang w:val="ru-RU" w:eastAsia="zh-CN" w:bidi="ar"/>
+        </w:rPr>
+        <w:t>опирается</w:t>
+      </w:r>
+      <w:r>
+        <w:rPr>
+          <w:rFonts w:hint="default" w:ascii="Times New Roman" w:hAnsi="Times New Roman" w:eastAsia="Arial" w:cs="Times New Roman"/>
+          <w:b w:val="0"/>
+          <w:bCs/>
+          <w:kern w:val="0"/>
+          <w:sz w:val="28"/>
+          <w:szCs w:val="28"/>
+          <w:u w:val="none"/>
+          <w:lang w:val="en-US" w:eastAsia="zh-CN" w:bidi="ar"/>
+        </w:rPr>
+        <w:t xml:space="preserve"> на два радиальных шарикоподшипника качения</w:t>
+      </w:r>
+      <w:r>
+        <w:rPr>
+          <w:rFonts w:hint="default" w:ascii="Times New Roman" w:hAnsi="Times New Roman" w:eastAsia="Arial" w:cs="Times New Roman"/>
+          <w:b w:val="0"/>
+          <w:bCs/>
+          <w:kern w:val="0"/>
+          <w:sz w:val="28"/>
+          <w:szCs w:val="28"/>
+          <w:u w:val="none"/>
+          <w:lang w:val="ru-RU" w:eastAsia="zh-CN" w:bidi="ar"/>
+        </w:rPr>
+        <w:t xml:space="preserve"> 1</w:t>
+      </w:r>
+      <w:r>
+        <w:rPr>
+          <w:rFonts w:hint="default" w:ascii="Times New Roman" w:hAnsi="Times New Roman" w:eastAsia="Arial" w:cs="Times New Roman"/>
+          <w:b w:val="0"/>
+          <w:bCs/>
+          <w:kern w:val="0"/>
+          <w:sz w:val="28"/>
+          <w:szCs w:val="28"/>
+          <w:u w:val="none"/>
+          <w:lang w:val="en-US" w:eastAsia="zh-CN" w:bidi="ar"/>
+        </w:rPr>
+        <w:t xml:space="preserve"> </w:t>
+      </w:r>
+      <w:r>
+        <w:rPr>
+          <w:rFonts w:hint="default" w:ascii="Times New Roman" w:hAnsi="Times New Roman" w:eastAsia="Arial" w:cs="Times New Roman"/>
+          <w:b w:val="0"/>
+          <w:bCs/>
+          <w:kern w:val="0"/>
+          <w:sz w:val="28"/>
+          <w:szCs w:val="28"/>
+          <w:u w:val="none"/>
+          <w:lang w:val="ru-RU" w:eastAsia="zh-CN" w:bidi="ar"/>
+        </w:rPr>
+        <w:t>тяжёлой</w:t>
+      </w:r>
+      <w:r>
+        <w:rPr>
+          <w:rFonts w:hint="default" w:ascii="Times New Roman" w:hAnsi="Times New Roman" w:eastAsia="Arial" w:cs="Times New Roman"/>
+          <w:b w:val="0"/>
+          <w:bCs/>
+          <w:kern w:val="0"/>
+          <w:sz w:val="28"/>
+          <w:szCs w:val="28"/>
+          <w:u w:val="none"/>
+          <w:lang w:val="en-US" w:eastAsia="zh-CN" w:bidi="ar"/>
+        </w:rPr>
+        <w:t xml:space="preserve"> серии 406. Левый подшипниковый узел закрывается сквозной прижимной крышкой </w:t>
+      </w:r>
+      <w:r>
+        <w:rPr>
+          <w:rStyle w:val="9"/>
+          <w:rFonts w:hint="default" w:ascii="Times New Roman" w:hAnsi="Times New Roman" w:eastAsia="Arial" w:cs="Times New Roman"/>
+          <w:b w:val="0"/>
+          <w:bCs/>
+          <w:kern w:val="0"/>
+          <w:sz w:val="28"/>
+          <w:szCs w:val="28"/>
+          <w:u w:val="none"/>
+          <w:lang w:val="en-US" w:eastAsia="zh-CN" w:bidi="ar"/>
+        </w:rPr>
+        <w:t>3</w:t>
+      </w:r>
+      <w:r>
+        <w:rPr>
+          <w:rFonts w:hint="default" w:ascii="Times New Roman" w:hAnsi="Times New Roman" w:eastAsia="Arial" w:cs="Times New Roman"/>
+          <w:b w:val="0"/>
+          <w:bCs/>
+          <w:kern w:val="0"/>
+          <w:sz w:val="28"/>
+          <w:szCs w:val="28"/>
+          <w:u w:val="none"/>
+          <w:lang w:val="en-US" w:eastAsia="zh-CN" w:bidi="ar"/>
+        </w:rPr>
+        <w:t xml:space="preserve"> со встроенным войлочным уплотнительным кольцом </w:t>
+      </w:r>
+      <w:r>
+        <w:rPr>
+          <w:rStyle w:val="9"/>
+          <w:rFonts w:hint="default" w:ascii="Times New Roman" w:hAnsi="Times New Roman" w:eastAsia="Arial" w:cs="Times New Roman"/>
+          <w:b w:val="0"/>
+          <w:bCs/>
+          <w:kern w:val="0"/>
+          <w:sz w:val="28"/>
+          <w:szCs w:val="28"/>
+          <w:u w:val="none"/>
+          <w:lang w:val="ru-RU" w:eastAsia="zh-CN" w:bidi="ar"/>
+        </w:rPr>
+        <w:t>2</w:t>
+      </w:r>
+      <w:r>
+        <w:rPr>
+          <w:rFonts w:hint="default" w:ascii="Times New Roman" w:hAnsi="Times New Roman" w:eastAsia="Arial" w:cs="Times New Roman"/>
+          <w:b w:val="0"/>
+          <w:bCs/>
+          <w:kern w:val="0"/>
+          <w:sz w:val="28"/>
+          <w:szCs w:val="28"/>
+          <w:u w:val="none"/>
+          <w:lang w:val="en-US" w:eastAsia="zh-CN" w:bidi="ar"/>
+        </w:rPr>
+        <w:t>. Эта крышка фиксирует наружное кольцо левого подшипника в осевом направлении и предотвращает утечку смазочного материала. Правый подшипник</w:t>
+      </w:r>
+      <w:r>
+        <w:rPr>
+          <w:rFonts w:hint="default" w:ascii="Times New Roman" w:hAnsi="Times New Roman" w:eastAsia="Arial" w:cs="Times New Roman"/>
+          <w:b w:val="0"/>
+          <w:bCs/>
+          <w:kern w:val="0"/>
+          <w:sz w:val="28"/>
+          <w:szCs w:val="28"/>
+          <w:u w:val="none"/>
+          <w:lang w:val="ru-RU" w:eastAsia="zh-CN" w:bidi="ar"/>
+        </w:rPr>
+        <w:t xml:space="preserve"> </w:t>
+      </w:r>
+      <w:r>
+        <w:rPr>
+          <w:rFonts w:hint="default" w:ascii="Times New Roman" w:hAnsi="Times New Roman" w:eastAsia="Arial" w:cs="Times New Roman"/>
+          <w:b w:val="0"/>
+          <w:bCs/>
+          <w:kern w:val="0"/>
+          <w:sz w:val="28"/>
+          <w:szCs w:val="28"/>
+          <w:u w:val="none"/>
+          <w:lang w:val="en-US" w:eastAsia="zh-CN" w:bidi="ar"/>
+        </w:rPr>
+        <w:t xml:space="preserve">установлен в глухое гнездо корпуса и фиксируется с торца </w:t>
+      </w:r>
+      <w:r>
+        <w:rPr>
+          <w:rFonts w:hint="default" w:ascii="Times New Roman" w:hAnsi="Times New Roman" w:eastAsia="Arial" w:cs="Times New Roman"/>
+          <w:b w:val="0"/>
+          <w:bCs/>
+          <w:kern w:val="0"/>
+          <w:sz w:val="28"/>
+          <w:szCs w:val="28"/>
+          <w:u w:val="none"/>
+          <w:lang w:val="ru-RU" w:eastAsia="zh-CN" w:bidi="ar"/>
+        </w:rPr>
+        <w:t>втулкой</w:t>
+      </w:r>
+      <w:r>
+        <w:rPr>
+          <w:rFonts w:hint="default" w:ascii="Times New Roman" w:hAnsi="Times New Roman" w:eastAsia="Arial" w:cs="Times New Roman"/>
+          <w:b w:val="0"/>
+          <w:bCs/>
+          <w:kern w:val="0"/>
+          <w:sz w:val="28"/>
+          <w:szCs w:val="28"/>
+          <w:u w:val="none"/>
+          <w:lang w:val="en-US" w:eastAsia="zh-CN" w:bidi="ar"/>
+        </w:rPr>
+        <w:t xml:space="preserve"> </w:t>
+      </w:r>
+      <w:r>
+        <w:rPr>
+          <w:rStyle w:val="9"/>
+          <w:rFonts w:hint="default" w:eastAsia="Arial" w:cs="Times New Roman"/>
+          <w:b w:val="0"/>
+          <w:bCs/>
+          <w:kern w:val="0"/>
+          <w:sz w:val="28"/>
+          <w:szCs w:val="28"/>
+          <w:u w:val="none"/>
+          <w:lang w:val="en-US" w:eastAsia="zh-CN" w:bidi="ar"/>
+        </w:rPr>
+        <w:t>5</w:t>
+      </w:r>
+      <w:r>
+        <w:rPr>
+          <w:rFonts w:hint="default" w:ascii="Times New Roman" w:hAnsi="Times New Roman" w:eastAsia="Arial" w:cs="Times New Roman"/>
+          <w:b w:val="0"/>
+          <w:bCs/>
+          <w:kern w:val="0"/>
+          <w:sz w:val="28"/>
+          <w:szCs w:val="28"/>
+          <w:u w:val="none"/>
+          <w:lang w:val="en-US" w:eastAsia="zh-CN" w:bidi="ar"/>
+        </w:rPr>
+        <w:t>. За правым подшипником предусмотрен тепловой зазор (пустота) для компенсации линейного расширения вала при нагреве.</w:t>
+      </w:r>
+    </w:p>
+    <w:p>
+      <w:pPr>
+        <w:keepNext w:val="0"/>
+        <w:keepLines w:val="0"/>
+        <w:pageBreakBefore w:val="0"/>
+        <w:widowControl/>
+        <w:suppressLineNumbers w:val="0"/>
+        <w:pBdr>
+          <w:bottom w:val="none" w:color="E6E8F0" w:sz="0" w:space="0"/>
+        </w:pBdr>
+        <w:kinsoku/>
+        <w:wordWrap/>
+        <w:overflowPunct/>
+        <w:topLinePunct w:val="0"/>
+        <w:autoSpaceDE/>
+        <w:autoSpaceDN/>
+        <w:bidi w:val="0"/>
+        <w:adjustRightInd/>
+        <w:snapToGrid/>
+        <w:spacing w:before="0" w:beforeAutospacing="0" w:after="0" w:afterAutospacing="0" w:line="360" w:lineRule="auto"/>
+        <w:ind w:right="0" w:firstLine="708" w:firstLineChars="0"/>
+        <w:jc w:val="both"/>
+        <w:textAlignment w:val="auto"/>
+        <w:rPr>
+          <w:rFonts w:hint="default" w:ascii="Times New Roman" w:hAnsi="Times New Roman" w:eastAsia="Arial" w:cs="Times New Roman"/>
+          <w:b w:val="0"/>
+          <w:bCs/>
+          <w:sz w:val="28"/>
+          <w:szCs w:val="28"/>
+          <w:u w:val="none"/>
+        </w:rPr>
+      </w:pPr>
+      <w:r>
+        <w:rPr>
+          <w:rFonts w:hint="default" w:ascii="Times New Roman" w:hAnsi="Times New Roman" w:eastAsia="Arial" w:cs="Times New Roman"/>
+          <w:b w:val="0"/>
+          <w:bCs/>
+          <w:kern w:val="0"/>
+          <w:sz w:val="28"/>
+          <w:szCs w:val="28"/>
+          <w:u w:val="none"/>
+          <w:lang w:val="en-US" w:eastAsia="zh-CN" w:bidi="ar"/>
+        </w:rPr>
+        <w:t>Крутящий момент от приводного электродвигателя через соединительную втулочную муфту</w:t>
+      </w:r>
+      <w:r>
+        <w:rPr>
+          <w:rFonts w:hint="default" w:ascii="Times New Roman" w:hAnsi="Times New Roman" w:eastAsia="Arial" w:cs="Times New Roman"/>
+          <w:b w:val="0"/>
+          <w:bCs/>
+          <w:kern w:val="0"/>
+          <w:sz w:val="28"/>
+          <w:szCs w:val="28"/>
+          <w:u w:val="none"/>
+          <w:lang w:val="ru-RU" w:eastAsia="zh-CN" w:bidi="ar"/>
+        </w:rPr>
+        <w:t xml:space="preserve"> </w:t>
+      </w:r>
+      <w:r>
+        <w:rPr>
+          <w:rFonts w:hint="default" w:eastAsia="Arial" w:cs="Times New Roman"/>
+          <w:b w:val="0"/>
+          <w:bCs/>
+          <w:kern w:val="0"/>
+          <w:sz w:val="28"/>
+          <w:szCs w:val="28"/>
+          <w:u w:val="none"/>
+          <w:lang w:val="en-US" w:eastAsia="zh-CN" w:bidi="ar"/>
+        </w:rPr>
+        <w:t>8</w:t>
+      </w:r>
+      <w:r>
+        <w:rPr>
+          <w:rFonts w:hint="default" w:ascii="Times New Roman" w:hAnsi="Times New Roman" w:eastAsia="Arial" w:cs="Times New Roman"/>
+          <w:b w:val="0"/>
+          <w:bCs/>
+          <w:kern w:val="0"/>
+          <w:sz w:val="28"/>
+          <w:szCs w:val="28"/>
+          <w:u w:val="none"/>
+          <w:lang w:val="ru-RU" w:eastAsia="zh-CN" w:bidi="ar"/>
+        </w:rPr>
+        <w:t xml:space="preserve"> </w:t>
+      </w:r>
+      <w:r>
+        <w:rPr>
+          <w:rFonts w:hint="default" w:ascii="Times New Roman" w:hAnsi="Times New Roman" w:eastAsia="Arial" w:cs="Times New Roman"/>
+          <w:b w:val="0"/>
+          <w:bCs/>
+          <w:kern w:val="0"/>
+          <w:sz w:val="28"/>
+          <w:szCs w:val="28"/>
+          <w:u w:val="none"/>
+          <w:lang w:val="en-US" w:eastAsia="zh-CN" w:bidi="ar"/>
+        </w:rPr>
+        <w:t xml:space="preserve">и призматическую шпонку </w:t>
+      </w:r>
+      <w:r>
+        <w:rPr>
+          <w:rStyle w:val="9"/>
+          <w:rFonts w:hint="default" w:eastAsia="Arial" w:cs="Times New Roman"/>
+          <w:b w:val="0"/>
+          <w:bCs/>
+          <w:kern w:val="0"/>
+          <w:sz w:val="28"/>
+          <w:szCs w:val="28"/>
+          <w:u w:val="none"/>
+          <w:lang w:val="en-US" w:eastAsia="zh-CN" w:bidi="ar"/>
+        </w:rPr>
+        <w:t>9</w:t>
+      </w:r>
+      <w:r>
+        <w:rPr>
+          <w:rFonts w:hint="default" w:ascii="Times New Roman" w:hAnsi="Times New Roman" w:eastAsia="Arial" w:cs="Times New Roman"/>
+          <w:b w:val="0"/>
+          <w:bCs/>
+          <w:kern w:val="0"/>
+          <w:sz w:val="28"/>
+          <w:szCs w:val="28"/>
+          <w:u w:val="none"/>
+          <w:lang w:val="en-US" w:eastAsia="zh-CN" w:bidi="ar"/>
+        </w:rPr>
+        <w:t xml:space="preserve"> передаётся на выходной конец входного вала, а затем через призматическую шпонку </w:t>
+      </w:r>
+      <w:r>
+        <w:rPr>
+          <w:rStyle w:val="9"/>
+          <w:rFonts w:hint="default" w:ascii="Times New Roman" w:hAnsi="Times New Roman" w:eastAsia="Arial" w:cs="Times New Roman"/>
+          <w:b w:val="0"/>
+          <w:bCs/>
+          <w:kern w:val="0"/>
+          <w:sz w:val="28"/>
+          <w:szCs w:val="28"/>
+          <w:u w:val="none"/>
+          <w:lang w:val="ru-RU" w:eastAsia="zh-CN" w:bidi="ar"/>
+        </w:rPr>
+        <w:t>4</w:t>
+      </w:r>
+      <w:r>
+        <w:rPr>
+          <w:rFonts w:hint="default" w:ascii="Times New Roman" w:hAnsi="Times New Roman" w:eastAsia="Arial" w:cs="Times New Roman"/>
+          <w:b w:val="0"/>
+          <w:bCs/>
+          <w:kern w:val="0"/>
+          <w:sz w:val="28"/>
+          <w:szCs w:val="28"/>
+          <w:u w:val="none"/>
+          <w:lang w:val="en-US" w:eastAsia="zh-CN" w:bidi="ar"/>
+        </w:rPr>
+        <w:t xml:space="preserve"> на шестерню </w:t>
+      </w:r>
+      <w:r>
+        <w:rPr>
+          <w:rFonts w:hint="default" w:eastAsia="Arial" w:cs="Times New Roman"/>
+          <w:b w:val="0"/>
+          <w:bCs/>
+          <w:kern w:val="0"/>
+          <w:sz w:val="28"/>
+          <w:szCs w:val="28"/>
+          <w:u w:val="none"/>
+          <w:lang w:val="en-US" w:eastAsia="zh-CN" w:bidi="ar"/>
+        </w:rPr>
+        <w:t>6</w:t>
+      </w:r>
+      <w:r>
+        <w:rPr>
+          <w:rFonts w:hint="default" w:ascii="Times New Roman" w:hAnsi="Times New Roman" w:eastAsia="Arial" w:cs="Times New Roman"/>
+          <w:b w:val="0"/>
+          <w:bCs/>
+          <w:kern w:val="0"/>
+          <w:sz w:val="28"/>
+          <w:szCs w:val="28"/>
+          <w:u w:val="none"/>
+          <w:lang w:val="en-US" w:eastAsia="zh-CN" w:bidi="ar"/>
+        </w:rPr>
+        <w:t xml:space="preserve">. Шестерня находится в зацеплении с большим ведомым колесом </w:t>
+      </w:r>
+      <w:r>
+        <w:rPr>
+          <w:rFonts w:hint="default" w:ascii="Times New Roman" w:hAnsi="Times New Roman" w:eastAsia="Arial" w:cs="Times New Roman"/>
+          <w:b w:val="0"/>
+          <w:bCs/>
+          <w:kern w:val="0"/>
+          <w:sz w:val="28"/>
+          <w:szCs w:val="28"/>
+          <w:u w:val="none"/>
+          <w:lang w:val="ru-RU" w:eastAsia="zh-CN" w:bidi="ar"/>
+        </w:rPr>
+        <w:t>сопряжённого</w:t>
+      </w:r>
+      <w:r>
+        <w:rPr>
+          <w:rFonts w:hint="default" w:ascii="Times New Roman" w:hAnsi="Times New Roman" w:eastAsia="Arial" w:cs="Times New Roman"/>
+          <w:b w:val="0"/>
+          <w:bCs/>
+          <w:kern w:val="0"/>
+          <w:sz w:val="28"/>
+          <w:szCs w:val="28"/>
+          <w:u w:val="none"/>
+          <w:lang w:val="en-US" w:eastAsia="zh-CN" w:bidi="ar"/>
+        </w:rPr>
+        <w:t xml:space="preserve"> вала, обеспечивая передачу мощности и первую ступень редукции в механизме.</w:t>
       </w:r>
     </w:p>
     <w:p>
@@ -40001,8 +40681,8 @@
         <w:adjustRightInd/>
         <w:snapToGrid/>
         <w:spacing w:beforeAutospacing="0" w:afterAutospacing="0" w:line="360" w:lineRule="auto"/>
-        <w:ind w:left="0" w:right="0" w:firstLine="709"/>
-        <w:jc w:val="both"/>
+        <w:ind w:right="0" w:firstLine="350" w:firstLineChars="125"/>
+        <w:jc w:val="left"/>
         <w:textAlignment w:val="auto"/>
         <w:rPr>
           <w:rFonts w:hint="default" w:ascii="Times New Roman" w:hAnsi="Times New Roman" w:eastAsia="Arial" w:cs="Times New Roman"/>
@@ -40015,429 +40695,6 @@
           <w:lang w:val="en-US" w:eastAsia="zh-CN" w:bidi="ar"/>
         </w:rPr>
       </w:pPr>
-    </w:p>
-    <w:p>
-      <w:pPr>
-        <w:keepNext w:val="0"/>
-        <w:keepLines w:val="0"/>
-        <w:pageBreakBefore w:val="0"/>
-        <w:widowControl/>
-        <w:suppressLineNumbers w:val="0"/>
-        <w:pBdr>
-          <w:bottom w:val="none" w:color="E6E8F0" w:sz="0" w:space="0"/>
-        </w:pBdr>
-        <w:kinsoku/>
-        <w:wordWrap/>
-        <w:overflowPunct/>
-        <w:topLinePunct w:val="0"/>
-        <w:autoSpaceDE/>
-        <w:autoSpaceDN/>
-        <w:bidi w:val="0"/>
-        <w:adjustRightInd/>
-        <w:snapToGrid/>
-        <w:spacing w:before="0" w:beforeAutospacing="0" w:after="0" w:afterAutospacing="0" w:line="360" w:lineRule="auto"/>
-        <w:ind w:left="0" w:right="0" w:firstLine="709"/>
-        <w:jc w:val="both"/>
-        <w:textAlignment w:val="auto"/>
-        <w:rPr>
-          <w:rFonts w:hint="default" w:ascii="Times New Roman" w:hAnsi="Times New Roman" w:eastAsia="Arial" w:cs="Times New Roman"/>
-          <w:b w:val="0"/>
-          <w:bCs/>
-          <w:sz w:val="28"/>
-          <w:szCs w:val="28"/>
-          <w:u w:val="none"/>
-        </w:rPr>
-      </w:pPr>
-      <w:r>
-        <w:rPr>
-          <w:rFonts w:hint="default" w:ascii="Times New Roman" w:hAnsi="Times New Roman" w:eastAsia="Arial" w:cs="Times New Roman"/>
-          <w:b w:val="0"/>
-          <w:bCs/>
-          <w:kern w:val="0"/>
-          <w:sz w:val="28"/>
-          <w:szCs w:val="28"/>
-          <w:u w:val="none"/>
-          <w:lang w:val="en-US" w:eastAsia="zh-CN" w:bidi="ar"/>
-        </w:rPr>
-        <w:t>Согласно сборочному чертежу (</w:t>
-      </w:r>
-      <w:r>
-        <w:rPr>
-          <w:rStyle w:val="9"/>
-          <w:rFonts w:hint="default" w:ascii="Times New Roman" w:hAnsi="Times New Roman" w:eastAsia="Arial" w:cs="Times New Roman"/>
-          <w:b w:val="0"/>
-          <w:bCs/>
-          <w:kern w:val="0"/>
-          <w:sz w:val="28"/>
-          <w:szCs w:val="28"/>
-          <w:u w:val="none"/>
-          <w:lang w:val="en-US" w:eastAsia="zh-CN" w:bidi="ar"/>
-        </w:rPr>
-        <w:t>Эскиз 8</w:t>
-      </w:r>
-      <w:r>
-        <w:rPr>
-          <w:rFonts w:hint="default" w:ascii="Times New Roman" w:hAnsi="Times New Roman" w:eastAsia="Arial" w:cs="Times New Roman"/>
-          <w:b w:val="0"/>
-          <w:bCs/>
-          <w:kern w:val="0"/>
-          <w:sz w:val="28"/>
-          <w:szCs w:val="28"/>
-          <w:u w:val="none"/>
-          <w:lang w:val="en-US" w:eastAsia="zh-CN" w:bidi="ar"/>
-        </w:rPr>
-        <w:t>), рассматриваемый узел представляет собой горизонтальный входной (быстроходный) вал механического привода.</w:t>
-      </w:r>
-    </w:p>
-    <w:p>
-      <w:pPr>
-        <w:keepNext w:val="0"/>
-        <w:keepLines w:val="0"/>
-        <w:pageBreakBefore w:val="0"/>
-        <w:widowControl/>
-        <w:suppressLineNumbers w:val="0"/>
-        <w:pBdr>
-          <w:bottom w:val="none" w:color="E6E8F0" w:sz="0" w:space="0"/>
-        </w:pBdr>
-        <w:kinsoku/>
-        <w:wordWrap/>
-        <w:overflowPunct/>
-        <w:topLinePunct w:val="0"/>
-        <w:autoSpaceDE/>
-        <w:autoSpaceDN/>
-        <w:bidi w:val="0"/>
-        <w:adjustRightInd/>
-        <w:snapToGrid/>
-        <w:spacing w:before="0" w:beforeAutospacing="0" w:after="0" w:afterAutospacing="0" w:line="360" w:lineRule="auto"/>
-        <w:ind w:left="0" w:right="0" w:firstLine="709"/>
-        <w:jc w:val="both"/>
-        <w:textAlignment w:val="auto"/>
-        <w:rPr>
-          <w:rFonts w:hint="default" w:ascii="Times New Roman" w:hAnsi="Times New Roman" w:eastAsia="Arial" w:cs="Times New Roman"/>
-          <w:b w:val="0"/>
-          <w:bCs/>
-          <w:sz w:val="28"/>
-          <w:szCs w:val="28"/>
-          <w:u w:val="none"/>
-        </w:rPr>
-      </w:pPr>
-      <w:r>
-        <w:rPr>
-          <w:rFonts w:hint="default" w:ascii="Times New Roman" w:hAnsi="Times New Roman" w:eastAsia="Arial" w:cs="Times New Roman"/>
-          <w:b w:val="0"/>
-          <w:bCs/>
-          <w:kern w:val="0"/>
-          <w:sz w:val="28"/>
-          <w:szCs w:val="28"/>
-          <w:u w:val="none"/>
-          <w:lang w:val="en-US" w:eastAsia="zh-CN" w:bidi="ar"/>
-        </w:rPr>
-        <w:t xml:space="preserve">Узел состоит из </w:t>
-      </w:r>
-      <w:r>
-        <w:rPr>
-          <w:rStyle w:val="9"/>
-          <w:rFonts w:hint="default" w:ascii="Times New Roman" w:hAnsi="Times New Roman" w:eastAsia="Arial" w:cs="Times New Roman"/>
-          <w:b w:val="0"/>
-          <w:bCs/>
-          <w:kern w:val="0"/>
-          <w:sz w:val="28"/>
-          <w:szCs w:val="28"/>
-          <w:u w:val="none"/>
-          <w:lang w:val="en-US" w:eastAsia="zh-CN" w:bidi="ar"/>
-        </w:rPr>
-        <w:t>входного ступенчатого вала</w:t>
-      </w:r>
-      <w:r>
-        <w:rPr>
-          <w:rStyle w:val="9"/>
-          <w:rFonts w:hint="default" w:ascii="Times New Roman" w:hAnsi="Times New Roman" w:eastAsia="Arial" w:cs="Times New Roman"/>
-          <w:b w:val="0"/>
-          <w:bCs/>
-          <w:kern w:val="0"/>
-          <w:sz w:val="28"/>
-          <w:szCs w:val="28"/>
-          <w:u w:val="none"/>
-          <w:lang w:val="ru-RU" w:eastAsia="zh-CN" w:bidi="ar"/>
-        </w:rPr>
-        <w:t xml:space="preserve"> </w:t>
-      </w:r>
-      <w:r>
-        <w:rPr>
-          <w:rStyle w:val="9"/>
-          <w:rFonts w:hint="default" w:ascii="Times New Roman" w:hAnsi="Times New Roman" w:eastAsia="Arial" w:cs="Times New Roman"/>
-          <w:b w:val="0"/>
-          <w:bCs/>
-          <w:kern w:val="0"/>
-          <w:sz w:val="28"/>
-          <w:szCs w:val="28"/>
-          <w:u w:val="none"/>
-          <w:lang w:val="en-US" w:eastAsia="zh-CN" w:bidi="ar"/>
-        </w:rPr>
-        <w:t>8</w:t>
-      </w:r>
-      <w:r>
-        <w:rPr>
-          <w:rFonts w:hint="default" w:ascii="Times New Roman" w:hAnsi="Times New Roman" w:eastAsia="Arial" w:cs="Times New Roman"/>
-          <w:b w:val="0"/>
-          <w:bCs/>
-          <w:kern w:val="0"/>
-          <w:sz w:val="28"/>
-          <w:szCs w:val="28"/>
-          <w:u w:val="none"/>
-          <w:lang w:val="en-US" w:eastAsia="zh-CN" w:bidi="ar"/>
-        </w:rPr>
-        <w:t xml:space="preserve">, на который устанавливается </w:t>
-      </w:r>
-      <w:r>
-        <w:rPr>
-          <w:rStyle w:val="9"/>
-          <w:rFonts w:hint="default" w:ascii="Times New Roman" w:hAnsi="Times New Roman" w:eastAsia="Arial" w:cs="Times New Roman"/>
-          <w:b w:val="0"/>
-          <w:bCs/>
-          <w:kern w:val="0"/>
-          <w:sz w:val="28"/>
-          <w:szCs w:val="28"/>
-          <w:u w:val="none"/>
-          <w:lang w:val="en-US" w:eastAsia="zh-CN" w:bidi="ar"/>
-        </w:rPr>
-        <w:t>ведущая шестерня</w:t>
-      </w:r>
-      <w:r>
-        <w:rPr>
-          <w:rStyle w:val="9"/>
-          <w:rFonts w:hint="default" w:ascii="Times New Roman" w:hAnsi="Times New Roman" w:eastAsia="Arial" w:cs="Times New Roman"/>
-          <w:b w:val="0"/>
-          <w:bCs/>
-          <w:kern w:val="0"/>
-          <w:sz w:val="28"/>
-          <w:szCs w:val="28"/>
-          <w:u w:val="none"/>
-          <w:lang w:val="ru-RU" w:eastAsia="zh-CN" w:bidi="ar"/>
-        </w:rPr>
-        <w:t xml:space="preserve"> </w:t>
-      </w:r>
-      <w:r>
-        <w:rPr>
-          <w:rStyle w:val="9"/>
-          <w:rFonts w:hint="default" w:ascii="Times New Roman" w:hAnsi="Times New Roman" w:eastAsia="Arial" w:cs="Times New Roman"/>
-          <w:b w:val="0"/>
-          <w:bCs/>
-          <w:kern w:val="0"/>
-          <w:sz w:val="28"/>
-          <w:szCs w:val="28"/>
-          <w:u w:val="none"/>
-          <w:lang w:val="en-US" w:eastAsia="zh-CN" w:bidi="ar"/>
-        </w:rPr>
-        <w:t>7</w:t>
-      </w:r>
-      <w:r>
-        <w:rPr>
-          <w:rFonts w:hint="default" w:ascii="Times New Roman" w:hAnsi="Times New Roman" w:eastAsia="Arial" w:cs="Times New Roman"/>
-          <w:b w:val="0"/>
-          <w:bCs/>
-          <w:kern w:val="0"/>
-          <w:sz w:val="28"/>
-          <w:szCs w:val="28"/>
-          <w:u w:val="none"/>
-          <w:lang w:val="en-US" w:eastAsia="zh-CN" w:bidi="ar"/>
-        </w:rPr>
-        <w:t xml:space="preserve"> через </w:t>
-      </w:r>
-      <w:r>
-        <w:rPr>
-          <w:rStyle w:val="9"/>
-          <w:rFonts w:hint="default" w:ascii="Times New Roman" w:hAnsi="Times New Roman" w:eastAsia="Arial" w:cs="Times New Roman"/>
-          <w:b w:val="0"/>
-          <w:bCs/>
-          <w:kern w:val="0"/>
-          <w:sz w:val="28"/>
-          <w:szCs w:val="28"/>
-          <w:u w:val="none"/>
-          <w:lang w:val="en-US" w:eastAsia="zh-CN" w:bidi="ar"/>
-        </w:rPr>
-        <w:t>призматическую шпонку</w:t>
-      </w:r>
-      <w:r>
-        <w:rPr>
-          <w:rStyle w:val="9"/>
-          <w:rFonts w:hint="default" w:ascii="Times New Roman" w:hAnsi="Times New Roman" w:eastAsia="Arial" w:cs="Times New Roman"/>
-          <w:b w:val="0"/>
-          <w:bCs/>
-          <w:kern w:val="0"/>
-          <w:sz w:val="28"/>
-          <w:szCs w:val="28"/>
-          <w:u w:val="none"/>
-          <w:lang w:val="ru-RU" w:eastAsia="zh-CN" w:bidi="ar"/>
-        </w:rPr>
-        <w:t xml:space="preserve"> 4</w:t>
-      </w:r>
-      <w:r>
-        <w:rPr>
-          <w:rFonts w:hint="default" w:ascii="Times New Roman" w:hAnsi="Times New Roman" w:eastAsia="Arial" w:cs="Times New Roman"/>
-          <w:b w:val="0"/>
-          <w:bCs/>
-          <w:kern w:val="0"/>
-          <w:sz w:val="28"/>
-          <w:szCs w:val="28"/>
-          <w:u w:val="none"/>
-          <w:lang w:val="en-US" w:eastAsia="zh-CN" w:bidi="ar"/>
-        </w:rPr>
-        <w:t xml:space="preserve">. Осевое положение шестерни на валу фиксируется уступом (заплечиком) 2 вала с левой стороны и дистанционной втулкой 3 с правой стороны. Вал опирается на два радиальных шарикоподшипника качения, левый из которых является основной силовой опорой и указан как </w:t>
-      </w:r>
-      <w:r>
-        <w:rPr>
-          <w:rStyle w:val="9"/>
-          <w:rFonts w:hint="default" w:ascii="Times New Roman" w:hAnsi="Times New Roman" w:eastAsia="Arial" w:cs="Times New Roman"/>
-          <w:b w:val="0"/>
-          <w:bCs/>
-          <w:kern w:val="0"/>
-          <w:sz w:val="28"/>
-          <w:szCs w:val="28"/>
-          <w:u w:val="none"/>
-          <w:lang w:val="en-US" w:eastAsia="zh-CN" w:bidi="ar"/>
-        </w:rPr>
-        <w:t>позиция 1</w:t>
-      </w:r>
-      <w:r>
-        <w:rPr>
-          <w:rFonts w:hint="default" w:ascii="Times New Roman" w:hAnsi="Times New Roman" w:eastAsia="Arial" w:cs="Times New Roman"/>
-          <w:b w:val="0"/>
-          <w:bCs/>
-          <w:kern w:val="0"/>
-          <w:sz w:val="28"/>
-          <w:szCs w:val="28"/>
-          <w:u w:val="none"/>
-          <w:lang w:val="en-US" w:eastAsia="zh-CN" w:bidi="ar"/>
-        </w:rPr>
-        <w:t xml:space="preserve">. Подшипниковый узел закрывается </w:t>
-      </w:r>
-      <w:r>
-        <w:rPr>
-          <w:rStyle w:val="9"/>
-          <w:rFonts w:hint="default" w:ascii="Times New Roman" w:hAnsi="Times New Roman" w:eastAsia="Arial" w:cs="Times New Roman"/>
-          <w:b w:val="0"/>
-          <w:bCs/>
-          <w:kern w:val="0"/>
-          <w:sz w:val="28"/>
-          <w:szCs w:val="28"/>
-          <w:u w:val="none"/>
-          <w:lang w:val="en-US" w:eastAsia="zh-CN" w:bidi="ar"/>
-        </w:rPr>
-        <w:t>сквозной прижимной крышкой с манжетным уплотнением 5</w:t>
-      </w:r>
-      <w:r>
-        <w:rPr>
-          <w:rFonts w:hint="default" w:ascii="Times New Roman" w:hAnsi="Times New Roman" w:eastAsia="Arial" w:cs="Times New Roman"/>
-          <w:b w:val="0"/>
-          <w:bCs/>
-          <w:kern w:val="0"/>
-          <w:sz w:val="28"/>
-          <w:szCs w:val="28"/>
-          <w:u w:val="none"/>
-          <w:lang w:val="en-US" w:eastAsia="zh-CN" w:bidi="ar"/>
-        </w:rPr>
-        <w:t xml:space="preserve">, которая фиксирует наружное кольцо подшипника в осевом направлении и крепится к литому </w:t>
-      </w:r>
-      <w:r>
-        <w:rPr>
-          <w:rStyle w:val="9"/>
-          <w:rFonts w:hint="default" w:ascii="Times New Roman" w:hAnsi="Times New Roman" w:eastAsia="Arial" w:cs="Times New Roman"/>
-          <w:b w:val="0"/>
-          <w:bCs/>
-          <w:kern w:val="0"/>
-          <w:sz w:val="28"/>
-          <w:szCs w:val="28"/>
-          <w:u w:val="none"/>
-          <w:lang w:val="en-US" w:eastAsia="zh-CN" w:bidi="ar"/>
-        </w:rPr>
-        <w:t>корпусу</w:t>
-      </w:r>
-      <w:r>
-        <w:rPr>
-          <w:rFonts w:hint="default" w:ascii="Times New Roman" w:hAnsi="Times New Roman" w:eastAsia="Arial" w:cs="Times New Roman"/>
-          <w:b w:val="0"/>
-          <w:bCs/>
-          <w:kern w:val="0"/>
-          <w:sz w:val="28"/>
-          <w:szCs w:val="28"/>
-          <w:u w:val="none"/>
-          <w:lang w:val="en-US" w:eastAsia="zh-CN" w:bidi="ar"/>
-        </w:rPr>
-        <w:t xml:space="preserve"> редуктора при помощи болтов 6.</w:t>
-      </w:r>
-    </w:p>
-    <w:p>
-      <w:pPr>
-        <w:keepNext w:val="0"/>
-        <w:keepLines w:val="0"/>
-        <w:pageBreakBefore w:val="0"/>
-        <w:widowControl/>
-        <w:suppressLineNumbers w:val="0"/>
-        <w:pBdr>
-          <w:bottom w:val="none" w:color="E6E8F0" w:sz="0" w:space="0"/>
-        </w:pBdr>
-        <w:kinsoku/>
-        <w:wordWrap/>
-        <w:overflowPunct/>
-        <w:topLinePunct w:val="0"/>
-        <w:autoSpaceDE/>
-        <w:autoSpaceDN/>
-        <w:bidi w:val="0"/>
-        <w:adjustRightInd/>
-        <w:snapToGrid/>
-        <w:spacing w:before="0" w:beforeAutospacing="0" w:after="0" w:afterAutospacing="0" w:line="360" w:lineRule="auto"/>
-        <w:ind w:left="0" w:right="0" w:firstLine="709"/>
-        <w:jc w:val="both"/>
-        <w:textAlignment w:val="auto"/>
-        <w:rPr>
-          <w:rFonts w:hint="default" w:ascii="Times New Roman" w:hAnsi="Times New Roman" w:eastAsia="Arial" w:cs="Times New Roman"/>
-          <w:b w:val="0"/>
-          <w:bCs/>
-          <w:sz w:val="28"/>
-          <w:szCs w:val="28"/>
-          <w:u w:val="none"/>
-        </w:rPr>
-      </w:pPr>
-      <w:r>
-        <w:rPr>
-          <w:rFonts w:hint="default" w:ascii="Times New Roman" w:hAnsi="Times New Roman" w:eastAsia="Arial" w:cs="Times New Roman"/>
-          <w:b w:val="0"/>
-          <w:bCs/>
-          <w:kern w:val="0"/>
-          <w:sz w:val="28"/>
-          <w:szCs w:val="28"/>
-          <w:u w:val="none"/>
-          <w:lang w:val="en-US" w:eastAsia="zh-CN" w:bidi="ar"/>
-        </w:rPr>
-        <w:t xml:space="preserve">Крутящий момент от приводного электродвигателя через соединительную муфту 9 </w:t>
-      </w:r>
-      <w:r>
-        <w:rPr>
-          <w:rFonts w:hint="default" w:ascii="Times New Roman" w:hAnsi="Times New Roman" w:eastAsia="Arial" w:cs="Times New Roman"/>
-          <w:b w:val="0"/>
-          <w:bCs/>
-          <w:kern w:val="0"/>
-          <w:sz w:val="28"/>
-          <w:szCs w:val="28"/>
-          <w:u w:val="none"/>
-          <w:lang w:val="ru-RU" w:eastAsia="zh-CN" w:bidi="ar"/>
-        </w:rPr>
-        <w:t>передаётся</w:t>
-      </w:r>
-      <w:r>
-        <w:rPr>
-          <w:rFonts w:hint="default" w:ascii="Times New Roman" w:hAnsi="Times New Roman" w:eastAsia="Arial" w:cs="Times New Roman"/>
-          <w:b w:val="0"/>
-          <w:bCs/>
-          <w:kern w:val="0"/>
-          <w:sz w:val="28"/>
-          <w:szCs w:val="28"/>
-          <w:u w:val="none"/>
-          <w:lang w:val="en-US" w:eastAsia="zh-CN" w:bidi="ar"/>
-        </w:rPr>
-        <w:t xml:space="preserve"> на входной вал 10, а затем через призматическую шпонку на ведущую шестерню, которая находится в зацеплении с большим ведомым колесом, обеспечивая первую ступень редукции.</w:t>
-      </w:r>
     </w:p>
     <w:p>
       <w:pPr>
@@ -40459,42 +40716,7 @@
         <w:adjustRightInd/>
         <w:snapToGrid/>
         <w:spacing w:beforeAutospacing="0" w:afterAutospacing="0" w:line="360" w:lineRule="auto"/>
-        <w:ind w:right="0"/>
-        <w:jc w:val="left"/>
-        <w:textAlignment w:val="auto"/>
-        <w:rPr>
-          <w:rFonts w:hint="default" w:ascii="Times New Roman" w:hAnsi="Times New Roman" w:eastAsia="Arial" w:cs="Times New Roman"/>
-          <w:b w:val="0"/>
-          <w:bCs/>
-          <w:kern w:val="0"/>
-          <w:sz w:val="28"/>
-          <w:szCs w:val="28"/>
-          <w:u w:val="none"/>
-          <w:lang w:val="en-US" w:eastAsia="zh-CN" w:bidi="ar"/>
-        </w:rPr>
-      </w:pPr>
-    </w:p>
-    <w:p>
-      <w:pPr>
-        <w:keepNext w:val="0"/>
-        <w:keepLines w:val="0"/>
-        <w:pageBreakBefore w:val="0"/>
-        <w:widowControl/>
-        <w:suppressLineNumbers w:val="0"/>
-        <w:pBdr>
-          <w:bottom w:val="none" w:color="E6E8F0" w:sz="0" w:space="0"/>
-        </w:pBdr>
-        <w:kinsoku/>
-        <w:wordWrap/>
-        <w:overflowPunct/>
-        <w:topLinePunct w:val="0"/>
-        <w:autoSpaceDE/>
-        <w:autoSpaceDN/>
-        <w:bidi w:val="0"/>
-        <w:adjustRightInd/>
-        <w:snapToGrid/>
-        <w:spacing w:beforeAutospacing="0" w:afterAutospacing="0" w:line="360" w:lineRule="auto"/>
-        <w:ind w:left="0" w:right="0" w:firstLine="709"/>
+        <w:ind w:right="0" w:firstLine="708" w:firstLineChars="0"/>
         <w:jc w:val="both"/>
         <w:textAlignment w:val="auto"/>
         <w:rPr>
@@ -44283,18 +44505,34 @@
       <w:r>
         <w:rPr>
           <w:rStyle w:val="9"/>
-          <w:rFonts w:hint="default" w:ascii="Times New Roman" w:hAnsi="Times New Roman" w:eastAsia="Arial" w:cs="Times New Roman"/>
-          <w:b w:val="0"/>
-          <w:bCs w:val="0"/>
-          <w:i/>
-          <w:iCs/>
-          <w:kern w:val="0"/>
-          <w:sz w:val="28"/>
-          <w:szCs w:val="28"/>
-          <w:u w:val="none"/>
-          <w:lang w:val="en-US" w:eastAsia="zh-CN" w:bidi="ar"/>
-        </w:rPr>
-        <w:t>p6</w:t>
+          <w:rFonts w:hint="default" w:eastAsia="Arial" w:cs="Times New Roman"/>
+          <w:b w:val="0"/>
+          <w:bCs w:val="0"/>
+          <w:i/>
+          <w:iCs/>
+          <w:kern w:val="0"/>
+          <w:sz w:val="28"/>
+          <w:szCs w:val="28"/>
+          <w:u w:val="none"/>
+          <w:lang w:val="en-US" w:eastAsia="zh-CN" w:bidi="ar"/>
+        </w:rPr>
+        <w:t>h</w:t>
+      </w:r>
+      <w:r>
+        <w:rPr>
+          <w:rStyle w:val="9"/>
+          <w:rFonts w:hint="default" w:ascii="Times New Roman" w:hAnsi="Times New Roman" w:eastAsia="Arial" w:cs="Times New Roman"/>
+          <w:b w:val="0"/>
+          <w:bCs w:val="0"/>
+          <w:i/>
+          <w:iCs/>
+          <w:kern w:val="0"/>
+          <w:sz w:val="28"/>
+          <w:szCs w:val="28"/>
+          <w:u w:val="none"/>
+          <w:lang w:val="en-US" w:eastAsia="zh-CN" w:bidi="ar"/>
+        </w:rPr>
+        <w:t>6</w:t>
       </w:r>
       <w:r>
         <w:rPr>
@@ -44420,18 +44658,33 @@
       </w:r>
       <w:r>
         <w:rPr>
-          <w:rFonts w:hint="default" w:ascii="Times New Roman" w:hAnsi="Times New Roman" w:eastAsia="Arial" w:cs="Times New Roman"/>
-          <w:b w:val="0"/>
-          <w:bCs w:val="0"/>
-          <w:i/>
-          <w:iCs/>
-          <w:kern w:val="0"/>
-          <w:sz w:val="28"/>
-          <w:szCs w:val="28"/>
-          <w:u w:val="none"/>
-          <w:lang w:val="en-US" w:eastAsia="zh-CN" w:bidi="ar"/>
-        </w:rPr>
-        <w:t>p6</w:t>
+          <w:rFonts w:hint="default" w:eastAsia="Arial" w:cs="Times New Roman"/>
+          <w:b w:val="0"/>
+          <w:bCs w:val="0"/>
+          <w:i/>
+          <w:iCs/>
+          <w:kern w:val="0"/>
+          <w:sz w:val="28"/>
+          <w:szCs w:val="28"/>
+          <w:u w:val="none"/>
+          <w:lang w:val="en-US" w:eastAsia="zh-CN" w:bidi="ar"/>
+        </w:rPr>
+        <w:t>h</w:t>
+      </w:r>
+      <w:r>
+        <w:rPr>
+          <w:rFonts w:hint="default" w:ascii="Times New Roman" w:hAnsi="Times New Roman" w:eastAsia="Arial" w:cs="Times New Roman"/>
+          <w:b w:val="0"/>
+          <w:bCs w:val="0"/>
+          <w:i/>
+          <w:iCs/>
+          <w:kern w:val="0"/>
+          <w:sz w:val="28"/>
+          <w:szCs w:val="28"/>
+          <w:u w:val="none"/>
+          <w:lang w:val="en-US" w:eastAsia="zh-CN" w:bidi="ar"/>
+        </w:rPr>
+        <w:t>6</w:t>
       </w:r>
       <w:r>
         <w:rPr>
@@ -44591,7 +44844,63 @@
           <w:u w:val="none"/>
           <w:lang w:val="en-US" w:eastAsia="zh-CN" w:bidi="ar"/>
         </w:rPr>
-        <w:t xml:space="preserve"> = 0,63 мкм</w:t>
+        <w:t xml:space="preserve"> = </w:t>
+      </w:r>
+      <w:r>
+        <w:rPr>
+          <w:rStyle w:val="9"/>
+          <w:rFonts w:hint="default" w:eastAsia="Arial" w:cs="Times New Roman"/>
+          <w:b w:val="0"/>
+          <w:bCs w:val="0"/>
+          <w:kern w:val="0"/>
+          <w:sz w:val="28"/>
+          <w:szCs w:val="28"/>
+          <w:u w:val="none"/>
+          <w:lang w:val="en-US" w:eastAsia="zh-CN" w:bidi="ar"/>
+        </w:rPr>
+        <w:t>1</w:t>
+      </w:r>
+      <w:r>
+        <w:rPr>
+          <w:rStyle w:val="9"/>
+          <w:rFonts w:hint="default" w:ascii="Times New Roman" w:hAnsi="Times New Roman" w:eastAsia="Arial" w:cs="Times New Roman"/>
+          <w:b w:val="0"/>
+          <w:bCs w:val="0"/>
+          <w:kern w:val="0"/>
+          <w:sz w:val="28"/>
+          <w:szCs w:val="28"/>
+          <w:u w:val="none"/>
+          <w:lang w:val="en-US" w:eastAsia="zh-CN" w:bidi="ar"/>
+        </w:rPr>
+        <w:t>,</w:t>
+      </w:r>
+      <w:r>
+        <w:rPr>
+          <w:rStyle w:val="9"/>
+          <w:rFonts w:hint="default" w:eastAsia="Arial" w:cs="Times New Roman"/>
+          <w:b w:val="0"/>
+          <w:bCs w:val="0"/>
+          <w:kern w:val="0"/>
+          <w:sz w:val="28"/>
+          <w:szCs w:val="28"/>
+          <w:u w:val="none"/>
+          <w:lang w:val="en-US" w:eastAsia="zh-CN" w:bidi="ar"/>
+        </w:rPr>
+        <w:t>25</w:t>
+      </w:r>
+      <w:r>
+        <w:rPr>
+          <w:rStyle w:val="9"/>
+          <w:rFonts w:hint="default" w:ascii="Times New Roman" w:hAnsi="Times New Roman" w:eastAsia="Arial" w:cs="Times New Roman"/>
+          <w:b w:val="0"/>
+          <w:bCs w:val="0"/>
+          <w:kern w:val="0"/>
+          <w:sz w:val="28"/>
+          <w:szCs w:val="28"/>
+          <w:u w:val="none"/>
+          <w:lang w:val="en-US" w:eastAsia="zh-CN" w:bidi="ar"/>
+        </w:rPr>
+        <w:t xml:space="preserve"> мкм</w:t>
       </w:r>
       <w:r>
         <w:rPr>
@@ -46902,7 +47211,35 @@
           <w:u w:val="none"/>
           <w:lang w:val="en-US" w:eastAsia="zh-CN" w:bidi="ar"/>
         </w:rPr>
-        <w:t>8-В ГОСТ 1643-81</w:t>
+        <w:t>8-В</w:t>
+      </w:r>
+      <w:r>
+        <w:rPr>
+          <w:rFonts w:hint="default" w:eastAsia="Arial" w:cs="Times New Roman"/>
+          <w:i/>
+          <w:iCs/>
+          <w:kern w:val="0"/>
+          <w:sz w:val="28"/>
+          <w:szCs w:val="28"/>
+          <w:u w:val="none"/>
+          <w:lang w:val="en-US" w:eastAsia="zh-CN" w:bidi="ar"/>
+        </w:rPr>
+        <w:t>b</w:t>
+      </w:r>
+      <w:bookmarkStart w:id="5" w:name="_GoBack"/>
+      <w:bookmarkEnd w:id="5"/>
+      <w:r>
+        <w:rPr>
+          <w:rFonts w:hint="default" w:ascii="Times New Roman" w:hAnsi="Times New Roman" w:eastAsia="Arial" w:cs="Times New Roman"/>
+          <w:i/>
+          <w:iCs/>
+          <w:kern w:val="0"/>
+          <w:sz w:val="28"/>
+          <w:szCs w:val="28"/>
+          <w:u w:val="none"/>
+          <w:lang w:val="en-US" w:eastAsia="zh-CN" w:bidi="ar"/>
+        </w:rPr>
+        <w:t xml:space="preserve"> ГОСТ 1643-81</w:t>
       </w:r>
     </w:p>
     <w:p>
@@ -49131,8 +49468,6 @@
         </w:rPr>
         <w:t>38</w:t>
       </w:r>
-      <w:bookmarkStart w:id="5" w:name="_GoBack"/>
-      <w:bookmarkEnd w:id="5"/>
       <w:r>
         <w:rPr>
           <w:rFonts w:hint="default" w:eastAsia="Arial" w:cs="Times New Roman"/>
@@ -52209,51 +52544,6 @@
         <w:ind w:left="0" w:leftChars="0" w:firstLine="0" w:firstLineChars="0"/>
         <w:jc w:val="both"/>
         <w:textAlignment w:val="auto"/>
-        <w:rPr>
-          <w:b/>
-          <w:sz w:val="32"/>
-          <w:szCs w:val="32"/>
-        </w:rPr>
-      </w:pPr>
-    </w:p>
-    <w:p>
-      <w:pPr>
-        <w:rPr>
-          <w:b/>
-          <w:sz w:val="32"/>
-          <w:szCs w:val="32"/>
-        </w:rPr>
-      </w:pPr>
-    </w:p>
-    <w:p>
-      <w:pPr>
-        <w:rPr>
-          <w:b/>
-          <w:sz w:val="32"/>
-          <w:szCs w:val="32"/>
-        </w:rPr>
-      </w:pPr>
-    </w:p>
-    <w:p>
-      <w:pPr>
-        <w:rPr>
-          <w:b/>
-          <w:sz w:val="32"/>
-          <w:szCs w:val="32"/>
-        </w:rPr>
-      </w:pPr>
-    </w:p>
-    <w:p>
-      <w:pPr>
-        <w:rPr>
-          <w:b/>
-          <w:sz w:val="32"/>
-          <w:szCs w:val="32"/>
-        </w:rPr>
-      </w:pPr>
-    </w:p>
-    <w:p>
-      <w:pPr>
         <w:rPr>
           <w:b/>
           <w:sz w:val="32"/>

--- a/НТиТИ/Курсовой - 30304125.docx
+++ b/НТиТИ/Курсовой - 30304125.docx
@@ -251,11 +251,11 @@
     <w:p>
       <w:pPr>
         <w:numPr>
-          <w:ilvl w:val="0"/>
-          <w:numId w:val="0"/>
+          <w:ilvl w:val="1"/>
+          <w:numId w:val="1"/>
         </w:numPr>
         <w:spacing w:line="360" w:lineRule="auto"/>
-        <w:ind w:leftChars="0"/>
+        <w:ind w:left="0" w:leftChars="0" w:firstLine="0" w:firstLineChars="0"/>
         <w:jc w:val="both"/>
         <w:rPr>
           <w:rFonts w:hint="default" w:ascii="Times New Roman" w:hAnsi="Times New Roman" w:cs="Times New Roman"/>
@@ -266,31 +266,30 @@
       </w:pPr>
       <w:r>
         <w:rPr>
+          <w:rFonts w:hint="default" w:cs="Times New Roman"/>
+          <w:sz w:val="32"/>
+          <w:szCs w:val="32"/>
+          <w:lang w:val="ru-RU"/>
+        </w:rPr>
+        <w:t>Выбор методик выполнения измерений ....................................... 26</w:t>
+      </w:r>
+    </w:p>
+    <w:p>
+      <w:pPr>
+        <w:numPr>
+          <w:ilvl w:val="1"/>
+          <w:numId w:val="1"/>
+        </w:numPr>
+        <w:spacing w:line="360" w:lineRule="auto"/>
+        <w:ind w:left="0" w:leftChars="0" w:firstLine="0" w:firstLineChars="0"/>
+        <w:jc w:val="both"/>
+        <w:rPr>
           <w:rFonts w:hint="default" w:ascii="Times New Roman" w:hAnsi="Times New Roman" w:cs="Times New Roman"/>
           <w:sz w:val="32"/>
           <w:szCs w:val="32"/>
           <w:lang w:val="ru-RU"/>
         </w:rPr>
-        <w:t xml:space="preserve">Часть </w:t>
-      </w:r>
-      <w:r>
-        <w:rPr>
-          <w:rFonts w:hint="default" w:ascii="Times New Roman" w:hAnsi="Times New Roman" w:cs="Times New Roman"/>
-          <w:sz w:val="32"/>
-          <w:szCs w:val="32"/>
-          <w:lang w:val="en-US"/>
-        </w:rPr>
-        <w:t xml:space="preserve">II. </w:t>
-      </w:r>
-      <w:r>
-        <w:rPr>
-          <w:rFonts w:hint="default" w:ascii="Times New Roman" w:hAnsi="Times New Roman" w:cs="Times New Roman"/>
-          <w:sz w:val="32"/>
-          <w:szCs w:val="32"/>
-          <w:lang w:val="ru-RU"/>
-        </w:rPr>
-        <w:t xml:space="preserve">Нормирование точности сопряжений и деталей .................. </w:t>
-      </w:r>
+      </w:pPr>
       <w:r>
         <w:rPr>
           <w:rFonts w:hint="default" w:cs="Times New Roman"/>
@@ -298,8 +297,10 @@
           <w:szCs w:val="32"/>
           <w:lang w:val="ru-RU"/>
         </w:rPr>
-        <w:t>26</w:t>
-      </w:r>
+        <w:t>Выбор контрольного комплекса зубчатых колес ......................... 29</w:t>
+      </w:r>
+      <w:bookmarkStart w:id="13" w:name="_GoBack"/>
+      <w:bookmarkEnd w:id="13"/>
     </w:p>
     <w:p>
       <w:pPr>
@@ -324,7 +325,25 @@
           <w:szCs w:val="32"/>
           <w:lang w:val="ru-RU"/>
         </w:rPr>
-        <w:t xml:space="preserve">Список литературы ................................................................................ </w:t>
+        <w:t xml:space="preserve">Часть </w:t>
+      </w:r>
+      <w:r>
+        <w:rPr>
+          <w:rFonts w:hint="default" w:ascii="Times New Roman" w:hAnsi="Times New Roman" w:cs="Times New Roman"/>
+          <w:sz w:val="32"/>
+          <w:szCs w:val="32"/>
+          <w:lang w:val="en-US"/>
+        </w:rPr>
+        <w:t xml:space="preserve">II. </w:t>
+      </w:r>
+      <w:r>
+        <w:rPr>
+          <w:rFonts w:hint="default" w:ascii="Times New Roman" w:hAnsi="Times New Roman" w:cs="Times New Roman"/>
+          <w:sz w:val="32"/>
+          <w:szCs w:val="32"/>
+          <w:lang w:val="ru-RU"/>
+        </w:rPr>
+        <w:t xml:space="preserve">Нормирование точности сопряжений и деталей .................. </w:t>
       </w:r>
       <w:r>
         <w:rPr>
@@ -333,7 +352,7 @@
           <w:szCs w:val="32"/>
           <w:lang w:val="ru-RU"/>
         </w:rPr>
-        <w:t>34</w:t>
+        <w:t>38</w:t>
       </w:r>
     </w:p>
     <w:p>
@@ -359,7 +378,7 @@
           <w:szCs w:val="32"/>
           <w:lang w:val="ru-RU"/>
         </w:rPr>
-        <w:t xml:space="preserve">Технические нормативные правовые акты .......................................... </w:t>
+        <w:t xml:space="preserve">Список литературы ................................................................................ </w:t>
       </w:r>
       <w:r>
         <w:rPr>
@@ -368,7 +387,42 @@
           <w:szCs w:val="32"/>
           <w:lang w:val="ru-RU"/>
         </w:rPr>
-        <w:t>35</w:t>
+        <w:t>46</w:t>
+      </w:r>
+    </w:p>
+    <w:p>
+      <w:pPr>
+        <w:numPr>
+          <w:ilvl w:val="0"/>
+          <w:numId w:val="0"/>
+        </w:numPr>
+        <w:spacing w:line="360" w:lineRule="auto"/>
+        <w:ind w:leftChars="0"/>
+        <w:jc w:val="both"/>
+        <w:rPr>
+          <w:rFonts w:hint="default" w:ascii="Times New Roman" w:hAnsi="Times New Roman" w:cs="Times New Roman"/>
+          <w:sz w:val="32"/>
+          <w:szCs w:val="32"/>
+          <w:lang w:val="ru-RU"/>
+        </w:rPr>
+      </w:pPr>
+      <w:r>
+        <w:rPr>
+          <w:rFonts w:hint="default" w:ascii="Times New Roman" w:hAnsi="Times New Roman" w:cs="Times New Roman"/>
+          <w:sz w:val="32"/>
+          <w:szCs w:val="32"/>
+          <w:lang w:val="ru-RU"/>
+        </w:rPr>
+        <w:t xml:space="preserve">Технические нормативные правовые акты .......................................... </w:t>
+      </w:r>
+      <w:r>
+        <w:rPr>
+          <w:rFonts w:hint="default" w:cs="Times New Roman"/>
+          <w:sz w:val="32"/>
+          <w:szCs w:val="32"/>
+          <w:lang w:val="ru-RU"/>
+        </w:rPr>
+        <w:t>47</w:t>
       </w:r>
     </w:p>
     <w:p>
@@ -28883,9 +28937,9 @@
         </w:rPr>
         <w:drawing>
           <wp:inline distT="0" distB="0" distL="114300" distR="114300">
-            <wp:extent cx="5398135" cy="7501255"/>
-            <wp:effectExtent l="0" t="0" r="12065" b="4445"/>
-            <wp:docPr id="1" name="Изображение 1" descr="Фрагмент7"/>
+            <wp:extent cx="5836285" cy="9249410"/>
+            <wp:effectExtent l="0" t="0" r="12065" b="8890"/>
+            <wp:docPr id="11" name="Изображение 11" descr="Фрагмент7"/>
             <wp:cNvGraphicFramePr>
               <a:graphicFrameLocks xmlns:a="http://schemas.openxmlformats.org/drawingml/2006/main" noChangeAspect="1"/>
             </wp:cNvGraphicFramePr>
@@ -28893,7 +28947,7 @@
               <a:graphicData uri="http://schemas.openxmlformats.org/drawingml/2006/picture">
                 <pic:pic xmlns:pic="http://schemas.openxmlformats.org/drawingml/2006/picture">
                   <pic:nvPicPr>
-                    <pic:cNvPr id="1" name="Изображение 1" descr="Фрагмент7"/>
+                    <pic:cNvPr id="11" name="Изображение 11" descr="Фрагмент7"/>
                     <pic:cNvPicPr>
                       <a:picLocks noChangeAspect="1"/>
                     </pic:cNvPicPr>
@@ -28907,7 +28961,7 @@
                   <pic:spPr>
                     <a:xfrm>
                       <a:off x="0" y="0"/>
-                      <a:ext cx="5398135" cy="7501255"/>
+                      <a:ext cx="5836285" cy="9249410"/>
                     </a:xfrm>
                     <a:prstGeom prst="rect">
                       <a:avLst/>
@@ -28922,136 +28976,6 @@
     </w:p>
     <w:p>
       <w:pPr>
-        <w:keepNext w:val="0"/>
-        <w:keepLines w:val="0"/>
-        <w:pageBreakBefore w:val="0"/>
-        <w:widowControl/>
-        <w:kinsoku/>
-        <w:wordWrap/>
-        <w:overflowPunct/>
-        <w:topLinePunct w:val="0"/>
-        <w:autoSpaceDE/>
-        <w:autoSpaceDN/>
-        <w:bidi w:val="0"/>
-        <w:adjustRightInd/>
-        <w:snapToGrid/>
-        <w:spacing w:line="360" w:lineRule="auto"/>
-        <w:jc w:val="center"/>
-        <w:textAlignment w:val="auto"/>
-        <w:rPr>
-          <w:rFonts w:hint="default"/>
-          <w:sz w:val="28"/>
-          <w:szCs w:val="28"/>
-          <w:lang w:val="en-US" w:eastAsia="zh-CN"/>
-        </w:rPr>
-      </w:pPr>
-    </w:p>
-    <w:p>
-      <w:pPr>
-        <w:keepNext w:val="0"/>
-        <w:keepLines w:val="0"/>
-        <w:pageBreakBefore w:val="0"/>
-        <w:widowControl/>
-        <w:kinsoku/>
-        <w:wordWrap/>
-        <w:overflowPunct/>
-        <w:topLinePunct w:val="0"/>
-        <w:autoSpaceDE/>
-        <w:autoSpaceDN/>
-        <w:bidi w:val="0"/>
-        <w:adjustRightInd/>
-        <w:snapToGrid/>
-        <w:spacing w:line="360" w:lineRule="auto"/>
-        <w:jc w:val="center"/>
-        <w:textAlignment w:val="auto"/>
-        <w:rPr>
-          <w:rFonts w:hint="default"/>
-          <w:sz w:val="28"/>
-          <w:szCs w:val="28"/>
-          <w:lang w:val="en-US" w:eastAsia="zh-CN"/>
-        </w:rPr>
-      </w:pPr>
-    </w:p>
-    <w:p>
-      <w:pPr>
-        <w:keepNext w:val="0"/>
-        <w:keepLines w:val="0"/>
-        <w:pageBreakBefore w:val="0"/>
-        <w:widowControl/>
-        <w:kinsoku/>
-        <w:wordWrap/>
-        <w:overflowPunct/>
-        <w:topLinePunct w:val="0"/>
-        <w:autoSpaceDE/>
-        <w:autoSpaceDN/>
-        <w:bidi w:val="0"/>
-        <w:adjustRightInd/>
-        <w:snapToGrid/>
-        <w:spacing w:line="360" w:lineRule="auto"/>
-        <w:jc w:val="center"/>
-        <w:textAlignment w:val="auto"/>
-        <w:rPr>
-          <w:rFonts w:hint="default"/>
-          <w:sz w:val="28"/>
-          <w:szCs w:val="28"/>
-          <w:lang w:val="en-US" w:eastAsia="zh-CN"/>
-        </w:rPr>
-      </w:pPr>
-    </w:p>
-    <w:p>
-      <w:pPr>
-        <w:keepNext w:val="0"/>
-        <w:keepLines w:val="0"/>
-        <w:pageBreakBefore w:val="0"/>
-        <w:widowControl/>
-        <w:kinsoku/>
-        <w:wordWrap/>
-        <w:overflowPunct/>
-        <w:topLinePunct w:val="0"/>
-        <w:autoSpaceDE/>
-        <w:autoSpaceDN/>
-        <w:bidi w:val="0"/>
-        <w:adjustRightInd/>
-        <w:snapToGrid/>
-        <w:spacing w:line="360" w:lineRule="auto"/>
-        <w:jc w:val="center"/>
-        <w:textAlignment w:val="auto"/>
-        <w:rPr>
-          <w:rFonts w:hint="default"/>
-          <w:sz w:val="28"/>
-          <w:szCs w:val="28"/>
-          <w:lang w:val="en-US" w:eastAsia="zh-CN"/>
-        </w:rPr>
-      </w:pPr>
-    </w:p>
-    <w:p>
-      <w:pPr>
-        <w:keepNext w:val="0"/>
-        <w:keepLines w:val="0"/>
-        <w:pageBreakBefore w:val="0"/>
-        <w:widowControl/>
-        <w:kinsoku/>
-        <w:wordWrap/>
-        <w:overflowPunct/>
-        <w:topLinePunct w:val="0"/>
-        <w:autoSpaceDE/>
-        <w:autoSpaceDN/>
-        <w:bidi w:val="0"/>
-        <w:adjustRightInd/>
-        <w:snapToGrid/>
-        <w:spacing w:line="360" w:lineRule="auto"/>
-        <w:jc w:val="center"/>
-        <w:textAlignment w:val="auto"/>
-        <w:rPr>
-          <w:rFonts w:hint="default"/>
-          <w:sz w:val="28"/>
-          <w:szCs w:val="28"/>
-          <w:lang w:val="en-US" w:eastAsia="zh-CN"/>
-        </w:rPr>
-      </w:pPr>
-    </w:p>
-    <w:p>
-      <w:pPr>
         <w:pStyle w:val="2"/>
         <w:keepNext/>
         <w:keepLines w:val="0"/>
@@ -29076,8 +29000,8 @@
         </w:rPr>
       </w:pPr>
       <w:bookmarkStart w:id="0" w:name="_Toc451175238"/>
-      <w:bookmarkStart w:id="1" w:name="_Toc118282486"/>
-      <w:bookmarkStart w:id="2" w:name="_Toc224287364"/>
+      <w:bookmarkStart w:id="1" w:name="_Toc224287364"/>
+      <w:bookmarkStart w:id="2" w:name="_Toc118282486"/>
       <w:r>
         <w:rPr>
           <w:b/>
@@ -39638,6 +39562,7619 @@
     </w:p>
     <w:p>
       <w:pPr>
+        <w:pStyle w:val="2"/>
+        <w:keepNext/>
+        <w:keepLines w:val="0"/>
+        <w:pageBreakBefore w:val="0"/>
+        <w:widowControl/>
+        <w:kinsoku/>
+        <w:wordWrap/>
+        <w:overflowPunct/>
+        <w:topLinePunct w:val="0"/>
+        <w:autoSpaceDE/>
+        <w:autoSpaceDN/>
+        <w:bidi w:val="0"/>
+        <w:adjustRightInd/>
+        <w:snapToGrid/>
+        <w:spacing w:line="360" w:lineRule="auto"/>
+        <w:ind w:left="142" w:firstLine="0"/>
+        <w:textAlignment w:val="auto"/>
+        <w:rPr>
+          <w:rFonts w:hint="default"/>
+          <w:b/>
+          <w:sz w:val="32"/>
+          <w:szCs w:val="32"/>
+          <w:lang w:val="ru-RU"/>
+        </w:rPr>
+      </w:pPr>
+      <w:r>
+        <w:rPr>
+          <w:b/>
+          <w:sz w:val="32"/>
+          <w:szCs w:val="32"/>
+        </w:rPr>
+        <w:t>1.</w:t>
+      </w:r>
+      <w:r>
+        <w:rPr>
+          <w:rFonts w:hint="default"/>
+          <w:b/>
+          <w:sz w:val="32"/>
+          <w:szCs w:val="32"/>
+          <w:lang w:val="ru-RU"/>
+        </w:rPr>
+        <w:t>4</w:t>
+      </w:r>
+      <w:r>
+        <w:rPr>
+          <w:b/>
+          <w:sz w:val="32"/>
+          <w:szCs w:val="32"/>
+        </w:rPr>
+        <w:t xml:space="preserve"> </w:t>
+      </w:r>
+      <w:r>
+        <w:rPr>
+          <w:rFonts w:hint="default"/>
+          <w:b/>
+          <w:sz w:val="32"/>
+          <w:szCs w:val="32"/>
+          <w:lang w:val="ru-RU"/>
+        </w:rPr>
+        <w:t>Выбор методик выполнения измерений</w:t>
+      </w:r>
+    </w:p>
+    <w:p>
+      <w:pPr>
+        <w:keepNext w:val="0"/>
+        <w:keepLines w:val="0"/>
+        <w:pageBreakBefore w:val="0"/>
+        <w:widowControl/>
+        <w:kinsoku/>
+        <w:wordWrap/>
+        <w:overflowPunct/>
+        <w:topLinePunct w:val="0"/>
+        <w:autoSpaceDE/>
+        <w:autoSpaceDN/>
+        <w:bidi w:val="0"/>
+        <w:adjustRightInd/>
+        <w:snapToGrid/>
+        <w:spacing w:line="360" w:lineRule="auto"/>
+        <w:jc w:val="both"/>
+        <w:textAlignment w:val="auto"/>
+        <w:rPr>
+          <w:rFonts w:hint="default" w:ascii="Times New Roman" w:hAnsi="Times New Roman" w:cs="Times New Roman"/>
+          <w:b w:val="0"/>
+          <w:bCs/>
+          <w:sz w:val="28"/>
+          <w:szCs w:val="28"/>
+        </w:rPr>
+      </w:pPr>
+    </w:p>
+    <w:p>
+      <w:pPr>
+        <w:keepNext w:val="0"/>
+        <w:keepLines w:val="0"/>
+        <w:pageBreakBefore w:val="0"/>
+        <w:widowControl/>
+        <w:kinsoku/>
+        <w:wordWrap/>
+        <w:overflowPunct/>
+        <w:topLinePunct w:val="0"/>
+        <w:autoSpaceDE/>
+        <w:autoSpaceDN/>
+        <w:bidi w:val="0"/>
+        <w:adjustRightInd/>
+        <w:snapToGrid/>
+        <w:spacing w:line="360" w:lineRule="auto"/>
+        <w:ind w:firstLine="709" w:firstLineChars="0"/>
+        <w:jc w:val="both"/>
+        <w:textAlignment w:val="auto"/>
+        <w:rPr>
+          <w:rFonts w:hint="default" w:ascii="Times New Roman" w:hAnsi="Times New Roman" w:cs="Times New Roman"/>
+          <w:b w:val="0"/>
+          <w:bCs/>
+          <w:sz w:val="28"/>
+          <w:szCs w:val="28"/>
+        </w:rPr>
+      </w:pPr>
+      <w:r>
+        <w:rPr>
+          <w:sz w:val="28"/>
+          <w:szCs w:val="28"/>
+        </w:rPr>
+        <w:t xml:space="preserve">Для заданного гладкого цилиндрического соединения выбрать и обосновать универсальные средства измерения с указанием их основных метрологических характеристик и условий использования при </w:t>
+      </w:r>
+      <w:r>
+        <w:rPr>
+          <w:sz w:val="28"/>
+          <w:szCs w:val="28"/>
+          <w:lang w:val="ru-RU"/>
+        </w:rPr>
+        <w:t>приёмочном</w:t>
+      </w:r>
+      <w:r>
+        <w:rPr>
+          <w:sz w:val="28"/>
+          <w:szCs w:val="28"/>
+        </w:rPr>
+        <w:t xml:space="preserve"> контроле сопрягаемых деталей по диаметрам. Привести схемы измерений и дать краткое описание реализуемых измерительных процедур.</w:t>
+      </w:r>
+    </w:p>
+    <w:p>
+      <w:pPr>
+        <w:keepNext w:val="0"/>
+        <w:keepLines w:val="0"/>
+        <w:pageBreakBefore w:val="0"/>
+        <w:widowControl/>
+        <w:kinsoku/>
+        <w:wordWrap/>
+        <w:overflowPunct/>
+        <w:topLinePunct w:val="0"/>
+        <w:autoSpaceDE/>
+        <w:autoSpaceDN/>
+        <w:bidi w:val="0"/>
+        <w:adjustRightInd/>
+        <w:snapToGrid/>
+        <w:spacing w:line="360" w:lineRule="auto"/>
+        <w:ind w:right="-284" w:firstLine="709" w:firstLineChars="0"/>
+        <w:jc w:val="both"/>
+        <w:textAlignment w:val="auto"/>
+        <w:rPr>
+          <w:rFonts w:hint="default" w:ascii="Times New Roman" w:hAnsi="Times New Roman" w:cs="Times New Roman"/>
+          <w:sz w:val="28"/>
+          <w:szCs w:val="28"/>
+        </w:rPr>
+      </w:pPr>
+      <w:r>
+        <w:rPr>
+          <w:rFonts w:hint="default" w:ascii="Times New Roman" w:hAnsi="Times New Roman" w:cs="Times New Roman"/>
+          <w:sz w:val="28"/>
+          <w:szCs w:val="28"/>
+        </w:rPr>
+        <w:t xml:space="preserve">Исходные данные: </w:t>
+      </w:r>
+      <w:r>
+        <w:rPr>
+          <w:rFonts w:hint="default" w:ascii="Times New Roman" w:hAnsi="Times New Roman" w:cs="Times New Roman"/>
+          <w:i w:val="0"/>
+          <w:iCs w:val="0"/>
+          <w:sz w:val="28"/>
+          <w:szCs w:val="28"/>
+        </w:rPr>
+        <w:sym w:font="Symbol" w:char="F0C6"/>
+      </w:r>
+      <w:r>
+        <w:rPr>
+          <w:rFonts w:hint="default" w:ascii="Times New Roman" w:hAnsi="Times New Roman" w:cs="Times New Roman"/>
+          <w:i w:val="0"/>
+          <w:iCs w:val="0"/>
+          <w:sz w:val="28"/>
+          <w:szCs w:val="28"/>
+          <w:lang w:val="en-US"/>
+        </w:rPr>
+        <w:t xml:space="preserve">10 </w:t>
+      </w:r>
+      <w:r>
+        <w:rPr>
+          <w:rFonts w:hint="default" w:ascii="Times New Roman" w:hAnsi="Times New Roman" w:cs="Times New Roman"/>
+          <w:i/>
+          <w:iCs/>
+          <w:sz w:val="28"/>
+          <w:szCs w:val="28"/>
+        </w:rPr>
+        <w:t>Н</w:t>
+      </w:r>
+      <w:r>
+        <w:rPr>
+          <w:rFonts w:hint="default" w:ascii="Times New Roman" w:hAnsi="Times New Roman" w:cs="Times New Roman"/>
+          <w:i/>
+          <w:iCs/>
+          <w:sz w:val="28"/>
+          <w:szCs w:val="28"/>
+          <w:lang w:val="en-US"/>
+        </w:rPr>
+        <w:t>8</w:t>
+      </w:r>
+      <w:r>
+        <w:rPr>
+          <w:rFonts w:hint="default" w:ascii="Times New Roman" w:hAnsi="Times New Roman" w:cs="Times New Roman"/>
+          <w:i/>
+          <w:iCs/>
+          <w:sz w:val="28"/>
+          <w:szCs w:val="28"/>
+        </w:rPr>
+        <w:t>/</w:t>
+      </w:r>
+      <w:r>
+        <w:rPr>
+          <w:rFonts w:hint="default" w:ascii="Times New Roman" w:hAnsi="Times New Roman" w:cs="Times New Roman"/>
+          <w:i/>
+          <w:iCs/>
+          <w:sz w:val="28"/>
+          <w:szCs w:val="28"/>
+          <w:lang w:val="en-US"/>
+        </w:rPr>
+        <w:t>d8</w:t>
+      </w:r>
+      <w:r>
+        <w:rPr>
+          <w:rFonts w:hint="default" w:ascii="Times New Roman" w:hAnsi="Times New Roman" w:cs="Times New Roman"/>
+          <w:i w:val="0"/>
+          <w:iCs w:val="0"/>
+          <w:sz w:val="28"/>
+          <w:szCs w:val="28"/>
+        </w:rPr>
+        <w:t>.</w:t>
+      </w:r>
+    </w:p>
+    <w:p>
+      <w:pPr>
+        <w:keepNext w:val="0"/>
+        <w:keepLines w:val="0"/>
+        <w:pageBreakBefore w:val="0"/>
+        <w:widowControl/>
+        <w:kinsoku/>
+        <w:wordWrap/>
+        <w:overflowPunct/>
+        <w:topLinePunct w:val="0"/>
+        <w:autoSpaceDE/>
+        <w:autoSpaceDN/>
+        <w:bidi w:val="0"/>
+        <w:adjustRightInd/>
+        <w:snapToGrid/>
+        <w:spacing w:line="360" w:lineRule="auto"/>
+        <w:ind w:firstLine="709" w:firstLineChars="0"/>
+        <w:jc w:val="both"/>
+        <w:textAlignment w:val="auto"/>
+        <w:rPr>
+          <w:rFonts w:hint="default" w:ascii="Times New Roman" w:hAnsi="Times New Roman" w:cs="Times New Roman"/>
+          <w:sz w:val="28"/>
+          <w:szCs w:val="28"/>
+        </w:rPr>
+      </w:pPr>
+      <w:r>
+        <w:rPr>
+          <w:rFonts w:hint="default" w:ascii="Times New Roman" w:hAnsi="Times New Roman" w:cs="Times New Roman"/>
+          <w:sz w:val="28"/>
+          <w:szCs w:val="28"/>
+        </w:rPr>
+        <w:t xml:space="preserve">Для заданного сопряжения </w:t>
+      </w:r>
+      <w:r>
+        <w:rPr>
+          <w:rFonts w:hint="default" w:ascii="Times New Roman" w:hAnsi="Times New Roman" w:cs="Times New Roman"/>
+          <w:i w:val="0"/>
+          <w:iCs w:val="0"/>
+          <w:sz w:val="28"/>
+          <w:szCs w:val="28"/>
+        </w:rPr>
+        <w:sym w:font="Symbol" w:char="F0C6"/>
+      </w:r>
+      <w:r>
+        <w:rPr>
+          <w:rFonts w:hint="default" w:ascii="Times New Roman" w:hAnsi="Times New Roman" w:cs="Times New Roman"/>
+          <w:i w:val="0"/>
+          <w:iCs w:val="0"/>
+          <w:sz w:val="28"/>
+          <w:szCs w:val="28"/>
+          <w:lang w:val="en-US"/>
+        </w:rPr>
+        <w:t xml:space="preserve">10 </w:t>
+      </w:r>
+      <w:r>
+        <w:rPr>
+          <w:rFonts w:hint="default" w:ascii="Times New Roman" w:hAnsi="Times New Roman" w:cs="Times New Roman"/>
+          <w:i/>
+          <w:iCs/>
+          <w:sz w:val="28"/>
+          <w:szCs w:val="28"/>
+        </w:rPr>
+        <w:t>Н</w:t>
+      </w:r>
+      <w:r>
+        <w:rPr>
+          <w:rFonts w:hint="default" w:ascii="Times New Roman" w:hAnsi="Times New Roman" w:cs="Times New Roman"/>
+          <w:i/>
+          <w:iCs/>
+          <w:sz w:val="28"/>
+          <w:szCs w:val="28"/>
+          <w:lang w:val="en-US"/>
+        </w:rPr>
+        <w:t>8</w:t>
+      </w:r>
+      <w:r>
+        <w:rPr>
+          <w:rFonts w:hint="default" w:ascii="Times New Roman" w:hAnsi="Times New Roman" w:cs="Times New Roman"/>
+          <w:i/>
+          <w:iCs/>
+          <w:sz w:val="28"/>
+          <w:szCs w:val="28"/>
+        </w:rPr>
+        <w:t>/</w:t>
+      </w:r>
+      <w:r>
+        <w:rPr>
+          <w:rFonts w:hint="default" w:ascii="Times New Roman" w:hAnsi="Times New Roman" w:cs="Times New Roman"/>
+          <w:i/>
+          <w:iCs/>
+          <w:sz w:val="28"/>
+          <w:szCs w:val="28"/>
+          <w:lang w:val="en-US"/>
+        </w:rPr>
+        <w:t>d8</w:t>
+      </w:r>
+      <w:r>
+        <w:rPr>
+          <w:rFonts w:hint="default" w:ascii="Times New Roman" w:hAnsi="Times New Roman" w:cs="Times New Roman"/>
+          <w:sz w:val="28"/>
+          <w:szCs w:val="28"/>
+        </w:rPr>
+        <w:t xml:space="preserve"> необходимо подобрать средства измерения. Для этого используем РД 50-98-86 «Методические указания. Выбор универсальных средств измерений линейных размеров до 500 мм».</w:t>
+      </w:r>
+    </w:p>
+    <w:p>
+      <w:pPr>
+        <w:keepNext w:val="0"/>
+        <w:keepLines w:val="0"/>
+        <w:pageBreakBefore w:val="0"/>
+        <w:widowControl/>
+        <w:kinsoku/>
+        <w:wordWrap/>
+        <w:overflowPunct/>
+        <w:topLinePunct w:val="0"/>
+        <w:autoSpaceDE/>
+        <w:autoSpaceDN/>
+        <w:bidi w:val="0"/>
+        <w:adjustRightInd/>
+        <w:snapToGrid/>
+        <w:spacing w:line="360" w:lineRule="auto"/>
+        <w:ind w:firstLine="709" w:firstLineChars="0"/>
+        <w:textAlignment w:val="auto"/>
+        <w:rPr>
+          <w:rFonts w:hint="default" w:ascii="Times New Roman" w:hAnsi="Times New Roman" w:cs="Times New Roman"/>
+          <w:sz w:val="28"/>
+          <w:szCs w:val="28"/>
+          <w:lang w:val="ru-RU"/>
+        </w:rPr>
+      </w:pPr>
+      <w:r>
+        <w:rPr>
+          <w:rFonts w:hint="default" w:ascii="Times New Roman" w:hAnsi="Times New Roman" w:cs="Times New Roman"/>
+          <w:sz w:val="28"/>
+          <w:szCs w:val="28"/>
+        </w:rPr>
+        <w:t xml:space="preserve">Для контроля вала </w:t>
+      </w:r>
+      <w:r>
+        <w:rPr>
+          <w:rFonts w:hint="default" w:ascii="Times New Roman" w:hAnsi="Times New Roman" w:cs="Times New Roman"/>
+          <w:i w:val="0"/>
+          <w:iCs w:val="0"/>
+          <w:sz w:val="28"/>
+          <w:szCs w:val="28"/>
+        </w:rPr>
+        <w:sym w:font="Symbol" w:char="F0C6"/>
+      </w:r>
+      <w:r>
+        <w:rPr>
+          <w:rFonts w:hint="default" w:ascii="Times New Roman" w:hAnsi="Times New Roman" w:cs="Times New Roman"/>
+          <w:i w:val="0"/>
+          <w:iCs w:val="0"/>
+          <w:sz w:val="28"/>
+          <w:szCs w:val="28"/>
+          <w:lang w:val="en-US"/>
+        </w:rPr>
+        <w:t>10</w:t>
+      </w:r>
+      <w:r>
+        <w:rPr>
+          <w:rFonts w:hint="default" w:ascii="Times New Roman" w:hAnsi="Times New Roman" w:cs="Times New Roman"/>
+          <w:i/>
+          <w:iCs/>
+          <w:sz w:val="28"/>
+          <w:szCs w:val="28"/>
+          <w:lang w:val="en-US"/>
+        </w:rPr>
+        <w:t>d8</w:t>
+      </w:r>
+      <w:r>
+        <w:rPr>
+          <w:rFonts w:hint="default" w:ascii="Times New Roman" w:hAnsi="Times New Roman" w:cs="Times New Roman"/>
+          <w:sz w:val="28"/>
+          <w:szCs w:val="28"/>
+        </w:rPr>
+        <w:t xml:space="preserve"> выбираем:</w:t>
+      </w:r>
+      <w:r>
+        <w:rPr>
+          <w:rFonts w:hint="default" w:ascii="Times New Roman" w:hAnsi="Times New Roman" w:cs="Times New Roman"/>
+          <w:sz w:val="28"/>
+          <w:szCs w:val="28"/>
+          <w:lang w:val="ru-RU"/>
+        </w:rPr>
+        <w:t xml:space="preserve"> 2а</w:t>
+      </w:r>
+      <w:r>
+        <w:rPr>
+          <w:rFonts w:hint="default" w:cs="Times New Roman"/>
+          <w:sz w:val="28"/>
+          <w:szCs w:val="28"/>
+          <w:lang w:val="ru-RU"/>
+        </w:rPr>
+        <w:t>,</w:t>
+      </w:r>
+    </w:p>
+    <w:p>
+      <w:pPr>
+        <w:keepNext w:val="0"/>
+        <w:keepLines w:val="0"/>
+        <w:pageBreakBefore w:val="0"/>
+        <w:widowControl/>
+        <w:kinsoku/>
+        <w:wordWrap/>
+        <w:overflowPunct/>
+        <w:topLinePunct w:val="0"/>
+        <w:autoSpaceDE/>
+        <w:autoSpaceDN/>
+        <w:bidi w:val="0"/>
+        <w:adjustRightInd/>
+        <w:snapToGrid/>
+        <w:spacing w:line="360" w:lineRule="auto"/>
+        <w:ind w:firstLine="709" w:firstLineChars="0"/>
+        <w:textAlignment w:val="auto"/>
+        <w:rPr>
+          <w:rFonts w:hint="default" w:ascii="Times New Roman" w:hAnsi="Times New Roman" w:cs="Times New Roman"/>
+          <w:sz w:val="28"/>
+          <w:szCs w:val="28"/>
+          <w:lang w:val="ru-RU"/>
+        </w:rPr>
+      </w:pPr>
+      <w:r>
+        <w:rPr>
+          <w:rFonts w:hint="default" w:ascii="Times New Roman" w:hAnsi="Times New Roman" w:cs="Times New Roman"/>
+          <w:sz w:val="28"/>
+          <w:szCs w:val="28"/>
+        </w:rPr>
+        <w:t xml:space="preserve">[Δ] = </w:t>
+      </w:r>
+      <w:r>
+        <w:rPr>
+          <w:rFonts w:hint="default" w:ascii="Times New Roman" w:hAnsi="Times New Roman" w:cs="Times New Roman"/>
+          <w:sz w:val="28"/>
+          <w:szCs w:val="28"/>
+          <w:lang w:val="ru-RU"/>
+        </w:rPr>
+        <w:t>6</w:t>
+      </w:r>
+      <w:r>
+        <w:rPr>
+          <w:rFonts w:hint="default" w:ascii="Times New Roman" w:hAnsi="Times New Roman" w:cs="Times New Roman"/>
+          <w:sz w:val="28"/>
+          <w:szCs w:val="28"/>
+        </w:rPr>
+        <w:t xml:space="preserve"> мкм – допускаемая погрешность</w:t>
+      </w:r>
+      <w:r>
+        <w:rPr>
+          <w:rFonts w:hint="default" w:cs="Times New Roman"/>
+          <w:sz w:val="28"/>
+          <w:szCs w:val="28"/>
+          <w:lang w:val="ru-RU"/>
+        </w:rPr>
+        <w:t>,</w:t>
+      </w:r>
+    </w:p>
+    <w:p>
+      <w:pPr>
+        <w:keepNext w:val="0"/>
+        <w:keepLines w:val="0"/>
+        <w:pageBreakBefore w:val="0"/>
+        <w:widowControl/>
+        <w:kinsoku/>
+        <w:wordWrap/>
+        <w:overflowPunct/>
+        <w:topLinePunct w:val="0"/>
+        <w:autoSpaceDE/>
+        <w:autoSpaceDN/>
+        <w:bidi w:val="0"/>
+        <w:adjustRightInd/>
+        <w:snapToGrid/>
+        <w:spacing w:line="360" w:lineRule="auto"/>
+        <w:ind w:firstLine="709" w:firstLineChars="0"/>
+        <w:textAlignment w:val="auto"/>
+        <w:rPr>
+          <w:rFonts w:hint="default" w:ascii="Times New Roman" w:hAnsi="Times New Roman" w:cs="Times New Roman"/>
+          <w:sz w:val="28"/>
+          <w:szCs w:val="28"/>
+          <w:lang w:val="ru-RU"/>
+        </w:rPr>
+      </w:pPr>
+      <w:r>
+        <w:rPr>
+          <w:rFonts w:hint="default" w:ascii="Times New Roman" w:hAnsi="Times New Roman" w:cs="Times New Roman"/>
+          <w:sz w:val="28"/>
+          <w:szCs w:val="28"/>
+        </w:rPr>
+        <w:t xml:space="preserve">IT = </w:t>
+      </w:r>
+      <w:r>
+        <w:rPr>
+          <w:rFonts w:hint="default" w:ascii="Times New Roman" w:hAnsi="Times New Roman" w:cs="Times New Roman"/>
+          <w:sz w:val="28"/>
+          <w:szCs w:val="28"/>
+          <w:lang w:val="ru-RU"/>
+        </w:rPr>
+        <w:t>22</w:t>
+      </w:r>
+      <w:r>
+        <w:rPr>
+          <w:rFonts w:hint="default" w:ascii="Times New Roman" w:hAnsi="Times New Roman" w:cs="Times New Roman"/>
+          <w:sz w:val="28"/>
+          <w:szCs w:val="28"/>
+        </w:rPr>
+        <w:t xml:space="preserve"> мкм – допуск </w:t>
+      </w:r>
+      <w:r>
+        <w:rPr>
+          <w:rFonts w:hint="default" w:cs="Times New Roman"/>
+          <w:sz w:val="28"/>
+          <w:szCs w:val="28"/>
+          <w:lang w:val="ru-RU"/>
+        </w:rPr>
+        <w:t>,</w:t>
+      </w:r>
+    </w:p>
+    <w:p>
+      <w:pPr>
+        <w:keepNext w:val="0"/>
+        <w:keepLines w:val="0"/>
+        <w:pageBreakBefore w:val="0"/>
+        <w:widowControl/>
+        <w:kinsoku/>
+        <w:wordWrap/>
+        <w:overflowPunct/>
+        <w:topLinePunct w:val="0"/>
+        <w:autoSpaceDE/>
+        <w:autoSpaceDN/>
+        <w:bidi w:val="0"/>
+        <w:adjustRightInd/>
+        <w:snapToGrid/>
+        <w:spacing w:line="360" w:lineRule="auto"/>
+        <w:ind w:firstLine="709" w:firstLineChars="0"/>
+        <w:jc w:val="both"/>
+        <w:textAlignment w:val="auto"/>
+        <w:rPr>
+          <w:rFonts w:hint="default" w:ascii="Times New Roman" w:hAnsi="Times New Roman" w:cs="Times New Roman"/>
+          <w:sz w:val="28"/>
+          <w:szCs w:val="28"/>
+        </w:rPr>
+      </w:pPr>
+      <w:r>
+        <w:rPr>
+          <w:rFonts w:hint="default" w:ascii="Times New Roman" w:hAnsi="Times New Roman" w:cs="Times New Roman"/>
+          <w:sz w:val="28"/>
+          <w:szCs w:val="28"/>
+          <w:lang w:val="en-US"/>
+        </w:rPr>
+        <w:t>2a</w:t>
+      </w:r>
+      <w:r>
+        <w:rPr>
+          <w:rFonts w:hint="default" w:ascii="Times New Roman" w:hAnsi="Times New Roman" w:cs="Times New Roman"/>
+          <w:sz w:val="28"/>
+          <w:szCs w:val="28"/>
+        </w:rPr>
+        <w:t xml:space="preserve"> - </w:t>
+      </w:r>
+      <w:r>
+        <w:rPr>
+          <w:rFonts w:hint="default" w:ascii="Times New Roman" w:hAnsi="Times New Roman" w:eastAsia="SimSun" w:cs="Times New Roman"/>
+          <w:sz w:val="28"/>
+          <w:szCs w:val="28"/>
+        </w:rPr>
+        <w:t xml:space="preserve">Согласно РД 50-98-86 (номер методики 2а), предел погрешности измерения микрометром с ценой деления 0,01 мм в диапазоне до 25 мм составляет </w:t>
+      </w:r>
+      <w:r>
+        <w:rPr>
+          <w:rStyle w:val="9"/>
+          <w:rFonts w:hint="default" w:ascii="Times New Roman" w:hAnsi="Times New Roman" w:eastAsia="Arial" w:cs="Times New Roman"/>
+          <w:b w:val="0"/>
+          <w:bCs w:val="0"/>
+          <w:sz w:val="28"/>
+          <w:szCs w:val="28"/>
+          <w:u w:val="none"/>
+        </w:rPr>
+        <w:t>lim = 4 мкм</w:t>
+      </w:r>
+      <w:r>
+        <w:rPr>
+          <w:rFonts w:hint="default" w:ascii="Times New Roman" w:hAnsi="Times New Roman" w:eastAsia="SimSun" w:cs="Times New Roman"/>
+          <w:b w:val="0"/>
+          <w:bCs w:val="0"/>
+          <w:sz w:val="28"/>
+          <w:szCs w:val="28"/>
+        </w:rPr>
+        <w:t>.</w:t>
+      </w:r>
+    </w:p>
+    <w:p>
+      <w:pPr>
+        <w:keepNext w:val="0"/>
+        <w:keepLines w:val="0"/>
+        <w:pageBreakBefore w:val="0"/>
+        <w:widowControl/>
+        <w:kinsoku/>
+        <w:wordWrap/>
+        <w:overflowPunct/>
+        <w:topLinePunct w:val="0"/>
+        <w:autoSpaceDE/>
+        <w:autoSpaceDN/>
+        <w:bidi w:val="0"/>
+        <w:adjustRightInd/>
+        <w:snapToGrid/>
+        <w:spacing w:line="360" w:lineRule="auto"/>
+        <w:ind w:firstLine="709" w:firstLineChars="0"/>
+        <w:jc w:val="both"/>
+        <w:textAlignment w:val="auto"/>
+        <w:rPr>
+          <w:rFonts w:hint="default" w:ascii="Times New Roman" w:hAnsi="Times New Roman" w:cs="Times New Roman"/>
+          <w:sz w:val="28"/>
+          <w:szCs w:val="28"/>
+          <w:lang w:val="en-US"/>
+        </w:rPr>
+      </w:pPr>
+      <w:r>
+        <w:rPr>
+          <w:rStyle w:val="9"/>
+          <w:rFonts w:hint="default" w:ascii="Times New Roman" w:hAnsi="Times New Roman" w:eastAsia="Arial" w:cs="Times New Roman"/>
+          <w:b w:val="0"/>
+          <w:bCs w:val="0"/>
+          <w:sz w:val="28"/>
+          <w:szCs w:val="28"/>
+          <w:u w:val="none"/>
+          <w:shd w:val="clear" w:color="auto" w:fill="auto"/>
+        </w:rPr>
+        <w:t>Проверка условия</w:t>
+      </w:r>
+      <w:r>
+        <w:rPr>
+          <w:rFonts w:hint="default" w:ascii="Times New Roman" w:hAnsi="Times New Roman" w:eastAsia="SimSun" w:cs="Times New Roman"/>
+          <w:b w:val="0"/>
+          <w:bCs w:val="0"/>
+          <w:sz w:val="28"/>
+          <w:szCs w:val="28"/>
+          <w:shd w:val="clear" w:color="auto" w:fill="auto"/>
+        </w:rPr>
+        <w:t>:</w:t>
+      </w:r>
+      <w:r>
+        <w:rPr>
+          <w:rFonts w:hint="default" w:ascii="Times New Roman" w:hAnsi="Times New Roman" w:eastAsia="SimSun" w:cs="Times New Roman"/>
+          <w:sz w:val="28"/>
+          <w:szCs w:val="28"/>
+        </w:rPr>
+        <w:t xml:space="preserve"> 4 мкм</w:t>
+      </w:r>
+      <w:r>
+        <w:rPr>
+          <w:rFonts w:hint="default" w:ascii="Times New Roman" w:hAnsi="Times New Roman" w:eastAsia="SimSun" w:cs="Times New Roman"/>
+          <w:sz w:val="28"/>
+          <w:szCs w:val="28"/>
+          <w:lang w:val="ru-RU"/>
+        </w:rPr>
+        <w:t xml:space="preserve"> ≤ </w:t>
+      </w:r>
+      <w:r>
+        <w:rPr>
+          <w:rFonts w:hint="default" w:ascii="Times New Roman" w:hAnsi="Times New Roman" w:eastAsia="SimSun" w:cs="Times New Roman"/>
+          <w:sz w:val="28"/>
+          <w:szCs w:val="28"/>
+        </w:rPr>
+        <w:t>6</w:t>
+      </w:r>
+      <w:r>
+        <w:rPr>
+          <w:rFonts w:hint="default" w:ascii="Times New Roman" w:hAnsi="Times New Roman" w:eastAsia="SimSun" w:cs="Times New Roman"/>
+          <w:sz w:val="28"/>
+          <w:szCs w:val="28"/>
+          <w:lang w:val="ru-RU"/>
+        </w:rPr>
+        <w:t xml:space="preserve"> </w:t>
+      </w:r>
+      <w:r>
+        <w:rPr>
+          <w:rFonts w:hint="default" w:ascii="Times New Roman" w:hAnsi="Times New Roman" w:eastAsia="SimSun" w:cs="Times New Roman"/>
+          <w:sz w:val="28"/>
+          <w:szCs w:val="28"/>
+        </w:rPr>
+        <w:t xml:space="preserve">мкм </w:t>
+      </w:r>
+      <w:r>
+        <w:rPr>
+          <w:rFonts w:hint="default" w:ascii="Times New Roman" w:hAnsi="Times New Roman" w:eastAsia="SimSun" w:cs="Times New Roman"/>
+          <w:sz w:val="28"/>
+          <w:szCs w:val="28"/>
+          <w:lang w:val="ru-RU"/>
+        </w:rPr>
+        <w:t>(</w:t>
+      </w:r>
+      <w:r>
+        <w:rPr>
+          <w:rFonts w:hint="default" w:ascii="Times New Roman" w:hAnsi="Times New Roman" w:eastAsia="SimSun" w:cs="Times New Roman"/>
+          <w:sz w:val="28"/>
+          <w:szCs w:val="28"/>
+        </w:rPr>
+        <w:t>lim</w:t>
+      </w:r>
+      <w:r>
+        <w:rPr>
+          <w:rFonts w:hint="default" w:ascii="Times New Roman" w:hAnsi="Times New Roman" w:eastAsia="SimSun" w:cs="Times New Roman"/>
+          <w:sz w:val="28"/>
+          <w:szCs w:val="28"/>
+          <w:lang w:val="ru-RU"/>
+        </w:rPr>
+        <w:t xml:space="preserve"> ≤ </w:t>
+      </w:r>
+      <w:r>
+        <w:rPr>
+          <w:rFonts w:hint="default" w:ascii="Times New Roman" w:hAnsi="Times New Roman" w:cs="Times New Roman"/>
+          <w:sz w:val="28"/>
+          <w:szCs w:val="28"/>
+        </w:rPr>
+        <w:t>Δ</w:t>
+      </w:r>
+      <w:r>
+        <w:rPr>
+          <w:rFonts w:hint="default" w:ascii="Times New Roman" w:hAnsi="Times New Roman" w:eastAsia="SimSun" w:cs="Times New Roman"/>
+          <w:sz w:val="28"/>
+          <w:szCs w:val="28"/>
+        </w:rPr>
+        <w:t>) — условие выполняется.</w:t>
+      </w:r>
+      <w:r>
+        <w:rPr>
+          <w:rFonts w:hint="default" w:ascii="Times New Roman" w:hAnsi="Times New Roman" w:eastAsia="SimSun" w:cs="Times New Roman"/>
+          <w:sz w:val="28"/>
+          <w:szCs w:val="28"/>
+          <w:lang w:val="ru-RU"/>
+        </w:rPr>
+        <w:t xml:space="preserve"> </w:t>
+      </w:r>
+      <w:r>
+        <w:rPr>
+          <w:rFonts w:hint="default" w:ascii="Times New Roman" w:hAnsi="Times New Roman" w:eastAsia="SimSun" w:cs="Times New Roman"/>
+          <w:sz w:val="28"/>
+          <w:szCs w:val="28"/>
+        </w:rPr>
+        <w:t>Прибор полностью подходит.</w:t>
+      </w:r>
+      <w:r>
+        <w:rPr>
+          <w:rFonts w:hint="default" w:ascii="Times New Roman" w:hAnsi="Times New Roman" w:cs="Times New Roman"/>
+          <w:sz w:val="28"/>
+          <w:szCs w:val="28"/>
+          <w:lang w:val="en-US"/>
+        </w:rPr>
+        <w:tab/>
+      </w:r>
+    </w:p>
+    <w:p>
+      <w:pPr>
+        <w:keepNext w:val="0"/>
+        <w:keepLines w:val="0"/>
+        <w:pageBreakBefore w:val="0"/>
+        <w:widowControl/>
+        <w:kinsoku/>
+        <w:wordWrap/>
+        <w:overflowPunct/>
+        <w:topLinePunct w:val="0"/>
+        <w:autoSpaceDE/>
+        <w:autoSpaceDN/>
+        <w:bidi w:val="0"/>
+        <w:adjustRightInd/>
+        <w:snapToGrid/>
+        <w:spacing w:line="360" w:lineRule="auto"/>
+        <w:ind w:firstLine="709" w:firstLineChars="0"/>
+        <w:jc w:val="both"/>
+        <w:textAlignment w:val="auto"/>
+        <w:rPr>
+          <w:rFonts w:hint="default" w:ascii="Times New Roman" w:hAnsi="Times New Roman" w:eastAsia="SimSun" w:cs="Times New Roman"/>
+          <w:sz w:val="28"/>
+          <w:szCs w:val="28"/>
+        </w:rPr>
+      </w:pPr>
+      <w:r>
+        <w:rPr>
+          <w:rFonts w:hint="default" w:ascii="Times New Roman" w:hAnsi="Times New Roman" w:cs="Times New Roman"/>
+          <w:sz w:val="28"/>
+          <w:szCs w:val="28"/>
+          <w:lang w:val="ru-RU"/>
+        </w:rPr>
+        <w:t xml:space="preserve">Выбранное СИ: </w:t>
+      </w:r>
+      <w:r>
+        <w:rPr>
+          <w:rFonts w:hint="default" w:ascii="Times New Roman" w:hAnsi="Times New Roman" w:eastAsia="SimSun" w:cs="Times New Roman"/>
+          <w:sz w:val="28"/>
+          <w:szCs w:val="28"/>
+        </w:rPr>
+        <w:t xml:space="preserve">Микрометр гладкий типа </w:t>
+      </w:r>
+      <w:r>
+        <w:rPr>
+          <w:rStyle w:val="9"/>
+          <w:rFonts w:hint="default" w:ascii="Times New Roman" w:hAnsi="Times New Roman" w:eastAsia="Arial" w:cs="Times New Roman"/>
+          <w:b w:val="0"/>
+          <w:bCs w:val="0"/>
+          <w:sz w:val="28"/>
+          <w:szCs w:val="28"/>
+          <w:u w:val="none"/>
+        </w:rPr>
+        <w:t>МК 25-1</w:t>
+      </w:r>
+      <w:r>
+        <w:rPr>
+          <w:rFonts w:hint="default" w:ascii="Times New Roman" w:hAnsi="Times New Roman" w:eastAsia="SimSun" w:cs="Times New Roman"/>
+          <w:b w:val="0"/>
+          <w:bCs w:val="0"/>
+          <w:sz w:val="28"/>
+          <w:szCs w:val="28"/>
+        </w:rPr>
+        <w:t xml:space="preserve"> </w:t>
+      </w:r>
+      <w:r>
+        <w:rPr>
+          <w:rFonts w:hint="default" w:ascii="Times New Roman" w:hAnsi="Times New Roman" w:eastAsia="SimSun" w:cs="Times New Roman"/>
+          <w:sz w:val="28"/>
+          <w:szCs w:val="28"/>
+        </w:rPr>
+        <w:t>(ГОСТ 6507-90).</w:t>
+      </w:r>
+    </w:p>
+    <w:p>
+      <w:pPr>
+        <w:keepNext w:val="0"/>
+        <w:keepLines w:val="0"/>
+        <w:pageBreakBefore w:val="0"/>
+        <w:widowControl/>
+        <w:kinsoku/>
+        <w:wordWrap/>
+        <w:overflowPunct/>
+        <w:topLinePunct w:val="0"/>
+        <w:autoSpaceDE/>
+        <w:autoSpaceDN/>
+        <w:bidi w:val="0"/>
+        <w:adjustRightInd/>
+        <w:snapToGrid/>
+        <w:spacing w:line="360" w:lineRule="auto"/>
+        <w:ind w:firstLine="709" w:firstLineChars="0"/>
+        <w:jc w:val="both"/>
+        <w:textAlignment w:val="auto"/>
+        <w:rPr>
+          <w:rFonts w:hint="default" w:ascii="Times New Roman" w:hAnsi="Times New Roman" w:eastAsia="SimSun" w:cs="Times New Roman"/>
+          <w:sz w:val="28"/>
+          <w:szCs w:val="28"/>
+          <w:lang w:val="ru-RU"/>
+        </w:rPr>
+      </w:pPr>
+    </w:p>
+    <w:p>
+      <w:pPr>
+        <w:spacing w:line="360" w:lineRule="auto"/>
+        <w:ind w:firstLine="627"/>
+        <w:jc w:val="center"/>
+        <w:rPr>
+          <w:rFonts w:hint="default"/>
+          <w:sz w:val="28"/>
+          <w:szCs w:val="28"/>
+          <w:lang w:val="ru-RU"/>
+        </w:rPr>
+      </w:pPr>
+      <w:r>
+        <w:rPr>
+          <w:rFonts w:hint="default"/>
+          <w:sz w:val="28"/>
+          <w:szCs w:val="28"/>
+          <w:lang w:val="ru-RU"/>
+        </w:rPr>
+        <w:drawing>
+          <wp:inline distT="0" distB="0" distL="114300" distR="114300">
+            <wp:extent cx="3918585" cy="2363470"/>
+            <wp:effectExtent l="0" t="0" r="5715" b="17780"/>
+            <wp:docPr id="17" name="Изображение 17" descr="micrometer-mk25-1"/>
+            <wp:cNvGraphicFramePr>
+              <a:graphicFrameLocks xmlns:a="http://schemas.openxmlformats.org/drawingml/2006/main" noChangeAspect="1"/>
+            </wp:cNvGraphicFramePr>
+            <a:graphic xmlns:a="http://schemas.openxmlformats.org/drawingml/2006/main">
+              <a:graphicData uri="http://schemas.openxmlformats.org/drawingml/2006/picture">
+                <pic:pic xmlns:pic="http://schemas.openxmlformats.org/drawingml/2006/picture">
+                  <pic:nvPicPr>
+                    <pic:cNvPr id="17" name="Изображение 17" descr="micrometer-mk25-1"/>
+                    <pic:cNvPicPr>
+                      <a:picLocks noChangeAspect="1"/>
+                    </pic:cNvPicPr>
+                  </pic:nvPicPr>
+                  <pic:blipFill>
+                    <a:blip r:embed="rId16"/>
+                    <a:stretch>
+                      <a:fillRect/>
+                    </a:stretch>
+                  </pic:blipFill>
+                  <pic:spPr>
+                    <a:xfrm>
+                      <a:off x="0" y="0"/>
+                      <a:ext cx="3918585" cy="2363470"/>
+                    </a:xfrm>
+                    <a:prstGeom prst="rect">
+                      <a:avLst/>
+                    </a:prstGeom>
+                  </pic:spPr>
+                </pic:pic>
+              </a:graphicData>
+            </a:graphic>
+          </wp:inline>
+        </w:drawing>
+      </w:r>
+    </w:p>
+    <w:p>
+      <w:pPr>
+        <w:spacing w:line="360" w:lineRule="auto"/>
+        <w:jc w:val="center"/>
+        <w:rPr>
+          <w:rFonts w:hint="default"/>
+          <w:sz w:val="28"/>
+          <w:szCs w:val="28"/>
+          <w:lang w:val="ru-RU"/>
+        </w:rPr>
+      </w:pPr>
+      <w:r>
+        <w:rPr>
+          <w:sz w:val="28"/>
+          <w:szCs w:val="28"/>
+        </w:rPr>
+        <w:t xml:space="preserve">Рисунок </w:t>
+      </w:r>
+      <w:r>
+        <w:rPr>
+          <w:sz w:val="28"/>
+          <w:szCs w:val="28"/>
+          <w:lang w:val="en-US"/>
+        </w:rPr>
+        <w:t>4</w:t>
+      </w:r>
+      <w:r>
+        <w:rPr>
+          <w:sz w:val="28"/>
+          <w:szCs w:val="28"/>
+        </w:rPr>
+        <w:t>.1</w:t>
+      </w:r>
+      <w:r>
+        <w:rPr>
+          <w:rFonts w:hint="default"/>
+          <w:sz w:val="28"/>
+          <w:szCs w:val="28"/>
+          <w:lang w:val="ru-RU"/>
+        </w:rPr>
+        <w:t>.</w:t>
+      </w:r>
+      <w:r>
+        <w:rPr>
+          <w:sz w:val="28"/>
+          <w:szCs w:val="28"/>
+        </w:rPr>
+        <w:t xml:space="preserve"> Микрометр </w:t>
+      </w:r>
+      <w:r>
+        <w:rPr>
+          <w:sz w:val="28"/>
+          <w:szCs w:val="28"/>
+          <w:lang w:val="ru-RU"/>
+        </w:rPr>
+        <w:t>гладкий</w:t>
+      </w:r>
+    </w:p>
+    <w:p>
+      <w:pPr>
+        <w:keepNext w:val="0"/>
+        <w:keepLines w:val="0"/>
+        <w:pageBreakBefore w:val="0"/>
+        <w:widowControl/>
+        <w:kinsoku/>
+        <w:wordWrap/>
+        <w:overflowPunct/>
+        <w:topLinePunct w:val="0"/>
+        <w:autoSpaceDE/>
+        <w:autoSpaceDN/>
+        <w:bidi w:val="0"/>
+        <w:adjustRightInd/>
+        <w:snapToGrid/>
+        <w:spacing w:line="360" w:lineRule="auto"/>
+        <w:ind w:firstLine="709" w:firstLineChars="0"/>
+        <w:textAlignment w:val="auto"/>
+        <w:rPr>
+          <w:rFonts w:hint="default" w:ascii="Times New Roman" w:hAnsi="Times New Roman" w:cs="Times New Roman"/>
+          <w:sz w:val="28"/>
+          <w:szCs w:val="28"/>
+        </w:rPr>
+      </w:pPr>
+      <w:r>
+        <w:rPr>
+          <w:rFonts w:hint="default" w:ascii="Times New Roman" w:hAnsi="Times New Roman" w:cs="Times New Roman"/>
+          <w:sz w:val="28"/>
+          <w:szCs w:val="28"/>
+        </w:rPr>
+        <w:t xml:space="preserve">Для контроля </w:t>
+      </w:r>
+      <w:r>
+        <w:rPr>
+          <w:rFonts w:hint="default" w:cs="Times New Roman"/>
+          <w:sz w:val="28"/>
+          <w:szCs w:val="28"/>
+          <w:lang w:val="ru-RU"/>
+        </w:rPr>
+        <w:t>отверстия</w:t>
+      </w:r>
+      <w:r>
+        <w:rPr>
+          <w:rFonts w:hint="default" w:ascii="Times New Roman" w:hAnsi="Times New Roman" w:cs="Times New Roman"/>
+          <w:sz w:val="28"/>
+          <w:szCs w:val="28"/>
+        </w:rPr>
+        <w:t xml:space="preserve"> </w:t>
+      </w:r>
+      <w:r>
+        <w:rPr>
+          <w:rFonts w:hint="default" w:ascii="Times New Roman" w:hAnsi="Times New Roman" w:cs="Times New Roman"/>
+          <w:i w:val="0"/>
+          <w:iCs w:val="0"/>
+          <w:sz w:val="28"/>
+          <w:szCs w:val="28"/>
+        </w:rPr>
+        <w:sym w:font="Symbol" w:char="F0C6"/>
+      </w:r>
+      <w:r>
+        <w:rPr>
+          <w:rFonts w:hint="default" w:ascii="Times New Roman" w:hAnsi="Times New Roman" w:cs="Times New Roman"/>
+          <w:i w:val="0"/>
+          <w:iCs w:val="0"/>
+          <w:sz w:val="28"/>
+          <w:szCs w:val="28"/>
+          <w:lang w:val="en-US"/>
+        </w:rPr>
+        <w:t>10</w:t>
+      </w:r>
+      <w:r>
+        <w:rPr>
+          <w:rFonts w:hint="default" w:cs="Times New Roman"/>
+          <w:i/>
+          <w:iCs/>
+          <w:sz w:val="28"/>
+          <w:szCs w:val="28"/>
+          <w:lang w:val="en-US"/>
+        </w:rPr>
+        <w:t>H</w:t>
+      </w:r>
+      <w:r>
+        <w:rPr>
+          <w:rFonts w:hint="default" w:ascii="Times New Roman" w:hAnsi="Times New Roman" w:cs="Times New Roman"/>
+          <w:i/>
+          <w:iCs/>
+          <w:sz w:val="28"/>
+          <w:szCs w:val="28"/>
+          <w:lang w:val="en-US"/>
+        </w:rPr>
+        <w:t>8</w:t>
+      </w:r>
+      <w:r>
+        <w:rPr>
+          <w:rFonts w:hint="default" w:ascii="Times New Roman" w:hAnsi="Times New Roman" w:cs="Times New Roman"/>
+          <w:sz w:val="28"/>
+          <w:szCs w:val="28"/>
+        </w:rPr>
+        <w:t xml:space="preserve"> выбираем:</w:t>
+      </w:r>
+      <w:r>
+        <w:rPr>
+          <w:rFonts w:hint="default" w:ascii="Times New Roman" w:hAnsi="Times New Roman" w:cs="Times New Roman"/>
+          <w:sz w:val="28"/>
+          <w:szCs w:val="28"/>
+          <w:lang w:val="ru-RU"/>
+        </w:rPr>
+        <w:t xml:space="preserve"> </w:t>
+      </w:r>
+      <w:r>
+        <w:rPr>
+          <w:rFonts w:hint="default" w:cs="Times New Roman"/>
+          <w:sz w:val="28"/>
+          <w:szCs w:val="28"/>
+          <w:lang w:val="en-US"/>
+        </w:rPr>
+        <w:t>6</w:t>
+      </w:r>
+      <w:r>
+        <w:rPr>
+          <w:rFonts w:hint="default" w:cs="Times New Roman"/>
+          <w:sz w:val="28"/>
+          <w:szCs w:val="28"/>
+          <w:lang w:val="ru-RU"/>
+        </w:rPr>
+        <w:t>б,</w:t>
+      </w:r>
+      <w:r>
+        <w:rPr>
+          <w:rFonts w:hint="default" w:ascii="Times New Roman" w:hAnsi="Times New Roman" w:cs="Times New Roman"/>
+          <w:sz w:val="28"/>
+          <w:szCs w:val="28"/>
+        </w:rPr>
+        <w:t xml:space="preserve"> </w:t>
+      </w:r>
+    </w:p>
+    <w:p>
+      <w:pPr>
+        <w:keepNext w:val="0"/>
+        <w:keepLines w:val="0"/>
+        <w:pageBreakBefore w:val="0"/>
+        <w:widowControl/>
+        <w:kinsoku/>
+        <w:wordWrap/>
+        <w:overflowPunct/>
+        <w:topLinePunct w:val="0"/>
+        <w:autoSpaceDE/>
+        <w:autoSpaceDN/>
+        <w:bidi w:val="0"/>
+        <w:adjustRightInd/>
+        <w:snapToGrid/>
+        <w:spacing w:line="360" w:lineRule="auto"/>
+        <w:ind w:firstLine="709" w:firstLineChars="0"/>
+        <w:textAlignment w:val="auto"/>
+        <w:rPr>
+          <w:rFonts w:hint="default" w:ascii="Times New Roman" w:hAnsi="Times New Roman" w:cs="Times New Roman"/>
+          <w:sz w:val="28"/>
+          <w:szCs w:val="28"/>
+          <w:lang w:val="ru-RU"/>
+        </w:rPr>
+      </w:pPr>
+      <w:r>
+        <w:rPr>
+          <w:rFonts w:hint="default" w:ascii="Times New Roman" w:hAnsi="Times New Roman" w:cs="Times New Roman"/>
+          <w:sz w:val="28"/>
+          <w:szCs w:val="28"/>
+        </w:rPr>
+        <w:t xml:space="preserve">[Δ] = </w:t>
+      </w:r>
+      <w:r>
+        <w:rPr>
+          <w:rFonts w:hint="default" w:ascii="Times New Roman" w:hAnsi="Times New Roman" w:cs="Times New Roman"/>
+          <w:sz w:val="28"/>
+          <w:szCs w:val="28"/>
+          <w:lang w:val="ru-RU"/>
+        </w:rPr>
+        <w:t>6</w:t>
+      </w:r>
+      <w:r>
+        <w:rPr>
+          <w:rFonts w:hint="default" w:ascii="Times New Roman" w:hAnsi="Times New Roman" w:cs="Times New Roman"/>
+          <w:sz w:val="28"/>
+          <w:szCs w:val="28"/>
+        </w:rPr>
+        <w:t xml:space="preserve"> мкм – допускаемая погрешность</w:t>
+      </w:r>
+      <w:r>
+        <w:rPr>
+          <w:rFonts w:hint="default" w:cs="Times New Roman"/>
+          <w:sz w:val="28"/>
+          <w:szCs w:val="28"/>
+          <w:lang w:val="ru-RU"/>
+        </w:rPr>
+        <w:t>,</w:t>
+      </w:r>
+    </w:p>
+    <w:p>
+      <w:pPr>
+        <w:keepNext w:val="0"/>
+        <w:keepLines w:val="0"/>
+        <w:pageBreakBefore w:val="0"/>
+        <w:widowControl/>
+        <w:kinsoku/>
+        <w:wordWrap/>
+        <w:overflowPunct/>
+        <w:topLinePunct w:val="0"/>
+        <w:autoSpaceDE/>
+        <w:autoSpaceDN/>
+        <w:bidi w:val="0"/>
+        <w:adjustRightInd/>
+        <w:snapToGrid/>
+        <w:spacing w:line="360" w:lineRule="auto"/>
+        <w:ind w:firstLine="709" w:firstLineChars="0"/>
+        <w:textAlignment w:val="auto"/>
+        <w:rPr>
+          <w:rFonts w:hint="default" w:ascii="Times New Roman" w:hAnsi="Times New Roman" w:cs="Times New Roman"/>
+          <w:sz w:val="28"/>
+          <w:szCs w:val="28"/>
+          <w:lang w:val="ru-RU"/>
+        </w:rPr>
+      </w:pPr>
+      <w:r>
+        <w:rPr>
+          <w:rFonts w:hint="default" w:ascii="Times New Roman" w:hAnsi="Times New Roman" w:cs="Times New Roman"/>
+          <w:sz w:val="28"/>
+          <w:szCs w:val="28"/>
+        </w:rPr>
+        <w:t xml:space="preserve">IT = </w:t>
+      </w:r>
+      <w:r>
+        <w:rPr>
+          <w:rFonts w:hint="default" w:ascii="Times New Roman" w:hAnsi="Times New Roman" w:cs="Times New Roman"/>
+          <w:sz w:val="28"/>
+          <w:szCs w:val="28"/>
+          <w:lang w:val="ru-RU"/>
+        </w:rPr>
+        <w:t>22</w:t>
+      </w:r>
+      <w:r>
+        <w:rPr>
+          <w:rFonts w:hint="default" w:ascii="Times New Roman" w:hAnsi="Times New Roman" w:cs="Times New Roman"/>
+          <w:sz w:val="28"/>
+          <w:szCs w:val="28"/>
+        </w:rPr>
+        <w:t xml:space="preserve"> мкм – допуск</w:t>
+      </w:r>
+      <w:r>
+        <w:rPr>
+          <w:rFonts w:hint="default" w:cs="Times New Roman"/>
+          <w:sz w:val="28"/>
+          <w:szCs w:val="28"/>
+          <w:lang w:val="ru-RU"/>
+        </w:rPr>
+        <w:t>,</w:t>
+      </w:r>
+    </w:p>
+    <w:p>
+      <w:pPr>
+        <w:keepNext w:val="0"/>
+        <w:keepLines w:val="0"/>
+        <w:pageBreakBefore w:val="0"/>
+        <w:widowControl/>
+        <w:kinsoku/>
+        <w:wordWrap/>
+        <w:overflowPunct/>
+        <w:topLinePunct w:val="0"/>
+        <w:autoSpaceDE/>
+        <w:autoSpaceDN/>
+        <w:bidi w:val="0"/>
+        <w:adjustRightInd/>
+        <w:snapToGrid/>
+        <w:spacing w:line="360" w:lineRule="auto"/>
+        <w:ind w:firstLine="709" w:firstLineChars="0"/>
+        <w:jc w:val="both"/>
+        <w:textAlignment w:val="auto"/>
+        <w:rPr>
+          <w:rFonts w:hint="default" w:ascii="Times New Roman" w:hAnsi="Times New Roman" w:cs="Times New Roman"/>
+          <w:sz w:val="28"/>
+          <w:szCs w:val="28"/>
+        </w:rPr>
+      </w:pPr>
+      <w:r>
+        <w:rPr>
+          <w:rFonts w:hint="default" w:cs="Times New Roman"/>
+          <w:sz w:val="28"/>
+          <w:szCs w:val="28"/>
+          <w:lang w:val="ru-RU"/>
+        </w:rPr>
+        <w:t>6б</w:t>
+      </w:r>
+      <w:r>
+        <w:rPr>
+          <w:rFonts w:hint="default" w:ascii="Times New Roman" w:hAnsi="Times New Roman" w:cs="Times New Roman"/>
+          <w:sz w:val="28"/>
+          <w:szCs w:val="28"/>
+        </w:rPr>
+        <w:t xml:space="preserve"> - </w:t>
+      </w:r>
+      <w:r>
+        <w:rPr>
+          <w:rFonts w:hint="default" w:ascii="Times New Roman" w:hAnsi="Times New Roman" w:eastAsia="SimSun" w:cs="Times New Roman"/>
+          <w:sz w:val="28"/>
+          <w:szCs w:val="28"/>
+        </w:rPr>
+        <w:t xml:space="preserve">Согласно РД 50-98-86 (номер методики </w:t>
+      </w:r>
+      <w:r>
+        <w:rPr>
+          <w:rFonts w:hint="default" w:eastAsia="SimSun" w:cs="Times New Roman"/>
+          <w:sz w:val="28"/>
+          <w:szCs w:val="28"/>
+          <w:lang w:val="ru-RU"/>
+        </w:rPr>
+        <w:t>6б</w:t>
+      </w:r>
+      <w:r>
+        <w:rPr>
+          <w:rFonts w:hint="default" w:ascii="Times New Roman" w:hAnsi="Times New Roman" w:eastAsia="SimSun" w:cs="Times New Roman"/>
+          <w:sz w:val="28"/>
+          <w:szCs w:val="28"/>
+        </w:rPr>
+        <w:t xml:space="preserve">), предел погрешности измерения </w:t>
+      </w:r>
+      <w:r>
+        <w:rPr>
+          <w:rFonts w:hint="default" w:eastAsia="SimSun" w:cs="Times New Roman"/>
+          <w:sz w:val="28"/>
+          <w:szCs w:val="28"/>
+          <w:lang w:val="ru-RU"/>
+        </w:rPr>
+        <w:t>индикаторным нутромером</w:t>
+      </w:r>
+      <w:r>
+        <w:rPr>
+          <w:rFonts w:hint="default" w:ascii="Times New Roman" w:hAnsi="Times New Roman" w:eastAsia="SimSun" w:cs="Times New Roman"/>
+          <w:sz w:val="28"/>
+          <w:szCs w:val="28"/>
+        </w:rPr>
+        <w:t xml:space="preserve"> с ценой деления 0,01 мм</w:t>
+      </w:r>
+      <w:r>
+        <w:rPr>
+          <w:rFonts w:hint="default" w:eastAsia="SimSun" w:cs="Times New Roman"/>
+          <w:sz w:val="28"/>
+          <w:szCs w:val="28"/>
+          <w:lang w:val="ru-RU"/>
+        </w:rPr>
+        <w:t xml:space="preserve"> при настройке по концевым мерам длины (КМД)</w:t>
+      </w:r>
+      <w:r>
+        <w:rPr>
+          <w:rFonts w:hint="default" w:ascii="Times New Roman" w:hAnsi="Times New Roman" w:eastAsia="SimSun" w:cs="Times New Roman"/>
+          <w:sz w:val="28"/>
+          <w:szCs w:val="28"/>
+        </w:rPr>
+        <w:t xml:space="preserve"> в диапазоне до </w:t>
+      </w:r>
+      <w:r>
+        <w:rPr>
+          <w:rFonts w:hint="default" w:eastAsia="SimSun" w:cs="Times New Roman"/>
+          <w:sz w:val="28"/>
+          <w:szCs w:val="28"/>
+          <w:lang w:val="ru-RU"/>
+        </w:rPr>
+        <w:t>18</w:t>
+      </w:r>
+      <w:r>
+        <w:rPr>
+          <w:rFonts w:hint="default" w:ascii="Times New Roman" w:hAnsi="Times New Roman" w:eastAsia="SimSun" w:cs="Times New Roman"/>
+          <w:sz w:val="28"/>
+          <w:szCs w:val="28"/>
+        </w:rPr>
+        <w:t xml:space="preserve"> мм составляет </w:t>
+      </w:r>
+      <w:r>
+        <w:rPr>
+          <w:rStyle w:val="9"/>
+          <w:rFonts w:hint="default" w:ascii="Times New Roman" w:hAnsi="Times New Roman" w:eastAsia="Arial" w:cs="Times New Roman"/>
+          <w:b w:val="0"/>
+          <w:bCs w:val="0"/>
+          <w:sz w:val="28"/>
+          <w:szCs w:val="28"/>
+          <w:u w:val="none"/>
+        </w:rPr>
+        <w:t xml:space="preserve">lim = </w:t>
+      </w:r>
+      <w:r>
+        <w:rPr>
+          <w:rStyle w:val="9"/>
+          <w:rFonts w:hint="default" w:eastAsia="Arial" w:cs="Times New Roman"/>
+          <w:b w:val="0"/>
+          <w:bCs w:val="0"/>
+          <w:sz w:val="28"/>
+          <w:szCs w:val="28"/>
+          <w:u w:val="none"/>
+          <w:lang w:val="ru-RU"/>
+        </w:rPr>
+        <w:t>5</w:t>
+      </w:r>
+      <w:r>
+        <w:rPr>
+          <w:rStyle w:val="9"/>
+          <w:rFonts w:hint="default" w:ascii="Times New Roman" w:hAnsi="Times New Roman" w:eastAsia="Arial" w:cs="Times New Roman"/>
+          <w:b w:val="0"/>
+          <w:bCs w:val="0"/>
+          <w:sz w:val="28"/>
+          <w:szCs w:val="28"/>
+          <w:u w:val="none"/>
+        </w:rPr>
+        <w:t xml:space="preserve"> мкм</w:t>
+      </w:r>
+      <w:r>
+        <w:rPr>
+          <w:rFonts w:hint="default" w:ascii="Times New Roman" w:hAnsi="Times New Roman" w:eastAsia="SimSun" w:cs="Times New Roman"/>
+          <w:b w:val="0"/>
+          <w:bCs w:val="0"/>
+          <w:sz w:val="28"/>
+          <w:szCs w:val="28"/>
+        </w:rPr>
+        <w:t>.</w:t>
+      </w:r>
+    </w:p>
+    <w:p>
+      <w:pPr>
+        <w:keepNext w:val="0"/>
+        <w:keepLines w:val="0"/>
+        <w:pageBreakBefore w:val="0"/>
+        <w:widowControl/>
+        <w:kinsoku/>
+        <w:wordWrap/>
+        <w:overflowPunct/>
+        <w:topLinePunct w:val="0"/>
+        <w:autoSpaceDE/>
+        <w:autoSpaceDN/>
+        <w:bidi w:val="0"/>
+        <w:adjustRightInd/>
+        <w:snapToGrid/>
+        <w:spacing w:line="360" w:lineRule="auto"/>
+        <w:ind w:firstLine="708" w:firstLineChars="0"/>
+        <w:jc w:val="both"/>
+        <w:textAlignment w:val="auto"/>
+        <w:rPr>
+          <w:rFonts w:hint="default" w:ascii="Times New Roman" w:hAnsi="Times New Roman" w:cs="Times New Roman"/>
+          <w:sz w:val="28"/>
+          <w:szCs w:val="28"/>
+          <w:lang w:val="en-US"/>
+        </w:rPr>
+      </w:pPr>
+      <w:r>
+        <w:rPr>
+          <w:rStyle w:val="9"/>
+          <w:rFonts w:hint="default" w:ascii="Times New Roman" w:hAnsi="Times New Roman" w:eastAsia="Arial" w:cs="Times New Roman"/>
+          <w:b w:val="0"/>
+          <w:bCs w:val="0"/>
+          <w:sz w:val="28"/>
+          <w:szCs w:val="28"/>
+          <w:u w:val="none"/>
+          <w:shd w:val="clear" w:color="auto" w:fill="auto"/>
+        </w:rPr>
+        <w:t>Проверка условия</w:t>
+      </w:r>
+      <w:r>
+        <w:rPr>
+          <w:rFonts w:hint="default" w:ascii="Times New Roman" w:hAnsi="Times New Roman" w:eastAsia="SimSun" w:cs="Times New Roman"/>
+          <w:b w:val="0"/>
+          <w:bCs w:val="0"/>
+          <w:sz w:val="28"/>
+          <w:szCs w:val="28"/>
+          <w:shd w:val="clear" w:color="auto" w:fill="auto"/>
+        </w:rPr>
+        <w:t>:</w:t>
+      </w:r>
+      <w:r>
+        <w:rPr>
+          <w:rFonts w:hint="default" w:ascii="Times New Roman" w:hAnsi="Times New Roman" w:eastAsia="SimSun" w:cs="Times New Roman"/>
+          <w:sz w:val="28"/>
+          <w:szCs w:val="28"/>
+        </w:rPr>
+        <w:t xml:space="preserve"> </w:t>
+      </w:r>
+      <w:r>
+        <w:rPr>
+          <w:rFonts w:hint="default" w:eastAsia="SimSun" w:cs="Times New Roman"/>
+          <w:sz w:val="28"/>
+          <w:szCs w:val="28"/>
+          <w:lang w:val="ru-RU"/>
+        </w:rPr>
+        <w:t>5</w:t>
+      </w:r>
+      <w:r>
+        <w:rPr>
+          <w:rFonts w:hint="default" w:ascii="Times New Roman" w:hAnsi="Times New Roman" w:eastAsia="SimSun" w:cs="Times New Roman"/>
+          <w:sz w:val="28"/>
+          <w:szCs w:val="28"/>
+        </w:rPr>
+        <w:t xml:space="preserve"> мкм</w:t>
+      </w:r>
+      <w:r>
+        <w:rPr>
+          <w:rFonts w:hint="default" w:ascii="Times New Roman" w:hAnsi="Times New Roman" w:eastAsia="SimSun" w:cs="Times New Roman"/>
+          <w:sz w:val="28"/>
+          <w:szCs w:val="28"/>
+          <w:lang w:val="ru-RU"/>
+        </w:rPr>
+        <w:t xml:space="preserve"> ≤ </w:t>
+      </w:r>
+      <w:r>
+        <w:rPr>
+          <w:rFonts w:hint="default" w:eastAsia="SimSun" w:cs="Times New Roman"/>
+          <w:sz w:val="28"/>
+          <w:szCs w:val="28"/>
+          <w:lang w:val="ru-RU"/>
+        </w:rPr>
+        <w:t>6</w:t>
+      </w:r>
+      <w:r>
+        <w:rPr>
+          <w:rFonts w:hint="default" w:ascii="Times New Roman" w:hAnsi="Times New Roman" w:eastAsia="SimSun" w:cs="Times New Roman"/>
+          <w:sz w:val="28"/>
+          <w:szCs w:val="28"/>
+          <w:lang w:val="ru-RU"/>
+        </w:rPr>
+        <w:t xml:space="preserve"> </w:t>
+      </w:r>
+      <w:r>
+        <w:rPr>
+          <w:rFonts w:hint="default" w:ascii="Times New Roman" w:hAnsi="Times New Roman" w:eastAsia="SimSun" w:cs="Times New Roman"/>
+          <w:sz w:val="28"/>
+          <w:szCs w:val="28"/>
+        </w:rPr>
+        <w:t xml:space="preserve">мкм </w:t>
+      </w:r>
+      <w:r>
+        <w:rPr>
+          <w:rFonts w:hint="default" w:ascii="Times New Roman" w:hAnsi="Times New Roman" w:eastAsia="SimSun" w:cs="Times New Roman"/>
+          <w:sz w:val="28"/>
+          <w:szCs w:val="28"/>
+          <w:lang w:val="ru-RU"/>
+        </w:rPr>
+        <w:t>(</w:t>
+      </w:r>
+      <w:r>
+        <w:rPr>
+          <w:rFonts w:hint="default" w:ascii="Times New Roman" w:hAnsi="Times New Roman" w:eastAsia="SimSun" w:cs="Times New Roman"/>
+          <w:sz w:val="28"/>
+          <w:szCs w:val="28"/>
+        </w:rPr>
+        <w:t>lim</w:t>
+      </w:r>
+      <w:r>
+        <w:rPr>
+          <w:rFonts w:hint="default" w:ascii="Times New Roman" w:hAnsi="Times New Roman" w:eastAsia="SimSun" w:cs="Times New Roman"/>
+          <w:sz w:val="28"/>
+          <w:szCs w:val="28"/>
+          <w:lang w:val="ru-RU"/>
+        </w:rPr>
+        <w:t xml:space="preserve"> ≤ </w:t>
+      </w:r>
+      <w:r>
+        <w:rPr>
+          <w:rFonts w:hint="default" w:ascii="Times New Roman" w:hAnsi="Times New Roman" w:cs="Times New Roman"/>
+          <w:sz w:val="28"/>
+          <w:szCs w:val="28"/>
+        </w:rPr>
+        <w:t>Δ</w:t>
+      </w:r>
+      <w:r>
+        <w:rPr>
+          <w:rFonts w:hint="default" w:ascii="Times New Roman" w:hAnsi="Times New Roman" w:eastAsia="SimSun" w:cs="Times New Roman"/>
+          <w:sz w:val="28"/>
+          <w:szCs w:val="28"/>
+        </w:rPr>
+        <w:t>) — условие выполняется.</w:t>
+      </w:r>
+      <w:r>
+        <w:rPr>
+          <w:rFonts w:hint="default" w:ascii="Times New Roman" w:hAnsi="Times New Roman" w:eastAsia="SimSun" w:cs="Times New Roman"/>
+          <w:sz w:val="28"/>
+          <w:szCs w:val="28"/>
+          <w:lang w:val="ru-RU"/>
+        </w:rPr>
+        <w:t xml:space="preserve"> </w:t>
+      </w:r>
+      <w:r>
+        <w:rPr>
+          <w:rFonts w:hint="default" w:ascii="Times New Roman" w:hAnsi="Times New Roman" w:eastAsia="SimSun" w:cs="Times New Roman"/>
+          <w:sz w:val="28"/>
+          <w:szCs w:val="28"/>
+        </w:rPr>
+        <w:t>Прибор полностью подходит.</w:t>
+      </w:r>
+      <w:r>
+        <w:rPr>
+          <w:rFonts w:hint="default" w:ascii="Times New Roman" w:hAnsi="Times New Roman" w:cs="Times New Roman"/>
+          <w:sz w:val="28"/>
+          <w:szCs w:val="28"/>
+          <w:lang w:val="en-US"/>
+        </w:rPr>
+        <w:tab/>
+      </w:r>
+    </w:p>
+    <w:p>
+      <w:pPr>
+        <w:keepNext w:val="0"/>
+        <w:keepLines w:val="0"/>
+        <w:pageBreakBefore w:val="0"/>
+        <w:widowControl/>
+        <w:kinsoku/>
+        <w:wordWrap/>
+        <w:overflowPunct/>
+        <w:topLinePunct w:val="0"/>
+        <w:autoSpaceDE/>
+        <w:autoSpaceDN/>
+        <w:bidi w:val="0"/>
+        <w:adjustRightInd/>
+        <w:snapToGrid/>
+        <w:spacing w:line="360" w:lineRule="auto"/>
+        <w:ind w:firstLine="709" w:firstLineChars="0"/>
+        <w:jc w:val="both"/>
+        <w:textAlignment w:val="auto"/>
+        <w:rPr>
+          <w:rFonts w:hint="default" w:ascii="Times New Roman" w:hAnsi="Times New Roman" w:eastAsia="SimSun" w:cs="Times New Roman"/>
+          <w:sz w:val="28"/>
+          <w:szCs w:val="28"/>
+        </w:rPr>
+      </w:pPr>
+      <w:r>
+        <w:rPr>
+          <w:rFonts w:hint="default" w:ascii="Times New Roman" w:hAnsi="Times New Roman" w:cs="Times New Roman"/>
+          <w:sz w:val="28"/>
+          <w:szCs w:val="28"/>
+          <w:lang w:val="ru-RU"/>
+        </w:rPr>
+        <w:t xml:space="preserve">Выбранное СИ: </w:t>
+      </w:r>
+      <w:r>
+        <w:rPr>
+          <w:rFonts w:hint="default" w:ascii="Times New Roman" w:hAnsi="Times New Roman" w:eastAsia="SimSun" w:cs="Times New Roman"/>
+          <w:sz w:val="28"/>
+          <w:szCs w:val="28"/>
+        </w:rPr>
+        <w:t xml:space="preserve">Нутромер индикаторный типа </w:t>
+      </w:r>
+      <w:r>
+        <w:rPr>
+          <w:rStyle w:val="9"/>
+          <w:rFonts w:hint="default" w:ascii="Times New Roman" w:hAnsi="Times New Roman" w:eastAsia="Arial" w:cs="Times New Roman"/>
+          <w:b w:val="0"/>
+          <w:bCs w:val="0"/>
+          <w:sz w:val="28"/>
+          <w:szCs w:val="28"/>
+          <w:u w:val="none"/>
+        </w:rPr>
+        <w:t>НИ 10-18-1</w:t>
+      </w:r>
+      <w:r>
+        <w:rPr>
+          <w:rFonts w:hint="default" w:ascii="Times New Roman" w:hAnsi="Times New Roman" w:eastAsia="SimSun" w:cs="Times New Roman"/>
+          <w:sz w:val="28"/>
+          <w:szCs w:val="28"/>
+        </w:rPr>
+        <w:t xml:space="preserve"> (ГОСТ 868-82) с отсчетным устройством часового типа (ИЧ-02 класс 1).</w:t>
+      </w:r>
+    </w:p>
+    <w:p>
+      <w:pPr>
+        <w:rPr>
+          <w:sz w:val="28"/>
+          <w:szCs w:val="28"/>
+        </w:rPr>
+      </w:pPr>
+    </w:p>
+    <w:p>
+      <w:pPr>
+        <w:ind w:firstLine="627"/>
+        <w:jc w:val="center"/>
+        <w:rPr>
+          <w:rFonts w:hint="default"/>
+          <w:sz w:val="28"/>
+          <w:szCs w:val="28"/>
+          <w:lang w:val="ru-RU"/>
+        </w:rPr>
+      </w:pPr>
+      <w:r>
+        <w:rPr>
+          <w:rFonts w:hint="default"/>
+          <w:sz w:val="28"/>
+          <w:szCs w:val="28"/>
+          <w:lang w:val="ru-RU"/>
+        </w:rPr>
+        <w:drawing>
+          <wp:inline distT="0" distB="0" distL="114300" distR="114300">
+            <wp:extent cx="5388610" cy="5388610"/>
+            <wp:effectExtent l="0" t="0" r="2540" b="2540"/>
+            <wp:docPr id="19" name="Изображение 19" descr="nutromer_ni"/>
+            <wp:cNvGraphicFramePr>
+              <a:graphicFrameLocks xmlns:a="http://schemas.openxmlformats.org/drawingml/2006/main" noChangeAspect="1"/>
+            </wp:cNvGraphicFramePr>
+            <a:graphic xmlns:a="http://schemas.openxmlformats.org/drawingml/2006/main">
+              <a:graphicData uri="http://schemas.openxmlformats.org/drawingml/2006/picture">
+                <pic:pic xmlns:pic="http://schemas.openxmlformats.org/drawingml/2006/picture">
+                  <pic:nvPicPr>
+                    <pic:cNvPr id="19" name="Изображение 19" descr="nutromer_ni"/>
+                    <pic:cNvPicPr>
+                      <a:picLocks noChangeAspect="1"/>
+                    </pic:cNvPicPr>
+                  </pic:nvPicPr>
+                  <pic:blipFill>
+                    <a:blip r:embed="rId17"/>
+                    <a:stretch>
+                      <a:fillRect/>
+                    </a:stretch>
+                  </pic:blipFill>
+                  <pic:spPr>
+                    <a:xfrm>
+                      <a:off x="0" y="0"/>
+                      <a:ext cx="5388610" cy="5388610"/>
+                    </a:xfrm>
+                    <a:prstGeom prst="rect">
+                      <a:avLst/>
+                    </a:prstGeom>
+                  </pic:spPr>
+                </pic:pic>
+              </a:graphicData>
+            </a:graphic>
+          </wp:inline>
+        </w:drawing>
+      </w:r>
+    </w:p>
+    <w:p>
+      <w:pPr>
+        <w:spacing w:line="360" w:lineRule="auto"/>
+        <w:jc w:val="both"/>
+        <w:rPr>
+          <w:sz w:val="28"/>
+          <w:szCs w:val="28"/>
+        </w:rPr>
+      </w:pPr>
+    </w:p>
+    <w:p>
+      <w:pPr>
+        <w:spacing w:line="360" w:lineRule="auto"/>
+        <w:jc w:val="center"/>
+        <w:rPr>
+          <w:sz w:val="28"/>
+          <w:szCs w:val="28"/>
+        </w:rPr>
+      </w:pPr>
+      <w:r>
+        <w:rPr>
+          <w:sz w:val="28"/>
+          <w:szCs w:val="28"/>
+        </w:rPr>
+        <w:t xml:space="preserve">Рисунок </w:t>
+      </w:r>
+      <w:r>
+        <w:rPr>
+          <w:sz w:val="28"/>
+          <w:szCs w:val="28"/>
+          <w:lang w:val="en-US"/>
+        </w:rPr>
+        <w:t>4</w:t>
+      </w:r>
+      <w:r>
+        <w:rPr>
+          <w:sz w:val="28"/>
+          <w:szCs w:val="28"/>
+        </w:rPr>
+        <w:t>.2</w:t>
+      </w:r>
+      <w:r>
+        <w:rPr>
+          <w:rFonts w:hint="default"/>
+          <w:sz w:val="28"/>
+          <w:szCs w:val="28"/>
+          <w:lang w:val="ru-RU"/>
+        </w:rPr>
+        <w:t>.</w:t>
+      </w:r>
+      <w:r>
+        <w:rPr>
+          <w:sz w:val="28"/>
+          <w:szCs w:val="28"/>
+        </w:rPr>
+        <w:t xml:space="preserve"> Нутромер индикаторный</w:t>
+      </w:r>
+    </w:p>
+    <w:p>
+      <w:pPr>
+        <w:keepNext w:val="0"/>
+        <w:keepLines w:val="0"/>
+        <w:pageBreakBefore w:val="0"/>
+        <w:widowControl/>
+        <w:numPr>
+          <w:ilvl w:val="0"/>
+          <w:numId w:val="0"/>
+        </w:numPr>
+        <w:suppressLineNumbers w:val="0"/>
+        <w:pBdr>
+          <w:bottom w:val="none" w:color="E6E8F0" w:sz="0" w:space="0"/>
+        </w:pBdr>
+        <w:kinsoku/>
+        <w:wordWrap/>
+        <w:overflowPunct/>
+        <w:topLinePunct w:val="0"/>
+        <w:autoSpaceDE/>
+        <w:autoSpaceDN/>
+        <w:bidi w:val="0"/>
+        <w:adjustRightInd/>
+        <w:snapToGrid/>
+        <w:spacing w:before="0" w:beforeAutospacing="0" w:afterAutospacing="0" w:line="360" w:lineRule="auto"/>
+        <w:ind w:right="0" w:rightChars="0" w:firstLine="708" w:firstLineChars="0"/>
+        <w:jc w:val="both"/>
+        <w:textAlignment w:val="auto"/>
+        <w:rPr>
+          <w:rFonts w:hint="default" w:ascii="Times New Roman" w:hAnsi="Times New Roman" w:eastAsia="Arial" w:cs="Times New Roman"/>
+          <w:b w:val="0"/>
+          <w:bCs w:val="0"/>
+          <w:sz w:val="28"/>
+          <w:szCs w:val="28"/>
+          <w:u w:val="none"/>
+        </w:rPr>
+      </w:pPr>
+      <w:r>
+        <w:rPr>
+          <w:rStyle w:val="9"/>
+          <w:rFonts w:hint="default" w:ascii="Times New Roman" w:hAnsi="Times New Roman" w:eastAsia="Arial" w:cs="Times New Roman"/>
+          <w:b w:val="0"/>
+          <w:bCs w:val="0"/>
+          <w:sz w:val="28"/>
+          <w:szCs w:val="28"/>
+          <w:u w:val="none"/>
+        </w:rPr>
+        <w:t>Схема контроля формы (для вала и отверстия)</w:t>
+      </w:r>
+      <w:r>
+        <w:rPr>
+          <w:rStyle w:val="9"/>
+          <w:rFonts w:hint="default" w:ascii="Times New Roman" w:hAnsi="Times New Roman" w:eastAsia="Arial" w:cs="Times New Roman"/>
+          <w:b w:val="0"/>
+          <w:bCs w:val="0"/>
+          <w:sz w:val="28"/>
+          <w:szCs w:val="28"/>
+          <w:u w:val="none"/>
+          <w:lang w:val="en-US"/>
+        </w:rPr>
+        <w:t>.</w:t>
+      </w:r>
+      <w:r>
+        <w:rPr>
+          <w:rFonts w:hint="default" w:ascii="Times New Roman" w:hAnsi="Times New Roman" w:eastAsia="Arial" w:cs="Times New Roman"/>
+          <w:b w:val="0"/>
+          <w:bCs w:val="0"/>
+          <w:sz w:val="28"/>
+          <w:szCs w:val="28"/>
+          <w:u w:val="none"/>
+        </w:rPr>
+        <w:br w:type="textWrapping"/>
+      </w:r>
+      <w:r>
+        <w:rPr>
+          <w:rFonts w:hint="default" w:ascii="Times New Roman" w:hAnsi="Times New Roman" w:eastAsia="Arial" w:cs="Times New Roman"/>
+          <w:b w:val="0"/>
+          <w:bCs w:val="0"/>
+          <w:sz w:val="28"/>
+          <w:szCs w:val="28"/>
+          <w:u w:val="none"/>
+          <w:lang w:val="en-US"/>
+        </w:rPr>
+        <w:tab/>
+      </w:r>
+      <w:r>
+        <w:rPr>
+          <w:rFonts w:hint="default" w:ascii="Times New Roman" w:hAnsi="Times New Roman" w:eastAsia="Arial" w:cs="Times New Roman"/>
+          <w:b w:val="0"/>
+          <w:bCs w:val="0"/>
+          <w:sz w:val="28"/>
+          <w:szCs w:val="28"/>
+          <w:u w:val="none"/>
+        </w:rPr>
+        <w:t xml:space="preserve">Для выявления отклонений геометрической формы (овальности и конусообразности) измерения каждой детали выполняют в </w:t>
+      </w:r>
+      <w:r>
+        <w:rPr>
+          <w:rFonts w:hint="default" w:ascii="Times New Roman" w:hAnsi="Times New Roman" w:eastAsia="Arial" w:cs="Times New Roman"/>
+          <w:b w:val="0"/>
+          <w:bCs w:val="0"/>
+          <w:sz w:val="28"/>
+          <w:szCs w:val="28"/>
+          <w:u w:val="none"/>
+          <w:lang w:val="ru-RU"/>
+        </w:rPr>
+        <w:t>трёх</w:t>
+      </w:r>
+      <w:r>
+        <w:rPr>
+          <w:rFonts w:hint="default" w:ascii="Times New Roman" w:hAnsi="Times New Roman" w:eastAsia="Arial" w:cs="Times New Roman"/>
+          <w:b w:val="0"/>
+          <w:bCs w:val="0"/>
+          <w:sz w:val="28"/>
+          <w:szCs w:val="28"/>
+          <w:u w:val="none"/>
+        </w:rPr>
+        <w:t xml:space="preserve"> сечениях по длине (</w:t>
+      </w:r>
+      <w:r>
+        <w:rPr>
+          <w:rStyle w:val="9"/>
+          <w:rFonts w:hint="default" w:ascii="Times New Roman" w:hAnsi="Times New Roman" w:eastAsia="Arial" w:cs="Times New Roman"/>
+          <w:b w:val="0"/>
+          <w:bCs w:val="0"/>
+          <w:sz w:val="28"/>
+          <w:szCs w:val="28"/>
+          <w:u w:val="none"/>
+        </w:rPr>
+        <w:t>1-1</w:t>
+      </w:r>
+      <w:r>
+        <w:rPr>
+          <w:rFonts w:hint="default" w:ascii="Times New Roman" w:hAnsi="Times New Roman" w:eastAsia="Arial" w:cs="Times New Roman"/>
+          <w:b w:val="0"/>
+          <w:bCs w:val="0"/>
+          <w:sz w:val="28"/>
+          <w:szCs w:val="28"/>
+          <w:u w:val="none"/>
+        </w:rPr>
+        <w:t xml:space="preserve">, </w:t>
+      </w:r>
+      <w:r>
+        <w:rPr>
+          <w:rStyle w:val="9"/>
+          <w:rFonts w:hint="default" w:ascii="Times New Roman" w:hAnsi="Times New Roman" w:eastAsia="Arial" w:cs="Times New Roman"/>
+          <w:b w:val="0"/>
+          <w:bCs w:val="0"/>
+          <w:sz w:val="28"/>
+          <w:szCs w:val="28"/>
+          <w:u w:val="none"/>
+        </w:rPr>
+        <w:t>2-2</w:t>
+      </w:r>
+      <w:r>
+        <w:rPr>
+          <w:rFonts w:hint="default" w:ascii="Times New Roman" w:hAnsi="Times New Roman" w:eastAsia="Arial" w:cs="Times New Roman"/>
+          <w:b w:val="0"/>
+          <w:bCs w:val="0"/>
+          <w:sz w:val="28"/>
+          <w:szCs w:val="28"/>
+          <w:u w:val="none"/>
+        </w:rPr>
+        <w:t xml:space="preserve">, </w:t>
+      </w:r>
+      <w:r>
+        <w:rPr>
+          <w:rStyle w:val="9"/>
+          <w:rFonts w:hint="default" w:ascii="Times New Roman" w:hAnsi="Times New Roman" w:eastAsia="Arial" w:cs="Times New Roman"/>
+          <w:b w:val="0"/>
+          <w:bCs w:val="0"/>
+          <w:sz w:val="28"/>
+          <w:szCs w:val="28"/>
+          <w:u w:val="none"/>
+        </w:rPr>
+        <w:t>3-3</w:t>
+      </w:r>
+      <w:r>
+        <w:rPr>
+          <w:rFonts w:hint="default" w:ascii="Times New Roman" w:hAnsi="Times New Roman" w:eastAsia="Arial" w:cs="Times New Roman"/>
+          <w:b w:val="0"/>
+          <w:bCs w:val="0"/>
+          <w:sz w:val="28"/>
+          <w:szCs w:val="28"/>
+          <w:u w:val="none"/>
+        </w:rPr>
+        <w:t>) и в двух взаимно перпендикулярных направлениях (</w:t>
+      </w:r>
+      <w:r>
+        <w:rPr>
+          <w:rStyle w:val="9"/>
+          <w:rFonts w:hint="default" w:ascii="Times New Roman" w:hAnsi="Times New Roman" w:eastAsia="Arial" w:cs="Times New Roman"/>
+          <w:b w:val="0"/>
+          <w:bCs w:val="0"/>
+          <w:sz w:val="28"/>
+          <w:szCs w:val="28"/>
+          <w:u w:val="none"/>
+        </w:rPr>
+        <w:t>А-А</w:t>
+      </w:r>
+      <w:r>
+        <w:rPr>
+          <w:rFonts w:hint="default" w:ascii="Times New Roman" w:hAnsi="Times New Roman" w:eastAsia="Arial" w:cs="Times New Roman"/>
+          <w:b w:val="0"/>
+          <w:bCs w:val="0"/>
+          <w:sz w:val="28"/>
+          <w:szCs w:val="28"/>
+          <w:u w:val="none"/>
+        </w:rPr>
+        <w:t xml:space="preserve"> и </w:t>
+      </w:r>
+      <w:r>
+        <w:rPr>
+          <w:rStyle w:val="9"/>
+          <w:rFonts w:hint="default" w:ascii="Times New Roman" w:hAnsi="Times New Roman" w:eastAsia="Arial" w:cs="Times New Roman"/>
+          <w:b w:val="0"/>
+          <w:bCs w:val="0"/>
+          <w:sz w:val="28"/>
+          <w:szCs w:val="28"/>
+          <w:u w:val="none"/>
+        </w:rPr>
+        <w:t>Б-Б</w:t>
+      </w:r>
+      <w:r>
+        <w:rPr>
+          <w:rFonts w:hint="default" w:ascii="Times New Roman" w:hAnsi="Times New Roman" w:eastAsia="Arial" w:cs="Times New Roman"/>
+          <w:b w:val="0"/>
+          <w:bCs w:val="0"/>
+          <w:sz w:val="28"/>
+          <w:szCs w:val="28"/>
+          <w:u w:val="none"/>
+        </w:rPr>
+        <w:t xml:space="preserve">) в каждом из этих сечений в соответствии с </w:t>
+      </w:r>
+      <w:r>
+        <w:rPr>
+          <w:rFonts w:hint="default" w:ascii="Times New Roman" w:hAnsi="Times New Roman" w:eastAsia="Arial" w:cs="Times New Roman"/>
+          <w:b w:val="0"/>
+          <w:bCs w:val="0"/>
+          <w:sz w:val="28"/>
+          <w:szCs w:val="28"/>
+          <w:u w:val="none"/>
+          <w:lang w:val="ru-RU"/>
+        </w:rPr>
+        <w:t>р</w:t>
+      </w:r>
+      <w:r>
+        <w:rPr>
+          <w:rStyle w:val="9"/>
+          <w:rFonts w:hint="default" w:ascii="Times New Roman" w:hAnsi="Times New Roman" w:eastAsia="Arial" w:cs="Times New Roman"/>
+          <w:b w:val="0"/>
+          <w:bCs w:val="0"/>
+          <w:sz w:val="28"/>
+          <w:szCs w:val="28"/>
+          <w:u w:val="none"/>
+        </w:rPr>
+        <w:t>исунком 4.3</w:t>
+      </w:r>
+      <w:r>
+        <w:rPr>
+          <w:rFonts w:hint="default" w:ascii="Times New Roman" w:hAnsi="Times New Roman" w:eastAsia="Arial" w:cs="Times New Roman"/>
+          <w:b w:val="0"/>
+          <w:bCs w:val="0"/>
+          <w:sz w:val="28"/>
+          <w:szCs w:val="28"/>
+          <w:u w:val="none"/>
+        </w:rPr>
+        <w:t>.</w:t>
+      </w:r>
+    </w:p>
+    <w:p>
+      <w:pPr>
+        <w:keepNext w:val="0"/>
+        <w:keepLines w:val="0"/>
+        <w:pageBreakBefore w:val="0"/>
+        <w:widowControl/>
+        <w:numPr>
+          <w:ilvl w:val="0"/>
+          <w:numId w:val="0"/>
+        </w:numPr>
+        <w:suppressLineNumbers w:val="0"/>
+        <w:pBdr>
+          <w:bottom w:val="none" w:color="E6E8F0" w:sz="0" w:space="0"/>
+        </w:pBdr>
+        <w:kinsoku/>
+        <w:wordWrap/>
+        <w:overflowPunct/>
+        <w:topLinePunct w:val="0"/>
+        <w:autoSpaceDE/>
+        <w:autoSpaceDN/>
+        <w:bidi w:val="0"/>
+        <w:adjustRightInd/>
+        <w:snapToGrid/>
+        <w:spacing w:before="0" w:beforeAutospacing="0" w:afterAutospacing="0" w:line="360" w:lineRule="auto"/>
+        <w:ind w:right="0" w:rightChars="0" w:firstLine="708" w:firstLineChars="0"/>
+        <w:jc w:val="both"/>
+        <w:textAlignment w:val="auto"/>
+        <w:rPr>
+          <w:rFonts w:hint="default" w:ascii="Times New Roman" w:hAnsi="Times New Roman" w:eastAsia="Arial" w:cs="Times New Roman"/>
+          <w:b w:val="0"/>
+          <w:bCs w:val="0"/>
+          <w:sz w:val="28"/>
+          <w:szCs w:val="28"/>
+          <w:u w:val="none"/>
+        </w:rPr>
+      </w:pPr>
+    </w:p>
+    <w:p>
+      <w:pPr>
+        <w:spacing w:line="360" w:lineRule="auto"/>
+        <w:ind w:firstLine="627"/>
+        <w:jc w:val="center"/>
+        <w:rPr>
+          <w:sz w:val="28"/>
+          <w:szCs w:val="28"/>
+        </w:rPr>
+      </w:pPr>
+    </w:p>
+    <w:p>
+      <w:pPr>
+        <w:ind w:firstLine="627"/>
+        <w:jc w:val="center"/>
+        <w:rPr>
+          <w:sz w:val="28"/>
+          <w:szCs w:val="28"/>
+        </w:rPr>
+      </w:pPr>
+      <w:r>
+        <w:rPr>
+          <w:sz w:val="28"/>
+          <w:szCs w:val="28"/>
+        </w:rPr>
+        <w:drawing>
+          <wp:inline distT="0" distB="0" distL="114300" distR="114300">
+            <wp:extent cx="4325620" cy="1635125"/>
+            <wp:effectExtent l="0" t="0" r="17780" b="3175"/>
+            <wp:docPr id="16" name="Изображение 3" descr="РИС 8"/>
+            <wp:cNvGraphicFramePr>
+              <a:graphicFrameLocks xmlns:a="http://schemas.openxmlformats.org/drawingml/2006/main" noChangeAspect="1"/>
+            </wp:cNvGraphicFramePr>
+            <a:graphic xmlns:a="http://schemas.openxmlformats.org/drawingml/2006/main">
+              <a:graphicData uri="http://schemas.openxmlformats.org/drawingml/2006/picture">
+                <pic:pic xmlns:pic="http://schemas.openxmlformats.org/drawingml/2006/picture">
+                  <pic:nvPicPr>
+                    <pic:cNvPr id="16" name="Изображение 3" descr="РИС 8"/>
+                    <pic:cNvPicPr>
+                      <a:picLocks noChangeAspect="1"/>
+                    </pic:cNvPicPr>
+                  </pic:nvPicPr>
+                  <pic:blipFill>
+                    <a:blip r:embed="rId18"/>
+                    <a:stretch>
+                      <a:fillRect/>
+                    </a:stretch>
+                  </pic:blipFill>
+                  <pic:spPr>
+                    <a:xfrm>
+                      <a:off x="0" y="0"/>
+                      <a:ext cx="4325620" cy="1635125"/>
+                    </a:xfrm>
+                    <a:prstGeom prst="rect">
+                      <a:avLst/>
+                    </a:prstGeom>
+                    <a:noFill/>
+                    <a:ln>
+                      <a:noFill/>
+                    </a:ln>
+                  </pic:spPr>
+                </pic:pic>
+              </a:graphicData>
+            </a:graphic>
+          </wp:inline>
+        </w:drawing>
+      </w:r>
+    </w:p>
+    <w:p>
+      <w:pPr>
+        <w:ind w:firstLine="627"/>
+        <w:rPr>
+          <w:sz w:val="28"/>
+          <w:szCs w:val="28"/>
+        </w:rPr>
+      </w:pPr>
+    </w:p>
+    <w:p>
+      <w:pPr>
+        <w:ind w:firstLine="627"/>
+        <w:jc w:val="center"/>
+        <w:rPr>
+          <w:sz w:val="28"/>
+          <w:szCs w:val="28"/>
+        </w:rPr>
+      </w:pPr>
+    </w:p>
+    <w:p>
+      <w:pPr>
+        <w:jc w:val="center"/>
+        <w:rPr>
+          <w:sz w:val="28"/>
+          <w:szCs w:val="28"/>
+        </w:rPr>
+      </w:pPr>
+      <w:r>
+        <w:rPr>
+          <w:sz w:val="28"/>
+          <w:szCs w:val="28"/>
+        </w:rPr>
+        <w:t>Рисунок 4.3</w:t>
+      </w:r>
+      <w:r>
+        <w:rPr>
+          <w:rFonts w:hint="default"/>
+          <w:sz w:val="28"/>
+          <w:szCs w:val="28"/>
+          <w:lang w:val="ru-RU"/>
+        </w:rPr>
+        <w:t>.</w:t>
+      </w:r>
+      <w:r>
+        <w:rPr>
+          <w:sz w:val="28"/>
+          <w:szCs w:val="28"/>
+        </w:rPr>
+        <w:t xml:space="preserve"> Общая схема расположений контрольных сечений и направлений</w:t>
+      </w:r>
+    </w:p>
+    <w:p>
+      <w:pPr>
+        <w:ind w:firstLine="627"/>
+        <w:jc w:val="center"/>
+        <w:rPr>
+          <w:sz w:val="28"/>
+          <w:szCs w:val="28"/>
+        </w:rPr>
+      </w:pPr>
+    </w:p>
+    <w:p>
+      <w:pPr>
+        <w:keepNext w:val="0"/>
+        <w:keepLines w:val="0"/>
+        <w:pageBreakBefore w:val="0"/>
+        <w:widowControl/>
+        <w:kinsoku/>
+        <w:wordWrap/>
+        <w:overflowPunct/>
+        <w:topLinePunct w:val="0"/>
+        <w:autoSpaceDE/>
+        <w:autoSpaceDN/>
+        <w:bidi w:val="0"/>
+        <w:adjustRightInd/>
+        <w:snapToGrid/>
+        <w:spacing w:line="360" w:lineRule="auto"/>
+        <w:jc w:val="both"/>
+        <w:textAlignment w:val="auto"/>
+        <w:rPr>
+          <w:rFonts w:hint="default" w:ascii="Times New Roman" w:hAnsi="Times New Roman" w:cs="Times New Roman"/>
+          <w:b w:val="0"/>
+          <w:bCs/>
+          <w:sz w:val="28"/>
+          <w:szCs w:val="28"/>
+        </w:rPr>
+      </w:pPr>
+      <w:r>
+        <w:rPr>
+          <w:b/>
+          <w:sz w:val="32"/>
+          <w:szCs w:val="32"/>
+        </w:rPr>
+        <w:br w:type="page"/>
+      </w:r>
+    </w:p>
+    <w:p>
+      <w:pPr>
+        <w:pStyle w:val="2"/>
+        <w:keepNext/>
+        <w:keepLines w:val="0"/>
+        <w:pageBreakBefore w:val="0"/>
+        <w:widowControl/>
+        <w:kinsoku/>
+        <w:wordWrap/>
+        <w:overflowPunct/>
+        <w:topLinePunct w:val="0"/>
+        <w:autoSpaceDE/>
+        <w:autoSpaceDN/>
+        <w:bidi w:val="0"/>
+        <w:adjustRightInd/>
+        <w:snapToGrid/>
+        <w:spacing w:line="360" w:lineRule="auto"/>
+        <w:ind w:left="142" w:firstLine="0"/>
+        <w:textAlignment w:val="auto"/>
+        <w:rPr>
+          <w:rFonts w:hint="default"/>
+          <w:b/>
+          <w:sz w:val="32"/>
+          <w:szCs w:val="32"/>
+          <w:lang w:val="ru-RU"/>
+        </w:rPr>
+      </w:pPr>
+      <w:r>
+        <w:rPr>
+          <w:b/>
+          <w:sz w:val="32"/>
+          <w:szCs w:val="32"/>
+        </w:rPr>
+        <w:t>1.</w:t>
+      </w:r>
+      <w:r>
+        <w:rPr>
+          <w:rFonts w:hint="default"/>
+          <w:b/>
+          <w:sz w:val="32"/>
+          <w:szCs w:val="32"/>
+          <w:lang w:val="ru-RU"/>
+        </w:rPr>
+        <w:t>5</w:t>
+      </w:r>
+      <w:r>
+        <w:rPr>
+          <w:b/>
+          <w:sz w:val="32"/>
+          <w:szCs w:val="32"/>
+        </w:rPr>
+        <w:t xml:space="preserve"> </w:t>
+      </w:r>
+      <w:r>
+        <w:rPr>
+          <w:rFonts w:hint="default"/>
+          <w:b/>
+          <w:sz w:val="32"/>
+          <w:szCs w:val="32"/>
+          <w:lang w:val="ru-RU"/>
+        </w:rPr>
+        <w:t>Выбор контрольного комплекса зубчатых колес</w:t>
+      </w:r>
+    </w:p>
+    <w:p>
+      <w:pPr>
+        <w:keepNext w:val="0"/>
+        <w:keepLines w:val="0"/>
+        <w:pageBreakBefore w:val="0"/>
+        <w:widowControl/>
+        <w:kinsoku/>
+        <w:wordWrap/>
+        <w:overflowPunct/>
+        <w:topLinePunct w:val="0"/>
+        <w:autoSpaceDE/>
+        <w:autoSpaceDN/>
+        <w:bidi w:val="0"/>
+        <w:adjustRightInd/>
+        <w:snapToGrid/>
+        <w:spacing w:line="360" w:lineRule="auto"/>
+        <w:ind w:firstLine="709"/>
+        <w:jc w:val="both"/>
+        <w:textAlignment w:val="auto"/>
+        <w:rPr>
+          <w:sz w:val="28"/>
+          <w:szCs w:val="28"/>
+        </w:rPr>
+      </w:pPr>
+    </w:p>
+    <w:p>
+      <w:pPr>
+        <w:keepNext w:val="0"/>
+        <w:keepLines w:val="0"/>
+        <w:pageBreakBefore w:val="0"/>
+        <w:widowControl/>
+        <w:kinsoku/>
+        <w:wordWrap/>
+        <w:overflowPunct/>
+        <w:topLinePunct w:val="0"/>
+        <w:autoSpaceDE/>
+        <w:autoSpaceDN/>
+        <w:bidi w:val="0"/>
+        <w:adjustRightInd/>
+        <w:snapToGrid/>
+        <w:spacing w:line="360" w:lineRule="auto"/>
+        <w:ind w:firstLine="708" w:firstLineChars="0"/>
+        <w:jc w:val="both"/>
+        <w:textAlignment w:val="auto"/>
+        <w:rPr>
+          <w:sz w:val="28"/>
+          <w:szCs w:val="28"/>
+        </w:rPr>
+      </w:pPr>
+      <w:r>
+        <w:rPr>
+          <w:sz w:val="28"/>
+          <w:szCs w:val="28"/>
+        </w:rPr>
+        <w:t>Для заданной зубчатой передачи расшифровать обозначение и дать её краткую характеристику (тип, условия работы, область применения). Выбрать и обосновать показатели контрольного комплекса, дать определение каждому показателю с приведением необходимой графической его интерпретации, определить допуски и предельные отклонения выбранных контрольных показателей. Выбрать универсальные средства измерений для контроля выделенных показателей и привести их метрологические схемы, дать краткие описания соответствующих измерительных процедур.</w:t>
+      </w:r>
+    </w:p>
+    <w:p>
+      <w:pPr>
+        <w:keepNext w:val="0"/>
+        <w:keepLines w:val="0"/>
+        <w:pageBreakBefore w:val="0"/>
+        <w:widowControl/>
+        <w:kinsoku/>
+        <w:wordWrap/>
+        <w:overflowPunct/>
+        <w:topLinePunct w:val="0"/>
+        <w:autoSpaceDE/>
+        <w:autoSpaceDN/>
+        <w:bidi w:val="0"/>
+        <w:adjustRightInd/>
+        <w:snapToGrid/>
+        <w:spacing w:line="360" w:lineRule="auto"/>
+        <w:ind w:firstLine="708" w:firstLineChars="0"/>
+        <w:jc w:val="both"/>
+        <w:textAlignment w:val="auto"/>
+        <w:rPr>
+          <w:sz w:val="28"/>
+          <w:szCs w:val="28"/>
+        </w:rPr>
+      </w:pPr>
+    </w:p>
+    <w:p>
+      <w:pPr>
+        <w:keepNext w:val="0"/>
+        <w:keepLines w:val="0"/>
+        <w:pageBreakBefore w:val="0"/>
+        <w:widowControl/>
+        <w:numPr>
+          <w:numId w:val="0"/>
+        </w:numPr>
+        <w:kinsoku/>
+        <w:wordWrap/>
+        <w:overflowPunct/>
+        <w:topLinePunct w:val="0"/>
+        <w:autoSpaceDE/>
+        <w:autoSpaceDN/>
+        <w:bidi w:val="0"/>
+        <w:adjustRightInd/>
+        <w:snapToGrid/>
+        <w:spacing w:line="360" w:lineRule="auto"/>
+        <w:ind w:firstLine="708" w:firstLineChars="0"/>
+        <w:jc w:val="both"/>
+        <w:textAlignment w:val="auto"/>
+        <w:rPr>
+          <w:b/>
+          <w:bCs w:val="0"/>
+          <w:sz w:val="28"/>
+          <w:szCs w:val="28"/>
+        </w:rPr>
+      </w:pPr>
+      <w:bookmarkStart w:id="4" w:name="_Toc418366475"/>
+      <w:bookmarkStart w:id="5" w:name="_Toc483551752"/>
+      <w:bookmarkStart w:id="6" w:name="_Toc28333158"/>
+      <w:bookmarkStart w:id="7" w:name="_Toc483512261"/>
+      <w:bookmarkStart w:id="8" w:name="_Toc511859624"/>
+      <w:bookmarkStart w:id="9" w:name="_Toc483551442"/>
+      <w:bookmarkStart w:id="10" w:name="_Toc221012591"/>
+      <w:bookmarkStart w:id="11" w:name="_Toc451866222"/>
+      <w:r>
+        <w:rPr>
+          <w:b/>
+          <w:bCs w:val="0"/>
+          <w:sz w:val="28"/>
+          <w:szCs w:val="28"/>
+        </w:rPr>
+        <w:t>Выбор показателей контрольного комплекса зубчатого колеса</w:t>
+      </w:r>
+      <w:bookmarkEnd w:id="4"/>
+      <w:bookmarkEnd w:id="5"/>
+      <w:bookmarkEnd w:id="6"/>
+      <w:bookmarkEnd w:id="7"/>
+      <w:bookmarkEnd w:id="8"/>
+      <w:bookmarkEnd w:id="9"/>
+      <w:bookmarkEnd w:id="10"/>
+      <w:bookmarkEnd w:id="11"/>
+    </w:p>
+    <w:p>
+      <w:pPr>
+        <w:keepNext w:val="0"/>
+        <w:keepLines w:val="0"/>
+        <w:pageBreakBefore w:val="0"/>
+        <w:kinsoku/>
+        <w:wordWrap/>
+        <w:overflowPunct/>
+        <w:topLinePunct w:val="0"/>
+        <w:autoSpaceDE/>
+        <w:autoSpaceDN/>
+        <w:bidi w:val="0"/>
+        <w:adjustRightInd/>
+        <w:snapToGrid/>
+        <w:spacing w:line="360" w:lineRule="auto"/>
+        <w:ind w:firstLine="709" w:firstLineChars="0"/>
+        <w:jc w:val="both"/>
+        <w:textAlignment w:val="auto"/>
+        <w:rPr>
+          <w:sz w:val="28"/>
+          <w:szCs w:val="28"/>
+        </w:rPr>
+      </w:pPr>
+      <w:r>
+        <w:rPr>
+          <w:sz w:val="28"/>
+        </w:rPr>
+        <w:t xml:space="preserve">1. Заданием на курсовую работу выдано зубчатое колесо: </w:t>
+      </w:r>
+      <w:r>
+        <w:rPr>
+          <w:i/>
+          <w:iCs/>
+          <w:sz w:val="28"/>
+          <w:lang w:val="en-US"/>
+        </w:rPr>
+        <w:t>m</w:t>
+      </w:r>
+      <w:r>
+        <w:rPr>
+          <w:rFonts w:hint="default"/>
+          <w:sz w:val="28"/>
+          <w:lang w:val="ru-RU"/>
+        </w:rPr>
+        <w:t xml:space="preserve"> </w:t>
+      </w:r>
+      <w:r>
+        <w:rPr>
+          <w:sz w:val="28"/>
+        </w:rPr>
+        <w:t>=</w:t>
+      </w:r>
+      <w:r>
+        <w:rPr>
+          <w:rFonts w:hint="default"/>
+          <w:sz w:val="28"/>
+          <w:lang w:val="ru-RU"/>
+        </w:rPr>
+        <w:t xml:space="preserve"> 3</w:t>
+      </w:r>
+      <w:r>
+        <w:rPr>
+          <w:sz w:val="28"/>
+        </w:rPr>
+        <w:t xml:space="preserve"> мм, </w:t>
+      </w:r>
+      <w:r>
+        <w:rPr>
+          <w:i/>
+          <w:iCs/>
+          <w:sz w:val="28"/>
+          <w:lang w:val="en-US"/>
+        </w:rPr>
+        <w:t>Z</w:t>
+      </w:r>
+      <w:r>
+        <w:rPr>
+          <w:rFonts w:hint="default"/>
+          <w:i/>
+          <w:iCs/>
+          <w:sz w:val="28"/>
+          <w:vertAlign w:val="subscript"/>
+          <w:lang w:val="ru-RU"/>
+        </w:rPr>
+        <w:t xml:space="preserve"> </w:t>
+      </w:r>
+      <w:r>
+        <w:rPr>
+          <w:sz w:val="28"/>
+        </w:rPr>
+        <w:t>=</w:t>
+      </w:r>
+      <w:r>
+        <w:rPr>
+          <w:rFonts w:hint="default"/>
+          <w:sz w:val="28"/>
+          <w:lang w:val="ru-RU"/>
+        </w:rPr>
+        <w:t xml:space="preserve"> </w:t>
+      </w:r>
+      <w:r>
+        <w:rPr>
+          <w:sz w:val="28"/>
+        </w:rPr>
+        <w:t>30,</w:t>
+      </w:r>
+      <w:r>
+        <w:rPr>
+          <w:rFonts w:hint="default"/>
+          <w:sz w:val="28"/>
+          <w:lang w:val="ru-RU"/>
+        </w:rPr>
+        <w:t xml:space="preserve"> </w:t>
+      </w:r>
+      <w:r>
+        <w:rPr>
+          <w:i/>
+          <w:iCs/>
+          <w:sz w:val="28"/>
+          <w:szCs w:val="28"/>
+          <w:lang w:val="en-US"/>
+        </w:rPr>
+        <w:t>8-</w:t>
+      </w:r>
+      <w:r>
+        <w:rPr>
+          <w:rFonts w:hint="default"/>
+          <w:i/>
+          <w:iCs/>
+          <w:sz w:val="28"/>
+          <w:szCs w:val="28"/>
+          <w:lang w:val="en-US"/>
+        </w:rPr>
+        <w:t>H</w:t>
+      </w:r>
+      <w:r>
+        <w:rPr>
+          <w:sz w:val="28"/>
+          <w:szCs w:val="28"/>
+        </w:rPr>
+        <w:t>.</w:t>
+      </w:r>
+    </w:p>
+    <w:p>
+      <w:pPr>
+        <w:keepNext w:val="0"/>
+        <w:keepLines w:val="0"/>
+        <w:pageBreakBefore w:val="0"/>
+        <w:widowControl w:val="0"/>
+        <w:kinsoku/>
+        <w:wordWrap/>
+        <w:overflowPunct/>
+        <w:topLinePunct w:val="0"/>
+        <w:autoSpaceDE/>
+        <w:autoSpaceDN/>
+        <w:bidi w:val="0"/>
+        <w:adjustRightInd/>
+        <w:snapToGrid/>
+        <w:spacing w:line="360" w:lineRule="auto"/>
+        <w:ind w:firstLine="709" w:firstLineChars="0"/>
+        <w:jc w:val="both"/>
+        <w:textAlignment w:val="auto"/>
+        <w:rPr>
+          <w:sz w:val="28"/>
+          <w:szCs w:val="28"/>
+        </w:rPr>
+      </w:pPr>
+      <w:r>
+        <w:rPr>
+          <w:sz w:val="28"/>
+          <w:szCs w:val="28"/>
+        </w:rPr>
+        <w:t>2. Для заданного зубчатого колеса степени точности по нормам точности.</w:t>
+      </w:r>
+    </w:p>
+    <w:p>
+      <w:pPr>
+        <w:keepNext w:val="0"/>
+        <w:keepLines w:val="0"/>
+        <w:pageBreakBefore w:val="0"/>
+        <w:kinsoku/>
+        <w:wordWrap/>
+        <w:overflowPunct/>
+        <w:topLinePunct w:val="0"/>
+        <w:autoSpaceDE/>
+        <w:autoSpaceDN/>
+        <w:bidi w:val="0"/>
+        <w:adjustRightInd/>
+        <w:snapToGrid/>
+        <w:spacing w:line="360" w:lineRule="auto"/>
+        <w:ind w:left="0" w:leftChars="0" w:firstLine="709" w:firstLineChars="0"/>
+        <w:jc w:val="both"/>
+        <w:textAlignment w:val="auto"/>
+        <w:rPr>
+          <w:sz w:val="28"/>
+          <w:szCs w:val="28"/>
+        </w:rPr>
+      </w:pPr>
+      <w:r>
+        <w:rPr>
+          <w:sz w:val="28"/>
+          <w:szCs w:val="28"/>
+        </w:rPr>
+        <w:t>8 – по норме кинематической точности,</w:t>
+      </w:r>
+    </w:p>
+    <w:p>
+      <w:pPr>
+        <w:keepNext w:val="0"/>
+        <w:keepLines w:val="0"/>
+        <w:pageBreakBefore w:val="0"/>
+        <w:kinsoku/>
+        <w:wordWrap/>
+        <w:overflowPunct/>
+        <w:topLinePunct w:val="0"/>
+        <w:autoSpaceDE/>
+        <w:autoSpaceDN/>
+        <w:bidi w:val="0"/>
+        <w:adjustRightInd/>
+        <w:snapToGrid/>
+        <w:spacing w:line="360" w:lineRule="auto"/>
+        <w:ind w:left="0" w:leftChars="0" w:firstLine="709" w:firstLineChars="0"/>
+        <w:jc w:val="both"/>
+        <w:textAlignment w:val="auto"/>
+        <w:rPr>
+          <w:sz w:val="28"/>
+          <w:szCs w:val="28"/>
+        </w:rPr>
+      </w:pPr>
+      <w:r>
+        <w:rPr>
+          <w:sz w:val="28"/>
+          <w:szCs w:val="28"/>
+        </w:rPr>
+        <w:t>8 – по норме плавности,</w:t>
+      </w:r>
+    </w:p>
+    <w:p>
+      <w:pPr>
+        <w:keepNext w:val="0"/>
+        <w:keepLines w:val="0"/>
+        <w:pageBreakBefore w:val="0"/>
+        <w:kinsoku/>
+        <w:wordWrap/>
+        <w:overflowPunct/>
+        <w:topLinePunct w:val="0"/>
+        <w:autoSpaceDE/>
+        <w:autoSpaceDN/>
+        <w:bidi w:val="0"/>
+        <w:adjustRightInd/>
+        <w:snapToGrid/>
+        <w:spacing w:line="360" w:lineRule="auto"/>
+        <w:ind w:left="0" w:leftChars="0" w:firstLine="709" w:firstLineChars="0"/>
+        <w:jc w:val="both"/>
+        <w:textAlignment w:val="auto"/>
+        <w:rPr>
+          <w:sz w:val="28"/>
+          <w:szCs w:val="28"/>
+        </w:rPr>
+      </w:pPr>
+      <w:r>
+        <w:rPr>
+          <w:sz w:val="28"/>
+          <w:szCs w:val="28"/>
+        </w:rPr>
+        <w:t>8 – по норме полноты контакта зубьев.</w:t>
+      </w:r>
+    </w:p>
+    <w:p>
+      <w:pPr>
+        <w:keepNext w:val="0"/>
+        <w:keepLines w:val="0"/>
+        <w:pageBreakBefore w:val="0"/>
+        <w:kinsoku/>
+        <w:wordWrap/>
+        <w:overflowPunct/>
+        <w:topLinePunct w:val="0"/>
+        <w:autoSpaceDE/>
+        <w:autoSpaceDN/>
+        <w:bidi w:val="0"/>
+        <w:adjustRightInd/>
+        <w:snapToGrid/>
+        <w:spacing w:line="360" w:lineRule="auto"/>
+        <w:ind w:firstLine="709" w:firstLineChars="0"/>
+        <w:jc w:val="both"/>
+        <w:textAlignment w:val="auto"/>
+        <w:rPr>
+          <w:sz w:val="28"/>
+        </w:rPr>
+      </w:pPr>
+      <w:r>
+        <w:rPr>
+          <w:sz w:val="28"/>
+        </w:rPr>
+        <w:t xml:space="preserve">Вид сопряжения – </w:t>
+      </w:r>
+      <w:r>
+        <w:rPr>
+          <w:rFonts w:hint="default"/>
+          <w:i/>
+          <w:iCs/>
+          <w:sz w:val="28"/>
+          <w:lang w:val="en-US"/>
+        </w:rPr>
+        <w:t>H</w:t>
+      </w:r>
+      <w:r>
+        <w:rPr>
+          <w:rFonts w:hint="default"/>
+          <w:sz w:val="28"/>
+          <w:lang w:val="en-US"/>
+        </w:rPr>
+        <w:t xml:space="preserve"> (c </w:t>
+      </w:r>
+      <w:r>
+        <w:rPr>
+          <w:rFonts w:hint="default"/>
+          <w:sz w:val="28"/>
+          <w:lang w:val="ru-RU"/>
+        </w:rPr>
+        <w:t>нулевым гарантированным зазором для регулируемых передач</w:t>
+      </w:r>
+      <w:r>
+        <w:rPr>
+          <w:rFonts w:hint="default"/>
+          <w:sz w:val="28"/>
+          <w:lang w:val="en-US"/>
+        </w:rPr>
+        <w:t>)</w:t>
+      </w:r>
+      <w:r>
+        <w:rPr>
+          <w:sz w:val="28"/>
+        </w:rPr>
+        <w:t xml:space="preserve">, ему соответствует вид допуска на боковой зазор – </w:t>
+      </w:r>
+      <w:r>
+        <w:rPr>
+          <w:rFonts w:hint="default"/>
+          <w:i/>
+          <w:iCs/>
+          <w:sz w:val="28"/>
+          <w:lang w:val="en-US"/>
+        </w:rPr>
+        <w:t>h</w:t>
+      </w:r>
+      <w:r>
+        <w:rPr>
+          <w:sz w:val="28"/>
+        </w:rPr>
+        <w:t xml:space="preserve"> и класс точности отклонения межосевого расстояния – </w:t>
+      </w:r>
+      <w:r>
+        <w:rPr>
+          <w:i/>
+          <w:iCs/>
+          <w:sz w:val="28"/>
+          <w:lang w:val="en-US"/>
+        </w:rPr>
+        <w:t>V</w:t>
+      </w:r>
+      <w:r>
+        <w:rPr>
+          <w:rFonts w:hint="default"/>
+          <w:i/>
+          <w:iCs/>
+          <w:sz w:val="28"/>
+          <w:lang w:val="en-US"/>
+        </w:rPr>
+        <w:t>I</w:t>
+      </w:r>
+      <w:r>
+        <w:rPr>
+          <w:sz w:val="28"/>
+        </w:rPr>
+        <w:t>.</w:t>
+      </w:r>
+    </w:p>
+    <w:p>
+      <w:pPr>
+        <w:keepNext w:val="0"/>
+        <w:keepLines w:val="0"/>
+        <w:pageBreakBefore w:val="0"/>
+        <w:kinsoku/>
+        <w:wordWrap/>
+        <w:overflowPunct/>
+        <w:topLinePunct w:val="0"/>
+        <w:autoSpaceDE/>
+        <w:autoSpaceDN/>
+        <w:bidi w:val="0"/>
+        <w:adjustRightInd/>
+        <w:snapToGrid/>
+        <w:spacing w:line="360" w:lineRule="auto"/>
+        <w:ind w:firstLine="709" w:firstLineChars="0"/>
+        <w:jc w:val="both"/>
+        <w:textAlignment w:val="auto"/>
+        <w:rPr>
+          <w:sz w:val="28"/>
+          <w:szCs w:val="28"/>
+        </w:rPr>
+      </w:pPr>
+      <w:r>
+        <w:rPr>
+          <w:sz w:val="28"/>
+          <w:szCs w:val="28"/>
+        </w:rPr>
+        <w:t xml:space="preserve">Таким образом, обозначение зубчатого колеса: </w:t>
+      </w:r>
+    </w:p>
+    <w:p>
+      <w:pPr>
+        <w:keepNext w:val="0"/>
+        <w:keepLines w:val="0"/>
+        <w:pageBreakBefore w:val="0"/>
+        <w:kinsoku/>
+        <w:wordWrap/>
+        <w:overflowPunct/>
+        <w:topLinePunct w:val="0"/>
+        <w:autoSpaceDE/>
+        <w:autoSpaceDN/>
+        <w:bidi w:val="0"/>
+        <w:adjustRightInd/>
+        <w:snapToGrid/>
+        <w:spacing w:line="360" w:lineRule="auto"/>
+        <w:ind w:left="-284" w:firstLine="709" w:firstLineChars="0"/>
+        <w:jc w:val="center"/>
+        <w:textAlignment w:val="auto"/>
+        <w:rPr>
+          <w:i/>
+          <w:sz w:val="28"/>
+          <w:szCs w:val="28"/>
+          <w:lang w:val="en-US"/>
+        </w:rPr>
+      </w:pPr>
+      <w:r>
+        <w:rPr>
+          <w:i/>
+          <w:sz w:val="28"/>
+          <w:szCs w:val="28"/>
+        </w:rPr>
+        <w:t>8-</w:t>
+      </w:r>
+      <w:r>
+        <w:rPr>
+          <w:rFonts w:hint="default"/>
+          <w:i/>
+          <w:sz w:val="28"/>
+          <w:szCs w:val="28"/>
+          <w:lang w:val="en-US"/>
+        </w:rPr>
+        <w:t>H</w:t>
+      </w:r>
+      <w:r>
+        <w:rPr>
+          <w:i/>
+          <w:sz w:val="28"/>
+          <w:szCs w:val="28"/>
+        </w:rPr>
+        <w:t xml:space="preserve"> ГОСТ</w:t>
+      </w:r>
+      <w:r>
+        <w:rPr>
+          <w:rFonts w:hint="default"/>
+          <w:i/>
+          <w:sz w:val="28"/>
+          <w:szCs w:val="28"/>
+          <w:lang w:val="en-US"/>
+        </w:rPr>
+        <w:t xml:space="preserve"> </w:t>
+      </w:r>
+      <w:r>
+        <w:rPr>
+          <w:i/>
+          <w:sz w:val="28"/>
+          <w:szCs w:val="28"/>
+        </w:rPr>
+        <w:t>1643-81</w:t>
+      </w:r>
+      <w:r>
+        <w:rPr>
+          <w:i/>
+          <w:sz w:val="28"/>
+          <w:szCs w:val="28"/>
+          <w:lang w:val="en-US"/>
+        </w:rPr>
+        <w:t>.</w:t>
+      </w:r>
+    </w:p>
+    <w:p>
+      <w:pPr>
+        <w:keepNext w:val="0"/>
+        <w:keepLines w:val="0"/>
+        <w:pageBreakBefore w:val="0"/>
+        <w:widowControl/>
+        <w:kinsoku/>
+        <w:wordWrap/>
+        <w:overflowPunct/>
+        <w:topLinePunct w:val="0"/>
+        <w:autoSpaceDE/>
+        <w:autoSpaceDN/>
+        <w:bidi w:val="0"/>
+        <w:adjustRightInd/>
+        <w:snapToGrid/>
+        <w:spacing w:line="360" w:lineRule="auto"/>
+        <w:ind w:firstLine="709" w:firstLineChars="0"/>
+        <w:jc w:val="both"/>
+        <w:textAlignment w:val="auto"/>
+        <w:rPr>
+          <w:sz w:val="28"/>
+        </w:rPr>
+      </w:pPr>
+      <w:r>
+        <w:rPr>
+          <w:sz w:val="28"/>
+        </w:rPr>
+        <w:t>3. Для заданных степеней точности выбираем показатели контрольного комплекса №3:</w:t>
+      </w:r>
+    </w:p>
+    <w:p>
+      <w:pPr>
+        <w:keepNext w:val="0"/>
+        <w:keepLines w:val="0"/>
+        <w:pageBreakBefore w:val="0"/>
+        <w:widowControl/>
+        <w:kinsoku/>
+        <w:wordWrap/>
+        <w:overflowPunct/>
+        <w:topLinePunct w:val="0"/>
+        <w:autoSpaceDE/>
+        <w:autoSpaceDN/>
+        <w:bidi w:val="0"/>
+        <w:adjustRightInd/>
+        <w:snapToGrid/>
+        <w:spacing w:line="360" w:lineRule="auto"/>
+        <w:ind w:firstLine="709" w:firstLineChars="0"/>
+        <w:jc w:val="both"/>
+        <w:textAlignment w:val="auto"/>
+        <w:rPr>
+          <w:sz w:val="28"/>
+        </w:rPr>
+      </w:pPr>
+    </w:p>
+    <w:p>
+      <w:pPr>
+        <w:keepNext w:val="0"/>
+        <w:keepLines w:val="0"/>
+        <w:pageBreakBefore w:val="0"/>
+        <w:widowControl/>
+        <w:kinsoku/>
+        <w:wordWrap/>
+        <w:overflowPunct/>
+        <w:topLinePunct w:val="0"/>
+        <w:autoSpaceDE/>
+        <w:autoSpaceDN/>
+        <w:bidi w:val="0"/>
+        <w:adjustRightInd/>
+        <w:snapToGrid/>
+        <w:spacing w:line="360" w:lineRule="auto"/>
+        <w:ind w:firstLine="708" w:firstLineChars="0"/>
+        <w:jc w:val="both"/>
+        <w:textAlignment w:val="auto"/>
+        <w:rPr>
+          <w:b/>
+          <w:sz w:val="28"/>
+          <w:szCs w:val="28"/>
+        </w:rPr>
+      </w:pPr>
+      <w:r>
+        <w:rPr>
+          <w:b/>
+          <w:sz w:val="28"/>
+          <w:szCs w:val="28"/>
+        </w:rPr>
+        <w:t>По норме кинематической точности</w:t>
+      </w:r>
+    </w:p>
+    <w:p>
+      <w:pPr>
+        <w:keepNext w:val="0"/>
+        <w:keepLines w:val="0"/>
+        <w:pageBreakBefore w:val="0"/>
+        <w:widowControl/>
+        <w:kinsoku/>
+        <w:wordWrap/>
+        <w:overflowPunct/>
+        <w:topLinePunct w:val="0"/>
+        <w:autoSpaceDE/>
+        <w:autoSpaceDN/>
+        <w:bidi w:val="0"/>
+        <w:adjustRightInd/>
+        <w:snapToGrid/>
+        <w:spacing w:line="360" w:lineRule="auto"/>
+        <w:ind w:firstLine="708" w:firstLineChars="0"/>
+        <w:jc w:val="both"/>
+        <w:textAlignment w:val="auto"/>
+        <w:rPr>
+          <w:b/>
+          <w:sz w:val="28"/>
+          <w:szCs w:val="28"/>
+        </w:rPr>
+      </w:pPr>
+      <w:r>
+        <w:rPr>
+          <w:rStyle w:val="9"/>
+          <w:b w:val="0"/>
+          <w:color w:val="222222"/>
+          <w:sz w:val="28"/>
+          <w:szCs w:val="28"/>
+          <w:shd w:val="clear" w:color="auto" w:fill="FEFEFE"/>
+        </w:rPr>
+        <w:t>Кинематическая точность</w:t>
+      </w:r>
+      <w:r>
+        <w:rPr>
+          <w:rStyle w:val="15"/>
+          <w:color w:val="222222"/>
+          <w:sz w:val="28"/>
+          <w:szCs w:val="28"/>
+          <w:shd w:val="clear" w:color="auto" w:fill="FEFEFE"/>
+        </w:rPr>
+        <w:t> </w:t>
+      </w:r>
+      <w:r>
+        <w:rPr>
+          <w:color w:val="222222"/>
+          <w:sz w:val="28"/>
+          <w:szCs w:val="28"/>
+          <w:shd w:val="clear" w:color="auto" w:fill="FEFEFE"/>
+        </w:rPr>
+        <w:t>оценивается нормами кинематической погрешности зубчатой передачи и кинематической погрешностью колеса. Кинематическая погрешность передачи есть разность между действительным и номинальным углами поворота ведомого зубчатого колеса, выраженная в линейных величинах длиной дуги делительной окружности. Все показатели кинематической точности оцениваются за один оборот колеса.</w:t>
+      </w:r>
+    </w:p>
+    <w:p>
+      <w:pPr>
+        <w:keepNext w:val="0"/>
+        <w:keepLines w:val="0"/>
+        <w:pageBreakBefore w:val="0"/>
+        <w:widowControl/>
+        <w:kinsoku/>
+        <w:wordWrap/>
+        <w:overflowPunct/>
+        <w:topLinePunct w:val="0"/>
+        <w:autoSpaceDE/>
+        <w:autoSpaceDN/>
+        <w:bidi w:val="0"/>
+        <w:adjustRightInd/>
+        <w:snapToGrid/>
+        <w:spacing w:line="360" w:lineRule="auto"/>
+        <w:ind w:firstLine="708" w:firstLineChars="0"/>
+        <w:jc w:val="both"/>
+        <w:textAlignment w:val="auto"/>
+        <w:rPr>
+          <w:sz w:val="28"/>
+          <w:szCs w:val="28"/>
+        </w:rPr>
+      </w:pPr>
+      <w:r>
+        <w:rPr>
+          <w:sz w:val="28"/>
+          <w:szCs w:val="28"/>
+        </w:rPr>
+        <w:t>Допуск на радиальное биение зубчатого венца</w:t>
+      </w:r>
+      <w:r>
+        <w:rPr>
+          <w:rFonts w:hint="default"/>
+          <w:sz w:val="28"/>
+          <w:szCs w:val="28"/>
+          <w:lang w:val="ru-RU"/>
+        </w:rPr>
+        <w:t xml:space="preserve"> для 8-й стеени точности, диаметра 90 мм и модуля 3 соствляет</w:t>
+      </w:r>
+      <w:r>
+        <w:rPr>
+          <w:sz w:val="28"/>
+          <w:szCs w:val="28"/>
+        </w:rPr>
+        <w:t>:</w:t>
+      </w:r>
+    </w:p>
+    <w:p>
+      <w:pPr>
+        <w:keepNext w:val="0"/>
+        <w:keepLines w:val="0"/>
+        <w:pageBreakBefore w:val="0"/>
+        <w:widowControl/>
+        <w:kinsoku/>
+        <w:wordWrap/>
+        <w:overflowPunct/>
+        <w:topLinePunct w:val="0"/>
+        <w:autoSpaceDE/>
+        <w:autoSpaceDN/>
+        <w:bidi w:val="0"/>
+        <w:adjustRightInd/>
+        <w:snapToGrid/>
+        <w:spacing w:line="360" w:lineRule="auto"/>
+        <w:ind w:firstLine="708" w:firstLineChars="0"/>
+        <w:jc w:val="both"/>
+        <w:textAlignment w:val="auto"/>
+        <w:rPr>
+          <w:sz w:val="28"/>
+          <w:szCs w:val="28"/>
+        </w:rPr>
+      </w:pPr>
+    </w:p>
+    <w:p>
+      <w:pPr>
+        <w:keepNext w:val="0"/>
+        <w:keepLines w:val="0"/>
+        <w:pageBreakBefore w:val="0"/>
+        <w:widowControl/>
+        <w:kinsoku/>
+        <w:wordWrap/>
+        <w:overflowPunct/>
+        <w:topLinePunct w:val="0"/>
+        <w:autoSpaceDE/>
+        <w:autoSpaceDN/>
+        <w:bidi w:val="0"/>
+        <w:adjustRightInd/>
+        <w:snapToGrid/>
+        <w:spacing w:line="360" w:lineRule="auto"/>
+        <w:jc w:val="center"/>
+        <w:textAlignment w:val="auto"/>
+        <w:rPr>
+          <w:i/>
+          <w:sz w:val="28"/>
+          <w:szCs w:val="28"/>
+        </w:rPr>
+      </w:pPr>
+      <w:r>
+        <w:rPr>
+          <w:i/>
+          <w:position w:val="-12"/>
+          <w:sz w:val="28"/>
+          <w:szCs w:val="28"/>
+        </w:rPr>
+        <w:drawing>
+          <wp:inline distT="0" distB="0" distL="114300" distR="114300">
+            <wp:extent cx="224155" cy="267335"/>
+            <wp:effectExtent l="0" t="0" r="0" b="18415"/>
+            <wp:docPr id="14" name="Изображение 1"/>
+            <wp:cNvGraphicFramePr>
+              <a:graphicFrameLocks xmlns:a="http://schemas.openxmlformats.org/drawingml/2006/main" noChangeAspect="1"/>
+            </wp:cNvGraphicFramePr>
+            <a:graphic xmlns:a="http://schemas.openxmlformats.org/drawingml/2006/main">
+              <a:graphicData uri="http://schemas.openxmlformats.org/drawingml/2006/picture">
+                <pic:pic xmlns:pic="http://schemas.openxmlformats.org/drawingml/2006/picture">
+                  <pic:nvPicPr>
+                    <pic:cNvPr id="14" name="Изображение 1"/>
+                    <pic:cNvPicPr>
+                      <a:picLocks noChangeAspect="1"/>
+                    </pic:cNvPicPr>
+                  </pic:nvPicPr>
+                  <pic:blipFill>
+                    <a:blip r:embed="rId19"/>
+                    <a:stretch>
+                      <a:fillRect/>
+                    </a:stretch>
+                  </pic:blipFill>
+                  <pic:spPr>
+                    <a:xfrm>
+                      <a:off x="0" y="0"/>
+                      <a:ext cx="224155" cy="267335"/>
+                    </a:xfrm>
+                    <a:prstGeom prst="rect">
+                      <a:avLst/>
+                    </a:prstGeom>
+                    <a:noFill/>
+                    <a:ln>
+                      <a:noFill/>
+                    </a:ln>
+                  </pic:spPr>
+                </pic:pic>
+              </a:graphicData>
+            </a:graphic>
+          </wp:inline>
+        </w:drawing>
+      </w:r>
+      <w:r>
+        <w:rPr>
+          <w:i/>
+          <w:sz w:val="28"/>
+          <w:szCs w:val="28"/>
+        </w:rPr>
+        <w:t>=</w:t>
+      </w:r>
+      <w:r>
+        <w:rPr>
+          <w:rFonts w:hint="default"/>
+          <w:i/>
+          <w:sz w:val="28"/>
+          <w:szCs w:val="28"/>
+          <w:lang w:val="en-US"/>
+        </w:rPr>
+        <w:t>9</w:t>
+      </w:r>
+      <w:r>
+        <w:rPr>
+          <w:i/>
+          <w:sz w:val="28"/>
+          <w:szCs w:val="28"/>
+        </w:rPr>
+        <w:t>0 мкм.</w:t>
+      </w:r>
+    </w:p>
+    <w:p>
+      <w:pPr>
+        <w:keepNext w:val="0"/>
+        <w:keepLines w:val="0"/>
+        <w:pageBreakBefore w:val="0"/>
+        <w:widowControl/>
+        <w:kinsoku/>
+        <w:wordWrap/>
+        <w:overflowPunct/>
+        <w:topLinePunct w:val="0"/>
+        <w:autoSpaceDE/>
+        <w:autoSpaceDN/>
+        <w:bidi w:val="0"/>
+        <w:adjustRightInd/>
+        <w:snapToGrid/>
+        <w:spacing w:line="360" w:lineRule="auto"/>
+        <w:jc w:val="center"/>
+        <w:textAlignment w:val="auto"/>
+        <w:rPr>
+          <w:i/>
+          <w:sz w:val="28"/>
+          <w:szCs w:val="28"/>
+        </w:rPr>
+      </w:pPr>
+    </w:p>
+    <w:p>
+      <w:pPr>
+        <w:keepNext w:val="0"/>
+        <w:keepLines w:val="0"/>
+        <w:pageBreakBefore w:val="0"/>
+        <w:widowControl/>
+        <w:kinsoku/>
+        <w:wordWrap/>
+        <w:overflowPunct/>
+        <w:topLinePunct w:val="0"/>
+        <w:autoSpaceDE/>
+        <w:autoSpaceDN/>
+        <w:bidi w:val="0"/>
+        <w:adjustRightInd/>
+        <w:snapToGrid/>
+        <w:spacing w:line="360" w:lineRule="auto"/>
+        <w:jc w:val="center"/>
+        <w:textAlignment w:val="auto"/>
+        <w:rPr>
+          <w:sz w:val="28"/>
+          <w:szCs w:val="28"/>
+        </w:rPr>
+      </w:pPr>
+      <w:r>
+        <w:rPr>
+          <w:rFonts w:hint="default"/>
+          <w:i/>
+          <w:sz w:val="28"/>
+          <w:szCs w:val="28"/>
+          <w:lang w:val="en-US"/>
+        </w:rPr>
+        <w:t xml:space="preserve">d </w:t>
+      </w:r>
+      <w:r>
+        <w:rPr>
+          <w:i/>
+          <w:sz w:val="28"/>
+          <w:szCs w:val="28"/>
+        </w:rPr>
+        <w:t>=</w:t>
+      </w:r>
+      <w:r>
+        <w:rPr>
+          <w:rFonts w:hint="default"/>
+          <w:i/>
+          <w:sz w:val="28"/>
+          <w:szCs w:val="28"/>
+          <w:lang w:val="en-US"/>
+        </w:rPr>
+        <w:t xml:space="preserve"> </w:t>
+      </w:r>
+      <w:r>
+        <w:rPr>
+          <w:i/>
+          <w:sz w:val="28"/>
+          <w:szCs w:val="28"/>
+          <w:lang w:val="en-US"/>
+        </w:rPr>
+        <w:t>m</w:t>
+      </w:r>
+      <w:r>
+        <w:rPr>
+          <w:rFonts w:hint="default"/>
+          <w:i/>
+          <w:sz w:val="28"/>
+          <w:szCs w:val="28"/>
+          <w:lang w:val="en-US"/>
+        </w:rPr>
+        <w:t xml:space="preserve"> </w:t>
+      </w:r>
+      <w:r>
+        <w:rPr>
+          <w:rFonts w:hint="default" w:ascii="Times New Roman" w:hAnsi="Times New Roman" w:cs="Times New Roman"/>
+          <w:i/>
+          <w:sz w:val="28"/>
+          <w:szCs w:val="28"/>
+          <w:lang w:val="en-US"/>
+        </w:rPr>
+        <w:t>·</w:t>
+      </w:r>
+      <w:r>
+        <w:rPr>
+          <w:rFonts w:hint="default" w:cs="Times New Roman"/>
+          <w:i/>
+          <w:sz w:val="28"/>
+          <w:szCs w:val="28"/>
+          <w:lang w:val="en-US"/>
+        </w:rPr>
+        <w:t xml:space="preserve"> </w:t>
+      </w:r>
+      <w:r>
+        <w:rPr>
+          <w:rFonts w:hint="default"/>
+          <w:i/>
+          <w:sz w:val="28"/>
+          <w:szCs w:val="28"/>
+          <w:lang w:val="en-US"/>
+        </w:rPr>
+        <w:t xml:space="preserve">Z </w:t>
+      </w:r>
+      <w:r>
+        <w:rPr>
+          <w:i/>
+          <w:sz w:val="28"/>
+          <w:szCs w:val="28"/>
+        </w:rPr>
+        <w:t>=</w:t>
+      </w:r>
+      <w:r>
+        <w:rPr>
+          <w:rFonts w:hint="default"/>
+          <w:i/>
+          <w:sz w:val="28"/>
+          <w:szCs w:val="28"/>
+          <w:lang w:val="ru-RU"/>
+        </w:rPr>
+        <w:t xml:space="preserve"> </w:t>
+      </w:r>
+      <w:r>
+        <w:rPr>
+          <w:rFonts w:hint="default"/>
+          <w:i/>
+          <w:sz w:val="28"/>
+          <w:szCs w:val="28"/>
+          <w:lang w:val="en-US"/>
+        </w:rPr>
+        <w:t xml:space="preserve">3 </w:t>
+      </w:r>
+      <w:r>
+        <w:rPr>
+          <w:i/>
+          <w:sz w:val="28"/>
+          <w:szCs w:val="28"/>
+        </w:rPr>
+        <w:t>·</w:t>
+      </w:r>
+      <w:r>
+        <w:rPr>
+          <w:rFonts w:hint="default"/>
+          <w:i/>
+          <w:sz w:val="28"/>
+          <w:szCs w:val="28"/>
+          <w:lang w:val="en-US"/>
+        </w:rPr>
+        <w:t xml:space="preserve"> </w:t>
+      </w:r>
+      <w:r>
+        <w:rPr>
+          <w:i/>
+          <w:sz w:val="28"/>
+          <w:szCs w:val="28"/>
+        </w:rPr>
+        <w:t>30</w:t>
+      </w:r>
+      <w:r>
+        <w:rPr>
+          <w:rFonts w:hint="default"/>
+          <w:i/>
+          <w:sz w:val="28"/>
+          <w:szCs w:val="28"/>
+          <w:lang w:val="en-US"/>
+        </w:rPr>
+        <w:t xml:space="preserve"> </w:t>
+      </w:r>
+      <w:r>
+        <w:rPr>
+          <w:i/>
+          <w:sz w:val="28"/>
+          <w:szCs w:val="28"/>
+        </w:rPr>
+        <w:t>=</w:t>
+      </w:r>
+      <w:r>
+        <w:rPr>
+          <w:rFonts w:hint="default"/>
+          <w:i/>
+          <w:sz w:val="28"/>
+          <w:szCs w:val="28"/>
+          <w:lang w:val="en-US"/>
+        </w:rPr>
+        <w:t xml:space="preserve"> 90</w:t>
+      </w:r>
+      <w:r>
+        <w:rPr>
+          <w:i/>
+          <w:sz w:val="28"/>
+          <w:szCs w:val="28"/>
+        </w:rPr>
+        <w:t xml:space="preserve"> </w:t>
+      </w:r>
+      <w:r>
+        <w:rPr>
+          <w:sz w:val="28"/>
+          <w:szCs w:val="28"/>
+        </w:rPr>
+        <w:t>мм</w:t>
+      </w:r>
+      <w:r>
+        <w:rPr>
+          <w:i/>
+          <w:sz w:val="28"/>
+          <w:szCs w:val="28"/>
+        </w:rPr>
+        <w:t xml:space="preserve"> – </w:t>
+      </w:r>
+      <w:r>
+        <w:rPr>
+          <w:sz w:val="28"/>
+          <w:szCs w:val="28"/>
+        </w:rPr>
+        <w:t>делительный диаметр шестерни.</w:t>
+      </w:r>
+    </w:p>
+    <w:p>
+      <w:pPr>
+        <w:keepNext w:val="0"/>
+        <w:keepLines w:val="0"/>
+        <w:pageBreakBefore w:val="0"/>
+        <w:widowControl/>
+        <w:kinsoku/>
+        <w:wordWrap/>
+        <w:overflowPunct/>
+        <w:topLinePunct w:val="0"/>
+        <w:autoSpaceDE/>
+        <w:autoSpaceDN/>
+        <w:bidi w:val="0"/>
+        <w:adjustRightInd/>
+        <w:snapToGrid/>
+        <w:spacing w:line="360" w:lineRule="auto"/>
+        <w:jc w:val="center"/>
+        <w:textAlignment w:val="auto"/>
+        <w:rPr>
+          <w:sz w:val="28"/>
+          <w:szCs w:val="28"/>
+        </w:rPr>
+      </w:pPr>
+    </w:p>
+    <w:p>
+      <w:pPr>
+        <w:keepNext w:val="0"/>
+        <w:keepLines w:val="0"/>
+        <w:pageBreakBefore w:val="0"/>
+        <w:widowControl/>
+        <w:kinsoku/>
+        <w:wordWrap/>
+        <w:overflowPunct/>
+        <w:topLinePunct w:val="0"/>
+        <w:autoSpaceDE/>
+        <w:autoSpaceDN/>
+        <w:bidi w:val="0"/>
+        <w:adjustRightInd/>
+        <w:snapToGrid/>
+        <w:spacing w:line="360" w:lineRule="auto"/>
+        <w:ind w:firstLine="708" w:firstLineChars="0"/>
+        <w:jc w:val="both"/>
+        <w:textAlignment w:val="auto"/>
+        <w:rPr>
+          <w:snapToGrid w:val="0"/>
+          <w:sz w:val="28"/>
+        </w:rPr>
+      </w:pPr>
+      <w:r>
+        <w:rPr>
+          <w:snapToGrid w:val="0"/>
+          <w:sz w:val="28"/>
+        </w:rPr>
+        <w:t>Контроль радиального биения зубчатого венца производится на приборах типа 25003, БВ05015, БВ-5050, БВ-5060, БВ-5061.</w:t>
+      </w:r>
+    </w:p>
+    <w:p>
+      <w:pPr>
+        <w:keepNext w:val="0"/>
+        <w:keepLines w:val="0"/>
+        <w:pageBreakBefore w:val="0"/>
+        <w:widowControl/>
+        <w:kinsoku/>
+        <w:wordWrap/>
+        <w:overflowPunct/>
+        <w:topLinePunct w:val="0"/>
+        <w:autoSpaceDE/>
+        <w:autoSpaceDN/>
+        <w:bidi w:val="0"/>
+        <w:adjustRightInd/>
+        <w:snapToGrid/>
+        <w:spacing w:line="360" w:lineRule="auto"/>
+        <w:ind w:firstLine="708" w:firstLineChars="0"/>
+        <w:jc w:val="both"/>
+        <w:textAlignment w:val="auto"/>
+        <w:rPr>
+          <w:snapToGrid w:val="0"/>
+          <w:sz w:val="28"/>
+        </w:rPr>
+      </w:pPr>
+    </w:p>
+    <w:p>
+      <w:pPr>
+        <w:keepNext w:val="0"/>
+        <w:keepLines w:val="0"/>
+        <w:pageBreakBefore w:val="0"/>
+        <w:widowControl/>
+        <w:kinsoku/>
+        <w:wordWrap/>
+        <w:overflowPunct/>
+        <w:topLinePunct w:val="0"/>
+        <w:autoSpaceDE/>
+        <w:autoSpaceDN/>
+        <w:bidi w:val="0"/>
+        <w:adjustRightInd/>
+        <w:snapToGrid/>
+        <w:spacing w:line="360" w:lineRule="auto"/>
+        <w:jc w:val="center"/>
+        <w:textAlignment w:val="auto"/>
+        <w:rPr>
+          <w:sz w:val="28"/>
+          <w:szCs w:val="28"/>
+        </w:rPr>
+      </w:pPr>
+      <w:r>
+        <w:rPr>
+          <w:sz w:val="28"/>
+          <w:szCs w:val="28"/>
+        </w:rPr>
+        <w:drawing>
+          <wp:inline distT="0" distB="0" distL="114300" distR="114300">
+            <wp:extent cx="4147820" cy="2599690"/>
+            <wp:effectExtent l="0" t="0" r="5080" b="10160"/>
+            <wp:docPr id="1" name="Изображение 2"/>
+            <wp:cNvGraphicFramePr>
+              <a:graphicFrameLocks xmlns:a="http://schemas.openxmlformats.org/drawingml/2006/main" noChangeAspect="1"/>
+            </wp:cNvGraphicFramePr>
+            <a:graphic xmlns:a="http://schemas.openxmlformats.org/drawingml/2006/main">
+              <a:graphicData uri="http://schemas.openxmlformats.org/drawingml/2006/picture">
+                <pic:pic xmlns:pic="http://schemas.openxmlformats.org/drawingml/2006/picture">
+                  <pic:nvPicPr>
+                    <pic:cNvPr id="1" name="Изображение 2"/>
+                    <pic:cNvPicPr>
+                      <a:picLocks noChangeAspect="1"/>
+                    </pic:cNvPicPr>
+                  </pic:nvPicPr>
+                  <pic:blipFill>
+                    <a:blip r:embed="rId20"/>
+                    <a:stretch>
+                      <a:fillRect/>
+                    </a:stretch>
+                  </pic:blipFill>
+                  <pic:spPr>
+                    <a:xfrm>
+                      <a:off x="0" y="0"/>
+                      <a:ext cx="4147820" cy="2599690"/>
+                    </a:xfrm>
+                    <a:prstGeom prst="rect">
+                      <a:avLst/>
+                    </a:prstGeom>
+                    <a:noFill/>
+                    <a:ln>
+                      <a:noFill/>
+                    </a:ln>
+                  </pic:spPr>
+                </pic:pic>
+              </a:graphicData>
+            </a:graphic>
+          </wp:inline>
+        </w:drawing>
+      </w:r>
+    </w:p>
+    <w:p>
+      <w:pPr>
+        <w:keepNext w:val="0"/>
+        <w:keepLines w:val="0"/>
+        <w:pageBreakBefore w:val="0"/>
+        <w:widowControl/>
+        <w:kinsoku/>
+        <w:wordWrap/>
+        <w:overflowPunct/>
+        <w:topLinePunct w:val="0"/>
+        <w:autoSpaceDE/>
+        <w:autoSpaceDN/>
+        <w:bidi w:val="0"/>
+        <w:adjustRightInd/>
+        <w:snapToGrid/>
+        <w:spacing w:line="360" w:lineRule="auto"/>
+        <w:jc w:val="center"/>
+        <w:textAlignment w:val="auto"/>
+        <w:rPr>
+          <w:sz w:val="28"/>
+          <w:szCs w:val="28"/>
+        </w:rPr>
+      </w:pPr>
+      <w:r>
+        <w:rPr>
+          <w:sz w:val="28"/>
+          <w:szCs w:val="28"/>
+        </w:rPr>
+        <w:t>Рисунок 5.1</w:t>
+      </w:r>
+      <w:r>
+        <w:rPr>
+          <w:rFonts w:hint="default"/>
+          <w:sz w:val="28"/>
+          <w:szCs w:val="28"/>
+          <w:lang w:val="ru-RU"/>
+        </w:rPr>
+        <w:t>.</w:t>
+      </w:r>
+      <w:r>
+        <w:rPr>
+          <w:sz w:val="28"/>
+          <w:szCs w:val="28"/>
+        </w:rPr>
+        <w:t xml:space="preserve"> Схема биениемера (БВ-5015)</w:t>
+      </w:r>
+    </w:p>
+    <w:p>
+      <w:pPr>
+        <w:keepNext w:val="0"/>
+        <w:keepLines w:val="0"/>
+        <w:pageBreakBefore w:val="0"/>
+        <w:widowControl/>
+        <w:kinsoku/>
+        <w:wordWrap/>
+        <w:overflowPunct/>
+        <w:topLinePunct w:val="0"/>
+        <w:autoSpaceDE/>
+        <w:autoSpaceDN/>
+        <w:bidi w:val="0"/>
+        <w:adjustRightInd/>
+        <w:snapToGrid/>
+        <w:spacing w:line="360" w:lineRule="auto"/>
+        <w:ind w:left="-284" w:firstLine="709"/>
+        <w:jc w:val="center"/>
+        <w:textAlignment w:val="auto"/>
+        <w:rPr>
+          <w:sz w:val="28"/>
+          <w:szCs w:val="28"/>
+        </w:rPr>
+      </w:pPr>
+    </w:p>
+    <w:p>
+      <w:pPr>
+        <w:keepNext w:val="0"/>
+        <w:keepLines w:val="0"/>
+        <w:pageBreakBefore w:val="0"/>
+        <w:widowControl/>
+        <w:kinsoku/>
+        <w:wordWrap/>
+        <w:overflowPunct/>
+        <w:topLinePunct w:val="0"/>
+        <w:autoSpaceDE/>
+        <w:autoSpaceDN/>
+        <w:bidi w:val="0"/>
+        <w:adjustRightInd/>
+        <w:snapToGrid/>
+        <w:spacing w:line="360" w:lineRule="auto"/>
+        <w:ind w:firstLine="709"/>
+        <w:jc w:val="both"/>
+        <w:textAlignment w:val="auto"/>
+        <w:rPr>
+          <w:sz w:val="28"/>
+        </w:rPr>
+      </w:pPr>
+      <w:r>
+        <w:rPr>
+          <w:sz w:val="28"/>
+        </w:rPr>
+        <w:t>Радиальное биение зубчатого венца 1 контролируется на биениемерах рис.</w:t>
+      </w:r>
+      <w:r>
+        <w:rPr>
+          <w:rFonts w:hint="default"/>
+          <w:sz w:val="28"/>
+          <w:lang w:val="ru-RU"/>
+        </w:rPr>
+        <w:t xml:space="preserve"> </w:t>
+      </w:r>
+      <w:r>
+        <w:rPr>
+          <w:sz w:val="28"/>
+        </w:rPr>
+        <w:t>5.1, имеющих модульные профильные наконечники 2 с углом конуса 40</w:t>
+      </w:r>
+      <w:r>
+        <w:rPr>
+          <w:sz w:val="28"/>
+        </w:rPr>
+        <w:sym w:font="Symbol" w:char="F0B0"/>
+      </w:r>
+      <w:r>
+        <w:rPr>
+          <w:sz w:val="28"/>
+        </w:rPr>
+        <w:t xml:space="preserve"> для контроля наружных зубчатых колес ( для контроля внутренних зубчатых колес наконечники имеют сферическую форму).разность положений наконечников, определяется с помощью каретки 4 и индикатора 3, характеризует биение зубчатого венца.</w:t>
+      </w:r>
+    </w:p>
+    <w:p>
+      <w:pPr>
+        <w:keepNext w:val="0"/>
+        <w:keepLines w:val="0"/>
+        <w:pageBreakBefore w:val="0"/>
+        <w:widowControl/>
+        <w:kinsoku/>
+        <w:wordWrap/>
+        <w:overflowPunct/>
+        <w:topLinePunct w:val="0"/>
+        <w:autoSpaceDE/>
+        <w:autoSpaceDN/>
+        <w:bidi w:val="0"/>
+        <w:adjustRightInd/>
+        <w:snapToGrid/>
+        <w:spacing w:line="360" w:lineRule="auto"/>
+        <w:ind w:firstLine="708" w:firstLineChars="0"/>
+        <w:jc w:val="both"/>
+        <w:textAlignment w:val="auto"/>
+        <w:rPr>
+          <w:b/>
+          <w:sz w:val="28"/>
+          <w:szCs w:val="28"/>
+        </w:rPr>
+      </w:pPr>
+      <w:r>
+        <w:rPr>
+          <w:b/>
+          <w:sz w:val="28"/>
+          <w:szCs w:val="28"/>
+        </w:rPr>
+        <w:t>По норме плавности работы</w:t>
+      </w:r>
+    </w:p>
+    <w:p>
+      <w:pPr>
+        <w:keepNext w:val="0"/>
+        <w:keepLines w:val="0"/>
+        <w:pageBreakBefore w:val="0"/>
+        <w:widowControl/>
+        <w:kinsoku/>
+        <w:wordWrap/>
+        <w:overflowPunct/>
+        <w:topLinePunct w:val="0"/>
+        <w:autoSpaceDE/>
+        <w:autoSpaceDN/>
+        <w:bidi w:val="0"/>
+        <w:adjustRightInd/>
+        <w:snapToGrid/>
+        <w:spacing w:line="360" w:lineRule="auto"/>
+        <w:ind w:firstLine="708" w:firstLineChars="0"/>
+        <w:jc w:val="both"/>
+        <w:textAlignment w:val="auto"/>
+        <w:rPr>
+          <w:b/>
+          <w:sz w:val="28"/>
+          <w:szCs w:val="28"/>
+        </w:rPr>
+      </w:pPr>
+      <w:r>
+        <w:rPr>
+          <w:color w:val="222222"/>
+          <w:sz w:val="28"/>
+          <w:szCs w:val="28"/>
+          <w:shd w:val="clear" w:color="auto" w:fill="FEFEFE"/>
+        </w:rPr>
+        <w:t>Плавность работы передачи характеризуется циклическими погрешностями при повороте колеса на один зуб. Наличие циклически повторяющихся погрешностей (шага, профиля зуба и др.) вызывает в процессе работы передачи шум и вибрацию. Чистовая обработка боковой поверхности зубьев (шлифованием, шевингованием и др. методами) позволяет повысить плавность работы передачи, так как улучшается профиль зуба. Отклонение шага зацепления, зависящее от погрешности зуборезного инструмента, также влияет на плавность передачи.</w:t>
+      </w:r>
+    </w:p>
+    <w:p>
+      <w:pPr>
+        <w:keepNext w:val="0"/>
+        <w:keepLines w:val="0"/>
+        <w:pageBreakBefore w:val="0"/>
+        <w:widowControl/>
+        <w:kinsoku/>
+        <w:wordWrap/>
+        <w:overflowPunct/>
+        <w:topLinePunct w:val="0"/>
+        <w:autoSpaceDE/>
+        <w:autoSpaceDN/>
+        <w:bidi w:val="0"/>
+        <w:adjustRightInd/>
+        <w:snapToGrid/>
+        <w:spacing w:line="360" w:lineRule="auto"/>
+        <w:ind w:firstLine="708" w:firstLineChars="0"/>
+        <w:jc w:val="both"/>
+        <w:textAlignment w:val="auto"/>
+        <w:rPr>
+          <w:rFonts w:hint="default"/>
+          <w:sz w:val="28"/>
+          <w:szCs w:val="28"/>
+          <w:lang w:val="ru-RU"/>
+        </w:rPr>
+      </w:pPr>
+      <w:r>
+        <w:rPr>
+          <w:sz w:val="28"/>
+          <w:szCs w:val="28"/>
+        </w:rPr>
+        <w:t>Допуск на</w:t>
+      </w:r>
+      <w:r>
+        <w:rPr>
+          <w:rFonts w:hint="default"/>
+          <w:sz w:val="28"/>
+          <w:szCs w:val="28"/>
+          <w:lang w:val="ru-RU"/>
+        </w:rPr>
+        <w:t xml:space="preserve"> предельное</w:t>
+      </w:r>
+      <w:r>
+        <w:rPr>
+          <w:sz w:val="28"/>
+          <w:szCs w:val="28"/>
+        </w:rPr>
+        <w:t xml:space="preserve"> отклонение шага зацепление</w:t>
+      </w:r>
+      <w:r>
+        <w:rPr>
+          <w:rFonts w:hint="default"/>
+          <w:sz w:val="28"/>
+          <w:szCs w:val="28"/>
+          <w:lang w:val="ru-RU"/>
+        </w:rPr>
+        <w:t xml:space="preserve"> </w:t>
+      </w:r>
+      <w:r>
+        <w:rPr>
+          <w:i/>
+          <w:position w:val="-12"/>
+          <w:sz w:val="28"/>
+          <w:szCs w:val="28"/>
+        </w:rPr>
+        <w:drawing>
+          <wp:inline distT="0" distB="0" distL="114300" distR="114300">
+            <wp:extent cx="259080" cy="267335"/>
+            <wp:effectExtent l="0" t="0" r="7620" b="18415"/>
+            <wp:docPr id="20" name="Изображение 3"/>
+            <wp:cNvGraphicFramePr>
+              <a:graphicFrameLocks xmlns:a="http://schemas.openxmlformats.org/drawingml/2006/main" noChangeAspect="1"/>
+            </wp:cNvGraphicFramePr>
+            <a:graphic xmlns:a="http://schemas.openxmlformats.org/drawingml/2006/main">
+              <a:graphicData uri="http://schemas.openxmlformats.org/drawingml/2006/picture">
+                <pic:pic xmlns:pic="http://schemas.openxmlformats.org/drawingml/2006/picture">
+                  <pic:nvPicPr>
+                    <pic:cNvPr id="20" name="Изображение 3"/>
+                    <pic:cNvPicPr>
+                      <a:picLocks noChangeAspect="1"/>
+                    </pic:cNvPicPr>
+                  </pic:nvPicPr>
+                  <pic:blipFill>
+                    <a:blip r:embed="rId21"/>
+                    <a:stretch>
+                      <a:fillRect/>
+                    </a:stretch>
+                  </pic:blipFill>
+                  <pic:spPr>
+                    <a:xfrm>
+                      <a:off x="0" y="0"/>
+                      <a:ext cx="259080" cy="267335"/>
+                    </a:xfrm>
+                    <a:prstGeom prst="rect">
+                      <a:avLst/>
+                    </a:prstGeom>
+                    <a:noFill/>
+                    <a:ln>
+                      <a:noFill/>
+                    </a:ln>
+                  </pic:spPr>
+                </pic:pic>
+              </a:graphicData>
+            </a:graphic>
+          </wp:inline>
+        </w:drawing>
+      </w:r>
+      <w:r>
+        <w:rPr>
+          <w:rFonts w:hint="default"/>
+          <w:sz w:val="28"/>
+          <w:szCs w:val="28"/>
+          <w:lang w:val="ru-RU"/>
+        </w:rPr>
+        <w:t xml:space="preserve"> по ГОСТ 1643-81 для 8-й степени точности, диапазона длительных диаметров от 50 до 125 мм и модуля от 2 до 3,55 мм составляет:</w:t>
+      </w:r>
+    </w:p>
+    <w:p>
+      <w:pPr>
+        <w:keepNext w:val="0"/>
+        <w:keepLines w:val="0"/>
+        <w:pageBreakBefore w:val="0"/>
+        <w:widowControl/>
+        <w:kinsoku/>
+        <w:wordWrap/>
+        <w:overflowPunct/>
+        <w:topLinePunct w:val="0"/>
+        <w:autoSpaceDE/>
+        <w:autoSpaceDN/>
+        <w:bidi w:val="0"/>
+        <w:adjustRightInd/>
+        <w:snapToGrid/>
+        <w:spacing w:line="360" w:lineRule="auto"/>
+        <w:ind w:firstLine="708" w:firstLineChars="0"/>
+        <w:jc w:val="both"/>
+        <w:textAlignment w:val="auto"/>
+        <w:rPr>
+          <w:rFonts w:hint="default"/>
+          <w:sz w:val="28"/>
+          <w:szCs w:val="28"/>
+          <w:lang w:val="ru-RU"/>
+        </w:rPr>
+      </w:pPr>
+    </w:p>
+    <w:p>
+      <w:pPr>
+        <w:keepNext w:val="0"/>
+        <w:keepLines w:val="0"/>
+        <w:pageBreakBefore w:val="0"/>
+        <w:widowControl/>
+        <w:kinsoku/>
+        <w:wordWrap/>
+        <w:overflowPunct/>
+        <w:topLinePunct w:val="0"/>
+        <w:autoSpaceDE/>
+        <w:autoSpaceDN/>
+        <w:bidi w:val="0"/>
+        <w:adjustRightInd/>
+        <w:snapToGrid/>
+        <w:spacing w:line="360" w:lineRule="auto"/>
+        <w:ind w:left="-284" w:firstLine="350" w:firstLineChars="125"/>
+        <w:jc w:val="center"/>
+        <w:textAlignment w:val="auto"/>
+        <w:rPr>
+          <w:rFonts w:hint="default"/>
+          <w:i/>
+          <w:sz w:val="28"/>
+          <w:szCs w:val="28"/>
+          <w:lang w:val="ru-RU"/>
+        </w:rPr>
+      </w:pPr>
+      <w:r>
+        <w:rPr>
+          <w:i/>
+          <w:position w:val="-12"/>
+          <w:sz w:val="28"/>
+          <w:szCs w:val="28"/>
+        </w:rPr>
+        <w:drawing>
+          <wp:inline distT="0" distB="0" distL="114300" distR="114300">
+            <wp:extent cx="259080" cy="267335"/>
+            <wp:effectExtent l="0" t="0" r="7620" b="18415"/>
+            <wp:docPr id="15" name="Изображение 3"/>
+            <wp:cNvGraphicFramePr>
+              <a:graphicFrameLocks xmlns:a="http://schemas.openxmlformats.org/drawingml/2006/main" noChangeAspect="1"/>
+            </wp:cNvGraphicFramePr>
+            <a:graphic xmlns:a="http://schemas.openxmlformats.org/drawingml/2006/main">
+              <a:graphicData uri="http://schemas.openxmlformats.org/drawingml/2006/picture">
+                <pic:pic xmlns:pic="http://schemas.openxmlformats.org/drawingml/2006/picture">
+                  <pic:nvPicPr>
+                    <pic:cNvPr id="15" name="Изображение 3"/>
+                    <pic:cNvPicPr>
+                      <a:picLocks noChangeAspect="1"/>
+                    </pic:cNvPicPr>
+                  </pic:nvPicPr>
+                  <pic:blipFill>
+                    <a:blip r:embed="rId21"/>
+                    <a:stretch>
+                      <a:fillRect/>
+                    </a:stretch>
+                  </pic:blipFill>
+                  <pic:spPr>
+                    <a:xfrm>
+                      <a:off x="0" y="0"/>
+                      <a:ext cx="259080" cy="267335"/>
+                    </a:xfrm>
+                    <a:prstGeom prst="rect">
+                      <a:avLst/>
+                    </a:prstGeom>
+                    <a:noFill/>
+                    <a:ln>
+                      <a:noFill/>
+                    </a:ln>
+                  </pic:spPr>
+                </pic:pic>
+              </a:graphicData>
+            </a:graphic>
+          </wp:inline>
+        </w:drawing>
+      </w:r>
+      <w:r>
+        <w:rPr>
+          <w:i/>
+          <w:sz w:val="28"/>
+          <w:szCs w:val="28"/>
+        </w:rPr>
+        <w:t>=±</w:t>
+      </w:r>
+      <w:r>
+        <w:rPr>
+          <w:rFonts w:hint="default"/>
+          <w:i/>
+          <w:sz w:val="28"/>
+          <w:szCs w:val="28"/>
+          <w:lang w:val="ru-RU"/>
+        </w:rPr>
+        <w:t>16</w:t>
+      </w:r>
+      <w:r>
+        <w:rPr>
+          <w:i/>
+          <w:sz w:val="28"/>
+          <w:szCs w:val="28"/>
+        </w:rPr>
+        <w:t xml:space="preserve"> мкм</w:t>
+      </w:r>
+      <w:r>
+        <w:rPr>
+          <w:rFonts w:hint="default"/>
+          <w:i/>
+          <w:sz w:val="28"/>
+          <w:szCs w:val="28"/>
+          <w:lang w:val="ru-RU"/>
+        </w:rPr>
+        <w:t>.</w:t>
+      </w:r>
+    </w:p>
+    <w:p>
+      <w:pPr>
+        <w:keepNext w:val="0"/>
+        <w:keepLines w:val="0"/>
+        <w:pageBreakBefore w:val="0"/>
+        <w:widowControl/>
+        <w:kinsoku/>
+        <w:wordWrap/>
+        <w:overflowPunct/>
+        <w:topLinePunct w:val="0"/>
+        <w:autoSpaceDE/>
+        <w:autoSpaceDN/>
+        <w:bidi w:val="0"/>
+        <w:adjustRightInd/>
+        <w:snapToGrid/>
+        <w:spacing w:line="360" w:lineRule="auto"/>
+        <w:ind w:left="-284" w:firstLine="350" w:firstLineChars="125"/>
+        <w:jc w:val="center"/>
+        <w:textAlignment w:val="auto"/>
+        <w:rPr>
+          <w:i/>
+          <w:sz w:val="28"/>
+          <w:szCs w:val="28"/>
+        </w:rPr>
+      </w:pPr>
+    </w:p>
+    <w:p>
+      <w:pPr>
+        <w:keepNext w:val="0"/>
+        <w:keepLines w:val="0"/>
+        <w:pageBreakBefore w:val="0"/>
+        <w:widowControl/>
+        <w:kinsoku/>
+        <w:wordWrap/>
+        <w:overflowPunct/>
+        <w:topLinePunct w:val="0"/>
+        <w:autoSpaceDE/>
+        <w:autoSpaceDN/>
+        <w:bidi w:val="0"/>
+        <w:adjustRightInd/>
+        <w:snapToGrid/>
+        <w:spacing w:line="360" w:lineRule="auto"/>
+        <w:ind w:firstLine="708" w:firstLineChars="0"/>
+        <w:jc w:val="both"/>
+        <w:textAlignment w:val="auto"/>
+        <w:rPr>
+          <w:i/>
+          <w:sz w:val="28"/>
+          <w:szCs w:val="28"/>
+        </w:rPr>
+      </w:pPr>
+      <w:r>
+        <w:rPr>
+          <w:sz w:val="28"/>
+        </w:rPr>
+        <w:t>Контроль шага зацепления производится на приборах типа 21802, 21702, 21703, БВ</w:t>
+      </w:r>
+      <w:r>
+        <w:rPr>
+          <w:rFonts w:hint="default"/>
+          <w:sz w:val="28"/>
+          <w:lang w:val="ru-RU"/>
+        </w:rPr>
+        <w:t>-</w:t>
+      </w:r>
+      <w:r>
+        <w:rPr>
+          <w:sz w:val="28"/>
+        </w:rPr>
+        <w:t>5070 и др.</w:t>
+      </w:r>
+    </w:p>
+    <w:p>
+      <w:pPr>
+        <w:keepNext w:val="0"/>
+        <w:keepLines w:val="0"/>
+        <w:pageBreakBefore w:val="0"/>
+        <w:widowControl/>
+        <w:kinsoku/>
+        <w:wordWrap/>
+        <w:overflowPunct/>
+        <w:topLinePunct w:val="0"/>
+        <w:autoSpaceDE/>
+        <w:autoSpaceDN/>
+        <w:bidi w:val="0"/>
+        <w:adjustRightInd/>
+        <w:snapToGrid/>
+        <w:spacing w:line="360" w:lineRule="auto"/>
+        <w:ind w:left="-284" w:firstLine="350" w:firstLineChars="125"/>
+        <w:jc w:val="center"/>
+        <w:textAlignment w:val="auto"/>
+        <w:rPr>
+          <w:sz w:val="28"/>
+          <w:szCs w:val="28"/>
+        </w:rPr>
+      </w:pPr>
+      <w:r>
+        <w:rPr>
+          <w:b/>
+          <w:sz w:val="28"/>
+          <w:szCs w:val="28"/>
+        </w:rPr>
+        <w:pict>
+          <v:shape id="_x0000_s1026" o:spid="_x0000_s1026" o:spt="75" alt="" type="#_x0000_t75" style="position:absolute;left:0pt;margin-left:111.85pt;margin-top:19.65pt;height:170.05pt;width:281.2pt;mso-wrap-distance-bottom:0pt;mso-wrap-distance-top:0pt;z-index:251659264;mso-width-relative:page;mso-height-relative:page;" o:ole="t" filled="f" o:preferrelative="t" stroked="f" coordsize="21600,21600">
+            <v:path/>
+            <v:fill on="f" focussize="0,0"/>
+            <v:stroke on="f"/>
+            <v:imagedata r:id="rId23" o:title=""/>
+            <o:lock v:ext="edit" aspectratio="t"/>
+            <w10:wrap type="topAndBottom"/>
+          </v:shape>
+          <o:OLEObject Type="Embed" ProgID="PBrush" ShapeID="_x0000_s1026" DrawAspect="Content" ObjectID="_1468075725" r:id="rId22">
+            <o:LockedField>false</o:LockedField>
+          </o:OLEObject>
+        </w:pict>
+      </w:r>
+    </w:p>
+    <w:p>
+      <w:pPr>
+        <w:keepNext w:val="0"/>
+        <w:keepLines w:val="0"/>
+        <w:pageBreakBefore w:val="0"/>
+        <w:widowControl/>
+        <w:kinsoku/>
+        <w:wordWrap/>
+        <w:overflowPunct/>
+        <w:topLinePunct w:val="0"/>
+        <w:autoSpaceDE/>
+        <w:autoSpaceDN/>
+        <w:bidi w:val="0"/>
+        <w:adjustRightInd/>
+        <w:snapToGrid/>
+        <w:spacing w:line="360" w:lineRule="auto"/>
+        <w:jc w:val="center"/>
+        <w:textAlignment w:val="auto"/>
+        <w:rPr>
+          <w:sz w:val="28"/>
+          <w:szCs w:val="28"/>
+        </w:rPr>
+      </w:pPr>
+      <w:r>
+        <w:rPr>
+          <w:sz w:val="28"/>
+          <w:szCs w:val="28"/>
+        </w:rPr>
+        <w:t>Рисунок 5.2</w:t>
+      </w:r>
+      <w:r>
+        <w:rPr>
+          <w:rFonts w:hint="default"/>
+          <w:sz w:val="28"/>
+          <w:szCs w:val="28"/>
+          <w:lang w:val="ru-RU"/>
+        </w:rPr>
+        <w:t>.</w:t>
+      </w:r>
+      <w:r>
+        <w:rPr>
+          <w:sz w:val="28"/>
+          <w:szCs w:val="28"/>
+        </w:rPr>
+        <w:t xml:space="preserve"> Схема эвольвентамера (тип БВ-5062)</w:t>
+      </w:r>
+    </w:p>
+    <w:p>
+      <w:pPr>
+        <w:keepNext w:val="0"/>
+        <w:keepLines w:val="0"/>
+        <w:pageBreakBefore w:val="0"/>
+        <w:widowControl/>
+        <w:kinsoku/>
+        <w:wordWrap/>
+        <w:overflowPunct/>
+        <w:topLinePunct w:val="0"/>
+        <w:autoSpaceDE/>
+        <w:autoSpaceDN/>
+        <w:bidi w:val="0"/>
+        <w:adjustRightInd/>
+        <w:snapToGrid/>
+        <w:spacing w:line="360" w:lineRule="auto"/>
+        <w:ind w:left="-284" w:firstLine="350" w:firstLineChars="125"/>
+        <w:jc w:val="both"/>
+        <w:textAlignment w:val="auto"/>
+        <w:rPr>
+          <w:sz w:val="28"/>
+          <w:szCs w:val="28"/>
+        </w:rPr>
+      </w:pPr>
+    </w:p>
+    <w:p>
+      <w:pPr>
+        <w:keepNext w:val="0"/>
+        <w:keepLines w:val="0"/>
+        <w:pageBreakBefore w:val="0"/>
+        <w:widowControl/>
+        <w:kinsoku/>
+        <w:wordWrap/>
+        <w:overflowPunct/>
+        <w:topLinePunct w:val="0"/>
+        <w:autoSpaceDE/>
+        <w:autoSpaceDN/>
+        <w:bidi w:val="0"/>
+        <w:adjustRightInd/>
+        <w:snapToGrid/>
+        <w:spacing w:line="360" w:lineRule="auto"/>
+        <w:ind w:firstLine="350" w:firstLineChars="125"/>
+        <w:jc w:val="both"/>
+        <w:textAlignment w:val="auto"/>
+        <w:rPr>
+          <w:sz w:val="28"/>
+        </w:rPr>
+      </w:pPr>
+      <w:r>
+        <w:rPr>
+          <w:sz w:val="28"/>
+        </w:rPr>
+        <w:t xml:space="preserve">Погрешность профиля выявляют на эвольвентомерах рис. 5.2., сопоставляя теоретическую эвольвенту, воспроизводимую прибором, с реальной эвольвентой контролируемого зуба. В приборе типа БВ-5062 теоретическая эвольвента воспроизводится образцовым сектором 1, расположенным на одной оси с контролируемым колесом. В качестве линейки обката служит каретка 3, которая связана с сектором с помощью охватывающих его с двух сторон лент 2. Радиус основной окружности меняют при настройке </w:t>
+      </w:r>
+      <w:r>
+        <w:rPr>
+          <w:sz w:val="28"/>
+          <w:lang w:val="ru-RU"/>
+        </w:rPr>
+        <w:t>путём</w:t>
+      </w:r>
+      <w:r>
+        <w:rPr>
+          <w:sz w:val="28"/>
+        </w:rPr>
+        <w:t xml:space="preserve"> изменения положения упора 4, находящегося на измерительной каретке 5. Микроскоп 6 служит для настройки прибора на требуемый радиус основной окружности.</w:t>
+      </w:r>
+    </w:p>
+    <w:p>
+      <w:pPr>
+        <w:keepNext w:val="0"/>
+        <w:keepLines w:val="0"/>
+        <w:pageBreakBefore w:val="0"/>
+        <w:widowControl/>
+        <w:kinsoku/>
+        <w:wordWrap/>
+        <w:overflowPunct/>
+        <w:topLinePunct w:val="0"/>
+        <w:autoSpaceDE/>
+        <w:autoSpaceDN/>
+        <w:bidi w:val="0"/>
+        <w:adjustRightInd/>
+        <w:snapToGrid/>
+        <w:spacing w:line="360" w:lineRule="auto"/>
+        <w:jc w:val="both"/>
+        <w:textAlignment w:val="auto"/>
+        <w:rPr>
+          <w:b/>
+          <w:sz w:val="28"/>
+          <w:szCs w:val="28"/>
+        </w:rPr>
+      </w:pPr>
+    </w:p>
+    <w:p>
+      <w:pPr>
+        <w:keepNext w:val="0"/>
+        <w:keepLines w:val="0"/>
+        <w:pageBreakBefore w:val="0"/>
+        <w:widowControl/>
+        <w:kinsoku/>
+        <w:wordWrap/>
+        <w:overflowPunct/>
+        <w:topLinePunct w:val="0"/>
+        <w:autoSpaceDE/>
+        <w:autoSpaceDN/>
+        <w:bidi w:val="0"/>
+        <w:adjustRightInd/>
+        <w:snapToGrid/>
+        <w:spacing w:line="360" w:lineRule="auto"/>
+        <w:ind w:left="0" w:firstLine="709" w:firstLineChars="0"/>
+        <w:jc w:val="both"/>
+        <w:textAlignment w:val="auto"/>
+        <w:rPr>
+          <w:b/>
+          <w:sz w:val="28"/>
+          <w:szCs w:val="28"/>
+        </w:rPr>
+      </w:pPr>
+      <w:r>
+        <w:rPr>
+          <w:b/>
+          <w:sz w:val="28"/>
+          <w:szCs w:val="28"/>
+        </w:rPr>
+        <w:t>По норме контакта зубьев</w:t>
+      </w:r>
+    </w:p>
+    <w:p>
+      <w:pPr>
+        <w:keepNext w:val="0"/>
+        <w:keepLines w:val="0"/>
+        <w:pageBreakBefore w:val="0"/>
+        <w:widowControl/>
+        <w:kinsoku/>
+        <w:wordWrap/>
+        <w:overflowPunct/>
+        <w:topLinePunct w:val="0"/>
+        <w:autoSpaceDE/>
+        <w:autoSpaceDN/>
+        <w:bidi w:val="0"/>
+        <w:adjustRightInd/>
+        <w:snapToGrid/>
+        <w:spacing w:line="360" w:lineRule="auto"/>
+        <w:ind w:left="0" w:firstLine="709" w:firstLineChars="0"/>
+        <w:jc w:val="both"/>
+        <w:textAlignment w:val="auto"/>
+        <w:rPr>
+          <w:b/>
+          <w:sz w:val="28"/>
+          <w:szCs w:val="28"/>
+        </w:rPr>
+      </w:pPr>
+      <w:r>
+        <w:rPr>
+          <w:color w:val="222222"/>
+          <w:sz w:val="28"/>
+          <w:szCs w:val="28"/>
+          <w:shd w:val="clear" w:color="auto" w:fill="FEFEFE"/>
+        </w:rPr>
+        <w:t>Контакт зубьев характеризуется размерами пятна контакта на боковых поверхностях зубьев при работе передачи и определяет величину передаваемой нагрузки. Пятно контакта зависит от погрешностей самих колес и от погрешностей их монтажа в корпус.</w:t>
+      </w:r>
+    </w:p>
+    <w:p>
+      <w:pPr>
+        <w:keepNext w:val="0"/>
+        <w:keepLines w:val="0"/>
+        <w:pageBreakBefore w:val="0"/>
+        <w:widowControl/>
+        <w:kinsoku/>
+        <w:wordWrap/>
+        <w:overflowPunct/>
+        <w:topLinePunct w:val="0"/>
+        <w:autoSpaceDE/>
+        <w:autoSpaceDN/>
+        <w:bidi w:val="0"/>
+        <w:adjustRightInd/>
+        <w:snapToGrid/>
+        <w:spacing w:line="360" w:lineRule="auto"/>
+        <w:ind w:left="0" w:firstLine="709" w:firstLineChars="0"/>
+        <w:jc w:val="both"/>
+        <w:textAlignment w:val="auto"/>
+        <w:rPr>
+          <w:sz w:val="28"/>
+        </w:rPr>
+      </w:pPr>
+      <w:r>
+        <w:rPr>
+          <w:sz w:val="28"/>
+          <w:lang w:val="ru-RU"/>
+        </w:rPr>
+        <w:t>Погрешность</w:t>
+      </w:r>
+      <w:r>
+        <w:rPr>
+          <w:rFonts w:hint="default"/>
+          <w:sz w:val="28"/>
+          <w:lang w:val="ru-RU"/>
+        </w:rPr>
+        <w:t xml:space="preserve"> направления зуба - это р</w:t>
+      </w:r>
+      <w:r>
+        <w:rPr>
+          <w:sz w:val="28"/>
+        </w:rPr>
+        <w:t>асстояние между двумя ближайшими друг к другу номинальными делительными линиями зуба в торцовом сечении, между которыми размещается действительная делительная линия зуба, соответствующая рабочей ширине зубчатого венца или полушеврона.</w:t>
+      </w:r>
+    </w:p>
+    <w:p>
+      <w:pPr>
+        <w:keepNext w:val="0"/>
+        <w:keepLines w:val="0"/>
+        <w:pageBreakBefore w:val="0"/>
+        <w:widowControl/>
+        <w:kinsoku/>
+        <w:wordWrap/>
+        <w:overflowPunct/>
+        <w:topLinePunct w:val="0"/>
+        <w:autoSpaceDE/>
+        <w:autoSpaceDN/>
+        <w:bidi w:val="0"/>
+        <w:adjustRightInd/>
+        <w:snapToGrid/>
+        <w:spacing w:line="360" w:lineRule="auto"/>
+        <w:ind w:left="0" w:firstLine="709" w:firstLineChars="0"/>
+        <w:jc w:val="both"/>
+        <w:textAlignment w:val="auto"/>
+        <w:rPr>
+          <w:rFonts w:hint="default"/>
+          <w:sz w:val="28"/>
+          <w:lang w:val="ru-RU"/>
+        </w:rPr>
+      </w:pPr>
+      <w:r>
+        <w:rPr>
+          <w:sz w:val="28"/>
+        </w:rPr>
+        <w:t>Допуск на погрешность направления зуба</w:t>
+      </w:r>
+      <w:r>
+        <w:rPr>
+          <w:rFonts w:hint="default"/>
+          <w:sz w:val="28"/>
+          <w:lang w:val="ru-RU"/>
+        </w:rPr>
+        <w:t xml:space="preserve"> </w:t>
+      </w:r>
+      <w:r>
+        <w:rPr>
+          <w:i/>
+          <w:position w:val="-16"/>
+          <w:sz w:val="28"/>
+          <w:szCs w:val="28"/>
+        </w:rPr>
+        <w:drawing>
+          <wp:inline distT="0" distB="0" distL="114300" distR="114300">
+            <wp:extent cx="233045" cy="293370"/>
+            <wp:effectExtent l="0" t="0" r="0" b="0"/>
+            <wp:docPr id="24" name="Изображение 4"/>
+            <wp:cNvGraphicFramePr>
+              <a:graphicFrameLocks xmlns:a="http://schemas.openxmlformats.org/drawingml/2006/main" noChangeAspect="1"/>
+            </wp:cNvGraphicFramePr>
+            <a:graphic xmlns:a="http://schemas.openxmlformats.org/drawingml/2006/main">
+              <a:graphicData uri="http://schemas.openxmlformats.org/drawingml/2006/picture">
+                <pic:pic xmlns:pic="http://schemas.openxmlformats.org/drawingml/2006/picture">
+                  <pic:nvPicPr>
+                    <pic:cNvPr id="24" name="Изображение 4"/>
+                    <pic:cNvPicPr>
+                      <a:picLocks noChangeAspect="1"/>
+                    </pic:cNvPicPr>
+                  </pic:nvPicPr>
+                  <pic:blipFill>
+                    <a:blip r:embed="rId24"/>
+                    <a:stretch>
+                      <a:fillRect/>
+                    </a:stretch>
+                  </pic:blipFill>
+                  <pic:spPr>
+                    <a:xfrm>
+                      <a:off x="0" y="0"/>
+                      <a:ext cx="233045" cy="293370"/>
+                    </a:xfrm>
+                    <a:prstGeom prst="rect">
+                      <a:avLst/>
+                    </a:prstGeom>
+                    <a:noFill/>
+                    <a:ln>
+                      <a:noFill/>
+                    </a:ln>
+                  </pic:spPr>
+                </pic:pic>
+              </a:graphicData>
+            </a:graphic>
+          </wp:inline>
+        </w:drawing>
+      </w:r>
+      <w:r>
+        <w:rPr>
+          <w:rFonts w:hint="default"/>
+          <w:sz w:val="28"/>
+          <w:lang w:val="ru-RU"/>
+        </w:rPr>
+        <w:t xml:space="preserve"> по ГОСТ 1643-81 для 8-й степени точности, диапазона делительных диаметров от 50 до 125 мм и модуля от 2 до 3,55 мм составляет:</w:t>
+      </w:r>
+    </w:p>
+    <w:p>
+      <w:pPr>
+        <w:keepNext w:val="0"/>
+        <w:keepLines w:val="0"/>
+        <w:pageBreakBefore w:val="0"/>
+        <w:widowControl/>
+        <w:kinsoku/>
+        <w:wordWrap/>
+        <w:overflowPunct/>
+        <w:topLinePunct w:val="0"/>
+        <w:autoSpaceDE/>
+        <w:autoSpaceDN/>
+        <w:bidi w:val="0"/>
+        <w:adjustRightInd/>
+        <w:snapToGrid/>
+        <w:spacing w:line="360" w:lineRule="auto"/>
+        <w:ind w:left="0" w:firstLine="709" w:firstLineChars="0"/>
+        <w:jc w:val="both"/>
+        <w:textAlignment w:val="auto"/>
+        <w:rPr>
+          <w:rFonts w:hint="default"/>
+          <w:sz w:val="28"/>
+          <w:lang w:val="ru-RU"/>
+        </w:rPr>
+      </w:pPr>
+    </w:p>
+    <w:p>
+      <w:pPr>
+        <w:keepNext w:val="0"/>
+        <w:keepLines w:val="0"/>
+        <w:pageBreakBefore w:val="0"/>
+        <w:widowControl/>
+        <w:kinsoku/>
+        <w:wordWrap/>
+        <w:overflowPunct/>
+        <w:topLinePunct w:val="0"/>
+        <w:autoSpaceDE/>
+        <w:autoSpaceDN/>
+        <w:bidi w:val="0"/>
+        <w:adjustRightInd/>
+        <w:snapToGrid/>
+        <w:spacing w:line="360" w:lineRule="auto"/>
+        <w:jc w:val="center"/>
+        <w:textAlignment w:val="auto"/>
+        <w:rPr>
+          <w:rFonts w:hint="default"/>
+          <w:i/>
+          <w:sz w:val="28"/>
+          <w:szCs w:val="28"/>
+          <w:lang w:val="ru-RU"/>
+        </w:rPr>
+      </w:pPr>
+      <w:r>
+        <w:rPr>
+          <w:i/>
+          <w:position w:val="-16"/>
+          <w:sz w:val="28"/>
+          <w:szCs w:val="28"/>
+        </w:rPr>
+        <w:drawing>
+          <wp:inline distT="0" distB="0" distL="114300" distR="114300">
+            <wp:extent cx="233045" cy="293370"/>
+            <wp:effectExtent l="0" t="0" r="0" b="0"/>
+            <wp:docPr id="21" name="Изображение 4"/>
+            <wp:cNvGraphicFramePr>
+              <a:graphicFrameLocks xmlns:a="http://schemas.openxmlformats.org/drawingml/2006/main" noChangeAspect="1"/>
+            </wp:cNvGraphicFramePr>
+            <a:graphic xmlns:a="http://schemas.openxmlformats.org/drawingml/2006/main">
+              <a:graphicData uri="http://schemas.openxmlformats.org/drawingml/2006/picture">
+                <pic:pic xmlns:pic="http://schemas.openxmlformats.org/drawingml/2006/picture">
+                  <pic:nvPicPr>
+                    <pic:cNvPr id="21" name="Изображение 4"/>
+                    <pic:cNvPicPr>
+                      <a:picLocks noChangeAspect="1"/>
+                    </pic:cNvPicPr>
+                  </pic:nvPicPr>
+                  <pic:blipFill>
+                    <a:blip r:embed="rId24"/>
+                    <a:stretch>
+                      <a:fillRect/>
+                    </a:stretch>
+                  </pic:blipFill>
+                  <pic:spPr>
+                    <a:xfrm>
+                      <a:off x="0" y="0"/>
+                      <a:ext cx="233045" cy="293370"/>
+                    </a:xfrm>
+                    <a:prstGeom prst="rect">
+                      <a:avLst/>
+                    </a:prstGeom>
+                    <a:noFill/>
+                    <a:ln>
+                      <a:noFill/>
+                    </a:ln>
+                  </pic:spPr>
+                </pic:pic>
+              </a:graphicData>
+            </a:graphic>
+          </wp:inline>
+        </w:drawing>
+      </w:r>
+      <w:r>
+        <w:rPr>
+          <w:i/>
+          <w:sz w:val="28"/>
+          <w:szCs w:val="28"/>
+        </w:rPr>
+        <w:t>=1</w:t>
+      </w:r>
+      <w:r>
+        <w:rPr>
+          <w:rFonts w:hint="default"/>
+          <w:i/>
+          <w:sz w:val="28"/>
+          <w:szCs w:val="28"/>
+          <w:lang w:val="ru-RU"/>
+        </w:rPr>
+        <w:t>4</w:t>
+      </w:r>
+      <w:r>
+        <w:rPr>
+          <w:i/>
+          <w:sz w:val="28"/>
+          <w:szCs w:val="28"/>
+        </w:rPr>
+        <w:t xml:space="preserve"> мкм</w:t>
+      </w:r>
+      <w:r>
+        <w:rPr>
+          <w:rFonts w:hint="default"/>
+          <w:i/>
+          <w:sz w:val="28"/>
+          <w:szCs w:val="28"/>
+          <w:lang w:val="ru-RU"/>
+        </w:rPr>
+        <w:t>.</w:t>
+      </w:r>
+    </w:p>
+    <w:p>
+      <w:pPr>
+        <w:keepNext w:val="0"/>
+        <w:keepLines w:val="0"/>
+        <w:pageBreakBefore w:val="0"/>
+        <w:widowControl/>
+        <w:kinsoku/>
+        <w:wordWrap/>
+        <w:overflowPunct/>
+        <w:topLinePunct w:val="0"/>
+        <w:autoSpaceDE/>
+        <w:autoSpaceDN/>
+        <w:bidi w:val="0"/>
+        <w:adjustRightInd/>
+        <w:snapToGrid/>
+        <w:spacing w:line="360" w:lineRule="auto"/>
+        <w:ind w:left="0" w:firstLine="709" w:firstLineChars="0"/>
+        <w:jc w:val="center"/>
+        <w:textAlignment w:val="auto"/>
+        <w:rPr>
+          <w:i/>
+          <w:sz w:val="28"/>
+          <w:szCs w:val="28"/>
+        </w:rPr>
+      </w:pPr>
+    </w:p>
+    <w:p>
+      <w:pPr>
+        <w:keepNext w:val="0"/>
+        <w:keepLines w:val="0"/>
+        <w:pageBreakBefore w:val="0"/>
+        <w:widowControl/>
+        <w:kinsoku/>
+        <w:wordWrap/>
+        <w:overflowPunct/>
+        <w:topLinePunct w:val="0"/>
+        <w:autoSpaceDE/>
+        <w:autoSpaceDN/>
+        <w:bidi w:val="0"/>
+        <w:adjustRightInd/>
+        <w:snapToGrid/>
+        <w:spacing w:line="360" w:lineRule="auto"/>
+        <w:ind w:left="0" w:firstLine="709" w:firstLineChars="0"/>
+        <w:jc w:val="both"/>
+        <w:textAlignment w:val="auto"/>
+        <w:rPr>
+          <w:sz w:val="28"/>
+        </w:rPr>
+      </w:pPr>
+      <w:r>
+        <w:rPr>
+          <w:sz w:val="28"/>
+        </w:rPr>
+        <w:t>При измерении отклонений от направления зуба F</w:t>
+      </w:r>
+      <w:r>
+        <w:rPr>
+          <w:sz w:val="28"/>
+          <w:vertAlign w:val="subscript"/>
+        </w:rPr>
+        <w:t>β</w:t>
+      </w:r>
+      <w:r>
+        <w:rPr>
+          <w:sz w:val="28"/>
+        </w:rPr>
+        <w:t xml:space="preserve"> прямозубых колес на приборах, у которых существует каретка с точными продольными направляющими, измерительный наконечник перемещают вдоль оси измеряемого колеса. При контроле косозубых колес винтовую линию, воспроизводимую в приборе в результате поворота колеса и продольного перемещения измерительного узла или, как в ходомере БВ-5034</w:t>
+      </w:r>
+      <w:r>
+        <w:rPr>
+          <w:rFonts w:hint="default"/>
+          <w:sz w:val="28"/>
+          <w:lang w:val="ru-RU"/>
+        </w:rPr>
+        <w:t xml:space="preserve"> рис 5.3.</w:t>
+      </w:r>
+      <w:r>
+        <w:rPr>
+          <w:sz w:val="28"/>
+        </w:rPr>
+        <w:t>, продольного перемещения стола 1 вместе с проверяемым колесом 4, сравнивают с реальной эвольвентой. Согласованность поступательного и вращательного движений колеса обеспечивают с помощью наклонной линейки и охватывающих шпиндель 3 лент, концы которых закреплены на поперечной каретке 2. Измерительный узел 5, установленный на станине, можно настраивать на необходимые параметры зубчатого колеса. Микроскоп 6 позволяет осуществлять точную установку линейки 7 на заданный угол.</w:t>
+      </w:r>
+    </w:p>
+    <w:p>
+      <w:pPr>
+        <w:keepNext w:val="0"/>
+        <w:keepLines w:val="0"/>
+        <w:pageBreakBefore w:val="0"/>
+        <w:widowControl/>
+        <w:kinsoku/>
+        <w:wordWrap/>
+        <w:overflowPunct/>
+        <w:topLinePunct w:val="0"/>
+        <w:autoSpaceDE/>
+        <w:autoSpaceDN/>
+        <w:bidi w:val="0"/>
+        <w:adjustRightInd/>
+        <w:snapToGrid/>
+        <w:spacing w:line="360" w:lineRule="auto"/>
+        <w:ind w:left="0" w:firstLine="709" w:firstLineChars="0"/>
+        <w:jc w:val="both"/>
+        <w:textAlignment w:val="auto"/>
+        <w:rPr>
+          <w:sz w:val="28"/>
+        </w:rPr>
+      </w:pPr>
+    </w:p>
+    <w:p>
+      <w:pPr>
+        <w:keepNext w:val="0"/>
+        <w:keepLines w:val="0"/>
+        <w:pageBreakBefore w:val="0"/>
+        <w:widowControl/>
+        <w:kinsoku/>
+        <w:wordWrap/>
+        <w:overflowPunct/>
+        <w:topLinePunct w:val="0"/>
+        <w:autoSpaceDE/>
+        <w:autoSpaceDN/>
+        <w:bidi w:val="0"/>
+        <w:adjustRightInd/>
+        <w:snapToGrid/>
+        <w:spacing w:line="360" w:lineRule="auto"/>
+        <w:jc w:val="center"/>
+        <w:textAlignment w:val="auto"/>
+        <w:rPr>
+          <w:bCs/>
+          <w:iCs/>
+          <w:sz w:val="28"/>
+          <w:szCs w:val="28"/>
+        </w:rPr>
+      </w:pPr>
+      <w:r>
+        <w:rPr>
+          <w:sz w:val="28"/>
+          <w:szCs w:val="28"/>
+        </w:rPr>
+        <w:drawing>
+          <wp:inline distT="0" distB="0" distL="114300" distR="114300">
+            <wp:extent cx="3601085" cy="2145030"/>
+            <wp:effectExtent l="0" t="0" r="18415" b="7620"/>
+            <wp:docPr id="22" name="Изображение 5" descr="Описание: E:\uni\103316\Безимени-1.jpg"/>
+            <wp:cNvGraphicFramePr>
+              <a:graphicFrameLocks xmlns:a="http://schemas.openxmlformats.org/drawingml/2006/main" noChangeAspect="1"/>
+            </wp:cNvGraphicFramePr>
+            <a:graphic xmlns:a="http://schemas.openxmlformats.org/drawingml/2006/main">
+              <a:graphicData uri="http://schemas.openxmlformats.org/drawingml/2006/picture">
+                <pic:pic xmlns:pic="http://schemas.openxmlformats.org/drawingml/2006/picture">
+                  <pic:nvPicPr>
+                    <pic:cNvPr id="22" name="Изображение 5" descr="Описание: E:\uni\103316\Безимени-1.jpg"/>
+                    <pic:cNvPicPr>
+                      <a:picLocks noChangeAspect="1"/>
+                    </pic:cNvPicPr>
+                  </pic:nvPicPr>
+                  <pic:blipFill>
+                    <a:blip r:embed="rId25"/>
+                    <a:stretch>
+                      <a:fillRect/>
+                    </a:stretch>
+                  </pic:blipFill>
+                  <pic:spPr>
+                    <a:xfrm>
+                      <a:off x="0" y="0"/>
+                      <a:ext cx="3601085" cy="2145030"/>
+                    </a:xfrm>
+                    <a:prstGeom prst="rect">
+                      <a:avLst/>
+                    </a:prstGeom>
+                    <a:noFill/>
+                    <a:ln>
+                      <a:noFill/>
+                    </a:ln>
+                  </pic:spPr>
+                </pic:pic>
+              </a:graphicData>
+            </a:graphic>
+          </wp:inline>
+        </w:drawing>
+      </w:r>
+    </w:p>
+    <w:p>
+      <w:pPr>
+        <w:keepNext w:val="0"/>
+        <w:keepLines w:val="0"/>
+        <w:pageBreakBefore w:val="0"/>
+        <w:widowControl/>
+        <w:kinsoku/>
+        <w:wordWrap/>
+        <w:overflowPunct/>
+        <w:topLinePunct w:val="0"/>
+        <w:autoSpaceDE/>
+        <w:autoSpaceDN/>
+        <w:bidi w:val="0"/>
+        <w:adjustRightInd/>
+        <w:snapToGrid/>
+        <w:spacing w:line="360" w:lineRule="auto"/>
+        <w:jc w:val="center"/>
+        <w:textAlignment w:val="auto"/>
+        <w:rPr>
+          <w:rFonts w:hint="default"/>
+          <w:bCs/>
+          <w:i w:val="0"/>
+          <w:iCs w:val="0"/>
+          <w:sz w:val="28"/>
+          <w:szCs w:val="28"/>
+          <w:lang w:val="ru-RU"/>
+        </w:rPr>
+      </w:pPr>
+      <w:r>
+        <w:rPr>
+          <w:bCs/>
+          <w:i w:val="0"/>
+          <w:iCs w:val="0"/>
+          <w:sz w:val="28"/>
+          <w:szCs w:val="28"/>
+          <w:lang w:val="ru-RU"/>
+        </w:rPr>
+        <w:t>Рисунок</w:t>
+      </w:r>
+      <w:r>
+        <w:rPr>
+          <w:rFonts w:hint="default"/>
+          <w:bCs/>
+          <w:i w:val="0"/>
+          <w:iCs w:val="0"/>
+          <w:sz w:val="28"/>
+          <w:szCs w:val="28"/>
+          <w:lang w:val="ru-RU"/>
+        </w:rPr>
+        <w:t xml:space="preserve"> 5.3. </w:t>
+      </w:r>
+      <w:r>
+        <w:rPr>
+          <w:bCs/>
+          <w:i w:val="0"/>
+          <w:iCs w:val="0"/>
+          <w:sz w:val="28"/>
+          <w:szCs w:val="28"/>
+        </w:rPr>
+        <w:t>Схема ходомера</w:t>
+      </w:r>
+      <w:r>
+        <w:rPr>
+          <w:rFonts w:hint="default"/>
+          <w:bCs/>
+          <w:i w:val="0"/>
+          <w:iCs w:val="0"/>
+          <w:sz w:val="28"/>
+          <w:szCs w:val="28"/>
+          <w:lang w:val="ru-RU"/>
+        </w:rPr>
+        <w:t xml:space="preserve"> БВ-5034</w:t>
+      </w:r>
+    </w:p>
+    <w:p>
+      <w:pPr>
+        <w:keepNext w:val="0"/>
+        <w:keepLines w:val="0"/>
+        <w:pageBreakBefore w:val="0"/>
+        <w:widowControl/>
+        <w:kinsoku/>
+        <w:wordWrap/>
+        <w:overflowPunct/>
+        <w:topLinePunct w:val="0"/>
+        <w:autoSpaceDE/>
+        <w:autoSpaceDN/>
+        <w:bidi w:val="0"/>
+        <w:adjustRightInd/>
+        <w:snapToGrid/>
+        <w:spacing w:line="360" w:lineRule="auto"/>
+        <w:jc w:val="center"/>
+        <w:textAlignment w:val="auto"/>
+        <w:rPr>
+          <w:rFonts w:hint="default"/>
+          <w:bCs/>
+          <w:i w:val="0"/>
+          <w:iCs w:val="0"/>
+          <w:sz w:val="28"/>
+          <w:szCs w:val="28"/>
+          <w:lang w:val="ru-RU"/>
+        </w:rPr>
+      </w:pPr>
+    </w:p>
+    <w:p>
+      <w:pPr>
+        <w:keepNext w:val="0"/>
+        <w:keepLines w:val="0"/>
+        <w:pageBreakBefore w:val="0"/>
+        <w:widowControl/>
+        <w:kinsoku/>
+        <w:wordWrap/>
+        <w:overflowPunct/>
+        <w:topLinePunct w:val="0"/>
+        <w:autoSpaceDE/>
+        <w:autoSpaceDN/>
+        <w:bidi w:val="0"/>
+        <w:adjustRightInd/>
+        <w:snapToGrid/>
+        <w:spacing w:line="360" w:lineRule="auto"/>
+        <w:jc w:val="both"/>
+        <w:textAlignment w:val="auto"/>
+        <w:rPr>
+          <w:i/>
+          <w:sz w:val="28"/>
+          <w:szCs w:val="28"/>
+        </w:rPr>
+      </w:pPr>
+    </w:p>
+    <w:p>
+      <w:pPr>
+        <w:keepNext w:val="0"/>
+        <w:keepLines w:val="0"/>
+        <w:pageBreakBefore w:val="0"/>
+        <w:widowControl/>
+        <w:kinsoku/>
+        <w:wordWrap/>
+        <w:overflowPunct/>
+        <w:topLinePunct w:val="0"/>
+        <w:autoSpaceDE/>
+        <w:autoSpaceDN/>
+        <w:bidi w:val="0"/>
+        <w:adjustRightInd/>
+        <w:snapToGrid/>
+        <w:spacing w:line="360" w:lineRule="auto"/>
+        <w:jc w:val="both"/>
+        <w:textAlignment w:val="auto"/>
+        <w:rPr>
+          <w:i/>
+          <w:sz w:val="28"/>
+          <w:szCs w:val="28"/>
+        </w:rPr>
+      </w:pPr>
+    </w:p>
+    <w:p>
+      <w:pPr>
+        <w:keepNext w:val="0"/>
+        <w:keepLines w:val="0"/>
+        <w:pageBreakBefore w:val="0"/>
+        <w:widowControl/>
+        <w:kinsoku/>
+        <w:wordWrap/>
+        <w:overflowPunct/>
+        <w:topLinePunct w:val="0"/>
+        <w:autoSpaceDE/>
+        <w:autoSpaceDN/>
+        <w:bidi w:val="0"/>
+        <w:adjustRightInd/>
+        <w:snapToGrid/>
+        <w:spacing w:line="360" w:lineRule="auto"/>
+        <w:jc w:val="center"/>
+        <w:textAlignment w:val="auto"/>
+        <w:rPr>
+          <w:rFonts w:hint="default"/>
+          <w:i/>
+          <w:sz w:val="28"/>
+          <w:szCs w:val="28"/>
+          <w:lang w:val="ru-RU"/>
+        </w:rPr>
+      </w:pPr>
+      <w:r>
+        <w:rPr>
+          <w:rFonts w:hint="default"/>
+          <w:i/>
+          <w:sz w:val="28"/>
+          <w:szCs w:val="28"/>
+          <w:lang w:val="ru-RU"/>
+        </w:rPr>
+        <w:drawing>
+          <wp:inline distT="0" distB="0" distL="114300" distR="114300">
+            <wp:extent cx="3094990" cy="2075180"/>
+            <wp:effectExtent l="0" t="0" r="10160" b="1270"/>
+            <wp:docPr id="25" name="Изображение 25" descr="spraw_zuboreza(1)-18"/>
+            <wp:cNvGraphicFramePr>
+              <a:graphicFrameLocks xmlns:a="http://schemas.openxmlformats.org/drawingml/2006/main" noChangeAspect="1"/>
+            </wp:cNvGraphicFramePr>
+            <a:graphic xmlns:a="http://schemas.openxmlformats.org/drawingml/2006/main">
+              <a:graphicData uri="http://schemas.openxmlformats.org/drawingml/2006/picture">
+                <pic:pic xmlns:pic="http://schemas.openxmlformats.org/drawingml/2006/picture">
+                  <pic:nvPicPr>
+                    <pic:cNvPr id="25" name="Изображение 25" descr="spraw_zuboreza(1)-18"/>
+                    <pic:cNvPicPr>
+                      <a:picLocks noChangeAspect="1"/>
+                    </pic:cNvPicPr>
+                  </pic:nvPicPr>
+                  <pic:blipFill>
+                    <a:blip r:embed="rId26"/>
+                    <a:stretch>
+                      <a:fillRect/>
+                    </a:stretch>
+                  </pic:blipFill>
+                  <pic:spPr>
+                    <a:xfrm>
+                      <a:off x="0" y="0"/>
+                      <a:ext cx="3094990" cy="2075180"/>
+                    </a:xfrm>
+                    <a:prstGeom prst="rect">
+                      <a:avLst/>
+                    </a:prstGeom>
+                  </pic:spPr>
+                </pic:pic>
+              </a:graphicData>
+            </a:graphic>
+          </wp:inline>
+        </w:drawing>
+      </w:r>
+    </w:p>
+    <w:p>
+      <w:pPr>
+        <w:keepNext w:val="0"/>
+        <w:keepLines w:val="0"/>
+        <w:pageBreakBefore w:val="0"/>
+        <w:widowControl/>
+        <w:kinsoku/>
+        <w:wordWrap/>
+        <w:overflowPunct/>
+        <w:topLinePunct w:val="0"/>
+        <w:autoSpaceDE/>
+        <w:autoSpaceDN/>
+        <w:bidi w:val="0"/>
+        <w:adjustRightInd/>
+        <w:snapToGrid/>
+        <w:spacing w:line="360" w:lineRule="auto"/>
+        <w:jc w:val="center"/>
+        <w:textAlignment w:val="auto"/>
+        <w:rPr>
+          <w:i w:val="0"/>
+          <w:iCs/>
+          <w:sz w:val="28"/>
+          <w:szCs w:val="28"/>
+          <w:lang w:val="ru-RU"/>
+        </w:rPr>
+      </w:pPr>
+    </w:p>
+    <w:p>
+      <w:pPr>
+        <w:keepNext w:val="0"/>
+        <w:keepLines w:val="0"/>
+        <w:pageBreakBefore w:val="0"/>
+        <w:widowControl/>
+        <w:kinsoku/>
+        <w:wordWrap/>
+        <w:overflowPunct/>
+        <w:topLinePunct w:val="0"/>
+        <w:autoSpaceDE/>
+        <w:autoSpaceDN/>
+        <w:bidi w:val="0"/>
+        <w:adjustRightInd/>
+        <w:snapToGrid/>
+        <w:spacing w:line="360" w:lineRule="auto"/>
+        <w:jc w:val="center"/>
+        <w:textAlignment w:val="auto"/>
+        <w:rPr>
+          <w:i w:val="0"/>
+          <w:iCs/>
+          <w:sz w:val="28"/>
+          <w:szCs w:val="28"/>
+        </w:rPr>
+      </w:pPr>
+      <w:r>
+        <w:rPr>
+          <w:i w:val="0"/>
+          <w:iCs/>
+          <w:sz w:val="28"/>
+          <w:szCs w:val="28"/>
+          <w:lang w:val="ru-RU"/>
+        </w:rPr>
+        <w:t>Рисунок</w:t>
+      </w:r>
+      <w:r>
+        <w:rPr>
+          <w:rFonts w:hint="default"/>
+          <w:i w:val="0"/>
+          <w:iCs/>
+          <w:sz w:val="28"/>
+          <w:szCs w:val="28"/>
+          <w:lang w:val="ru-RU"/>
+        </w:rPr>
+        <w:t xml:space="preserve"> 5.4. </w:t>
+      </w:r>
+      <w:r>
+        <w:rPr>
+          <w:i w:val="0"/>
+          <w:iCs/>
+          <w:sz w:val="28"/>
+          <w:szCs w:val="28"/>
+        </w:rPr>
+        <w:t>Схема для определения допуска на направление зуба</w:t>
+      </w:r>
+    </w:p>
+    <w:p>
+      <w:pPr>
+        <w:keepNext w:val="0"/>
+        <w:keepLines w:val="0"/>
+        <w:pageBreakBefore w:val="0"/>
+        <w:widowControl/>
+        <w:kinsoku/>
+        <w:wordWrap/>
+        <w:overflowPunct/>
+        <w:topLinePunct w:val="0"/>
+        <w:autoSpaceDE/>
+        <w:autoSpaceDN/>
+        <w:bidi w:val="0"/>
+        <w:adjustRightInd/>
+        <w:snapToGrid/>
+        <w:spacing w:line="360" w:lineRule="auto"/>
+        <w:jc w:val="both"/>
+        <w:textAlignment w:val="auto"/>
+        <w:rPr>
+          <w:b/>
+          <w:sz w:val="28"/>
+          <w:szCs w:val="28"/>
+        </w:rPr>
+      </w:pPr>
+    </w:p>
+    <w:p>
+      <w:pPr>
+        <w:keepNext w:val="0"/>
+        <w:keepLines w:val="0"/>
+        <w:pageBreakBefore w:val="0"/>
+        <w:widowControl/>
+        <w:kinsoku/>
+        <w:wordWrap/>
+        <w:overflowPunct/>
+        <w:topLinePunct w:val="0"/>
+        <w:autoSpaceDE/>
+        <w:autoSpaceDN/>
+        <w:bidi w:val="0"/>
+        <w:adjustRightInd/>
+        <w:snapToGrid/>
+        <w:spacing w:line="360" w:lineRule="auto"/>
+        <w:ind w:left="0" w:firstLine="709" w:firstLineChars="0"/>
+        <w:jc w:val="both"/>
+        <w:textAlignment w:val="auto"/>
+        <w:rPr>
+          <w:b/>
+          <w:sz w:val="28"/>
+          <w:szCs w:val="28"/>
+        </w:rPr>
+      </w:pPr>
+      <w:r>
+        <w:rPr>
+          <w:b/>
+          <w:sz w:val="28"/>
+          <w:szCs w:val="28"/>
+        </w:rPr>
+        <w:t>По норме бокового зазора</w:t>
+      </w:r>
+    </w:p>
+    <w:p>
+      <w:pPr>
+        <w:keepNext w:val="0"/>
+        <w:keepLines w:val="0"/>
+        <w:pageBreakBefore w:val="0"/>
+        <w:widowControl/>
+        <w:kinsoku/>
+        <w:wordWrap/>
+        <w:overflowPunct/>
+        <w:topLinePunct w:val="0"/>
+        <w:autoSpaceDE/>
+        <w:autoSpaceDN/>
+        <w:bidi w:val="0"/>
+        <w:adjustRightInd/>
+        <w:snapToGrid/>
+        <w:spacing w:line="360" w:lineRule="auto"/>
+        <w:ind w:left="0" w:firstLine="709" w:firstLineChars="0"/>
+        <w:jc w:val="both"/>
+        <w:textAlignment w:val="auto"/>
+        <w:rPr>
+          <w:b/>
+          <w:sz w:val="28"/>
+          <w:szCs w:val="28"/>
+        </w:rPr>
+      </w:pPr>
+      <w:r>
+        <w:rPr>
+          <w:color w:val="222222"/>
+          <w:sz w:val="28"/>
+          <w:szCs w:val="28"/>
+          <w:shd w:val="clear" w:color="auto" w:fill="FEFEFE"/>
+        </w:rPr>
+        <w:t>Независимо от степени точности выбирается вид сопряжения, который характеризуется нормой бокового зазора между нерабочими профилями зубьев колес, находящихся в зацеплении.</w:t>
+      </w:r>
+    </w:p>
+    <w:p>
+      <w:pPr>
+        <w:keepNext w:val="0"/>
+        <w:keepLines w:val="0"/>
+        <w:pageBreakBefore w:val="0"/>
+        <w:widowControl/>
+        <w:kinsoku/>
+        <w:wordWrap/>
+        <w:overflowPunct/>
+        <w:topLinePunct w:val="0"/>
+        <w:autoSpaceDE/>
+        <w:autoSpaceDN/>
+        <w:bidi w:val="0"/>
+        <w:adjustRightInd/>
+        <w:snapToGrid/>
+        <w:spacing w:line="360" w:lineRule="auto"/>
+        <w:ind w:left="0" w:firstLine="709" w:firstLineChars="0"/>
+        <w:jc w:val="both"/>
+        <w:textAlignment w:val="auto"/>
+        <w:rPr>
+          <w:rFonts w:hint="default"/>
+          <w:sz w:val="28"/>
+          <w:szCs w:val="28"/>
+          <w:lang w:val="ru-RU"/>
+        </w:rPr>
+      </w:pPr>
+      <w:r>
+        <w:rPr>
+          <w:sz w:val="28"/>
+          <w:szCs w:val="28"/>
+        </w:rPr>
+        <w:t>Гарантированный боковой зазор</w:t>
+      </w:r>
+      <w:r>
+        <w:rPr>
+          <w:rFonts w:hint="default"/>
+          <w:sz w:val="28"/>
+          <w:szCs w:val="28"/>
+          <w:lang w:val="ru-RU"/>
+        </w:rPr>
+        <w:t xml:space="preserve"> </w:t>
+      </w:r>
+      <w:r>
+        <w:rPr>
+          <w:i/>
+          <w:position w:val="-12"/>
+          <w:sz w:val="28"/>
+          <w:szCs w:val="28"/>
+        </w:rPr>
+        <w:drawing>
+          <wp:inline distT="0" distB="0" distL="114300" distR="114300">
+            <wp:extent cx="353695" cy="267335"/>
+            <wp:effectExtent l="0" t="0" r="8255" b="18415"/>
+            <wp:docPr id="32" name="Изображение 7"/>
+            <wp:cNvGraphicFramePr>
+              <a:graphicFrameLocks xmlns:a="http://schemas.openxmlformats.org/drawingml/2006/main" noChangeAspect="1"/>
+            </wp:cNvGraphicFramePr>
+            <a:graphic xmlns:a="http://schemas.openxmlformats.org/drawingml/2006/main">
+              <a:graphicData uri="http://schemas.openxmlformats.org/drawingml/2006/picture">
+                <pic:pic xmlns:pic="http://schemas.openxmlformats.org/drawingml/2006/picture">
+                  <pic:nvPicPr>
+                    <pic:cNvPr id="32" name="Изображение 7"/>
+                    <pic:cNvPicPr>
+                      <a:picLocks noChangeAspect="1"/>
+                    </pic:cNvPicPr>
+                  </pic:nvPicPr>
+                  <pic:blipFill>
+                    <a:blip r:embed="rId27"/>
+                    <a:stretch>
+                      <a:fillRect/>
+                    </a:stretch>
+                  </pic:blipFill>
+                  <pic:spPr>
+                    <a:xfrm>
+                      <a:off x="0" y="0"/>
+                      <a:ext cx="353695" cy="267335"/>
+                    </a:xfrm>
+                    <a:prstGeom prst="rect">
+                      <a:avLst/>
+                    </a:prstGeom>
+                    <a:noFill/>
+                    <a:ln>
+                      <a:noFill/>
+                    </a:ln>
+                  </pic:spPr>
+                </pic:pic>
+              </a:graphicData>
+            </a:graphic>
+          </wp:inline>
+        </w:drawing>
+      </w:r>
+      <w:r>
+        <w:rPr>
+          <w:rFonts w:hint="default"/>
+          <w:sz w:val="28"/>
+          <w:szCs w:val="28"/>
+          <w:lang w:val="ru-RU"/>
+        </w:rPr>
+        <w:t xml:space="preserve"> для сопряжения </w:t>
+      </w:r>
+      <w:r>
+        <w:rPr>
+          <w:rFonts w:hint="default"/>
+          <w:i/>
+          <w:iCs/>
+          <w:sz w:val="28"/>
+          <w:szCs w:val="28"/>
+          <w:lang w:val="en-US"/>
+        </w:rPr>
+        <w:t>H</w:t>
+      </w:r>
+      <w:r>
+        <w:rPr>
+          <w:rFonts w:hint="default"/>
+          <w:sz w:val="28"/>
+          <w:szCs w:val="28"/>
+          <w:lang w:val="en-US"/>
+        </w:rPr>
+        <w:t xml:space="preserve"> </w:t>
+      </w:r>
+      <w:r>
+        <w:rPr>
+          <w:rFonts w:hint="default"/>
+          <w:sz w:val="28"/>
+          <w:szCs w:val="28"/>
+          <w:lang w:val="ru-RU"/>
+        </w:rPr>
+        <w:t>составляет:</w:t>
+      </w:r>
+    </w:p>
+    <w:p>
+      <w:pPr>
+        <w:keepNext w:val="0"/>
+        <w:keepLines w:val="0"/>
+        <w:pageBreakBefore w:val="0"/>
+        <w:widowControl/>
+        <w:kinsoku/>
+        <w:wordWrap/>
+        <w:overflowPunct/>
+        <w:topLinePunct w:val="0"/>
+        <w:autoSpaceDE/>
+        <w:autoSpaceDN/>
+        <w:bidi w:val="0"/>
+        <w:adjustRightInd/>
+        <w:snapToGrid/>
+        <w:spacing w:line="360" w:lineRule="auto"/>
+        <w:ind w:left="0" w:firstLine="709" w:firstLineChars="0"/>
+        <w:jc w:val="both"/>
+        <w:textAlignment w:val="auto"/>
+        <w:rPr>
+          <w:rFonts w:hint="default"/>
+          <w:sz w:val="28"/>
+          <w:szCs w:val="28"/>
+          <w:lang w:val="ru-RU"/>
+        </w:rPr>
+      </w:pPr>
+    </w:p>
+    <w:p>
+      <w:pPr>
+        <w:keepNext w:val="0"/>
+        <w:keepLines w:val="0"/>
+        <w:pageBreakBefore w:val="0"/>
+        <w:widowControl/>
+        <w:kinsoku/>
+        <w:wordWrap/>
+        <w:overflowPunct/>
+        <w:topLinePunct w:val="0"/>
+        <w:autoSpaceDE/>
+        <w:autoSpaceDN/>
+        <w:bidi w:val="0"/>
+        <w:adjustRightInd/>
+        <w:snapToGrid/>
+        <w:spacing w:line="360" w:lineRule="auto"/>
+        <w:jc w:val="center"/>
+        <w:textAlignment w:val="auto"/>
+        <w:rPr>
+          <w:rFonts w:hint="default"/>
+          <w:i/>
+          <w:sz w:val="28"/>
+          <w:szCs w:val="28"/>
+          <w:lang w:val="ru-RU"/>
+        </w:rPr>
+      </w:pPr>
+      <w:r>
+        <w:rPr>
+          <w:i/>
+          <w:position w:val="-12"/>
+          <w:sz w:val="28"/>
+          <w:szCs w:val="28"/>
+        </w:rPr>
+        <w:drawing>
+          <wp:inline distT="0" distB="0" distL="114300" distR="114300">
+            <wp:extent cx="353695" cy="267335"/>
+            <wp:effectExtent l="0" t="0" r="8255" b="18415"/>
+            <wp:docPr id="28" name="Изображение 7"/>
+            <wp:cNvGraphicFramePr>
+              <a:graphicFrameLocks xmlns:a="http://schemas.openxmlformats.org/drawingml/2006/main" noChangeAspect="1"/>
+            </wp:cNvGraphicFramePr>
+            <a:graphic xmlns:a="http://schemas.openxmlformats.org/drawingml/2006/main">
+              <a:graphicData uri="http://schemas.openxmlformats.org/drawingml/2006/picture">
+                <pic:pic xmlns:pic="http://schemas.openxmlformats.org/drawingml/2006/picture">
+                  <pic:nvPicPr>
+                    <pic:cNvPr id="28" name="Изображение 7"/>
+                    <pic:cNvPicPr>
+                      <a:picLocks noChangeAspect="1"/>
+                    </pic:cNvPicPr>
+                  </pic:nvPicPr>
+                  <pic:blipFill>
+                    <a:blip r:embed="rId27"/>
+                    <a:stretch>
+                      <a:fillRect/>
+                    </a:stretch>
+                  </pic:blipFill>
+                  <pic:spPr>
+                    <a:xfrm>
+                      <a:off x="0" y="0"/>
+                      <a:ext cx="353695" cy="267335"/>
+                    </a:xfrm>
+                    <a:prstGeom prst="rect">
+                      <a:avLst/>
+                    </a:prstGeom>
+                    <a:noFill/>
+                    <a:ln>
+                      <a:noFill/>
+                    </a:ln>
+                  </pic:spPr>
+                </pic:pic>
+              </a:graphicData>
+            </a:graphic>
+          </wp:inline>
+        </w:drawing>
+      </w:r>
+      <w:r>
+        <w:rPr>
+          <w:i/>
+          <w:sz w:val="28"/>
+          <w:szCs w:val="28"/>
+        </w:rPr>
+        <w:t>=</w:t>
+      </w:r>
+      <w:r>
+        <w:rPr>
+          <w:rFonts w:hint="default"/>
+          <w:i/>
+          <w:sz w:val="28"/>
+          <w:szCs w:val="28"/>
+          <w:lang w:val="ru-RU"/>
+        </w:rPr>
+        <w:t>0</w:t>
+      </w:r>
+      <w:r>
+        <w:rPr>
+          <w:i/>
+          <w:sz w:val="28"/>
+          <w:szCs w:val="28"/>
+        </w:rPr>
+        <w:t xml:space="preserve"> мкм</w:t>
+      </w:r>
+      <w:r>
+        <w:rPr>
+          <w:rFonts w:hint="default"/>
+          <w:i/>
+          <w:sz w:val="28"/>
+          <w:szCs w:val="28"/>
+          <w:lang w:val="ru-RU"/>
+        </w:rPr>
+        <w:t>.</w:t>
+      </w:r>
+    </w:p>
+    <w:p>
+      <w:pPr>
+        <w:keepNext w:val="0"/>
+        <w:keepLines w:val="0"/>
+        <w:pageBreakBefore w:val="0"/>
+        <w:widowControl/>
+        <w:kinsoku/>
+        <w:wordWrap/>
+        <w:overflowPunct/>
+        <w:topLinePunct w:val="0"/>
+        <w:autoSpaceDE/>
+        <w:autoSpaceDN/>
+        <w:bidi w:val="0"/>
+        <w:adjustRightInd/>
+        <w:snapToGrid/>
+        <w:spacing w:line="360" w:lineRule="auto"/>
+        <w:ind w:left="0" w:firstLine="709" w:firstLineChars="0"/>
+        <w:jc w:val="center"/>
+        <w:textAlignment w:val="auto"/>
+        <w:rPr>
+          <w:i/>
+          <w:sz w:val="28"/>
+          <w:szCs w:val="28"/>
+        </w:rPr>
+      </w:pPr>
+    </w:p>
+    <w:p>
+      <w:pPr>
+        <w:keepNext w:val="0"/>
+        <w:keepLines w:val="0"/>
+        <w:pageBreakBefore w:val="0"/>
+        <w:widowControl/>
+        <w:kinsoku/>
+        <w:wordWrap/>
+        <w:overflowPunct/>
+        <w:topLinePunct w:val="0"/>
+        <w:autoSpaceDE/>
+        <w:autoSpaceDN/>
+        <w:bidi w:val="0"/>
+        <w:adjustRightInd/>
+        <w:snapToGrid/>
+        <w:spacing w:line="360" w:lineRule="auto"/>
+        <w:ind w:left="0" w:firstLine="709" w:firstLineChars="0"/>
+        <w:jc w:val="both"/>
+        <w:textAlignment w:val="auto"/>
+        <w:rPr>
+          <w:rFonts w:hint="default"/>
+          <w:sz w:val="28"/>
+          <w:szCs w:val="28"/>
+          <w:lang w:val="ru-RU"/>
+        </w:rPr>
+      </w:pPr>
+      <w:r>
+        <w:rPr>
+          <w:sz w:val="28"/>
+          <w:szCs w:val="28"/>
+        </w:rPr>
+        <w:t>Предельное отклонение межосевого расстояния</w:t>
+      </w:r>
+      <w:r>
+        <w:rPr>
+          <w:rFonts w:hint="default"/>
+          <w:sz w:val="28"/>
+          <w:szCs w:val="28"/>
+          <w:lang w:val="ru-RU"/>
+        </w:rPr>
+        <w:t xml:space="preserve"> </w:t>
+      </w:r>
+      <w:r>
+        <w:rPr>
+          <w:i/>
+          <w:position w:val="-12"/>
+          <w:sz w:val="28"/>
+          <w:szCs w:val="28"/>
+        </w:rPr>
+        <w:drawing>
+          <wp:inline distT="0" distB="0" distL="114300" distR="114300">
+            <wp:extent cx="233045" cy="267335"/>
+            <wp:effectExtent l="0" t="0" r="0" b="18415"/>
+            <wp:docPr id="34" name="Изображение 8"/>
+            <wp:cNvGraphicFramePr>
+              <a:graphicFrameLocks xmlns:a="http://schemas.openxmlformats.org/drawingml/2006/main" noChangeAspect="1"/>
+            </wp:cNvGraphicFramePr>
+            <a:graphic xmlns:a="http://schemas.openxmlformats.org/drawingml/2006/main">
+              <a:graphicData uri="http://schemas.openxmlformats.org/drawingml/2006/picture">
+                <pic:pic xmlns:pic="http://schemas.openxmlformats.org/drawingml/2006/picture">
+                  <pic:nvPicPr>
+                    <pic:cNvPr id="34" name="Изображение 8"/>
+                    <pic:cNvPicPr>
+                      <a:picLocks noChangeAspect="1"/>
+                    </pic:cNvPicPr>
+                  </pic:nvPicPr>
+                  <pic:blipFill>
+                    <a:blip r:embed="rId28"/>
+                    <a:stretch>
+                      <a:fillRect/>
+                    </a:stretch>
+                  </pic:blipFill>
+                  <pic:spPr>
+                    <a:xfrm>
+                      <a:off x="0" y="0"/>
+                      <a:ext cx="233045" cy="267335"/>
+                    </a:xfrm>
+                    <a:prstGeom prst="rect">
+                      <a:avLst/>
+                    </a:prstGeom>
+                    <a:noFill/>
+                    <a:ln>
+                      <a:noFill/>
+                    </a:ln>
+                  </pic:spPr>
+                </pic:pic>
+              </a:graphicData>
+            </a:graphic>
+          </wp:inline>
+        </w:drawing>
+      </w:r>
+      <w:r>
+        <w:rPr>
+          <w:rFonts w:hint="default"/>
+          <w:sz w:val="28"/>
+          <w:szCs w:val="28"/>
+          <w:lang w:val="ru-RU"/>
+        </w:rPr>
+        <w:t xml:space="preserve"> по ГОСТ 1643-81 для сопряжения </w:t>
+      </w:r>
+      <w:r>
+        <w:rPr>
+          <w:rFonts w:hint="default"/>
+          <w:i/>
+          <w:iCs/>
+          <w:sz w:val="28"/>
+          <w:szCs w:val="28"/>
+          <w:lang w:val="en-US"/>
+        </w:rPr>
+        <w:t>H</w:t>
+      </w:r>
+      <w:r>
+        <w:rPr>
+          <w:rFonts w:hint="default"/>
+          <w:sz w:val="28"/>
+          <w:szCs w:val="28"/>
+          <w:lang w:val="en-US"/>
+        </w:rPr>
+        <w:t xml:space="preserve"> </w:t>
+      </w:r>
+      <w:r>
+        <w:rPr>
+          <w:rFonts w:hint="default"/>
+          <w:sz w:val="28"/>
+          <w:szCs w:val="28"/>
+          <w:lang w:val="ru-RU"/>
+        </w:rPr>
+        <w:t>составляет:</w:t>
+      </w:r>
+    </w:p>
+    <w:p>
+      <w:pPr>
+        <w:keepNext w:val="0"/>
+        <w:keepLines w:val="0"/>
+        <w:pageBreakBefore w:val="0"/>
+        <w:widowControl/>
+        <w:kinsoku/>
+        <w:wordWrap/>
+        <w:overflowPunct/>
+        <w:topLinePunct w:val="0"/>
+        <w:autoSpaceDE/>
+        <w:autoSpaceDN/>
+        <w:bidi w:val="0"/>
+        <w:adjustRightInd/>
+        <w:snapToGrid/>
+        <w:spacing w:line="360" w:lineRule="auto"/>
+        <w:ind w:left="0" w:firstLine="709" w:firstLineChars="0"/>
+        <w:jc w:val="both"/>
+        <w:textAlignment w:val="auto"/>
+        <w:rPr>
+          <w:rFonts w:hint="default"/>
+          <w:sz w:val="28"/>
+          <w:szCs w:val="28"/>
+          <w:lang w:val="ru-RU"/>
+        </w:rPr>
+      </w:pPr>
+    </w:p>
+    <w:p>
+      <w:pPr>
+        <w:keepNext w:val="0"/>
+        <w:keepLines w:val="0"/>
+        <w:pageBreakBefore w:val="0"/>
+        <w:widowControl/>
+        <w:kinsoku/>
+        <w:wordWrap/>
+        <w:overflowPunct/>
+        <w:topLinePunct w:val="0"/>
+        <w:autoSpaceDE/>
+        <w:autoSpaceDN/>
+        <w:bidi w:val="0"/>
+        <w:adjustRightInd/>
+        <w:snapToGrid/>
+        <w:spacing w:line="360" w:lineRule="auto"/>
+        <w:jc w:val="center"/>
+        <w:textAlignment w:val="auto"/>
+        <w:rPr>
+          <w:rFonts w:hint="default"/>
+          <w:i/>
+          <w:sz w:val="28"/>
+          <w:szCs w:val="28"/>
+          <w:lang w:val="ru-RU"/>
+        </w:rPr>
+      </w:pPr>
+      <w:r>
+        <w:rPr>
+          <w:i/>
+          <w:position w:val="-12"/>
+          <w:sz w:val="28"/>
+          <w:szCs w:val="28"/>
+        </w:rPr>
+        <w:drawing>
+          <wp:inline distT="0" distB="0" distL="114300" distR="114300">
+            <wp:extent cx="233045" cy="267335"/>
+            <wp:effectExtent l="0" t="0" r="0" b="18415"/>
+            <wp:docPr id="30" name="Изображение 8"/>
+            <wp:cNvGraphicFramePr>
+              <a:graphicFrameLocks xmlns:a="http://schemas.openxmlformats.org/drawingml/2006/main" noChangeAspect="1"/>
+            </wp:cNvGraphicFramePr>
+            <a:graphic xmlns:a="http://schemas.openxmlformats.org/drawingml/2006/main">
+              <a:graphicData uri="http://schemas.openxmlformats.org/drawingml/2006/picture">
+                <pic:pic xmlns:pic="http://schemas.openxmlformats.org/drawingml/2006/picture">
+                  <pic:nvPicPr>
+                    <pic:cNvPr id="30" name="Изображение 8"/>
+                    <pic:cNvPicPr>
+                      <a:picLocks noChangeAspect="1"/>
+                    </pic:cNvPicPr>
+                  </pic:nvPicPr>
+                  <pic:blipFill>
+                    <a:blip r:embed="rId28"/>
+                    <a:stretch>
+                      <a:fillRect/>
+                    </a:stretch>
+                  </pic:blipFill>
+                  <pic:spPr>
+                    <a:xfrm>
+                      <a:off x="0" y="0"/>
+                      <a:ext cx="233045" cy="267335"/>
+                    </a:xfrm>
+                    <a:prstGeom prst="rect">
+                      <a:avLst/>
+                    </a:prstGeom>
+                    <a:noFill/>
+                    <a:ln>
+                      <a:noFill/>
+                    </a:ln>
+                  </pic:spPr>
+                </pic:pic>
+              </a:graphicData>
+            </a:graphic>
+          </wp:inline>
+        </w:drawing>
+      </w:r>
+      <w:r>
+        <w:rPr>
+          <w:i/>
+          <w:sz w:val="28"/>
+          <w:szCs w:val="28"/>
+        </w:rPr>
+        <w:t>=±</w:t>
+      </w:r>
+      <w:r>
+        <w:rPr>
+          <w:rFonts w:hint="default"/>
+          <w:i/>
+          <w:sz w:val="28"/>
+          <w:szCs w:val="28"/>
+          <w:lang w:val="ru-RU"/>
+        </w:rPr>
+        <w:t>14</w:t>
+      </w:r>
+      <w:r>
+        <w:rPr>
+          <w:i/>
+          <w:sz w:val="28"/>
+          <w:szCs w:val="28"/>
+        </w:rPr>
+        <w:t xml:space="preserve"> мкм</w:t>
+      </w:r>
+      <w:r>
+        <w:rPr>
+          <w:rFonts w:hint="default"/>
+          <w:i/>
+          <w:sz w:val="28"/>
+          <w:szCs w:val="28"/>
+          <w:lang w:val="ru-RU"/>
+        </w:rPr>
+        <w:t>.</w:t>
+      </w:r>
+    </w:p>
+    <w:p>
+      <w:pPr>
+        <w:keepNext w:val="0"/>
+        <w:keepLines w:val="0"/>
+        <w:pageBreakBefore w:val="0"/>
+        <w:widowControl/>
+        <w:kinsoku/>
+        <w:wordWrap/>
+        <w:overflowPunct/>
+        <w:topLinePunct w:val="0"/>
+        <w:autoSpaceDE/>
+        <w:autoSpaceDN/>
+        <w:bidi w:val="0"/>
+        <w:adjustRightInd/>
+        <w:snapToGrid/>
+        <w:spacing w:line="360" w:lineRule="auto"/>
+        <w:ind w:left="0" w:firstLine="709" w:firstLineChars="0"/>
+        <w:jc w:val="center"/>
+        <w:textAlignment w:val="auto"/>
+        <w:rPr>
+          <w:i/>
+          <w:sz w:val="28"/>
+          <w:szCs w:val="28"/>
+        </w:rPr>
+      </w:pPr>
+    </w:p>
+    <w:p>
+      <w:pPr>
+        <w:keepNext w:val="0"/>
+        <w:keepLines w:val="0"/>
+        <w:pageBreakBefore w:val="0"/>
+        <w:widowControl/>
+        <w:kinsoku/>
+        <w:wordWrap/>
+        <w:overflowPunct/>
+        <w:topLinePunct w:val="0"/>
+        <w:autoSpaceDE/>
+        <w:autoSpaceDN/>
+        <w:bidi w:val="0"/>
+        <w:adjustRightInd/>
+        <w:snapToGrid/>
+        <w:spacing w:line="360" w:lineRule="auto"/>
+        <w:ind w:left="0" w:firstLine="709" w:firstLineChars="0"/>
+        <w:jc w:val="both"/>
+        <w:textAlignment w:val="auto"/>
+        <w:rPr>
+          <w:rFonts w:hint="default"/>
+          <w:sz w:val="28"/>
+          <w:szCs w:val="28"/>
+          <w:lang w:val="ru-RU"/>
+        </w:rPr>
+      </w:pPr>
+      <w:r>
+        <w:rPr>
+          <w:sz w:val="28"/>
+          <w:szCs w:val="28"/>
+        </w:rPr>
+        <w:t>Допуск на смещение исходного контура</w:t>
+      </w:r>
+      <w:r>
+        <w:rPr>
+          <w:rFonts w:hint="default"/>
+          <w:sz w:val="28"/>
+          <w:szCs w:val="28"/>
+          <w:lang w:val="ru-RU"/>
+        </w:rPr>
+        <w:t xml:space="preserve"> </w:t>
+      </w:r>
+      <w:r>
+        <w:rPr>
+          <w:i/>
+          <w:position w:val="-12"/>
+          <w:sz w:val="28"/>
+          <w:szCs w:val="28"/>
+        </w:rPr>
+        <w:drawing>
+          <wp:inline distT="0" distB="0" distL="114300" distR="114300">
+            <wp:extent cx="224155" cy="267335"/>
+            <wp:effectExtent l="0" t="0" r="0" b="18415"/>
+            <wp:docPr id="35" name="Изображение 9"/>
+            <wp:cNvGraphicFramePr>
+              <a:graphicFrameLocks xmlns:a="http://schemas.openxmlformats.org/drawingml/2006/main" noChangeAspect="1"/>
+            </wp:cNvGraphicFramePr>
+            <a:graphic xmlns:a="http://schemas.openxmlformats.org/drawingml/2006/main">
+              <a:graphicData uri="http://schemas.openxmlformats.org/drawingml/2006/picture">
+                <pic:pic xmlns:pic="http://schemas.openxmlformats.org/drawingml/2006/picture">
+                  <pic:nvPicPr>
+                    <pic:cNvPr id="35" name="Изображение 9"/>
+                    <pic:cNvPicPr>
+                      <a:picLocks noChangeAspect="1"/>
+                    </pic:cNvPicPr>
+                  </pic:nvPicPr>
+                  <pic:blipFill>
+                    <a:blip r:embed="rId29"/>
+                    <a:stretch>
+                      <a:fillRect/>
+                    </a:stretch>
+                  </pic:blipFill>
+                  <pic:spPr>
+                    <a:xfrm>
+                      <a:off x="0" y="0"/>
+                      <a:ext cx="224155" cy="267335"/>
+                    </a:xfrm>
+                    <a:prstGeom prst="rect">
+                      <a:avLst/>
+                    </a:prstGeom>
+                    <a:noFill/>
+                    <a:ln>
+                      <a:noFill/>
+                    </a:ln>
+                  </pic:spPr>
+                </pic:pic>
+              </a:graphicData>
+            </a:graphic>
+          </wp:inline>
+        </w:drawing>
+      </w:r>
+      <w:r>
+        <w:rPr>
+          <w:rFonts w:hint="default"/>
+          <w:sz w:val="28"/>
+          <w:szCs w:val="28"/>
+          <w:lang w:val="ru-RU"/>
+        </w:rPr>
+        <w:t xml:space="preserve"> для 8-й степени точности составляет:</w:t>
+      </w:r>
+    </w:p>
+    <w:p>
+      <w:pPr>
+        <w:keepNext w:val="0"/>
+        <w:keepLines w:val="0"/>
+        <w:pageBreakBefore w:val="0"/>
+        <w:widowControl/>
+        <w:kinsoku/>
+        <w:wordWrap/>
+        <w:overflowPunct/>
+        <w:topLinePunct w:val="0"/>
+        <w:autoSpaceDE/>
+        <w:autoSpaceDN/>
+        <w:bidi w:val="0"/>
+        <w:adjustRightInd/>
+        <w:snapToGrid/>
+        <w:spacing w:line="360" w:lineRule="auto"/>
+        <w:jc w:val="center"/>
+        <w:textAlignment w:val="auto"/>
+        <w:rPr>
+          <w:rFonts w:hint="default"/>
+          <w:i/>
+          <w:sz w:val="28"/>
+          <w:szCs w:val="28"/>
+          <w:lang w:val="ru-RU"/>
+        </w:rPr>
+      </w:pPr>
+      <w:r>
+        <w:rPr>
+          <w:i/>
+          <w:position w:val="-12"/>
+          <w:sz w:val="28"/>
+          <w:szCs w:val="28"/>
+        </w:rPr>
+        <w:drawing>
+          <wp:inline distT="0" distB="0" distL="114300" distR="114300">
+            <wp:extent cx="224155" cy="267335"/>
+            <wp:effectExtent l="0" t="0" r="0" b="18415"/>
+            <wp:docPr id="31" name="Изображение 9"/>
+            <wp:cNvGraphicFramePr>
+              <a:graphicFrameLocks xmlns:a="http://schemas.openxmlformats.org/drawingml/2006/main" noChangeAspect="1"/>
+            </wp:cNvGraphicFramePr>
+            <a:graphic xmlns:a="http://schemas.openxmlformats.org/drawingml/2006/main">
+              <a:graphicData uri="http://schemas.openxmlformats.org/drawingml/2006/picture">
+                <pic:pic xmlns:pic="http://schemas.openxmlformats.org/drawingml/2006/picture">
+                  <pic:nvPicPr>
+                    <pic:cNvPr id="31" name="Изображение 9"/>
+                    <pic:cNvPicPr>
+                      <a:picLocks noChangeAspect="1"/>
+                    </pic:cNvPicPr>
+                  </pic:nvPicPr>
+                  <pic:blipFill>
+                    <a:blip r:embed="rId29"/>
+                    <a:stretch>
+                      <a:fillRect/>
+                    </a:stretch>
+                  </pic:blipFill>
+                  <pic:spPr>
+                    <a:xfrm>
+                      <a:off x="0" y="0"/>
+                      <a:ext cx="224155" cy="267335"/>
+                    </a:xfrm>
+                    <a:prstGeom prst="rect">
+                      <a:avLst/>
+                    </a:prstGeom>
+                    <a:noFill/>
+                    <a:ln>
+                      <a:noFill/>
+                    </a:ln>
+                  </pic:spPr>
+                </pic:pic>
+              </a:graphicData>
+            </a:graphic>
+          </wp:inline>
+        </w:drawing>
+      </w:r>
+      <w:r>
+        <w:rPr>
+          <w:i/>
+          <w:sz w:val="28"/>
+          <w:szCs w:val="28"/>
+        </w:rPr>
+        <w:t>=</w:t>
+      </w:r>
+      <w:r>
+        <w:rPr>
+          <w:rFonts w:hint="default"/>
+          <w:i/>
+          <w:sz w:val="28"/>
+          <w:szCs w:val="28"/>
+          <w:lang w:val="ru-RU"/>
+        </w:rPr>
+        <w:t>56</w:t>
+      </w:r>
+      <w:r>
+        <w:rPr>
+          <w:i/>
+          <w:sz w:val="28"/>
+          <w:szCs w:val="28"/>
+        </w:rPr>
+        <w:t xml:space="preserve"> мкм</w:t>
+      </w:r>
+      <w:r>
+        <w:rPr>
+          <w:rFonts w:hint="default"/>
+          <w:i/>
+          <w:sz w:val="28"/>
+          <w:szCs w:val="28"/>
+          <w:lang w:val="ru-RU"/>
+        </w:rPr>
+        <w:t>.</w:t>
+      </w:r>
+    </w:p>
+    <w:p>
+      <w:pPr>
+        <w:keepNext w:val="0"/>
+        <w:keepLines w:val="0"/>
+        <w:pageBreakBefore w:val="0"/>
+        <w:widowControl/>
+        <w:kinsoku/>
+        <w:wordWrap/>
+        <w:overflowPunct/>
+        <w:topLinePunct w:val="0"/>
+        <w:autoSpaceDE/>
+        <w:autoSpaceDN/>
+        <w:bidi w:val="0"/>
+        <w:adjustRightInd/>
+        <w:snapToGrid/>
+        <w:spacing w:line="360" w:lineRule="auto"/>
+        <w:jc w:val="center"/>
+        <w:textAlignment w:val="auto"/>
+        <w:rPr>
+          <w:rFonts w:hint="default"/>
+          <w:i/>
+          <w:sz w:val="28"/>
+          <w:szCs w:val="28"/>
+          <w:lang w:val="ru-RU"/>
+        </w:rPr>
+      </w:pPr>
+    </w:p>
+    <w:p>
+      <w:pPr>
+        <w:keepNext w:val="0"/>
+        <w:keepLines w:val="0"/>
+        <w:pageBreakBefore w:val="0"/>
+        <w:widowControl/>
+        <w:kinsoku/>
+        <w:wordWrap/>
+        <w:overflowPunct/>
+        <w:topLinePunct w:val="0"/>
+        <w:autoSpaceDE/>
+        <w:autoSpaceDN/>
+        <w:bidi w:val="0"/>
+        <w:adjustRightInd/>
+        <w:snapToGrid/>
+        <w:spacing w:line="360" w:lineRule="auto"/>
+        <w:ind w:firstLine="708" w:firstLineChars="0"/>
+        <w:jc w:val="both"/>
+        <w:textAlignment w:val="auto"/>
+        <w:rPr>
+          <w:rFonts w:hint="default"/>
+          <w:sz w:val="28"/>
+          <w:szCs w:val="28"/>
+          <w:lang w:val="ru-RU"/>
+        </w:rPr>
+      </w:pPr>
+      <w:r>
+        <w:rPr>
+          <w:rFonts w:hint="default"/>
+          <w:sz w:val="28"/>
+          <w:szCs w:val="28"/>
+          <w:lang w:val="ru-RU"/>
+        </w:rPr>
+        <w:t>Н</w:t>
+      </w:r>
+      <w:r>
+        <w:rPr>
+          <w:sz w:val="28"/>
+          <w:szCs w:val="28"/>
+        </w:rPr>
+        <w:t>аименьшее дополнительное смещение исходного контура для зубчатого колеса с внешним зубом</w:t>
+      </w:r>
+      <w:r>
+        <w:rPr>
+          <w:rFonts w:hint="default"/>
+          <w:sz w:val="28"/>
+          <w:szCs w:val="28"/>
+          <w:lang w:val="ru-RU"/>
+        </w:rPr>
+        <w:t xml:space="preserve"> </w:t>
+      </w:r>
+      <w:r>
+        <w:rPr>
+          <w:rFonts w:hint="default"/>
+          <w:i/>
+          <w:iCs/>
+          <w:sz w:val="28"/>
+          <w:szCs w:val="28"/>
+          <w:lang w:val="en-US"/>
+        </w:rPr>
+        <w:t>E</w:t>
+      </w:r>
+      <w:r>
+        <w:rPr>
+          <w:rFonts w:hint="default"/>
+          <w:i/>
+          <w:iCs/>
+          <w:sz w:val="28"/>
+          <w:szCs w:val="28"/>
+          <w:vertAlign w:val="subscript"/>
+          <w:lang w:val="en-US"/>
+        </w:rPr>
+        <w:t>HS</w:t>
+      </w:r>
+      <w:r>
+        <w:rPr>
+          <w:rFonts w:hint="default"/>
+          <w:sz w:val="28"/>
+          <w:szCs w:val="28"/>
+          <w:lang w:val="ru-RU"/>
+        </w:rPr>
+        <w:t xml:space="preserve"> составляет:</w:t>
+      </w:r>
+    </w:p>
+    <w:p>
+      <w:pPr>
+        <w:keepNext w:val="0"/>
+        <w:keepLines w:val="0"/>
+        <w:pageBreakBefore w:val="0"/>
+        <w:widowControl/>
+        <w:kinsoku/>
+        <w:wordWrap/>
+        <w:overflowPunct/>
+        <w:topLinePunct w:val="0"/>
+        <w:autoSpaceDE/>
+        <w:autoSpaceDN/>
+        <w:bidi w:val="0"/>
+        <w:adjustRightInd/>
+        <w:snapToGrid/>
+        <w:spacing w:line="360" w:lineRule="auto"/>
+        <w:ind w:firstLine="708" w:firstLineChars="0"/>
+        <w:jc w:val="both"/>
+        <w:textAlignment w:val="auto"/>
+        <w:rPr>
+          <w:rFonts w:hint="default"/>
+          <w:sz w:val="28"/>
+          <w:szCs w:val="28"/>
+          <w:lang w:val="ru-RU"/>
+        </w:rPr>
+      </w:pPr>
+    </w:p>
+    <w:p>
+      <w:pPr>
+        <w:keepNext w:val="0"/>
+        <w:keepLines w:val="0"/>
+        <w:pageBreakBefore w:val="0"/>
+        <w:widowControl/>
+        <w:kinsoku/>
+        <w:wordWrap/>
+        <w:overflowPunct/>
+        <w:topLinePunct w:val="0"/>
+        <w:autoSpaceDE/>
+        <w:autoSpaceDN/>
+        <w:bidi w:val="0"/>
+        <w:adjustRightInd/>
+        <w:snapToGrid/>
+        <w:spacing w:line="360" w:lineRule="auto"/>
+        <w:jc w:val="center"/>
+        <w:textAlignment w:val="auto"/>
+        <w:rPr>
+          <w:rFonts w:hint="default"/>
+          <w:i/>
+          <w:sz w:val="28"/>
+          <w:szCs w:val="28"/>
+          <w:lang w:val="ru-RU"/>
+        </w:rPr>
+      </w:pPr>
+      <w:r>
+        <w:rPr>
+          <w:rFonts w:hint="default"/>
+          <w:i/>
+          <w:iCs/>
+          <w:sz w:val="28"/>
+          <w:szCs w:val="28"/>
+          <w:lang w:val="en-US"/>
+        </w:rPr>
+        <w:t>E</w:t>
+      </w:r>
+      <w:r>
+        <w:rPr>
+          <w:rFonts w:hint="default"/>
+          <w:i/>
+          <w:iCs/>
+          <w:sz w:val="28"/>
+          <w:szCs w:val="28"/>
+          <w:vertAlign w:val="subscript"/>
+          <w:lang w:val="en-US"/>
+        </w:rPr>
+        <w:t>HS</w:t>
+      </w:r>
+      <w:r>
+        <w:rPr>
+          <w:rFonts w:hint="default"/>
+          <w:i/>
+          <w:sz w:val="28"/>
+          <w:szCs w:val="28"/>
+          <w:lang w:val="en-US"/>
+        </w:rPr>
+        <w:t xml:space="preserve"> = 0 </w:t>
+      </w:r>
+      <w:r>
+        <w:rPr>
+          <w:i/>
+          <w:sz w:val="28"/>
+          <w:szCs w:val="28"/>
+        </w:rPr>
+        <w:t>мкм</w:t>
+      </w:r>
+      <w:r>
+        <w:rPr>
+          <w:rFonts w:hint="default"/>
+          <w:i/>
+          <w:sz w:val="28"/>
+          <w:szCs w:val="28"/>
+          <w:lang w:val="ru-RU"/>
+        </w:rPr>
+        <w:t>.</w:t>
+      </w:r>
+    </w:p>
+    <w:p>
+      <w:pPr>
+        <w:keepNext w:val="0"/>
+        <w:keepLines w:val="0"/>
+        <w:pageBreakBefore w:val="0"/>
+        <w:widowControl/>
+        <w:kinsoku/>
+        <w:wordWrap/>
+        <w:overflowPunct/>
+        <w:topLinePunct w:val="0"/>
+        <w:autoSpaceDE/>
+        <w:autoSpaceDN/>
+        <w:bidi w:val="0"/>
+        <w:adjustRightInd/>
+        <w:snapToGrid/>
+        <w:spacing w:line="360" w:lineRule="auto"/>
+        <w:jc w:val="center"/>
+        <w:textAlignment w:val="auto"/>
+        <w:rPr>
+          <w:i/>
+          <w:sz w:val="28"/>
+          <w:szCs w:val="28"/>
+        </w:rPr>
+      </w:pPr>
+    </w:p>
+    <w:p>
+      <w:pPr>
+        <w:keepNext w:val="0"/>
+        <w:keepLines w:val="0"/>
+        <w:pageBreakBefore w:val="0"/>
+        <w:widowControl/>
+        <w:kinsoku/>
+        <w:wordWrap/>
+        <w:overflowPunct/>
+        <w:topLinePunct w:val="0"/>
+        <w:autoSpaceDE/>
+        <w:autoSpaceDN/>
+        <w:bidi w:val="0"/>
+        <w:adjustRightInd/>
+        <w:snapToGrid/>
+        <w:spacing w:line="360" w:lineRule="auto"/>
+        <w:ind w:left="0" w:firstLine="709" w:firstLineChars="0"/>
+        <w:jc w:val="both"/>
+        <w:textAlignment w:val="auto"/>
+        <w:rPr>
+          <w:sz w:val="28"/>
+        </w:rPr>
+      </w:pPr>
+      <w:r>
+        <w:rPr>
+          <w:sz w:val="28"/>
+        </w:rPr>
+        <w:t xml:space="preserve">Дополнительное смещение исходного контура </w:t>
+      </w:r>
+      <w:r>
+        <w:rPr>
+          <w:rFonts w:hint="default"/>
+          <w:sz w:val="28"/>
+          <w:lang w:val="en-US"/>
+        </w:rPr>
+        <w:t>-</w:t>
+      </w:r>
+      <w:r>
+        <w:rPr>
+          <w:sz w:val="28"/>
+        </w:rPr>
+        <w:t xml:space="preserve"> это смещение от номинального положения в тело зубчатого колеса, осуществляемое для обеспечения в передаче гарантированного бокового зазора. </w:t>
+      </w:r>
+    </w:p>
+    <w:p>
+      <w:pPr>
+        <w:keepNext w:val="0"/>
+        <w:keepLines w:val="0"/>
+        <w:pageBreakBefore w:val="0"/>
+        <w:widowControl/>
+        <w:kinsoku/>
+        <w:wordWrap/>
+        <w:overflowPunct/>
+        <w:topLinePunct w:val="0"/>
+        <w:autoSpaceDE/>
+        <w:autoSpaceDN/>
+        <w:bidi w:val="0"/>
+        <w:adjustRightInd/>
+        <w:snapToGrid/>
+        <w:spacing w:line="360" w:lineRule="auto"/>
+        <w:ind w:left="0" w:firstLine="709" w:firstLineChars="0"/>
+        <w:jc w:val="center"/>
+        <w:textAlignment w:val="auto"/>
+      </w:pPr>
+      <w:r>
+        <w:drawing>
+          <wp:inline distT="0" distB="0" distL="114300" distR="114300">
+            <wp:extent cx="3839210" cy="1992630"/>
+            <wp:effectExtent l="0" t="0" r="8890" b="7620"/>
+            <wp:docPr id="29" name="Изображение 12" descr="Описание: D:\Пользователи\Артём  и Леночка\Нормы\БНТУ-2015\Свои\К-71\Самончик\Буфер обмена-1.jpg"/>
+            <wp:cNvGraphicFramePr>
+              <a:graphicFrameLocks xmlns:a="http://schemas.openxmlformats.org/drawingml/2006/main" noChangeAspect="1"/>
+            </wp:cNvGraphicFramePr>
+            <a:graphic xmlns:a="http://schemas.openxmlformats.org/drawingml/2006/main">
+              <a:graphicData uri="http://schemas.openxmlformats.org/drawingml/2006/picture">
+                <pic:pic xmlns:pic="http://schemas.openxmlformats.org/drawingml/2006/picture">
+                  <pic:nvPicPr>
+                    <pic:cNvPr id="29" name="Изображение 12" descr="Описание: D:\Пользователи\Артём  и Леночка\Нормы\БНТУ-2015\Свои\К-71\Самончик\Буфер обмена-1.jpg"/>
+                    <pic:cNvPicPr>
+                      <a:picLocks noChangeAspect="1"/>
+                    </pic:cNvPicPr>
+                  </pic:nvPicPr>
+                  <pic:blipFill>
+                    <a:blip r:embed="rId30"/>
+                    <a:stretch>
+                      <a:fillRect/>
+                    </a:stretch>
+                  </pic:blipFill>
+                  <pic:spPr>
+                    <a:xfrm>
+                      <a:off x="0" y="0"/>
+                      <a:ext cx="3839210" cy="1992630"/>
+                    </a:xfrm>
+                    <a:prstGeom prst="rect">
+                      <a:avLst/>
+                    </a:prstGeom>
+                    <a:noFill/>
+                    <a:ln>
+                      <a:noFill/>
+                    </a:ln>
+                  </pic:spPr>
+                </pic:pic>
+              </a:graphicData>
+            </a:graphic>
+          </wp:inline>
+        </w:drawing>
+      </w:r>
+    </w:p>
+    <w:p>
+      <w:pPr>
+        <w:keepNext w:val="0"/>
+        <w:keepLines w:val="0"/>
+        <w:pageBreakBefore w:val="0"/>
+        <w:widowControl/>
+        <w:kinsoku/>
+        <w:wordWrap/>
+        <w:overflowPunct/>
+        <w:topLinePunct w:val="0"/>
+        <w:autoSpaceDE/>
+        <w:autoSpaceDN/>
+        <w:bidi w:val="0"/>
+        <w:adjustRightInd/>
+        <w:snapToGrid/>
+        <w:spacing w:line="360" w:lineRule="auto"/>
+        <w:jc w:val="center"/>
+        <w:textAlignment w:val="auto"/>
+        <w:rPr>
+          <w:rFonts w:hint="default"/>
+          <w:sz w:val="28"/>
+          <w:lang w:val="ru-RU"/>
+        </w:rPr>
+      </w:pPr>
+      <w:r>
+        <w:rPr>
+          <w:rFonts w:hint="default"/>
+          <w:sz w:val="28"/>
+          <w:lang w:val="ru-RU"/>
+        </w:rPr>
+        <w:t>Рисунок 5.5. Схема для определения допуска на смещение исходного контура зубчатого колеса</w:t>
+      </w:r>
+    </w:p>
+    <w:p>
+      <w:pPr>
+        <w:keepNext w:val="0"/>
+        <w:keepLines w:val="0"/>
+        <w:pageBreakBefore w:val="0"/>
+        <w:widowControl/>
+        <w:kinsoku/>
+        <w:wordWrap/>
+        <w:overflowPunct/>
+        <w:topLinePunct w:val="0"/>
+        <w:autoSpaceDE/>
+        <w:autoSpaceDN/>
+        <w:bidi w:val="0"/>
+        <w:adjustRightInd/>
+        <w:snapToGrid/>
+        <w:spacing w:line="360" w:lineRule="auto"/>
+        <w:ind w:left="0" w:firstLine="709" w:firstLineChars="0"/>
+        <w:jc w:val="both"/>
+        <w:textAlignment w:val="auto"/>
+        <w:rPr>
+          <w:sz w:val="28"/>
+        </w:rPr>
+      </w:pPr>
+    </w:p>
+    <w:p>
+      <w:pPr>
+        <w:keepNext w:val="0"/>
+        <w:keepLines w:val="0"/>
+        <w:pageBreakBefore w:val="0"/>
+        <w:widowControl/>
+        <w:kinsoku/>
+        <w:wordWrap/>
+        <w:overflowPunct/>
+        <w:topLinePunct w:val="0"/>
+        <w:autoSpaceDE/>
+        <w:autoSpaceDN/>
+        <w:bidi w:val="0"/>
+        <w:adjustRightInd/>
+        <w:snapToGrid/>
+        <w:spacing w:line="360" w:lineRule="auto"/>
+        <w:ind w:left="0" w:firstLine="709" w:firstLineChars="0"/>
+        <w:jc w:val="both"/>
+        <w:textAlignment w:val="auto"/>
+        <w:rPr>
+          <w:sz w:val="28"/>
+        </w:rPr>
+      </w:pPr>
+      <w:r>
+        <w:rPr>
+          <w:sz w:val="28"/>
+        </w:rPr>
+        <w:t>Контроль бокового зазора производится на приборах типа НЦ23500-23800. Боковой зазор между неработающими профилями зубьев в собранной передаче можно контролировать с помощью набора щупов, с помощью заложенной между зубьями свинцовой проволочки или методом люфтования. В последнем случае одно из зубчатых колес медленно вращается, а второе при этом совершает высокочастотные колебания, амплитуда которых характеризует боковой зазор. В реальном зубчатом колесе боковой зазор образуется в результате утонения зуба при смещении исходного режущего контура на зуб колеса. Это смещение измеряют на тангенциальных зубомерах рис.</w:t>
+      </w:r>
+      <w:r>
+        <w:rPr>
+          <w:rFonts w:hint="default"/>
+          <w:sz w:val="28"/>
+          <w:lang w:val="ru-RU"/>
+        </w:rPr>
+        <w:t xml:space="preserve"> </w:t>
+      </w:r>
+      <w:r>
+        <w:rPr>
+          <w:sz w:val="28"/>
+        </w:rPr>
+        <w:t>5.</w:t>
+      </w:r>
+      <w:r>
+        <w:rPr>
+          <w:rFonts w:hint="default"/>
+          <w:sz w:val="28"/>
+          <w:lang w:val="ru-RU"/>
+        </w:rPr>
+        <w:t>6</w:t>
+      </w:r>
+      <w:r>
+        <w:rPr>
+          <w:sz w:val="28"/>
+        </w:rPr>
+        <w:t>, имеющих два базовых щупа 1 и 2, измерительный наконечник 3 и показывающий прибор 4. Перед измерением зубомер настраивают на заданный модуль по ролику расчетного диаметра.</w:t>
+      </w:r>
+    </w:p>
+    <w:p>
+      <w:pPr>
+        <w:keepNext w:val="0"/>
+        <w:keepLines w:val="0"/>
+        <w:pageBreakBefore w:val="0"/>
+        <w:widowControl/>
+        <w:kinsoku/>
+        <w:wordWrap/>
+        <w:overflowPunct/>
+        <w:topLinePunct w:val="0"/>
+        <w:autoSpaceDE/>
+        <w:autoSpaceDN/>
+        <w:bidi w:val="0"/>
+        <w:adjustRightInd/>
+        <w:snapToGrid/>
+        <w:spacing w:line="360" w:lineRule="auto"/>
+        <w:ind w:left="0" w:firstLine="709" w:firstLineChars="0"/>
+        <w:jc w:val="both"/>
+        <w:textAlignment w:val="auto"/>
+        <w:rPr>
+          <w:sz w:val="28"/>
+        </w:rPr>
+      </w:pPr>
+    </w:p>
+    <w:p>
+      <w:pPr>
+        <w:keepNext w:val="0"/>
+        <w:keepLines w:val="0"/>
+        <w:pageBreakBefore w:val="0"/>
+        <w:widowControl/>
+        <w:kinsoku/>
+        <w:wordWrap/>
+        <w:overflowPunct/>
+        <w:topLinePunct w:val="0"/>
+        <w:autoSpaceDE/>
+        <w:autoSpaceDN/>
+        <w:bidi w:val="0"/>
+        <w:adjustRightInd/>
+        <w:snapToGrid/>
+        <w:spacing w:line="360" w:lineRule="auto"/>
+        <w:jc w:val="center"/>
+        <w:textAlignment w:val="auto"/>
+        <w:rPr>
+          <w:sz w:val="28"/>
+          <w:szCs w:val="28"/>
+        </w:rPr>
+      </w:pPr>
+      <w:r>
+        <w:rPr>
+          <w:sz w:val="28"/>
+          <w:szCs w:val="28"/>
+        </w:rPr>
+        <w:drawing>
+          <wp:inline distT="0" distB="0" distL="114300" distR="114300">
+            <wp:extent cx="1668145" cy="1925320"/>
+            <wp:effectExtent l="0" t="0" r="8255" b="17780"/>
+            <wp:docPr id="26" name="Изображение 13"/>
+            <wp:cNvGraphicFramePr>
+              <a:graphicFrameLocks xmlns:a="http://schemas.openxmlformats.org/drawingml/2006/main" noChangeAspect="1"/>
+            </wp:cNvGraphicFramePr>
+            <a:graphic xmlns:a="http://schemas.openxmlformats.org/drawingml/2006/main">
+              <a:graphicData uri="http://schemas.openxmlformats.org/drawingml/2006/picture">
+                <pic:pic xmlns:pic="http://schemas.openxmlformats.org/drawingml/2006/picture">
+                  <pic:nvPicPr>
+                    <pic:cNvPr id="26" name="Изображение 13"/>
+                    <pic:cNvPicPr>
+                      <a:picLocks noChangeAspect="1"/>
+                    </pic:cNvPicPr>
+                  </pic:nvPicPr>
+                  <pic:blipFill>
+                    <a:blip r:embed="rId31"/>
+                    <a:stretch>
+                      <a:fillRect/>
+                    </a:stretch>
+                  </pic:blipFill>
+                  <pic:spPr>
+                    <a:xfrm>
+                      <a:off x="0" y="0"/>
+                      <a:ext cx="1668145" cy="1925320"/>
+                    </a:xfrm>
+                    <a:prstGeom prst="rect">
+                      <a:avLst/>
+                    </a:prstGeom>
+                    <a:noFill/>
+                    <a:ln>
+                      <a:noFill/>
+                    </a:ln>
+                  </pic:spPr>
+                </pic:pic>
+              </a:graphicData>
+            </a:graphic>
+          </wp:inline>
+        </w:drawing>
+      </w:r>
+    </w:p>
+    <w:p>
+      <w:pPr>
+        <w:keepNext w:val="0"/>
+        <w:keepLines w:val="0"/>
+        <w:pageBreakBefore w:val="0"/>
+        <w:widowControl/>
+        <w:kinsoku/>
+        <w:wordWrap/>
+        <w:overflowPunct/>
+        <w:topLinePunct w:val="0"/>
+        <w:autoSpaceDE/>
+        <w:autoSpaceDN/>
+        <w:bidi w:val="0"/>
+        <w:adjustRightInd/>
+        <w:snapToGrid/>
+        <w:spacing w:line="360" w:lineRule="auto"/>
+        <w:jc w:val="center"/>
+        <w:textAlignment w:val="auto"/>
+        <w:rPr>
+          <w:sz w:val="28"/>
+          <w:szCs w:val="28"/>
+        </w:rPr>
+      </w:pPr>
+      <w:r>
+        <w:rPr>
+          <w:sz w:val="28"/>
+          <w:szCs w:val="28"/>
+        </w:rPr>
+        <w:t>Рисунок 5.</w:t>
+      </w:r>
+      <w:r>
+        <w:rPr>
+          <w:rFonts w:hint="default"/>
+          <w:sz w:val="28"/>
+          <w:szCs w:val="28"/>
+          <w:lang w:val="ru-RU"/>
+        </w:rPr>
+        <w:t>6.</w:t>
+      </w:r>
+      <w:r>
+        <w:rPr>
+          <w:sz w:val="28"/>
+          <w:szCs w:val="28"/>
+        </w:rPr>
+        <w:t xml:space="preserve"> Схема тангенционального зубомера</w:t>
+      </w:r>
+    </w:p>
+    <w:p>
+      <w:pPr>
+        <w:keepNext w:val="0"/>
+        <w:keepLines w:val="0"/>
+        <w:pageBreakBefore w:val="0"/>
+        <w:widowControl/>
+        <w:kinsoku/>
+        <w:wordWrap/>
+        <w:overflowPunct/>
+        <w:topLinePunct w:val="0"/>
+        <w:autoSpaceDE/>
+        <w:autoSpaceDN/>
+        <w:bidi w:val="0"/>
+        <w:adjustRightInd/>
+        <w:snapToGrid/>
+        <w:spacing w:line="360" w:lineRule="auto"/>
+        <w:ind w:left="0" w:firstLine="709" w:firstLineChars="0"/>
+        <w:jc w:val="both"/>
+        <w:textAlignment w:val="auto"/>
+        <w:rPr>
+          <w:b/>
+          <w:sz w:val="28"/>
+          <w:szCs w:val="28"/>
+        </w:rPr>
+      </w:pPr>
+      <w:r>
+        <w:rPr>
+          <w:b/>
+          <w:sz w:val="28"/>
+          <w:szCs w:val="28"/>
+        </w:rPr>
+        <w:t>Измерение погрешности профиля</w:t>
+      </w:r>
+    </w:p>
+    <w:p>
+      <w:pPr>
+        <w:keepNext w:val="0"/>
+        <w:keepLines w:val="0"/>
+        <w:pageBreakBefore w:val="0"/>
+        <w:widowControl/>
+        <w:kinsoku/>
+        <w:wordWrap/>
+        <w:overflowPunct/>
+        <w:topLinePunct w:val="0"/>
+        <w:autoSpaceDE/>
+        <w:autoSpaceDN/>
+        <w:bidi w:val="0"/>
+        <w:adjustRightInd/>
+        <w:snapToGrid/>
+        <w:spacing w:line="360" w:lineRule="auto"/>
+        <w:ind w:left="0" w:firstLine="709" w:firstLineChars="0"/>
+        <w:jc w:val="both"/>
+        <w:textAlignment w:val="auto"/>
+        <w:rPr>
+          <w:rFonts w:hint="default" w:ascii="Times New Roman" w:hAnsi="Times New Roman" w:eastAsia="SimSun" w:cs="Times New Roman"/>
+          <w:sz w:val="28"/>
+          <w:szCs w:val="28"/>
+        </w:rPr>
+      </w:pPr>
+      <w:r>
+        <w:rPr>
+          <w:rFonts w:hint="default" w:ascii="Times New Roman" w:hAnsi="Times New Roman" w:eastAsia="SimSun" w:cs="Times New Roman"/>
+          <w:sz w:val="28"/>
+          <w:szCs w:val="28"/>
+        </w:rPr>
+        <w:t>Для контроля эвольвентного профиля в торцовом сечении зубчатых колес используются эвольвентомеры, принцип действия которых основан на воспроизведении движения измерительного наконечника по эвольвенте основной окружности. Применяются индивидуально-дисковые и универсальные эвольвентомеры с тангенциальными или точечными наконечниками, причем предпочтение отдается тангенциальным, так как они ближе к реальным условиям работы. Погрешности профиля фиксируются отсчетным устройством и самописцем при движении наконечника относительно проверяемого зуба.</w:t>
+      </w:r>
+    </w:p>
+    <w:p>
+      <w:pPr>
+        <w:keepNext w:val="0"/>
+        <w:keepLines w:val="0"/>
+        <w:pageBreakBefore w:val="0"/>
+        <w:widowControl/>
+        <w:kinsoku/>
+        <w:wordWrap/>
+        <w:overflowPunct/>
+        <w:topLinePunct w:val="0"/>
+        <w:autoSpaceDE/>
+        <w:autoSpaceDN/>
+        <w:bidi w:val="0"/>
+        <w:adjustRightInd/>
+        <w:snapToGrid/>
+        <w:spacing w:line="360" w:lineRule="auto"/>
+        <w:ind w:left="0" w:firstLine="709" w:firstLineChars="0"/>
+        <w:jc w:val="both"/>
+        <w:textAlignment w:val="auto"/>
+        <w:rPr>
+          <w:rFonts w:hint="default" w:ascii="Times New Roman" w:hAnsi="Times New Roman" w:cs="Times New Roman"/>
+          <w:sz w:val="28"/>
+          <w:szCs w:val="28"/>
+        </w:rPr>
+      </w:pPr>
+      <w:r>
+        <w:rPr>
+          <w:rFonts w:hint="default" w:ascii="Times New Roman" w:hAnsi="Times New Roman" w:cs="Times New Roman"/>
+          <w:sz w:val="28"/>
+          <w:szCs w:val="28"/>
+        </w:rPr>
+        <w:t>Схема индивидуально-дискового эвольвентомера Московского инструментального завода показана на рис. 5.</w:t>
+      </w:r>
+      <w:r>
+        <w:rPr>
+          <w:rFonts w:hint="default" w:ascii="Times New Roman" w:hAnsi="Times New Roman" w:cs="Times New Roman"/>
+          <w:sz w:val="28"/>
+          <w:szCs w:val="28"/>
+          <w:lang w:val="ru-RU"/>
+        </w:rPr>
+        <w:t>7</w:t>
+      </w:r>
+      <w:r>
+        <w:rPr>
+          <w:rFonts w:hint="default" w:ascii="Times New Roman" w:hAnsi="Times New Roman" w:cs="Times New Roman"/>
+          <w:sz w:val="28"/>
+          <w:szCs w:val="28"/>
+        </w:rPr>
+        <w:t>.</w:t>
+      </w:r>
+    </w:p>
+    <w:p>
+      <w:pPr>
+        <w:keepNext w:val="0"/>
+        <w:keepLines w:val="0"/>
+        <w:pageBreakBefore w:val="0"/>
+        <w:widowControl/>
+        <w:kinsoku/>
+        <w:wordWrap/>
+        <w:overflowPunct/>
+        <w:topLinePunct w:val="0"/>
+        <w:autoSpaceDE/>
+        <w:autoSpaceDN/>
+        <w:bidi w:val="0"/>
+        <w:adjustRightInd/>
+        <w:snapToGrid/>
+        <w:spacing w:line="360" w:lineRule="auto"/>
+        <w:jc w:val="center"/>
+        <w:textAlignment w:val="auto"/>
+        <w:rPr>
+          <w:sz w:val="28"/>
+          <w:szCs w:val="28"/>
+        </w:rPr>
+      </w:pPr>
+      <w:r>
+        <w:rPr>
+          <w:sz w:val="28"/>
+          <w:szCs w:val="28"/>
+        </w:rPr>
+        <w:drawing>
+          <wp:inline distT="0" distB="0" distL="114300" distR="114300">
+            <wp:extent cx="2510155" cy="4225290"/>
+            <wp:effectExtent l="0" t="0" r="4445" b="3810"/>
+            <wp:docPr id="36" name="Изображение 15" descr="Описание: Описание: Описание: D:\Саша\Курсовые\Курсовые\Оправка\Нормирование точности\К-57\2.jpg"/>
+            <wp:cNvGraphicFramePr>
+              <a:graphicFrameLocks xmlns:a="http://schemas.openxmlformats.org/drawingml/2006/main" noChangeAspect="1"/>
+            </wp:cNvGraphicFramePr>
+            <a:graphic xmlns:a="http://schemas.openxmlformats.org/drawingml/2006/main">
+              <a:graphicData uri="http://schemas.openxmlformats.org/drawingml/2006/picture">
+                <pic:pic xmlns:pic="http://schemas.openxmlformats.org/drawingml/2006/picture">
+                  <pic:nvPicPr>
+                    <pic:cNvPr id="36" name="Изображение 15" descr="Описание: Описание: Описание: D:\Саша\Курсовые\Курсовые\Оправка\Нормирование точности\К-57\2.jpg"/>
+                    <pic:cNvPicPr>
+                      <a:picLocks noChangeAspect="1"/>
+                    </pic:cNvPicPr>
+                  </pic:nvPicPr>
+                  <pic:blipFill>
+                    <a:blip r:embed="rId32"/>
+                    <a:stretch>
+                      <a:fillRect/>
+                    </a:stretch>
+                  </pic:blipFill>
+                  <pic:spPr>
+                    <a:xfrm>
+                      <a:off x="0" y="0"/>
+                      <a:ext cx="2510155" cy="4225290"/>
+                    </a:xfrm>
+                    <a:prstGeom prst="rect">
+                      <a:avLst/>
+                    </a:prstGeom>
+                    <a:noFill/>
+                    <a:ln>
+                      <a:noFill/>
+                    </a:ln>
+                  </pic:spPr>
+                </pic:pic>
+              </a:graphicData>
+            </a:graphic>
+          </wp:inline>
+        </w:drawing>
+      </w:r>
+    </w:p>
+    <w:p>
+      <w:pPr>
+        <w:keepNext w:val="0"/>
+        <w:keepLines w:val="0"/>
+        <w:pageBreakBefore w:val="0"/>
+        <w:widowControl/>
+        <w:kinsoku/>
+        <w:wordWrap/>
+        <w:overflowPunct/>
+        <w:topLinePunct w:val="0"/>
+        <w:autoSpaceDE/>
+        <w:autoSpaceDN/>
+        <w:bidi w:val="0"/>
+        <w:adjustRightInd/>
+        <w:snapToGrid/>
+        <w:spacing w:line="360" w:lineRule="auto"/>
+        <w:ind w:firstLine="708" w:firstLineChars="0"/>
+        <w:jc w:val="both"/>
+        <w:textAlignment w:val="auto"/>
+        <w:rPr>
+          <w:sz w:val="28"/>
+          <w:szCs w:val="28"/>
+        </w:rPr>
+      </w:pPr>
+      <w:r>
+        <w:rPr>
+          <w:sz w:val="28"/>
+          <w:szCs w:val="28"/>
+        </w:rPr>
+        <w:t>Рисунок 5.</w:t>
+      </w:r>
+      <w:r>
+        <w:rPr>
+          <w:rFonts w:hint="default"/>
+          <w:sz w:val="28"/>
+          <w:szCs w:val="28"/>
+          <w:lang w:val="ru-RU"/>
+        </w:rPr>
+        <w:t>7.</w:t>
+      </w:r>
+      <w:r>
+        <w:rPr>
+          <w:sz w:val="28"/>
+          <w:szCs w:val="28"/>
+        </w:rPr>
+        <w:t xml:space="preserve"> Схема индивидуально-дискового эвольвентомера</w:t>
+      </w:r>
+    </w:p>
+    <w:p>
+      <w:pPr>
+        <w:keepNext w:val="0"/>
+        <w:keepLines w:val="0"/>
+        <w:pageBreakBefore w:val="0"/>
+        <w:widowControl/>
+        <w:kinsoku/>
+        <w:wordWrap/>
+        <w:overflowPunct/>
+        <w:topLinePunct w:val="0"/>
+        <w:autoSpaceDE/>
+        <w:autoSpaceDN/>
+        <w:bidi w:val="0"/>
+        <w:adjustRightInd/>
+        <w:snapToGrid/>
+        <w:spacing w:line="360" w:lineRule="auto"/>
+        <w:ind w:left="0" w:firstLine="709" w:firstLineChars="0"/>
+        <w:jc w:val="center"/>
+        <w:textAlignment w:val="auto"/>
+        <w:rPr>
+          <w:sz w:val="28"/>
+          <w:szCs w:val="28"/>
+        </w:rPr>
+      </w:pPr>
+    </w:p>
+    <w:p>
+      <w:pPr>
+        <w:keepNext w:val="0"/>
+        <w:keepLines w:val="0"/>
+        <w:pageBreakBefore w:val="0"/>
+        <w:widowControl/>
+        <w:kinsoku/>
+        <w:wordWrap/>
+        <w:overflowPunct/>
+        <w:topLinePunct w:val="0"/>
+        <w:autoSpaceDE/>
+        <w:autoSpaceDN/>
+        <w:bidi w:val="0"/>
+        <w:adjustRightInd/>
+        <w:snapToGrid/>
+        <w:spacing w:line="360" w:lineRule="auto"/>
+        <w:ind w:firstLine="708" w:firstLineChars="0"/>
+        <w:jc w:val="both"/>
+        <w:textAlignment w:val="auto"/>
+        <w:rPr>
+          <w:sz w:val="28"/>
+        </w:rPr>
+      </w:pPr>
+      <w:r>
+        <w:rPr>
+          <w:sz w:val="28"/>
+        </w:rPr>
+        <w:t xml:space="preserve">Проверяемое зубчатое колесо 2 установлено на одной оправке со сменным диском 1, диаметр которого равен основной окружности колеса. Этот диск прижимается пружиной к </w:t>
+      </w:r>
+      <w:r>
+        <w:rPr>
+          <w:sz w:val="28"/>
+          <w:lang w:val="ru-RU"/>
+        </w:rPr>
+        <w:t>доведённой</w:t>
+      </w:r>
+      <w:r>
+        <w:rPr>
+          <w:sz w:val="28"/>
+        </w:rPr>
+        <w:t xml:space="preserve"> линейке 3, </w:t>
+      </w:r>
+      <w:r>
+        <w:rPr>
+          <w:sz w:val="28"/>
+          <w:lang w:val="ru-RU"/>
+        </w:rPr>
+        <w:t>закреплённой</w:t>
+      </w:r>
+      <w:r>
+        <w:rPr>
+          <w:sz w:val="28"/>
+        </w:rPr>
+        <w:t xml:space="preserve"> на каретке 6 прибора. При перемещении каретки ходовым винтом 5 движение (без скольжения) </w:t>
+      </w:r>
+      <w:r>
+        <w:rPr>
+          <w:sz w:val="28"/>
+          <w:lang w:val="ru-RU"/>
+        </w:rPr>
+        <w:t>передаётся</w:t>
+      </w:r>
+      <w:r>
+        <w:rPr>
+          <w:sz w:val="28"/>
+        </w:rPr>
+        <w:t xml:space="preserve"> диску и вместе с ним проверяемому колесу. При этом каждая точка рабочей плоскости линейки описывает относительно диска эвольвенту. Над линейкой в одной вертикальной плоскости и </w:t>
+      </w:r>
+      <w:r>
+        <w:rPr>
+          <w:sz w:val="28"/>
+          <w:lang w:val="ru-RU"/>
+        </w:rPr>
+        <w:t>её</w:t>
+      </w:r>
+      <w:r>
+        <w:rPr>
+          <w:sz w:val="28"/>
+        </w:rPr>
+        <w:t xml:space="preserve"> рабочей поверхностью расположен измерительный наконечник рычага 4, другое плечо которого соприкасается с наконечником индикатора 8. </w:t>
+      </w:r>
+    </w:p>
+    <w:p>
+      <w:pPr>
+        <w:keepNext w:val="0"/>
+        <w:keepLines w:val="0"/>
+        <w:pageBreakBefore w:val="0"/>
+        <w:widowControl/>
+        <w:kinsoku/>
+        <w:wordWrap/>
+        <w:overflowPunct/>
+        <w:topLinePunct w:val="0"/>
+        <w:autoSpaceDE/>
+        <w:autoSpaceDN/>
+        <w:bidi w:val="0"/>
+        <w:adjustRightInd/>
+        <w:snapToGrid/>
+        <w:spacing w:line="360" w:lineRule="auto"/>
+        <w:ind w:left="0" w:firstLine="709" w:firstLineChars="0"/>
+        <w:jc w:val="both"/>
+        <w:textAlignment w:val="auto"/>
+        <w:rPr>
+          <w:sz w:val="28"/>
+          <w:szCs w:val="20"/>
+        </w:rPr>
+      </w:pPr>
+      <w:r>
+        <w:rPr>
+          <w:sz w:val="28"/>
+        </w:rPr>
+        <w:t xml:space="preserve">Шкала 9 служит для определения угла </w:t>
+      </w:r>
+      <w:r>
+        <w:rPr>
+          <w:sz w:val="28"/>
+          <w:lang w:val="ru-RU"/>
+        </w:rPr>
+        <w:t>развёртывания</w:t>
+      </w:r>
+      <w:r>
+        <w:rPr>
+          <w:sz w:val="28"/>
+        </w:rPr>
+        <w:t xml:space="preserve"> проверяемого колеса, а шкала 7 - для определения смещения каретки из исходного положения, при котором измерительный наконечник касается профиля зуба на радиусе основной окружности колеса.</w:t>
+      </w:r>
+    </w:p>
+    <w:p>
+      <w:pPr>
+        <w:keepNext w:val="0"/>
+        <w:keepLines w:val="0"/>
+        <w:pageBreakBefore w:val="0"/>
+        <w:widowControl/>
+        <w:kinsoku/>
+        <w:wordWrap/>
+        <w:overflowPunct/>
+        <w:topLinePunct w:val="0"/>
+        <w:autoSpaceDE/>
+        <w:autoSpaceDN/>
+        <w:bidi w:val="0"/>
+        <w:adjustRightInd/>
+        <w:snapToGrid/>
+        <w:spacing w:line="360" w:lineRule="auto"/>
+        <w:ind w:left="0" w:firstLine="709" w:firstLineChars="0"/>
+        <w:jc w:val="both"/>
+        <w:textAlignment w:val="auto"/>
+        <w:rPr>
+          <w:sz w:val="28"/>
+        </w:rPr>
+      </w:pPr>
+    </w:p>
+    <w:p>
+      <w:pPr>
+        <w:keepNext w:val="0"/>
+        <w:keepLines w:val="0"/>
+        <w:pageBreakBefore w:val="0"/>
+        <w:widowControl/>
+        <w:kinsoku/>
+        <w:wordWrap/>
+        <w:overflowPunct/>
+        <w:topLinePunct w:val="0"/>
+        <w:autoSpaceDE/>
+        <w:autoSpaceDN/>
+        <w:bidi w:val="0"/>
+        <w:adjustRightInd/>
+        <w:snapToGrid/>
+        <w:spacing w:line="360" w:lineRule="auto"/>
+        <w:ind w:left="0" w:firstLine="709" w:firstLineChars="0"/>
+        <w:jc w:val="both"/>
+        <w:textAlignment w:val="auto"/>
+        <w:rPr>
+          <w:sz w:val="28"/>
+        </w:rPr>
+      </w:pPr>
+    </w:p>
+    <w:p>
+      <w:pPr>
+        <w:keepNext w:val="0"/>
+        <w:keepLines w:val="0"/>
+        <w:pageBreakBefore w:val="0"/>
+        <w:widowControl/>
+        <w:kinsoku/>
+        <w:wordWrap/>
+        <w:overflowPunct/>
+        <w:topLinePunct w:val="0"/>
+        <w:autoSpaceDE/>
+        <w:autoSpaceDN/>
+        <w:bidi w:val="0"/>
+        <w:adjustRightInd/>
+        <w:snapToGrid/>
+        <w:spacing w:line="360" w:lineRule="auto"/>
+        <w:ind w:left="0" w:firstLine="350" w:firstLineChars="125"/>
+        <w:jc w:val="both"/>
+        <w:textAlignment w:val="auto"/>
+        <w:rPr>
+          <w:sz w:val="28"/>
+        </w:rPr>
+      </w:pPr>
+    </w:p>
+    <w:p>
+      <w:pPr>
+        <w:keepNext w:val="0"/>
+        <w:keepLines w:val="0"/>
+        <w:pageBreakBefore w:val="0"/>
+        <w:widowControl/>
+        <w:kinsoku/>
+        <w:wordWrap/>
+        <w:overflowPunct/>
+        <w:topLinePunct w:val="0"/>
+        <w:autoSpaceDE/>
+        <w:autoSpaceDN/>
+        <w:bidi w:val="0"/>
+        <w:adjustRightInd/>
+        <w:snapToGrid/>
+        <w:spacing w:line="360" w:lineRule="auto"/>
+        <w:ind w:left="0" w:firstLine="350" w:firstLineChars="125"/>
+        <w:jc w:val="both"/>
+        <w:textAlignment w:val="auto"/>
+        <w:rPr>
+          <w:rFonts w:hint="default"/>
+          <w:b/>
+          <w:sz w:val="28"/>
+          <w:szCs w:val="28"/>
+        </w:rPr>
+      </w:pPr>
+    </w:p>
+    <w:p>
+      <w:pPr>
+        <w:keepNext w:val="0"/>
+        <w:keepLines w:val="0"/>
+        <w:pageBreakBefore w:val="0"/>
+        <w:widowControl/>
+        <w:kinsoku/>
+        <w:wordWrap/>
+        <w:overflowPunct/>
+        <w:topLinePunct w:val="0"/>
+        <w:autoSpaceDE/>
+        <w:autoSpaceDN/>
+        <w:bidi w:val="0"/>
+        <w:adjustRightInd/>
+        <w:snapToGrid/>
+        <w:spacing w:line="360" w:lineRule="auto"/>
+        <w:jc w:val="both"/>
+        <w:textAlignment w:val="auto"/>
+        <w:rPr>
+          <w:rFonts w:hint="default" w:ascii="Times New Roman" w:hAnsi="Times New Roman" w:cs="Times New Roman"/>
+          <w:b w:val="0"/>
+          <w:bCs/>
+          <w:sz w:val="28"/>
+          <w:szCs w:val="28"/>
+        </w:rPr>
+      </w:pPr>
+    </w:p>
+    <w:p>
+      <w:pPr>
+        <w:keepNext w:val="0"/>
+        <w:keepLines w:val="0"/>
+        <w:pageBreakBefore w:val="0"/>
+        <w:widowControl/>
+        <w:kinsoku/>
+        <w:wordWrap/>
+        <w:overflowPunct/>
+        <w:topLinePunct w:val="0"/>
+        <w:autoSpaceDE/>
+        <w:autoSpaceDN/>
+        <w:bidi w:val="0"/>
+        <w:adjustRightInd/>
+        <w:snapToGrid/>
+        <w:spacing w:line="360" w:lineRule="auto"/>
+        <w:jc w:val="both"/>
+        <w:textAlignment w:val="auto"/>
+        <w:rPr>
+          <w:rFonts w:hint="default" w:ascii="Times New Roman" w:hAnsi="Times New Roman" w:cs="Times New Roman"/>
+          <w:b w:val="0"/>
+          <w:bCs/>
+          <w:sz w:val="28"/>
+          <w:szCs w:val="28"/>
+        </w:rPr>
+      </w:pPr>
+    </w:p>
+    <w:p>
+      <w:pPr>
+        <w:keepNext w:val="0"/>
+        <w:keepLines w:val="0"/>
+        <w:pageBreakBefore w:val="0"/>
+        <w:widowControl/>
+        <w:kinsoku/>
+        <w:wordWrap/>
+        <w:overflowPunct/>
+        <w:topLinePunct w:val="0"/>
+        <w:autoSpaceDE/>
+        <w:autoSpaceDN/>
+        <w:bidi w:val="0"/>
+        <w:adjustRightInd/>
+        <w:snapToGrid/>
+        <w:spacing w:line="360" w:lineRule="auto"/>
+        <w:jc w:val="both"/>
+        <w:textAlignment w:val="auto"/>
+        <w:rPr>
+          <w:rFonts w:hint="default" w:ascii="Times New Roman" w:hAnsi="Times New Roman" w:cs="Times New Roman"/>
+          <w:b w:val="0"/>
+          <w:bCs/>
+          <w:sz w:val="28"/>
+          <w:szCs w:val="28"/>
+        </w:rPr>
+      </w:pPr>
+    </w:p>
+    <w:p>
+      <w:pPr>
+        <w:keepNext w:val="0"/>
+        <w:keepLines w:val="0"/>
+        <w:pageBreakBefore w:val="0"/>
+        <w:widowControl/>
+        <w:kinsoku/>
+        <w:wordWrap/>
+        <w:overflowPunct/>
+        <w:topLinePunct w:val="0"/>
+        <w:autoSpaceDE/>
+        <w:autoSpaceDN/>
+        <w:bidi w:val="0"/>
+        <w:adjustRightInd/>
+        <w:snapToGrid/>
+        <w:spacing w:line="360" w:lineRule="auto"/>
+        <w:jc w:val="both"/>
+        <w:textAlignment w:val="auto"/>
+        <w:rPr>
+          <w:rFonts w:hint="default" w:ascii="Times New Roman" w:hAnsi="Times New Roman" w:cs="Times New Roman"/>
+          <w:b w:val="0"/>
+          <w:bCs/>
+          <w:sz w:val="28"/>
+          <w:szCs w:val="28"/>
+        </w:rPr>
+      </w:pPr>
+    </w:p>
+    <w:p>
+      <w:pPr>
+        <w:keepNext w:val="0"/>
+        <w:keepLines w:val="0"/>
+        <w:pageBreakBefore w:val="0"/>
+        <w:widowControl/>
+        <w:kinsoku/>
+        <w:wordWrap/>
+        <w:overflowPunct/>
+        <w:topLinePunct w:val="0"/>
+        <w:autoSpaceDE/>
+        <w:autoSpaceDN/>
+        <w:bidi w:val="0"/>
+        <w:adjustRightInd/>
+        <w:snapToGrid/>
+        <w:spacing w:line="360" w:lineRule="auto"/>
+        <w:jc w:val="both"/>
+        <w:textAlignment w:val="auto"/>
+        <w:rPr>
+          <w:rFonts w:hint="default" w:ascii="Times New Roman" w:hAnsi="Times New Roman" w:cs="Times New Roman"/>
+          <w:b w:val="0"/>
+          <w:bCs/>
+          <w:sz w:val="28"/>
+          <w:szCs w:val="28"/>
+        </w:rPr>
+      </w:pPr>
+    </w:p>
+    <w:p>
+      <w:pPr>
+        <w:keepNext w:val="0"/>
+        <w:keepLines w:val="0"/>
+        <w:pageBreakBefore w:val="0"/>
+        <w:widowControl/>
+        <w:kinsoku/>
+        <w:wordWrap/>
+        <w:overflowPunct/>
+        <w:topLinePunct w:val="0"/>
+        <w:autoSpaceDE/>
+        <w:autoSpaceDN/>
+        <w:bidi w:val="0"/>
+        <w:adjustRightInd/>
+        <w:snapToGrid/>
+        <w:spacing w:line="360" w:lineRule="auto"/>
+        <w:jc w:val="both"/>
+        <w:textAlignment w:val="auto"/>
+        <w:rPr>
+          <w:rFonts w:hint="default" w:ascii="Times New Roman" w:hAnsi="Times New Roman" w:cs="Times New Roman"/>
+          <w:b w:val="0"/>
+          <w:bCs/>
+          <w:sz w:val="28"/>
+          <w:szCs w:val="28"/>
+        </w:rPr>
+      </w:pPr>
+    </w:p>
+    <w:p>
+      <w:pPr>
+        <w:keepNext w:val="0"/>
+        <w:keepLines w:val="0"/>
+        <w:pageBreakBefore w:val="0"/>
+        <w:widowControl/>
+        <w:kinsoku/>
+        <w:wordWrap/>
+        <w:overflowPunct/>
+        <w:topLinePunct w:val="0"/>
+        <w:autoSpaceDE/>
+        <w:autoSpaceDN/>
+        <w:bidi w:val="0"/>
+        <w:adjustRightInd/>
+        <w:snapToGrid/>
+        <w:spacing w:line="360" w:lineRule="auto"/>
+        <w:jc w:val="both"/>
+        <w:textAlignment w:val="auto"/>
+        <w:rPr>
+          <w:rFonts w:hint="default" w:ascii="Times New Roman" w:hAnsi="Times New Roman" w:cs="Times New Roman"/>
+          <w:b w:val="0"/>
+          <w:bCs/>
+          <w:sz w:val="28"/>
+          <w:szCs w:val="28"/>
+        </w:rPr>
+      </w:pPr>
+    </w:p>
+    <w:p>
+      <w:pPr>
+        <w:keepNext w:val="0"/>
+        <w:keepLines w:val="0"/>
+        <w:pageBreakBefore w:val="0"/>
+        <w:widowControl/>
+        <w:kinsoku/>
+        <w:wordWrap/>
+        <w:overflowPunct/>
+        <w:topLinePunct w:val="0"/>
+        <w:autoSpaceDE/>
+        <w:autoSpaceDN/>
+        <w:bidi w:val="0"/>
+        <w:adjustRightInd/>
+        <w:snapToGrid/>
+        <w:spacing w:line="360" w:lineRule="auto"/>
+        <w:jc w:val="both"/>
+        <w:textAlignment w:val="auto"/>
+        <w:rPr>
+          <w:rFonts w:hint="default" w:ascii="Times New Roman" w:hAnsi="Times New Roman" w:cs="Times New Roman"/>
+          <w:b w:val="0"/>
+          <w:bCs/>
+          <w:sz w:val="28"/>
+          <w:szCs w:val="28"/>
+        </w:rPr>
+      </w:pPr>
+    </w:p>
+    <w:p>
+      <w:pPr>
+        <w:keepNext w:val="0"/>
+        <w:keepLines w:val="0"/>
+        <w:pageBreakBefore w:val="0"/>
+        <w:widowControl/>
+        <w:kinsoku/>
+        <w:wordWrap/>
+        <w:overflowPunct/>
+        <w:topLinePunct w:val="0"/>
+        <w:autoSpaceDE/>
+        <w:autoSpaceDN/>
+        <w:bidi w:val="0"/>
+        <w:adjustRightInd/>
+        <w:snapToGrid/>
+        <w:spacing w:line="360" w:lineRule="auto"/>
+        <w:jc w:val="both"/>
+        <w:textAlignment w:val="auto"/>
+        <w:rPr>
+          <w:rFonts w:hint="default" w:ascii="Times New Roman" w:hAnsi="Times New Roman" w:cs="Times New Roman"/>
+          <w:b w:val="0"/>
+          <w:bCs/>
+          <w:sz w:val="28"/>
+          <w:szCs w:val="28"/>
+        </w:rPr>
+      </w:pPr>
+    </w:p>
+    <w:p>
+      <w:pPr>
+        <w:keepNext w:val="0"/>
+        <w:keepLines w:val="0"/>
+        <w:pageBreakBefore w:val="0"/>
+        <w:widowControl/>
+        <w:kinsoku/>
+        <w:wordWrap/>
+        <w:overflowPunct/>
+        <w:topLinePunct w:val="0"/>
+        <w:autoSpaceDE/>
+        <w:autoSpaceDN/>
+        <w:bidi w:val="0"/>
+        <w:adjustRightInd/>
+        <w:snapToGrid/>
+        <w:spacing w:line="360" w:lineRule="auto"/>
+        <w:jc w:val="both"/>
+        <w:textAlignment w:val="auto"/>
+        <w:rPr>
+          <w:rFonts w:hint="default" w:ascii="Times New Roman" w:hAnsi="Times New Roman" w:cs="Times New Roman"/>
+          <w:b w:val="0"/>
+          <w:bCs/>
+          <w:sz w:val="28"/>
+          <w:szCs w:val="28"/>
+        </w:rPr>
+      </w:pPr>
+    </w:p>
+    <w:p>
+      <w:pPr>
+        <w:keepNext w:val="0"/>
+        <w:keepLines w:val="0"/>
+        <w:pageBreakBefore w:val="0"/>
+        <w:widowControl/>
+        <w:kinsoku/>
+        <w:wordWrap/>
+        <w:overflowPunct/>
+        <w:topLinePunct w:val="0"/>
+        <w:autoSpaceDE/>
+        <w:autoSpaceDN/>
+        <w:bidi w:val="0"/>
+        <w:adjustRightInd/>
+        <w:snapToGrid/>
+        <w:spacing w:line="360" w:lineRule="auto"/>
+        <w:jc w:val="both"/>
+        <w:textAlignment w:val="auto"/>
+        <w:rPr>
+          <w:rFonts w:hint="default" w:ascii="Times New Roman" w:hAnsi="Times New Roman" w:cs="Times New Roman"/>
+          <w:b w:val="0"/>
+          <w:bCs/>
+          <w:sz w:val="28"/>
+          <w:szCs w:val="28"/>
+        </w:rPr>
+      </w:pPr>
+    </w:p>
+    <w:p>
+      <w:pPr>
+        <w:keepNext w:val="0"/>
+        <w:keepLines w:val="0"/>
+        <w:pageBreakBefore w:val="0"/>
+        <w:widowControl/>
+        <w:kinsoku/>
+        <w:wordWrap/>
+        <w:overflowPunct/>
+        <w:topLinePunct w:val="0"/>
+        <w:autoSpaceDE/>
+        <w:autoSpaceDN/>
+        <w:bidi w:val="0"/>
+        <w:adjustRightInd/>
+        <w:snapToGrid/>
+        <w:spacing w:line="360" w:lineRule="auto"/>
+        <w:jc w:val="both"/>
+        <w:textAlignment w:val="auto"/>
+        <w:rPr>
+          <w:rFonts w:hint="default" w:ascii="Times New Roman" w:hAnsi="Times New Roman" w:cs="Times New Roman"/>
+          <w:b w:val="0"/>
+          <w:bCs/>
+          <w:sz w:val="28"/>
+          <w:szCs w:val="28"/>
+        </w:rPr>
+      </w:pPr>
+    </w:p>
+    <w:p>
+      <w:pPr>
+        <w:keepNext w:val="0"/>
+        <w:keepLines w:val="0"/>
+        <w:pageBreakBefore w:val="0"/>
+        <w:widowControl/>
+        <w:kinsoku/>
+        <w:wordWrap/>
+        <w:overflowPunct/>
+        <w:topLinePunct w:val="0"/>
+        <w:autoSpaceDE/>
+        <w:autoSpaceDN/>
+        <w:bidi w:val="0"/>
+        <w:adjustRightInd/>
+        <w:snapToGrid/>
+        <w:spacing w:line="360" w:lineRule="auto"/>
+        <w:jc w:val="both"/>
+        <w:textAlignment w:val="auto"/>
+        <w:rPr>
+          <w:rFonts w:hint="default" w:ascii="Times New Roman" w:hAnsi="Times New Roman" w:cs="Times New Roman"/>
+          <w:b w:val="0"/>
+          <w:bCs/>
+          <w:sz w:val="28"/>
+          <w:szCs w:val="28"/>
+        </w:rPr>
+      </w:pPr>
+    </w:p>
+    <w:p>
+      <w:pPr>
+        <w:keepNext w:val="0"/>
+        <w:keepLines w:val="0"/>
+        <w:pageBreakBefore w:val="0"/>
+        <w:widowControl/>
+        <w:kinsoku/>
+        <w:wordWrap/>
+        <w:overflowPunct/>
+        <w:topLinePunct w:val="0"/>
+        <w:autoSpaceDE/>
+        <w:autoSpaceDN/>
+        <w:bidi w:val="0"/>
+        <w:adjustRightInd/>
+        <w:snapToGrid/>
+        <w:spacing w:line="360" w:lineRule="auto"/>
+        <w:jc w:val="both"/>
+        <w:textAlignment w:val="auto"/>
+        <w:rPr>
+          <w:rFonts w:hint="default" w:ascii="Times New Roman" w:hAnsi="Times New Roman" w:cs="Times New Roman"/>
+          <w:b w:val="0"/>
+          <w:bCs/>
+          <w:sz w:val="28"/>
+          <w:szCs w:val="28"/>
+        </w:rPr>
+      </w:pPr>
+    </w:p>
+    <w:p>
+      <w:pPr>
+        <w:keepNext w:val="0"/>
+        <w:keepLines w:val="0"/>
+        <w:pageBreakBefore w:val="0"/>
+        <w:widowControl/>
+        <w:kinsoku/>
+        <w:wordWrap/>
+        <w:overflowPunct/>
+        <w:topLinePunct w:val="0"/>
+        <w:autoSpaceDE/>
+        <w:autoSpaceDN/>
+        <w:bidi w:val="0"/>
+        <w:adjustRightInd/>
+        <w:snapToGrid/>
+        <w:spacing w:line="360" w:lineRule="auto"/>
+        <w:jc w:val="both"/>
+        <w:textAlignment w:val="auto"/>
+        <w:rPr>
+          <w:rFonts w:hint="default" w:ascii="Times New Roman" w:hAnsi="Times New Roman" w:cs="Times New Roman"/>
+          <w:b w:val="0"/>
+          <w:bCs/>
+          <w:sz w:val="28"/>
+          <w:szCs w:val="28"/>
+        </w:rPr>
+      </w:pPr>
+    </w:p>
+    <w:p>
+      <w:pPr>
         <w:keepNext w:val="0"/>
         <w:keepLines w:val="0"/>
         <w:pageBreakBefore w:val="0"/>
@@ -47226,8 +54763,6 @@
         </w:rPr>
         <w:t>b</w:t>
       </w:r>
-      <w:bookmarkStart w:id="5" w:name="_GoBack"/>
-      <w:bookmarkEnd w:id="5"/>
       <w:r>
         <w:rPr>
           <w:rFonts w:hint="default" w:ascii="Times New Roman" w:hAnsi="Times New Roman" w:eastAsia="Arial" w:cs="Times New Roman"/>
@@ -51676,36 +59211,35 @@
           <w:i/>
           <w:iCs/>
           <w:szCs w:val="28"/>
+          <w:lang w:val="en-US"/>
+        </w:rPr>
+        <w:t xml:space="preserve">I </w:t>
+      </w:r>
+      <w:r>
+        <w:rPr>
+          <w:i/>
+          <w:iCs/>
+          <w:szCs w:val="28"/>
+        </w:rPr>
+        <w:t xml:space="preserve">+ </w:t>
+      </w:r>
+      <w:r>
+        <w:rPr>
+          <w:i/>
+          <w:iCs/>
+          <w:szCs w:val="28"/>
+          <w:lang w:val="en-US"/>
+        </w:rPr>
+        <w:t>E</w:t>
+      </w:r>
+      <w:r>
+        <w:rPr>
+          <w:i/>
+          <w:iCs/>
+          <w:szCs w:val="28"/>
           <w:vertAlign w:val="subscript"/>
           <w:lang w:val="en-US"/>
         </w:rPr>
-        <w:t>I</w:t>
-      </w:r>
-      <w:r>
-        <w:rPr>
-          <w:i/>
-          <w:iCs/>
-          <w:szCs w:val="28"/>
-        </w:rPr>
-        <w:t xml:space="preserve"> + </w:t>
-      </w:r>
-      <w:r>
-        <w:rPr>
-          <w:i/>
-          <w:iCs/>
-          <w:szCs w:val="28"/>
-          <w:lang w:val="en-US"/>
-        </w:rPr>
-        <w:t>E</w:t>
-      </w:r>
-      <w:r>
-        <w:rPr>
-          <w:i/>
-          <w:iCs/>
-          <w:szCs w:val="28"/>
-          <w:vertAlign w:val="subscript"/>
-          <w:lang w:val="en-US"/>
-        </w:rPr>
         <w:t>Wms</w:t>
       </w:r>
       <w:r>
@@ -51714,16 +59248,23 @@
           <w:i/>
           <w:iCs/>
           <w:szCs w:val="28"/>
-          <w:vertAlign w:val="subscript"/>
           <w:lang w:val="en-US"/>
         </w:rPr>
         <w:t>II</w:t>
       </w:r>
       <w:r>
         <w:rPr>
-          <w:szCs w:val="28"/>
-        </w:rPr>
-        <w:t xml:space="preserve"> = -</w:t>
+          <w:rFonts w:hint="default"/>
+          <w:szCs w:val="28"/>
+          <w:lang w:val="en-US"/>
+        </w:rPr>
+        <w:t xml:space="preserve"> </w:t>
+      </w:r>
+      <w:r>
+        <w:rPr>
+          <w:szCs w:val="28"/>
+        </w:rPr>
+        <w:t>= -</w:t>
       </w:r>
       <w:r>
         <w:rPr>
@@ -51877,62 +59418,61 @@
           <w:i/>
           <w:iCs/>
           <w:szCs w:val="28"/>
+          <w:lang w:val="en-US"/>
+        </w:rPr>
+        <w:t xml:space="preserve">I </w:t>
+      </w:r>
+      <w:r>
+        <w:rPr>
+          <w:rFonts w:hint="default" w:ascii="Times New Roman" w:hAnsi="Times New Roman" w:eastAsia="Arial" w:cs="Times New Roman"/>
+          <w:b w:val="0"/>
+          <w:bCs w:val="0"/>
+          <w:sz w:val="28"/>
+          <w:szCs w:val="28"/>
+          <w:u w:val="none"/>
+        </w:rPr>
+        <w:t>= -</w:t>
+      </w:r>
+      <w:r>
+        <w:rPr>
+          <w:rFonts w:hint="default" w:eastAsia="Arial" w:cs="Times New Roman"/>
+          <w:b w:val="0"/>
+          <w:bCs w:val="0"/>
+          <w:sz w:val="28"/>
+          <w:szCs w:val="28"/>
+          <w:u w:val="none"/>
+          <w:lang w:val="ru-RU"/>
+        </w:rPr>
+        <w:t>70</w:t>
+      </w:r>
+      <w:r>
+        <w:rPr>
+          <w:rFonts w:hint="default" w:ascii="Times New Roman" w:hAnsi="Times New Roman" w:eastAsia="Arial" w:cs="Times New Roman"/>
+          <w:b w:val="0"/>
+          <w:bCs w:val="0"/>
+          <w:sz w:val="28"/>
+          <w:szCs w:val="28"/>
+          <w:u w:val="none"/>
+        </w:rPr>
+        <w:t xml:space="preserve"> мкм (основное смещение), </w:t>
+      </w:r>
+      <w:r>
+        <w:rPr>
+          <w:i/>
+          <w:iCs/>
+          <w:szCs w:val="28"/>
+          <w:lang w:val="en-US"/>
+        </w:rPr>
+        <w:t>E</w:t>
+      </w:r>
+      <w:r>
+        <w:rPr>
+          <w:i/>
+          <w:iCs/>
+          <w:szCs w:val="28"/>
           <w:vertAlign w:val="subscript"/>
           <w:lang w:val="en-US"/>
         </w:rPr>
-        <w:t>I</w:t>
-      </w:r>
-      <w:r>
-        <w:rPr>
-          <w:rFonts w:hint="default" w:ascii="Times New Roman" w:hAnsi="Times New Roman" w:eastAsia="Arial" w:cs="Times New Roman"/>
-          <w:b w:val="0"/>
-          <w:bCs w:val="0"/>
-          <w:sz w:val="28"/>
-          <w:szCs w:val="28"/>
-          <w:u w:val="none"/>
-        </w:rPr>
-        <w:t xml:space="preserve"> = -</w:t>
-      </w:r>
-      <w:r>
-        <w:rPr>
-          <w:rFonts w:hint="default" w:eastAsia="Arial" w:cs="Times New Roman"/>
-          <w:b w:val="0"/>
-          <w:bCs w:val="0"/>
-          <w:sz w:val="28"/>
-          <w:szCs w:val="28"/>
-          <w:u w:val="none"/>
-          <w:lang w:val="ru-RU"/>
-        </w:rPr>
-        <w:t>70</w:t>
-      </w:r>
-      <w:r>
-        <w:rPr>
-          <w:rFonts w:hint="default" w:ascii="Times New Roman" w:hAnsi="Times New Roman" w:eastAsia="Arial" w:cs="Times New Roman"/>
-          <w:b w:val="0"/>
-          <w:bCs w:val="0"/>
-          <w:sz w:val="28"/>
-          <w:szCs w:val="28"/>
-          <w:u w:val="none"/>
-        </w:rPr>
-        <w:t xml:space="preserve"> мкм (основное смещение), </w:t>
-      </w:r>
-      <w:r>
-        <w:rPr>
-          <w:i/>
-          <w:iCs/>
-          <w:szCs w:val="28"/>
-          <w:lang w:val="en-US"/>
-        </w:rPr>
-        <w:t>E</w:t>
-      </w:r>
-      <w:r>
-        <w:rPr>
-          <w:i/>
-          <w:iCs/>
-          <w:szCs w:val="28"/>
-          <w:vertAlign w:val="subscript"/>
-          <w:lang w:val="en-US"/>
-        </w:rPr>
         <w:t>Wms</w:t>
       </w:r>
       <w:r>
@@ -51941,21 +59481,20 @@
           <w:i/>
           <w:iCs/>
           <w:szCs w:val="28"/>
-          <w:vertAlign w:val="subscript"/>
-          <w:lang w:val="en-US"/>
-        </w:rPr>
-        <w:t>II</w:t>
-      </w:r>
-      <w:r>
-        <w:rPr>
-          <w:rFonts w:hint="default" w:ascii="Times New Roman" w:hAnsi="Times New Roman" w:eastAsia="Arial" w:cs="Times New Roman"/>
-          <w:b w:val="0"/>
-          <w:bCs w:val="0"/>
-          <w:sz w:val="28"/>
-          <w:szCs w:val="28"/>
-          <w:u w:val="none"/>
-        </w:rPr>
-        <w:t xml:space="preserve"> = -1</w:t>
+          <w:lang w:val="en-US"/>
+        </w:rPr>
+        <w:t xml:space="preserve">II </w:t>
+      </w:r>
+      <w:r>
+        <w:rPr>
+          <w:rFonts w:hint="default" w:ascii="Times New Roman" w:hAnsi="Times New Roman" w:eastAsia="Arial" w:cs="Times New Roman"/>
+          <w:b w:val="0"/>
+          <w:bCs w:val="0"/>
+          <w:sz w:val="28"/>
+          <w:szCs w:val="28"/>
+          <w:u w:val="none"/>
+        </w:rPr>
+        <w:t>= -1</w:t>
       </w:r>
       <w:r>
         <w:rPr>
@@ -52280,6 +59819,8 @@
       </w:r>
       <w:r>
         <w:rPr>
+          <w:i/>
+          <w:iCs/>
           <w:sz w:val="28"/>
           <w:szCs w:val="28"/>
           <w:lang w:val="en-US"/>
@@ -52288,6 +59829,8 @@
       </w:r>
       <w:r>
         <w:rPr>
+          <w:i/>
+          <w:iCs/>
           <w:sz w:val="28"/>
           <w:szCs w:val="28"/>
           <w:vertAlign w:val="subscript"/>
@@ -52297,6 +59840,8 @@
       </w:r>
       <w:r>
         <w:rPr>
+          <w:i/>
+          <w:iCs/>
           <w:sz w:val="28"/>
           <w:szCs w:val="28"/>
         </w:rPr>
@@ -52304,6 +59849,8 @@
       </w:r>
       <w:r>
         <w:rPr>
+          <w:i/>
+          <w:iCs/>
           <w:sz w:val="28"/>
           <w:szCs w:val="28"/>
           <w:lang w:val="en-US"/>
@@ -52312,6 +59859,8 @@
       </w:r>
       <w:r>
         <w:rPr>
+          <w:i/>
+          <w:iCs/>
           <w:sz w:val="28"/>
           <w:szCs w:val="28"/>
           <w:vertAlign w:val="subscript"/>
@@ -52321,6 +59870,8 @@
       </w:r>
       <w:r>
         <w:rPr>
+          <w:i/>
+          <w:iCs/>
           <w:sz w:val="28"/>
           <w:szCs w:val="28"/>
         </w:rPr>
@@ -52328,6 +59879,8 @@
       </w:r>
       <w:r>
         <w:rPr>
+          <w:i/>
+          <w:iCs/>
           <w:sz w:val="28"/>
           <w:szCs w:val="28"/>
           <w:lang w:val="en-US"/>
@@ -52336,6 +59889,8 @@
       </w:r>
       <w:r>
         <w:rPr>
+          <w:i/>
+          <w:iCs/>
           <w:sz w:val="28"/>
           <w:szCs w:val="28"/>
           <w:vertAlign w:val="subscript"/>
@@ -53361,7 +60916,7 @@
           <w:szCs w:val="32"/>
         </w:rPr>
       </w:pPr>
-      <w:bookmarkStart w:id="4" w:name="_Toc224287367"/>
+      <w:bookmarkStart w:id="12" w:name="_Toc224287367"/>
     </w:p>
     <w:p/>
     <w:p>
@@ -53397,7 +60952,7 @@
         </w:rPr>
         <w:t>Технические нормативные правовые акты</w:t>
       </w:r>
-      <w:bookmarkEnd w:id="4"/>
+      <w:bookmarkEnd w:id="12"/>
     </w:p>
     <w:p>
       <w:pPr>
@@ -54397,7 +61952,7 @@
       <mc:AlternateContent>
         <mc:Choice Requires="wps">
           <w:drawing>
-            <wp:anchor distT="0" distB="0" distL="114300" distR="114300" simplePos="0" relativeHeight="251659264" behindDoc="0" locked="0" layoutInCell="1" allowOverlap="1">
+            <wp:anchor distT="0" distB="0" distL="114300" distR="114300" simplePos="0" relativeHeight="251660288" behindDoc="0" locked="0" layoutInCell="1" allowOverlap="1">
               <wp:simplePos x="0" y="0"/>
               <wp:positionH relativeFrom="margin">
                 <wp:align>right</wp:align>
@@ -54476,7 +62031,7 @@
         </mc:Choice>
         <mc:Fallback>
           <w:pict>
-            <v:shape id="_x0000_s1026" o:spid="_x0000_s1026" o:spt="202" type="#_x0000_t202" style="position:absolute;left:0pt;margin-top:0pt;height:144pt;width:144pt;mso-position-horizontal:right;mso-position-horizontal-relative:margin;mso-wrap-style:none;z-index:251659264;mso-width-relative:page;mso-height-relative:page;" filled="f" stroked="f" coordsize="21600,21600" o:gfxdata="UEsDBAoAAAAAAIdO4kAAAAAAAAAAAAAAAAAEAAAAZHJzL1BLAwQUAAAACACHTuJAs0lY7tAAAAAF&#10;AQAADwAAAGRycy9kb3ducmV2LnhtbE2PQUvDQBCF74L/YRmhN7tpKxJiNgVL06Ng48HjNjsm0d3Z&#10;sLtN4793FEEvwzze8OZ75XZ2VkwY4uBJwWqZgUBqvRmoU/DS1Lc5iJg0GW09oYJPjLCtrq9KXRh/&#10;oWecjqkTHEKx0Ar6lMZCytj26HRc+hGJvTcfnE4sQydN0BcOd1aus+xeOj0Qf+j1iLse24/j2SnY&#10;1U0TJozBvuKh3rw/Pd7hflZqcbPKHkAknNPfMXzjMzpUzHTyZzJRWAVcJP1M9tZ5zvL0u8iqlP/p&#10;qy9QSwMEFAAAAAgAh07iQANI9ulCAgAAcwQAAA4AAABkcnMvZTJvRG9jLnhtbK1US44TMRDdI3EH&#10;y3vSnSBGUZTOKEwUhBQxIw2IteN2p1vyT7aT7rCDo3AEpNmABFfI3Ijn/mTQwGIWLOJ+drleuV5V&#10;ZX7ZKEkOwvnK6IyORyklQnOTV3qX0Q/v1y+mlPjAdM6k0SKjR+Hp5eL5s3ltZ2JiSiNz4QhItJ/V&#10;NqNlCHaWJJ6XQjE/MlZoGAvjFAvYul2SO1aDXclkkqYXSW1cbp3hwnucrjoj7RndUwhNUVRcrAzf&#10;K6FDx+qEZAEp+bKyni7a1xaF4OG6KLwIRGYUmYZ2RRDgbVyTxZzNdo7ZsuL9E9hTnvAoJ8UqjaBn&#10;qhULjOxd9ReVqrgz3hRhxI1KukRaRZDFOH2kzW3JrGhzgdTenkX3/4+WvzvcOFLlGZ1QoplCwU9f&#10;T3en7/ef77+cfp6+4XdHTr/w+QEwiYLV1s/gd2vhGZrXpkEbDeceh1GHpnAqfpEhgR1yH89yiyYQ&#10;Hp2mk+k0hYnDNmzAnzy4W+fDG2EUiSCjDvVsZWaHjQ/d1eFKjKbNupKyranUpM7oxctXaetwtoBc&#10;asSISXSPjSg026bPbGvyIxJzpusVb/m6QvAN8+GGOTQHHozxCddYCmkQxPSIktK4T/86j/dRM1gp&#10;qdFsGdWYLUrkW41agjAMwA1gOwC9V1cG3TvGWFreQji4IAdYOKM+YqaWMQZMTHNEymgY4FXoGh4z&#10;ycVy2V7aW1ftys4BnWhZ2Ohby2OYKKS3y32AmK3GUaBOlV439GJbpX5uYrP/uW9vPfxXLH4DUEsD&#10;BAoAAAAAAIdO4kAAAAAAAAAAAAAAAAAGAAAAX3JlbHMvUEsDBBQAAAAIAIdO4kCKFGY80QAAAJQB&#10;AAALAAAAX3JlbHMvLnJlbHOlkMFqwzAMhu+DvYPRfXGawxijTi+j0GvpHsDYimMaW0Yy2fr28w6D&#10;ZfS2o36h7xP//vCZFrUiS6RsYNf1oDA78jEHA++X49MLKKk2e7tQRgM3FDiMjw/7My62tiOZYxHV&#10;KFkMzLWWV63FzZisdFQwt81EnGxtIwddrLvagHro+2fNvxkwbpjq5A3wyQ+gLrfSzH/YKTomoal2&#10;jpKmaYruHlUHtmWO7sg24Ru5RrMcsBrwLBoHalnXfgR9X7/7p97TRz7jutV+h4zrj1dvuhy/AFBL&#10;AwQUAAAACACHTuJAfublIPcAAADhAQAAEwAAAFtDb250ZW50X1R5cGVzXS54bWyVkUFOwzAQRfdI&#10;3MHyFiVOu0AIJemCtEtAqBxgZE8Si2RseUxob4+TthtEkVjaM/+/J7vcHMZBTBjYOqrkKi+kQNLO&#10;WOoq+b7fZQ9ScAQyMDjCSh6R5aa+vSn3R48sUpq4kn2M/lEp1j2OwLnzSGnSujBCTMfQKQ/6AzpU&#10;66K4V9pRRIpZnDtkXTbYwucQxfaQrk8mAQeW4um0OLMqCd4PVkNMpmoi84OSnQl5Si473FvPd0lD&#10;ql8J8+Q64Jx7SU8TrEHxCiE+w5g0lAmsjPuigFP+d8lsOXLm2tZqzJvATYq94XSxutaOa9c4/d/y&#10;7ZK6dKvlg+pvUEsBAhQAFAAAAAgAh07iQH7m5SD3AAAA4QEAABMAAAAAAAAAAQAgAAAAqwQAAFtD&#10;b250ZW50X1R5cGVzXS54bWxQSwECFAAKAAAAAACHTuJAAAAAAAAAAAAAAAAABgAAAAAAAAAAABAA&#10;AACNAwAAX3JlbHMvUEsBAhQAFAAAAAgAh07iQIoUZjzRAAAAlAEAAAsAAAAAAAAAAQAgAAAAsQMA&#10;AF9yZWxzLy5yZWxzUEsBAhQACgAAAAAAh07iQAAAAAAAAAAAAAAAAAQAAAAAAAAAAAAQAAAAAAAA&#10;AGRycy9QSwECFAAUAAAACACHTuJAs0lY7tAAAAAFAQAADwAAAAAAAAABACAAAAAiAAAAZHJzL2Rv&#10;d25yZXYueG1sUEsBAhQAFAAAAAgAh07iQANI9ulCAgAAcwQAAA4AAAAAAAAAAQAgAAAAHwEAAGRy&#10;cy9lMm9Eb2MueG1sUEsFBgAAAAAGAAYAWQEAANMFAAAAAA==&#10;">
+            <v:shape id="_x0000_s1026" o:spid="_x0000_s1026" o:spt="202" type="#_x0000_t202" style="position:absolute;left:0pt;margin-top:0pt;height:144pt;width:144pt;mso-position-horizontal:right;mso-position-horizontal-relative:margin;mso-wrap-style:none;z-index:251660288;mso-width-relative:page;mso-height-relative:page;" filled="f" stroked="f" coordsize="21600,21600" o:gfxdata="UEsDBAoAAAAAAIdO4kAAAAAAAAAAAAAAAAAEAAAAZHJzL1BLAwQUAAAACACHTuJAs0lY7tAAAAAF&#10;AQAADwAAAGRycy9kb3ducmV2LnhtbE2PQUvDQBCF74L/YRmhN7tpKxJiNgVL06Ng48HjNjsm0d3Z&#10;sLtN4793FEEvwzze8OZ75XZ2VkwY4uBJwWqZgUBqvRmoU/DS1Lc5iJg0GW09oYJPjLCtrq9KXRh/&#10;oWecjqkTHEKx0Ar6lMZCytj26HRc+hGJvTcfnE4sQydN0BcOd1aus+xeOj0Qf+j1iLse24/j2SnY&#10;1U0TJozBvuKh3rw/Pd7hflZqcbPKHkAknNPfMXzjMzpUzHTyZzJRWAVcJP1M9tZ5zvL0u8iqlP/p&#10;qy9QSwMEFAAAAAgAh07iQANI9ulCAgAAcwQAAA4AAABkcnMvZTJvRG9jLnhtbK1US44TMRDdI3EH&#10;y3vSnSBGUZTOKEwUhBQxIw2IteN2p1vyT7aT7rCDo3AEpNmABFfI3Ijn/mTQwGIWLOJ+drleuV5V&#10;ZX7ZKEkOwvnK6IyORyklQnOTV3qX0Q/v1y+mlPjAdM6k0SKjR+Hp5eL5s3ltZ2JiSiNz4QhItJ/V&#10;NqNlCHaWJJ6XQjE/MlZoGAvjFAvYul2SO1aDXclkkqYXSW1cbp3hwnucrjoj7RndUwhNUVRcrAzf&#10;K6FDx+qEZAEp+bKyni7a1xaF4OG6KLwIRGYUmYZ2RRDgbVyTxZzNdo7ZsuL9E9hTnvAoJ8UqjaBn&#10;qhULjOxd9ReVqrgz3hRhxI1KukRaRZDFOH2kzW3JrGhzgdTenkX3/4+WvzvcOFLlGZ1QoplCwU9f&#10;T3en7/ef77+cfp6+4XdHTr/w+QEwiYLV1s/gd2vhGZrXpkEbDeceh1GHpnAqfpEhgR1yH89yiyYQ&#10;Hp2mk+k0hYnDNmzAnzy4W+fDG2EUiSCjDvVsZWaHjQ/d1eFKjKbNupKyranUpM7oxctXaetwtoBc&#10;asSISXSPjSg026bPbGvyIxJzpusVb/m6QvAN8+GGOTQHHozxCddYCmkQxPSIktK4T/86j/dRM1gp&#10;qdFsGdWYLUrkW41agjAMwA1gOwC9V1cG3TvGWFreQji4IAdYOKM+YqaWMQZMTHNEymgY4FXoGh4z&#10;ycVy2V7aW1ftys4BnWhZ2Ohby2OYKKS3y32AmK3GUaBOlV439GJbpX5uYrP/uW9vPfxXLH4DUEsD&#10;BAoAAAAAAIdO4kAAAAAAAAAAAAAAAAAGAAAAX3JlbHMvUEsDBBQAAAAIAIdO4kCKFGY80QAAAJQB&#10;AAALAAAAX3JlbHMvLnJlbHOlkMFqwzAMhu+DvYPRfXGawxijTi+j0GvpHsDYimMaW0Yy2fr28w6D&#10;ZfS2o36h7xP//vCZFrUiS6RsYNf1oDA78jEHA++X49MLKKk2e7tQRgM3FDiMjw/7My62tiOZYxHV&#10;KFkMzLWWV63FzZisdFQwt81EnGxtIwddrLvagHro+2fNvxkwbpjq5A3wyQ+gLrfSzH/YKTomoal2&#10;jpKmaYruHlUHtmWO7sg24Ru5RrMcsBrwLBoHalnXfgR9X7/7p97TRz7jutV+h4zrj1dvuhy/AFBL&#10;AwQUAAAACACHTuJAfublIPcAAADhAQAAEwAAAFtDb250ZW50X1R5cGVzXS54bWyVkUFOwzAQRfdI&#10;3MHyFiVOu0AIJemCtEtAqBxgZE8Si2RseUxob4+TthtEkVjaM/+/J7vcHMZBTBjYOqrkKi+kQNLO&#10;WOoq+b7fZQ9ScAQyMDjCSh6R5aa+vSn3R48sUpq4kn2M/lEp1j2OwLnzSGnSujBCTMfQKQ/6AzpU&#10;66K4V9pRRIpZnDtkXTbYwucQxfaQrk8mAQeW4um0OLMqCd4PVkNMpmoi84OSnQl5Si473FvPd0lD&#10;ql8J8+Q64Jx7SU8TrEHxCiE+w5g0lAmsjPuigFP+d8lsOXLm2tZqzJvATYq94XSxutaOa9c4/d/y&#10;7ZK6dKvlg+pvUEsBAhQAFAAAAAgAh07iQH7m5SD3AAAA4QEAABMAAAAAAAAAAQAgAAAAqwQAAFtD&#10;b250ZW50X1R5cGVzXS54bWxQSwECFAAKAAAAAACHTuJAAAAAAAAAAAAAAAAABgAAAAAAAAAAABAA&#10;AACNAwAAX3JlbHMvUEsBAhQAFAAAAAgAh07iQIoUZjzRAAAAlAEAAAsAAAAAAAAAAQAgAAAAsQMA&#10;AF9yZWxzLy5yZWxzUEsBAhQACgAAAAAAh07iQAAAAAAAAAAAAAAAAAQAAAAAAAAAAAAQAAAAAAAA&#10;AGRycy9QSwECFAAUAAAACACHTuJAs0lY7tAAAAAFAQAADwAAAAAAAAABACAAAAAiAAAAZHJzL2Rv&#10;d25yZXYueG1sUEsBAhQAFAAAAAgAh07iQANI9ulCAgAAcwQAAA4AAAAAAAAAAQAgAAAAHwEAAGRy&#10;cy9lMm9Eb2MueG1sUEsFBgAAAAAGAAYAWQEAANMFAAAAAA==&#10;">
               <v:fill on="f" focussize="0,0"/>
               <v:stroke on="f" weight="0.5pt"/>
               <v:imagedata o:title=""/>
@@ -55316,6 +62871,10 @@
       <w:szCs w:val="20"/>
     </w:rPr>
   </w:style>
+  <w:style w:type="character" w:customStyle="1" w:styleId="15">
+    <w:name w:val="apple-converted-space"/>
+    <w:uiPriority w:val="0"/>
+  </w:style>
 </w:styles>
 </file>
 
